--- a/data/revised_2026-10_full/tracked/v2/Maths/SS3.1_Trigonometry_I/Mathematics_Trigonometry_I_CBE_LessonSequence_TRACKED.docx
+++ b/data/revised_2026-10_full/tracked/v2/Maths/SS3.1_Trigonometry_I/Mathematics_Trigonometry_I_CBE_LessonSequence_TRACKED.docx
@@ -427,10 +427,10 @@
               <w:spacing w:after="40" w:before="0"/>
               <w:jc w:val="left"/>
               <w:rPr>
-                <w:ins w:id="9002" w:author="Claude (AI) - proposed" w:date="2026-10-15T12:58:12Z"/>
-              </w:rPr>
-            </w:pPr>
-            <w:ins w:id="9001" w:author="Claude (AI) - proposed" w:date="2026-10-15T12:58:12Z">
+                <w:ins w:id="9002" w:author="Claude (AI) - proposed" w:date="2026-10-15T13:01:05Z"/>
+              </w:rPr>
+            </w:pPr>
+            <w:ins w:id="9001" w:author="Claude (AI) - proposed" w:date="2026-10-15T13:01:05Z">
               <w:r>
                 <w:rPr>
                   <w:rFonts w:ascii="Arial" w:cs="Arial" w:eastAsia="Arial" w:hAnsi="Arial"/>
@@ -452,10 +452,10 @@
               <w:spacing w:after="40" w:before="0"/>
               <w:jc w:val="left"/>
               <w:rPr>
-                <w:del w:id="9004" w:author="Claude (AI) - proposed" w:date="2026-10-15T12:58:12Z"/>
-              </w:rPr>
-            </w:pPr>
-            <w:del w:id="9003" w:author="Claude (AI) - proposed" w:date="2026-10-15T12:58:12Z">
+                <w:del w:id="9004" w:author="Claude (AI) - proposed" w:date="2026-10-15T13:01:05Z"/>
+              </w:rPr>
+            </w:pPr>
+            <w:del w:id="9003" w:author="Claude (AI) - proposed" w:date="2026-10-15T13:01:05Z">
               <w:r>
                 <w:rPr>
                   <w:rFonts w:ascii="Arial" w:cs="Arial" w:eastAsia="Arial" w:hAnsi="Arial"/>
@@ -525,10 +525,10 @@
               <w:ind w:left="360" w:hanging="180"/>
               <w:jc w:val="left"/>
               <w:rPr>
-                <w:del w:id="9006" w:author="Claude (AI) - proposed" w:date="2026-10-15T12:58:12Z"/>
-              </w:rPr>
-            </w:pPr>
-            <w:del w:id="9005" w:author="Claude (AI) - proposed" w:date="2026-10-15T12:58:12Z">
+                <w:del w:id="9006" w:author="Claude (AI) - proposed" w:date="2026-10-15T13:01:05Z"/>
+              </w:rPr>
+            </w:pPr>
+            <w:del w:id="9005" w:author="Claude (AI) - proposed" w:date="2026-10-15T13:01:05Z">
               <w:r>
                 <w:rPr>
                   <w:rFonts w:ascii="Arial" w:cs="Arial" w:eastAsia="Arial" w:hAnsi="Arial"/>
@@ -550,10 +550,10 @@
               <w:ind w:left="360" w:hanging="180"/>
               <w:jc w:val="left"/>
               <w:rPr>
-                <w:del w:id="9008" w:author="Claude (AI) - proposed" w:date="2026-10-15T12:58:12Z"/>
-              </w:rPr>
-            </w:pPr>
-            <w:del w:id="9007" w:author="Claude (AI) - proposed" w:date="2026-10-15T12:58:12Z">
+                <w:del w:id="9008" w:author="Claude (AI) - proposed" w:date="2026-10-15T13:01:05Z"/>
+              </w:rPr>
+            </w:pPr>
+            <w:del w:id="9007" w:author="Claude (AI) - proposed" w:date="2026-10-15T13:01:05Z">
               <w:r>
                 <w:rPr>
                   <w:rFonts w:ascii="Arial" w:cs="Arial" w:eastAsia="Arial" w:hAnsi="Arial"/>
@@ -575,10 +575,10 @@
               <w:ind w:left="360" w:hanging="180"/>
               <w:jc w:val="left"/>
               <w:rPr>
-                <w:del w:id="9010" w:author="Claude (AI) - proposed" w:date="2026-10-15T12:58:12Z"/>
-              </w:rPr>
-            </w:pPr>
-            <w:del w:id="9009" w:author="Claude (AI) - proposed" w:date="2026-10-15T12:58:12Z">
+                <w:del w:id="9010" w:author="Claude (AI) - proposed" w:date="2026-10-15T13:01:05Z"/>
+              </w:rPr>
+            </w:pPr>
+            <w:del w:id="9009" w:author="Claude (AI) - proposed" w:date="2026-10-15T13:01:05Z">
               <w:r>
                 <w:rPr>
                   <w:rFonts w:ascii="Arial" w:cs="Arial" w:eastAsia="Arial" w:hAnsi="Arial"/>
@@ -600,10 +600,10 @@
               <w:ind w:left="360" w:hanging="180"/>
               <w:jc w:val="left"/>
               <w:rPr>
-                <w:del w:id="9012" w:author="Claude (AI) - proposed" w:date="2026-10-15T12:58:12Z"/>
-              </w:rPr>
-            </w:pPr>
-            <w:del w:id="9011" w:author="Claude (AI) - proposed" w:date="2026-10-15T12:58:12Z">
+                <w:del w:id="9012" w:author="Claude (AI) - proposed" w:date="2026-10-15T13:01:05Z"/>
+              </w:rPr>
+            </w:pPr>
+            <w:del w:id="9011" w:author="Claude (AI) - proposed" w:date="2026-10-15T13:01:05Z">
               <w:r>
                 <w:rPr>
                   <w:rFonts w:ascii="Arial" w:cs="Arial" w:eastAsia="Arial" w:hAnsi="Arial"/>
@@ -625,10 +625,10 @@
               <w:ind w:left="360" w:hanging="180"/>
               <w:jc w:val="left"/>
               <w:rPr>
-                <w:del w:id="9014" w:author="Claude (AI) - proposed" w:date="2026-10-15T12:58:12Z"/>
-              </w:rPr>
-            </w:pPr>
-            <w:del w:id="9013" w:author="Claude (AI) - proposed" w:date="2026-10-15T12:58:12Z">
+                <w:del w:id="9014" w:author="Claude (AI) - proposed" w:date="2026-10-15T13:01:05Z"/>
+              </w:rPr>
+            </w:pPr>
+            <w:del w:id="9013" w:author="Claude (AI) - proposed" w:date="2026-10-15T13:01:05Z">
               <w:r>
                 <w:rPr>
                   <w:rFonts w:ascii="Arial" w:cs="Arial" w:eastAsia="Arial" w:hAnsi="Arial"/>
@@ -650,10 +650,10 @@
               <w:ind w:left="360" w:hanging="180"/>
               <w:jc w:val="left"/>
               <w:rPr>
-                <w:del w:id="9016" w:author="Claude (AI) - proposed" w:date="2026-10-15T12:58:12Z"/>
-              </w:rPr>
-            </w:pPr>
-            <w:del w:id="9015" w:author="Claude (AI) - proposed" w:date="2026-10-15T12:58:12Z">
+                <w:del w:id="9016" w:author="Claude (AI) - proposed" w:date="2026-10-15T13:01:05Z"/>
+              </w:rPr>
+            </w:pPr>
+            <w:del w:id="9015" w:author="Claude (AI) - proposed" w:date="2026-10-15T13:01:05Z">
               <w:r>
                 <w:rPr>
                   <w:rFonts w:ascii="Arial" w:cs="Arial" w:eastAsia="Arial" w:hAnsi="Arial"/>
@@ -688,7 +688,7 @@
               </w:rPr>
               <w:t xml:space="preserve">–  Trigonometric ratios of </w:t>
             </w:r>
-            <w:del w:id="9017" w:author="Claude (AI) - proposed" w:date="2026-10-15T12:58:12Z">
+            <w:del w:id="9017" w:author="Claude (AI) - proposed" w:date="2026-10-15T13:01:05Z">
               <w:r>
                 <w:rPr>
                   <w:rFonts w:ascii="Arial" w:cs="Arial" w:eastAsia="Arial" w:hAnsi="Arial"/>
@@ -703,7 +703,7 @@
                 <w:delText xml:space="preserve">complementary angles (sin θ = cos(90° − θ))</w:delText>
               </w:r>
             </w:del>
-            <w:ins w:id="9018" w:author="Claude (AI) - proposed" w:date="2026-10-15T12:58:12Z">
+            <w:ins w:id="9018" w:author="Claude (AI) - proposed" w:date="2026-10-15T13:01:05Z">
               <w:r>
                 <w:rPr>
                   <w:rFonts w:ascii="Arial" w:cs="Arial" w:eastAsia="Arial" w:hAnsi="Arial"/>
@@ -725,10 +725,10 @@
               <w:ind w:left="360" w:hanging="180"/>
               <w:jc w:val="left"/>
               <w:rPr>
-                <w:ins w:id="9020" w:author="Claude (AI) - proposed" w:date="2026-10-15T12:58:12Z"/>
-              </w:rPr>
-            </w:pPr>
-            <w:ins w:id="9019" w:author="Claude (AI) - proposed" w:date="2026-10-15T12:58:12Z">
+                <w:ins w:id="9020" w:author="Claude (AI) - proposed" w:date="2026-10-15T13:01:05Z"/>
+              </w:rPr>
+            </w:pPr>
+            <w:ins w:id="9019" w:author="Claude (AI) - proposed" w:date="2026-10-15T13:01:05Z">
               <w:r>
                 <w:rPr>
                   <w:rFonts w:ascii="Arial" w:cs="Arial" w:eastAsia="Arial" w:hAnsi="Arial"/>
@@ -750,10 +750,10 @@
               <w:ind w:left="360" w:hanging="180"/>
               <w:jc w:val="left"/>
               <w:rPr>
-                <w:ins w:id="9022" w:author="Claude (AI) - proposed" w:date="2026-10-15T12:58:12Z"/>
-              </w:rPr>
-            </w:pPr>
-            <w:ins w:id="9021" w:author="Claude (AI) - proposed" w:date="2026-10-15T12:58:12Z">
+                <w:ins w:id="9022" w:author="Claude (AI) - proposed" w:date="2026-10-15T13:01:05Z"/>
+              </w:rPr>
+            </w:pPr>
+            <w:ins w:id="9021" w:author="Claude (AI) - proposed" w:date="2026-10-15T13:01:05Z">
               <w:r>
                 <w:rPr>
                   <w:rFonts w:ascii="Arial" w:cs="Arial" w:eastAsia="Arial" w:hAnsi="Arial"/>
@@ -775,10 +775,10 @@
               <w:ind w:left="360" w:hanging="180"/>
               <w:jc w:val="left"/>
               <w:rPr>
-                <w:del w:id="9024" w:author="Claude (AI) - proposed" w:date="2026-10-15T12:58:12Z"/>
-              </w:rPr>
-            </w:pPr>
-            <w:del w:id="9023" w:author="Claude (AI) - proposed" w:date="2026-10-15T12:58:12Z">
+                <w:del w:id="9024" w:author="Claude (AI) - proposed" w:date="2026-10-15T13:01:05Z"/>
+              </w:rPr>
+            </w:pPr>
+            <w:del w:id="9023" w:author="Claude (AI) - proposed" w:date="2026-10-15T13:01:05Z">
               <w:r>
                 <w:rPr>
                   <w:rFonts w:ascii="Arial" w:cs="Arial" w:eastAsia="Arial" w:hAnsi="Arial"/>
@@ -800,10 +800,10 @@
               <w:ind w:left="360" w:hanging="180"/>
               <w:jc w:val="left"/>
               <w:rPr>
-                <w:del w:id="9026" w:author="Claude (AI) - proposed" w:date="2026-10-15T12:58:12Z"/>
-              </w:rPr>
-            </w:pPr>
-            <w:del w:id="9025" w:author="Claude (AI) - proposed" w:date="2026-10-15T12:58:12Z">
+                <w:del w:id="9026" w:author="Claude (AI) - proposed" w:date="2026-10-15T13:01:05Z"/>
+              </w:rPr>
+            </w:pPr>
+            <w:del w:id="9025" w:author="Claude (AI) - proposed" w:date="2026-10-15T13:01:05Z">
               <w:r>
                 <w:rPr>
                   <w:rFonts w:ascii="Arial" w:cs="Arial" w:eastAsia="Arial" w:hAnsi="Arial"/>
@@ -825,7 +825,7 @@
               <w:ind w:left="360" w:hanging="180"/>
               <w:jc w:val="left"/>
             </w:pPr>
-            <w:del w:id="9027" w:author="Claude (AI) - proposed" w:date="2026-10-15T12:58:12Z">
+            <w:del w:id="9027" w:author="Claude (AI) - proposed" w:date="2026-10-15T13:01:05Z">
               <w:r>
                 <w:rPr>
                   <w:rFonts w:ascii="Arial" w:cs="Arial" w:eastAsia="Arial" w:hAnsi="Arial"/>
@@ -840,7 +840,7 @@
                 <w:delText xml:space="preserve">–  Application of trigonometry in real-life situations (heights, distances, surveying)</w:delText>
               </w:r>
             </w:del>
-            <w:ins w:id="9028" w:author="Claude (AI) - proposed" w:date="2026-10-15T12:58:12Z">
+            <w:ins w:id="9028" w:author="Claude (AI) - proposed" w:date="2026-10-15T13:01:05Z">
               <w:r>
                 <w:rPr>
                   <w:rFonts w:ascii="Arial" w:cs="Arial" w:eastAsia="Arial" w:hAnsi="Arial"/>
@@ -923,7 +923,7 @@
               </w:rPr>
               <w:t xml:space="preserve">By the end of the sub</w:t>
             </w:r>
-            <w:del w:id="9029" w:author="Claude (AI) - proposed" w:date="2026-10-15T12:58:12Z">
+            <w:del w:id="9029" w:author="Claude (AI) - proposed" w:date="2026-10-15T13:01:05Z">
               <w:r>
                 <w:rPr>
                   <w:rFonts w:ascii="Arial" w:cs="Arial" w:eastAsia="Arial" w:hAnsi="Arial"/>
@@ -938,7 +938,7 @@
                 <w:delText xml:space="preserve">-</w:delText>
               </w:r>
             </w:del>
-            <w:ins w:id="9030" w:author="Claude (AI) - proposed" w:date="2026-10-15T12:58:12Z">
+            <w:ins w:id="9030" w:author="Claude (AI) - proposed" w:date="2026-10-15T13:01:05Z">
               <w:r>
                 <w:rPr>
                   <w:rFonts w:ascii="Arial" w:cs="Arial" w:eastAsia="Arial" w:hAnsi="Arial"/>
@@ -973,10 +973,10 @@
               <w:spacing w:after="40" w:before="0"/>
               <w:jc w:val="left"/>
               <w:rPr>
-                <w:del w:id="9032" w:author="Claude (AI) - proposed" w:date="2026-10-15T12:58:12Z"/>
-              </w:rPr>
-            </w:pPr>
-            <w:del w:id="9031" w:author="Claude (AI) - proposed" w:date="2026-10-15T12:58:12Z">
+                <w:del w:id="9032" w:author="Claude (AI) - proposed" w:date="2026-10-15T13:01:05Z"/>
+              </w:rPr>
+            </w:pPr>
+            <w:del w:id="9031" w:author="Claude (AI) - proposed" w:date="2026-10-15T13:01:05Z">
               <w:r>
                 <w:rPr>
                   <w:rFonts w:ascii="Arial" w:cs="Arial" w:eastAsia="Arial" w:hAnsi="Arial"/>
@@ -998,7 +998,7 @@
               <w:spacing w:after="40" w:before="0"/>
               <w:jc w:val="left"/>
             </w:pPr>
-            <w:del w:id="9033" w:author="Claude (AI) - proposed" w:date="2026-10-15T12:58:12Z">
+            <w:del w:id="9033" w:author="Claude (AI) - proposed" w:date="2026-10-15T13:01:05Z">
               <w:r>
                 <w:rPr>
                   <w:rFonts w:ascii="Arial" w:cs="Arial" w:eastAsia="Arial" w:hAnsi="Arial"/>
@@ -1013,7 +1013,7 @@
                 <w:delText xml:space="preserve">b</w:delText>
               </w:r>
             </w:del>
-            <w:ins w:id="9034" w:author="Claude (AI) - proposed" w:date="2026-10-15T12:58:12Z">
+            <w:ins w:id="9034" w:author="Claude (AI) - proposed" w:date="2026-10-15T13:01:05Z">
               <w:r>
                 <w:rPr>
                   <w:rFonts w:ascii="Arial" w:cs="Arial" w:eastAsia="Arial" w:hAnsi="Arial"/>
@@ -1041,7 +1041,7 @@
               </w:rPr>
               <w:t xml:space="preserve">) determine trigonometric ratios of acute angles </w:t>
             </w:r>
-            <w:del w:id="9035" w:author="Claude (AI) - proposed" w:date="2026-10-15T12:58:12Z">
+            <w:del w:id="9035" w:author="Claude (AI) - proposed" w:date="2026-10-15T13:01:05Z">
               <w:r>
                 <w:rPr>
                   <w:rFonts w:ascii="Arial" w:cs="Arial" w:eastAsia="Arial" w:hAnsi="Arial"/>
@@ -1056,7 +1056,7 @@
                 <w:delText xml:space="preserve">using mathematical tables</w:delText>
               </w:r>
             </w:del>
-            <w:ins w:id="9036" w:author="Claude (AI) - proposed" w:date="2026-10-15T12:58:12Z">
+            <w:ins w:id="9036" w:author="Claude (AI) - proposed" w:date="2026-10-15T13:01:05Z">
               <w:r>
                 <w:rPr>
                   <w:rFonts w:ascii="Arial" w:cs="Arial" w:eastAsia="Arial" w:hAnsi="Arial"/>
@@ -1091,10 +1091,10 @@
               <w:spacing w:after="40" w:before="0"/>
               <w:jc w:val="left"/>
               <w:rPr>
-                <w:ins w:id="9038" w:author="Claude (AI) - proposed" w:date="2026-10-15T12:58:12Z"/>
-              </w:rPr>
-            </w:pPr>
-            <w:ins w:id="9037" w:author="Claude (AI) - proposed" w:date="2026-10-15T12:58:12Z">
+                <w:ins w:id="9038" w:author="Claude (AI) - proposed" w:date="2026-10-15T13:01:05Z"/>
+              </w:rPr>
+            </w:pPr>
+            <w:ins w:id="9037" w:author="Claude (AI) - proposed" w:date="2026-10-15T13:01:05Z">
               <w:r>
                 <w:rPr>
                   <w:rFonts w:ascii="Arial" w:cs="Arial" w:eastAsia="Arial" w:hAnsi="Arial"/>
@@ -1116,10 +1116,10 @@
               <w:spacing w:after="40" w:before="0"/>
               <w:jc w:val="left"/>
               <w:rPr>
-                <w:del w:id="9040" w:author="Claude (AI) - proposed" w:date="2026-10-15T12:58:12Z"/>
-              </w:rPr>
-            </w:pPr>
-            <w:del w:id="9039" w:author="Claude (AI) - proposed" w:date="2026-10-15T12:58:12Z">
+                <w:del w:id="9040" w:author="Claude (AI) - proposed" w:date="2026-10-15T13:01:05Z"/>
+              </w:rPr>
+            </w:pPr>
+            <w:del w:id="9039" w:author="Claude (AI) - proposed" w:date="2026-10-15T13:01:05Z">
               <w:r>
                 <w:rPr>
                   <w:rFonts w:ascii="Arial" w:cs="Arial" w:eastAsia="Arial" w:hAnsi="Arial"/>
@@ -1141,7 +1141,7 @@
               <w:spacing w:after="40" w:before="0"/>
               <w:jc w:val="left"/>
             </w:pPr>
-            <w:del w:id="9041" w:author="Claude (AI) - proposed" w:date="2026-10-15T12:58:12Z">
+            <w:del w:id="9041" w:author="Claude (AI) - proposed" w:date="2026-10-15T13:01:05Z">
               <w:r>
                 <w:rPr>
                   <w:rFonts w:ascii="Arial" w:cs="Arial" w:eastAsia="Arial" w:hAnsi="Arial"/>
@@ -1156,7 +1156,7 @@
                 <w:delText xml:space="preserve">d) establish the relationship between</w:delText>
               </w:r>
             </w:del>
-            <w:ins w:id="9042" w:author="Claude (AI) - proposed" w:date="2026-10-15T12:58:12Z">
+            <w:ins w:id="9042" w:author="Claude (AI) - proposed" w:date="2026-10-15T13:01:05Z">
               <w:r>
                 <w:rPr>
                   <w:rFonts w:ascii="Arial" w:cs="Arial" w:eastAsia="Arial" w:hAnsi="Arial"/>
@@ -1184,7 +1184,7 @@
               </w:rPr>
               <w:t xml:space="preserve"> sine, cosine and tangent of acute angles</w:t>
             </w:r>
-            <w:del w:id="9043" w:author="Claude (AI) - proposed" w:date="2026-10-15T12:58:12Z">
+            <w:del w:id="9043" w:author="Claude (AI) - proposed" w:date="2026-10-15T13:01:05Z">
               <w:r>
                 <w:rPr>
                   <w:rFonts w:ascii="Arial" w:cs="Arial" w:eastAsia="Arial" w:hAnsi="Arial"/>
@@ -1219,10 +1219,10 @@
               <w:spacing w:after="40" w:before="0"/>
               <w:jc w:val="left"/>
               <w:rPr>
-                <w:del w:id="9045" w:author="Claude (AI) - proposed" w:date="2026-10-15T12:58:12Z"/>
-              </w:rPr>
-            </w:pPr>
-            <w:del w:id="9044" w:author="Claude (AI) - proposed" w:date="2026-10-15T12:58:12Z">
+                <w:del w:id="9045" w:author="Claude (AI) - proposed" w:date="2026-10-15T13:01:05Z"/>
+              </w:rPr>
+            </w:pPr>
+            <w:del w:id="9044" w:author="Claude (AI) - proposed" w:date="2026-10-15T13:01:05Z">
               <w:r>
                 <w:rPr>
                   <w:rFonts w:ascii="Arial" w:cs="Arial" w:eastAsia="Arial" w:hAnsi="Arial"/>
@@ -1244,7 +1244,7 @@
               <w:spacing w:after="40" w:before="0"/>
               <w:jc w:val="left"/>
             </w:pPr>
-            <w:del w:id="9046" w:author="Claude (AI) - proposed" w:date="2026-10-15T12:58:12Z">
+            <w:del w:id="9046" w:author="Claude (AI) - proposed" w:date="2026-10-15T13:01:05Z">
               <w:r>
                 <w:rPr>
                   <w:rFonts w:ascii="Arial" w:cs="Arial" w:eastAsia="Arial" w:hAnsi="Arial"/>
@@ -1259,7 +1259,7 @@
                 <w:delText xml:space="preserve">f) derive and recall exact trigonometric ratios for special angles (0°,</w:delText>
               </w:r>
             </w:del>
-            <w:ins w:id="9047" w:author="Claude (AI) - proposed" w:date="2026-10-15T12:58:12Z">
+            <w:ins w:id="9047" w:author="Claude (AI) - proposed" w:date="2026-10-15T13:01:05Z">
               <w:r>
                 <w:rPr>
                   <w:rFonts w:ascii="Arial" w:cs="Arial" w:eastAsia="Arial" w:hAnsi="Arial"/>
@@ -1287,7 +1287,7 @@
               </w:rPr>
               <w:t xml:space="preserve"> 30°, 45°, 60°</w:t>
             </w:r>
-            <w:del w:id="9048" w:author="Claude (AI) - proposed" w:date="2026-10-15T12:58:12Z">
+            <w:del w:id="9048" w:author="Claude (AI) - proposed" w:date="2026-10-15T13:01:05Z">
               <w:r>
                 <w:rPr>
                   <w:rFonts w:ascii="Arial" w:cs="Arial" w:eastAsia="Arial" w:hAnsi="Arial"/>
@@ -1302,7 +1302,7 @@
                 <w:delText xml:space="preserve">, 90°)</w:delText>
               </w:r>
             </w:del>
-            <w:ins w:id="9049" w:author="Claude (AI) - proposed" w:date="2026-10-15T12:58:12Z">
+            <w:ins w:id="9049" w:author="Claude (AI) - proposed" w:date="2026-10-15T13:01:05Z">
               <w:r>
                 <w:rPr>
                   <w:rFonts w:ascii="Arial" w:cs="Arial" w:eastAsia="Arial" w:hAnsi="Arial"/>
@@ -1337,10 +1337,10 @@
               <w:spacing w:after="40" w:before="0"/>
               <w:jc w:val="left"/>
               <w:rPr>
-                <w:del w:id="9051" w:author="Claude (AI) - proposed" w:date="2026-10-15T12:58:12Z"/>
-              </w:rPr>
-            </w:pPr>
-            <w:del w:id="9050" w:author="Claude (AI) - proposed" w:date="2026-10-15T12:58:12Z">
+                <w:del w:id="9051" w:author="Claude (AI) - proposed" w:date="2026-10-15T13:01:05Z"/>
+              </w:rPr>
+            </w:pPr>
+            <w:del w:id="9050" w:author="Claude (AI) - proposed" w:date="2026-10-15T13:01:05Z">
               <w:r>
                 <w:rPr>
                   <w:rFonts w:ascii="Arial" w:cs="Arial" w:eastAsia="Arial" w:hAnsi="Arial"/>
@@ -1362,7 +1362,7 @@
               <w:spacing w:after="40" w:before="0"/>
               <w:jc w:val="left"/>
             </w:pPr>
-            <w:del w:id="9052" w:author="Claude (AI) - proposed" w:date="2026-10-15T12:58:12Z">
+            <w:del w:id="9052" w:author="Claude (AI) - proposed" w:date="2026-10-15T13:01:05Z">
               <w:r>
                 <w:rPr>
                   <w:rFonts w:ascii="Arial" w:cs="Arial" w:eastAsia="Arial" w:hAnsi="Arial"/>
@@ -1377,7 +1377,7 @@
                 <w:delText xml:space="preserve">h</w:delText>
               </w:r>
             </w:del>
-            <w:ins w:id="9053" w:author="Claude (AI) - proposed" w:date="2026-10-15T12:58:12Z">
+            <w:ins w:id="9053" w:author="Claude (AI) - proposed" w:date="2026-10-15T13:01:05Z">
               <w:r>
                 <w:rPr>
                   <w:rFonts w:ascii="Arial" w:cs="Arial" w:eastAsia="Arial" w:hAnsi="Arial"/>
@@ -1405,7 +1405,7 @@
               </w:rPr>
               <w:t xml:space="preserve">) apply trigonometric ratios to </w:t>
             </w:r>
-            <w:del w:id="9054" w:author="Claude (AI) - proposed" w:date="2026-10-15T12:58:12Z">
+            <w:del w:id="9054" w:author="Claude (AI) - proposed" w:date="2026-10-15T13:01:05Z">
               <w:r>
                 <w:rPr>
                   <w:rFonts w:ascii="Arial" w:cs="Arial" w:eastAsia="Arial" w:hAnsi="Arial"/>
@@ -1420,7 +1420,7 @@
                 <w:delText xml:space="preserve">solve problems involving heights and distances in real-life Kenyan contexts</w:delText>
               </w:r>
             </w:del>
-            <w:ins w:id="9055" w:author="Claude (AI) - proposed" w:date="2026-10-15T12:58:12Z">
+            <w:ins w:id="9055" w:author="Claude (AI) - proposed" w:date="2026-10-15T13:01:05Z">
               <w:r>
                 <w:rPr>
                   <w:rFonts w:ascii="Arial" w:cs="Arial" w:eastAsia="Arial" w:hAnsi="Arial"/>
@@ -1455,10 +1455,10 @@
               <w:spacing w:after="40" w:before="0"/>
               <w:jc w:val="left"/>
               <w:rPr>
-                <w:ins w:id="9057" w:author="Claude (AI) - proposed" w:date="2026-10-15T12:58:12Z"/>
-              </w:rPr>
-            </w:pPr>
-            <w:ins w:id="9056" w:author="Claude (AI) - proposed" w:date="2026-10-15T12:58:12Z">
+                <w:ins w:id="9057" w:author="Claude (AI) - proposed" w:date="2026-10-15T13:01:05Z"/>
+              </w:rPr>
+            </w:pPr>
+            <w:ins w:id="9056" w:author="Claude (AI) - proposed" w:date="2026-10-15T13:01:05Z">
               <w:r>
                 <w:rPr>
                   <w:rFonts w:ascii="Arial" w:cs="Arial" w:eastAsia="Arial" w:hAnsi="Arial"/>
@@ -1480,10 +1480,10 @@
               <w:spacing w:after="40" w:before="0"/>
               <w:jc w:val="left"/>
               <w:rPr>
-                <w:ins w:id="9059" w:author="Claude (AI) - proposed" w:date="2026-10-15T12:58:12Z"/>
-              </w:rPr>
-            </w:pPr>
-            <w:ins w:id="9058" w:author="Claude (AI) - proposed" w:date="2026-10-15T12:58:12Z">
+                <w:ins w:id="9059" w:author="Claude (AI) - proposed" w:date="2026-10-15T13:01:05Z"/>
+              </w:rPr>
+            </w:pPr>
+            <w:ins w:id="9058" w:author="Claude (AI) - proposed" w:date="2026-10-15T13:01:05Z">
               <w:r>
                 <w:rPr>
                   <w:rFonts w:ascii="Arial" w:cs="Arial" w:eastAsia="Arial" w:hAnsi="Arial"/>
@@ -1505,10 +1505,10 @@
               <w:spacing w:after="40" w:before="0"/>
               <w:jc w:val="left"/>
               <w:rPr>
-                <w:ins w:id="9061" w:author="Claude (AI) - proposed" w:date="2026-10-15T12:58:12Z"/>
-              </w:rPr>
-            </w:pPr>
-            <w:ins w:id="9060" w:author="Claude (AI) - proposed" w:date="2026-10-15T12:58:12Z">
+                <w:ins w:id="9061" w:author="Claude (AI) - proposed" w:date="2026-10-15T13:01:05Z"/>
+              </w:rPr>
+            </w:pPr>
+            <w:ins w:id="9060" w:author="Claude (AI) - proposed" w:date="2026-10-15T13:01:05Z">
               <w:r>
                 <w:rPr>
                   <w:rFonts w:ascii="Arial" w:cs="Arial" w:eastAsia="Arial" w:hAnsi="Arial"/>
@@ -1530,10 +1530,10 @@
               <w:spacing w:after="40" w:before="0"/>
               <w:jc w:val="left"/>
               <w:rPr>
-                <w:del w:id="9063" w:author="Claude (AI) - proposed" w:date="2026-10-15T12:58:12Z"/>
-              </w:rPr>
-            </w:pPr>
-            <w:del w:id="9062" w:author="Claude (AI) - proposed" w:date="2026-10-15T12:58:12Z">
+                <w:del w:id="9063" w:author="Claude (AI) - proposed" w:date="2026-10-15T13:01:05Z"/>
+              </w:rPr>
+            </w:pPr>
+            <w:del w:id="9062" w:author="Claude (AI) - proposed" w:date="2026-10-15T13:01:05Z">
               <w:r>
                 <w:rPr>
                   <w:rFonts w:ascii="Arial" w:cs="Arial" w:eastAsia="Arial" w:hAnsi="Arial"/>
@@ -1603,10 +1603,10 @@
               <w:ind w:left="360" w:hanging="180"/>
               <w:jc w:val="left"/>
               <w:rPr>
-                <w:ins w:id="9065" w:author="Claude (AI) - proposed" w:date="2026-10-15T12:58:12Z"/>
-              </w:rPr>
-            </w:pPr>
-            <w:ins w:id="9064" w:author="Claude (AI) - proposed" w:date="2026-10-15T12:58:12Z">
+                <w:ins w:id="9065" w:author="Claude (AI) - proposed" w:date="2026-10-15T13:01:05Z"/>
+              </w:rPr>
+            </w:pPr>
+            <w:ins w:id="9064" w:author="Claude (AI) - proposed" w:date="2026-10-15T13:01:05Z">
               <w:r>
                 <w:rPr>
                   <w:rFonts w:ascii="Arial" w:cs="Arial" w:eastAsia="Arial" w:hAnsi="Arial"/>
@@ -1628,10 +1628,10 @@
               <w:ind w:left="360" w:hanging="180"/>
               <w:jc w:val="left"/>
               <w:rPr>
-                <w:ins w:id="9067" w:author="Claude (AI) - proposed" w:date="2026-10-15T12:58:12Z"/>
-              </w:rPr>
-            </w:pPr>
-            <w:ins w:id="9066" w:author="Claude (AI) - proposed" w:date="2026-10-15T12:58:12Z">
+                <w:ins w:id="9067" w:author="Claude (AI) - proposed" w:date="2026-10-15T13:01:05Z"/>
+              </w:rPr>
+            </w:pPr>
+            <w:ins w:id="9066" w:author="Claude (AI) - proposed" w:date="2026-10-15T13:01:05Z">
               <w:r>
                 <w:rPr>
                   <w:rFonts w:ascii="Arial" w:cs="Arial" w:eastAsia="Arial" w:hAnsi="Arial"/>
@@ -1653,10 +1653,10 @@
               <w:ind w:left="360" w:hanging="180"/>
               <w:jc w:val="left"/>
               <w:rPr>
-                <w:ins w:id="9069" w:author="Claude (AI) - proposed" w:date="2026-10-15T12:58:12Z"/>
-              </w:rPr>
-            </w:pPr>
-            <w:ins w:id="9068" w:author="Claude (AI) - proposed" w:date="2026-10-15T12:58:12Z">
+                <w:ins w:id="9069" w:author="Claude (AI) - proposed" w:date="2026-10-15T13:01:05Z"/>
+              </w:rPr>
+            </w:pPr>
+            <w:ins w:id="9068" w:author="Claude (AI) - proposed" w:date="2026-10-15T13:01:05Z">
               <w:r>
                 <w:rPr>
                   <w:rFonts w:ascii="Arial" w:cs="Arial" w:eastAsia="Arial" w:hAnsi="Arial"/>
@@ -1678,10 +1678,10 @@
               <w:spacing w:after="40" w:before="0"/>
               <w:jc w:val="left"/>
               <w:rPr>
-                <w:ins w:id="9071" w:author="Claude (AI) - proposed" w:date="2026-10-15T12:58:12Z"/>
-              </w:rPr>
-            </w:pPr>
-            <w:ins w:id="9070" w:author="Claude (AI) - proposed" w:date="2026-10-15T12:58:12Z">
+                <w:ins w:id="9071" w:author="Claude (AI) - proposed" w:date="2026-10-15T13:01:05Z"/>
+              </w:rPr>
+            </w:pPr>
+            <w:ins w:id="9070" w:author="Claude (AI) - proposed" w:date="2026-10-15T13:01:05Z">
               <w:r>
                 <w:rPr>
                   <w:rFonts w:ascii="Arial" w:cs="Arial" w:eastAsia="Arial" w:hAnsi="Arial"/>
@@ -1703,10 +1703,10 @@
               <w:ind w:left="360" w:hanging="180"/>
               <w:jc w:val="left"/>
               <w:rPr>
-                <w:del w:id="9073" w:author="Claude (AI) - proposed" w:date="2026-10-15T12:58:12Z"/>
-              </w:rPr>
-            </w:pPr>
-            <w:del w:id="9072" w:author="Claude (AI) - proposed" w:date="2026-10-15T12:58:12Z">
+                <w:del w:id="9073" w:author="Claude (AI) - proposed" w:date="2026-10-15T13:01:05Z"/>
+              </w:rPr>
+            </w:pPr>
+            <w:del w:id="9072" w:author="Claude (AI) - proposed" w:date="2026-10-15T13:01:05Z">
               <w:r>
                 <w:rPr>
                   <w:rFonts w:ascii="Arial" w:cs="Arial" w:eastAsia="Arial" w:hAnsi="Arial"/>
@@ -1728,10 +1728,10 @@
               <w:ind w:left="360" w:hanging="180"/>
               <w:jc w:val="left"/>
               <w:rPr>
-                <w:del w:id="9075" w:author="Claude (AI) - proposed" w:date="2026-10-15T12:58:12Z"/>
-              </w:rPr>
-            </w:pPr>
-            <w:del w:id="9074" w:author="Claude (AI) - proposed" w:date="2026-10-15T12:58:12Z">
+                <w:del w:id="9075" w:author="Claude (AI) - proposed" w:date="2026-10-15T13:01:05Z"/>
+              </w:rPr>
+            </w:pPr>
+            <w:del w:id="9074" w:author="Claude (AI) - proposed" w:date="2026-10-15T13:01:05Z">
               <w:r>
                 <w:rPr>
                   <w:rFonts w:ascii="Arial" w:cs="Arial" w:eastAsia="Arial" w:hAnsi="Arial"/>
@@ -1753,10 +1753,10 @@
               <w:ind w:left="360" w:hanging="180"/>
               <w:jc w:val="left"/>
               <w:rPr>
-                <w:del w:id="9077" w:author="Claude (AI) - proposed" w:date="2026-10-15T12:58:12Z"/>
-              </w:rPr>
-            </w:pPr>
-            <w:del w:id="9076" w:author="Claude (AI) - proposed" w:date="2026-10-15T12:58:12Z">
+                <w:del w:id="9077" w:author="Claude (AI) - proposed" w:date="2026-10-15T13:01:05Z"/>
+              </w:rPr>
+            </w:pPr>
+            <w:del w:id="9076" w:author="Claude (AI) - proposed" w:date="2026-10-15T13:01:05Z">
               <w:r>
                 <w:rPr>
                   <w:rFonts w:ascii="Arial" w:cs="Arial" w:eastAsia="Arial" w:hAnsi="Arial"/>
@@ -1778,10 +1778,10 @@
               <w:ind w:left="360" w:hanging="180"/>
               <w:jc w:val="left"/>
               <w:rPr>
-                <w:del w:id="9079" w:author="Claude (AI) - proposed" w:date="2026-10-15T12:58:12Z"/>
-              </w:rPr>
-            </w:pPr>
-            <w:del w:id="9078" w:author="Claude (AI) - proposed" w:date="2026-10-15T12:58:12Z">
+                <w:del w:id="9079" w:author="Claude (AI) - proposed" w:date="2026-10-15T13:01:05Z"/>
+              </w:rPr>
+            </w:pPr>
+            <w:del w:id="9078" w:author="Claude (AI) - proposed" w:date="2026-10-15T13:01:05Z">
               <w:r>
                 <w:rPr>
                   <w:rFonts w:ascii="Arial" w:cs="Arial" w:eastAsia="Arial" w:hAnsi="Arial"/>
@@ -1803,10 +1803,10 @@
               <w:ind w:left="360" w:hanging="180"/>
               <w:jc w:val="left"/>
               <w:rPr>
-                <w:del w:id="9081" w:author="Claude (AI) - proposed" w:date="2026-10-15T12:58:12Z"/>
-              </w:rPr>
-            </w:pPr>
-            <w:del w:id="9080" w:author="Claude (AI) - proposed" w:date="2026-10-15T12:58:12Z">
+                <w:del w:id="9081" w:author="Claude (AI) - proposed" w:date="2026-10-15T13:01:05Z"/>
+              </w:rPr>
+            </w:pPr>
+            <w:del w:id="9080" w:author="Claude (AI) - proposed" w:date="2026-10-15T13:01:05Z">
               <w:r>
                 <w:rPr>
                   <w:rFonts w:ascii="Arial" w:cs="Arial" w:eastAsia="Arial" w:hAnsi="Arial"/>
@@ -1876,10 +1876,10 @@
               <w:ind w:left="360" w:hanging="180"/>
               <w:jc w:val="left"/>
               <w:rPr>
-                <w:ins w:id="9083" w:author="Claude (AI) - proposed" w:date="2026-10-15T12:58:12Z"/>
-              </w:rPr>
-            </w:pPr>
-            <w:ins w:id="9082" w:author="Claude (AI) - proposed" w:date="2026-10-15T12:58:12Z">
+                <w:ins w:id="9083" w:author="Claude (AI) - proposed" w:date="2026-10-15T13:01:05Z"/>
+              </w:rPr>
+            </w:pPr>
+            <w:ins w:id="9082" w:author="Claude (AI) - proposed" w:date="2026-10-15T13:01:05Z">
               <w:r>
                 <w:rPr>
                   <w:rFonts w:ascii="Arial" w:cs="Arial" w:eastAsia="Arial" w:hAnsi="Arial"/>
@@ -1901,10 +1901,10 @@
               <w:ind w:left="360" w:hanging="180"/>
               <w:jc w:val="left"/>
               <w:rPr>
-                <w:ins w:id="9085" w:author="Claude (AI) - proposed" w:date="2026-10-15T12:58:12Z"/>
-              </w:rPr>
-            </w:pPr>
-            <w:ins w:id="9084" w:author="Claude (AI) - proposed" w:date="2026-10-15T12:58:12Z">
+                <w:ins w:id="9085" w:author="Claude (AI) - proposed" w:date="2026-10-15T13:01:05Z"/>
+              </w:rPr>
+            </w:pPr>
+            <w:ins w:id="9084" w:author="Claude (AI) - proposed" w:date="2026-10-15T13:01:05Z">
               <w:r>
                 <w:rPr>
                   <w:rFonts w:ascii="Arial" w:cs="Arial" w:eastAsia="Arial" w:hAnsi="Arial"/>
@@ -1926,10 +1926,10 @@
               <w:spacing w:after="40" w:before="0"/>
               <w:jc w:val="left"/>
               <w:rPr>
-                <w:ins w:id="9087" w:author="Claude (AI) - proposed" w:date="2026-10-15T12:58:12Z"/>
-              </w:rPr>
-            </w:pPr>
-            <w:ins w:id="9086" w:author="Claude (AI) - proposed" w:date="2026-10-15T12:58:12Z">
+                <w:ins w:id="9087" w:author="Claude (AI) - proposed" w:date="2026-10-15T13:01:05Z"/>
+              </w:rPr>
+            </w:pPr>
+            <w:ins w:id="9086" w:author="Claude (AI) - proposed" w:date="2026-10-15T13:01:05Z">
               <w:r>
                 <w:rPr>
                   <w:rFonts w:ascii="Arial" w:cs="Arial" w:eastAsia="Arial" w:hAnsi="Arial"/>
@@ -1951,10 +1951,10 @@
               <w:ind w:left="360" w:hanging="180"/>
               <w:jc w:val="left"/>
               <w:rPr>
-                <w:del w:id="9089" w:author="Claude (AI) - proposed" w:date="2026-10-15T12:58:12Z"/>
-              </w:rPr>
-            </w:pPr>
-            <w:del w:id="9088" w:author="Claude (AI) - proposed" w:date="2026-10-15T12:58:12Z">
+                <w:del w:id="9089" w:author="Claude (AI) - proposed" w:date="2026-10-15T13:01:05Z"/>
+              </w:rPr>
+            </w:pPr>
+            <w:del w:id="9088" w:author="Claude (AI) - proposed" w:date="2026-10-15T13:01:05Z">
               <w:r>
                 <w:rPr>
                   <w:rFonts w:ascii="Arial" w:cs="Arial" w:eastAsia="Arial" w:hAnsi="Arial"/>
@@ -1976,10 +1976,10 @@
               <w:ind w:left="360" w:hanging="180"/>
               <w:jc w:val="left"/>
               <w:rPr>
-                <w:del w:id="9091" w:author="Claude (AI) - proposed" w:date="2026-10-15T12:58:12Z"/>
-              </w:rPr>
-            </w:pPr>
-            <w:del w:id="9090" w:author="Claude (AI) - proposed" w:date="2026-10-15T12:58:12Z">
+                <w:del w:id="9091" w:author="Claude (AI) - proposed" w:date="2026-10-15T13:01:05Z"/>
+              </w:rPr>
+            </w:pPr>
+            <w:del w:id="9090" w:author="Claude (AI) - proposed" w:date="2026-10-15T13:01:05Z">
               <w:r>
                 <w:rPr>
                   <w:rFonts w:ascii="Arial" w:cs="Arial" w:eastAsia="Arial" w:hAnsi="Arial"/>
@@ -2001,10 +2001,10 @@
               <w:ind w:left="360" w:hanging="180"/>
               <w:jc w:val="left"/>
               <w:rPr>
-                <w:del w:id="9093" w:author="Claude (AI) - proposed" w:date="2026-10-15T12:58:12Z"/>
-              </w:rPr>
-            </w:pPr>
-            <w:del w:id="9092" w:author="Claude (AI) - proposed" w:date="2026-10-15T12:58:12Z">
+                <w:del w:id="9093" w:author="Claude (AI) - proposed" w:date="2026-10-15T13:01:05Z"/>
+              </w:rPr>
+            </w:pPr>
+            <w:del w:id="9092" w:author="Claude (AI) - proposed" w:date="2026-10-15T13:01:05Z">
               <w:r>
                 <w:rPr>
                   <w:rFonts w:ascii="Arial" w:cs="Arial" w:eastAsia="Arial" w:hAnsi="Arial"/>
@@ -2026,10 +2026,10 @@
               <w:ind w:left="360" w:hanging="180"/>
               <w:jc w:val="left"/>
               <w:rPr>
-                <w:del w:id="9095" w:author="Claude (AI) - proposed" w:date="2026-10-15T12:58:12Z"/>
-              </w:rPr>
-            </w:pPr>
-            <w:del w:id="9094" w:author="Claude (AI) - proposed" w:date="2026-10-15T12:58:12Z">
+                <w:del w:id="9095" w:author="Claude (AI) - proposed" w:date="2026-10-15T13:01:05Z"/>
+              </w:rPr>
+            </w:pPr>
+            <w:del w:id="9094" w:author="Claude (AI) - proposed" w:date="2026-10-15T13:01:05Z">
               <w:r>
                 <w:rPr>
                   <w:rFonts w:ascii="Arial" w:cs="Arial" w:eastAsia="Arial" w:hAnsi="Arial"/>
@@ -2051,10 +2051,10 @@
               <w:ind w:left="360" w:hanging="180"/>
               <w:jc w:val="left"/>
               <w:rPr>
-                <w:del w:id="9097" w:author="Claude (AI) - proposed" w:date="2026-10-15T12:58:12Z"/>
-              </w:rPr>
-            </w:pPr>
-            <w:del w:id="9096" w:author="Claude (AI) - proposed" w:date="2026-10-15T12:58:12Z">
+                <w:del w:id="9097" w:author="Claude (AI) - proposed" w:date="2026-10-15T13:01:05Z"/>
+              </w:rPr>
+            </w:pPr>
+            <w:del w:id="9096" w:author="Claude (AI) - proposed" w:date="2026-10-15T13:01:05Z">
               <w:r>
                 <w:rPr>
                   <w:rFonts w:ascii="Arial" w:cs="Arial" w:eastAsia="Arial" w:hAnsi="Arial"/>
@@ -2272,10 +2272,10 @@
               <w:ind w:left="360" w:hanging="180"/>
               <w:jc w:val="left"/>
               <w:rPr>
-                <w:ins w:id="9099" w:author="Claude (AI) - proposed" w:date="2026-10-15T12:58:12Z"/>
-              </w:rPr>
-            </w:pPr>
-            <w:ins w:id="9098" w:author="Claude (AI) - proposed" w:date="2026-10-15T12:58:12Z">
+                <w:ins w:id="9099" w:author="Claude (AI) - proposed" w:date="2026-10-15T13:01:05Z"/>
+              </w:rPr>
+            </w:pPr>
+            <w:ins w:id="9098" w:author="Claude (AI) - proposed" w:date="2026-10-15T13:01:05Z">
               <w:r>
                 <w:rPr>
                   <w:rFonts w:ascii="Arial" w:cs="Arial" w:eastAsia="Arial" w:hAnsi="Arial"/>
@@ -2297,10 +2297,10 @@
               <w:ind w:left="360" w:hanging="180"/>
               <w:jc w:val="left"/>
               <w:rPr>
-                <w:ins w:id="9101" w:author="Claude (AI) - proposed" w:date="2026-10-15T12:58:12Z"/>
-              </w:rPr>
-            </w:pPr>
-            <w:ins w:id="9100" w:author="Claude (AI) - proposed" w:date="2026-10-15T12:58:12Z">
+                <w:ins w:id="9101" w:author="Claude (AI) - proposed" w:date="2026-10-15T13:01:05Z"/>
+              </w:rPr>
+            </w:pPr>
+            <w:ins w:id="9100" w:author="Claude (AI) - proposed" w:date="2026-10-15T13:01:05Z">
               <w:r>
                 <w:rPr>
                   <w:rFonts w:ascii="Arial" w:cs="Arial" w:eastAsia="Arial" w:hAnsi="Arial"/>
@@ -2322,10 +2322,10 @@
               <w:ind w:left="360" w:hanging="180"/>
               <w:jc w:val="left"/>
               <w:rPr>
-                <w:del w:id="9103" w:author="Claude (AI) - proposed" w:date="2026-10-15T12:58:12Z"/>
-              </w:rPr>
-            </w:pPr>
-            <w:del w:id="9102" w:author="Claude (AI) - proposed" w:date="2026-10-15T12:58:12Z">
+                <w:del w:id="9103" w:author="Claude (AI) - proposed" w:date="2026-10-15T13:01:05Z"/>
+              </w:rPr>
+            </w:pPr>
+            <w:del w:id="9102" w:author="Claude (AI) - proposed" w:date="2026-10-15T13:01:05Z">
               <w:r>
                 <w:rPr>
                   <w:rFonts w:ascii="Arial" w:cs="Arial" w:eastAsia="Arial" w:hAnsi="Arial"/>
@@ -2347,10 +2347,10 @@
               <w:ind w:left="360" w:hanging="180"/>
               <w:jc w:val="left"/>
               <w:rPr>
-                <w:del w:id="9105" w:author="Claude (AI) - proposed" w:date="2026-10-15T12:58:12Z"/>
-              </w:rPr>
-            </w:pPr>
-            <w:del w:id="9104" w:author="Claude (AI) - proposed" w:date="2026-10-15T12:58:12Z">
+                <w:del w:id="9105" w:author="Claude (AI) - proposed" w:date="2026-10-15T13:01:05Z"/>
+              </w:rPr>
+            </w:pPr>
+            <w:del w:id="9104" w:author="Claude (AI) - proposed" w:date="2026-10-15T13:01:05Z">
               <w:r>
                 <w:rPr>
                   <w:rFonts w:ascii="Arial" w:cs="Arial" w:eastAsia="Arial" w:hAnsi="Arial"/>
@@ -2372,10 +2372,10 @@
               <w:ind w:left="360" w:hanging="180"/>
               <w:jc w:val="left"/>
               <w:rPr>
-                <w:del w:id="9107" w:author="Claude (AI) - proposed" w:date="2026-10-15T12:58:12Z"/>
-              </w:rPr>
-            </w:pPr>
-            <w:del w:id="9106" w:author="Claude (AI) - proposed" w:date="2026-10-15T12:58:12Z">
+                <w:del w:id="9107" w:author="Claude (AI) - proposed" w:date="2026-10-15T13:01:05Z"/>
+              </w:rPr>
+            </w:pPr>
+            <w:del w:id="9106" w:author="Claude (AI) - proposed" w:date="2026-10-15T13:01:05Z">
               <w:r>
                 <w:rPr>
                   <w:rFonts w:ascii="Arial" w:cs="Arial" w:eastAsia="Arial" w:hAnsi="Arial"/>
@@ -2397,10 +2397,10 @@
               <w:ind w:left="360" w:hanging="180"/>
               <w:jc w:val="left"/>
               <w:rPr>
-                <w:del w:id="9109" w:author="Claude (AI) - proposed" w:date="2026-10-15T12:58:12Z"/>
-              </w:rPr>
-            </w:pPr>
-            <w:del w:id="9108" w:author="Claude (AI) - proposed" w:date="2026-10-15T12:58:12Z">
+                <w:del w:id="9109" w:author="Claude (AI) - proposed" w:date="2026-10-15T13:01:05Z"/>
+              </w:rPr>
+            </w:pPr>
+            <w:del w:id="9108" w:author="Claude (AI) - proposed" w:date="2026-10-15T13:01:05Z">
               <w:r>
                 <w:rPr>
                   <w:rFonts w:ascii="Arial" w:cs="Arial" w:eastAsia="Arial" w:hAnsi="Arial"/>
@@ -2766,10 +2766,10 @@
               <w:spacing w:after="40" w:before="0"/>
               <w:jc w:val="left"/>
               <w:rPr>
-                <w:ins w:id="9111" w:author="Claude (AI) - proposed" w:date="2026-10-15T12:58:12Z"/>
-              </w:rPr>
-            </w:pPr>
-            <w:ins w:id="9110" w:author="Claude (AI) - proposed" w:date="2026-10-15T12:58:12Z">
+                <w:ins w:id="9111" w:author="Claude (AI) - proposed" w:date="2026-10-15T13:01:05Z"/>
+              </w:rPr>
+            </w:pPr>
+            <w:ins w:id="9110" w:author="Claude (AI) - proposed" w:date="2026-10-15T13:01:05Z">
               <w:r>
                 <w:rPr>
                   <w:rFonts w:ascii="Arial" w:cs="Arial" w:eastAsia="Arial" w:hAnsi="Arial"/>
@@ -2791,7 +2791,7 @@
               <w:spacing w:after="40" w:before="0"/>
               <w:jc w:val="left"/>
             </w:pPr>
-            <w:del w:id="9112" w:author="Claude (AI) - proposed" w:date="2026-10-15T12:58:12Z">
+            <w:del w:id="9112" w:author="Claude (AI) - proposed" w:date="2026-10-15T13:01:05Z">
               <w:r>
                 <w:rPr>
                   <w:rFonts w:ascii="Arial" w:cs="Arial" w:eastAsia="Arial" w:hAnsi="Arial"/>
@@ -2806,7 +2806,7 @@
                 <w:delText xml:space="preserve">1</w:delText>
               </w:r>
             </w:del>
-            <w:ins w:id="9113" w:author="Claude (AI) - proposed" w:date="2026-10-15T12:58:12Z">
+            <w:ins w:id="9113" w:author="Claude (AI) - proposed" w:date="2026-10-15T13:01:05Z">
               <w:r>
                 <w:rPr>
                   <w:rFonts w:ascii="Arial" w:cs="Arial" w:eastAsia="Arial" w:hAnsi="Arial"/>
@@ -2834,7 +2834,7 @@
               </w:rPr>
               <w:t xml:space="preserve">. How do we </w:t>
             </w:r>
-            <w:del w:id="9114" w:author="Claude (AI) - proposed" w:date="2026-10-15T12:58:12Z">
+            <w:del w:id="9114" w:author="Claude (AI) - proposed" w:date="2026-10-15T13:01:05Z">
               <w:r>
                 <w:rPr>
                   <w:rFonts w:ascii="Arial" w:cs="Arial" w:eastAsia="Arial" w:hAnsi="Arial"/>
@@ -2849,7 +2849,7 @@
                 <w:delText xml:space="preserve">apply trigonometric ratios in day-to-day activities</w:delText>
               </w:r>
             </w:del>
-            <w:ins w:id="9115" w:author="Claude (AI) - proposed" w:date="2026-10-15T12:58:12Z">
+            <w:ins w:id="9115" w:author="Claude (AI) - proposed" w:date="2026-10-15T13:01:05Z">
               <w:r>
                 <w:rPr>
                   <w:rFonts w:ascii="Arial" w:cs="Arial" w:eastAsia="Arial" w:hAnsi="Arial"/>
@@ -2884,10 +2884,10 @@
               <w:spacing w:after="40" w:before="0"/>
               <w:jc w:val="left"/>
               <w:rPr>
-                <w:del w:id="9117" w:author="Claude (AI) - proposed" w:date="2026-10-15T12:58:12Z"/>
-              </w:rPr>
-            </w:pPr>
-            <w:del w:id="9116" w:author="Claude (AI) - proposed" w:date="2026-10-15T12:58:12Z">
+                <w:del w:id="9117" w:author="Claude (AI) - proposed" w:date="2026-10-15T13:01:05Z"/>
+              </w:rPr>
+            </w:pPr>
+            <w:del w:id="9116" w:author="Claude (AI) - proposed" w:date="2026-10-15T13:01:05Z">
               <w:r>
                 <w:rPr>
                   <w:rFonts w:ascii="Arial" w:cs="Arial" w:eastAsia="Arial" w:hAnsi="Arial"/>
@@ -3158,7 +3158,7 @@
               </w:rPr>
               <w:t xml:space="preserve">Lesson 3 — Cosine of an Acute Angle: Guided reading on cosine of an acute angle. Learners read cosine values from tables, compare with sine values, and begin noticing a complementary pattern. Pairs solve </w:t>
             </w:r>
-            <w:del w:id="9118" w:author="Claude (AI) - proposed" w:date="2026-10-15T12:58:12Z">
+            <w:del w:id="9118" w:author="Claude (AI) - proposed" w:date="2026-10-15T13:01:05Z">
               <w:r>
                 <w:rPr>
                   <w:rFonts w:ascii="Arial" w:cs="Arial" w:eastAsia="Arial" w:hAnsi="Arial"/>
@@ -3173,7 +3173,7 @@
                 <w:delText xml:space="preserve">five structured problems</w:delText>
               </w:r>
             </w:del>
-            <w:ins w:id="9119" w:author="Claude (AI) - proposed" w:date="2026-10-15T12:58:12Z">
+            <w:ins w:id="9119" w:author="Claude (AI) - proposed" w:date="2026-10-15T13:01:05Z">
               <w:r>
                 <w:rPr>
                   <w:rFonts w:ascii="Arial" w:cs="Arial" w:eastAsia="Arial" w:hAnsi="Arial"/>
@@ -3731,7 +3731,7 @@
         </w:rPr>
         <w:t xml:space="preserve">© 2026 SeaVuria and ARES. This work is licensed under a </w:t>
       </w:r>
-      <w:hyperlink w:history="1" r:id="rIdfxlyf4rokc0rdp5jtu3j7">
+      <w:hyperlink w:history="1" r:id="rIdmrcgke7rsmes7fq8orlhi">
         <w:r>
           <w:rPr>
             <w:rFonts w:ascii="Arial" w:cs="Arial" w:eastAsia="Arial" w:hAnsi="Arial"/>
@@ -3751,7 +3751,7 @@
         </w:rPr>
         <w:t xml:space="preserve"> (</w:t>
       </w:r>
-      <w:hyperlink w:history="1" r:id="rIdlgmcdasubxv7hknbsz46k">
+      <w:hyperlink w:history="1" r:id="rIdxj0sjt-jgu3yvtkqyiatj">
         <w:r>
           <w:rPr>
             <w:rFonts w:ascii="Arial" w:cs="Arial" w:eastAsia="Arial" w:hAnsi="Arial"/>
@@ -3771,7 +3771,7 @@
         </w:rPr>
         <w:t xml:space="preserve">). To view a copy of this license, visit </w:t>
       </w:r>
-      <w:hyperlink w:history="1" r:id="rIdiby4khhzqlyhl2cm5tx4z">
+      <w:hyperlink w:history="1" r:id="rIdw5fnm-xh0sw_57squnjtf">
         <w:r>
           <w:rPr>
             <w:rFonts w:ascii="Arial" w:cs="Arial" w:eastAsia="Arial" w:hAnsi="Arial"/>
@@ -4278,10 +4278,10 @@
               <w:spacing w:after="40" w:before="0"/>
               <w:jc w:val="left"/>
               <w:rPr>
-                <w:ins w:id="9121" w:author="Claude (AI) - proposed" w:date="2026-10-15T12:58:12Z"/>
-              </w:rPr>
-            </w:pPr>
-            <w:ins w:id="9120" w:author="Claude (AI) - proposed" w:date="2026-10-15T12:58:12Z">
+                <w:ins w:id="9121" w:author="Claude (AI) - proposed" w:date="2026-10-15T13:01:05Z"/>
+              </w:rPr>
+            </w:pPr>
+            <w:ins w:id="9120" w:author="Claude (AI) - proposed" w:date="2026-10-15T13:01:05Z">
               <w:r>
                 <w:rPr>
                   <w:rFonts w:ascii="Arial" w:cs="Arial" w:eastAsia="Arial" w:hAnsi="Arial"/>
@@ -4303,10 +4303,10 @@
               <w:spacing w:after="40" w:before="0"/>
               <w:jc w:val="left"/>
               <w:rPr>
-                <w:del w:id="9123" w:author="Claude (AI) - proposed" w:date="2026-10-15T12:58:12Z"/>
-              </w:rPr>
-            </w:pPr>
-            <w:del w:id="9122" w:author="Claude (AI) - proposed" w:date="2026-10-15T12:58:12Z">
+                <w:del w:id="9123" w:author="Claude (AI) - proposed" w:date="2026-10-15T13:01:05Z"/>
+              </w:rPr>
+            </w:pPr>
+            <w:del w:id="9122" w:author="Claude (AI) - proposed" w:date="2026-10-15T13:01:05Z">
               <w:r>
                 <w:rPr>
                   <w:rFonts w:ascii="Arial" w:cs="Arial" w:eastAsia="Arial" w:hAnsi="Arial"/>
@@ -4552,7 +4552,7 @@
               </w:rPr>
               <w:t xml:space="preserve">The teacher presents the mango-tree shadow scenario set in Kisumu: a student of height 1.6 m casts a 1.2 m shadow while a nearby mango tree casts a 9.0 m shadow, and a classmate measures the sun-ray angle as approximately 53 degrees using a homemade clinometer. Learners first predict in groups how an angle measured with a protractor could reveal the height of a real tree, posting sticky-note predictions on the newly opened Driving Question Board. Groups then draw three right-angled triangles of different sizes but sharing one chosen acute angle, measure all three sides, and compute the three side ratios, discovering the ratios are constant across all triangle sizes. The teacher formally names these ratios sine, cosine, and tangent and connects them back to the phenomenon, leaving the full calculation for Lesson 4.</w:t>
             </w:r>
-            <w:ins w:id="9124" w:author="Claude (AI) - proposed" w:date="2026-10-15T12:58:12Z">
+            <w:ins w:id="9124" w:author="Claude (AI) - proposed" w:date="2026-10-15T13:01:05Z">
               <w:r>
                 <w:rPr>
                   <w:rFonts w:ascii="Arial" w:cs="Arial" w:eastAsia="Arial" w:hAnsi="Arial"/>
@@ -4855,7 +4855,7 @@
             <w:pPr>
               <w:spacing w:after="20" w:before="0"/>
             </w:pPr>
-            <w:hyperlink w:history="1" r:id="rIdcmnwkp1llakt47boy-t1k">
+            <w:hyperlink w:history="1" r:id="rIdz1fzphjwzaetoiuwuofrr">
               <w:r>
                 <w:rPr>
                   <w:rFonts w:ascii="Arial" w:cs="Arial" w:eastAsia="Arial" w:hAnsi="Arial"/>
@@ -4888,7 +4888,7 @@
               <w:spacing w:after="10" w:before="0"/>
               <w:ind w:left="120"/>
             </w:pPr>
-            <w:hyperlink w:history="1" r:id="rIdk6ahfo3_opstf7qjo2lnt">
+            <w:hyperlink w:history="1" r:id="rIdhvlfqx9bxfdalmlv1_tgu">
               <w:r>
                 <w:rPr>
                   <w:rFonts w:ascii="Arial" w:cs="Arial" w:eastAsia="Arial" w:hAnsi="Arial"/>
@@ -4933,7 +4933,7 @@
             <w:pPr>
               <w:spacing w:after="20" w:before="0"/>
             </w:pPr>
-            <w:hyperlink w:history="1" r:id="rIdkgsfdpsp98fbr6d0ofseb">
+            <w:hyperlink w:history="1" r:id="rIdepds1urkpou2v_zeqduow">
               <w:r>
                 <w:rPr>
                   <w:rFonts w:ascii="Arial" w:cs="Arial" w:eastAsia="Arial" w:hAnsi="Arial"/>
@@ -4966,7 +4966,7 @@
               <w:spacing w:after="10" w:before="0"/>
               <w:ind w:left="120"/>
             </w:pPr>
-            <w:hyperlink w:history="1" r:id="rId2vnrocqxrtsyj1f0qs6fs">
+            <w:hyperlink w:history="1" r:id="rIdxtte7iyafau-nkpuun96h">
               <w:r>
                 <w:rPr>
                   <w:rFonts w:ascii="Arial" w:cs="Arial" w:eastAsia="Arial" w:hAnsi="Arial"/>
@@ -5166,7 +5166,7 @@
             <w:pPr>
               <w:spacing w:after="20" w:before="0"/>
             </w:pPr>
-            <w:hyperlink w:history="1" r:id="rIdvw97-bieqqtrolgoxhdey">
+            <w:hyperlink w:history="1" r:id="rId8rj62oil1hmmvtosl0ke0">
               <w:r>
                 <w:rPr>
                   <w:rFonts w:ascii="Arial" w:cs="Arial" w:eastAsia="Arial" w:hAnsi="Arial"/>
@@ -5199,7 +5199,7 @@
               <w:spacing w:after="10" w:before="0"/>
               <w:ind w:left="120"/>
             </w:pPr>
-            <w:hyperlink w:history="1" r:id="rIdlqkenzt0hngti2vhyfpda">
+            <w:hyperlink w:history="1" r:id="rIdxl9anoibkho-cgd3ulgll">
               <w:r>
                 <w:rPr>
                   <w:rFonts w:ascii="Arial" w:cs="Arial" w:eastAsia="Arial" w:hAnsi="Arial"/>
@@ -5244,7 +5244,7 @@
             <w:pPr>
               <w:spacing w:after="20" w:before="0"/>
             </w:pPr>
-            <w:hyperlink w:history="1" r:id="rId6h2adw-jhy7yhkqzhqmi3">
+            <w:hyperlink w:history="1" r:id="rIdvh6n-etpczqyixkumh9lp">
               <w:r>
                 <w:rPr>
                   <w:rFonts w:ascii="Arial" w:cs="Arial" w:eastAsia="Arial" w:hAnsi="Arial"/>
@@ -5277,7 +5277,7 @@
               <w:spacing w:after="10" w:before="0"/>
               <w:ind w:left="120"/>
             </w:pPr>
-            <w:hyperlink w:history="1" r:id="rIdlmxodpis0vh20qoll5raa">
+            <w:hyperlink w:history="1" r:id="rId0bc3ojniku2k1-u8tj2ec">
               <w:r>
                 <w:rPr>
                   <w:rFonts w:ascii="Arial" w:cs="Arial" w:eastAsia="Arial" w:hAnsi="Arial"/>
@@ -5355,7 +5355,7 @@
               </w:rPr>
               <w:t xml:space="preserve">Teacher models drawing one triangle on the board, narrating each step: I am placing my protractor at the bottom-left corner and marking 40 degrees. I draw my base along the bottom. At the right end of the base I draw a perpendicular line going straight up — that is my opposite side. Then I connect the top of that line back to my starting point — that is my hypotenuse. Teacher labels the sides clearly. Teacher then says: Now it is your turn. You choose your angle. </w:t>
             </w:r>
-            <w:del w:id="9125" w:author="Claude (AI) - proposed" w:date="2026-10-15T12:58:12Z">
+            <w:del w:id="9125" w:author="Claude (AI) - proposed" w:date="2026-10-15T13:01:05Z">
               <w:r>
                 <w:rPr>
                   <w:rFonts w:ascii="Arial" w:cs="Arial" w:eastAsia="Arial" w:hAnsi="Arial"/>
@@ -5370,7 +5370,7 @@
                 <w:delText xml:space="preserve">Draw all three</w:delText>
               </w:r>
             </w:del>
-            <w:ins w:id="9126" w:author="Claude (AI) - proposed" w:date="2026-10-15T12:58:12Z">
+            <w:ins w:id="9126" w:author="Claude (AI) - proposed" w:date="2026-10-15T13:01:05Z">
               <w:r>
                 <w:rPr>
                   <w:rFonts w:ascii="Arial" w:cs="Arial" w:eastAsia="Arial" w:hAnsi="Arial"/>
@@ -5398,7 +5398,7 @@
               </w:rPr>
               <w:t xml:space="preserve"> triangles on the same sheet </w:t>
             </w:r>
-            <w:del w:id="9127" w:author="Claude (AI) - proposed" w:date="2026-10-15T12:58:12Z">
+            <w:del w:id="9127" w:author="Claude (AI) - proposed" w:date="2026-10-15T13:01:05Z">
               <w:r>
                 <w:rPr>
                   <w:rFonts w:ascii="Arial" w:cs="Arial" w:eastAsia="Arial" w:hAnsi="Arial"/>
@@ -5413,7 +5413,7 @@
                 <w:delText xml:space="preserve">of paper</w:delText>
               </w:r>
             </w:del>
-            <w:ins w:id="9128" w:author="Claude (AI) - proposed" w:date="2026-10-15T12:58:12Z">
+            <w:ins w:id="9128" w:author="Claude (AI) - proposed" w:date="2026-10-15T13:01:05Z">
               <w:r>
                 <w:rPr>
                   <w:rFonts w:ascii="Arial" w:cs="Arial" w:eastAsia="Arial" w:hAnsi="Arial"/>
@@ -5441,7 +5441,7 @@
               </w:rPr>
               <w:t xml:space="preserve">. Measure every side carefully. Record your values in the table. You have </w:t>
             </w:r>
-            <w:del w:id="9129" w:author="Claude (AI) - proposed" w:date="2026-10-15T12:58:12Z">
+            <w:del w:id="9129" w:author="Claude (AI) - proposed" w:date="2026-10-15T13:01:05Z">
               <w:r>
                 <w:rPr>
                   <w:rFonts w:ascii="Arial" w:cs="Arial" w:eastAsia="Arial" w:hAnsi="Arial"/>
@@ -5456,7 +5456,7 @@
                 <w:delText xml:space="preserve">seven</w:delText>
               </w:r>
             </w:del>
-            <w:ins w:id="9130" w:author="Claude (AI) - proposed" w:date="2026-10-15T12:58:12Z">
+            <w:ins w:id="9130" w:author="Claude (AI) - proposed" w:date="2026-10-15T13:01:05Z">
               <w:r>
                 <w:rPr>
                   <w:rFonts w:ascii="Arial" w:cs="Arial" w:eastAsia="Arial" w:hAnsi="Arial"/>
@@ -5484,7 +5484,7 @@
               </w:rPr>
               <w:t xml:space="preserve"> minutes. [WAIT TIME: </w:t>
             </w:r>
-            <w:del w:id="9131" w:author="Claude (AI) - proposed" w:date="2026-10-15T12:58:12Z">
+            <w:del w:id="9131" w:author="Claude (AI) - proposed" w:date="2026-10-15T13:01:05Z">
               <w:r>
                 <w:rPr>
                   <w:rFonts w:ascii="Arial" w:cs="Arial" w:eastAsia="Arial" w:hAnsi="Arial"/>
@@ -5499,7 +5499,7 @@
                 <w:delText xml:space="preserve">7</w:delText>
               </w:r>
             </w:del>
-            <w:ins w:id="9132" w:author="Claude (AI) - proposed" w:date="2026-10-15T12:58:12Z">
+            <w:ins w:id="9132" w:author="Claude (AI) - proposed" w:date="2026-10-15T13:01:05Z">
               <w:r>
                 <w:rPr>
                   <w:rFonts w:ascii="Arial" w:cs="Arial" w:eastAsia="Arial" w:hAnsi="Arial"/>
@@ -5527,7 +5527,7 @@
               </w:rPr>
               <w:t xml:space="preserve"> minutes — teacher circulates, checking that triangles genuinely share the same angle and that labelling is correct. Teacher corrects protractor misuse quietly at individual groups without whole-class interruption.] If a group finishes early, teacher prompts: Look at your three triangles. Do you notice anything interesting about the measurements?</w:t>
             </w:r>
-            <w:ins w:id="9133" w:author="Claude (AI) - proposed" w:date="2026-10-15T12:58:12Z">
+            <w:ins w:id="9133" w:author="Claude (AI) - proposed" w:date="2026-10-15T13:01:05Z">
               <w:r>
                 <w:rPr>
                   <w:rFonts w:ascii="Arial" w:cs="Arial" w:eastAsia="Arial" w:hAnsi="Arial"/>
@@ -5664,7 +5664,7 @@
             <w:pPr>
               <w:spacing w:after="20" w:before="0"/>
             </w:pPr>
-            <w:hyperlink w:history="1" r:id="rIdkazwekfkbq8kddfigr-qs">
+            <w:hyperlink w:history="1" r:id="rIdg_5pdw8xgb0ptwula58wr">
               <w:r>
                 <w:rPr>
                   <w:rFonts w:ascii="Arial" w:cs="Arial" w:eastAsia="Arial" w:hAnsi="Arial"/>
@@ -5697,7 +5697,7 @@
               <w:spacing w:after="10" w:before="0"/>
               <w:ind w:left="120"/>
             </w:pPr>
-            <w:hyperlink w:history="1" r:id="rIdpiizqwiwvwexf4ge81ixp">
+            <w:hyperlink w:history="1" r:id="rId8nomoi8_ovm5lart45nua">
               <w:r>
                 <w:rPr>
                   <w:rFonts w:ascii="Arial" w:cs="Arial" w:eastAsia="Arial" w:hAnsi="Arial"/>
@@ -5742,7 +5742,7 @@
             <w:pPr>
               <w:spacing w:after="20" w:before="0"/>
             </w:pPr>
-            <w:hyperlink w:history="1" r:id="rId52gsl_tfptohtoqt2zaro">
+            <w:hyperlink w:history="1" r:id="rIdnpw8whinngzj3ctvgri7r">
               <w:r>
                 <w:rPr>
                   <w:rFonts w:ascii="Arial" w:cs="Arial" w:eastAsia="Arial" w:hAnsi="Arial"/>
@@ -5791,7 +5791,7 @@
               <w:spacing w:after="10" w:before="0"/>
               <w:ind w:left="120"/>
             </w:pPr>
-            <w:hyperlink w:history="1" r:id="rIdbnb5qo9imimvi17_w1vog">
+            <w:hyperlink w:history="1" r:id="rIdgw9irndgs2paxpuxzpaeo">
               <w:r>
                 <w:rPr>
                   <w:rFonts w:ascii="Arial" w:cs="Arial" w:eastAsia="Arial" w:hAnsi="Arial"/>
@@ -5836,7 +5836,7 @@
               </w:rPr>
               <w:t xml:space="preserve">Learners add three new columns to their table: opposite divided by hypotenuse, adjacent divided by hypotenuse, and opposite divided by adjacent. </w:t>
             </w:r>
-            <w:del w:id="9134" w:author="Claude (AI) - proposed" w:date="2026-10-15T12:58:12Z">
+            <w:del w:id="9134" w:author="Claude (AI) - proposed" w:date="2026-10-15T13:01:05Z">
               <w:r>
                 <w:rPr>
                   <w:rFonts w:ascii="Arial" w:cs="Arial" w:eastAsia="Arial" w:hAnsi="Arial"/>
@@ -5851,7 +5851,7 @@
                 <w:delText xml:space="preserve">They compute each ratio as a decimal</w:delText>
               </w:r>
             </w:del>
-            <w:ins w:id="9135" w:author="Claude (AI) - proposed" w:date="2026-10-15T12:58:12Z">
+            <w:ins w:id="9135" w:author="Claude (AI) - proposed" w:date="2026-10-15T13:01:05Z">
               <w:r>
                 <w:rPr>
                   <w:rFonts w:ascii="Arial" w:cs="Arial" w:eastAsia="Arial" w:hAnsi="Arial"/>
@@ -5879,7 +5879,7 @@
               </w:rPr>
               <w:t xml:space="preserve"> to two decimal places</w:t>
             </w:r>
-            <w:del w:id="9136" w:author="Claude (AI) - proposed" w:date="2026-10-15T12:58:12Z">
+            <w:del w:id="9136" w:author="Claude (AI) - proposed" w:date="2026-10-15T13:01:05Z">
               <w:r>
                 <w:rPr>
                   <w:rFonts w:ascii="Arial" w:cs="Arial" w:eastAsia="Arial" w:hAnsi="Arial"/>
@@ -5894,7 +5894,7 @@
                 <w:delText xml:space="preserve"> for all three triangles</w:delText>
               </w:r>
             </w:del>
-            <w:ins w:id="9137" w:author="Claude (AI) - proposed" w:date="2026-10-15T12:58:12Z">
+            <w:ins w:id="9137" w:author="Claude (AI) - proposed" w:date="2026-10-15T13:01:05Z">
               <w:r>
                 <w:rPr>
                   <w:rFonts w:ascii="Arial" w:cs="Arial" w:eastAsia="Arial" w:hAnsi="Arial"/>
@@ -6028,7 +6028,7 @@
         <w:tc>
           <w:tcPr>
             <w:tcW w:type="dxa" w:w="1520"/>
-            <w:shd w:fill="F2F2F2" w:color="auto" w:val="clear"/>
+            <w:shd w:fill="FCE4D6" w:color="auto" w:val="clear"/>
             <w:tcMar>
               <w:top w:type="dxa" w:w="60"/>
               <w:left w:type="dxa" w:w="120"/>
@@ -6054,23 +6054,8 @@
                 <w:sz w:val="18"/>
                 <w:szCs w:val="18"/>
               </w:rPr>
-              <w:t xml:space="preserve">Driving Question Board</w:t>
-            </w:r>
-            <w:del w:id="9138" w:author="Claude (AI) - proposed" w:date="2026-10-15T12:58:12Z">
-              <w:r>
-                <w:rPr>
-                  <w:rFonts w:ascii="Arial" w:cs="Arial" w:eastAsia="Arial" w:hAnsi="Arial"/>
-                  <w:b/>
-                  <w:bCs/>
-                  <w:i w:val="false"/>
-                  <w:iCs w:val="false"/>
-                  <w:color w:val="000000"/>
-                  <w:sz w:val="18"/>
-                  <w:szCs w:val="18"/>
-                </w:rPr>
-                <w:delText xml:space="preserve"> (DQB) Creation</w:delText>
-              </w:r>
-            </w:del>
+              <w:t xml:space="preserve">Driving Question Board (DQB) Creation</w:t>
+            </w:r>
           </w:p>
           <w:p>
             <w:pPr>
@@ -6091,45 +6076,18 @@
           <w:p>
             <w:pPr>
               <w:spacing w:after="20" w:before="0"/>
-              <w:rPr>
-                <w:ins w:id="9140" w:author="Claude (AI) - proposed" w:date="2026-10-15T12:58:12Z"/>
-              </w:rPr>
-            </w:pPr>
-            <w:hyperlink w:history="1" r:id="rIdposqilfsrknwopru9gbfa">
-              <w:ins w:id="9139" w:author="Claude (AI) - proposed" w:date="2026-10-15T12:58:12Z">
-                <w:r>
-                  <w:rPr>
-                    <w:rFonts w:ascii="Arial" w:cs="Arial" w:eastAsia="Arial" w:hAnsi="Arial"/>
-                    <w:color w:val="2E75B6"/>
-                    <w:sz w:val="16"/>
-                    <w:szCs w:val="16"/>
-                    <w:u w:val="single" w:color="2E75B6"/>
-                  </w:rPr>
-                  <w:t xml:space="preserve">Trigonometric ratios in right triangles</w:t>
-                </w:r>
-              </w:ins>
-            </w:hyperlink>
-          </w:p>
-          <w:p>
-            <w:pPr>
-              <w:spacing w:after="20" w:before="0"/>
-              <w:rPr>
-                <w:del w:id="9142" w:author="Claude (AI) - proposed" w:date="2026-10-15T12:58:12Z"/>
-              </w:rPr>
-            </w:pPr>
-            <w:hyperlink w:history="1" r:id="rIdzmdtpymon44mbfoscqmrl">
-              <w:del w:id="9141" w:author="Claude (AI) - proposed" w:date="2026-10-15T12:58:12Z">
-                <w:r>
-                  <w:rPr>
-                    <w:rFonts w:ascii="Arial" w:cs="Arial" w:eastAsia="Arial" w:hAnsi="Arial"/>
-                    <w:color w:val="2E75B6"/>
-                    <w:sz w:val="16"/>
-                    <w:szCs w:val="16"/>
-                    <w:u w:val="single" w:color="2E75B6"/>
-                  </w:rPr>
-                  <w:delText xml:space="preserve">Intro to the trigonometric ratios</w:delText>
-                </w:r>
-              </w:del>
+            </w:pPr>
+            <w:hyperlink w:history="1" r:id="rIdgk1m7p0eribwi11n0_dxk">
+              <w:r>
+                <w:rPr>
+                  <w:rFonts w:ascii="Arial" w:cs="Arial" w:eastAsia="Arial" w:hAnsi="Arial"/>
+                  <w:color w:val="2E75B6"/>
+                  <w:sz w:val="16"/>
+                  <w:szCs w:val="16"/>
+                  <w:u w:val="single" w:color="2E75B6"/>
+                </w:rPr>
+                <w:t xml:space="preserve">Intro to the trigonometric ratios</w:t>
+              </w:r>
             </w:hyperlink>
           </w:p>
           <w:p>
@@ -6144,38 +6102,7 @@
                 <w:sz w:val="14"/>
                 <w:szCs w:val="14"/>
               </w:rPr>
-              <w:t xml:space="preserve">Source: Khan Academy (</w:t>
-            </w:r>
-            <w:del w:id="9143" w:author="Claude (AI) - proposed" w:date="2026-10-15T12:58:12Z">
-              <w:r>
-                <w:rPr>
-                  <w:rFonts w:ascii="Arial" w:cs="Arial" w:eastAsia="Arial" w:hAnsi="Arial"/>
-                  <w:color w:val="595959"/>
-                  <w:sz w:val="14"/>
-                  <w:szCs w:val="14"/>
-                </w:rPr>
-                <w:delText xml:space="preserve">Kiswahili</w:delText>
-              </w:r>
-            </w:del>
-            <w:ins w:id="9144" w:author="Claude (AI) - proposed" w:date="2026-10-15T12:58:12Z">
-              <w:r>
-                <w:rPr>
-                  <w:rFonts w:ascii="Arial" w:cs="Arial" w:eastAsia="Arial" w:hAnsi="Arial"/>
-                  <w:color w:val="595959"/>
-                  <w:sz w:val="14"/>
-                  <w:szCs w:val="14"/>
-                </w:rPr>
-                <w:t xml:space="preserve">English - US curriculum</w:t>
-              </w:r>
-            </w:ins>
-            <w:r>
-              <w:rPr>
-                <w:rFonts w:ascii="Arial" w:cs="Arial" w:eastAsia="Arial" w:hAnsi="Arial"/>
-                <w:color w:val="595959"/>
-                <w:sz w:val="14"/>
-                <w:szCs w:val="14"/>
-              </w:rPr>
-              <w:t xml:space="preserve">)</w:t>
+              <w:t xml:space="preserve">Source: Khan Academy (Kiswahili)</w:t>
             </w:r>
           </w:p>
           <w:p>
@@ -6183,7 +6110,7 @@
               <w:spacing w:after="10" w:before="0"/>
               <w:ind w:left="120"/>
             </w:pPr>
-            <w:hyperlink w:history="1" r:id="rIdxbtjiyfzrhem9pwgpg-ad">
+            <w:hyperlink w:history="1" r:id="rIdtttfok4bp-tv-jnoc7zae">
               <w:r>
                 <w:rPr>
                   <w:rFonts w:ascii="Arial" w:cs="Arial" w:eastAsia="Arial" w:hAnsi="Arial"/>
@@ -6206,338 +6133,6 @@
                 <w:szCs w:val="14"/>
               </w:rPr>
               <w:t xml:space="preserve"/>
-            </w:r>
-          </w:p>
-          <w:p>
-            <w:pPr>
-              <w:spacing w:after="20" w:before="0"/>
-              <w:rPr>
-                <w:ins w:id="9146" w:author="Claude (AI) - proposed" w:date="2026-10-15T12:58:12Z"/>
-              </w:rPr>
-            </w:pPr>
-            <w:ins w:id="9145" w:author="Claude (AI) - proposed" w:date="2026-10-15T12:58:12Z">
-              <w:r>
-                <w:rPr>
-                  <w:rFonts w:ascii="Arial" w:cs="Arial" w:eastAsia="Arial" w:hAnsi="Arial"/>
-                  <w:b/>
-                  <w:bCs/>
-                  <w:color w:val="1F3864"/>
-                  <w:sz w:val="16"/>
-                  <w:szCs w:val="16"/>
-                </w:rPr>
-                <w:t xml:space="preserve">📖 EXERCISE:</w:t>
-              </w:r>
-            </w:ins>
-          </w:p>
-          <w:p>
-            <w:pPr>
-              <w:spacing w:after="20" w:before="0"/>
-              <w:rPr>
-                <w:ins w:id="9148" w:author="Claude (AI) - proposed" w:date="2026-10-15T12:58:12Z"/>
-              </w:rPr>
-            </w:pPr>
-            <w:hyperlink w:history="1" r:id="rId57uytpmxryjasuqabms2-">
-              <w:ins w:id="9147" w:author="Claude (AI) - proposed" w:date="2026-10-15T12:58:12Z">
-                <w:r>
-                  <w:rPr>
-                    <w:rFonts w:ascii="Arial" w:cs="Arial" w:eastAsia="Arial" w:hAnsi="Arial"/>
-                    <w:color w:val="2E75B6"/>
-                    <w:sz w:val="16"/>
-                    <w:szCs w:val="16"/>
-                    <w:u w:val="single" w:color="2E75B6"/>
-                  </w:rPr>
-                  <w:t xml:space="preserve">Trigonometric ratios in right triangles</w:t>
-                </w:r>
-              </w:ins>
-            </w:hyperlink>
-          </w:p>
-          <w:p>
-            <w:pPr>
-              <w:spacing w:after="10" w:before="0"/>
-              <w:ind w:left="120"/>
-              <w:rPr>
-                <w:ins w:id="9150" w:author="Claude (AI) - proposed" w:date="2026-10-15T12:58:12Z"/>
-              </w:rPr>
-            </w:pPr>
-            <w:ins w:id="9149" w:author="Claude (AI) - proposed" w:date="2026-10-15T12:58:12Z">
-              <w:r>
-                <w:rPr>
-                  <w:rFonts w:ascii="Arial" w:cs="Arial" w:eastAsia="Arial" w:hAnsi="Arial"/>
-                  <w:color w:val="595959"/>
-                  <w:sz w:val="14"/>
-                  <w:szCs w:val="14"/>
-                </w:rPr>
-                <w:t xml:space="preserve">Source: Khan Academy (English - US curriculum)</w:t>
-              </w:r>
-            </w:ins>
-          </w:p>
-          <w:p>
-            <w:pPr>
-              <w:spacing w:after="20" w:before="0"/>
-              <w:rPr>
-                <w:del w:id="9152" w:author="Claude (AI) - proposed" w:date="2026-10-15T12:58:12Z"/>
-              </w:rPr>
-            </w:pPr>
-            <w:del w:id="9151" w:author="Claude (AI) - proposed" w:date="2026-10-15T12:58:12Z">
-              <w:r>
-                <w:rPr>
-                  <w:rFonts w:ascii="Arial" w:cs="Arial" w:eastAsia="Arial" w:hAnsi="Arial"/>
-                  <w:b/>
-                  <w:bCs/>
-                  <w:color w:val="1F3864"/>
-                  <w:sz w:val="16"/>
-                  <w:szCs w:val="16"/>
-                </w:rPr>
-                <w:delText xml:space="preserve">📖 HTML:</w:delText>
-              </w:r>
-            </w:del>
-          </w:p>
-          <w:p>
-            <w:pPr>
-              <w:spacing w:after="20" w:before="0"/>
-              <w:rPr>
-                <w:del w:id="9154" w:author="Claude (AI) - proposed" w:date="2026-10-15T12:58:12Z"/>
-              </w:rPr>
-            </w:pPr>
-            <w:hyperlink w:history="1" r:id="rId4xez50vcrqxtjs2ysersv">
-              <w:del w:id="9153" w:author="Claude (AI) - proposed" w:date="2026-10-15T12:58:12Z">
-                <w:r>
-                  <w:rPr>
-                    <w:rFonts w:ascii="Arial" w:cs="Arial" w:eastAsia="Arial" w:hAnsi="Arial"/>
-                    <w:color w:val="2E75B6"/>
-                    <w:sz w:val="16"/>
-                    <w:szCs w:val="16"/>
-                    <w:u w:val="single" w:color="2E75B6"/>
-                  </w:rPr>
-                  <w:delText xml:space="preserve">Right Triangle Trigonometry (Flexbook)</w:delText>
-                </w:r>
-              </w:del>
-            </w:hyperlink>
-          </w:p>
-          <w:p>
-            <w:pPr>
-              <w:spacing w:after="20" w:before="0"/>
-              <w:rPr>
-                <w:del w:id="9156" w:author="Claude (AI) - proposed" w:date="2026-10-15T12:58:12Z"/>
-              </w:rPr>
-            </w:pPr>
-            <w:del w:id="9155" w:author="Claude (AI) - proposed" w:date="2026-10-15T12:58:12Z">
-              <w:r>
-                <w:rPr>
-                  <w:rFonts w:ascii="Arial" w:cs="Arial" w:eastAsia="Arial" w:hAnsi="Arial"/>
-                  <w:i/>
-                  <w:iCs/>
-                  <w:color w:val="595959"/>
-                  <w:sz w:val="16"/>
-                  <w:szCs w:val="16"/>
-                </w:rPr>
-                <w:delText xml:space="preserve">Related topic: not an exact match for this lesson.</w:delText>
-              </w:r>
-            </w:del>
-          </w:p>
-          <w:p>
-            <w:pPr>
-              <w:spacing w:after="10" w:before="0"/>
-              <w:ind w:left="120"/>
-              <w:rPr>
-                <w:del w:id="9158" w:author="Claude (AI) - proposed" w:date="2026-10-15T12:58:12Z"/>
-              </w:rPr>
-            </w:pPr>
-            <w:del w:id="9157" w:author="Claude (AI) - proposed" w:date="2026-10-15T12:58:12Z">
-              <w:r>
-                <w:rPr>
-                  <w:rFonts w:ascii="Arial" w:cs="Arial" w:eastAsia="Arial" w:hAnsi="Arial"/>
-                  <w:color w:val="595959"/>
-                  <w:sz w:val="14"/>
-                  <w:szCs w:val="14"/>
-                </w:rPr>
-                <w:delText xml:space="preserve">Source: CK-12</w:delText>
-              </w:r>
-            </w:del>
-          </w:p>
-          <w:p>
-            <w:pPr>
-              <w:spacing w:after="10" w:before="0"/>
-              <w:ind w:left="120"/>
-            </w:pPr>
-            <w:hyperlink w:history="1" r:id="rIdaofgvffdccmkiuxae8kvz">
-              <w:r>
-                <w:rPr>
-                  <w:rFonts w:ascii="Arial" w:cs="Arial" w:eastAsia="Arial" w:hAnsi="Arial"/>
-                  <w:color w:val="595959"/>
-                  <w:sz w:val="14"/>
-                  <w:szCs w:val="14"/>
-                  <w:u w:val="single" w:color="595959"/>
-                </w:rPr>
-                <w:t xml:space="preserve">🔍 Search ARES for similar readings</w:t>
-              </w:r>
-            </w:hyperlink>
-          </w:p>
-        </w:tc>
-        <w:tc>
-          <w:tcPr>
-            <w:tcW w:type="dxa" w:w="3040"/>
-            <w:shd w:fill="FFFFFF" w:color="auto" w:val="clear"/>
-            <w:tcMar>
-              <w:top w:type="dxa" w:w="60"/>
-              <w:left w:type="dxa" w:w="120"/>
-              <w:bottom w:type="dxa" w:w="60"/>
-              <w:right w:type="dxa" w:w="120"/>
-            </w:tcMar>
-            <w:vAlign w:val="top"/>
-          </w:tcPr>
-          <w:p>
-            <w:pPr>
-              <w:keepNext w:val="false"/>
-              <w:spacing w:after="40" w:before="0"/>
-              <w:jc w:val="left"/>
-            </w:pPr>
-            <w:r>
-              <w:rPr>
-                <w:rFonts w:ascii="Arial" w:cs="Arial" w:eastAsia="Arial" w:hAnsi="Arial"/>
-                <w:b w:val="false"/>
-                <w:bCs w:val="false"/>
-                <w:i w:val="false"/>
-                <w:iCs w:val="false"/>
-                <w:color w:val="000000"/>
-                <w:sz w:val="18"/>
-                <w:szCs w:val="18"/>
-              </w:rPr>
-              <w:t xml:space="preserve">The teacher directs attention to a dedicated section of the classroom wall or board reserved for the Driving Question Board, which will remain visible for all ten lessons. The large driving question is written at the top: How can the angle a sunbeam makes with the ground allow us to calculate the height of any tree, building, or hill in Kenya without measuring it directly? Each group brings their group prediction sticky note from the Predict Phase and places it on the DQB under the heading: Our Predictions. The teacher then invites every learner to write one question that arose during today's activity on a new sticky note and post it under the heading: Questions We Now Have. Learners circulate briefly to read each other's questions. The teacher reads several questions aloud, groups related ones together, and labels clusters. Typical emerging questions include: How do we find the exact value of sine or cosine for any angle? Is there a pattern between sine and cosine? Do these ratios work for angles bigger than 90 degrees? The teacher says: Every one of these questions will be answered during our ten lessons. Watch this board grow.</w:t>
-            </w:r>
-          </w:p>
-        </w:tc>
-        <w:tc>
-          <w:tcPr>
-            <w:tcW w:type="dxa" w:w="3040"/>
-            <w:shd w:fill="F2F2F2" w:color="auto" w:val="clear"/>
-            <w:tcMar>
-              <w:top w:type="dxa" w:w="60"/>
-              <w:left w:type="dxa" w:w="120"/>
-              <w:bottom w:type="dxa" w:w="60"/>
-              <w:right w:type="dxa" w:w="120"/>
-            </w:tcMar>
-            <w:vAlign w:val="top"/>
-          </w:tcPr>
-          <w:p>
-            <w:pPr>
-              <w:keepNext w:val="false"/>
-              <w:spacing w:after="40" w:before="0"/>
-              <w:jc w:val="left"/>
-            </w:pPr>
-            <w:r>
-              <w:rPr>
-                <w:rFonts w:ascii="Arial" w:cs="Arial" w:eastAsia="Arial" w:hAnsi="Arial"/>
-                <w:b w:val="false"/>
-                <w:bCs w:val="false"/>
-                <w:i w:val="false"/>
-                <w:iCs w:val="false"/>
-                <w:color w:val="000000"/>
-                <w:sz w:val="18"/>
-                <w:szCs w:val="18"/>
-              </w:rPr>
-              <w:t xml:space="preserve">Teacher says: This board belongs to you. Every prediction you made at the start is on it. Every question you have just posted is on it. At the end of every lesson you will add something new to it — something you have learned or a new question that opened up. By Lesson 10, you will come back to your own prediction from today and decide: were you right? Teacher physically attaches the group sticky notes, saying the group name aloud as each is placed, creating a sense of community ownership. Teacher does not remove or correct any prediction at this stage, including incorrect ones, explaining: We do not erase predictions — we revisit them with evidence later. Teacher writes the TO BE SOLVED note from the Explain Phase directly on the DQB near the driving question: tan 53 degrees times 9.0 m equals the height of the mango tree — we will calculate this in Lesson 4.</w:t>
-            </w:r>
-          </w:p>
-        </w:tc>
-        <w:tc>
-          <w:tcPr>
-            <w:tcW w:type="dxa" w:w="3040"/>
-            <w:shd w:fill="FFFFFF" w:color="auto" w:val="clear"/>
-            <w:tcMar>
-              <w:top w:type="dxa" w:w="60"/>
-              <w:left w:type="dxa" w:w="120"/>
-              <w:bottom w:type="dxa" w:w="60"/>
-              <w:right w:type="dxa" w:w="120"/>
-            </w:tcMar>
-            <w:vAlign w:val="top"/>
-          </w:tcPr>
-          <w:p>
-            <w:pPr>
-              <w:keepNext w:val="false"/>
-              <w:spacing w:after="40" w:before="0"/>
-              <w:jc w:val="left"/>
-            </w:pPr>
-            <w:r>
-              <w:rPr>
-                <w:rFonts w:ascii="Arial" w:cs="Arial" w:eastAsia="Arial" w:hAnsi="Arial"/>
-                <w:b w:val="false"/>
-                <w:bCs w:val="false"/>
-                <w:i w:val="false"/>
-                <w:iCs w:val="false"/>
-                <w:color w:val="000000"/>
-                <w:sz w:val="18"/>
-                <w:szCs w:val="18"/>
-              </w:rPr>
-              <w:t xml:space="preserve">The DQB makes the intellectual journey of the unit visible and persistent. It activates metacognitive awareness — learners know they are at the beginning of an inquiry and that their own questions drive the sequence. Clustering questions publicly helps learners see the coherence of the sub-strand without the teacher having to impose it. Preserving incorrect predictions models scientific integrity — ideas are tested, not assumed.</w:t>
-            </w:r>
-          </w:p>
-        </w:tc>
-        <w:tc>
-          <w:tcPr>
-            <w:tcW w:type="dxa" w:w="3040"/>
-            <w:shd w:fill="F2F2F2" w:color="auto" w:val="clear"/>
-            <w:tcMar>
-              <w:top w:type="dxa" w:w="60"/>
-              <w:left w:type="dxa" w:w="120"/>
-              <w:bottom w:type="dxa" w:w="60"/>
-              <w:right w:type="dxa" w:w="120"/>
-            </w:tcMar>
-            <w:vAlign w:val="top"/>
-          </w:tcPr>
-          <w:p>
-            <w:pPr>
-              <w:keepNext w:val="false"/>
-              <w:spacing w:after="40" w:before="0"/>
-              <w:jc w:val="left"/>
-            </w:pPr>
-            <w:r>
-              <w:rPr>
-                <w:rFonts w:ascii="Arial" w:cs="Arial" w:eastAsia="Arial" w:hAnsi="Arial"/>
-                <w:b w:val="false"/>
-                <w:bCs w:val="false"/>
-                <w:i w:val="false"/>
-                <w:iCs w:val="false"/>
-                <w:color w:val="000000"/>
-                <w:sz w:val="18"/>
-                <w:szCs w:val="18"/>
-              </w:rPr>
-              <w:t xml:space="preserve">The teacher reads the posted questions during the brief circulation moment to gauge depth of curiosity and identify any misconceptions expressed as questions (for example, a learner might post: Does a bigger angle always give a bigger triangle? — revealing confusion between angle size and side length). These inform planning for Lesson 2 questioning sequences.</w:t>
-            </w:r>
-          </w:p>
-        </w:tc>
-      </w:tr>
-      <w:tr>
-        <w:tc>
-          <w:tcPr>
-            <w:tcW w:type="dxa" w:w="1520"/>
-            <w:shd w:fill="D5E8F0" w:color="auto" w:val="clear"/>
-            <w:tcMar>
-              <w:top w:type="dxa" w:w="60"/>
-              <w:left w:type="dxa" w:w="120"/>
-              <w:bottom w:type="dxa" w:w="60"/>
-              <w:right w:type="dxa" w:w="120"/>
-            </w:tcMar>
-            <w:vAlign w:val="top"/>
-          </w:tcPr>
-          <w:p>
-            <w:pPr>
-              <w:keepNext w:val="false"/>
-              <w:spacing w:after="40" w:before="0"/>
-              <w:jc w:val="left"/>
-            </w:pPr>
-            <w:r>
-              <w:rPr>
-                <w:rFonts w:ascii="Arial" w:cs="Arial" w:eastAsia="Arial" w:hAnsi="Arial"/>
-                <w:b/>
-                <w:bCs/>
-                <w:i w:val="false"/>
-                <w:iCs w:val="false"/>
-                <w:color w:val="000000"/>
-                <w:sz w:val="18"/>
-                <w:szCs w:val="18"/>
-              </w:rPr>
-              <w:t xml:space="preserve">Model Building Phase</w:t>
             </w:r>
           </w:p>
           <w:p>
@@ -6553,14 +6148,14 @@
                 <w:sz w:val="16"/>
                 <w:szCs w:val="16"/>
               </w:rPr>
-              <w:t xml:space="preserve">📹 VIDEO:</w:t>
+              <w:t xml:space="preserve">📖 HTML:</w:t>
             </w:r>
           </w:p>
           <w:p>
             <w:pPr>
               <w:spacing w:after="20" w:before="0"/>
             </w:pPr>
-            <w:hyperlink w:history="1" r:id="rIdsxcrgejfqpjo9tfwmjfjx">
+            <w:hyperlink w:history="1" r:id="rId7ztvwvj2ezk_r1u1dmka7">
               <w:r>
                 <w:rPr>
                   <w:rFonts w:ascii="Arial" w:cs="Arial" w:eastAsia="Arial" w:hAnsi="Arial"/>
@@ -6569,9 +6164,25 @@
                   <w:szCs w:val="16"/>
                   <w:u w:val="single" w:color="2E75B6"/>
                 </w:rPr>
-                <w:t xml:space="preserve">Trigonometric ratios in right triangles</w:t>
+                <w:t xml:space="preserve">Right Triangle Trigonometry (Flexbook)</w:t>
               </w:r>
             </w:hyperlink>
+          </w:p>
+          <w:p>
+            <w:pPr>
+              <w:spacing w:after="20" w:before="0"/>
+            </w:pPr>
+            <w:r>
+              <w:rPr>
+                <w:rFonts w:ascii="Arial" w:cs="Arial" w:eastAsia="Arial" w:hAnsi="Arial"/>
+                <w:i/>
+                <w:iCs/>
+                <w:color w:val="595959"/>
+                <w:sz w:val="16"/>
+                <w:szCs w:val="16"/>
+              </w:rPr>
+              <w:t xml:space="preserve">Related topic: not an exact match for this lesson.</w:t>
+            </w:r>
           </w:p>
           <w:p>
             <w:pPr>
@@ -6585,7 +6196,7 @@
                 <w:sz w:val="14"/>
                 <w:szCs w:val="14"/>
               </w:rPr>
-              <w:t xml:space="preserve">Source: Khan Academy (English - US curriculum)</w:t>
+              <w:t xml:space="preserve">Source: CK-12</w:t>
             </w:r>
           </w:p>
           <w:p>
@@ -6593,7 +6204,7 @@
               <w:spacing w:after="10" w:before="0"/>
               <w:ind w:left="120"/>
             </w:pPr>
-            <w:hyperlink w:history="1" r:id="rIdr-y6pg8vvqvpoxfl5apna">
+            <w:hyperlink w:history="1" r:id="rId6z-fqdz_ivmymhyczlxoj">
               <w:r>
                 <w:rPr>
                   <w:rFonts w:ascii="Arial" w:cs="Arial" w:eastAsia="Arial" w:hAnsi="Arial"/>
@@ -6602,20 +6213,175 @@
                   <w:szCs w:val="14"/>
                   <w:u w:val="single" w:color="595959"/>
                 </w:rPr>
-                <w:t xml:space="preserve">🔍 Search ARES for similar videos</w:t>
+                <w:t xml:space="preserve">🔍 Search ARES for similar readings</w:t>
               </w:r>
             </w:hyperlink>
           </w:p>
-          <w:p>
-            <w:pPr>
-              <w:spacing w:after="40" w:before="0"/>
-            </w:pPr>
-            <w:r>
-              <w:rPr>
-                <w:sz w:val="14"/>
-                <w:szCs w:val="14"/>
-              </w:rPr>
-              <w:t xml:space="preserve"/>
+        </w:tc>
+        <w:tc>
+          <w:tcPr>
+            <w:tcW w:type="dxa" w:w="3040"/>
+            <w:shd w:fill="FFFFFF" w:color="auto" w:val="clear"/>
+            <w:tcMar>
+              <w:top w:type="dxa" w:w="60"/>
+              <w:left w:type="dxa" w:w="120"/>
+              <w:bottom w:type="dxa" w:w="60"/>
+              <w:right w:type="dxa" w:w="120"/>
+            </w:tcMar>
+            <w:vAlign w:val="top"/>
+          </w:tcPr>
+          <w:p>
+            <w:pPr>
+              <w:keepNext w:val="false"/>
+              <w:spacing w:after="40" w:before="0"/>
+              <w:jc w:val="left"/>
+            </w:pPr>
+            <w:r>
+              <w:rPr>
+                <w:rFonts w:ascii="Arial" w:cs="Arial" w:eastAsia="Arial" w:hAnsi="Arial"/>
+                <w:b w:val="false"/>
+                <w:bCs w:val="false"/>
+                <w:i w:val="false"/>
+                <w:iCs w:val="false"/>
+                <w:color w:val="000000"/>
+                <w:sz w:val="18"/>
+                <w:szCs w:val="18"/>
+              </w:rPr>
+              <w:t xml:space="preserve">The teacher directs attention to a dedicated section of the classroom wall or board reserved for the Driving Question Board, which will remain visible for all ten lessons. The large driving question is written at the top: How can the angle a sunbeam makes with the ground allow us to calculate the height of any tree, building, or hill in Kenya without measuring it directly? Each group brings their group prediction sticky note from the Predict Phase and places it on the DQB under the heading: Our Predictions. The teacher then invites every learner to write one question that arose during today's activity on a new sticky note and post it under the heading: Questions We Now Have. Learners circulate briefly to read each other's questions. The teacher reads several questions aloud, groups related ones together, and labels clusters. Typical emerging questions include: How do we find the exact value of sine or cosine for any angle? Is there a pattern between sine and cosine? Do these ratios work for angles bigger than 90 degrees? The teacher says: Every one of these questions will be answered during our ten lessons. Watch this board grow.</w:t>
+            </w:r>
+          </w:p>
+        </w:tc>
+        <w:tc>
+          <w:tcPr>
+            <w:tcW w:type="dxa" w:w="3040"/>
+            <w:shd w:fill="F2F2F2" w:color="auto" w:val="clear"/>
+            <w:tcMar>
+              <w:top w:type="dxa" w:w="60"/>
+              <w:left w:type="dxa" w:w="120"/>
+              <w:bottom w:type="dxa" w:w="60"/>
+              <w:right w:type="dxa" w:w="120"/>
+            </w:tcMar>
+            <w:vAlign w:val="top"/>
+          </w:tcPr>
+          <w:p>
+            <w:pPr>
+              <w:keepNext w:val="false"/>
+              <w:spacing w:after="40" w:before="0"/>
+              <w:jc w:val="left"/>
+            </w:pPr>
+            <w:r>
+              <w:rPr>
+                <w:rFonts w:ascii="Arial" w:cs="Arial" w:eastAsia="Arial" w:hAnsi="Arial"/>
+                <w:b w:val="false"/>
+                <w:bCs w:val="false"/>
+                <w:i w:val="false"/>
+                <w:iCs w:val="false"/>
+                <w:color w:val="000000"/>
+                <w:sz w:val="18"/>
+                <w:szCs w:val="18"/>
+              </w:rPr>
+              <w:t xml:space="preserve">Teacher says: This board belongs to you. Every prediction you made at the start is on it. Every question you have just posted is on it. At the end of every lesson you will add something new to it — something you have learned or a new question that opened up. By Lesson 10, you will come back to your own prediction from today and decide: were you right? Teacher physically attaches the group sticky notes, saying the group name aloud as each is placed, creating a sense of community ownership. Teacher does not remove or correct any prediction at this stage, including incorrect ones, explaining: We do not erase predictions — we revisit them with evidence later. Teacher writes the TO BE SOLVED note from the Explain Phase directly on the DQB near the driving question: tan 53 degrees times 9.0 m equals the height of the mango tree — we will calculate this in Lesson 4.</w:t>
+            </w:r>
+          </w:p>
+        </w:tc>
+        <w:tc>
+          <w:tcPr>
+            <w:tcW w:type="dxa" w:w="3040"/>
+            <w:shd w:fill="FFFFFF" w:color="auto" w:val="clear"/>
+            <w:tcMar>
+              <w:top w:type="dxa" w:w="60"/>
+              <w:left w:type="dxa" w:w="120"/>
+              <w:bottom w:type="dxa" w:w="60"/>
+              <w:right w:type="dxa" w:w="120"/>
+            </w:tcMar>
+            <w:vAlign w:val="top"/>
+          </w:tcPr>
+          <w:p>
+            <w:pPr>
+              <w:keepNext w:val="false"/>
+              <w:spacing w:after="40" w:before="0"/>
+              <w:jc w:val="left"/>
+            </w:pPr>
+            <w:r>
+              <w:rPr>
+                <w:rFonts w:ascii="Arial" w:cs="Arial" w:eastAsia="Arial" w:hAnsi="Arial"/>
+                <w:b w:val="false"/>
+                <w:bCs w:val="false"/>
+                <w:i w:val="false"/>
+                <w:iCs w:val="false"/>
+                <w:color w:val="000000"/>
+                <w:sz w:val="18"/>
+                <w:szCs w:val="18"/>
+              </w:rPr>
+              <w:t xml:space="preserve">The DQB makes the intellectual journey of the unit visible and persistent. It activates metacognitive awareness — learners know they are at the beginning of an inquiry and that their own questions drive the sequence. Clustering questions publicly helps learners see the coherence of the sub-strand without the teacher having to impose it. Preserving incorrect predictions models scientific integrity — ideas are tested, not assumed.</w:t>
+            </w:r>
+          </w:p>
+        </w:tc>
+        <w:tc>
+          <w:tcPr>
+            <w:tcW w:type="dxa" w:w="3040"/>
+            <w:shd w:fill="F2F2F2" w:color="auto" w:val="clear"/>
+            <w:tcMar>
+              <w:top w:type="dxa" w:w="60"/>
+              <w:left w:type="dxa" w:w="120"/>
+              <w:bottom w:type="dxa" w:w="60"/>
+              <w:right w:type="dxa" w:w="120"/>
+            </w:tcMar>
+            <w:vAlign w:val="top"/>
+          </w:tcPr>
+          <w:p>
+            <w:pPr>
+              <w:keepNext w:val="false"/>
+              <w:spacing w:after="40" w:before="0"/>
+              <w:jc w:val="left"/>
+            </w:pPr>
+            <w:r>
+              <w:rPr>
+                <w:rFonts w:ascii="Arial" w:cs="Arial" w:eastAsia="Arial" w:hAnsi="Arial"/>
+                <w:b w:val="false"/>
+                <w:bCs w:val="false"/>
+                <w:i w:val="false"/>
+                <w:iCs w:val="false"/>
+                <w:color w:val="000000"/>
+                <w:sz w:val="18"/>
+                <w:szCs w:val="18"/>
+              </w:rPr>
+              <w:t xml:space="preserve">The teacher reads the posted questions during the brief circulation moment to gauge depth of curiosity and identify any misconceptions expressed as questions (for example, a learner might post: Does a bigger angle always give a bigger triangle? — revealing confusion between angle size and side length). These inform planning for Lesson 2 questioning sequences.</w:t>
+            </w:r>
+          </w:p>
+        </w:tc>
+      </w:tr>
+      <w:tr>
+        <w:tc>
+          <w:tcPr>
+            <w:tcW w:type="dxa" w:w="1520"/>
+            <w:shd w:fill="D5E8F0" w:color="auto" w:val="clear"/>
+            <w:tcMar>
+              <w:top w:type="dxa" w:w="60"/>
+              <w:left w:type="dxa" w:w="120"/>
+              <w:bottom w:type="dxa" w:w="60"/>
+              <w:right w:type="dxa" w:w="120"/>
+            </w:tcMar>
+            <w:vAlign w:val="top"/>
+          </w:tcPr>
+          <w:p>
+            <w:pPr>
+              <w:keepNext w:val="false"/>
+              <w:spacing w:after="40" w:before="0"/>
+              <w:jc w:val="left"/>
+            </w:pPr>
+            <w:r>
+              <w:rPr>
+                <w:rFonts w:ascii="Arial" w:cs="Arial" w:eastAsia="Arial" w:hAnsi="Arial"/>
+                <w:b/>
+                <w:bCs/>
+                <w:i w:val="false"/>
+                <w:iCs w:val="false"/>
+                <w:color w:val="000000"/>
+                <w:sz w:val="18"/>
+                <w:szCs w:val="18"/>
+              </w:rPr>
+              <w:t xml:space="preserve">Model Building Phase</w:t>
             </w:r>
           </w:p>
           <w:p>
@@ -6631,6 +6397,84 @@
                 <w:sz w:val="16"/>
                 <w:szCs w:val="16"/>
               </w:rPr>
+              <w:t xml:space="preserve">📹 VIDEO:</w:t>
+            </w:r>
+          </w:p>
+          <w:p>
+            <w:pPr>
+              <w:spacing w:after="20" w:before="0"/>
+            </w:pPr>
+            <w:hyperlink w:history="1" r:id="rIdbfblqgjj16lowhl0yg_bg">
+              <w:r>
+                <w:rPr>
+                  <w:rFonts w:ascii="Arial" w:cs="Arial" w:eastAsia="Arial" w:hAnsi="Arial"/>
+                  <w:color w:val="2E75B6"/>
+                  <w:sz w:val="16"/>
+                  <w:szCs w:val="16"/>
+                  <w:u w:val="single" w:color="2E75B6"/>
+                </w:rPr>
+                <w:t xml:space="preserve">Trigonometric ratios in right triangles</w:t>
+              </w:r>
+            </w:hyperlink>
+          </w:p>
+          <w:p>
+            <w:pPr>
+              <w:spacing w:after="10" w:before="0"/>
+              <w:ind w:left="120"/>
+            </w:pPr>
+            <w:r>
+              <w:rPr>
+                <w:rFonts w:ascii="Arial" w:cs="Arial" w:eastAsia="Arial" w:hAnsi="Arial"/>
+                <w:color w:val="595959"/>
+                <w:sz w:val="14"/>
+                <w:szCs w:val="14"/>
+              </w:rPr>
+              <w:t xml:space="preserve">Source: Khan Academy (English - US curriculum)</w:t>
+            </w:r>
+          </w:p>
+          <w:p>
+            <w:pPr>
+              <w:spacing w:after="10" w:before="0"/>
+              <w:ind w:left="120"/>
+            </w:pPr>
+            <w:hyperlink w:history="1" r:id="rIdebugjbm5njdrpsk-_gsfm">
+              <w:r>
+                <w:rPr>
+                  <w:rFonts w:ascii="Arial" w:cs="Arial" w:eastAsia="Arial" w:hAnsi="Arial"/>
+                  <w:color w:val="595959"/>
+                  <w:sz w:val="14"/>
+                  <w:szCs w:val="14"/>
+                  <w:u w:val="single" w:color="595959"/>
+                </w:rPr>
+                <w:t xml:space="preserve">🔍 Search ARES for similar videos</w:t>
+              </w:r>
+            </w:hyperlink>
+          </w:p>
+          <w:p>
+            <w:pPr>
+              <w:spacing w:after="40" w:before="0"/>
+            </w:pPr>
+            <w:r>
+              <w:rPr>
+                <w:sz w:val="14"/>
+                <w:szCs w:val="14"/>
+              </w:rPr>
+              <w:t xml:space="preserve"/>
+            </w:r>
+          </w:p>
+          <w:p>
+            <w:pPr>
+              <w:spacing w:after="20" w:before="0"/>
+            </w:pPr>
+            <w:r>
+              <w:rPr>
+                <w:rFonts w:ascii="Arial" w:cs="Arial" w:eastAsia="Arial" w:hAnsi="Arial"/>
+                <w:b/>
+                <w:bCs/>
+                <w:color w:val="1F3864"/>
+                <w:sz w:val="16"/>
+                <w:szCs w:val="16"/>
+              </w:rPr>
               <w:t xml:space="preserve">📖 EXERCISE:</w:t>
             </w:r>
           </w:p>
@@ -6638,7 +6482,7 @@
             <w:pPr>
               <w:spacing w:after="20" w:before="0"/>
             </w:pPr>
-            <w:hyperlink w:history="1" r:id="rIduippe3rlo-x6zuzb748gh">
+            <w:hyperlink w:history="1" r:id="rId1kawd-z4k8bmuqr9irqn7">
               <w:r>
                 <w:rPr>
                   <w:rFonts w:ascii="Arial" w:cs="Arial" w:eastAsia="Arial" w:hAnsi="Arial"/>
@@ -6687,7 +6531,7 @@
               <w:spacing w:after="10" w:before="0"/>
               <w:ind w:left="120"/>
             </w:pPr>
-            <w:hyperlink w:history="1" r:id="rIdh7zctacakhgulsy91-mt0">
+            <w:hyperlink w:history="1" r:id="rIdwiscuhqgffueglzkb323z">
               <w:r>
                 <w:rPr>
                   <w:rFonts w:ascii="Arial" w:cs="Arial" w:eastAsia="Arial" w:hAnsi="Arial"/>
@@ -7212,7 +7056,7 @@
         </w:rPr>
         <w:t xml:space="preserve">© 2026 SeaVuria and ARES. Aligned with KICD objectives. Developed by SeaVuria; technical implementation by ARES (with AI assistance from Claude). Licensed under </w:t>
       </w:r>
-      <w:hyperlink w:history="1" r:id="rIdp-q5gmr00z5c-nijkxejd">
+      <w:hyperlink w:history="1" r:id="rId2lpwjhdh_bcdy5jyvumst">
         <w:r>
           <w:rPr>
             <w:rFonts w:ascii="Arial" w:cs="Arial" w:eastAsia="Arial" w:hAnsi="Arial"/>
@@ -7233,7 +7077,7 @@
         </w:rPr>
         <w:t xml:space="preserve"> (</w:t>
       </w:r>
-      <w:hyperlink w:history="1" r:id="rIdhrq1rh1cmdnlu0murfuo9">
+      <w:hyperlink w:history="1" r:id="rIdzwv8fmaxa7a_povhwimbe">
         <w:r>
           <w:rPr>
             <w:rFonts w:ascii="Arial" w:cs="Arial" w:eastAsia="Arial" w:hAnsi="Arial"/>
@@ -7618,7 +7462,7 @@
               </w:rPr>
               <w:t xml:space="preserve">By the end of the lesson, the learner should be able to: (a) use mathematical tables accurately to look up sine values for acute angles; (b) verify sine values obtained from tables against measurements made on triangles drawn in Lesson 1; (c) apply the sine ratio to </w:t>
             </w:r>
-            <w:del w:id="9159" w:author="Claude (AI) - proposed" w:date="2026-10-15T12:58:12Z">
+            <w:del w:id="9138" w:author="Claude (AI) - proposed" w:date="2026-10-15T13:01:05Z">
               <w:r>
                 <w:rPr>
                   <w:rFonts w:ascii="Arial" w:cs="Arial" w:eastAsia="Arial" w:hAnsi="Arial"/>
@@ -7633,7 +7477,7 @@
                 <w:delText xml:space="preserve">estimate</w:delText>
               </w:r>
             </w:del>
-            <w:ins w:id="9160" w:author="Claude (AI) - proposed" w:date="2026-10-15T12:58:12Z">
+            <w:ins w:id="9139" w:author="Claude (AI) - proposed" w:date="2026-10-15T13:01:05Z">
               <w:r>
                 <w:rPr>
                   <w:rFonts w:ascii="Arial" w:cs="Arial" w:eastAsia="Arial" w:hAnsi="Arial"/>
@@ -7661,7 +7505,7 @@
               </w:rPr>
               <w:t xml:space="preserve"> heights in real contexts such as the </w:t>
             </w:r>
-            <w:del w:id="9161" w:author="Claude (AI) - proposed" w:date="2026-10-15T12:58:12Z">
+            <w:del w:id="9140" w:author="Claude (AI) - proposed" w:date="2026-10-15T13:01:05Z">
               <w:r>
                 <w:rPr>
                   <w:rFonts w:ascii="Arial" w:cs="Arial" w:eastAsia="Arial" w:hAnsi="Arial"/>
@@ -7676,7 +7520,7 @@
                 <w:delText xml:space="preserve">mango tree shadow problem</w:delText>
               </w:r>
             </w:del>
-            <w:ins w:id="9162" w:author="Claude (AI) - proposed" w:date="2026-10-15T12:58:12Z">
+            <w:ins w:id="9141" w:author="Claude (AI) - proposed" w:date="2026-10-15T13:01:05Z">
               <w:r>
                 <w:rPr>
                   <w:rFonts w:ascii="Arial" w:cs="Arial" w:eastAsia="Arial" w:hAnsi="Arial"/>
@@ -7827,10 +7671,10 @@
               <w:spacing w:after="40" w:before="0"/>
               <w:jc w:val="left"/>
               <w:rPr>
-                <w:ins w:id="9164" w:author="Claude (AI) - proposed" w:date="2026-10-15T12:58:12Z"/>
-              </w:rPr>
-            </w:pPr>
-            <w:ins w:id="9163" w:author="Claude (AI) - proposed" w:date="2026-10-15T12:58:12Z">
+                <w:ins w:id="9143" w:author="Claude (AI) - proposed" w:date="2026-10-15T13:01:05Z"/>
+              </w:rPr>
+            </w:pPr>
+            <w:ins w:id="9142" w:author="Claude (AI) - proposed" w:date="2026-10-15T13:01:05Z">
               <w:r>
                 <w:rPr>
                   <w:rFonts w:ascii="Arial" w:cs="Arial" w:eastAsia="Arial" w:hAnsi="Arial"/>
@@ -7852,10 +7696,10 @@
               <w:spacing w:after="40" w:before="0"/>
               <w:jc w:val="left"/>
               <w:rPr>
-                <w:del w:id="9166" w:author="Claude (AI) - proposed" w:date="2026-10-15T12:58:12Z"/>
-              </w:rPr>
-            </w:pPr>
-            <w:del w:id="9165" w:author="Claude (AI) - proposed" w:date="2026-10-15T12:58:12Z">
+                <w:del w:id="9145" w:author="Claude (AI) - proposed" w:date="2026-10-15T13:01:05Z"/>
+              </w:rPr>
+            </w:pPr>
+            <w:del w:id="9144" w:author="Claude (AI) - proposed" w:date="2026-10-15T13:01:05Z">
               <w:r>
                 <w:rPr>
                   <w:rFonts w:ascii="Arial" w:cs="Arial" w:eastAsia="Arial" w:hAnsi="Arial"/>
@@ -7938,7 +7782,7 @@
               </w:rPr>
               <w:t xml:space="preserve">In Lesson 1 learners measured sides of right-angled triangles and computed the ratio opposite ÷ hypotenuse for several angles, noticing the ratio stayed the same regardless of triangle size. In Lesson 2 they discover that this consistent ratio has a name — sine — and that mathematicians have pre-computed it for every angle in mathematical tables. By reading those tables and matching the values to their own Lesson 1 measurements, learners gather crucial evidence that sin θ = opposite/hypotenuse is a universal, angle-only relationship. This advances the driving question: if sin 53° is always 0.7986, then </w:t>
             </w:r>
-            <w:del w:id="9167" w:author="Claude (AI) - proposed" w:date="2026-10-15T12:58:12Z">
+            <w:del w:id="9146" w:author="Claude (AI) - proposed" w:date="2026-10-15T13:01:05Z">
               <w:r>
                 <w:rPr>
                   <w:rFonts w:ascii="Arial" w:cs="Arial" w:eastAsia="Arial" w:hAnsi="Arial"/>
@@ -7953,7 +7797,7 @@
                 <w:delText xml:space="preserve">once you know the sun makes a 53° angle with the ground, you can calculate the mango tree's height from nothing but</w:delText>
               </w:r>
             </w:del>
-            <w:ins w:id="9168" w:author="Claude (AI) - proposed" w:date="2026-10-15T12:58:12Z">
+            <w:ins w:id="9147" w:author="Claude (AI) - proposed" w:date="2026-10-15T13:01:05Z">
               <w:r>
                 <w:rPr>
                   <w:rFonts w:ascii="Arial" w:cs="Arial" w:eastAsia="Arial" w:hAnsi="Arial"/>
@@ -7981,7 +7825,7 @@
               </w:rPr>
               <w:t xml:space="preserve"> the shadow length </w:t>
             </w:r>
-            <w:del w:id="9169" w:author="Claude (AI) - proposed" w:date="2026-10-15T12:58:12Z">
+            <w:del w:id="9148" w:author="Claude (AI) - proposed" w:date="2026-10-15T13:01:05Z">
               <w:r>
                 <w:rPr>
                   <w:rFonts w:ascii="Arial" w:cs="Arial" w:eastAsia="Arial" w:hAnsi="Arial"/>
@@ -7996,7 +7840,7 @@
                 <w:delText xml:space="preserve">— no climbing required</w:delText>
               </w:r>
             </w:del>
-            <w:ins w:id="9170" w:author="Claude (AI) - proposed" w:date="2026-10-15T12:58:12Z">
+            <w:ins w:id="9149" w:author="Claude (AI) - proposed" w:date="2026-10-15T13:01:05Z">
               <w:r>
                 <w:rPr>
                   <w:rFonts w:ascii="Arial" w:cs="Arial" w:eastAsia="Arial" w:hAnsi="Arial"/>
@@ -8475,7 +8319,7 @@
             <w:pPr>
               <w:spacing w:after="20" w:before="0"/>
             </w:pPr>
-            <w:hyperlink w:history="1" r:id="rIduwgpovcuenmtovu8wxiff">
+            <w:hyperlink w:history="1" r:id="rIdlwlattlzmnagrt2uis5kd">
               <w:r>
                 <w:rPr>
                   <w:rFonts w:ascii="Arial" w:cs="Arial" w:eastAsia="Arial" w:hAnsi="Arial"/>
@@ -8508,7 +8352,7 @@
               <w:spacing w:after="10" w:before="0"/>
               <w:ind w:left="120"/>
             </w:pPr>
-            <w:hyperlink w:history="1" r:id="rId4dqbzuqy0x1uejgzdef-s">
+            <w:hyperlink w:history="1" r:id="rIdbk1lu0gj1khniupx-wsxa">
               <w:r>
                 <w:rPr>
                   <w:rFonts w:ascii="Arial" w:cs="Arial" w:eastAsia="Arial" w:hAnsi="Arial"/>
@@ -8553,7 +8397,7 @@
             <w:pPr>
               <w:spacing w:after="20" w:before="0"/>
             </w:pPr>
-            <w:hyperlink w:history="1" r:id="rIdg-otqva_4toonadluhvmg">
+            <w:hyperlink w:history="1" r:id="rId0c3ocn7ifemdqekigcixq">
               <w:r>
                 <w:rPr>
                   <w:rFonts w:ascii="Arial" w:cs="Arial" w:eastAsia="Arial" w:hAnsi="Arial"/>
@@ -8586,7 +8430,7 @@
               <w:spacing w:after="10" w:before="0"/>
               <w:ind w:left="120"/>
             </w:pPr>
-            <w:hyperlink w:history="1" r:id="rIdkam381unhvfbmro-nqvw1">
+            <w:hyperlink w:history="1" r:id="rIdsnlmsgwhsfabknsdgnacx">
               <w:r>
                 <w:rPr>
                   <w:rFonts w:ascii="Arial" w:cs="Arial" w:eastAsia="Arial" w:hAnsi="Arial"/>
@@ -8786,7 +8630,7 @@
             <w:pPr>
               <w:spacing w:after="20" w:before="0"/>
             </w:pPr>
-            <w:hyperlink w:history="1" r:id="rIdel1ftibcnjp1ysxkyorgc">
+            <w:hyperlink w:history="1" r:id="rId9wsaqxd3sqgetloskbrti">
               <w:r>
                 <w:rPr>
                   <w:rFonts w:ascii="Arial" w:cs="Arial" w:eastAsia="Arial" w:hAnsi="Arial"/>
@@ -8819,7 +8663,7 @@
               <w:spacing w:after="10" w:before="0"/>
               <w:ind w:left="120"/>
             </w:pPr>
-            <w:hyperlink w:history="1" r:id="rIdqtdmkkyn3xyfspw5rbveg">
+            <w:hyperlink w:history="1" r:id="rIdcs_qqbwlv0vx8ryjpiu1s">
               <w:r>
                 <w:rPr>
                   <w:rFonts w:ascii="Arial" w:cs="Arial" w:eastAsia="Arial" w:hAnsi="Arial"/>
@@ -8864,7 +8708,7 @@
             <w:pPr>
               <w:spacing w:after="20" w:before="0"/>
             </w:pPr>
-            <w:hyperlink w:history="1" r:id="rIdtdoa0qu_lzvpcisxoivff">
+            <w:hyperlink w:history="1" r:id="rIdwvbfllwsn_iy-p8fwe-ee">
               <w:r>
                 <w:rPr>
                   <w:rFonts w:ascii="Arial" w:cs="Arial" w:eastAsia="Arial" w:hAnsi="Arial"/>
@@ -8897,7 +8741,7 @@
               <w:spacing w:after="10" w:before="0"/>
               <w:ind w:left="120"/>
             </w:pPr>
-            <w:hyperlink w:history="1" r:id="rIdal-q_htcqalksfqz3i5fz">
+            <w:hyperlink w:history="1" r:id="rIdlw6e5jwm_spicmm6fk4se">
               <w:r>
                 <w:rPr>
                   <w:rFonts w:ascii="Arial" w:cs="Arial" w:eastAsia="Arial" w:hAnsi="Arial"/>
@@ -8942,7 +8786,7 @@
               </w:rPr>
               <w:t xml:space="preserve">Learners watch a 6–8 minute video introducing the sine ratio: its definition (sin θ = Opposite/Hypotenuse), its notation, and a worked example showing that two right-angled triangles with the same 40° angle but different sizes yield the same sine value (approximately 0.6428). The video includes a Kenyan context — a surveyor in the Rift Valley measuring the angle of elevation to a hill. After the video, learners immediately open their mathematical tables to the sine pages. Working in pairs, they complete a structured table-reading activity: they are given a list of 8 angles (20°, 30°, 37°, 45°, 53°, 60°, 72°, 90°) and must record the sine value from the tables for each. For </w:t>
             </w:r>
-            <w:del w:id="9171" w:author="Claude (AI) - proposed" w:date="2026-10-15T12:58:12Z">
+            <w:del w:id="9150" w:author="Claude (AI) - proposed" w:date="2026-10-15T13:01:05Z">
               <w:r>
                 <w:rPr>
                   <w:rFonts w:ascii="Arial" w:cs="Arial" w:eastAsia="Arial" w:hAnsi="Arial"/>
@@ -8957,7 +8801,7 @@
                 <w:delText xml:space="preserve">53° and one angle of their choice from Lesson 1</w:delText>
               </w:r>
             </w:del>
-            <w:ins w:id="9172" w:author="Claude (AI) - proposed" w:date="2026-10-15T12:58:12Z">
+            <w:ins w:id="9151" w:author="Claude (AI) - proposed" w:date="2026-10-15T13:01:05Z">
               <w:r>
                 <w:rPr>
                   <w:rFonts w:ascii="Arial" w:cs="Arial" w:eastAsia="Arial" w:hAnsi="Arial"/>
@@ -8985,7 +8829,7 @@
               </w:rPr>
               <w:t xml:space="preserve">, they also retrieve the ratio</w:t>
             </w:r>
-            <w:ins w:id="9173" w:author="Claude (AI) - proposed" w:date="2026-10-15T12:58:12Z">
+            <w:ins w:id="9152" w:author="Claude (AI) - proposed" w:date="2026-10-15T13:01:05Z">
               <w:r>
                 <w:rPr>
                   <w:rFonts w:ascii="Arial" w:cs="Arial" w:eastAsia="Arial" w:hAnsi="Arial"/>
@@ -9046,7 +8890,7 @@
               </w:rPr>
               <w:t xml:space="preserve">Before playing the video say: 'As you watch, write down: (1) the definition of sine, (2) one thing that surprises you.' Play the video. After the video, give the instruction: 'Open your mathematical tables to the sine section. I will give you 4 minutes to find all 8 sine values on your worksheet. Start now.' [Circulate, observe table-navigation strategies.] After 4 minutes, begin cold-call table-reading drill — minimum 6 students: Cold-call Student 4: 'Kamau, what is sin 20°? Tell me exactly which column and row you used.' [Wait 10 seconds.] Cold-call Student 5: 'Nafula, what is sin 37°? Did anyone get a different value?' [Wait 10 seconds.] Cold-call Student 6: 'Mwangi, what is </w:t>
             </w:r>
-            <w:del w:id="9174" w:author="Claude (AI) - proposed" w:date="2026-10-15T12:58:12Z">
+            <w:del w:id="9153" w:author="Claude (AI) - proposed" w:date="2026-10-15T13:01:05Z">
               <w:r>
                 <w:rPr>
                   <w:rFonts w:ascii="Arial" w:cs="Arial" w:eastAsia="Arial" w:hAnsi="Arial"/>
@@ -9061,7 +8905,7 @@
                 <w:delText xml:space="preserve">sin 53°</w:delText>
               </w:r>
             </w:del>
-            <w:ins w:id="9175" w:author="Claude (AI) - proposed" w:date="2026-10-15T12:58:12Z">
+            <w:ins w:id="9154" w:author="Claude (AI) - proposed" w:date="2026-10-15T13:01:05Z">
               <w:r>
                 <w:rPr>
                   <w:rFonts w:ascii="Arial" w:cs="Arial" w:eastAsia="Arial" w:hAnsi="Arial"/>
@@ -9089,7 +8933,7 @@
               </w:rPr>
               <w:t xml:space="preserve">? Now look at the ratio </w:t>
             </w:r>
-            <w:del w:id="9176" w:author="Claude (AI) - proposed" w:date="2026-10-15T12:58:12Z">
+            <w:del w:id="9155" w:author="Claude (AI) - proposed" w:date="2026-10-15T13:01:05Z">
               <w:r>
                 <w:rPr>
                   <w:rFonts w:ascii="Arial" w:cs="Arial" w:eastAsia="Arial" w:hAnsi="Arial"/>
@@ -9104,7 +8948,7 @@
                 <w:delText xml:space="preserve">you measured for your 53° triangle in Lesson 1</w:delText>
               </w:r>
             </w:del>
-            <w:ins w:id="9177" w:author="Claude (AI) - proposed" w:date="2026-10-15T12:58:12Z">
+            <w:ins w:id="9156" w:author="Claude (AI) - proposed" w:date="2026-10-15T13:01:05Z">
               <w:r>
                 <w:rPr>
                   <w:rFonts w:ascii="Arial" w:cs="Arial" w:eastAsia="Arial" w:hAnsi="Arial"/>
@@ -9198,7 +9042,7 @@
               </w:rPr>
               <w:t xml:space="preserve">Observable indicators: (1) Each pair's worksheet shows 8 correctly located sine values with the column/row reference noted. (2) For </w:t>
             </w:r>
-            <w:del w:id="9178" w:author="Claude (AI) - proposed" w:date="2026-10-15T12:58:12Z">
+            <w:del w:id="9157" w:author="Claude (AI) - proposed" w:date="2026-10-15T13:01:05Z">
               <w:r>
                 <w:rPr>
                   <w:rFonts w:ascii="Arial" w:cs="Arial" w:eastAsia="Arial" w:hAnsi="Arial"/>
@@ -9213,7 +9057,7 @@
                 <w:delText xml:space="preserve">sin 53°</w:delText>
               </w:r>
             </w:del>
-            <w:ins w:id="9179" w:author="Claude (AI) - proposed" w:date="2026-10-15T12:58:12Z">
+            <w:ins w:id="9158" w:author="Claude (AI) - proposed" w:date="2026-10-15T13:01:05Z">
               <w:r>
                 <w:rPr>
                   <w:rFonts w:ascii="Arial" w:cs="Arial" w:eastAsia="Arial" w:hAnsi="Arial"/>
@@ -9241,7 +9085,7 @@
               </w:rPr>
               <w:t xml:space="preserve">, learners can articulate that their </w:t>
             </w:r>
-            <w:del w:id="9180" w:author="Claude (AI) - proposed" w:date="2026-10-15T12:58:12Z">
+            <w:del w:id="9159" w:author="Claude (AI) - proposed" w:date="2026-10-15T13:01:05Z">
               <w:r>
                 <w:rPr>
                   <w:rFonts w:ascii="Arial" w:cs="Arial" w:eastAsia="Arial" w:hAnsi="Arial"/>
@@ -9256,7 +9100,7 @@
                 <w:delText xml:space="preserve">Lesson 1 measured ratio (≈ 0.80)</w:delText>
               </w:r>
             </w:del>
-            <w:ins w:id="9181" w:author="Claude (AI) - proposed" w:date="2026-10-15T12:58:12Z">
+            <w:ins w:id="9160" w:author="Claude (AI) - proposed" w:date="2026-10-15T13:01:05Z">
               <w:r>
                 <w:rPr>
                   <w:rFonts w:ascii="Arial" w:cs="Arial" w:eastAsia="Arial" w:hAnsi="Arial"/>
@@ -9284,7 +9128,7 @@
               </w:rPr>
               <w:t xml:space="preserve"> matches the table value </w:t>
             </w:r>
-            <w:del w:id="9182" w:author="Claude (AI) - proposed" w:date="2026-10-15T12:58:12Z">
+            <w:del w:id="9161" w:author="Claude (AI) - proposed" w:date="2026-10-15T13:01:05Z">
               <w:r>
                 <w:rPr>
                   <w:rFonts w:ascii="Arial" w:cs="Arial" w:eastAsia="Arial" w:hAnsi="Arial"/>
@@ -9312,7 +9156,7 @@
               </w:rPr>
               <w:t xml:space="preserve">within measurement error</w:t>
             </w:r>
-            <w:ins w:id="9183" w:author="Claude (AI) - proposed" w:date="2026-10-15T12:58:12Z">
+            <w:ins w:id="9162" w:author="Claude (AI) - proposed" w:date="2026-10-15T13:01:05Z">
               <w:r>
                 <w:rPr>
                   <w:rFonts w:ascii="Arial" w:cs="Arial" w:eastAsia="Arial" w:hAnsi="Arial"/>
@@ -9396,7 +9240,7 @@
             <w:pPr>
               <w:spacing w:after="20" w:before="0"/>
             </w:pPr>
-            <w:hyperlink w:history="1" r:id="rIdbhcqmheifk2xrgxrkxk1g">
+            <w:hyperlink w:history="1" r:id="rId7jm8f3abv7h51aswsxtxn">
               <w:r>
                 <w:rPr>
                   <w:rFonts w:ascii="Arial" w:cs="Arial" w:eastAsia="Arial" w:hAnsi="Arial"/>
@@ -9429,7 +9273,7 @@
               <w:spacing w:after="10" w:before="0"/>
               <w:ind w:left="120"/>
             </w:pPr>
-            <w:hyperlink w:history="1" r:id="rIdl9b74lb_kowd-nbowbmut">
+            <w:hyperlink w:history="1" r:id="rIdovsj4vpeht36sfyaitjfr">
               <w:r>
                 <w:rPr>
                   <w:rFonts w:ascii="Arial" w:cs="Arial" w:eastAsia="Arial" w:hAnsi="Arial"/>
@@ -9474,7 +9318,7 @@
             <w:pPr>
               <w:spacing w:after="20" w:before="0"/>
             </w:pPr>
-            <w:hyperlink w:history="1" r:id="rIdrsc__ihu-plwxbiif26da">
+            <w:hyperlink w:history="1" r:id="rIducbbkym_yxgtqdyabhnza">
               <w:r>
                 <w:rPr>
                   <w:rFonts w:ascii="Arial" w:cs="Arial" w:eastAsia="Arial" w:hAnsi="Arial"/>
@@ -9523,7 +9367,7 @@
               <w:spacing w:after="10" w:before="0"/>
               <w:ind w:left="120"/>
             </w:pPr>
-            <w:hyperlink w:history="1" r:id="rIducbzrnkr4evsguw2r7xdb">
+            <w:hyperlink w:history="1" r:id="rIdlzlg0h6aeejypqcd4q3ng">
               <w:r>
                 <w:rPr>
                   <w:rFonts w:ascii="Arial" w:cs="Arial" w:eastAsia="Arial" w:hAnsi="Arial"/>
@@ -9568,7 +9412,7 @@
               </w:rPr>
               <w:t xml:space="preserve">Learners work in groups of four to complete a sensemaking task: they are given three right-angled triangles of different sizes, all with a 37° angle, with the opposite and hypotenuse sides labelled in centimetres (small: 3 cm and 5 cm; medium: 6 cm and 10 cm; large: 9 cm and 15 cm). They calculate opposite/hypotenuse for each and compare to sin 37° from their tables. They then write a group explanation in their own words: 'Why does the ratio stay the same even as the triangle grows?' Groups share their explanations; the teacher guides learners to connect this to the concept of similar triangles (linked to prior learning). The teacher then </w:t>
             </w:r>
-            <w:del w:id="9184" w:author="Claude (AI) - proposed" w:date="2026-10-15T12:58:12Z">
+            <w:del w:id="9163" w:author="Claude (AI) - proposed" w:date="2026-10-15T13:01:05Z">
               <w:r>
                 <w:rPr>
                   <w:rFonts w:ascii="Arial" w:cs="Arial" w:eastAsia="Arial" w:hAnsi="Arial"/>
@@ -9583,7 +9427,7 @@
                 <w:delText xml:space="preserve">models applying</w:delText>
               </w:r>
             </w:del>
-            <w:ins w:id="9185" w:author="Claude (AI) - proposed" w:date="2026-10-15T12:58:12Z">
+            <w:ins w:id="9164" w:author="Claude (AI) - proposed" w:date="2026-10-15T13:01:05Z">
               <w:r>
                 <w:rPr>
                   <w:rFonts w:ascii="Arial" w:cs="Arial" w:eastAsia="Arial" w:hAnsi="Arial"/>
@@ -9611,7 +9455,7 @@
               </w:rPr>
               <w:t xml:space="preserve"> sin 53° = 0.7986 </w:t>
             </w:r>
-            <w:del w:id="9186" w:author="Claude (AI) - proposed" w:date="2026-10-15T12:58:12Z">
+            <w:del w:id="9165" w:author="Claude (AI) - proposed" w:date="2026-10-15T13:01:05Z">
               <w:r>
                 <w:rPr>
                   <w:rFonts w:ascii="Arial" w:cs="Arial" w:eastAsia="Arial" w:hAnsi="Arial"/>
@@ -9626,7 +9470,7 @@
                 <w:delText xml:space="preserve">to solve the mango tree problem: if the shadow is 9.0 m and the angle of elevation is 53°, what is the hypotenuse (sun-ray length)? From that, what is the tree height? Learners</w:delText>
               </w:r>
             </w:del>
-            <w:ins w:id="9187" w:author="Claude (AI) - proposed" w:date="2026-10-15T12:58:12Z">
+            <w:ins w:id="9166" w:author="Claude (AI) - proposed" w:date="2026-10-15T13:01:05Z">
               <w:r>
                 <w:rPr>
                   <w:rFonts w:ascii="Arial" w:cs="Arial" w:eastAsia="Arial" w:hAnsi="Arial"/>
@@ -9654,7 +9498,7 @@
               </w:rPr>
               <w:t xml:space="preserve"> solve a parallel problem </w:t>
             </w:r>
-            <w:ins w:id="9188" w:author="Claude (AI) - proposed" w:date="2026-10-15T12:58:12Z">
+            <w:ins w:id="9167" w:author="Claude (AI) - proposed" w:date="2026-10-15T13:01:05Z">
               <w:r>
                 <w:rPr>
                   <w:rFonts w:ascii="Arial" w:cs="Arial" w:eastAsia="Arial" w:hAnsi="Arial"/>
@@ -9682,7 +9526,7 @@
               </w:rPr>
               <w:t xml:space="preserve">individually: a </w:t>
             </w:r>
-            <w:del w:id="9189" w:author="Claude (AI) - proposed" w:date="2026-10-15T12:58:12Z">
+            <w:del w:id="9168" w:author="Claude (AI) - proposed" w:date="2026-10-15T13:01:05Z">
               <w:r>
                 <w:rPr>
                   <w:rFonts w:ascii="Arial" w:cs="Arial" w:eastAsia="Arial" w:hAnsi="Arial"/>
@@ -9697,7 +9541,7 @@
                 <w:delText xml:space="preserve">mobile phone mast in Nakuru casts a shadow of 12 m when the sun's elevation angle is 40°. Find the height of the mast using</w:delText>
               </w:r>
             </w:del>
-            <w:ins w:id="9190" w:author="Claude (AI) - proposed" w:date="2026-10-15T12:58:12Z">
+            <w:ins w:id="9169" w:author="Claude (AI) - proposed" w:date="2026-10-15T13:01:05Z">
               <w:r>
                 <w:rPr>
                   <w:rFonts w:ascii="Arial" w:cs="Arial" w:eastAsia="Arial" w:hAnsi="Arial"/>
@@ -9758,7 +9602,7 @@
               </w:rPr>
               <w:t xml:space="preserve">Distribute the three-triangle handout and say: 'In your group, compute opposite divided by hypotenuse for each triangle and compare to your table value for sin 37°. You have 5 minutes. Nominate a scribe and a speaker.' [Circulate, prompt groups with: 'What do you notice about your three ratios? Can you explain WHY they are the same using what you know about similar triangles?'] After 5 minutes, take group reports: 'Group 2 — what did you find? Use the word SIMILAR in your explanation.' [Wait 10 seconds.] Affirm correct use of similar triangles language. Then model the mango tree calculation on the board step-by-step: 'sin 53° = opposite / hypotenuse → 0.7986 = tree height / sun-ray length. But wait — we know the shadow, not the sun-ray</w:t>
             </w:r>
-            <w:ins w:id="9191" w:author="Claude (AI) - proposed" w:date="2026-10-15T12:58:12Z">
+            <w:ins w:id="9170" w:author="Claude (AI) - proposed" w:date="2026-10-15T13:01:05Z">
               <w:r>
                 <w:rPr>
                   <w:rFonts w:ascii="Arial" w:cs="Arial" w:eastAsia="Arial" w:hAnsi="Arial"/>
@@ -9786,7 +9630,7 @@
               </w:rPr>
               <w:t xml:space="preserve">. Which ratio </w:t>
             </w:r>
-            <w:del w:id="9192" w:author="Claude (AI) - proposed" w:date="2026-10-15T12:58:12Z">
+            <w:del w:id="9171" w:author="Claude (AI) - proposed" w:date="2026-10-15T13:01:05Z">
               <w:r>
                 <w:rPr>
                   <w:rFonts w:ascii="Arial" w:cs="Arial" w:eastAsia="Arial" w:hAnsi="Arial"/>
@@ -9801,7 +9645,7 @@
                 <w:delText xml:space="preserve">connects opposite and adjacent? We will explore that in Lesson 3. For now, let's use what we do know.' Guide learners to set up: shadow/hypotenuse = cos 53° [preview only — </w:delText>
               </w:r>
             </w:del>
-            <w:ins w:id="9193" w:author="Claude (AI) - proposed" w:date="2026-10-15T12:58:12Z">
+            <w:ins w:id="9172" w:author="Claude (AI) - proposed" w:date="2026-10-15T13:01:05Z">
               <w:r>
                 <w:rPr>
                   <w:rFonts w:ascii="Arial" w:cs="Arial" w:eastAsia="Arial" w:hAnsi="Arial"/>
@@ -9829,7 +9673,7 @@
               </w:rPr>
               <w:t xml:space="preserve">do not teach cosine </w:t>
             </w:r>
-            <w:del w:id="9194" w:author="Claude (AI) - proposed" w:date="2026-10-15T12:58:12Z">
+            <w:del w:id="9173" w:author="Claude (AI) - proposed" w:date="2026-10-15T13:01:05Z">
               <w:r>
                 <w:rPr>
                   <w:rFonts w:ascii="Arial" w:cs="Arial" w:eastAsia="Arial" w:hAnsi="Arial"/>
@@ -9844,7 +9688,7 @@
                 <w:delText xml:space="preserve">yet]</w:delText>
               </w:r>
             </w:del>
-            <w:ins w:id="9195" w:author="Claude (AI) - proposed" w:date="2026-10-15T12:58:12Z">
+            <w:ins w:id="9174" w:author="Claude (AI) - proposed" w:date="2026-10-15T13:01:05Z">
               <w:r>
                 <w:rPr>
                   <w:rFonts w:ascii="Arial" w:cs="Arial" w:eastAsia="Arial" w:hAnsi="Arial"/>
@@ -9872,7 +9716,7 @@
               </w:rPr>
               <w:t xml:space="preserve">. Then pivot to the </w:t>
             </w:r>
-            <w:del w:id="9196" w:author="Claude (AI) - proposed" w:date="2026-10-15T12:58:12Z">
+            <w:del w:id="9175" w:author="Claude (AI) - proposed" w:date="2026-10-15T13:01:05Z">
               <w:r>
                 <w:rPr>
                   <w:rFonts w:ascii="Arial" w:cs="Arial" w:eastAsia="Arial" w:hAnsi="Arial"/>
@@ -9887,7 +9731,7 @@
                 <w:delText xml:space="preserve">Nakuru mast problem</w:delText>
               </w:r>
             </w:del>
-            <w:ins w:id="9197" w:author="Claude (AI) - proposed" w:date="2026-10-15T12:58:12Z">
+            <w:ins w:id="9176" w:author="Claude (AI) - proposed" w:date="2026-10-15T13:01:05Z">
               <w:r>
                 <w:rPr>
                   <w:rFonts w:ascii="Arial" w:cs="Arial" w:eastAsia="Arial" w:hAnsi="Arial"/>
@@ -9915,7 +9759,7 @@
               </w:rPr>
               <w:t xml:space="preserve"> and circulate while learners solve individually. Cold-call Student 10: 'Kiptoo, walk us through your setup for the </w:t>
             </w:r>
-            <w:del w:id="9198" w:author="Claude (AI) - proposed" w:date="2026-10-15T12:58:12Z">
+            <w:del w:id="9177" w:author="Claude (AI) - proposed" w:date="2026-10-15T13:01:05Z">
               <w:r>
                 <w:rPr>
                   <w:rFonts w:ascii="Arial" w:cs="Arial" w:eastAsia="Arial" w:hAnsi="Arial"/>
@@ -9930,7 +9774,7 @@
                 <w:delText xml:space="preserve">Nakuru mast</w:delText>
               </w:r>
             </w:del>
-            <w:ins w:id="9199" w:author="Claude (AI) - proposed" w:date="2026-10-15T12:58:12Z">
+            <w:ins w:id="9178" w:author="Claude (AI) - proposed" w:date="2026-10-15T13:01:05Z">
               <w:r>
                 <w:rPr>
                   <w:rFonts w:ascii="Arial" w:cs="Arial" w:eastAsia="Arial" w:hAnsi="Arial"/>
@@ -10024,7 +9868,7 @@
               </w:rPr>
               <w:t xml:space="preserve">Observable indicators: (1) Every group's written explanation includes a reference to 'similar triangles' or 'same shape, different size.' (2) In individual work, at least 80% of learners correctly write the sine equation (sin 40° = height / </w:t>
             </w:r>
-            <w:del w:id="9200" w:author="Claude (AI) - proposed" w:date="2026-10-15T12:58:12Z">
+            <w:del w:id="9179" w:author="Claude (AI) - proposed" w:date="2026-10-15T13:01:05Z">
               <w:r>
                 <w:rPr>
                   <w:rFonts w:ascii="Arial" w:cs="Arial" w:eastAsia="Arial" w:hAnsi="Arial"/>
@@ -10039,7 +9883,7 @@
                 <w:delText xml:space="preserve">hypotenuse</w:delText>
               </w:r>
             </w:del>
-            <w:ins w:id="9201" w:author="Claude (AI) - proposed" w:date="2026-10-15T12:58:12Z">
+            <w:ins w:id="9180" w:author="Claude (AI) - proposed" w:date="2026-10-15T13:01:05Z">
               <w:r>
                 <w:rPr>
                   <w:rFonts w:ascii="Arial" w:cs="Arial" w:eastAsia="Arial" w:hAnsi="Arial"/>
@@ -10067,7 +9911,7 @@
               </w:rPr>
               <w:t xml:space="preserve">) before attempting to solve</w:t>
             </w:r>
-            <w:ins w:id="9202" w:author="Claude (AI) - proposed" w:date="2026-10-15T12:58:12Z">
+            <w:ins w:id="9181" w:author="Claude (AI) - proposed" w:date="2026-10-15T13:01:05Z">
               <w:r>
                 <w:rPr>
                   <w:rFonts w:ascii="Arial" w:cs="Arial" w:eastAsia="Arial" w:hAnsi="Arial"/>
@@ -10102,7 +9946,7 @@
         <w:tc>
           <w:tcPr>
             <w:tcW w:type="dxa" w:w="1520"/>
-            <w:shd w:fill="F2F2F2" w:color="auto" w:val="clear"/>
+            <w:shd w:fill="FCE4D6" w:color="auto" w:val="clear"/>
             <w:tcMar>
               <w:top w:type="dxa" w:w="60"/>
               <w:left w:type="dxa" w:w="120"/>
@@ -10128,23 +9972,8 @@
                 <w:sz w:val="18"/>
                 <w:szCs w:val="18"/>
               </w:rPr>
-              <w:t xml:space="preserve">Driving Question Board</w:t>
-            </w:r>
-            <w:del w:id="9203" w:author="Claude (AI) - proposed" w:date="2026-10-15T12:58:12Z">
-              <w:r>
-                <w:rPr>
-                  <w:rFonts w:ascii="Arial" w:cs="Arial" w:eastAsia="Arial" w:hAnsi="Arial"/>
-                  <w:b/>
-                  <w:bCs/>
-                  <w:i w:val="false"/>
-                  <w:iCs w:val="false"/>
-                  <w:color w:val="000000"/>
-                  <w:sz w:val="18"/>
-                  <w:szCs w:val="18"/>
-                </w:rPr>
-                <w:delText xml:space="preserve"> (DQB) Creation</w:delText>
-              </w:r>
-            </w:del>
+              <w:t xml:space="preserve">Driving Question Board (DQB) Creation</w:t>
+            </w:r>
           </w:p>
           <w:p>
             <w:pPr>
@@ -10166,7 +9995,7 @@
             <w:pPr>
               <w:spacing w:after="20" w:before="0"/>
             </w:pPr>
-            <w:hyperlink w:history="1" r:id="rIdjezlzyi-eqd6qj1qvnorp">
+            <w:hyperlink w:history="1" r:id="rIdke_q2mqqk6gm8li56z2lx">
               <w:r>
                 <w:rPr>
                   <w:rFonts w:ascii="Arial" w:cs="Arial" w:eastAsia="Arial" w:hAnsi="Arial"/>
@@ -10199,7 +10028,7 @@
               <w:spacing w:after="10" w:before="0"/>
               <w:ind w:left="120"/>
             </w:pPr>
-            <w:hyperlink w:history="1" r:id="rIdbjadbpiihiqmsvbv8y0jf">
+            <w:hyperlink w:history="1" r:id="rIdnewuqg41i8ftjizqwsqzo">
               <w:r>
                 <w:rPr>
                   <w:rFonts w:ascii="Arial" w:cs="Arial" w:eastAsia="Arial" w:hAnsi="Arial"/>
@@ -10243,67 +10072,35 @@
           <w:p>
             <w:pPr>
               <w:spacing w:after="20" w:before="0"/>
-              <w:rPr>
-                <w:ins w:id="9205" w:author="Claude (AI) - proposed" w:date="2026-10-15T12:58:12Z"/>
-              </w:rPr>
-            </w:pPr>
-            <w:hyperlink w:history="1" r:id="rIdwucdi06ogz4dkojrmmyrg">
-              <w:ins w:id="9204" w:author="Claude (AI) - proposed" w:date="2026-10-15T12:58:12Z">
-                <w:r>
-                  <w:rPr>
-                    <w:rFonts w:ascii="Arial" w:cs="Arial" w:eastAsia="Arial" w:hAnsi="Arial"/>
-                    <w:color w:val="2E75B6"/>
-                    <w:sz w:val="16"/>
-                    <w:szCs w:val="16"/>
-                    <w:u w:val="single" w:color="2E75B6"/>
-                  </w:rPr>
-                  <w:t xml:space="preserve">Trigonometric ratios in right triangles</w:t>
-                </w:r>
-              </w:ins>
-            </w:hyperlink>
-          </w:p>
-          <w:p>
-            <w:pPr>
-              <w:spacing w:after="20" w:before="0"/>
-              <w:rPr>
-                <w:del w:id="9207" w:author="Claude (AI) - proposed" w:date="2026-10-15T12:58:12Z"/>
-              </w:rPr>
-            </w:pPr>
-            <w:hyperlink w:history="1" r:id="rIduekx4o6p5k1nd6pjfv_6t">
-              <w:del w:id="9206" w:author="Claude (AI) - proposed" w:date="2026-10-15T12:58:12Z">
-                <w:r>
-                  <w:rPr>
-                    <w:rFonts w:ascii="Arial" w:cs="Arial" w:eastAsia="Arial" w:hAnsi="Arial"/>
-                    <w:color w:val="2E75B6"/>
-                    <w:sz w:val="16"/>
-                    <w:szCs w:val="16"/>
-                    <w:u w:val="single" w:color="2E75B6"/>
-                  </w:rPr>
-                  <w:delText xml:space="preserve">Relate ratios in right triangles</w:delText>
-                </w:r>
-              </w:del>
-            </w:hyperlink>
-          </w:p>
-          <w:p>
-            <w:pPr>
-              <w:spacing w:after="20" w:before="0"/>
-              <w:rPr>
-                <w:del w:id="9209" w:author="Claude (AI) - proposed" w:date="2026-10-15T12:58:12Z"/>
-              </w:rPr>
-            </w:pPr>
-            <w:del w:id="9208" w:author="Claude (AI) - proposed" w:date="2026-10-15T12:58:12Z">
-              <w:r>
-                <w:rPr>
-                  <w:rFonts w:ascii="Arial" w:cs="Arial" w:eastAsia="Arial" w:hAnsi="Arial"/>
-                  <w:i/>
-                  <w:iCs/>
-                  <w:color w:val="595959"/>
+            </w:pPr>
+            <w:hyperlink w:history="1" r:id="rId54dntvjvhuq8vwqrqrori">
+              <w:r>
+                <w:rPr>
+                  <w:rFonts w:ascii="Arial" w:cs="Arial" w:eastAsia="Arial" w:hAnsi="Arial"/>
+                  <w:color w:val="2E75B6"/>
                   <w:sz w:val="16"/>
                   <w:szCs w:val="16"/>
-                </w:rPr>
-                <w:delText xml:space="preserve">Related topic: not an exact match for this lesson.</w:delText>
-              </w:r>
-            </w:del>
+                  <w:u w:val="single" w:color="2E75B6"/>
+                </w:rPr>
+                <w:t xml:space="preserve">Relate ratios in right triangles</w:t>
+              </w:r>
+            </w:hyperlink>
+          </w:p>
+          <w:p>
+            <w:pPr>
+              <w:spacing w:after="20" w:before="0"/>
+            </w:pPr>
+            <w:r>
+              <w:rPr>
+                <w:rFonts w:ascii="Arial" w:cs="Arial" w:eastAsia="Arial" w:hAnsi="Arial"/>
+                <w:i/>
+                <w:iCs/>
+                <w:color w:val="595959"/>
+                <w:sz w:val="16"/>
+                <w:szCs w:val="16"/>
+              </w:rPr>
+              <w:t xml:space="preserve">Related topic: not an exact match for this lesson.</w:t>
+            </w:r>
           </w:p>
           <w:p>
             <w:pPr>
@@ -10325,7 +10122,7 @@
               <w:spacing w:after="10" w:before="0"/>
               <w:ind w:left="120"/>
             </w:pPr>
-            <w:hyperlink w:history="1" r:id="rIdpzlkqs0xzqrosbw1emey1">
+            <w:hyperlink w:history="1" r:id="rId6j2bnvxwycnlvsc0w9_zz">
               <w:r>
                 <w:rPr>
                   <w:rFonts w:ascii="Arial" w:cs="Arial" w:eastAsia="Arial" w:hAnsi="Arial"/>
@@ -10525,7 +10322,7 @@
             <w:pPr>
               <w:spacing w:after="20" w:before="0"/>
             </w:pPr>
-            <w:hyperlink w:history="1" r:id="rIdyddj3murffsgoiei4yvxj">
+            <w:hyperlink w:history="1" r:id="rIdtwu4rfc0hwtshj3upkace">
               <w:r>
                 <w:rPr>
                   <w:rFonts w:ascii="Arial" w:cs="Arial" w:eastAsia="Arial" w:hAnsi="Arial"/>
@@ -10574,7 +10371,7 @@
               <w:spacing w:after="10" w:before="0"/>
               <w:ind w:left="120"/>
             </w:pPr>
-            <w:hyperlink w:history="1" r:id="rIdpvomnyoki-nlsps7na0vu">
+            <w:hyperlink w:history="1" r:id="rIdroswqd_lays0ttzp8fhxr">
               <w:r>
                 <w:rPr>
                   <w:rFonts w:ascii="Arial" w:cs="Arial" w:eastAsia="Arial" w:hAnsi="Arial"/>
@@ -10619,7 +10416,7 @@
             <w:pPr>
               <w:spacing w:after="20" w:before="0"/>
             </w:pPr>
-            <w:hyperlink w:history="1" r:id="rId8-eenyhqlexkmn0rs526l">
+            <w:hyperlink w:history="1" r:id="rId2mkjfulqtqybvq42_yxt2">
               <w:r>
                 <w:rPr>
                   <w:rFonts w:ascii="Arial" w:cs="Arial" w:eastAsia="Arial" w:hAnsi="Arial"/>
@@ -10668,7 +10465,7 @@
               <w:spacing w:after="10" w:before="0"/>
               <w:ind w:left="120"/>
             </w:pPr>
-            <w:hyperlink w:history="1" r:id="rId5uyipuvyl2hqv_v9culca">
+            <w:hyperlink w:history="1" r:id="rIdzrdkazjsizblkarmm4qby">
               <w:r>
                 <w:rPr>
                   <w:rFonts w:ascii="Arial" w:cs="Arial" w:eastAsia="Arial" w:hAnsi="Arial"/>
@@ -10907,7 +10704,7 @@
               </w:rPr>
               <w:t xml:space="preserve">After the lesson, reflect on the following questions: (1) During the cold-call table-reading drill, which learners struggled to navigate the sine tables — did they have difficulty with rows vs. columns, or with decimal place value? Plan a 3-minute re-teaching moment at the start of Lesson 3 if more than 3 learners showed this difficulty. (2) Did learners' explanations in Phase 3 explicitly reference similar triangles, or did they simply state the ratio 'happened to be the same'? If the similar-triangles connection was weak, consider adding a brief visual proof in Lesson 3's opening. (3) Review the 'Still Wondering' sticky notes from the DQB: are learners asking about the shadow-to-height ratio (which requires cosine/tangent)? Use their own questions as the opening hook for Lesson 3. (4) Were the Lesson 1 measured ratios close enough to the sine table values to build confidence? If many learners found large discrepancies, this is a measurement-precision issue — address it by discussing significant figures before Lesson 3's cosine work. (5) Did the </w:t>
             </w:r>
-            <w:del w:id="9210" w:author="Claude (AI) - proposed" w:date="2026-10-15T12:58:12Z">
+            <w:del w:id="9182" w:author="Claude (AI) - proposed" w:date="2026-10-15T13:01:05Z">
               <w:r>
                 <w:rPr>
                   <w:rFonts w:ascii="Arial" w:cs="Arial" w:eastAsia="Arial" w:hAnsi="Arial"/>
@@ -10922,7 +10719,7 @@
                 <w:delText xml:space="preserve">Nakuru mast</w:delText>
               </w:r>
             </w:del>
-            <w:ins w:id="9211" w:author="Claude (AI) - proposed" w:date="2026-10-15T12:58:12Z">
+            <w:ins w:id="9183" w:author="Claude (AI) - proposed" w:date="2026-10-15T13:01:05Z">
               <w:r>
                 <w:rPr>
                   <w:rFonts w:ascii="Arial" w:cs="Arial" w:eastAsia="Arial" w:hAnsi="Arial"/>
@@ -11236,7 +11033,7 @@
         </w:rPr>
         <w:t xml:space="preserve">© 2026 SeaVuria and ARES. Aligned with KICD objectives. Developed by SeaVuria; technical implementation by ARES (with AI assistance from Claude). Licensed under </w:t>
       </w:r>
-      <w:hyperlink w:history="1" r:id="rIdijsf7wfxbsn_tfayej4y4">
+      <w:hyperlink w:history="1" r:id="rId2uehi9mfulp4dwpltyg9g">
         <w:r>
           <w:rPr>
             <w:rFonts w:ascii="Arial" w:cs="Arial" w:eastAsia="Arial" w:hAnsi="Arial"/>
@@ -11257,7 +11054,7 @@
         </w:rPr>
         <w:t xml:space="preserve"> (</w:t>
       </w:r>
-      <w:hyperlink w:history="1" r:id="rIdnupj3olv_oxkg2ny9kprd">
+      <w:hyperlink w:history="1" r:id="rIdptkwxkoytinpgynovyxmv">
         <w:r>
           <w:rPr>
             <w:rFonts w:ascii="Arial" w:cs="Arial" w:eastAsia="Arial" w:hAnsi="Arial"/>
@@ -11765,10 +11562,10 @@
               <w:spacing w:after="40" w:before="0"/>
               <w:jc w:val="left"/>
               <w:rPr>
-                <w:ins w:id="9213" w:author="Claude (AI) - proposed" w:date="2026-10-15T12:58:12Z"/>
-              </w:rPr>
-            </w:pPr>
-            <w:ins w:id="9212" w:author="Claude (AI) - proposed" w:date="2026-10-15T12:58:12Z">
+                <w:ins w:id="9185" w:author="Claude (AI) - proposed" w:date="2026-10-15T13:01:05Z"/>
+              </w:rPr>
+            </w:pPr>
+            <w:ins w:id="9184" w:author="Claude (AI) - proposed" w:date="2026-10-15T13:01:05Z">
               <w:r>
                 <w:rPr>
                   <w:rFonts w:ascii="Arial" w:cs="Arial" w:eastAsia="Arial" w:hAnsi="Arial"/>
@@ -11790,10 +11587,10 @@
               <w:spacing w:after="40" w:before="0"/>
               <w:jc w:val="left"/>
               <w:rPr>
-                <w:del w:id="9215" w:author="Claude (AI) - proposed" w:date="2026-10-15T12:58:12Z"/>
-              </w:rPr>
-            </w:pPr>
-            <w:del w:id="9214" w:author="Claude (AI) - proposed" w:date="2026-10-15T12:58:12Z">
+                <w:del w:id="9187" w:author="Claude (AI) - proposed" w:date="2026-10-15T13:01:05Z"/>
+              </w:rPr>
+            </w:pPr>
+            <w:del w:id="9186" w:author="Claude (AI) - proposed" w:date="2026-10-15T13:01:05Z">
               <w:r>
                 <w:rPr>
                   <w:rFonts w:ascii="Arial" w:cs="Arial" w:eastAsia="Arial" w:hAnsi="Arial"/>
@@ -12039,7 +11836,7 @@
               </w:rPr>
               <w:t xml:space="preserve">Learners begin with a guided reading excerpt about the cosine ratio in the context of a wheelchair ramp at a Nakuru hospital. They predict what cos 53 degrees will be relative to sin 53 degrees by sketching the mango-tree right-angled triangle and labelling adjacent and opposite sides. Through a structured table-reading activity they discover cosine values for a range of angles, compare them with sine values, and notice that cos theta for a given angle equals sin of the complementary angle — a pattern they record as a question without yet proving it. Pairs then solve </w:t>
             </w:r>
-            <w:del w:id="9216" w:author="Claude (AI) - proposed" w:date="2026-10-15T12:58:12Z">
+            <w:del w:id="9188" w:author="Claude (AI) - proposed" w:date="2026-10-15T13:01:05Z">
               <w:r>
                 <w:rPr>
                   <w:rFonts w:ascii="Arial" w:cs="Arial" w:eastAsia="Arial" w:hAnsi="Arial"/>
@@ -12054,7 +11851,7 @@
                 <w:delText xml:space="preserve">five</w:delText>
               </w:r>
             </w:del>
-            <w:ins w:id="9217" w:author="Claude (AI) - proposed" w:date="2026-10-15T12:58:12Z">
+            <w:ins w:id="9189" w:author="Claude (AI) - proposed" w:date="2026-10-15T13:01:05Z">
               <w:r>
                 <w:rPr>
                   <w:rFonts w:ascii="Arial" w:cs="Arial" w:eastAsia="Arial" w:hAnsi="Arial"/>
@@ -12082,7 +11879,7 @@
               </w:rPr>
               <w:t xml:space="preserve"> structured problems involving Kenyan contexts</w:t>
             </w:r>
-            <w:ins w:id="9218" w:author="Claude (AI) - proposed" w:date="2026-10-15T12:58:12Z">
+            <w:ins w:id="9190" w:author="Claude (AI) - proposed" w:date="2026-10-15T13:01:05Z">
               <w:r>
                 <w:rPr>
                   <w:rFonts w:ascii="Arial" w:cs="Arial" w:eastAsia="Arial" w:hAnsi="Arial"/>
@@ -12398,7 +12195,7 @@
             <w:pPr>
               <w:spacing w:after="20" w:before="0"/>
             </w:pPr>
-            <w:hyperlink w:history="1" r:id="rIdfemxd6rdwoorbuo1fztbs">
+            <w:hyperlink w:history="1" r:id="rIdbi5ygrtj784gsyi71pvuh">
               <w:r>
                 <w:rPr>
                   <w:rFonts w:ascii="Arial" w:cs="Arial" w:eastAsia="Arial" w:hAnsi="Arial"/>
@@ -12431,7 +12228,7 @@
               <w:spacing w:after="10" w:before="0"/>
               <w:ind w:left="120"/>
             </w:pPr>
-            <w:hyperlink w:history="1" r:id="rIda0d9psunjptzy7ptkujew">
+            <w:hyperlink w:history="1" r:id="rIdtrl5txep4mzguoptudmmr">
               <w:r>
                 <w:rPr>
                   <w:rFonts w:ascii="Arial" w:cs="Arial" w:eastAsia="Arial" w:hAnsi="Arial"/>
@@ -12476,7 +12273,7 @@
             <w:pPr>
               <w:spacing w:after="20" w:before="0"/>
             </w:pPr>
-            <w:hyperlink w:history="1" r:id="rIdb23f1wli5byukpgqakcn3">
+            <w:hyperlink w:history="1" r:id="rIdbtgtya9pcn-f4svnhpjdl">
               <w:r>
                 <w:rPr>
                   <w:rFonts w:ascii="Arial" w:cs="Arial" w:eastAsia="Arial" w:hAnsi="Arial"/>
@@ -12509,7 +12306,7 @@
               <w:spacing w:after="10" w:before="0"/>
               <w:ind w:left="120"/>
             </w:pPr>
-            <w:hyperlink w:history="1" r:id="rIduh4-ge17crxpwsmphneea">
+            <w:hyperlink w:history="1" r:id="rId3nvu0v2zz4uxnmn8dq-f-">
               <w:r>
                 <w:rPr>
                   <w:rFonts w:ascii="Arial" w:cs="Arial" w:eastAsia="Arial" w:hAnsi="Arial"/>
@@ -12709,7 +12506,7 @@
             <w:pPr>
               <w:spacing w:after="20" w:before="0"/>
             </w:pPr>
-            <w:hyperlink w:history="1" r:id="rIdaznj8xan7h-gnw9mrdk3e">
+            <w:hyperlink w:history="1" r:id="rIdoorne_iaxugqxbobbkx9f">
               <w:r>
                 <w:rPr>
                   <w:rFonts w:ascii="Arial" w:cs="Arial" w:eastAsia="Arial" w:hAnsi="Arial"/>
@@ -12742,7 +12539,7 @@
               <w:spacing w:after="10" w:before="0"/>
               <w:ind w:left="120"/>
             </w:pPr>
-            <w:hyperlink w:history="1" r:id="rIdm-agmt6duuqiwvfbvz6pk">
+            <w:hyperlink w:history="1" r:id="rIdgimyxmrfndyfkkzygahc0">
               <w:r>
                 <w:rPr>
                   <w:rFonts w:ascii="Arial" w:cs="Arial" w:eastAsia="Arial" w:hAnsi="Arial"/>
@@ -12787,7 +12584,7 @@
             <w:pPr>
               <w:spacing w:after="20" w:before="0"/>
             </w:pPr>
-            <w:hyperlink w:history="1" r:id="rIdnftwa_hno1e5jghrxdyqr">
+            <w:hyperlink w:history="1" r:id="rId4aj79jgeyegn0mdt3rw1p">
               <w:r>
                 <w:rPr>
                   <w:rFonts w:ascii="Arial" w:cs="Arial" w:eastAsia="Arial" w:hAnsi="Arial"/>
@@ -12820,7 +12617,7 @@
               <w:spacing w:after="10" w:before="0"/>
               <w:ind w:left="120"/>
             </w:pPr>
-            <w:hyperlink w:history="1" r:id="rIdqrenontmuzwzhyjma9gmk">
+            <w:hyperlink w:history="1" r:id="rIdx72c9yjrwjhy1xhfwvjr7">
               <w:r>
                 <w:rPr>
                   <w:rFonts w:ascii="Arial" w:cs="Arial" w:eastAsia="Arial" w:hAnsi="Arial"/>
@@ -12865,7 +12662,7 @@
               </w:rPr>
               <w:t xml:space="preserve">Learners complete a guided reading of a one-page excerpt (prepared by the teacher or taken from the KICD-approved textbook) about a ramp built at a Nakuru County Referral Hospital to allow wheelchair access. The ramp rises 0.9 m over a horizontal distance of 1.2 m and the ramp surface (hypotenuse) is 1.5 m. The excerpt defines the cosine of the angle of inclination as adjacent divided by hypotenuse, i.e., 1.2 divided by 1.5 = 0.8, and names the angle theta. After reading, learners open mathematical tables to the cosine pages and complete a structured table-reading worksheet: they find cos values for 10, 20, 30, 37, 45, 53, 60, 70, 80 degrees and record them alongside the sine values </w:t>
             </w:r>
-            <w:del w:id="9219" w:author="Claude (AI) - proposed" w:date="2026-10-15T12:58:12Z">
+            <w:del w:id="9191" w:author="Claude (AI) - proposed" w:date="2026-10-15T13:01:05Z">
               <w:r>
                 <w:rPr>
                   <w:rFonts w:ascii="Arial" w:cs="Arial" w:eastAsia="Arial" w:hAnsi="Arial"/>
@@ -12880,7 +12677,7 @@
                 <w:delText xml:space="preserve">they already recorded in Lesson 2</w:delText>
               </w:r>
             </w:del>
-            <w:ins w:id="9220" w:author="Claude (AI) - proposed" w:date="2026-10-15T12:58:12Z">
+            <w:ins w:id="9192" w:author="Claude (AI) - proposed" w:date="2026-10-15T13:01:05Z">
               <w:r>
                 <w:rPr>
                   <w:rFonts w:ascii="Arial" w:cs="Arial" w:eastAsia="Arial" w:hAnsi="Arial"/>
@@ -12941,7 +12738,7 @@
               </w:rPr>
               <w:t xml:space="preserve">Teacher circulates and reads the excerpt aloud once with the class to model fluent reading of mathematical text. Then says: Now open your mathematical tables to the cosine section. The layout is the same as the sine section — I want complete silence for </w:t>
             </w:r>
-            <w:del w:id="9221" w:author="Claude (AI) - proposed" w:date="2026-10-15T12:58:12Z">
+            <w:del w:id="9193" w:author="Claude (AI) - proposed" w:date="2026-10-15T13:01:05Z">
               <w:r>
                 <w:rPr>
                   <w:rFonts w:ascii="Arial" w:cs="Arial" w:eastAsia="Arial" w:hAnsi="Arial"/>
@@ -12956,7 +12753,7 @@
                 <w:delText xml:space="preserve">5</w:delText>
               </w:r>
             </w:del>
-            <w:ins w:id="9222" w:author="Claude (AI) - proposed" w:date="2026-10-15T12:58:12Z">
+            <w:ins w:id="9194" w:author="Claude (AI) - proposed" w:date="2026-10-15T13:01:05Z">
               <w:r>
                 <w:rPr>
                   <w:rFonts w:ascii="Arial" w:cs="Arial" w:eastAsia="Arial" w:hAnsi="Arial"/>
@@ -12984,7 +12781,7 @@
               </w:rPr>
               <w:t xml:space="preserve"> minutes while you find each value and write it in your table. WAIT </w:t>
             </w:r>
-            <w:del w:id="9223" w:author="Claude (AI) - proposed" w:date="2026-10-15T12:58:12Z">
+            <w:del w:id="9195" w:author="Claude (AI) - proposed" w:date="2026-10-15T13:01:05Z">
               <w:r>
                 <w:rPr>
                   <w:rFonts w:ascii="Arial" w:cs="Arial" w:eastAsia="Arial" w:hAnsi="Arial"/>
@@ -12999,7 +12796,7 @@
                 <w:delText xml:space="preserve">5</w:delText>
               </w:r>
             </w:del>
-            <w:ins w:id="9224" w:author="Claude (AI) - proposed" w:date="2026-10-15T12:58:12Z">
+            <w:ins w:id="9196" w:author="Claude (AI) - proposed" w:date="2026-10-15T13:01:05Z">
               <w:r>
                 <w:rPr>
                   <w:rFonts w:ascii="Arial" w:cs="Arial" w:eastAsia="Arial" w:hAnsi="Arial"/>
@@ -13027,7 +12824,7 @@
               </w:rPr>
               <w:t xml:space="preserve"> minutes, circulating to check table-reading technique. If a learner is struggling, teacher points to the correct row and column silently. After </w:t>
             </w:r>
-            <w:del w:id="9225" w:author="Claude (AI) - proposed" w:date="2026-10-15T12:58:12Z">
+            <w:del w:id="9197" w:author="Claude (AI) - proposed" w:date="2026-10-15T13:01:05Z">
               <w:r>
                 <w:rPr>
                   <w:rFonts w:ascii="Arial" w:cs="Arial" w:eastAsia="Arial" w:hAnsi="Arial"/>
@@ -13042,7 +12839,7 @@
                 <w:delText xml:space="preserve">5</w:delText>
               </w:r>
             </w:del>
-            <w:ins w:id="9226" w:author="Claude (AI) - proposed" w:date="2026-10-15T12:58:12Z">
+            <w:ins w:id="9198" w:author="Claude (AI) - proposed" w:date="2026-10-15T13:01:05Z">
               <w:r>
                 <w:rPr>
                   <w:rFonts w:ascii="Arial" w:cs="Arial" w:eastAsia="Arial" w:hAnsi="Arial"/>
@@ -13070,7 +12867,7 @@
               </w:rPr>
               <w:t xml:space="preserve"> minutes: Compare your cosine column with your sine column. Answer the two observation questions on your worksheet. You have </w:t>
             </w:r>
-            <w:del w:id="9227" w:author="Claude (AI) - proposed" w:date="2026-10-15T12:58:12Z">
+            <w:del w:id="9199" w:author="Claude (AI) - proposed" w:date="2026-10-15T13:01:05Z">
               <w:r>
                 <w:rPr>
                   <w:rFonts w:ascii="Arial" w:cs="Arial" w:eastAsia="Arial" w:hAnsi="Arial"/>
@@ -13085,7 +12882,7 @@
                 <w:delText xml:space="preserve">3</w:delText>
               </w:r>
             </w:del>
-            <w:ins w:id="9228" w:author="Claude (AI) - proposed" w:date="2026-10-15T12:58:12Z">
+            <w:ins w:id="9200" w:author="Claude (AI) - proposed" w:date="2026-10-15T13:01:05Z">
               <w:r>
                 <w:rPr>
                   <w:rFonts w:ascii="Arial" w:cs="Arial" w:eastAsia="Arial" w:hAnsi="Arial"/>
@@ -13113,7 +12910,7 @@
               </w:rPr>
               <w:t xml:space="preserve"> minutes. WAIT </w:t>
             </w:r>
-            <w:del w:id="9229" w:author="Claude (AI) - proposed" w:date="2026-10-15T12:58:12Z">
+            <w:del w:id="9201" w:author="Claude (AI) - proposed" w:date="2026-10-15T13:01:05Z">
               <w:r>
                 <w:rPr>
                   <w:rFonts w:ascii="Arial" w:cs="Arial" w:eastAsia="Arial" w:hAnsi="Arial"/>
@@ -13128,7 +12925,7 @@
                 <w:delText xml:space="preserve">3</w:delText>
               </w:r>
             </w:del>
-            <w:ins w:id="9230" w:author="Claude (AI) - proposed" w:date="2026-10-15T12:58:12Z">
+            <w:ins w:id="9202" w:author="Claude (AI) - proposed" w:date="2026-10-15T13:01:05Z">
               <w:r>
                 <w:rPr>
                   <w:rFonts w:ascii="Arial" w:cs="Arial" w:eastAsia="Arial" w:hAnsi="Arial"/>
@@ -13278,7 +13075,7 @@
             <w:pPr>
               <w:spacing w:after="20" w:before="0"/>
             </w:pPr>
-            <w:hyperlink w:history="1" r:id="rIdsvaxv9zwgu5ixlomuhgk1">
+            <w:hyperlink w:history="1" r:id="rId0oye_oruxsoeark1eodh1">
               <w:r>
                 <w:rPr>
                   <w:rFonts w:ascii="Arial" w:cs="Arial" w:eastAsia="Arial" w:hAnsi="Arial"/>
@@ -13311,7 +13108,7 @@
               <w:spacing w:after="10" w:before="0"/>
               <w:ind w:left="120"/>
             </w:pPr>
-            <w:hyperlink w:history="1" r:id="rIdcj2dtvna0mkqiyg0wovup">
+            <w:hyperlink w:history="1" r:id="rIdvwxl2_tdznpseoumlulvt">
               <w:r>
                 <w:rPr>
                   <w:rFonts w:ascii="Arial" w:cs="Arial" w:eastAsia="Arial" w:hAnsi="Arial"/>
@@ -13356,7 +13153,7 @@
             <w:pPr>
               <w:spacing w:after="20" w:before="0"/>
             </w:pPr>
-            <w:hyperlink w:history="1" r:id="rIdixfssg05vpsfo4grvqwhj">
+            <w:hyperlink w:history="1" r:id="rIdqscp6f3wwriumnmtxohli">
               <w:r>
                 <w:rPr>
                   <w:rFonts w:ascii="Arial" w:cs="Arial" w:eastAsia="Arial" w:hAnsi="Arial"/>
@@ -13405,7 +13202,7 @@
               <w:spacing w:after="10" w:before="0"/>
               <w:ind w:left="120"/>
             </w:pPr>
-            <w:hyperlink w:history="1" r:id="rIdptlwovwdyokhw2u0cxgzj">
+            <w:hyperlink w:history="1" r:id="rIdxb9x0nb9y_csbtnpi8wfm">
               <w:r>
                 <w:rPr>
                   <w:rFonts w:ascii="Arial" w:cs="Arial" w:eastAsia="Arial" w:hAnsi="Arial"/>
@@ -13450,7 +13247,7 @@
               </w:rPr>
               <w:t xml:space="preserve">Teacher formally defines cosine and then sets pairs to work on </w:t>
             </w:r>
-            <w:del w:id="9231" w:author="Claude (AI) - proposed" w:date="2026-10-15T12:58:12Z">
+            <w:del w:id="9203" w:author="Claude (AI) - proposed" w:date="2026-10-15T13:01:05Z">
               <w:r>
                 <w:rPr>
                   <w:rFonts w:ascii="Arial" w:cs="Arial" w:eastAsia="Arial" w:hAnsi="Arial"/>
@@ -13465,7 +13262,7 @@
                 <w:delText xml:space="preserve">five structured problems</w:delText>
               </w:r>
             </w:del>
-            <w:ins w:id="9232" w:author="Claude (AI) - proposed" w:date="2026-10-15T12:58:12Z">
+            <w:ins w:id="9204" w:author="Claude (AI) - proposed" w:date="2026-10-15T13:01:05Z">
               <w:r>
                 <w:rPr>
                   <w:rFonts w:ascii="Arial" w:cs="Arial" w:eastAsia="Arial" w:hAnsi="Arial"/>
@@ -13493,7 +13290,7 @@
               </w:rPr>
               <w:t xml:space="preserve">. Problem contexts: (1) A wheelchair ramp at Nakuru County Referral Hospital makes an angle of 12 degrees with the ground. The ramp surface is 4.0 m long. Find the horizontal distance (cos 12 degrees times 4.0). (2) A </w:t>
             </w:r>
-            <w:del w:id="9233" w:author="Claude (AI) - proposed" w:date="2026-10-15T12:58:12Z">
+            <w:del w:id="9205" w:author="Claude (AI) - proposed" w:date="2026-10-15T13:01:05Z">
               <w:r>
                 <w:rPr>
                   <w:rFonts w:ascii="Arial" w:cs="Arial" w:eastAsia="Arial" w:hAnsi="Arial"/>
@@ -13508,7 +13305,7 @@
                 <w:delText xml:space="preserve">telecommunications</w:delText>
               </w:r>
             </w:del>
-            <w:ins w:id="9234" w:author="Claude (AI) - proposed" w:date="2026-10-15T12:58:12Z">
+            <w:ins w:id="9206" w:author="Claude (AI) - proposed" w:date="2026-10-15T13:01:05Z">
               <w:r>
                 <w:rPr>
                   <w:rFonts w:ascii="Arial" w:cs="Arial" w:eastAsia="Arial" w:hAnsi="Arial"/>
@@ -13536,7 +13333,7 @@
               </w:rPr>
               <w:t xml:space="preserve"> cable runs from the top of a</w:t>
             </w:r>
-            <w:del w:id="9235" w:author="Claude (AI) - proposed" w:date="2026-10-15T12:58:12Z">
+            <w:del w:id="9207" w:author="Claude (AI) - proposed" w:date="2026-10-15T13:01:05Z">
               <w:r>
                 <w:rPr>
                   <w:rFonts w:ascii="Arial" w:cs="Arial" w:eastAsia="Arial" w:hAnsi="Arial"/>
@@ -13564,7 +13361,7 @@
               </w:rPr>
               <w:t xml:space="preserve"> pole in Kisumu to a point on the ground</w:t>
             </w:r>
-            <w:ins w:id="9236" w:author="Claude (AI) - proposed" w:date="2026-10-15T12:58:12Z">
+            <w:ins w:id="9208" w:author="Claude (AI) - proposed" w:date="2026-10-15T13:01:05Z">
               <w:r>
                 <w:rPr>
                   <w:rFonts w:ascii="Arial" w:cs="Arial" w:eastAsia="Arial" w:hAnsi="Arial"/>
@@ -13592,7 +13389,7 @@
               </w:rPr>
               <w:t xml:space="preserve">, making an angle of 40 degrees with the ground. Find the length of the cable (the hypotenuse) using the adjacent side (10 m) and cos 40 degrees</w:t>
             </w:r>
-            <w:del w:id="9237" w:author="Claude (AI) - proposed" w:date="2026-10-15T12:58:12Z">
+            <w:del w:id="9209" w:author="Claude (AI) - proposed" w:date="2026-10-15T13:01:05Z">
               <w:r>
                 <w:rPr>
                   <w:rFonts w:ascii="Arial" w:cs="Arial" w:eastAsia="Arial" w:hAnsi="Arial"/>
@@ -13607,7 +13404,7 @@
                 <w:delText xml:space="preserve"> — learners</w:delText>
               </w:r>
             </w:del>
-            <w:ins w:id="9238" w:author="Claude (AI) - proposed" w:date="2026-10-15T12:58:12Z">
+            <w:ins w:id="9210" w:author="Claude (AI) - proposed" w:date="2026-10-15T13:01:05Z">
               <w:r>
                 <w:rPr>
                   <w:rFonts w:ascii="Arial" w:cs="Arial" w:eastAsia="Arial" w:hAnsi="Arial"/>
@@ -13635,7 +13432,7 @@
               </w:rPr>
               <w:t xml:space="preserve"> must recognise that </w:t>
             </w:r>
-            <w:del w:id="9239" w:author="Claude (AI) - proposed" w:date="2026-10-15T12:58:12Z">
+            <w:del w:id="9211" w:author="Claude (AI) - proposed" w:date="2026-10-15T13:01:05Z">
               <w:r>
                 <w:rPr>
                   <w:rFonts w:ascii="Arial" w:cs="Arial" w:eastAsia="Arial" w:hAnsi="Arial"/>
@@ -13650,7 +13447,7 @@
                 <w:delText xml:space="preserve">10 m is the adjacent side</w:delText>
               </w:r>
             </w:del>
-            <w:ins w:id="9240" w:author="Claude (AI) - proposed" w:date="2026-10-15T12:58:12Z">
+            <w:ins w:id="9212" w:author="Claude (AI) - proposed" w:date="2026-10-15T13:01:05Z">
               <w:r>
                 <w:rPr>
                   <w:rFonts w:ascii="Arial" w:cs="Arial" w:eastAsia="Arial" w:hAnsi="Arial"/>
@@ -13678,7 +13475,7 @@
               </w:rPr>
               <w:t xml:space="preserve"> to the 40-degree angle</w:t>
             </w:r>
-            <w:del w:id="9241" w:author="Claude (AI) - proposed" w:date="2026-10-15T12:58:12Z">
+            <w:del w:id="9213" w:author="Claude (AI) - proposed" w:date="2026-10-15T13:01:05Z">
               <w:r>
                 <w:rPr>
                   <w:rFonts w:ascii="Arial" w:cs="Arial" w:eastAsia="Arial" w:hAnsi="Arial"/>
@@ -13739,7 +13536,7 @@
               </w:rPr>
               <w:t xml:space="preserve">Teacher writes on the board: cos theta = adjacent divided by hypotenuse, and says: Cosine is the ratio of the side that RUNS ALONGSIDE the angle — the adjacent side — to the hypotenuse. It is constant for a given angle regardless of triangle size, exactly as sine was. Now with your partner, tackle </w:t>
             </w:r>
-            <w:del w:id="9242" w:author="Claude (AI) - proposed" w:date="2026-10-15T12:58:12Z">
+            <w:del w:id="9214" w:author="Claude (AI) - proposed" w:date="2026-10-15T13:01:05Z">
               <w:r>
                 <w:rPr>
                   <w:rFonts w:ascii="Arial" w:cs="Arial" w:eastAsia="Arial" w:hAnsi="Arial"/>
@@ -13754,7 +13551,7 @@
                 <w:delText xml:space="preserve">the five problems</w:delText>
               </w:r>
             </w:del>
-            <w:ins w:id="9243" w:author="Claude (AI) - proposed" w:date="2026-10-15T12:58:12Z">
+            <w:ins w:id="9215" w:author="Claude (AI) - proposed" w:date="2026-10-15T13:01:05Z">
               <w:r>
                 <w:rPr>
                   <w:rFonts w:ascii="Arial" w:cs="Arial" w:eastAsia="Arial" w:hAnsi="Arial"/>
@@ -13782,7 +13579,7 @@
               </w:rPr>
               <w:t xml:space="preserve"> on your worksheet</w:t>
             </w:r>
-            <w:ins w:id="9244" w:author="Claude (AI) - proposed" w:date="2026-10-15T12:58:12Z">
+            <w:ins w:id="9216" w:author="Claude (AI) - proposed" w:date="2026-10-15T13:01:05Z">
               <w:r>
                 <w:rPr>
                   <w:rFonts w:ascii="Arial" w:cs="Arial" w:eastAsia="Arial" w:hAnsi="Arial"/>
@@ -13810,7 +13607,7 @@
               </w:rPr>
               <w:t xml:space="preserve">. Draw the triangle FIRST — do not write an equation until you have drawn and labelled. WAIT 10 minutes for pair work, circulating actively. At the 5-minute mark, pause the class: Cold-call one pair to draw Problem 2 triangle on the board. Ask the class: Is the 10 m side the opposite or adjacent to the 40-degree angle? </w:t>
             </w:r>
-            <w:ins w:id="9245" w:author="Claude (AI) - proposed" w:date="2026-10-15T12:58:12Z">
+            <w:ins w:id="9217" w:author="Claude (AI) - proposed" w:date="2026-10-15T13:01:05Z">
               <w:r>
                 <w:rPr>
                   <w:rFonts w:ascii="Arial" w:cs="Arial" w:eastAsia="Arial" w:hAnsi="Arial"/>
@@ -13838,7 +13635,7 @@
               </w:rPr>
               <w:t xml:space="preserve">WAIT 20 seconds. Resolve any disagreement. Resume pair work for 5 more minutes. Teacher selects one pair to present Problem </w:t>
             </w:r>
-            <w:del w:id="9246" w:author="Claude (AI) - proposed" w:date="2026-10-15T12:58:12Z">
+            <w:del w:id="9218" w:author="Claude (AI) - proposed" w:date="2026-10-15T13:01:05Z">
               <w:r>
                 <w:rPr>
                   <w:rFonts w:ascii="Arial" w:cs="Arial" w:eastAsia="Arial" w:hAnsi="Arial"/>
@@ -13853,7 +13650,7 @@
                 <w:delText xml:space="preserve">4</w:delText>
               </w:r>
             </w:del>
-            <w:ins w:id="9247" w:author="Claude (AI) - proposed" w:date="2026-10-15T12:58:12Z">
+            <w:ins w:id="9219" w:author="Claude (AI) - proposed" w:date="2026-10-15T13:01:05Z">
               <w:r>
                 <w:rPr>
                   <w:rFonts w:ascii="Arial" w:cs="Arial" w:eastAsia="Arial" w:hAnsi="Arial"/>
@@ -13947,7 +13744,7 @@
               </w:rPr>
               <w:t xml:space="preserve">Teacher uses a clipboard checklist: for each pair, note whether (a) triangles are drawn and correctly labelled before equations are written, (b) the cosine equation is correctly set up (cos theta = adj/hyp), (c) table values are read correctly to 4 decimal places, and (d) arithmetic is carried through correctly. </w:t>
             </w:r>
-            <w:ins w:id="9248" w:author="Claude (AI) - proposed" w:date="2026-10-15T12:58:12Z">
+            <w:ins w:id="9220" w:author="Claude (AI) - proposed" w:date="2026-10-15T13:01:05Z">
               <w:r>
                 <w:rPr>
                   <w:rFonts w:ascii="Arial" w:cs="Arial" w:eastAsia="Arial" w:hAnsi="Arial"/>
@@ -13982,7 +13779,7 @@
         <w:tc>
           <w:tcPr>
             <w:tcW w:type="dxa" w:w="1520"/>
-            <w:shd w:fill="F2F2F2" w:color="auto" w:val="clear"/>
+            <w:shd w:fill="FCE4D6" w:color="auto" w:val="clear"/>
             <w:tcMar>
               <w:top w:type="dxa" w:w="60"/>
               <w:left w:type="dxa" w:w="120"/>
@@ -14008,23 +13805,8 @@
                 <w:sz w:val="18"/>
                 <w:szCs w:val="18"/>
               </w:rPr>
-              <w:t xml:space="preserve">Driving Question Board</w:t>
-            </w:r>
-            <w:del w:id="9249" w:author="Claude (AI) - proposed" w:date="2026-10-15T12:58:12Z">
-              <w:r>
-                <w:rPr>
-                  <w:rFonts w:ascii="Arial" w:cs="Arial" w:eastAsia="Arial" w:hAnsi="Arial"/>
-                  <w:b/>
-                  <w:bCs/>
-                  <w:i w:val="false"/>
-                  <w:iCs w:val="false"/>
-                  <w:color w:val="000000"/>
-                  <w:sz w:val="18"/>
-                  <w:szCs w:val="18"/>
-                </w:rPr>
-                <w:delText xml:space="preserve"> (DQB) Creation</w:delText>
-              </w:r>
-            </w:del>
+              <w:t xml:space="preserve">Driving Question Board (DQB) Creation</w:t>
+            </w:r>
           </w:p>
           <w:p>
             <w:pPr>
@@ -14045,45 +13827,18 @@
           <w:p>
             <w:pPr>
               <w:spacing w:after="20" w:before="0"/>
-              <w:rPr>
-                <w:ins w:id="9251" w:author="Claude (AI) - proposed" w:date="2026-10-15T12:58:12Z"/>
-              </w:rPr>
-            </w:pPr>
-            <w:hyperlink w:history="1" r:id="rId9eiffteoy7klypefobfoo">
-              <w:ins w:id="9250" w:author="Claude (AI) - proposed" w:date="2026-10-15T12:58:12Z">
-                <w:r>
-                  <w:rPr>
-                    <w:rFonts w:ascii="Arial" w:cs="Arial" w:eastAsia="Arial" w:hAnsi="Arial"/>
-                    <w:color w:val="2E75B6"/>
-                    <w:sz w:val="16"/>
-                    <w:szCs w:val="16"/>
-                    <w:u w:val="single" w:color="2E75B6"/>
-                  </w:rPr>
-                  <w:t xml:space="preserve">Trigonometric ratios in right triangles -dubbed(KY)</w:t>
-                </w:r>
-              </w:ins>
-            </w:hyperlink>
-          </w:p>
-          <w:p>
-            <w:pPr>
-              <w:spacing w:after="20" w:before="0"/>
-              <w:rPr>
-                <w:del w:id="9253" w:author="Claude (AI) - proposed" w:date="2026-10-15T12:58:12Z"/>
-              </w:rPr>
-            </w:pPr>
-            <w:hyperlink w:history="1" r:id="rId__64q3siqc0sonkajgvek">
-              <w:del w:id="9252" w:author="Claude (AI) - proposed" w:date="2026-10-15T12:58:12Z">
-                <w:r>
-                  <w:rPr>
-                    <w:rFonts w:ascii="Arial" w:cs="Arial" w:eastAsia="Arial" w:hAnsi="Arial"/>
-                    <w:color w:val="2E75B6"/>
-                    <w:sz w:val="16"/>
-                    <w:szCs w:val="16"/>
-                    <w:u w:val="single" w:color="2E75B6"/>
-                  </w:rPr>
-                  <w:delText xml:space="preserve">Sine &amp; cosine of complementary angles</w:delText>
-                </w:r>
-              </w:del>
+            </w:pPr>
+            <w:hyperlink w:history="1" r:id="rIdmaxrxfdrwah1-zbjmaub_">
+              <w:r>
+                <w:rPr>
+                  <w:rFonts w:ascii="Arial" w:cs="Arial" w:eastAsia="Arial" w:hAnsi="Arial"/>
+                  <w:color w:val="2E75B6"/>
+                  <w:sz w:val="16"/>
+                  <w:szCs w:val="16"/>
+                  <w:u w:val="single" w:color="2E75B6"/>
+                </w:rPr>
+                <w:t xml:space="preserve">Sine &amp; cosine of complementary angles</w:t>
+              </w:r>
             </w:hyperlink>
           </w:p>
           <w:p>
@@ -14098,38 +13853,7 @@
                 <w:sz w:val="14"/>
                 <w:szCs w:val="14"/>
               </w:rPr>
-              <w:t xml:space="preserve">Source: Khan Academy (</w:t>
-            </w:r>
-            <w:del w:id="9254" w:author="Claude (AI) - proposed" w:date="2026-10-15T12:58:12Z">
-              <w:r>
-                <w:rPr>
-                  <w:rFonts w:ascii="Arial" w:cs="Arial" w:eastAsia="Arial" w:hAnsi="Arial"/>
-                  <w:color w:val="595959"/>
-                  <w:sz w:val="14"/>
-                  <w:szCs w:val="14"/>
-                </w:rPr>
-                <w:delText xml:space="preserve">English - US curriculum</w:delText>
-              </w:r>
-            </w:del>
-            <w:ins w:id="9255" w:author="Claude (AI) - proposed" w:date="2026-10-15T12:58:12Z">
-              <w:r>
-                <w:rPr>
-                  <w:rFonts w:ascii="Arial" w:cs="Arial" w:eastAsia="Arial" w:hAnsi="Arial"/>
-                  <w:color w:val="595959"/>
-                  <w:sz w:val="14"/>
-                  <w:szCs w:val="14"/>
-                </w:rPr>
-                <w:t xml:space="preserve">Kiswahili</w:t>
-              </w:r>
-            </w:ins>
-            <w:r>
-              <w:rPr>
-                <w:rFonts w:ascii="Arial" w:cs="Arial" w:eastAsia="Arial" w:hAnsi="Arial"/>
-                <w:color w:val="595959"/>
-                <w:sz w:val="14"/>
-                <w:szCs w:val="14"/>
-              </w:rPr>
-              <w:t xml:space="preserve">)</w:t>
+              <w:t xml:space="preserve">Source: Khan Academy (English - US curriculum)</w:t>
             </w:r>
           </w:p>
           <w:p>
@@ -14137,7 +13861,7 @@
               <w:spacing w:after="10" w:before="0"/>
               <w:ind w:left="120"/>
             </w:pPr>
-            <w:hyperlink w:history="1" r:id="rIdgwvo8g3edmf_jkupcks4r">
+            <w:hyperlink w:history="1" r:id="rIdaibbcsqciwzveng7ltndy">
               <w:r>
                 <w:rPr>
                   <w:rFonts w:ascii="Arial" w:cs="Arial" w:eastAsia="Arial" w:hAnsi="Arial"/>
@@ -14181,67 +13905,35 @@
           <w:p>
             <w:pPr>
               <w:spacing w:after="20" w:before="0"/>
-              <w:rPr>
-                <w:ins w:id="9257" w:author="Claude (AI) - proposed" w:date="2026-10-15T12:58:12Z"/>
-              </w:rPr>
-            </w:pPr>
-            <w:hyperlink w:history="1" r:id="rIddz_7avlhnagrjnfrxeafm">
-              <w:ins w:id="9256" w:author="Claude (AI) - proposed" w:date="2026-10-15T12:58:12Z">
-                <w:r>
-                  <w:rPr>
-                    <w:rFonts w:ascii="Arial" w:cs="Arial" w:eastAsia="Arial" w:hAnsi="Arial"/>
-                    <w:color w:val="2E75B6"/>
-                    <w:sz w:val="16"/>
-                    <w:szCs w:val="16"/>
-                    <w:u w:val="single" w:color="2E75B6"/>
-                  </w:rPr>
-                  <w:t xml:space="preserve">Trigonometric ratios in right triangles</w:t>
-                </w:r>
-              </w:ins>
-            </w:hyperlink>
-          </w:p>
-          <w:p>
-            <w:pPr>
-              <w:spacing w:after="20" w:before="0"/>
-              <w:rPr>
-                <w:del w:id="9259" w:author="Claude (AI) - proposed" w:date="2026-10-15T12:58:12Z"/>
-              </w:rPr>
-            </w:pPr>
-            <w:hyperlink w:history="1" r:id="rId_w4u6ws53opg5vlowcgeo">
-              <w:del w:id="9258" w:author="Claude (AI) - proposed" w:date="2026-10-15T12:58:12Z">
-                <w:r>
-                  <w:rPr>
-                    <w:rFonts w:ascii="Arial" w:cs="Arial" w:eastAsia="Arial" w:hAnsi="Arial"/>
-                    <w:color w:val="2E75B6"/>
-                    <w:sz w:val="16"/>
-                    <w:szCs w:val="16"/>
-                    <w:u w:val="single" w:color="2E75B6"/>
-                  </w:rPr>
-                  <w:delText xml:space="preserve">Trig values of π/6, π/4, and π/3</w:delText>
-                </w:r>
-              </w:del>
-            </w:hyperlink>
-          </w:p>
-          <w:p>
-            <w:pPr>
-              <w:spacing w:after="20" w:before="0"/>
-              <w:rPr>
-                <w:del w:id="9261" w:author="Claude (AI) - proposed" w:date="2026-10-15T12:58:12Z"/>
-              </w:rPr>
-            </w:pPr>
-            <w:del w:id="9260" w:author="Claude (AI) - proposed" w:date="2026-10-15T12:58:12Z">
-              <w:r>
-                <w:rPr>
-                  <w:rFonts w:ascii="Arial" w:cs="Arial" w:eastAsia="Arial" w:hAnsi="Arial"/>
-                  <w:i/>
-                  <w:iCs/>
-                  <w:color w:val="595959"/>
+            </w:pPr>
+            <w:hyperlink w:history="1" r:id="rIdbeeg5f0radia3hwilttnq">
+              <w:r>
+                <w:rPr>
+                  <w:rFonts w:ascii="Arial" w:cs="Arial" w:eastAsia="Arial" w:hAnsi="Arial"/>
+                  <w:color w:val="2E75B6"/>
                   <w:sz w:val="16"/>
                   <w:szCs w:val="16"/>
-                </w:rPr>
-                <w:delText xml:space="preserve">Related topic: not an exact match for this lesson.</w:delText>
-              </w:r>
-            </w:del>
+                  <w:u w:val="single" w:color="2E75B6"/>
+                </w:rPr>
+                <w:t xml:space="preserve">Trig values of π/6, π/4, and π/3</w:t>
+              </w:r>
+            </w:hyperlink>
+          </w:p>
+          <w:p>
+            <w:pPr>
+              <w:spacing w:after="20" w:before="0"/>
+            </w:pPr>
+            <w:r>
+              <w:rPr>
+                <w:rFonts w:ascii="Arial" w:cs="Arial" w:eastAsia="Arial" w:hAnsi="Arial"/>
+                <w:i/>
+                <w:iCs/>
+                <w:color w:val="595959"/>
+                <w:sz w:val="16"/>
+                <w:szCs w:val="16"/>
+              </w:rPr>
+              <w:t xml:space="preserve">Related topic: not an exact match for this lesson.</w:t>
+            </w:r>
           </w:p>
           <w:p>
             <w:pPr>
@@ -14263,7 +13955,7 @@
               <w:spacing w:after="10" w:before="0"/>
               <w:ind w:left="120"/>
             </w:pPr>
-            <w:hyperlink w:history="1" r:id="rIdlg_wfdsd7mtcicaxloaao">
+            <w:hyperlink w:history="1" r:id="rIdq8msci8g7fftaa5ck99jr">
               <w:r>
                 <w:rPr>
                   <w:rFonts w:ascii="Arial" w:cs="Arial" w:eastAsia="Arial" w:hAnsi="Arial"/>
@@ -14341,7 +14033,7 @@
               </w:rPr>
               <w:t xml:space="preserve">Teacher distributes sticky notes (yellow for new questions, green for new evidence — </w:t>
             </w:r>
-            <w:del w:id="9262" w:author="Claude (AI) - proposed" w:date="2026-10-15T12:58:12Z">
+            <w:del w:id="9221" w:author="Claude (AI) - proposed" w:date="2026-10-15T13:01:05Z">
               <w:r>
                 <w:rPr>
                   <w:rFonts w:ascii="Arial" w:cs="Arial" w:eastAsia="Arial" w:hAnsi="Arial"/>
@@ -14356,7 +14048,7 @@
                 <w:delText xml:space="preserve">a colour code established in Lesson 1</w:delText>
               </w:r>
             </w:del>
-            <w:ins w:id="9263" w:author="Claude (AI) - proposed" w:date="2026-10-15T12:58:12Z">
+            <w:ins w:id="9222" w:author="Claude (AI) - proposed" w:date="2026-10-15T13:01:05Z">
               <w:r>
                 <w:rPr>
                   <w:rFonts w:ascii="Arial" w:cs="Arial" w:eastAsia="Arial" w:hAnsi="Arial"/>
@@ -14506,7 +14198,7 @@
             <w:pPr>
               <w:spacing w:after="20" w:before="0"/>
             </w:pPr>
-            <w:hyperlink w:history="1" r:id="rIdjzk-eily4wnoxwehadxvk">
+            <w:hyperlink w:history="1" r:id="rIdaagshyprzcb6o2kwkwo4p">
               <w:r>
                 <w:rPr>
                   <w:rFonts w:ascii="Arial" w:cs="Arial" w:eastAsia="Arial" w:hAnsi="Arial"/>
@@ -14539,7 +14231,7 @@
               <w:spacing w:after="10" w:before="0"/>
               <w:ind w:left="120"/>
             </w:pPr>
-            <w:hyperlink w:history="1" r:id="rIdtigqs5gha3tjvipol69gq">
+            <w:hyperlink w:history="1" r:id="rIdva5o_kv0ztgztl99abuce">
               <w:r>
                 <w:rPr>
                   <w:rFonts w:ascii="Arial" w:cs="Arial" w:eastAsia="Arial" w:hAnsi="Arial"/>
@@ -14584,7 +14276,7 @@
             <w:pPr>
               <w:spacing w:after="20" w:before="0"/>
             </w:pPr>
-            <w:hyperlink w:history="1" r:id="rIdxft7mi6r1ayuxyhymnipg">
+            <w:hyperlink w:history="1" r:id="rIdtnvvglids0opmbm5qinbt">
               <w:r>
                 <w:rPr>
                   <w:rFonts w:ascii="Arial" w:cs="Arial" w:eastAsia="Arial" w:hAnsi="Arial"/>
@@ -14633,7 +14325,7 @@
               <w:spacing w:after="10" w:before="0"/>
               <w:ind w:left="120"/>
             </w:pPr>
-            <w:hyperlink w:history="1" r:id="rId1wdr6gddcdxps3i208x9o">
+            <w:hyperlink w:history="1" r:id="rIdl0wxilbnvkyrgeu1yay72">
               <w:r>
                 <w:rPr>
                   <w:rFonts w:ascii="Arial" w:cs="Arial" w:eastAsia="Arial" w:hAnsi="Arial"/>
@@ -14678,7 +14370,7 @@
               </w:rPr>
               <w:t xml:space="preserve">Learners return to the cumulative annotated right-angled triangle diagram begun in Lesson 1 and extended in Lesson 2. In their exercise books they add the following to the mango-tree triangle diagram: (1) A label on the adjacent side (9.0 m shadow) with the notation adj. (2) The cosine definition box: cos theta = adj divided by hyp, with the calculated value cos 53 degrees approximately 0.6018. (3) A two-column comparison table (sine column from Lesson 2, cosine column from today) for angles 30, 45, 53, 60. (4) An arrow and question mark connecting the sin 53 degrees row to the cos 37 degrees row with the note: pattern to investigate. They also write one sentence completing the stem: In the mango-tree triangle, cosine tells us... Learners who finish early calculate the length of the sun-ray hypotenuse using cos 53 degrees and the 9.0 m adjacent shadow length, </w:t>
             </w:r>
-            <w:del w:id="9264" w:author="Claude (AI) - proposed" w:date="2026-10-15T12:58:12Z">
+            <w:del w:id="9223" w:author="Claude (AI) - proposed" w:date="2026-10-15T13:01:05Z">
               <w:r>
                 <w:rPr>
                   <w:rFonts w:ascii="Arial" w:cs="Arial" w:eastAsia="Arial" w:hAnsi="Arial"/>
@@ -14693,7 +14385,7 @@
                 <w:delText xml:space="preserve">checking it against the value obtained from sine in Lesson 2.</w:delText>
               </w:r>
             </w:del>
-            <w:ins w:id="9265" w:author="Claude (AI) - proposed" w:date="2026-10-15T12:58:12Z">
+            <w:ins w:id="9224" w:author="Claude (AI) - proposed" w:date="2026-10-15T13:01:05Z">
               <w:r>
                 <w:rPr>
                   <w:rFonts w:ascii="Arial" w:cs="Arial" w:eastAsia="Arial" w:hAnsi="Arial"/>
@@ -14741,7 +14433,7 @@
               </w:rPr>
               <w:t xml:space="preserve">Teacher says: Update your triangle diagram now. Add the adjacent label, the cosine definition box, the comparison table, and your pattern arrow. You have 4 minutes. WAIT 4 minutes. Circulate and stamp or initial three to five diagrams as a spot-check. Say to the class: Notice that your diagram now has two definition boxes — sine and cosine. Next lesson we add a third, and the three together will crack the mango-tree problem open completely. For those who finish early: use cos 53 degrees and the 9.0 m shadow to find the sun-ray length. </w:t>
             </w:r>
-            <w:del w:id="9266" w:author="Claude (AI) - proposed" w:date="2026-10-15T12:58:12Z">
+            <w:del w:id="9225" w:author="Claude (AI) - proposed" w:date="2026-10-15T13:01:05Z">
               <w:r>
                 <w:rPr>
                   <w:rFonts w:ascii="Arial" w:cs="Arial" w:eastAsia="Arial" w:hAnsi="Arial"/>
@@ -14756,7 +14448,7 @@
                 <w:delText xml:space="preserve">Does that length match what you calculated using sine in Lesson 2? If it does not, find the error</w:delText>
               </w:r>
             </w:del>
-            <w:ins w:id="9267" w:author="Claude (AI) - proposed" w:date="2026-10-15T12:58:12Z">
+            <w:ins w:id="9226" w:author="Claude (AI) - proposed" w:date="2026-10-15T13:01:05Z">
               <w:r>
                 <w:rPr>
                   <w:rFonts w:ascii="Arial" w:cs="Arial" w:eastAsia="Arial" w:hAnsi="Arial"/>
@@ -14817,7 +14509,7 @@
               </w:rPr>
               <w:t xml:space="preserve">Updating the same cumulative diagram each lesson builds a physical artefact of the learners knowledge growth. Asking learners to use cosine to find the sun-ray length and cross-check with the sine result from Lesson 2 </w:t>
             </w:r>
-            <w:del w:id="9268" w:author="Claude (AI) - proposed" w:date="2026-10-15T12:58:12Z">
+            <w:del w:id="9227" w:author="Claude (AI) - proposed" w:date="2026-10-15T13:01:05Z">
               <w:r>
                 <w:rPr>
                   <w:rFonts w:ascii="Arial" w:cs="Arial" w:eastAsia="Arial" w:hAnsi="Arial"/>
@@ -14832,7 +14524,7 @@
                 <w:delText xml:space="preserve">is a coherence check — both approaches must give the same hypotenuse, reinforcing that</w:delText>
               </w:r>
             </w:del>
-            <w:ins w:id="9269" w:author="Claude (AI) - proposed" w:date="2026-10-15T12:58:12Z">
+            <w:ins w:id="9228" w:author="Claude (AI) - proposed" w:date="2026-10-15T13:01:05Z">
               <w:r>
                 <w:rPr>
                   <w:rFonts w:ascii="Arial" w:cs="Arial" w:eastAsia="Arial" w:hAnsi="Arial"/>
@@ -14860,7 +14552,7 @@
               </w:rPr>
               <w:t xml:space="preserve"> sine and cosine</w:t>
             </w:r>
-            <w:del w:id="9270" w:author="Claude (AI) - proposed" w:date="2026-10-15T12:58:12Z">
+            <w:del w:id="9229" w:author="Claude (AI) - proposed" w:date="2026-10-15T13:01:05Z">
               <w:r>
                 <w:rPr>
                   <w:rFonts w:ascii="Arial" w:cs="Arial" w:eastAsia="Arial" w:hAnsi="Arial"/>
@@ -14888,7 +14580,7 @@
               </w:rPr>
               <w:t xml:space="preserve"> describing the same triangle</w:t>
             </w:r>
-            <w:del w:id="9271" w:author="Claude (AI) - proposed" w:date="2026-10-15T12:58:12Z">
+            <w:del w:id="9230" w:author="Claude (AI) - proposed" w:date="2026-10-15T13:01:05Z">
               <w:r>
                 <w:rPr>
                   <w:rFonts w:ascii="Arial" w:cs="Arial" w:eastAsia="Arial" w:hAnsi="Arial"/>
@@ -14903,7 +14595,7 @@
                 <w:delText xml:space="preserve">. This foreshadows the Pythagorean and complementary relationships to be formalised in Lessons 6 and 7</w:delText>
               </w:r>
             </w:del>
-            <w:ins w:id="9272" w:author="Claude (AI) - proposed" w:date="2026-10-15T12:58:12Z">
+            <w:ins w:id="9231" w:author="Claude (AI) - proposed" w:date="2026-10-15T13:01:05Z">
               <w:r>
                 <w:rPr>
                   <w:rFonts w:ascii="Arial" w:cs="Arial" w:eastAsia="Arial" w:hAnsi="Arial"/>
@@ -14964,7 +14656,7 @@
               </w:rPr>
               <w:t xml:space="preserve">Teacher collects or photographs two or three diagrams to review after class. Criteria: (a) adjacent side correctly labelled on the 9.0 m shadow leg, (b) cosine definition box correctly written, (c) comparison table populated with reasonable 4-decimal values from tables, (d) pattern arrow present. The extension calculation should yield </w:t>
             </w:r>
-            <w:del w:id="9273" w:author="Claude (AI) - proposed" w:date="2026-10-15T12:58:12Z">
+            <w:del w:id="9232" w:author="Claude (AI) - proposed" w:date="2026-10-15T13:01:05Z">
               <w:r>
                 <w:rPr>
                   <w:rFonts w:ascii="Arial" w:cs="Arial" w:eastAsia="Arial" w:hAnsi="Arial"/>
@@ -14979,7 +14671,7 @@
                 <w:delText xml:space="preserve">hypotenuse approximately equal to</w:delText>
               </w:r>
             </w:del>
-            <w:ins w:id="9274" w:author="Claude (AI) - proposed" w:date="2026-10-15T12:58:12Z">
+            <w:ins w:id="9233" w:author="Claude (AI) - proposed" w:date="2026-10-15T13:01:05Z">
               <w:r>
                 <w:rPr>
                   <w:rFonts w:ascii="Arial" w:cs="Arial" w:eastAsia="Arial" w:hAnsi="Arial"/>
@@ -15007,7 +14699,7 @@
               </w:rPr>
               <w:t xml:space="preserve"> 9.0 divided by 0.6018</w:t>
             </w:r>
-            <w:del w:id="9275" w:author="Claude (AI) - proposed" w:date="2026-10-15T12:58:12Z">
+            <w:del w:id="9234" w:author="Claude (AI) - proposed" w:date="2026-10-15T13:01:05Z">
               <w:r>
                 <w:rPr>
                   <w:rFonts w:ascii="Arial" w:cs="Arial" w:eastAsia="Arial" w:hAnsi="Arial"/>
@@ -15022,7 +14714,7 @@
                 <w:delText xml:space="preserve"> which is</w:delText>
               </w:r>
             </w:del>
-            <w:ins w:id="9276" w:author="Claude (AI) - proposed" w:date="2026-10-15T12:58:12Z">
+            <w:ins w:id="9235" w:author="Claude (AI) - proposed" w:date="2026-10-15T13:01:05Z">
               <w:r>
                 <w:rPr>
                   <w:rFonts w:ascii="Arial" w:cs="Arial" w:eastAsia="Arial" w:hAnsi="Arial"/>
@@ -15050,7 +14742,7 @@
               </w:rPr>
               <w:t xml:space="preserve"> approximately 14.96 m</w:t>
             </w:r>
-            <w:del w:id="9277" w:author="Claude (AI) - proposed" w:date="2026-10-15T12:58:12Z">
+            <w:del w:id="9236" w:author="Claude (AI) - proposed" w:date="2026-10-15T13:01:05Z">
               <w:r>
                 <w:rPr>
                   <w:rFonts w:ascii="Arial" w:cs="Arial" w:eastAsia="Arial" w:hAnsi="Arial"/>
@@ -15065,7 +14757,7 @@
                 <w:delText xml:space="preserve">, consistent with 1.6 divided by</w:delText>
               </w:r>
             </w:del>
-            <w:ins w:id="9278" w:author="Claude (AI) - proposed" w:date="2026-10-15T12:58:12Z">
+            <w:ins w:id="9237" w:author="Claude (AI) - proposed" w:date="2026-10-15T13:01:05Z">
               <w:r>
                 <w:rPr>
                   <w:rFonts w:ascii="Arial" w:cs="Arial" w:eastAsia="Arial" w:hAnsi="Arial"/>
@@ -15093,7 +14785,7 @@
               </w:rPr>
               <w:t xml:space="preserve"> sin 53 degrees </w:t>
             </w:r>
-            <w:del w:id="9279" w:author="Claude (AI) - proposed" w:date="2026-10-15T12:58:12Z">
+            <w:del w:id="9238" w:author="Claude (AI) - proposed" w:date="2026-10-15T13:01:05Z">
               <w:r>
                 <w:rPr>
                   <w:rFonts w:ascii="Arial" w:cs="Arial" w:eastAsia="Arial" w:hAnsi="Arial"/>
@@ -15108,7 +14800,7 @@
                 <w:delText xml:space="preserve">from Lesson 2 (approximately 14.96 m if the tree height was calculated as approximately</w:delText>
               </w:r>
             </w:del>
-            <w:ins w:id="9280" w:author="Claude (AI) - proposed" w:date="2026-10-15T12:58:12Z">
+            <w:ins w:id="9239" w:author="Claude (AI) - proposed" w:date="2026-10-15T13:01:05Z">
               <w:r>
                 <w:rPr>
                   <w:rFonts w:ascii="Arial" w:cs="Arial" w:eastAsia="Arial" w:hAnsi="Arial"/>
@@ -15136,7 +14828,7 @@
               </w:rPr>
               <w:t xml:space="preserve"> 11.95 m</w:t>
             </w:r>
-            <w:del w:id="9281" w:author="Claude (AI) - proposed" w:date="2026-10-15T12:58:12Z">
+            <w:del w:id="9240" w:author="Claude (AI) - proposed" w:date="2026-10-15T13:01:05Z">
               <w:r>
                 <w:rPr>
                   <w:rFonts w:ascii="Arial" w:cs="Arial" w:eastAsia="Arial" w:hAnsi="Arial"/>
@@ -15151,7 +14843,7 @@
                 <w:delText xml:space="preserve"> and used as opposite)</w:delText>
               </w:r>
             </w:del>
-            <w:ins w:id="9282" w:author="Claude (AI) - proposed" w:date="2026-10-15T12:58:12Z">
+            <w:ins w:id="9241" w:author="Claude (AI) - proposed" w:date="2026-10-15T13:01:05Z">
               <w:r>
                 <w:rPr>
                   <w:rFonts w:ascii="Arial" w:cs="Arial" w:eastAsia="Arial" w:hAnsi="Arial"/>
@@ -15179,7 +14871,7 @@
               </w:rPr>
               <w:t xml:space="preserve">. Teacher notes any </w:t>
             </w:r>
-            <w:del w:id="9283" w:author="Claude (AI) - proposed" w:date="2026-10-15T12:58:12Z">
+            <w:del w:id="9242" w:author="Claude (AI) - proposed" w:date="2026-10-15T13:01:05Z">
               <w:r>
                 <w:rPr>
                   <w:rFonts w:ascii="Arial" w:cs="Arial" w:eastAsia="Arial" w:hAnsi="Arial"/>
@@ -15194,7 +14886,7 @@
                 <w:delText xml:space="preserve">discrepancy</w:delText>
               </w:r>
             </w:del>
-            <w:ins w:id="9284" w:author="Claude (AI) - proposed" w:date="2026-10-15T12:58:12Z">
+            <w:ins w:id="9243" w:author="Claude (AI) - proposed" w:date="2026-10-15T13:01:05Z">
               <w:r>
                 <w:rPr>
                   <w:rFonts w:ascii="Arial" w:cs="Arial" w:eastAsia="Arial" w:hAnsi="Arial"/>
@@ -15603,7 +15295,7 @@
         </w:rPr>
         <w:t xml:space="preserve">© 2026 SeaVuria and ARES. Aligned with KICD objectives. Developed by SeaVuria; technical implementation by ARES (with AI assistance from Claude). Licensed under </w:t>
       </w:r>
-      <w:hyperlink w:history="1" r:id="rIdastvjbp-vn9dp_9qh9cys">
+      <w:hyperlink w:history="1" r:id="rIdkmn53j49s3j3z1itevwkd">
         <w:r>
           <w:rPr>
             <w:rFonts w:ascii="Arial" w:cs="Arial" w:eastAsia="Arial" w:hAnsi="Arial"/>
@@ -15624,7 +15316,7 @@
         </w:rPr>
         <w:t xml:space="preserve"> (</w:t>
       </w:r>
-      <w:hyperlink w:history="1" r:id="rIdohdk0klu_3cobudx6x3l2">
+      <w:hyperlink w:history="1" r:id="rIdxu9y1ib59wr02hxrf9fkc">
         <w:r>
           <w:rPr>
             <w:rFonts w:ascii="Arial" w:cs="Arial" w:eastAsia="Arial" w:hAnsi="Arial"/>
@@ -16132,10 +15824,10 @@
               <w:spacing w:after="40" w:before="0"/>
               <w:jc w:val="left"/>
               <w:rPr>
-                <w:ins w:id="9286" w:author="Claude (AI) - proposed" w:date="2026-10-15T12:58:12Z"/>
-              </w:rPr>
-            </w:pPr>
-            <w:ins w:id="9285" w:author="Claude (AI) - proposed" w:date="2026-10-15T12:58:12Z">
+                <w:ins w:id="9245" w:author="Claude (AI) - proposed" w:date="2026-10-15T13:01:05Z"/>
+              </w:rPr>
+            </w:pPr>
+            <w:ins w:id="9244" w:author="Claude (AI) - proposed" w:date="2026-10-15T13:01:05Z">
               <w:r>
                 <w:rPr>
                   <w:rFonts w:ascii="Arial" w:cs="Arial" w:eastAsia="Arial" w:hAnsi="Arial"/>
@@ -16157,10 +15849,10 @@
               <w:spacing w:after="40" w:before="0"/>
               <w:jc w:val="left"/>
               <w:rPr>
-                <w:del w:id="9288" w:author="Claude (AI) - proposed" w:date="2026-10-15T12:58:12Z"/>
-              </w:rPr>
-            </w:pPr>
-            <w:del w:id="9287" w:author="Claude (AI) - proposed" w:date="2026-10-15T12:58:12Z">
+                <w:del w:id="9247" w:author="Claude (AI) - proposed" w:date="2026-10-15T13:01:05Z"/>
+              </w:rPr>
+            </w:pPr>
+            <w:del w:id="9246" w:author="Claude (AI) - proposed" w:date="2026-10-15T13:01:05Z">
               <w:r>
                 <w:rPr>
                   <w:rFonts w:ascii="Arial" w:cs="Arial" w:eastAsia="Arial" w:hAnsi="Arial"/>
@@ -16694,7 +16386,7 @@
             <w:pPr>
               <w:spacing w:after="20" w:before="0"/>
             </w:pPr>
-            <w:hyperlink w:history="1" r:id="rIddmmblixavo_d_vogscsbj">
+            <w:hyperlink w:history="1" r:id="rIdkcftqyniwten5bk3ft2xx">
               <w:r>
                 <w:rPr>
                   <w:rFonts w:ascii="Arial" w:cs="Arial" w:eastAsia="Arial" w:hAnsi="Arial"/>
@@ -16727,7 +16419,7 @@
               <w:spacing w:after="10" w:before="0"/>
               <w:ind w:left="120"/>
             </w:pPr>
-            <w:hyperlink w:history="1" r:id="rIdxqiv9t7gkrew5inavsgcd">
+            <w:hyperlink w:history="1" r:id="rId3bb46p9wdhbdhipsshlpw">
               <w:r>
                 <w:rPr>
                   <w:rFonts w:ascii="Arial" w:cs="Arial" w:eastAsia="Arial" w:hAnsi="Arial"/>
@@ -16772,7 +16464,7 @@
             <w:pPr>
               <w:spacing w:after="20" w:before="0"/>
             </w:pPr>
-            <w:hyperlink w:history="1" r:id="rId8vznkbyw53gtq8irqqk5b">
+            <w:hyperlink w:history="1" r:id="rIdp725rppfk3pqbs8dqlu7o">
               <w:r>
                 <w:rPr>
                   <w:rFonts w:ascii="Arial" w:cs="Arial" w:eastAsia="Arial" w:hAnsi="Arial"/>
@@ -16805,7 +16497,7 @@
               <w:spacing w:after="10" w:before="0"/>
               <w:ind w:left="120"/>
             </w:pPr>
-            <w:hyperlink w:history="1" r:id="rIdiml4xbqwhv3qwikmetkcg">
+            <w:hyperlink w:history="1" r:id="rIde1v7gsk-atnhziyewf9ei">
               <w:r>
                 <w:rPr>
                   <w:rFonts w:ascii="Arial" w:cs="Arial" w:eastAsia="Arial" w:hAnsi="Arial"/>
@@ -17005,7 +16697,7 @@
             <w:pPr>
               <w:spacing w:after="20" w:before="0"/>
             </w:pPr>
-            <w:hyperlink w:history="1" r:id="rIdgwtuinvsxphhe2ujbkjk-">
+            <w:hyperlink w:history="1" r:id="rIdrf2p9y9af4ioedtzidlx2">
               <w:r>
                 <w:rPr>
                   <w:rFonts w:ascii="Arial" w:cs="Arial" w:eastAsia="Arial" w:hAnsi="Arial"/>
@@ -17038,7 +16730,7 @@
               <w:spacing w:after="10" w:before="0"/>
               <w:ind w:left="120"/>
             </w:pPr>
-            <w:hyperlink w:history="1" r:id="rId8x0dcxglh1y4upbpparjx">
+            <w:hyperlink w:history="1" r:id="rIdbrdhbljonq1afvxwmp0jz">
               <w:r>
                 <w:rPr>
                   <w:rFonts w:ascii="Arial" w:cs="Arial" w:eastAsia="Arial" w:hAnsi="Arial"/>
@@ -17083,7 +16775,7 @@
             <w:pPr>
               <w:spacing w:after="20" w:before="0"/>
             </w:pPr>
-            <w:hyperlink w:history="1" r:id="rId8ypzbu1mos9zt7bfysy2m">
+            <w:hyperlink w:history="1" r:id="rId4nlf5oer-esysxqmptc4g">
               <w:r>
                 <w:rPr>
                   <w:rFonts w:ascii="Arial" w:cs="Arial" w:eastAsia="Arial" w:hAnsi="Arial"/>
@@ -17116,7 +16808,7 @@
               <w:spacing w:after="10" w:before="0"/>
               <w:ind w:left="120"/>
             </w:pPr>
-            <w:hyperlink w:history="1" r:id="rIdkyft3yozgighqy_2dbt_2">
+            <w:hyperlink w:history="1" r:id="rIdy-qbw2qltvi6-nrjsmdgf">
               <w:r>
                 <w:rPr>
                   <w:rFonts w:ascii="Arial" w:cs="Arial" w:eastAsia="Arial" w:hAnsi="Arial"/>
@@ -17234,7 +16926,7 @@
               </w:rPr>
               <w:t xml:space="preserve">PART A: Write the derivation step-by-step on the board using large, clearly labelled fractions. At each cancellation step, pause and ask: 'What happens to the H in the numerator and the H in the denominator? Tell your partner in one word.' WAIT TIME 10 seconds. Cold-call 2 learners. After completing the derivation say: 'This is not a coincidence — it follows directly from the definitions we built in Lessons 1 </w:t>
             </w:r>
-            <w:del w:id="9289" w:author="Claude (AI) - proposed" w:date="2026-10-15T12:58:12Z">
+            <w:del w:id="9248" w:author="Claude (AI) - proposed" w:date="2026-10-15T13:01:05Z">
               <w:r>
                 <w:rPr>
                   <w:rFonts w:ascii="Arial" w:cs="Arial" w:eastAsia="Arial" w:hAnsi="Arial"/>
@@ -17249,7 +16941,7 @@
                 <w:delText xml:space="preserve">and 2</w:delText>
               </w:r>
             </w:del>
-            <w:ins w:id="9290" w:author="Claude (AI) - proposed" w:date="2026-10-15T12:58:12Z">
+            <w:ins w:id="9249" w:author="Claude (AI) - proposed" w:date="2026-10-15T13:01:05Z">
               <w:r>
                 <w:rPr>
                   <w:rFonts w:ascii="Arial" w:cs="Arial" w:eastAsia="Arial" w:hAnsi="Arial"/>
@@ -17439,7 +17131,7 @@
             <w:pPr>
               <w:spacing w:after="20" w:before="0"/>
             </w:pPr>
-            <w:hyperlink w:history="1" r:id="rIdpmjq5-grc_yv0hwixygje">
+            <w:hyperlink w:history="1" r:id="rIdfstdmcurb5px5dqzusghj">
               <w:r>
                 <w:rPr>
                   <w:rFonts w:ascii="Arial" w:cs="Arial" w:eastAsia="Arial" w:hAnsi="Arial"/>
@@ -17488,7 +17180,7 @@
               <w:spacing w:after="10" w:before="0"/>
               <w:ind w:left="120"/>
             </w:pPr>
-            <w:hyperlink w:history="1" r:id="rIdi4nk8zkbpqtxecnn5wrhp">
+            <w:hyperlink w:history="1" r:id="rId_xwg_6hi4mkflxfrcxhai">
               <w:r>
                 <w:rPr>
                   <w:rFonts w:ascii="Arial" w:cs="Arial" w:eastAsia="Arial" w:hAnsi="Arial"/>
@@ -17533,7 +17225,7 @@
             <w:pPr>
               <w:spacing w:after="20" w:before="0"/>
             </w:pPr>
-            <w:hyperlink w:history="1" r:id="rIdjcqaoicpdwzd7hmrrxbps">
+            <w:hyperlink w:history="1" r:id="rId7ko6tjbhfjyktgl84xphv">
               <w:r>
                 <w:rPr>
                   <w:rFonts w:ascii="Arial" w:cs="Arial" w:eastAsia="Arial" w:hAnsi="Arial"/>
@@ -17566,7 +17258,7 @@
               <w:spacing w:after="10" w:before="0"/>
               <w:ind w:left="120"/>
             </w:pPr>
-            <w:hyperlink w:history="1" r:id="rIdsgzuphht8_illvbwzlkc8">
+            <w:hyperlink w:history="1" r:id="rIdbexmajtw1d-2soqhzxnl7">
               <w:r>
                 <w:rPr>
                   <w:rFonts w:ascii="Arial" w:cs="Arial" w:eastAsia="Arial" w:hAnsi="Arial"/>
@@ -17877,7 +17569,7 @@
         <w:tc>
           <w:tcPr>
             <w:tcW w:type="dxa" w:w="1520"/>
-            <w:shd w:fill="F2F2F2" w:color="auto" w:val="clear"/>
+            <w:shd w:fill="FCE4D6" w:color="auto" w:val="clear"/>
             <w:tcMar>
               <w:top w:type="dxa" w:w="60"/>
               <w:left w:type="dxa" w:w="120"/>
@@ -17903,23 +17595,8 @@
                 <w:sz w:val="18"/>
                 <w:szCs w:val="18"/>
               </w:rPr>
-              <w:t xml:space="preserve">Driving Question Board</w:t>
-            </w:r>
-            <w:del w:id="9291" w:author="Claude (AI) - proposed" w:date="2026-10-15T12:58:12Z">
-              <w:r>
-                <w:rPr>
-                  <w:rFonts w:ascii="Arial" w:cs="Arial" w:eastAsia="Arial" w:hAnsi="Arial"/>
-                  <w:b/>
-                  <w:bCs/>
-                  <w:i w:val="false"/>
-                  <w:iCs w:val="false"/>
-                  <w:color w:val="000000"/>
-                  <w:sz w:val="18"/>
-                  <w:szCs w:val="18"/>
-                </w:rPr>
-                <w:delText xml:space="preserve"> (DQB) Creation</w:delText>
-              </w:r>
-            </w:del>
+              <w:t xml:space="preserve">Driving Question Board (DQB) Creation</w:t>
+            </w:r>
           </w:p>
           <w:p>
             <w:pPr>
@@ -17940,67 +17617,35 @@
           <w:p>
             <w:pPr>
               <w:spacing w:after="20" w:before="0"/>
-              <w:rPr>
-                <w:ins w:id="9293" w:author="Claude (AI) - proposed" w:date="2026-10-15T12:58:12Z"/>
-              </w:rPr>
-            </w:pPr>
-            <w:hyperlink w:history="1" r:id="rIdske_tqj7qoznxpxont-vx">
-              <w:ins w:id="9292" w:author="Claude (AI) - proposed" w:date="2026-10-15T12:58:12Z">
-                <w:r>
-                  <w:rPr>
-                    <w:rFonts w:ascii="Arial" w:cs="Arial" w:eastAsia="Arial" w:hAnsi="Arial"/>
-                    <w:color w:val="2E75B6"/>
-                    <w:sz w:val="16"/>
-                    <w:szCs w:val="16"/>
-                    <w:u w:val="single" w:color="2E75B6"/>
-                  </w:rPr>
-                  <w:t xml:space="preserve">Solving for a side in right triangles with trigonometry</w:t>
-                </w:r>
-              </w:ins>
-            </w:hyperlink>
-          </w:p>
-          <w:p>
-            <w:pPr>
-              <w:spacing w:after="20" w:before="0"/>
-              <w:rPr>
-                <w:del w:id="9295" w:author="Claude (AI) - proposed" w:date="2026-10-15T12:58:12Z"/>
-              </w:rPr>
-            </w:pPr>
-            <w:hyperlink w:history="1" r:id="rIdgrxxowgbbhm9qdtejlsct">
-              <w:del w:id="9294" w:author="Claude (AI) - proposed" w:date="2026-10-15T12:58:12Z">
-                <w:r>
-                  <w:rPr>
-                    <w:rFonts w:ascii="Arial" w:cs="Arial" w:eastAsia="Arial" w:hAnsi="Arial"/>
-                    <w:color w:val="2E75B6"/>
-                    <w:sz w:val="16"/>
-                    <w:szCs w:val="16"/>
-                    <w:u w:val="single" w:color="2E75B6"/>
-                  </w:rPr>
-                  <w:delText xml:space="preserve">Trigonometry review</w:delText>
-                </w:r>
-              </w:del>
-            </w:hyperlink>
-          </w:p>
-          <w:p>
-            <w:pPr>
-              <w:spacing w:after="20" w:before="0"/>
-              <w:rPr>
-                <w:del w:id="9297" w:author="Claude (AI) - proposed" w:date="2026-10-15T12:58:12Z"/>
-              </w:rPr>
-            </w:pPr>
-            <w:del w:id="9296" w:author="Claude (AI) - proposed" w:date="2026-10-15T12:58:12Z">
-              <w:r>
-                <w:rPr>
-                  <w:rFonts w:ascii="Arial" w:cs="Arial" w:eastAsia="Arial" w:hAnsi="Arial"/>
-                  <w:i/>
-                  <w:iCs/>
-                  <w:color w:val="595959"/>
+            </w:pPr>
+            <w:hyperlink w:history="1" r:id="rIdcpwtys3j8jfzhbsrudql1">
+              <w:r>
+                <w:rPr>
+                  <w:rFonts w:ascii="Arial" w:cs="Arial" w:eastAsia="Arial" w:hAnsi="Arial"/>
+                  <w:color w:val="2E75B6"/>
                   <w:sz w:val="16"/>
                   <w:szCs w:val="16"/>
-                </w:rPr>
-                <w:delText xml:space="preserve">Related topic: not an exact match for this lesson.</w:delText>
-              </w:r>
-            </w:del>
+                  <w:u w:val="single" w:color="2E75B6"/>
+                </w:rPr>
+                <w:t xml:space="preserve">Trigonometry review</w:t>
+              </w:r>
+            </w:hyperlink>
+          </w:p>
+          <w:p>
+            <w:pPr>
+              <w:spacing w:after="20" w:before="0"/>
+            </w:pPr>
+            <w:r>
+              <w:rPr>
+                <w:rFonts w:ascii="Arial" w:cs="Arial" w:eastAsia="Arial" w:hAnsi="Arial"/>
+                <w:i/>
+                <w:iCs/>
+                <w:color w:val="595959"/>
+                <w:sz w:val="16"/>
+                <w:szCs w:val="16"/>
+              </w:rPr>
+              <w:t xml:space="preserve">Related topic: not an exact match for this lesson.</w:t>
+            </w:r>
           </w:p>
           <w:p>
             <w:pPr>
@@ -18022,7 +17667,7 @@
               <w:spacing w:after="10" w:before="0"/>
               <w:ind w:left="120"/>
             </w:pPr>
-            <w:hyperlink w:history="1" r:id="rIdmiqdglir3wigme3tmfm_b">
+            <w:hyperlink w:history="1" r:id="rIdqgydmdgu77r_drsxlnkhh">
               <w:r>
                 <w:rPr>
                   <w:rFonts w:ascii="Arial" w:cs="Arial" w:eastAsia="Arial" w:hAnsi="Arial"/>
@@ -18067,7 +17712,7 @@
             <w:pPr>
               <w:spacing w:after="20" w:before="0"/>
             </w:pPr>
-            <w:hyperlink w:history="1" r:id="rIdv96doc8nuajpwngeovgfj">
+            <w:hyperlink w:history="1" r:id="rIdgogkwpt6-gvcdcabjfmji">
               <w:r>
                 <w:rPr>
                   <w:rFonts w:ascii="Arial" w:cs="Arial" w:eastAsia="Arial" w:hAnsi="Arial"/>
@@ -18100,7 +17745,7 @@
               <w:spacing w:after="10" w:before="0"/>
               <w:ind w:left="120"/>
             </w:pPr>
-            <w:hyperlink w:history="1" r:id="rIdvrgdiph5p3jyvmnidcofl">
+            <w:hyperlink w:history="1" r:id="rIdxoufqdspfgm4oko3n4lla">
               <w:r>
                 <w:rPr>
                   <w:rFonts w:ascii="Arial" w:cs="Arial" w:eastAsia="Arial" w:hAnsi="Arial"/>
@@ -18300,7 +17945,7 @@
             <w:pPr>
               <w:spacing w:after="20" w:before="0"/>
             </w:pPr>
-            <w:hyperlink w:history="1" r:id="rIdxnecvwhfocs2kzcvnssqk">
+            <w:hyperlink w:history="1" r:id="rIddmhz5hbdnqose6njivx7g">
               <w:r>
                 <w:rPr>
                   <w:rFonts w:ascii="Arial" w:cs="Arial" w:eastAsia="Arial" w:hAnsi="Arial"/>
@@ -18349,7 +17994,7 @@
               <w:spacing w:after="10" w:before="0"/>
               <w:ind w:left="120"/>
             </w:pPr>
-            <w:hyperlink w:history="1" r:id="rIdfg4lzrl9bnk3a1ydlgfcd">
+            <w:hyperlink w:history="1" r:id="rIdwconbtbzvo1qccyhfxfge">
               <w:r>
                 <w:rPr>
                   <w:rFonts w:ascii="Arial" w:cs="Arial" w:eastAsia="Arial" w:hAnsi="Arial"/>
@@ -18394,7 +18039,7 @@
             <w:pPr>
               <w:spacing w:after="20" w:before="0"/>
             </w:pPr>
-            <w:hyperlink w:history="1" r:id="rIdich-tddxym_abelfwslrj">
+            <w:hyperlink w:history="1" r:id="rIdsrqp7favdcf2jigjlqwn0">
               <w:r>
                 <w:rPr>
                   <w:rFonts w:ascii="Arial" w:cs="Arial" w:eastAsia="Arial" w:hAnsi="Arial"/>
@@ -18443,7 +18088,7 @@
               <w:spacing w:after="10" w:before="0"/>
               <w:ind w:left="120"/>
             </w:pPr>
-            <w:hyperlink w:history="1" r:id="rIdlzdxcjh1gutatqidp0fwc">
+            <w:hyperlink w:history="1" r:id="rIdsj880ck0knisqgady3pap">
               <w:r>
                 <w:rPr>
                   <w:rFonts w:ascii="Arial" w:cs="Arial" w:eastAsia="Arial" w:hAnsi="Arial"/>
@@ -18554,7 +18199,7 @@
               </w:rPr>
               <w:t xml:space="preserve">Cumulative Annotated Model Revision (NGSS Practice 2: Developing and Using Models). By returning to the same diagram each lesson and adding new layers, learners build a coherent, growing representation rather than isolated lesson-by-lesson notes. The 'Ratio Web' annotation makes the algebraic identity visible as a structural relationship, not just a formula — supporting KICD's emphasis on conceptual understanding over rote memorisation.</w:t>
             </w:r>
-            <w:ins w:id="9298" w:author="Claude (AI) - proposed" w:date="2026-10-15T12:58:12Z">
+            <w:ins w:id="9250" w:author="Claude (AI) - proposed" w:date="2026-10-15T13:01:05Z">
               <w:r>
                 <w:rPr>
                   <w:rFonts w:ascii="Arial" w:cs="Arial" w:eastAsia="Arial" w:hAnsi="Arial"/>
@@ -18983,7 +18628,7 @@
         </w:rPr>
         <w:t xml:space="preserve">© 2026 SeaVuria and ARES. Aligned with KICD objectives. Developed by SeaVuria; technical implementation by ARES (with AI assistance from Claude). Licensed under </w:t>
       </w:r>
-      <w:hyperlink w:history="1" r:id="rId9rljimx-jzspbyw-cs7yl">
+      <w:hyperlink w:history="1" r:id="rIdl0zjvmoq9_nezalzg_cek">
         <w:r>
           <w:rPr>
             <w:rFonts w:ascii="Arial" w:cs="Arial" w:eastAsia="Arial" w:hAnsi="Arial"/>
@@ -19004,7 +18649,7 @@
         </w:rPr>
         <w:t xml:space="preserve"> (</w:t>
       </w:r>
-      <w:hyperlink w:history="1" r:id="rIdheflndbtl7fvqfpepg1fk">
+      <w:hyperlink w:history="1" r:id="rIdyoxowbttm2lsl69ywghrr">
         <w:r>
           <w:rPr>
             <w:rFonts w:ascii="Arial" w:cs="Arial" w:eastAsia="Arial" w:hAnsi="Arial"/>
@@ -19512,10 +19157,10 @@
               <w:spacing w:after="40" w:before="0"/>
               <w:jc w:val="left"/>
               <w:rPr>
-                <w:ins w:id="9300" w:author="Claude (AI) - proposed" w:date="2026-10-15T12:58:12Z"/>
-              </w:rPr>
-            </w:pPr>
-            <w:ins w:id="9299" w:author="Claude (AI) - proposed" w:date="2026-10-15T12:58:12Z">
+                <w:ins w:id="9252" w:author="Claude (AI) - proposed" w:date="2026-10-15T13:01:05Z"/>
+              </w:rPr>
+            </w:pPr>
+            <w:ins w:id="9251" w:author="Claude (AI) - proposed" w:date="2026-10-15T13:01:05Z">
               <w:r>
                 <w:rPr>
                   <w:rFonts w:ascii="Arial" w:cs="Arial" w:eastAsia="Arial" w:hAnsi="Arial"/>
@@ -19537,10 +19182,10 @@
               <w:spacing w:after="40" w:before="0"/>
               <w:jc w:val="left"/>
               <w:rPr>
-                <w:del w:id="9302" w:author="Claude (AI) - proposed" w:date="2026-10-15T12:58:12Z"/>
-              </w:rPr>
-            </w:pPr>
-            <w:del w:id="9301" w:author="Claude (AI) - proposed" w:date="2026-10-15T12:58:12Z">
+                <w:del w:id="9254" w:author="Claude (AI) - proposed" w:date="2026-10-15T13:01:05Z"/>
+              </w:rPr>
+            </w:pPr>
+            <w:del w:id="9253" w:author="Claude (AI) - proposed" w:date="2026-10-15T13:01:05Z">
               <w:r>
                 <w:rPr>
                   <w:rFonts w:ascii="Arial" w:cs="Arial" w:eastAsia="Arial" w:hAnsi="Arial"/>
@@ -19623,7 +19268,7 @@
               </w:rPr>
               <w:t xml:space="preserve">By Lesson 5 the class has defined </w:t>
             </w:r>
-            <w:ins w:id="9303" w:author="Claude (AI) - proposed" w:date="2026-10-15T12:58:12Z">
+            <w:ins w:id="9255" w:author="Claude (AI) - proposed" w:date="2026-10-15T13:01:05Z">
               <w:r>
                 <w:rPr>
                   <w:rFonts w:ascii="Arial" w:cs="Arial" w:eastAsia="Arial" w:hAnsi="Arial"/>
@@ -19651,7 +19296,7 @@
               </w:rPr>
               <w:t xml:space="preserve">SOH CAH TOA</w:t>
             </w:r>
-            <w:del w:id="9304" w:author="Claude (AI) - proposed" w:date="2026-10-15T12:58:12Z">
+            <w:del w:id="9256" w:author="Claude (AI) - proposed" w:date="2026-10-15T13:01:05Z">
               <w:r>
                 <w:rPr>
                   <w:rFonts w:ascii="Arial" w:cs="Arial" w:eastAsia="Arial" w:hAnsi="Arial"/>
@@ -19666,7 +19311,7 @@
                 <w:delText xml:space="preserve">, derived special-angle ratios from 30-60-90 and 45-45-90 triangles, and confirmed that similar triangles give consistent ratios</w:delText>
               </w:r>
             </w:del>
-            <w:ins w:id="9305" w:author="Claude (AI) - proposed" w:date="2026-10-15T12:58:12Z">
+            <w:ins w:id="9257" w:author="Claude (AI) - proposed" w:date="2026-10-15T13:01:05Z">
               <w:r>
                 <w:rPr>
                   <w:rFonts w:ascii="Arial" w:cs="Arial" w:eastAsia="Arial" w:hAnsi="Arial"/>
@@ -20145,7 +19790,7 @@
             <w:pPr>
               <w:spacing w:after="20" w:before="0"/>
             </w:pPr>
-            <w:hyperlink w:history="1" r:id="rIdhzhq1ygln63sley1jzjtt">
+            <w:hyperlink w:history="1" r:id="rIdlxzlqefsilb7cf91phcuz">
               <w:r>
                 <w:rPr>
                   <w:rFonts w:ascii="Arial" w:cs="Arial" w:eastAsia="Arial" w:hAnsi="Arial"/>
@@ -20178,7 +19823,7 @@
               <w:spacing w:after="10" w:before="0"/>
               <w:ind w:left="120"/>
             </w:pPr>
-            <w:hyperlink w:history="1" r:id="rIdj_btqh2wg22tpgcxonz63">
+            <w:hyperlink w:history="1" r:id="rIdghhvk0is7bcm2nsd_tnw9">
               <w:r>
                 <w:rPr>
                   <w:rFonts w:ascii="Arial" w:cs="Arial" w:eastAsia="Arial" w:hAnsi="Arial"/>
@@ -20223,7 +19868,7 @@
             <w:pPr>
               <w:spacing w:after="20" w:before="0"/>
             </w:pPr>
-            <w:hyperlink w:history="1" r:id="rIdyu86imtt8elspux1jr0ve">
+            <w:hyperlink w:history="1" r:id="rIdom37aiyn4x7ytvdqozlyn">
               <w:r>
                 <w:rPr>
                   <w:rFonts w:ascii="Arial" w:cs="Arial" w:eastAsia="Arial" w:hAnsi="Arial"/>
@@ -20256,7 +19901,7 @@
               <w:spacing w:after="10" w:before="0"/>
               <w:ind w:left="120"/>
             </w:pPr>
-            <w:hyperlink w:history="1" r:id="rId6vfrml-owzjld-p50tyiw">
+            <w:hyperlink w:history="1" r:id="rIdeu18mrzwvih39ixdph8ne">
               <w:r>
                 <w:rPr>
                   <w:rFonts w:ascii="Arial" w:cs="Arial" w:eastAsia="Arial" w:hAnsi="Arial"/>
@@ -20367,7 +20012,7 @@
               </w:rPr>
               <w:t xml:space="preserve">Individual prediction writing followed by Think-Pair-Share. This strategy activates prior knowledge from Lessons 1–4 (hand-drawn triangles, SOH CAH TOA, </w:t>
             </w:r>
-            <w:del w:id="9306" w:author="Claude (AI) - proposed" w:date="2026-10-15T12:58:12Z">
+            <w:del w:id="9258" w:author="Claude (AI) - proposed" w:date="2026-10-15T13:01:05Z">
               <w:r>
                 <w:rPr>
                   <w:rFonts w:ascii="Arial" w:cs="Arial" w:eastAsia="Arial" w:hAnsi="Arial"/>
@@ -20382,7 +20027,7 @@
                 <w:delText xml:space="preserve">special angles</w:delText>
               </w:r>
             </w:del>
-            <w:ins w:id="9307" w:author="Claude (AI) - proposed" w:date="2026-10-15T12:58:12Z">
+            <w:ins w:id="9259" w:author="Claude (AI) - proposed" w:date="2026-10-15T13:01:05Z">
               <w:r>
                 <w:rPr>
                   <w:rFonts w:ascii="Arial" w:cs="Arial" w:eastAsia="Arial" w:hAnsi="Arial"/>
@@ -20499,7 +20144,7 @@
             <w:pPr>
               <w:spacing w:after="20" w:before="0"/>
             </w:pPr>
-            <w:hyperlink w:history="1" r:id="rIdxnmysbvpn1kjhce9vt_e_">
+            <w:hyperlink w:history="1" r:id="rIdemi2xsmewzcb1ry8j1cza">
               <w:r>
                 <w:rPr>
                   <w:rFonts w:ascii="Arial" w:cs="Arial" w:eastAsia="Arial" w:hAnsi="Arial"/>
@@ -20532,7 +20177,7 @@
               <w:spacing w:after="10" w:before="0"/>
               <w:ind w:left="120"/>
             </w:pPr>
-            <w:hyperlink w:history="1" r:id="rIdcycayi8xhby1g0yjmmpri">
+            <w:hyperlink w:history="1" r:id="rIdcflhxczokyvxmjmxwy3o2">
               <w:r>
                 <w:rPr>
                   <w:rFonts w:ascii="Arial" w:cs="Arial" w:eastAsia="Arial" w:hAnsi="Arial"/>
@@ -20577,7 +20222,7 @@
             <w:pPr>
               <w:spacing w:after="20" w:before="0"/>
             </w:pPr>
-            <w:hyperlink w:history="1" r:id="rIdgju2fdxv7c5nvf_ju7cl7">
+            <w:hyperlink w:history="1" r:id="rIdsqh_5_uzlxndzjaebvull">
               <w:r>
                 <w:rPr>
                   <w:rFonts w:ascii="Arial" w:cs="Arial" w:eastAsia="Arial" w:hAnsi="Arial"/>
@@ -20610,7 +20255,7 @@
               <w:spacing w:after="10" w:before="0"/>
               <w:ind w:left="120"/>
             </w:pPr>
-            <w:hyperlink w:history="1" r:id="rIdue_4eykbc08pczaoksk3c">
+            <w:hyperlink w:history="1" r:id="rId6tg5uupgcspqhr_plsxwi">
               <w:r>
                 <w:rPr>
                   <w:rFonts w:ascii="Arial" w:cs="Arial" w:eastAsia="Arial" w:hAnsi="Arial"/>
@@ -20810,7 +20455,7 @@
             <w:pPr>
               <w:spacing w:after="20" w:before="0"/>
             </w:pPr>
-            <w:hyperlink w:history="1" r:id="rIdc_zhvcljuyjiutj6jm1d_">
+            <w:hyperlink w:history="1" r:id="rIdf9b5lwrxz15envou9lia-">
               <w:r>
                 <w:rPr>
                   <w:rFonts w:ascii="Arial" w:cs="Arial" w:eastAsia="Arial" w:hAnsi="Arial"/>
@@ -20843,7 +20488,7 @@
               <w:spacing w:after="10" w:before="0"/>
               <w:ind w:left="120"/>
             </w:pPr>
-            <w:hyperlink w:history="1" r:id="rId_hz1eylgeqq6q4ryijahn">
+            <w:hyperlink w:history="1" r:id="rIdxpnwhe7lyobwd-azub86z">
               <w:r>
                 <w:rPr>
                   <w:rFonts w:ascii="Arial" w:cs="Arial" w:eastAsia="Arial" w:hAnsi="Arial"/>
@@ -20888,7 +20533,7 @@
             <w:pPr>
               <w:spacing w:after="20" w:before="0"/>
             </w:pPr>
-            <w:hyperlink w:history="1" r:id="rIdcx5ey9lmkqlkx7s53brqo">
+            <w:hyperlink w:history="1" r:id="rIdqfgdixvcuvminbbkws-bp">
               <w:r>
                 <w:rPr>
                   <w:rFonts w:ascii="Arial" w:cs="Arial" w:eastAsia="Arial" w:hAnsi="Arial"/>
@@ -20921,7 +20566,7 @@
               <w:spacing w:after="10" w:before="0"/>
               <w:ind w:left="120"/>
             </w:pPr>
-            <w:hyperlink w:history="1" r:id="rIdhwez_xm9iistmkjvpsajh">
+            <w:hyperlink w:history="1" r:id="rIdscee7ca2pluwewbi5t9jw">
               <w:r>
                 <w:rPr>
                   <w:rFonts w:ascii="Arial" w:cs="Arial" w:eastAsia="Arial" w:hAnsi="Arial"/>
@@ -20966,7 +20611,7 @@
               </w:rPr>
               <w:t xml:space="preserve">Learners now carry out the 'Percentage Error Investigation' — the integrity-linked sensemaking activity. Each learner retrieves their Lesson 1 hand-drawn triangle worksheet and finds the </w:t>
             </w:r>
-            <w:ins w:id="9308" w:author="Claude (AI) - proposed" w:date="2026-10-15T12:58:12Z">
+            <w:ins w:id="9260" w:author="Claude (AI) - proposed" w:date="2026-10-15T13:01:05Z">
               <w:r>
                 <w:rPr>
                   <w:rFonts w:ascii="Arial" w:cs="Arial" w:eastAsia="Arial" w:hAnsi="Arial"/>
@@ -20994,7 +20639,7 @@
               </w:rPr>
               <w:t xml:space="preserve">ratio they recorded for </w:t>
             </w:r>
-            <w:del w:id="9309" w:author="Claude (AI) - proposed" w:date="2026-10-15T12:58:12Z">
+            <w:del w:id="9261" w:author="Claude (AI) - proposed" w:date="2026-10-15T13:01:05Z">
               <w:r>
                 <w:rPr>
                   <w:rFonts w:ascii="Arial" w:cs="Arial" w:eastAsia="Arial" w:hAnsi="Arial"/>
@@ -21009,7 +20654,7 @@
                 <w:delText xml:space="preserve">tan 53° (or the closest angle they measured)</w:delText>
               </w:r>
             </w:del>
-            <w:ins w:id="9310" w:author="Claude (AI) - proposed" w:date="2026-10-15T12:58:12Z">
+            <w:ins w:id="9262" w:author="Claude (AI) - proposed" w:date="2026-10-15T13:01:05Z">
               <w:r>
                 <w:rPr>
                   <w:rFonts w:ascii="Arial" w:cs="Arial" w:eastAsia="Arial" w:hAnsi="Arial"/>
@@ -21037,7 +20682,7 @@
               </w:rPr>
               <w:t xml:space="preserve">. They apply the percentage error formula: Percentage Error = |Calculator Value − Hand-drawn Value| ÷ Calculator Value × 100%. Learners record their individual percentage error and then the teacher collects a class data set by asking each </w:t>
             </w:r>
-            <w:del w:id="9311" w:author="Claude (AI) - proposed" w:date="2026-10-15T12:58:12Z">
+            <w:del w:id="9263" w:author="Claude (AI) - proposed" w:date="2026-10-15T13:01:05Z">
               <w:r>
                 <w:rPr>
                   <w:rFonts w:ascii="Arial" w:cs="Arial" w:eastAsia="Arial" w:hAnsi="Arial"/>
@@ -21052,7 +20697,7 @@
                 <w:delText xml:space="preserve">learner to call out their percentage error</w:delText>
               </w:r>
             </w:del>
-            <w:ins w:id="9312" w:author="Claude (AI) - proposed" w:date="2026-10-15T12:58:12Z">
+            <w:ins w:id="9264" w:author="Claude (AI) - proposed" w:date="2026-10-15T13:01:05Z">
               <w:r>
                 <w:rPr>
                   <w:rFonts w:ascii="Arial" w:cs="Arial" w:eastAsia="Arial" w:hAnsi="Arial"/>
@@ -21080,7 +20725,7 @@
               </w:rPr>
               <w:t xml:space="preserve"> while a class frequency tally is built on the board. Groups then discuss: 'Why do different students have different percentage errors? What does this tell us about hand-drawn measurement versus the calculator?' Each group writes a two-sentence group explanation on a sticky note or ARES text card. The class reads out the sticky notes and the teacher facilitates a whole-class discussion to arrive at the shared explanation: the calculator uses a mathematically exact definition of the trigonometric function (</w:t>
             </w:r>
-            <w:del w:id="9313" w:author="Claude (AI) - proposed" w:date="2026-10-15T12:58:12Z">
+            <w:del w:id="9265" w:author="Claude (AI) - proposed" w:date="2026-10-15T13:01:05Z">
               <w:r>
                 <w:rPr>
                   <w:rFonts w:ascii="Arial" w:cs="Arial" w:eastAsia="Arial" w:hAnsi="Arial"/>
@@ -21095,7 +20740,7 @@
                 <w:delText xml:space="preserve">ultimately rooted in the unit circle</w:delText>
               </w:r>
             </w:del>
-            <w:ins w:id="9314" w:author="Claude (AI) - proposed" w:date="2026-10-15T12:58:12Z">
+            <w:ins w:id="9266" w:author="Claude (AI) - proposed" w:date="2026-10-15T13:01:05Z">
               <w:r>
                 <w:rPr>
                   <w:rFonts w:ascii="Arial" w:cs="Arial" w:eastAsia="Arial" w:hAnsi="Arial"/>
@@ -21156,7 +20801,7 @@
               </w:rPr>
               <w:t xml:space="preserve">Say: 'Get out your Lesson 1 triangle worksheet. Find </w:t>
             </w:r>
-            <w:del w:id="9315" w:author="Claude (AI) - proposed" w:date="2026-10-15T12:58:12Z">
+            <w:del w:id="9267" w:author="Claude (AI) - proposed" w:date="2026-10-15T13:01:05Z">
               <w:r>
                 <w:rPr>
                   <w:rFonts w:ascii="Arial" w:cs="Arial" w:eastAsia="Arial" w:hAnsi="Arial"/>
@@ -21171,7 +20816,7 @@
                 <w:delText xml:space="preserve">your measured value for tan 53° or the tangent of the angle closest to 53°. Write it</w:delText>
               </w:r>
             </w:del>
-            <w:ins w:id="9316" w:author="Claude (AI) - proposed" w:date="2026-10-15T12:58:12Z">
+            <w:ins w:id="9268" w:author="Claude (AI) - proposed" w:date="2026-10-15T13:01:05Z">
               <w:r>
                 <w:rPr>
                   <w:rFonts w:ascii="Arial" w:cs="Arial" w:eastAsia="Arial" w:hAnsi="Arial"/>
@@ -21199,7 +20844,7 @@
               </w:rPr>
               <w:t xml:space="preserve"> at the top of a new page.' Give 2 minutes. Then say: 'Now I want you to be completely honest. Use this formula' — write on board: 'Percentage Error = |Calculator − Yours| ÷ Calculator × 100%' — 'Calculate YOUR percentage error. Do not change your Lesson 1 value. Integrity means reporting what you actually measured.' Allow 4 minutes. Then say: 'I am going to go around the </w:t>
             </w:r>
-            <w:del w:id="9317" w:author="Claude (AI) - proposed" w:date="2026-10-15T12:58:12Z">
+            <w:del w:id="9269" w:author="Claude (AI) - proposed" w:date="2026-10-15T13:01:05Z">
               <w:r>
                 <w:rPr>
                   <w:rFonts w:ascii="Arial" w:cs="Arial" w:eastAsia="Arial" w:hAnsi="Arial"/>
@@ -21214,7 +20859,7 @@
                 <w:delText xml:space="preserve">room</w:delText>
               </w:r>
             </w:del>
-            <w:ins w:id="9318" w:author="Claude (AI) - proposed" w:date="2026-10-15T12:58:12Z">
+            <w:ins w:id="9270" w:author="Claude (AI) - proposed" w:date="2026-10-15T13:01:05Z">
               <w:r>
                 <w:rPr>
                   <w:rFonts w:ascii="Arial" w:cs="Arial" w:eastAsia="Arial" w:hAnsi="Arial"/>
@@ -21242,7 +20887,7 @@
               </w:rPr>
               <w:t xml:space="preserve">. When I point to </w:t>
             </w:r>
-            <w:del w:id="9319" w:author="Claude (AI) - proposed" w:date="2026-10-15T12:58:12Z">
+            <w:del w:id="9271" w:author="Claude (AI) - proposed" w:date="2026-10-15T13:01:05Z">
               <w:r>
                 <w:rPr>
                   <w:rFonts w:ascii="Arial" w:cs="Arial" w:eastAsia="Arial" w:hAnsi="Arial"/>
@@ -21257,7 +20902,7 @@
                 <w:delText xml:space="preserve">you</w:delText>
               </w:r>
             </w:del>
-            <w:ins w:id="9320" w:author="Claude (AI) - proposed" w:date="2026-10-15T12:58:12Z">
+            <w:ins w:id="9272" w:author="Claude (AI) - proposed" w:date="2026-10-15T13:01:05Z">
               <w:r>
                 <w:rPr>
                   <w:rFonts w:ascii="Arial" w:cs="Arial" w:eastAsia="Arial" w:hAnsi="Arial"/>
@@ -21285,7 +20930,7 @@
               </w:rPr>
               <w:t xml:space="preserve">, call out </w:t>
             </w:r>
-            <w:del w:id="9321" w:author="Claude (AI) - proposed" w:date="2026-10-15T12:58:12Z">
+            <w:del w:id="9273" w:author="Claude (AI) - proposed" w:date="2026-10-15T13:01:05Z">
               <w:r>
                 <w:rPr>
                   <w:rFonts w:ascii="Arial" w:cs="Arial" w:eastAsia="Arial" w:hAnsi="Arial"/>
@@ -21300,7 +20945,7 @@
                 <w:delText xml:space="preserve">your</w:delText>
               </w:r>
             </w:del>
-            <w:ins w:id="9322" w:author="Claude (AI) - proposed" w:date="2026-10-15T12:58:12Z">
+            <w:ins w:id="9274" w:author="Claude (AI) - proposed" w:date="2026-10-15T13:01:05Z">
               <w:r>
                 <w:rPr>
                   <w:rFonts w:ascii="Arial" w:cs="Arial" w:eastAsia="Arial" w:hAnsi="Arial"/>
@@ -21328,7 +20973,7 @@
               </w:rPr>
               <w:t xml:space="preserve"> percentage error — just the </w:t>
             </w:r>
-            <w:del w:id="9323" w:author="Claude (AI) - proposed" w:date="2026-10-15T12:58:12Z">
+            <w:del w:id="9275" w:author="Claude (AI) - proposed" w:date="2026-10-15T13:01:05Z">
               <w:r>
                 <w:rPr>
                   <w:rFonts w:ascii="Arial" w:cs="Arial" w:eastAsia="Arial" w:hAnsi="Arial"/>
@@ -21343,7 +20988,7 @@
                 <w:delText xml:space="preserve">number</w:delText>
               </w:r>
             </w:del>
-            <w:ins w:id="9324" w:author="Claude (AI) - proposed" w:date="2026-10-15T12:58:12Z">
+            <w:ins w:id="9276" w:author="Claude (AI) - proposed" w:date="2026-10-15T13:01:05Z">
               <w:r>
                 <w:rPr>
                   <w:rFonts w:ascii="Arial" w:cs="Arial" w:eastAsia="Arial" w:hAnsi="Arial"/>
@@ -21371,7 +21016,7 @@
               </w:rPr>
               <w:t xml:space="preserve">. I will tally on the board.' Record a frequency distribution on the board (e.g., 0–2%, 2–5%, 5–10%, &gt;10%). After collecting data from all </w:t>
             </w:r>
-            <w:del w:id="9325" w:author="Claude (AI) - proposed" w:date="2026-10-15T12:58:12Z">
+            <w:del w:id="9277" w:author="Claude (AI) - proposed" w:date="2026-10-15T13:01:05Z">
               <w:r>
                 <w:rPr>
                   <w:rFonts w:ascii="Arial" w:cs="Arial" w:eastAsia="Arial" w:hAnsi="Arial"/>
@@ -21386,7 +21031,7 @@
                 <w:delText xml:space="preserve">learners</w:delText>
               </w:r>
             </w:del>
-            <w:ins w:id="9326" w:author="Claude (AI) - proposed" w:date="2026-10-15T12:58:12Z">
+            <w:ins w:id="9278" w:author="Claude (AI) - proposed" w:date="2026-10-15T13:01:05Z">
               <w:r>
                 <w:rPr>
                   <w:rFonts w:ascii="Arial" w:cs="Arial" w:eastAsia="Arial" w:hAnsi="Arial"/>
@@ -21487,7 +21132,7 @@
         <w:tc>
           <w:tcPr>
             <w:tcW w:type="dxa" w:w="1520"/>
-            <w:shd w:fill="F2F2F2" w:color="auto" w:val="clear"/>
+            <w:shd w:fill="FCE4D6" w:color="auto" w:val="clear"/>
             <w:tcMar>
               <w:top w:type="dxa" w:w="60"/>
               <w:left w:type="dxa" w:w="120"/>
@@ -21513,23 +21158,8 @@
                 <w:sz w:val="18"/>
                 <w:szCs w:val="18"/>
               </w:rPr>
-              <w:t xml:space="preserve">Driving Question Board</w:t>
-            </w:r>
-            <w:del w:id="9327" w:author="Claude (AI) - proposed" w:date="2026-10-15T12:58:12Z">
-              <w:r>
-                <w:rPr>
-                  <w:rFonts w:ascii="Arial" w:cs="Arial" w:eastAsia="Arial" w:hAnsi="Arial"/>
-                  <w:b/>
-                  <w:bCs/>
-                  <w:i w:val="false"/>
-                  <w:iCs w:val="false"/>
-                  <w:color w:val="000000"/>
-                  <w:sz w:val="18"/>
-                  <w:szCs w:val="18"/>
-                </w:rPr>
-                <w:delText xml:space="preserve"> (DQB) Creation</w:delText>
-              </w:r>
-            </w:del>
+              <w:t xml:space="preserve">Driving Question Board (DQB) Creation</w:t>
+            </w:r>
           </w:p>
           <w:p>
             <w:pPr>
@@ -21550,45 +21180,18 @@
           <w:p>
             <w:pPr>
               <w:spacing w:after="20" w:before="0"/>
-              <w:rPr>
-                <w:ins w:id="9329" w:author="Claude (AI) - proposed" w:date="2026-10-15T12:58:12Z"/>
-              </w:rPr>
-            </w:pPr>
-            <w:hyperlink w:history="1" r:id="rIdw6r9i2uupi8xes9ch9okn">
-              <w:ins w:id="9328" w:author="Claude (AI) - proposed" w:date="2026-10-15T12:58:12Z">
-                <w:r>
-                  <w:rPr>
-                    <w:rFonts w:ascii="Arial" w:cs="Arial" w:eastAsia="Arial" w:hAnsi="Arial"/>
-                    <w:color w:val="2E75B6"/>
-                    <w:sz w:val="16"/>
-                    <w:szCs w:val="16"/>
-                    <w:u w:val="single" w:color="2E75B6"/>
-                  </w:rPr>
-                  <w:t xml:space="preserve">Solving for a side in right triangles with trigonometry</w:t>
-                </w:r>
-              </w:ins>
-            </w:hyperlink>
-          </w:p>
-          <w:p>
-            <w:pPr>
-              <w:spacing w:after="20" w:before="0"/>
-              <w:rPr>
-                <w:del w:id="9331" w:author="Claude (AI) - proposed" w:date="2026-10-15T12:58:12Z"/>
-              </w:rPr>
-            </w:pPr>
-            <w:hyperlink w:history="1" r:id="rIdyfvxzqvepo7vwolqfpdlq">
-              <w:del w:id="9330" w:author="Claude (AI) - proposed" w:date="2026-10-15T12:58:12Z">
-                <w:r>
-                  <w:rPr>
-                    <w:rFonts w:ascii="Arial" w:cs="Arial" w:eastAsia="Arial" w:hAnsi="Arial"/>
-                    <w:color w:val="2E75B6"/>
-                    <w:sz w:val="16"/>
-                    <w:szCs w:val="16"/>
-                    <w:u w:val="single" w:color="2E75B6"/>
-                  </w:rPr>
-                  <w:delText xml:space="preserve">Using inverse trig functions with a calculator</w:delText>
-                </w:r>
-              </w:del>
+            </w:pPr>
+            <w:hyperlink w:history="1" r:id="rId7simtg-x1nrbq-elynzyt">
+              <w:r>
+                <w:rPr>
+                  <w:rFonts w:ascii="Arial" w:cs="Arial" w:eastAsia="Arial" w:hAnsi="Arial"/>
+                  <w:color w:val="2E75B6"/>
+                  <w:sz w:val="16"/>
+                  <w:szCs w:val="16"/>
+                  <w:u w:val="single" w:color="2E75B6"/>
+                </w:rPr>
+                <w:t xml:space="preserve">Using inverse trig functions with a calculator</w:t>
+              </w:r>
             </w:hyperlink>
           </w:p>
           <w:p>
@@ -21611,7 +21214,7 @@
               <w:spacing w:after="10" w:before="0"/>
               <w:ind w:left="120"/>
             </w:pPr>
-            <w:hyperlink w:history="1" r:id="rIdqfmnr3hwydnuxx_eryjol">
+            <w:hyperlink w:history="1" r:id="rId82hp_v6hulthpeupnoqjl">
               <w:r>
                 <w:rPr>
                   <w:rFonts w:ascii="Arial" w:cs="Arial" w:eastAsia="Arial" w:hAnsi="Arial"/>
@@ -21639,135 +21242,57 @@
           <w:p>
             <w:pPr>
               <w:spacing w:after="20" w:before="0"/>
-              <w:rPr>
-                <w:ins w:id="9333" w:author="Claude (AI) - proposed" w:date="2026-10-15T12:58:12Z"/>
-              </w:rPr>
-            </w:pPr>
-            <w:ins w:id="9332" w:author="Claude (AI) - proposed" w:date="2026-10-15T12:58:12Z">
-              <w:r>
-                <w:rPr>
-                  <w:rFonts w:ascii="Arial" w:cs="Arial" w:eastAsia="Arial" w:hAnsi="Arial"/>
-                  <w:b/>
-                  <w:bCs/>
-                  <w:color w:val="1F3864"/>
+            </w:pPr>
+            <w:r>
+              <w:rPr>
+                <w:rFonts w:ascii="Arial" w:cs="Arial" w:eastAsia="Arial" w:hAnsi="Arial"/>
+                <w:b/>
+                <w:bCs/>
+                <w:color w:val="1F3864"/>
+                <w:sz w:val="16"/>
+                <w:szCs w:val="16"/>
+              </w:rPr>
+              <w:t xml:space="preserve">📖 EXERCISE:</w:t>
+            </w:r>
+          </w:p>
+          <w:p>
+            <w:pPr>
+              <w:spacing w:after="20" w:before="0"/>
+            </w:pPr>
+            <w:hyperlink w:history="1" r:id="rIdzrgeb8xlxvloqonqrd7fi">
+              <w:r>
+                <w:rPr>
+                  <w:rFonts w:ascii="Arial" w:cs="Arial" w:eastAsia="Arial" w:hAnsi="Arial"/>
+                  <w:color w:val="2E75B6"/>
                   <w:sz w:val="16"/>
                   <w:szCs w:val="16"/>
-                </w:rPr>
-                <w:t xml:space="preserve">📖 HTML:</w:t>
-              </w:r>
-            </w:ins>
-          </w:p>
-          <w:p>
-            <w:pPr>
-              <w:spacing w:after="20" w:before="0"/>
-              <w:rPr>
-                <w:ins w:id="9335" w:author="Claude (AI) - proposed" w:date="2026-10-15T12:58:12Z"/>
-              </w:rPr>
-            </w:pPr>
-            <w:hyperlink w:history="1" r:id="rIdjde96145accv26x4kms1k">
-              <w:ins w:id="9334" w:author="Claude (AI) - proposed" w:date="2026-10-15T12:58:12Z">
-                <w:r>
-                  <w:rPr>
-                    <w:rFonts w:ascii="Arial" w:cs="Arial" w:eastAsia="Arial" w:hAnsi="Arial"/>
-                    <w:color w:val="2E75B6"/>
-                    <w:sz w:val="16"/>
-                    <w:szCs w:val="16"/>
-                    <w:u w:val="single" w:color="2E75B6"/>
-                  </w:rPr>
-                  <w:t xml:space="preserve">Trigonometric Ratios with a Calculator (Flexbook)</w:t>
-                </w:r>
-              </w:ins>
+                  <w:u w:val="single" w:color="2E75B6"/>
+                </w:rPr>
+                <w:t xml:space="preserve">Evaluate inverse trig functions</w:t>
+              </w:r>
             </w:hyperlink>
           </w:p>
           <w:p>
             <w:pPr>
               <w:spacing w:after="10" w:before="0"/>
               <w:ind w:left="120"/>
-              <w:rPr>
-                <w:ins w:id="9337" w:author="Claude (AI) - proposed" w:date="2026-10-15T12:58:12Z"/>
-              </w:rPr>
-            </w:pPr>
-            <w:ins w:id="9336" w:author="Claude (AI) - proposed" w:date="2026-10-15T12:58:12Z">
-              <w:r>
-                <w:rPr>
-                  <w:rFonts w:ascii="Arial" w:cs="Arial" w:eastAsia="Arial" w:hAnsi="Arial"/>
-                  <w:color w:val="595959"/>
-                  <w:sz w:val="14"/>
-                  <w:szCs w:val="14"/>
-                </w:rPr>
-                <w:t xml:space="preserve">Source: CK-12</w:t>
-              </w:r>
-            </w:ins>
-          </w:p>
-          <w:p>
-            <w:pPr>
-              <w:spacing w:after="20" w:before="0"/>
-              <w:rPr>
-                <w:del w:id="9339" w:author="Claude (AI) - proposed" w:date="2026-10-15T12:58:12Z"/>
-              </w:rPr>
-            </w:pPr>
-            <w:del w:id="9338" w:author="Claude (AI) - proposed" w:date="2026-10-15T12:58:12Z">
-              <w:r>
-                <w:rPr>
-                  <w:rFonts w:ascii="Arial" w:cs="Arial" w:eastAsia="Arial" w:hAnsi="Arial"/>
-                  <w:b/>
-                  <w:bCs/>
-                  <w:color w:val="1F3864"/>
-                  <w:sz w:val="16"/>
-                  <w:szCs w:val="16"/>
-                </w:rPr>
-                <w:delText xml:space="preserve">📖 EXERCISE:</w:delText>
-              </w:r>
-            </w:del>
-          </w:p>
-          <w:p>
-            <w:pPr>
-              <w:spacing w:after="20" w:before="0"/>
-              <w:rPr>
-                <w:del w:id="9341" w:author="Claude (AI) - proposed" w:date="2026-10-15T12:58:12Z"/>
-              </w:rPr>
-            </w:pPr>
-            <w:hyperlink w:history="1" r:id="rIdn_u7iuhz68_qwv3ic0eqs">
-              <w:del w:id="9340" w:author="Claude (AI) - proposed" w:date="2026-10-15T12:58:12Z">
-                <w:r>
-                  <w:rPr>
-                    <w:rFonts w:ascii="Arial" w:cs="Arial" w:eastAsia="Arial" w:hAnsi="Arial"/>
-                    <w:color w:val="2E75B6"/>
-                    <w:sz w:val="16"/>
-                    <w:szCs w:val="16"/>
-                    <w:u w:val="single" w:color="2E75B6"/>
-                  </w:rPr>
-                  <w:delText xml:space="preserve">Evaluate inverse trig functions</w:delText>
-                </w:r>
-              </w:del>
-            </w:hyperlink>
+            </w:pPr>
+            <w:r>
+              <w:rPr>
+                <w:rFonts w:ascii="Arial" w:cs="Arial" w:eastAsia="Arial" w:hAnsi="Arial"/>
+                <w:color w:val="595959"/>
+                <w:sz w:val="14"/>
+                <w:szCs w:val="14"/>
+              </w:rPr>
+              <w:t xml:space="preserve">Source: Khan Academy (English - US curriculum)</w:t>
+            </w:r>
           </w:p>
           <w:p>
             <w:pPr>
               <w:spacing w:after="10" w:before="0"/>
               <w:ind w:left="120"/>
-              <w:rPr>
-                <w:del w:id="9343" w:author="Claude (AI) - proposed" w:date="2026-10-15T12:58:12Z"/>
-              </w:rPr>
-            </w:pPr>
-            <w:del w:id="9342" w:author="Claude (AI) - proposed" w:date="2026-10-15T12:58:12Z">
-              <w:r>
-                <w:rPr>
-                  <w:rFonts w:ascii="Arial" w:cs="Arial" w:eastAsia="Arial" w:hAnsi="Arial"/>
-                  <w:color w:val="595959"/>
-                  <w:sz w:val="14"/>
-                  <w:szCs w:val="14"/>
-                </w:rPr>
-                <w:delText xml:space="preserve">Source: Khan Academy (English - US curriculum)</w:delText>
-              </w:r>
-            </w:del>
-          </w:p>
-          <w:p>
-            <w:pPr>
-              <w:spacing w:after="10" w:before="0"/>
-              <w:ind w:left="120"/>
-            </w:pPr>
-            <w:hyperlink w:history="1" r:id="rIdx9ilxc44fdisritbbqfsv">
+            </w:pPr>
+            <w:hyperlink w:history="1" r:id="rIdmq8hrj6ssy2m8w0uwnzyt">
               <w:r>
                 <w:rPr>
                   <w:rFonts w:ascii="Arial" w:cs="Arial" w:eastAsia="Arial" w:hAnsi="Arial"/>
@@ -21845,7 +21370,7 @@
               </w:rPr>
               <w:t xml:space="preserve">Say: 'It is time to update our Driving Question Board. Every group needs to add at least two cards in the next 5 minutes — one precision note and one new question your investigation raised today.' Distribute sticky notes or direct learners to the ARES DQB tool. Circulate and prompt groups who are stuck: 'What surprised you most today?' or 'What does the calculator NOT tell you that you still need to figure out?' After 5 minutes, read out each group's precision note, pausing to say: 'Do we all agree with this note? Thumbs up if yes, sideways if unsure.' For any 'sideways' thumbs, ask: 'What would you add or change?' Then read the new questions. Say: 'These are excellent questions. Look at your question — 'What if the ground is not flat, like a slope in the Rift Valley?' We will </w:t>
             </w:r>
-            <w:del w:id="9344" w:author="Claude (AI) - proposed" w:date="2026-10-15T12:58:12Z">
+            <w:del w:id="9279" w:author="Claude (AI) - proposed" w:date="2026-10-15T13:01:05Z">
               <w:r>
                 <w:rPr>
                   <w:rFonts w:ascii="Arial" w:cs="Arial" w:eastAsia="Arial" w:hAnsi="Arial"/>
@@ -21860,7 +21385,7 @@
                 <w:delText xml:space="preserve">come back to that</w:delText>
               </w:r>
             </w:del>
-            <w:ins w:id="9345" w:author="Claude (AI) - proposed" w:date="2026-10-15T12:58:12Z">
+            <w:ins w:id="9280" w:author="Claude (AI) - proposed" w:date="2026-10-15T13:01:05Z">
               <w:r>
                 <w:rPr>
                   <w:rFonts w:ascii="Arial" w:cs="Arial" w:eastAsia="Arial" w:hAnsi="Arial"/>
@@ -21888,7 +21413,7 @@
               </w:rPr>
               <w:t xml:space="preserve"> when we study angles of elevation and depression</w:t>
             </w:r>
-            <w:ins w:id="9346" w:author="Claude (AI) - proposed" w:date="2026-10-15T12:58:12Z">
+            <w:ins w:id="9281" w:author="Claude (AI) - proposed" w:date="2026-10-15T13:01:05Z">
               <w:r>
                 <w:rPr>
                   <w:rFonts w:ascii="Arial" w:cs="Arial" w:eastAsia="Arial" w:hAnsi="Arial"/>
@@ -22038,7 +21563,7 @@
             <w:pPr>
               <w:spacing w:after="20" w:before="0"/>
             </w:pPr>
-            <w:hyperlink w:history="1" r:id="rIdp_agm7o52f_7y1fyu4cdx">
+            <w:hyperlink w:history="1" r:id="rIdry3l5dhlw55tsc2fjrsom">
               <w:r>
                 <w:rPr>
                   <w:rFonts w:ascii="Arial" w:cs="Arial" w:eastAsia="Arial" w:hAnsi="Arial"/>
@@ -22071,7 +21596,7 @@
               <w:spacing w:after="10" w:before="0"/>
               <w:ind w:left="120"/>
             </w:pPr>
-            <w:hyperlink w:history="1" r:id="rIdm07be5kljk81giy3huoee">
+            <w:hyperlink w:history="1" r:id="rIdwg2pbgumkcttrrdxeqz-u">
               <w:r>
                 <w:rPr>
                   <w:rFonts w:ascii="Arial" w:cs="Arial" w:eastAsia="Arial" w:hAnsi="Arial"/>
@@ -22116,7 +21641,7 @@
             <w:pPr>
               <w:spacing w:after="20" w:before="0"/>
             </w:pPr>
-            <w:hyperlink w:history="1" r:id="rId0einlwzxo0ezy_g_gaf-5">
+            <w:hyperlink w:history="1" r:id="rIdu_ipegmsvoskvh8cxymu6">
               <w:r>
                 <w:rPr>
                   <w:rFonts w:ascii="Arial" w:cs="Arial" w:eastAsia="Arial" w:hAnsi="Arial"/>
@@ -22149,7 +21674,7 @@
               <w:spacing w:after="10" w:before="0"/>
               <w:ind w:left="120"/>
             </w:pPr>
-            <w:hyperlink w:history="1" r:id="rIdhvz9j4zoo-d88xn6-gjo1">
+            <w:hyperlink w:history="1" r:id="rIdwpvfhvgdknvarwdr1uc02">
               <w:r>
                 <w:rPr>
                   <w:rFonts w:ascii="Arial" w:cs="Arial" w:eastAsia="Arial" w:hAnsi="Arial"/>
@@ -22774,7 +22299,7 @@
         </w:rPr>
         <w:t xml:space="preserve">© 2026 SeaVuria and ARES. Aligned with KICD objectives. Developed by SeaVuria; technical implementation by ARES (with AI assistance from Claude). Licensed under </w:t>
       </w:r>
-      <w:hyperlink w:history="1" r:id="rIdwx06d_toca5ib7n__f915">
+      <w:hyperlink w:history="1" r:id="rIdhsdaak7uwugbujdbz8mvx">
         <w:r>
           <w:rPr>
             <w:rFonts w:ascii="Arial" w:cs="Arial" w:eastAsia="Arial" w:hAnsi="Arial"/>
@@ -22795,7 +22320,7 @@
         </w:rPr>
         <w:t xml:space="preserve"> (</w:t>
       </w:r>
-      <w:hyperlink w:history="1" r:id="rIdyhqqv9js6uaimanvgpaah">
+      <w:hyperlink w:history="1" r:id="rIdn4yq20ghia10tpl53sa5f">
         <w:r>
           <w:rPr>
             <w:rFonts w:ascii="Arial" w:cs="Arial" w:eastAsia="Arial" w:hAnsi="Arial"/>
@@ -23303,10 +22828,10 @@
               <w:spacing w:after="40" w:before="0"/>
               <w:jc w:val="left"/>
               <w:rPr>
-                <w:ins w:id="9348" w:author="Claude (AI) - proposed" w:date="2026-10-15T12:58:12Z"/>
-              </w:rPr>
-            </w:pPr>
-            <w:ins w:id="9347" w:author="Claude (AI) - proposed" w:date="2026-10-15T12:58:12Z">
+                <w:ins w:id="9283" w:author="Claude (AI) - proposed" w:date="2026-10-15T13:01:05Z"/>
+              </w:rPr>
+            </w:pPr>
+            <w:ins w:id="9282" w:author="Claude (AI) - proposed" w:date="2026-10-15T13:01:05Z">
               <w:r>
                 <w:rPr>
                   <w:rFonts w:ascii="Arial" w:cs="Arial" w:eastAsia="Arial" w:hAnsi="Arial"/>
@@ -23328,10 +22853,10 @@
               <w:spacing w:after="40" w:before="0"/>
               <w:jc w:val="left"/>
               <w:rPr>
-                <w:del w:id="9350" w:author="Claude (AI) - proposed" w:date="2026-10-15T12:58:12Z"/>
-              </w:rPr>
-            </w:pPr>
-            <w:del w:id="9349" w:author="Claude (AI) - proposed" w:date="2026-10-15T12:58:12Z">
+                <w:del w:id="9285" w:author="Claude (AI) - proposed" w:date="2026-10-15T13:01:05Z"/>
+              </w:rPr>
+            </w:pPr>
+            <w:del w:id="9284" w:author="Claude (AI) - proposed" w:date="2026-10-15T13:01:05Z">
               <w:r>
                 <w:rPr>
                   <w:rFonts w:ascii="Arial" w:cs="Arial" w:eastAsia="Arial" w:hAnsi="Arial"/>
@@ -23414,7 +22939,7 @@
               </w:rPr>
               <w:t xml:space="preserve">In Lessons 1–5, learners defined SOH CAH TOA, evaluated the ratios with tables and calculators, and used them to calculate tree heights from shadow lengths and clinometer readings. Lesson 6 deepens that understanding: learners discover that the sine of the sun's elevation angle equals the cosine of </w:t>
             </w:r>
-            <w:del w:id="9351" w:author="Claude (AI) - proposed" w:date="2026-10-15T12:58:12Z">
+            <w:del w:id="9286" w:author="Claude (AI) - proposed" w:date="2026-10-15T13:01:05Z">
               <w:r>
                 <w:rPr>
                   <w:rFonts w:ascii="Arial" w:cs="Arial" w:eastAsia="Arial" w:hAnsi="Arial"/>
@@ -23429,7 +22954,7 @@
                 <w:delText xml:space="preserve">the complementary depression angle</w:delText>
               </w:r>
             </w:del>
-            <w:ins w:id="9352" w:author="Claude (AI) - proposed" w:date="2026-10-15T12:58:12Z">
+            <w:ins w:id="9287" w:author="Claude (AI) - proposed" w:date="2026-10-15T13:01:05Z">
               <w:r>
                 <w:rPr>
                   <w:rFonts w:ascii="Arial" w:cs="Arial" w:eastAsia="Arial" w:hAnsi="Arial"/>
@@ -23908,7 +23433,7 @@
             <w:pPr>
               <w:spacing w:after="20" w:before="0"/>
             </w:pPr>
-            <w:hyperlink w:history="1" r:id="rId2wwqdapw88nltchf0tngw">
+            <w:hyperlink w:history="1" r:id="rIdu2ggiwdz8p79x0ug_fkgn">
               <w:r>
                 <w:rPr>
                   <w:rFonts w:ascii="Arial" w:cs="Arial" w:eastAsia="Arial" w:hAnsi="Arial"/>
@@ -23941,7 +23466,7 @@
               <w:spacing w:after="10" w:before="0"/>
               <w:ind w:left="120"/>
             </w:pPr>
-            <w:hyperlink w:history="1" r:id="rIdmgwdyuzvcfyuwmkoqpuu5">
+            <w:hyperlink w:history="1" r:id="rIdavdjblk6lggpskmvxrpcz">
               <w:r>
                 <w:rPr>
                   <w:rFonts w:ascii="Arial" w:cs="Arial" w:eastAsia="Arial" w:hAnsi="Arial"/>
@@ -23986,7 +23511,7 @@
             <w:pPr>
               <w:spacing w:after="20" w:before="0"/>
             </w:pPr>
-            <w:hyperlink w:history="1" r:id="rId0rmgypm36fvqrbskhjstx">
+            <w:hyperlink w:history="1" r:id="rId8lcitcej00lgajt-rmqh2">
               <w:r>
                 <w:rPr>
                   <w:rFonts w:ascii="Arial" w:cs="Arial" w:eastAsia="Arial" w:hAnsi="Arial"/>
@@ -24019,7 +23544,7 @@
               <w:spacing w:after="10" w:before="0"/>
               <w:ind w:left="120"/>
             </w:pPr>
-            <w:hyperlink w:history="1" r:id="rIdit9wh_ocg5ga4w_rhuz_u">
+            <w:hyperlink w:history="1" r:id="rIdkvxbhbijfn-ak2t6ow1bk">
               <w:r>
                 <w:rPr>
                   <w:rFonts w:ascii="Arial" w:cs="Arial" w:eastAsia="Arial" w:hAnsi="Arial"/>
@@ -24219,7 +23744,7 @@
             <w:pPr>
               <w:spacing w:after="20" w:before="0"/>
             </w:pPr>
-            <w:hyperlink w:history="1" r:id="rIdwi_hcdvfw1srhnztp1trl">
+            <w:hyperlink w:history="1" r:id="rIdaantjjrftjsvqafj8uub-">
               <w:r>
                 <w:rPr>
                   <w:rFonts w:ascii="Arial" w:cs="Arial" w:eastAsia="Arial" w:hAnsi="Arial"/>
@@ -24252,7 +23777,7 @@
               <w:spacing w:after="10" w:before="0"/>
               <w:ind w:left="120"/>
             </w:pPr>
-            <w:hyperlink w:history="1" r:id="rIdecogusfr2w3jb0wmdkewh">
+            <w:hyperlink w:history="1" r:id="rIdnfhisxemky2eh9wyk-4qq">
               <w:r>
                 <w:rPr>
                   <w:rFonts w:ascii="Arial" w:cs="Arial" w:eastAsia="Arial" w:hAnsi="Arial"/>
@@ -24297,7 +23822,7 @@
             <w:pPr>
               <w:spacing w:after="20" w:before="0"/>
             </w:pPr>
-            <w:hyperlink w:history="1" r:id="rIdlzt6xq34zbkvwbt0t3ijf">
+            <w:hyperlink w:history="1" r:id="rIdnbgccjlimsxxnmgnrv_bo">
               <w:r>
                 <w:rPr>
                   <w:rFonts w:ascii="Arial" w:cs="Arial" w:eastAsia="Arial" w:hAnsi="Arial"/>
@@ -24330,7 +23855,7 @@
               <w:spacing w:after="10" w:before="0"/>
               <w:ind w:left="120"/>
             </w:pPr>
-            <w:hyperlink w:history="1" r:id="rIds4-ocpu_rpgbzvsrarpbt">
+            <w:hyperlink w:history="1" r:id="rIdyvmy7dddaxfx848or3vak">
               <w:r>
                 <w:rPr>
                   <w:rFonts w:ascii="Arial" w:cs="Arial" w:eastAsia="Arial" w:hAnsi="Arial"/>
@@ -24455,7 +23980,7 @@
               </w:rPr>
               <w:t xml:space="preserve">PART C — Table-Comparison Task (12 min, pairs): Each pair completes a structured table with columns: θ, (90°−θ), sin θ (from tables or calculator), cos(90°−θ), and 'Are they equal?' Angle pairs used: (30°, 60°), (45°, 45°), (53°, 37°), (20°, 70°), (15°, 75°). Learners use their </w:t>
             </w:r>
-            <w:del w:id="9353" w:author="Claude (AI) - proposed" w:date="2026-10-15T12:58:12Z">
+            <w:del w:id="9288" w:author="Claude (AI) - proposed" w:date="2026-10-15T13:01:05Z">
               <w:r>
                 <w:rPr>
                   <w:rFonts w:ascii="Arial" w:cs="Arial" w:eastAsia="Arial" w:hAnsi="Arial"/>
@@ -24470,7 +23995,7 @@
                 <w:delText xml:space="preserve">special-angles</w:delText>
               </w:r>
             </w:del>
-            <w:ins w:id="9354" w:author="Claude (AI) - proposed" w:date="2026-10-15T12:58:12Z">
+            <w:ins w:id="9289" w:author="Claude (AI) - proposed" w:date="2026-10-15T13:01:05Z">
               <w:r>
                 <w:rPr>
                   <w:rFonts w:ascii="Arial" w:cs="Arial" w:eastAsia="Arial" w:hAnsi="Arial"/>
@@ -24498,7 +24023,7 @@
               </w:rPr>
               <w:t xml:space="preserve"> tables from Lessons </w:t>
             </w:r>
-            <w:del w:id="9355" w:author="Claude (AI) - proposed" w:date="2026-10-15T12:58:12Z">
+            <w:del w:id="9290" w:author="Claude (AI) - proposed" w:date="2026-10-15T13:01:05Z">
               <w:r>
                 <w:rPr>
                   <w:rFonts w:ascii="Arial" w:cs="Arial" w:eastAsia="Arial" w:hAnsi="Arial"/>
@@ -24513,7 +24038,7 @@
                 <w:delText xml:space="preserve">4–5 for the first three rows and</w:delText>
               </w:r>
             </w:del>
-            <w:ins w:id="9356" w:author="Claude (AI) - proposed" w:date="2026-10-15T12:58:12Z">
+            <w:ins w:id="9291" w:author="Claude (AI) - proposed" w:date="2026-10-15T13:01:05Z">
               <w:r>
                 <w:rPr>
                   <w:rFonts w:ascii="Arial" w:cs="Arial" w:eastAsia="Arial" w:hAnsi="Arial"/>
@@ -24541,7 +24066,7 @@
               </w:rPr>
               <w:t xml:space="preserve"> a calculator (or ARES tool) </w:t>
             </w:r>
-            <w:del w:id="9357" w:author="Claude (AI) - proposed" w:date="2026-10-15T12:58:12Z">
+            <w:del w:id="9292" w:author="Claude (AI) - proposed" w:date="2026-10-15T13:01:05Z">
               <w:r>
                 <w:rPr>
                   <w:rFonts w:ascii="Arial" w:cs="Arial" w:eastAsia="Arial" w:hAnsi="Arial"/>
@@ -24556,7 +24081,7 @@
                 <w:delText xml:space="preserve">for the last two</w:delText>
               </w:r>
             </w:del>
-            <w:ins w:id="9358" w:author="Claude (AI) - proposed" w:date="2026-10-15T12:58:12Z">
+            <w:ins w:id="9293" w:author="Claude (AI) - proposed" w:date="2026-10-15T13:01:05Z">
               <w:r>
                 <w:rPr>
                   <w:rFonts w:ascii="Arial" w:cs="Arial" w:eastAsia="Arial" w:hAnsi="Arial"/>
@@ -24697,7 +24222,7 @@
               </w:rPr>
               <w:t xml:space="preserve">Distribute / display the table task. Say: 'Work in pairs. Use your </w:t>
             </w:r>
-            <w:del w:id="9359" w:author="Claude (AI) - proposed" w:date="2026-10-15T12:58:12Z">
+            <w:del w:id="9294" w:author="Claude (AI) - proposed" w:date="2026-10-15T13:01:05Z">
               <w:r>
                 <w:rPr>
                   <w:rFonts w:ascii="Arial" w:cs="Arial" w:eastAsia="Arial" w:hAnsi="Arial"/>
@@ -24712,7 +24237,7 @@
                 <w:delText xml:space="preserve">special-angles</w:delText>
               </w:r>
             </w:del>
-            <w:ins w:id="9360" w:author="Claude (AI) - proposed" w:date="2026-10-15T12:58:12Z">
+            <w:ins w:id="9295" w:author="Claude (AI) - proposed" w:date="2026-10-15T13:01:05Z">
               <w:r>
                 <w:rPr>
                   <w:rFonts w:ascii="Arial" w:cs="Arial" w:eastAsia="Arial" w:hAnsi="Arial"/>
@@ -24740,7 +24265,7 @@
               </w:rPr>
               <w:t xml:space="preserve"> tables from Lessons </w:t>
             </w:r>
-            <w:del w:id="9361" w:author="Claude (AI) - proposed" w:date="2026-10-15T12:58:12Z">
+            <w:del w:id="9296" w:author="Claude (AI) - proposed" w:date="2026-10-15T13:01:05Z">
               <w:r>
                 <w:rPr>
                   <w:rFonts w:ascii="Arial" w:cs="Arial" w:eastAsia="Arial" w:hAnsi="Arial"/>
@@ -24755,7 +24280,7 @@
                 <w:delText xml:space="preserve">4 and 5</w:delText>
               </w:r>
             </w:del>
-            <w:ins w:id="9362" w:author="Claude (AI) - proposed" w:date="2026-10-15T12:58:12Z">
+            <w:ins w:id="9297" w:author="Claude (AI) - proposed" w:date="2026-10-15T13:01:05Z">
               <w:r>
                 <w:rPr>
                   <w:rFonts w:ascii="Arial" w:cs="Arial" w:eastAsia="Arial" w:hAnsi="Arial"/>
@@ -24905,7 +24430,7 @@
             <w:pPr>
               <w:spacing w:after="20" w:before="0"/>
             </w:pPr>
-            <w:hyperlink w:history="1" r:id="rId7ttkjgvzr3cuqy23-antg">
+            <w:hyperlink w:history="1" r:id="rIdcupqucp7d62rd3qwlzg_w">
               <w:r>
                 <w:rPr>
                   <w:rFonts w:ascii="Arial" w:cs="Arial" w:eastAsia="Arial" w:hAnsi="Arial"/>
@@ -24938,7 +24463,7 @@
               <w:spacing w:after="10" w:before="0"/>
               <w:ind w:left="120"/>
             </w:pPr>
-            <w:hyperlink w:history="1" r:id="rIdpxuyazrffogkuxiu8lupe">
+            <w:hyperlink w:history="1" r:id="rIdu8jqubtc0mmcjfbqysiqy">
               <w:r>
                 <w:rPr>
                   <w:rFonts w:ascii="Arial" w:cs="Arial" w:eastAsia="Arial" w:hAnsi="Arial"/>
@@ -24983,7 +24508,7 @@
             <w:pPr>
               <w:spacing w:after="20" w:before="0"/>
             </w:pPr>
-            <w:hyperlink w:history="1" r:id="rIdga1poaoxul5krrk7y87jr">
+            <w:hyperlink w:history="1" r:id="rIdhqvvostvlvpqr2dou52ha">
               <w:r>
                 <w:rPr>
                   <w:rFonts w:ascii="Arial" w:cs="Arial" w:eastAsia="Arial" w:hAnsi="Arial"/>
@@ -25016,7 +24541,7 @@
               <w:spacing w:after="10" w:before="0"/>
               <w:ind w:left="120"/>
             </w:pPr>
-            <w:hyperlink w:history="1" r:id="rIdkeiz4v8ya57ii54yeftx6">
+            <w:hyperlink w:history="1" r:id="rIdqg6aigpebqgx8_jbrtq5g">
               <w:r>
                 <w:rPr>
                   <w:rFonts w:ascii="Arial" w:cs="Arial" w:eastAsia="Arial" w:hAnsi="Arial"/>
@@ -25327,7 +24852,7 @@
         <w:tc>
           <w:tcPr>
             <w:tcW w:type="dxa" w:w="1520"/>
-            <w:shd w:fill="F2F2F2" w:color="auto" w:val="clear"/>
+            <w:shd w:fill="FCE4D6" w:color="auto" w:val="clear"/>
             <w:tcMar>
               <w:top w:type="dxa" w:w="60"/>
               <w:left w:type="dxa" w:w="120"/>
@@ -25353,23 +24878,8 @@
                 <w:sz w:val="18"/>
                 <w:szCs w:val="18"/>
               </w:rPr>
-              <w:t xml:space="preserve">Driving Question Board</w:t>
-            </w:r>
-            <w:del w:id="9363" w:author="Claude (AI) - proposed" w:date="2026-10-15T12:58:12Z">
-              <w:r>
-                <w:rPr>
-                  <w:rFonts w:ascii="Arial" w:cs="Arial" w:eastAsia="Arial" w:hAnsi="Arial"/>
-                  <w:b/>
-                  <w:bCs/>
-                  <w:i w:val="false"/>
-                  <w:iCs w:val="false"/>
-                  <w:color w:val="000000"/>
-                  <w:sz w:val="18"/>
-                  <w:szCs w:val="18"/>
-                </w:rPr>
-                <w:delText xml:space="preserve"> (DQB) Creation</w:delText>
-              </w:r>
-            </w:del>
+              <w:t xml:space="preserve">Driving Question Board (DQB) Creation</w:t>
+            </w:r>
           </w:p>
           <w:p>
             <w:pPr>
@@ -25390,45 +24900,18 @@
           <w:p>
             <w:pPr>
               <w:spacing w:after="20" w:before="0"/>
-              <w:rPr>
-                <w:ins w:id="9365" w:author="Claude (AI) - proposed" w:date="2026-10-15T12:58:12Z"/>
-              </w:rPr>
-            </w:pPr>
-            <w:hyperlink w:history="1" r:id="rIdpurjelno73intepn8l0fj">
-              <w:ins w:id="9364" w:author="Claude (AI) - proposed" w:date="2026-10-15T12:58:12Z">
-                <w:r>
-                  <w:rPr>
-                    <w:rFonts w:ascii="Arial" w:cs="Arial" w:eastAsia="Arial" w:hAnsi="Arial"/>
-                    <w:color w:val="2E75B6"/>
-                    <w:sz w:val="16"/>
-                    <w:szCs w:val="16"/>
-                    <w:u w:val="single" w:color="2E75B6"/>
-                  </w:rPr>
-                  <w:t xml:space="preserve">Sine &amp; cosine of complementary angles</w:t>
-                </w:r>
-              </w:ins>
-            </w:hyperlink>
-          </w:p>
-          <w:p>
-            <w:pPr>
-              <w:spacing w:after="20" w:before="0"/>
-              <w:rPr>
-                <w:del w:id="9367" w:author="Claude (AI) - proposed" w:date="2026-10-15T12:58:12Z"/>
-              </w:rPr>
-            </w:pPr>
-            <w:hyperlink w:history="1" r:id="rId8cxlprsiv6_fuq4dn2aq2">
-              <w:del w:id="9366" w:author="Claude (AI) - proposed" w:date="2026-10-15T12:58:12Z">
-                <w:r>
-                  <w:rPr>
-                    <w:rFonts w:ascii="Arial" w:cs="Arial" w:eastAsia="Arial" w:hAnsi="Arial"/>
-                    <w:color w:val="2E75B6"/>
-                    <w:sz w:val="16"/>
-                    <w:szCs w:val="16"/>
-                    <w:u w:val="single" w:color="2E75B6"/>
-                  </w:rPr>
-                  <w:delText xml:space="preserve">Trig word problem: complementary angles</w:delText>
-                </w:r>
-              </w:del>
+            </w:pPr>
+            <w:hyperlink w:history="1" r:id="rIdj3g1pbptadokgzlcacg3y">
+              <w:r>
+                <w:rPr>
+                  <w:rFonts w:ascii="Arial" w:cs="Arial" w:eastAsia="Arial" w:hAnsi="Arial"/>
+                  <w:color w:val="2E75B6"/>
+                  <w:sz w:val="16"/>
+                  <w:szCs w:val="16"/>
+                  <w:u w:val="single" w:color="2E75B6"/>
+                </w:rPr>
+                <w:t xml:space="preserve">Trig word problem: complementary angles</w:t>
+              </w:r>
             </w:hyperlink>
           </w:p>
           <w:p>
@@ -25451,7 +24934,7 @@
               <w:spacing w:after="10" w:before="0"/>
               <w:ind w:left="120"/>
             </w:pPr>
-            <w:hyperlink w:history="1" r:id="rIdmqxtas1mycoqxdoqe-b_n">
+            <w:hyperlink w:history="1" r:id="rId5818jdqflniabqlktscrr">
               <w:r>
                 <w:rPr>
                   <w:rFonts w:ascii="Arial" w:cs="Arial" w:eastAsia="Arial" w:hAnsi="Arial"/>
@@ -25479,135 +24962,57 @@
           <w:p>
             <w:pPr>
               <w:spacing w:after="20" w:before="0"/>
-              <w:rPr>
-                <w:ins w:id="9369" w:author="Claude (AI) - proposed" w:date="2026-10-15T12:58:12Z"/>
-              </w:rPr>
-            </w:pPr>
-            <w:ins w:id="9368" w:author="Claude (AI) - proposed" w:date="2026-10-15T12:58:12Z">
-              <w:r>
-                <w:rPr>
-                  <w:rFonts w:ascii="Arial" w:cs="Arial" w:eastAsia="Arial" w:hAnsi="Arial"/>
-                  <w:b/>
-                  <w:bCs/>
-                  <w:color w:val="1F3864"/>
+            </w:pPr>
+            <w:r>
+              <w:rPr>
+                <w:rFonts w:ascii="Arial" w:cs="Arial" w:eastAsia="Arial" w:hAnsi="Arial"/>
+                <w:b/>
+                <w:bCs/>
+                <w:color w:val="1F3864"/>
+                <w:sz w:val="16"/>
+                <w:szCs w:val="16"/>
+              </w:rPr>
+              <w:t xml:space="preserve">📖 EXERCISE:</w:t>
+            </w:r>
+          </w:p>
+          <w:p>
+            <w:pPr>
+              <w:spacing w:after="20" w:before="0"/>
+            </w:pPr>
+            <w:hyperlink w:history="1" r:id="rIdbwyrfhneez4kw5lzjzvew">
+              <w:r>
+                <w:rPr>
+                  <w:rFonts w:ascii="Arial" w:cs="Arial" w:eastAsia="Arial" w:hAnsi="Arial"/>
+                  <w:color w:val="2E75B6"/>
                   <w:sz w:val="16"/>
                   <w:szCs w:val="16"/>
-                </w:rPr>
-                <w:t xml:space="preserve">📖 HTML:</w:t>
-              </w:r>
-            </w:ins>
-          </w:p>
-          <w:p>
-            <w:pPr>
-              <w:spacing w:after="20" w:before="0"/>
-              <w:rPr>
-                <w:ins w:id="9371" w:author="Claude (AI) - proposed" w:date="2026-10-15T12:58:12Z"/>
-              </w:rPr>
-            </w:pPr>
-            <w:hyperlink w:history="1" r:id="rIddh4izbuihgzmk8mwjncjg">
-              <w:ins w:id="9370" w:author="Claude (AI) - proposed" w:date="2026-10-15T12:58:12Z">
-                <w:r>
-                  <w:rPr>
-                    <w:rFonts w:ascii="Arial" w:cs="Arial" w:eastAsia="Arial" w:hAnsi="Arial"/>
-                    <w:color w:val="2E75B6"/>
-                    <w:sz w:val="16"/>
-                    <w:szCs w:val="16"/>
-                    <w:u w:val="single" w:color="2E75B6"/>
-                  </w:rPr>
-                  <w:t xml:space="preserve">Sine and Cosine of Complementary Angles (Flexbook)</w:t>
-                </w:r>
-              </w:ins>
+                  <w:u w:val="single" w:color="2E75B6"/>
+                </w:rPr>
+                <w:t xml:space="preserve">Relate ratios in right triangles</w:t>
+              </w:r>
             </w:hyperlink>
           </w:p>
           <w:p>
             <w:pPr>
               <w:spacing w:after="10" w:before="0"/>
               <w:ind w:left="120"/>
-              <w:rPr>
-                <w:ins w:id="9373" w:author="Claude (AI) - proposed" w:date="2026-10-15T12:58:12Z"/>
-              </w:rPr>
-            </w:pPr>
-            <w:ins w:id="9372" w:author="Claude (AI) - proposed" w:date="2026-10-15T12:58:12Z">
-              <w:r>
-                <w:rPr>
-                  <w:rFonts w:ascii="Arial" w:cs="Arial" w:eastAsia="Arial" w:hAnsi="Arial"/>
-                  <w:color w:val="595959"/>
-                  <w:sz w:val="14"/>
-                  <w:szCs w:val="14"/>
-                </w:rPr>
-                <w:t xml:space="preserve">Source: CK-12</w:t>
-              </w:r>
-            </w:ins>
-          </w:p>
-          <w:p>
-            <w:pPr>
-              <w:spacing w:after="20" w:before="0"/>
-              <w:rPr>
-                <w:del w:id="9375" w:author="Claude (AI) - proposed" w:date="2026-10-15T12:58:12Z"/>
-              </w:rPr>
-            </w:pPr>
-            <w:del w:id="9374" w:author="Claude (AI) - proposed" w:date="2026-10-15T12:58:12Z">
-              <w:r>
-                <w:rPr>
-                  <w:rFonts w:ascii="Arial" w:cs="Arial" w:eastAsia="Arial" w:hAnsi="Arial"/>
-                  <w:b/>
-                  <w:bCs/>
-                  <w:color w:val="1F3864"/>
-                  <w:sz w:val="16"/>
-                  <w:szCs w:val="16"/>
-                </w:rPr>
-                <w:delText xml:space="preserve">📖 EXERCISE:</w:delText>
-              </w:r>
-            </w:del>
-          </w:p>
-          <w:p>
-            <w:pPr>
-              <w:spacing w:after="20" w:before="0"/>
-              <w:rPr>
-                <w:del w:id="9377" w:author="Claude (AI) - proposed" w:date="2026-10-15T12:58:12Z"/>
-              </w:rPr>
-            </w:pPr>
-            <w:hyperlink w:history="1" r:id="rIdzm9pq1lwflk-ciyvbpt4r">
-              <w:del w:id="9376" w:author="Claude (AI) - proposed" w:date="2026-10-15T12:58:12Z">
-                <w:r>
-                  <w:rPr>
-                    <w:rFonts w:ascii="Arial" w:cs="Arial" w:eastAsia="Arial" w:hAnsi="Arial"/>
-                    <w:color w:val="2E75B6"/>
-                    <w:sz w:val="16"/>
-                    <w:szCs w:val="16"/>
-                    <w:u w:val="single" w:color="2E75B6"/>
-                  </w:rPr>
-                  <w:delText xml:space="preserve">Relate ratios in right triangles</w:delText>
-                </w:r>
-              </w:del>
-            </w:hyperlink>
+            </w:pPr>
+            <w:r>
+              <w:rPr>
+                <w:rFonts w:ascii="Arial" w:cs="Arial" w:eastAsia="Arial" w:hAnsi="Arial"/>
+                <w:color w:val="595959"/>
+                <w:sz w:val="14"/>
+                <w:szCs w:val="14"/>
+              </w:rPr>
+              <w:t xml:space="preserve">Source: Khan Academy (English - US curriculum)</w:t>
+            </w:r>
           </w:p>
           <w:p>
             <w:pPr>
               <w:spacing w:after="10" w:before="0"/>
               <w:ind w:left="120"/>
-              <w:rPr>
-                <w:del w:id="9379" w:author="Claude (AI) - proposed" w:date="2026-10-15T12:58:12Z"/>
-              </w:rPr>
-            </w:pPr>
-            <w:del w:id="9378" w:author="Claude (AI) - proposed" w:date="2026-10-15T12:58:12Z">
-              <w:r>
-                <w:rPr>
-                  <w:rFonts w:ascii="Arial" w:cs="Arial" w:eastAsia="Arial" w:hAnsi="Arial"/>
-                  <w:color w:val="595959"/>
-                  <w:sz w:val="14"/>
-                  <w:szCs w:val="14"/>
-                </w:rPr>
-                <w:delText xml:space="preserve">Source: Khan Academy (English - US curriculum)</w:delText>
-              </w:r>
-            </w:del>
-          </w:p>
-          <w:p>
-            <w:pPr>
-              <w:spacing w:after="10" w:before="0"/>
-              <w:ind w:left="120"/>
-            </w:pPr>
-            <w:hyperlink w:history="1" r:id="rIdnj0fclptzj3i1nr85cn8o">
+            </w:pPr>
+            <w:hyperlink w:history="1" r:id="rIde0zizolm6ajrwsncq7bh2">
               <w:r>
                 <w:rPr>
                   <w:rFonts w:ascii="Arial" w:cs="Arial" w:eastAsia="Arial" w:hAnsi="Arial"/>
@@ -25652,7 +25057,7 @@
               </w:rPr>
               <w:t xml:space="preserve">Learners return to the class Driving Question Board — a large chart or ARES collaborative board that has been updated after each lesson. Each learner receives a sticky note (or types into the ARES DQB tool). They respond to two prompts: (1) EVIDENCE ADDED TODAY: 'Write one sentence describing the new mathematical relationship you discovered.' (2) NEW QUESTION RAISED: 'Write one question this lesson made you curious about — especially thinking about the tile-cutter's 45° angle teased at the end of class.' Learners post their notes under the columns 'What we now know' and 'What we still wonder.' The teacher reads 4 notes aloud (2 from each column) to the class and explicitly updates the class answer to the driving question: 'How can an angle tell you the height of a tree?' with the new insight: 'Because </w:t>
             </w:r>
-            <w:del w:id="9380" w:author="Claude (AI) - proposed" w:date="2026-10-15T12:58:12Z">
+            <w:del w:id="9298" w:author="Claude (AI) - proposed" w:date="2026-10-15T13:01:05Z">
               <w:r>
                 <w:rPr>
                   <w:rFonts w:ascii="Arial" w:cs="Arial" w:eastAsia="Arial" w:hAnsi="Arial"/>
@@ -25667,7 +25072,7 @@
                 <w:delText xml:space="preserve">sine and cosine of complementary angles are equal, a surveyor only needs one clinometer reading — either the elevation angle OR its complement — to compute the tree height</w:delText>
               </w:r>
             </w:del>
-            <w:ins w:id="9381" w:author="Claude (AI) - proposed" w:date="2026-10-15T12:58:12Z">
+            <w:ins w:id="9299" w:author="Claude (AI) - proposed" w:date="2026-10-15T13:01:05Z">
               <w:r>
                 <w:rPr>
                   <w:rFonts w:ascii="Arial" w:cs="Arial" w:eastAsia="Arial" w:hAnsi="Arial"/>
@@ -25850,7 +25255,7 @@
             <w:pPr>
               <w:spacing w:after="20" w:before="0"/>
             </w:pPr>
-            <w:hyperlink w:history="1" r:id="rIdn1hpnwqrkst4xyzzxy7mk">
+            <w:hyperlink w:history="1" r:id="rIdjpnla834fp-q4hs9xpj0g">
               <w:r>
                 <w:rPr>
                   <w:rFonts w:ascii="Arial" w:cs="Arial" w:eastAsia="Arial" w:hAnsi="Arial"/>
@@ -25883,7 +25288,7 @@
               <w:spacing w:after="10" w:before="0"/>
               <w:ind w:left="120"/>
             </w:pPr>
-            <w:hyperlink w:history="1" r:id="rIdr3nwhhcjgsp_hplee0xjm">
+            <w:hyperlink w:history="1" r:id="rIddlla-dg8d0fgzdxhxsuip">
               <w:r>
                 <w:rPr>
                   <w:rFonts w:ascii="Arial" w:cs="Arial" w:eastAsia="Arial" w:hAnsi="Arial"/>
@@ -25928,7 +25333,7 @@
             <w:pPr>
               <w:spacing w:after="20" w:before="0"/>
             </w:pPr>
-            <w:hyperlink w:history="1" r:id="rIdqzlj5zmvuirqyry8swkfm">
+            <w:hyperlink w:history="1" r:id="rId2pthsgydpnmtt4rj162jh">
               <w:r>
                 <w:rPr>
                   <w:rFonts w:ascii="Arial" w:cs="Arial" w:eastAsia="Arial" w:hAnsi="Arial"/>
@@ -25961,7 +25366,7 @@
               <w:spacing w:after="10" w:before="0"/>
               <w:ind w:left="120"/>
             </w:pPr>
-            <w:hyperlink w:history="1" r:id="rIdryltuio-kr8aafhvpgmot">
+            <w:hyperlink w:history="1" r:id="rIdznbb4fqsvo984arg97xql">
               <w:r>
                 <w:rPr>
                   <w:rFonts w:ascii="Arial" w:cs="Arial" w:eastAsia="Arial" w:hAnsi="Arial"/>
@@ -26666,7 +26071,7 @@
               </w:rPr>
               <w:t xml:space="preserve">The complementary-angle identity means that a surveyor (or a student in Kisumu) </w:t>
             </w:r>
-            <w:del w:id="9382" w:author="Claude (AI) - proposed" w:date="2026-10-15T12:58:12Z">
+            <w:del w:id="9300" w:author="Claude (AI) - proposed" w:date="2026-10-15T13:01:05Z">
               <w:r>
                 <w:rPr>
                   <w:rFonts w:ascii="Arial" w:cs="Arial" w:eastAsia="Arial" w:hAnsi="Arial"/>
@@ -26681,7 +26086,7 @@
                 <w:delText xml:space="preserve">only needs one clinometer reading — the sun's elevation angle θ — to calculate the tree height, because</w:delText>
               </w:r>
             </w:del>
-            <w:ins w:id="9383" w:author="Claude (AI) - proposed" w:date="2026-10-15T12:58:12Z">
+            <w:ins w:id="9301" w:author="Claude (AI) - proposed" w:date="2026-10-15T13:01:05Z">
               <w:r>
                 <w:rPr>
                   <w:rFonts w:ascii="Arial" w:cs="Arial" w:eastAsia="Arial" w:hAnsi="Arial"/>
@@ -26709,7 +26114,7 @@
               </w:rPr>
               <w:t xml:space="preserve"> sin θ and cos(90° − θ) </w:t>
             </w:r>
-            <w:del w:id="9384" w:author="Claude (AI) - proposed" w:date="2026-10-15T12:58:12Z">
+            <w:del w:id="9302" w:author="Claude (AI) - proposed" w:date="2026-10-15T13:01:05Z">
               <w:r>
                 <w:rPr>
                   <w:rFonts w:ascii="Arial" w:cs="Arial" w:eastAsia="Arial" w:hAnsi="Arial"/>
@@ -26724,7 +26129,7 @@
                 <w:delText xml:space="preserve">reference</w:delText>
               </w:r>
             </w:del>
-            <w:ins w:id="9385" w:author="Claude (AI) - proposed" w:date="2026-10-15T12:58:12Z">
+            <w:ins w:id="9303" w:author="Claude (AI) - proposed" w:date="2026-10-15T13:01:05Z">
               <w:r>
                 <w:rPr>
                   <w:rFonts w:ascii="Arial" w:cs="Arial" w:eastAsia="Arial" w:hAnsi="Arial"/>
@@ -26752,7 +26157,7 @@
               </w:rPr>
               <w:t xml:space="preserve"> the same ratio of sides in the same triangle</w:t>
             </w:r>
-            <w:ins w:id="9386" w:author="Claude (AI) - proposed" w:date="2026-10-15T12:58:12Z">
+            <w:ins w:id="9304" w:author="Claude (AI) - proposed" w:date="2026-10-15T13:01:05Z">
               <w:r>
                 <w:rPr>
                   <w:rFonts w:ascii="Arial" w:cs="Arial" w:eastAsia="Arial" w:hAnsi="Arial"/>
@@ -26800,7 +26205,7 @@
         </w:rPr>
         <w:t xml:space="preserve">© 2026 SeaVuria and ARES. Aligned with KICD objectives. Developed by SeaVuria; technical implementation by ARES (with AI assistance from Claude). Licensed under </w:t>
       </w:r>
-      <w:hyperlink w:history="1" r:id="rIdn99p26tk2xy7paimkc_hm">
+      <w:hyperlink w:history="1" r:id="rId7fzawywjkbb-rp6ijrrea">
         <w:r>
           <w:rPr>
             <w:rFonts w:ascii="Arial" w:cs="Arial" w:eastAsia="Arial" w:hAnsi="Arial"/>
@@ -26821,7 +26226,7 @@
         </w:rPr>
         <w:t xml:space="preserve"> (</w:t>
       </w:r>
-      <w:hyperlink w:history="1" r:id="rIdzc7uw6tufdcydezsxbkx-">
+      <w:hyperlink w:history="1" r:id="rIdwr8kqj5d-yv1kh-ysi_ka">
         <w:r>
           <w:rPr>
             <w:rFonts w:ascii="Arial" w:cs="Arial" w:eastAsia="Arial" w:hAnsi="Arial"/>
@@ -27329,10 +26734,10 @@
               <w:spacing w:after="40" w:before="0"/>
               <w:jc w:val="left"/>
               <w:rPr>
-                <w:ins w:id="9388" w:author="Claude (AI) - proposed" w:date="2026-10-15T12:58:12Z"/>
-              </w:rPr>
-            </w:pPr>
-            <w:ins w:id="9387" w:author="Claude (AI) - proposed" w:date="2026-10-15T12:58:12Z">
+                <w:ins w:id="9306" w:author="Claude (AI) - proposed" w:date="2026-10-15T13:01:05Z"/>
+              </w:rPr>
+            </w:pPr>
+            <w:ins w:id="9305" w:author="Claude (AI) - proposed" w:date="2026-10-15T13:01:05Z">
               <w:r>
                 <w:rPr>
                   <w:rFonts w:ascii="Arial" w:cs="Arial" w:eastAsia="Arial" w:hAnsi="Arial"/>
@@ -27354,10 +26759,10 @@
               <w:spacing w:after="40" w:before="0"/>
               <w:jc w:val="left"/>
               <w:rPr>
-                <w:del w:id="9390" w:author="Claude (AI) - proposed" w:date="2026-10-15T12:58:12Z"/>
-              </w:rPr>
-            </w:pPr>
-            <w:del w:id="9389" w:author="Claude (AI) - proposed" w:date="2026-10-15T12:58:12Z">
+                <w:del w:id="9308" w:author="Claude (AI) - proposed" w:date="2026-10-15T13:01:05Z"/>
+              </w:rPr>
+            </w:pPr>
+            <w:del w:id="9307" w:author="Claude (AI) - proposed" w:date="2026-10-15T13:01:05Z">
               <w:r>
                 <w:rPr>
                   <w:rFonts w:ascii="Arial" w:cs="Arial" w:eastAsia="Arial" w:hAnsi="Arial"/>
@@ -27891,7 +27296,7 @@
             <w:pPr>
               <w:spacing w:after="20" w:before="0"/>
             </w:pPr>
-            <w:hyperlink w:history="1" r:id="rIdqkucd_s8gd7ucktqrlkpd">
+            <w:hyperlink w:history="1" r:id="rIdwnzckxeyfsouhb8-kdzdm">
               <w:r>
                 <w:rPr>
                   <w:rFonts w:ascii="Arial" w:cs="Arial" w:eastAsia="Arial" w:hAnsi="Arial"/>
@@ -27924,7 +27329,7 @@
               <w:spacing w:after="10" w:before="0"/>
               <w:ind w:left="120"/>
             </w:pPr>
-            <w:hyperlink w:history="1" r:id="rIdho900llaw04hq-2gtssd3">
+            <w:hyperlink w:history="1" r:id="rIdgdkk4qihknk2xuixyjyvq">
               <w:r>
                 <w:rPr>
                   <w:rFonts w:ascii="Arial" w:cs="Arial" w:eastAsia="Arial" w:hAnsi="Arial"/>
@@ -27969,7 +27374,7 @@
             <w:pPr>
               <w:spacing w:after="20" w:before="0"/>
             </w:pPr>
-            <w:hyperlink w:history="1" r:id="rIdocxmsxdegtxgbtanm3ugj">
+            <w:hyperlink w:history="1" r:id="rIdpmmr8sjmdnatpmk64whae">
               <w:r>
                 <w:rPr>
                   <w:rFonts w:ascii="Arial" w:cs="Arial" w:eastAsia="Arial" w:hAnsi="Arial"/>
@@ -28002,7 +27407,7 @@
               <w:spacing w:after="10" w:before="0"/>
               <w:ind w:left="120"/>
             </w:pPr>
-            <w:hyperlink w:history="1" r:id="rIdfo22_e_9bzpgh4jd5qoae">
+            <w:hyperlink w:history="1" r:id="rIddevxb8ug5hbx0a2ddfamg">
               <w:r>
                 <w:rPr>
                   <w:rFonts w:ascii="Arial" w:cs="Arial" w:eastAsia="Arial" w:hAnsi="Arial"/>
@@ -28202,7 +27607,7 @@
             <w:pPr>
               <w:spacing w:after="20" w:before="0"/>
             </w:pPr>
-            <w:hyperlink w:history="1" r:id="rIdcxtujpa7hlxsrpcgs1fox">
+            <w:hyperlink w:history="1" r:id="rIdah-uonyo5683thbd8kzey">
               <w:r>
                 <w:rPr>
                   <w:rFonts w:ascii="Arial" w:cs="Arial" w:eastAsia="Arial" w:hAnsi="Arial"/>
@@ -28235,7 +27640,7 @@
               <w:spacing w:after="10" w:before="0"/>
               <w:ind w:left="120"/>
             </w:pPr>
-            <w:hyperlink w:history="1" r:id="rIdajpfvhvbcuysjzrpjrxvh">
+            <w:hyperlink w:history="1" r:id="rIdr2qikia2lwbey8h5gbqkz">
               <w:r>
                 <w:rPr>
                   <w:rFonts w:ascii="Arial" w:cs="Arial" w:eastAsia="Arial" w:hAnsi="Arial"/>
@@ -28280,7 +27685,7 @@
             <w:pPr>
               <w:spacing w:after="20" w:before="0"/>
             </w:pPr>
-            <w:hyperlink w:history="1" r:id="rIdh7apg-4ke5mnaxshcudsx">
+            <w:hyperlink w:history="1" r:id="rIde1zrqvuccjroqx8mtjwp-">
               <w:r>
                 <w:rPr>
                   <w:rFonts w:ascii="Arial" w:cs="Arial" w:eastAsia="Arial" w:hAnsi="Arial"/>
@@ -28313,7 +27718,7 @@
               <w:spacing w:after="10" w:before="0"/>
               <w:ind w:left="120"/>
             </w:pPr>
-            <w:hyperlink w:history="1" r:id="rIdfr4ds7ryqiujova4myezp">
+            <w:hyperlink w:history="1" r:id="rIdp3vjcrpwk3-70j-lm7rcs">
               <w:r>
                 <w:rPr>
                   <w:rFonts w:ascii="Arial" w:cs="Arial" w:eastAsia="Arial" w:hAnsi="Arial"/>
@@ -28551,7 +27956,7 @@
               </w:rPr>
               <w:t xml:space="preserve">Distribute materials and worksheet. Say: 'You have 18 minutes for the two constructions. Read each step carefully before drawing. Every group member must do their own construction — you can compare, but each book must have both triangles.' Circulate continuously. At 5 min, check Construction 1 progress: 'Has everyone dropped the perpendicular from A? What theorem will you use to find its length?' (Wait 10 seconds.) Cold-call 2 groups for their answer before moving on. At 12 min, check Construction 2: 'What is the hypotenuse of your 45-45-90 triangle? Leave it in surd form.' (Wait 12 seconds.) Cold-call 3 groups. At 18 min, pause all groups: 'Pens down. Let's watch the video — keep your worksheet beside you and tick off each value as you see it confirmed.' Play the video. After video: 'Open the reading on ARES. Circle any value in the table that your construction already found. Put a question mark next to anything new — especially 0° and 90°.' Give 3 minutes for annotation.</w:t>
             </w:r>
-            <w:ins w:id="9391" w:author="Claude (AI) - proposed" w:date="2026-10-15T12:58:12Z">
+            <w:ins w:id="9309" w:author="Claude (AI) - proposed" w:date="2026-10-15T13:01:05Z">
               <w:r>
                 <w:rPr>
                   <w:rFonts w:ascii="Arial" w:cs="Arial" w:eastAsia="Arial" w:hAnsi="Arial"/>
@@ -28688,7 +28093,7 @@
             <w:pPr>
               <w:spacing w:after="20" w:before="0"/>
             </w:pPr>
-            <w:hyperlink w:history="1" r:id="rId9eip_bwejvj5sywlwccfm">
+            <w:hyperlink w:history="1" r:id="rIdank_eqaerkmxe07ss2vvt">
               <w:r>
                 <w:rPr>
                   <w:rFonts w:ascii="Arial" w:cs="Arial" w:eastAsia="Arial" w:hAnsi="Arial"/>
@@ -28721,7 +28126,7 @@
               <w:spacing w:after="10" w:before="0"/>
               <w:ind w:left="120"/>
             </w:pPr>
-            <w:hyperlink w:history="1" r:id="rId2gb2rtoz9ilaat3ajt3ut">
+            <w:hyperlink w:history="1" r:id="rIdxohck08is-htvtsq-mytd">
               <w:r>
                 <w:rPr>
                   <w:rFonts w:ascii="Arial" w:cs="Arial" w:eastAsia="Arial" w:hAnsi="Arial"/>
@@ -28766,7 +28171,7 @@
             <w:pPr>
               <w:spacing w:after="20" w:before="0"/>
             </w:pPr>
-            <w:hyperlink w:history="1" r:id="rIdszqj5ibys25bdm-3v2ret">
+            <w:hyperlink w:history="1" r:id="rIdb-ae-ilmopgx7vl2bpoxn">
               <w:r>
                 <w:rPr>
                   <w:rFonts w:ascii="Arial" w:cs="Arial" w:eastAsia="Arial" w:hAnsi="Arial"/>
@@ -28799,7 +28204,7 @@
               <w:spacing w:after="10" w:before="0"/>
               <w:ind w:left="120"/>
             </w:pPr>
-            <w:hyperlink w:history="1" r:id="rIdpvspuzk7jkkybkvvqjjrk">
+            <w:hyperlink w:history="1" r:id="rIdmp0tduszezsynnt17ltgf">
               <w:r>
                 <w:rPr>
                   <w:rFonts w:ascii="Arial" w:cs="Arial" w:eastAsia="Arial" w:hAnsi="Arial"/>
@@ -28884,7 +28289,7 @@
               </w:rPr>
               <w:t xml:space="preserve">PART B — Pattern Spotting (5 min): Learners examine the completed table and answer three guided questions on their worksheet: (i) What do you notice about sin 30° and cos 60°? (ii) </w:t>
             </w:r>
-            <w:del w:id="9392" w:author="Claude (AI) - proposed" w:date="2026-10-15T12:58:12Z">
+            <w:del w:id="9310" w:author="Claude (AI) - proposed" w:date="2026-10-15T13:01:05Z">
               <w:r>
                 <w:rPr>
                   <w:rFonts w:ascii="Arial" w:cs="Arial" w:eastAsia="Arial" w:hAnsi="Arial"/>
@@ -28899,7 +28304,7 @@
                 <w:delText xml:space="preserve">What is the relationship between</w:delText>
               </w:r>
             </w:del>
-            <w:ins w:id="9393" w:author="Claude (AI) - proposed" w:date="2026-10-15T12:58:12Z">
+            <w:ins w:id="9311" w:author="Claude (AI) - proposed" w:date="2026-10-15T13:01:05Z">
               <w:r>
                 <w:rPr>
                   <w:rFonts w:ascii="Arial" w:cs="Arial" w:eastAsia="Arial" w:hAnsi="Arial"/>
@@ -28927,7 +28332,7 @@
               </w:rPr>
               <w:t xml:space="preserve"> sin θ and cos(90° − θ) </w:t>
             </w:r>
-            <w:del w:id="9394" w:author="Claude (AI) - proposed" w:date="2026-10-15T12:58:12Z">
+            <w:del w:id="9312" w:author="Claude (AI) - proposed" w:date="2026-10-15T13:01:05Z">
               <w:r>
                 <w:rPr>
                   <w:rFonts w:ascii="Arial" w:cs="Arial" w:eastAsia="Arial" w:hAnsi="Arial"/>
@@ -28942,7 +28347,7 @@
                 <w:delText xml:space="preserve">for any special angle</w:delText>
               </w:r>
             </w:del>
-            <w:ins w:id="9395" w:author="Claude (AI) - proposed" w:date="2026-10-15T12:58:12Z">
+            <w:ins w:id="9313" w:author="Claude (AI) - proposed" w:date="2026-10-15T13:01:05Z">
               <w:r>
                 <w:rPr>
                   <w:rFonts w:ascii="Arial" w:cs="Arial" w:eastAsia="Arial" w:hAnsi="Arial"/>
@@ -29043,7 +28448,7 @@
               </w:rPr>
               <w:t xml:space="preserve">Write on the board: 'Shadow = 9.0 m. Sun angle = 60°. Height = ?' Say: 'Using only what you derived today — no calculator for the trig part — find the exact height. You may use a calculator only to multiply at the end. 3 minutes, individual work.' (Set timer.) After 3 min, cold-call 3 learners: 'Zawadi, walk us through your working.' 'Mwangi, did you get the same answer? Where did you differ?' 'Fatuma, is 9√3 metres an exact answer or an approximation? Explain.' (Wait 12 seconds after each question.) Then say: 'Now look at your full table. Compare sin 30° and cos 60°. What do you notice? Discuss with your partner — 90 seconds.' Cold-call 2 pairs. Guide to the complementary angle relationship: 'sin θ = cos(90° − θ). This is not a coincidence — it comes directly from the geometry of our triangle. Why?' (Wait 15 seconds.) For tan 90°: '</w:t>
             </w:r>
-            <w:del w:id="9396" w:author="Claude (AI) - proposed" w:date="2026-10-15T12:58:12Z">
+            <w:del w:id="9314" w:author="Claude (AI) - proposed" w:date="2026-10-15T13:01:05Z">
               <w:r>
                 <w:rPr>
                   <w:rFonts w:ascii="Arial" w:cs="Arial" w:eastAsia="Arial" w:hAnsi="Arial"/>
@@ -29058,7 +28463,7 @@
                 <w:delText xml:space="preserve">In our equilateral triangle construction</w:delText>
               </w:r>
             </w:del>
-            <w:ins w:id="9397" w:author="Claude (AI) - proposed" w:date="2026-10-15T12:58:12Z">
+            <w:ins w:id="9315" w:author="Claude (AI) - proposed" w:date="2026-10-15T13:01:05Z">
               <w:r>
                 <w:rPr>
                   <w:rFonts w:ascii="Arial" w:cs="Arial" w:eastAsia="Arial" w:hAnsi="Arial"/>
@@ -29086,7 +28491,7 @@
               </w:rPr>
               <w:t xml:space="preserve">, what happens to the </w:t>
             </w:r>
-            <w:del w:id="9398" w:author="Claude (AI) - proposed" w:date="2026-10-15T12:58:12Z">
+            <w:del w:id="9316" w:author="Claude (AI) - proposed" w:date="2026-10-15T13:01:05Z">
               <w:r>
                 <w:rPr>
                   <w:rFonts w:ascii="Arial" w:cs="Arial" w:eastAsia="Arial" w:hAnsi="Arial"/>
@@ -29101,7 +28506,7 @@
                 <w:delText xml:space="preserve">Opposite side as the angle approaches 90°? What about the Adjacent</w:delText>
               </w:r>
             </w:del>
-            <w:ins w:id="9399" w:author="Claude (AI) - proposed" w:date="2026-10-15T12:58:12Z">
+            <w:ins w:id="9317" w:author="Claude (AI) - proposed" w:date="2026-10-15T13:01:05Z">
               <w:r>
                 <w:rPr>
                   <w:rFonts w:ascii="Arial" w:cs="Arial" w:eastAsia="Arial" w:hAnsi="Arial"/>
@@ -29202,7 +28607,7 @@
         <w:tc>
           <w:tcPr>
             <w:tcW w:type="dxa" w:w="1520"/>
-            <w:shd w:fill="F2F2F2" w:color="auto" w:val="clear"/>
+            <w:shd w:fill="FCE4D6" w:color="auto" w:val="clear"/>
             <w:tcMar>
               <w:top w:type="dxa" w:w="60"/>
               <w:left w:type="dxa" w:w="120"/>
@@ -29228,23 +28633,8 @@
                 <w:sz w:val="18"/>
                 <w:szCs w:val="18"/>
               </w:rPr>
-              <w:t xml:space="preserve">Driving Question Board</w:t>
-            </w:r>
-            <w:del w:id="9400" w:author="Claude (AI) - proposed" w:date="2026-10-15T12:58:12Z">
-              <w:r>
-                <w:rPr>
-                  <w:rFonts w:ascii="Arial" w:cs="Arial" w:eastAsia="Arial" w:hAnsi="Arial"/>
-                  <w:b/>
-                  <w:bCs/>
-                  <w:i w:val="false"/>
-                  <w:iCs w:val="false"/>
-                  <w:color w:val="000000"/>
-                  <w:sz w:val="18"/>
-                  <w:szCs w:val="18"/>
-                </w:rPr>
-                <w:delText xml:space="preserve"> (DQB) Creation</w:delText>
-              </w:r>
-            </w:del>
+              <w:t xml:space="preserve">Driving Question Board (DQB) Creation</w:t>
+            </w:r>
           </w:p>
           <w:p>
             <w:pPr>
@@ -29265,45 +28655,18 @@
           <w:p>
             <w:pPr>
               <w:spacing w:after="20" w:before="0"/>
-              <w:rPr>
-                <w:ins w:id="9402" w:author="Claude (AI) - proposed" w:date="2026-10-15T12:58:12Z"/>
-              </w:rPr>
-            </w:pPr>
-            <w:hyperlink w:history="1" r:id="rId-q-7ysdxwjzbsumqpvmnk">
-              <w:ins w:id="9401" w:author="Claude (AI) - proposed" w:date="2026-10-15T12:58:12Z">
-                <w:r>
-                  <w:rPr>
-                    <w:rFonts w:ascii="Arial" w:cs="Arial" w:eastAsia="Arial" w:hAnsi="Arial"/>
-                    <w:color w:val="2E75B6"/>
-                    <w:sz w:val="16"/>
-                    <w:szCs w:val="16"/>
-                    <w:u w:val="single" w:color="2E75B6"/>
-                  </w:rPr>
-                  <w:t xml:space="preserve">Special right triangles proof (part 2)</w:t>
-                </w:r>
-              </w:ins>
-            </w:hyperlink>
-          </w:p>
-          <w:p>
-            <w:pPr>
-              <w:spacing w:after="20" w:before="0"/>
-              <w:rPr>
-                <w:del w:id="9404" w:author="Claude (AI) - proposed" w:date="2026-10-15T12:58:12Z"/>
-              </w:rPr>
-            </w:pPr>
-            <w:hyperlink w:history="1" r:id="rIdxsp47ygjhwhanix8jjvay">
-              <w:del w:id="9403" w:author="Claude (AI) - proposed" w:date="2026-10-15T12:58:12Z">
-                <w:r>
-                  <w:rPr>
-                    <w:rFonts w:ascii="Arial" w:cs="Arial" w:eastAsia="Arial" w:hAnsi="Arial"/>
-                    <w:color w:val="2E75B6"/>
-                    <w:sz w:val="16"/>
-                    <w:szCs w:val="16"/>
-                    <w:u w:val="single" w:color="2E75B6"/>
-                  </w:rPr>
-                  <w:delText xml:space="preserve">Special right triangles proof (part 1)</w:delText>
-                </w:r>
-              </w:del>
+            </w:pPr>
+            <w:hyperlink w:history="1" r:id="rIdotifoqhiwbalom4rr21sw">
+              <w:r>
+                <w:rPr>
+                  <w:rFonts w:ascii="Arial" w:cs="Arial" w:eastAsia="Arial" w:hAnsi="Arial"/>
+                  <w:color w:val="2E75B6"/>
+                  <w:sz w:val="16"/>
+                  <w:szCs w:val="16"/>
+                  <w:u w:val="single" w:color="2E75B6"/>
+                </w:rPr>
+                <w:t xml:space="preserve">Special right triangles proof (part 1)</w:t>
+              </w:r>
             </w:hyperlink>
           </w:p>
           <w:p>
@@ -29326,7 +28689,7 @@
               <w:spacing w:after="10" w:before="0"/>
               <w:ind w:left="120"/>
             </w:pPr>
-            <w:hyperlink w:history="1" r:id="rIddaigdefmpmjk0hcgsmx4e">
+            <w:hyperlink w:history="1" r:id="rId0pwmshlvjuo2eukx2ro4f">
               <w:r>
                 <w:rPr>
                   <w:rFonts w:ascii="Arial" w:cs="Arial" w:eastAsia="Arial" w:hAnsi="Arial"/>
@@ -29370,45 +28733,18 @@
           <w:p>
             <w:pPr>
               <w:spacing w:after="20" w:before="0"/>
-              <w:rPr>
-                <w:ins w:id="9406" w:author="Claude (AI) - proposed" w:date="2026-10-15T12:58:12Z"/>
-              </w:rPr>
-            </w:pPr>
-            <w:hyperlink w:history="1" r:id="rIdek7csno9i-hccr6qq-rss">
-              <w:ins w:id="9405" w:author="Claude (AI) - proposed" w:date="2026-10-15T12:58:12Z">
-                <w:r>
-                  <w:rPr>
-                    <w:rFonts w:ascii="Arial" w:cs="Arial" w:eastAsia="Arial" w:hAnsi="Arial"/>
-                    <w:color w:val="2E75B6"/>
-                    <w:sz w:val="16"/>
-                    <w:szCs w:val="16"/>
-                    <w:u w:val="single" w:color="2E75B6"/>
-                  </w:rPr>
-                  <w:t xml:space="preserve">Trig values of π/6, π/4, and π/3</w:t>
-                </w:r>
-              </w:ins>
-            </w:hyperlink>
-          </w:p>
-          <w:p>
-            <w:pPr>
-              <w:spacing w:after="20" w:before="0"/>
-              <w:rPr>
-                <w:del w:id="9408" w:author="Claude (AI) - proposed" w:date="2026-10-15T12:58:12Z"/>
-              </w:rPr>
-            </w:pPr>
-            <w:hyperlink w:history="1" r:id="rIddksioe0s37pkfmlcydtss">
-              <w:del w:id="9407" w:author="Claude (AI) - proposed" w:date="2026-10-15T12:58:12Z">
-                <w:r>
-                  <w:rPr>
-                    <w:rFonts w:ascii="Arial" w:cs="Arial" w:eastAsia="Arial" w:hAnsi="Arial"/>
-                    <w:color w:val="2E75B6"/>
-                    <w:sz w:val="16"/>
-                    <w:szCs w:val="16"/>
-                    <w:u w:val="single" w:color="2E75B6"/>
-                  </w:rPr>
-                  <w:delText xml:space="preserve">Trig values of special angles</w:delText>
-                </w:r>
-              </w:del>
+            </w:pPr>
+            <w:hyperlink w:history="1" r:id="rIdpcy1ltp0-87o_qs2ggzni">
+              <w:r>
+                <w:rPr>
+                  <w:rFonts w:ascii="Arial" w:cs="Arial" w:eastAsia="Arial" w:hAnsi="Arial"/>
+                  <w:color w:val="2E75B6"/>
+                  <w:sz w:val="16"/>
+                  <w:szCs w:val="16"/>
+                  <w:u w:val="single" w:color="2E75B6"/>
+                </w:rPr>
+                <w:t xml:space="preserve">Trig values of special angles</w:t>
+              </w:r>
             </w:hyperlink>
           </w:p>
           <w:p>
@@ -29431,7 +28767,7 @@
               <w:spacing w:after="10" w:before="0"/>
               <w:ind w:left="120"/>
             </w:pPr>
-            <w:hyperlink w:history="1" r:id="rIdb0jxn1hrycu_isqb7qwx6">
+            <w:hyperlink w:history="1" r:id="rIdgqje-dzr0ynx_dlynpt_9">
               <w:r>
                 <w:rPr>
                   <w:rFonts w:ascii="Arial" w:cs="Arial" w:eastAsia="Arial" w:hAnsi="Arial"/>
@@ -29631,7 +28967,7 @@
             <w:pPr>
               <w:spacing w:after="20" w:before="0"/>
             </w:pPr>
-            <w:hyperlink w:history="1" r:id="rIdwltxokzms8v_0jmhk11gf">
+            <w:hyperlink w:history="1" r:id="rIdbkpmds-vi8gj6ctz5q8cw">
               <w:r>
                 <w:rPr>
                   <w:rFonts w:ascii="Arial" w:cs="Arial" w:eastAsia="Arial" w:hAnsi="Arial"/>
@@ -29664,7 +29000,7 @@
               <w:spacing w:after="10" w:before="0"/>
               <w:ind w:left="120"/>
             </w:pPr>
-            <w:hyperlink w:history="1" r:id="rIdnxjadnvdqhkpqsdklfjzq">
+            <w:hyperlink w:history="1" r:id="rIdwlicjvv9jluyqdnojwrgu">
               <w:r>
                 <w:rPr>
                   <w:rFonts w:ascii="Arial" w:cs="Arial" w:eastAsia="Arial" w:hAnsi="Arial"/>
@@ -29709,7 +29045,7 @@
             <w:pPr>
               <w:spacing w:after="20" w:before="0"/>
             </w:pPr>
-            <w:hyperlink w:history="1" r:id="rIdjn7tiog2wxxndbdpiyoaw">
+            <w:hyperlink w:history="1" r:id="rId2ftudtjcqdhogjzaqtbux">
               <w:r>
                 <w:rPr>
                   <w:rFonts w:ascii="Arial" w:cs="Arial" w:eastAsia="Arial" w:hAnsi="Arial"/>
@@ -29742,7 +29078,7 @@
               <w:spacing w:after="10" w:before="0"/>
               <w:ind w:left="120"/>
             </w:pPr>
-            <w:hyperlink w:history="1" r:id="rId-6vqvmo4jjxxasc12lqmb">
+            <w:hyperlink w:history="1" r:id="rIdzaqfpdmcz6ohuda4gqvyv">
               <w:r>
                 <w:rPr>
                   <w:rFonts w:ascii="Arial" w:cs="Arial" w:eastAsia="Arial" w:hAnsi="Arial"/>
@@ -29900,7 +29236,7 @@
               </w:rPr>
               <w:t xml:space="preserve">Say: 'Open your cumulative model from Lesson 1. You have 10 minutes to add the exact-values branch. The table on the board is your guide — complete it in your model using the exact surd values you derived today.' (Write the table shell on the board with the first row completed as a model.) Set a 10-minute timer. Circulate. After 8 min: 'Two more minutes — make sure you have written at least one new wondering question on a sticky note for our DQB.' At 10 min: 'Pens down. Two volunteers to share their wondering question.' Cold-call 2 learners. Post their sticky notes on the DQB 'Questions We Still Have' column. Close: 'Every time we update this model, we get closer to fully answering our driving question. In Lesson 8, we will </w:t>
             </w:r>
-            <w:del w:id="9409" w:author="Claude (AI) - proposed" w:date="2026-10-15T12:58:12Z">
+            <w:del w:id="9318" w:author="Claude (AI) - proposed" w:date="2026-10-15T13:01:05Z">
               <w:r>
                 <w:rPr>
                   <w:rFonts w:ascii="Arial" w:cs="Arial" w:eastAsia="Arial" w:hAnsi="Arial"/>
@@ -29915,7 +29251,7 @@
                 <w:delText xml:space="preserve">look at the relationship between complementary angles more deeply</w:delText>
               </w:r>
             </w:del>
-            <w:ins w:id="9410" w:author="Claude (AI) - proposed" w:date="2026-10-15T12:58:12Z">
+            <w:ins w:id="9319" w:author="Claude (AI) - proposed" w:date="2026-10-15T13:01:05Z">
               <w:r>
                 <w:rPr>
                   <w:rFonts w:ascii="Arial" w:cs="Arial" w:eastAsia="Arial" w:hAnsi="Arial"/>
@@ -29943,7 +29279,7 @@
               </w:rPr>
               <w:t xml:space="preserve"> — your wondering questions today will </w:t>
             </w:r>
-            <w:del w:id="9411" w:author="Claude (AI) - proposed" w:date="2026-10-15T12:58:12Z">
+            <w:del w:id="9320" w:author="Claude (AI) - proposed" w:date="2026-10-15T13:01:05Z">
               <w:r>
                 <w:rPr>
                   <w:rFonts w:ascii="Arial" w:cs="Arial" w:eastAsia="Arial" w:hAnsi="Arial"/>
@@ -29958,7 +29294,7 @@
                 <w:delText xml:space="preserve">guide us there</w:delText>
               </w:r>
             </w:del>
-            <w:ins w:id="9412" w:author="Claude (AI) - proposed" w:date="2026-10-15T12:58:12Z">
+            <w:ins w:id="9321" w:author="Claude (AI) - proposed" w:date="2026-10-15T13:01:05Z">
               <w:r>
                 <w:rPr>
                   <w:rFonts w:ascii="Arial" w:cs="Arial" w:eastAsia="Arial" w:hAnsi="Arial"/>
@@ -30626,7 +29962,7 @@
               </w:rPr>
               <w:t xml:space="preserve">After the lesson, reflect on the following questions: (1) Did learners complete both geometric constructions correctly within the 18-minute window? If not, which construction caused the most difficulty — the equilateral triangle (30-60-90) or the isosceles right-angled triangle (45-45-90) — and what scaffolding will you provide at the start of Lesson 8? (2) How many passport cards posted on the DQB contained exact surd values rather than decimals? If fewer than 70% of groups achieved this, plan a 5-minute 'exact vs. approximate' mini-lesson at the start of Lesson 8. (3) Did the Kisumu mango-tree anchor successfully motivate the derivation, or did learners ask 'why does it matter if it's exact?' — if so, prepare a stronger real-world precision argument (e.g., engineering tolerances for a Nairobi bridge). (4) Which learners' wondering questions showed the deepest thinking, and how can their questions shape the </w:t>
             </w:r>
-            <w:del w:id="9413" w:author="Claude (AI) - proposed" w:date="2026-10-15T12:58:12Z">
+            <w:del w:id="9322" w:author="Claude (AI) - proposed" w:date="2026-10-15T13:01:05Z">
               <w:r>
                 <w:rPr>
                   <w:rFonts w:ascii="Arial" w:cs="Arial" w:eastAsia="Arial" w:hAnsi="Arial"/>
@@ -30641,7 +29977,7 @@
                 <w:delText xml:space="preserve">inquiry direction of Lesson 8 on complementary-angle relationships</w:delText>
               </w:r>
             </w:del>
-            <w:ins w:id="9414" w:author="Claude (AI) - proposed" w:date="2026-10-15T12:58:12Z">
+            <w:ins w:id="9323" w:author="Claude (AI) - proposed" w:date="2026-10-15T13:01:05Z">
               <w:r>
                 <w:rPr>
                   <w:rFonts w:ascii="Arial" w:cs="Arial" w:eastAsia="Arial" w:hAnsi="Arial"/>
@@ -30955,7 +30291,7 @@
         </w:rPr>
         <w:t xml:space="preserve">© 2026 SeaVuria and ARES. Aligned with KICD objectives. Developed by SeaVuria; technical implementation by ARES (with AI assistance from Claude). Licensed under </w:t>
       </w:r>
-      <w:hyperlink w:history="1" r:id="rIdmp5ydeye3yutmfl7ygjz3">
+      <w:hyperlink w:history="1" r:id="rIdqym1uc1e-xk0o1ejefjop">
         <w:r>
           <w:rPr>
             <w:rFonts w:ascii="Arial" w:cs="Arial" w:eastAsia="Arial" w:hAnsi="Arial"/>
@@ -30976,7 +30312,7 @@
         </w:rPr>
         <w:t xml:space="preserve"> (</w:t>
       </w:r>
-      <w:hyperlink w:history="1" r:id="rIdzu6ipkz1hiei2om72tty3">
+      <w:hyperlink w:history="1" r:id="rIdrf6y6ludxsxtglrv1ebbn">
         <w:r>
           <w:rPr>
             <w:rFonts w:ascii="Arial" w:cs="Arial" w:eastAsia="Arial" w:hAnsi="Arial"/>
@@ -31484,10 +30820,10 @@
               <w:spacing w:after="40" w:before="0"/>
               <w:jc w:val="left"/>
               <w:rPr>
-                <w:ins w:id="9416" w:author="Claude (AI) - proposed" w:date="2026-10-15T12:58:12Z"/>
-              </w:rPr>
-            </w:pPr>
-            <w:ins w:id="9415" w:author="Claude (AI) - proposed" w:date="2026-10-15T12:58:12Z">
+                <w:ins w:id="9325" w:author="Claude (AI) - proposed" w:date="2026-10-15T13:01:05Z"/>
+              </w:rPr>
+            </w:pPr>
+            <w:ins w:id="9324" w:author="Claude (AI) - proposed" w:date="2026-10-15T13:01:05Z">
               <w:r>
                 <w:rPr>
                   <w:rFonts w:ascii="Arial" w:cs="Arial" w:eastAsia="Arial" w:hAnsi="Arial"/>
@@ -31509,10 +30845,10 @@
               <w:spacing w:after="40" w:before="0"/>
               <w:jc w:val="left"/>
               <w:rPr>
-                <w:del w:id="9418" w:author="Claude (AI) - proposed" w:date="2026-10-15T12:58:12Z"/>
-              </w:rPr>
-            </w:pPr>
-            <w:del w:id="9417" w:author="Claude (AI) - proposed" w:date="2026-10-15T12:58:12Z">
+                <w:del w:id="9327" w:author="Claude (AI) - proposed" w:date="2026-10-15T13:01:05Z"/>
+              </w:rPr>
+            </w:pPr>
+            <w:del w:id="9326" w:author="Claude (AI) - proposed" w:date="2026-10-15T13:01:05Z">
               <w:r>
                 <w:rPr>
                   <w:rFonts w:ascii="Arial" w:cs="Arial" w:eastAsia="Arial" w:hAnsi="Arial"/>
@@ -31595,7 +30931,7 @@
               </w:rPr>
               <w:t xml:space="preserve">In Lessons 1–7 the class established SOH CAH TOA, explored similar triangles, and used calculators/tables to find ratios for arbitrary angles. </w:t>
             </w:r>
-            <w:del w:id="9419" w:author="Claude (AI) - proposed" w:date="2026-10-15T12:58:12Z">
+            <w:del w:id="9328" w:author="Claude (AI) - proposed" w:date="2026-10-15T13:01:05Z">
               <w:r>
                 <w:rPr>
                   <w:rFonts w:ascii="Arial" w:cs="Arial" w:eastAsia="Arial" w:hAnsi="Arial"/>
@@ -31610,7 +30946,7 @@
                 <w:delText xml:space="preserve">Now, in Lesson 8, they discover that</w:delText>
               </w:r>
             </w:del>
-            <w:ins w:id="9420" w:author="Claude (AI) - proposed" w:date="2026-10-15T12:58:12Z">
+            <w:ins w:id="9329" w:author="Claude (AI) - proposed" w:date="2026-10-15T13:01:05Z">
               <w:r>
                 <w:rPr>
                   <w:rFonts w:ascii="Arial" w:cs="Arial" w:eastAsia="Arial" w:hAnsi="Arial"/>
@@ -31638,7 +30974,7 @@
               </w:rPr>
               <w:t xml:space="preserve"> for five special angles</w:t>
             </w:r>
-            <w:del w:id="9421" w:author="Claude (AI) - proposed" w:date="2026-10-15T12:58:12Z">
+            <w:del w:id="9330" w:author="Claude (AI) - proposed" w:date="2026-10-15T13:01:05Z">
               <w:r>
                 <w:rPr>
                   <w:rFonts w:ascii="Arial" w:cs="Arial" w:eastAsia="Arial" w:hAnsi="Arial"/>
@@ -31653,7 +30989,7 @@
                 <w:delText xml:space="preserve"> the ratios are exact — no approximation needed</w:delText>
               </w:r>
             </w:del>
-            <w:ins w:id="9422" w:author="Claude (AI) - proposed" w:date="2026-10-15T12:58:12Z">
+            <w:ins w:id="9331" w:author="Claude (AI) - proposed" w:date="2026-10-15T13:01:05Z">
               <w:r>
                 <w:rPr>
                   <w:rFonts w:ascii="Arial" w:cs="Arial" w:eastAsia="Arial" w:hAnsi="Arial"/>
@@ -31844,7 +31180,7 @@
               </w:rPr>
               <w:t xml:space="preserve">Lesson 8 of 10 in the evidence-gathering sequence. Learners begin by </w:t>
             </w:r>
-            <w:del w:id="9423" w:author="Claude (AI) - proposed" w:date="2026-10-15T12:58:12Z">
+            <w:del w:id="9332" w:author="Claude (AI) - proposed" w:date="2026-10-15T13:01:05Z">
               <w:r>
                 <w:rPr>
                   <w:rFonts w:ascii="Arial" w:cs="Arial" w:eastAsia="Arial" w:hAnsi="Arial"/>
@@ -31859,7 +31195,7 @@
                 <w:delText xml:space="preserve">predicting</w:delText>
               </w:r>
             </w:del>
-            <w:ins w:id="9424" w:author="Claude (AI) - proposed" w:date="2026-10-15T12:58:12Z">
+            <w:ins w:id="9333" w:author="Claude (AI) - proposed" w:date="2026-10-15T13:01:05Z">
               <w:r>
                 <w:rPr>
                   <w:rFonts w:ascii="Arial" w:cs="Arial" w:eastAsia="Arial" w:hAnsi="Arial"/>
@@ -31887,7 +31223,7 @@
               </w:rPr>
               <w:t xml:space="preserve"> exact ratio values </w:t>
             </w:r>
-            <w:del w:id="9425" w:author="Claude (AI) - proposed" w:date="2026-10-15T12:58:12Z">
+            <w:del w:id="9334" w:author="Claude (AI) - proposed" w:date="2026-10-15T13:01:05Z">
               <w:r>
                 <w:rPr>
                   <w:rFonts w:ascii="Arial" w:cs="Arial" w:eastAsia="Arial" w:hAnsi="Arial"/>
@@ -31902,7 +31238,7 @@
                 <w:delText xml:space="preserve">for 30°, 45°, and 60° using symmetry and prior knowledge of equilateral and isosceles right triangles</w:delText>
               </w:r>
             </w:del>
-            <w:ins w:id="9426" w:author="Claude (AI) - proposed" w:date="2026-10-15T12:58:12Z">
+            <w:ins w:id="9335" w:author="Claude (AI) - proposed" w:date="2026-10-15T13:01:05Z">
               <w:r>
                 <w:rPr>
                   <w:rFonts w:ascii="Arial" w:cs="Arial" w:eastAsia="Arial" w:hAnsi="Arial"/>
@@ -31930,7 +31266,7 @@
               </w:rPr>
               <w:t xml:space="preserve">. They then </w:t>
             </w:r>
-            <w:del w:id="9427" w:author="Claude (AI) - proposed" w:date="2026-10-15T12:58:12Z">
+            <w:del w:id="9336" w:author="Claude (AI) - proposed" w:date="2026-10-15T13:01:05Z">
               <w:r>
                 <w:rPr>
                   <w:rFonts w:ascii="Arial" w:cs="Arial" w:eastAsia="Arial" w:hAnsi="Arial"/>
@@ -31945,7 +31281,7 @@
                 <w:delText xml:space="preserve">derive the exact values through a structured card-triangle activity</w:delText>
               </w:r>
             </w:del>
-            <w:ins w:id="9428" w:author="Claude (AI) - proposed" w:date="2026-10-15T12:58:12Z">
+            <w:ins w:id="9337" w:author="Claude (AI) - proposed" w:date="2026-10-15T13:01:05Z">
               <w:r>
                 <w:rPr>
                   <w:rFonts w:ascii="Arial" w:cs="Arial" w:eastAsia="Arial" w:hAnsi="Arial"/>
@@ -32261,7 +31597,7 @@
             <w:pPr>
               <w:spacing w:after="20" w:before="0"/>
             </w:pPr>
-            <w:hyperlink w:history="1" r:id="rIdogahim_hoklkpcagl0vhu">
+            <w:hyperlink w:history="1" r:id="rIdud12hml1nppmjnx2tkeyk">
               <w:r>
                 <w:rPr>
                   <w:rFonts w:ascii="Arial" w:cs="Arial" w:eastAsia="Arial" w:hAnsi="Arial"/>
@@ -32294,7 +31630,7 @@
               <w:spacing w:after="10" w:before="0"/>
               <w:ind w:left="120"/>
             </w:pPr>
-            <w:hyperlink w:history="1" r:id="rIdqwmqp6l50vplsbcj_qtnh">
+            <w:hyperlink w:history="1" r:id="rIdxjz71nh2a3uyo1qp_9wrq">
               <w:r>
                 <w:rPr>
                   <w:rFonts w:ascii="Arial" w:cs="Arial" w:eastAsia="Arial" w:hAnsi="Arial"/>
@@ -32339,7 +31675,7 @@
             <w:pPr>
               <w:spacing w:after="20" w:before="0"/>
             </w:pPr>
-            <w:hyperlink w:history="1" r:id="rIdmgpy_7q1v0ol7e7n3e44j">
+            <w:hyperlink w:history="1" r:id="rIdjuh1kf2u4hgnbpkmpwjqh">
               <w:r>
                 <w:rPr>
                   <w:rFonts w:ascii="Arial" w:cs="Arial" w:eastAsia="Arial" w:hAnsi="Arial"/>
@@ -32372,7 +31708,7 @@
               <w:spacing w:after="10" w:before="0"/>
               <w:ind w:left="120"/>
             </w:pPr>
-            <w:hyperlink w:history="1" r:id="rIdms0awnrpqytq_ohj2egje">
+            <w:hyperlink w:history="1" r:id="rIdvdboxjf0kqw3onjvhfz5g">
               <w:r>
                 <w:rPr>
                   <w:rFonts w:ascii="Arial" w:cs="Arial" w:eastAsia="Arial" w:hAnsi="Arial"/>
@@ -32417,7 +31753,7 @@
               </w:rPr>
               <w:t xml:space="preserve">Each learner receives a blank 3-column table with headers: Angle | sin | cos | tan. They individually fill in their BEST GUESS for 0°, 30°, 45°, 60°, 90° — </w:t>
             </w:r>
-            <w:del w:id="9429" w:author="Claude (AI) - proposed" w:date="2026-10-15T12:58:12Z">
+            <w:del w:id="9338" w:author="Claude (AI) - proposed" w:date="2026-10-15T13:01:05Z">
               <w:r>
                 <w:rPr>
                   <w:rFonts w:ascii="Arial" w:cs="Arial" w:eastAsia="Arial" w:hAnsi="Arial"/>
@@ -32432,7 +31768,7 @@
                 <w:delText xml:space="preserve">using only memory, symmetry reasoning, or any prior knowledge</w:delText>
               </w:r>
             </w:del>
-            <w:ins w:id="9430" w:author="Claude (AI) - proposed" w:date="2026-10-15T12:58:12Z">
+            <w:ins w:id="9339" w:author="Claude (AI) - proposed" w:date="2026-10-15T13:01:05Z">
               <w:r>
                 <w:rPr>
                   <w:rFonts w:ascii="Arial" w:cs="Arial" w:eastAsia="Arial" w:hAnsi="Arial"/>
@@ -32513,7 +31849,7 @@
               <w:spacing w:after="40" w:before="0"/>
               <w:jc w:val="left"/>
             </w:pPr>
-            <w:del w:id="9431" w:author="Claude (AI) - proposed" w:date="2026-10-15T12:58:12Z">
+            <w:del w:id="9340" w:author="Claude (AI) - proposed" w:date="2026-10-15T13:01:05Z">
               <w:r>
                 <w:rPr>
                   <w:rFonts w:ascii="Arial" w:cs="Arial" w:eastAsia="Arial" w:hAnsi="Arial"/>
@@ -32528,7 +31864,7 @@
                 <w:delText xml:space="preserve">Activation of Prior Knowledge</w:delText>
               </w:r>
             </w:del>
-            <w:ins w:id="9432" w:author="Claude (AI) - proposed" w:date="2026-10-15T12:58:12Z">
+            <w:ins w:id="9341" w:author="Claude (AI) - proposed" w:date="2026-10-15T13:01:05Z">
               <w:r>
                 <w:rPr>
                   <w:rFonts w:ascii="Arial" w:cs="Arial" w:eastAsia="Arial" w:hAnsi="Arial"/>
@@ -32556,7 +31892,7 @@
               </w:rPr>
               <w:t xml:space="preserve"> + Prediction Journal. Learners </w:t>
             </w:r>
-            <w:del w:id="9433" w:author="Claude (AI) - proposed" w:date="2026-10-15T12:58:12Z">
+            <w:del w:id="9342" w:author="Claude (AI) - proposed" w:date="2026-10-15T13:01:05Z">
               <w:r>
                 <w:rPr>
                   <w:rFonts w:ascii="Arial" w:cs="Arial" w:eastAsia="Arial" w:hAnsi="Arial"/>
@@ -32571,7 +31907,7 @@
                 <w:delText xml:space="preserve">surface informal geometric intuitions</w:delText>
               </w:r>
             </w:del>
-            <w:ins w:id="9434" w:author="Claude (AI) - proposed" w:date="2026-10-15T12:58:12Z">
+            <w:ins w:id="9343" w:author="Claude (AI) - proposed" w:date="2026-10-15T13:01:05Z">
               <w:r>
                 <w:rPr>
                   <w:rFonts w:ascii="Arial" w:cs="Arial" w:eastAsia="Arial" w:hAnsi="Arial"/>
@@ -32599,7 +31935,7 @@
               </w:rPr>
               <w:t xml:space="preserve"> (e.g., 'at 45° the triangle </w:t>
             </w:r>
-            <w:del w:id="9435" w:author="Claude (AI) - proposed" w:date="2026-10-15T12:58:12Z">
+            <w:del w:id="9344" w:author="Claude (AI) - proposed" w:date="2026-10-15T13:01:05Z">
               <w:r>
                 <w:rPr>
                   <w:rFonts w:ascii="Arial" w:cs="Arial" w:eastAsia="Arial" w:hAnsi="Arial"/>
@@ -32614,7 +31950,7 @@
                 <w:delText xml:space="preserve">looks</w:delText>
               </w:r>
             </w:del>
-            <w:ins w:id="9436" w:author="Claude (AI) - proposed" w:date="2026-10-15T12:58:12Z">
+            <w:ins w:id="9345" w:author="Claude (AI) - proposed" w:date="2026-10-15T13:01:05Z">
               <w:r>
                 <w:rPr>
                   <w:rFonts w:ascii="Arial" w:cs="Arial" w:eastAsia="Arial" w:hAnsi="Arial"/>
@@ -32642,7 +31978,7 @@
               </w:rPr>
               <w:t xml:space="preserve"> symmetric so sin = cos') before </w:t>
             </w:r>
-            <w:del w:id="9437" w:author="Claude (AI) - proposed" w:date="2026-10-15T12:58:12Z">
+            <w:del w:id="9346" w:author="Claude (AI) - proposed" w:date="2026-10-15T13:01:05Z">
               <w:r>
                 <w:rPr>
                   <w:rFonts w:ascii="Arial" w:cs="Arial" w:eastAsia="Arial" w:hAnsi="Arial"/>
@@ -32657,7 +31993,7 @@
                 <w:delText xml:space="preserve">formal derivation</w:delText>
               </w:r>
             </w:del>
-            <w:ins w:id="9438" w:author="Claude (AI) - proposed" w:date="2026-10-15T12:58:12Z">
+            <w:ins w:id="9347" w:author="Claude (AI) - proposed" w:date="2026-10-15T13:01:05Z">
               <w:r>
                 <w:rPr>
                   <w:rFonts w:ascii="Arial" w:cs="Arial" w:eastAsia="Arial" w:hAnsi="Arial"/>
@@ -32774,7 +32110,7 @@
             <w:pPr>
               <w:spacing w:after="20" w:before="0"/>
             </w:pPr>
-            <w:hyperlink w:history="1" r:id="rIdwuwhoaef_patf3ftssyre">
+            <w:hyperlink w:history="1" r:id="rId4a4hmxzro7lpt9z0fhwnz">
               <w:r>
                 <w:rPr>
                   <w:rFonts w:ascii="Arial" w:cs="Arial" w:eastAsia="Arial" w:hAnsi="Arial"/>
@@ -32807,7 +32143,7 @@
               <w:spacing w:after="10" w:before="0"/>
               <w:ind w:left="120"/>
             </w:pPr>
-            <w:hyperlink w:history="1" r:id="rIdpzsrcejotkn46i5sqfpaa">
+            <w:hyperlink w:history="1" r:id="rIdhxz7rwqjvoylqi8onb8kn">
               <w:r>
                 <w:rPr>
                   <w:rFonts w:ascii="Arial" w:cs="Arial" w:eastAsia="Arial" w:hAnsi="Arial"/>
@@ -32852,7 +32188,7 @@
             <w:pPr>
               <w:spacing w:after="20" w:before="0"/>
             </w:pPr>
-            <w:hyperlink w:history="1" r:id="rIdr-ij8felwums2soqxh5ob">
+            <w:hyperlink w:history="1" r:id="rIddbttrmd7fozwevjxvaw3s">
               <w:r>
                 <w:rPr>
                   <w:rFonts w:ascii="Arial" w:cs="Arial" w:eastAsia="Arial" w:hAnsi="Arial"/>
@@ -32885,7 +32221,7 @@
               <w:spacing w:after="10" w:before="0"/>
               <w:ind w:left="120"/>
             </w:pPr>
-            <w:hyperlink w:history="1" r:id="rIdd-xce8hsae7yc0tkjfpqo">
+            <w:hyperlink w:history="1" r:id="rIdfnw1thbtwlsid7hohumwk">
               <w:r>
                 <w:rPr>
                   <w:rFonts w:ascii="Arial" w:cs="Arial" w:eastAsia="Arial" w:hAnsi="Arial"/>
@@ -32930,7 +32266,7 @@
               </w:rPr>
               <w:t xml:space="preserve">Groups of 4 receive two pre-cut card triangles</w:t>
             </w:r>
-            <w:ins w:id="9439" w:author="Claude (AI) - proposed" w:date="2026-10-15T12:58:12Z">
+            <w:ins w:id="9348" w:author="Claude (AI) - proposed" w:date="2026-10-15T13:01:05Z">
               <w:r>
                 <w:rPr>
                   <w:rFonts w:ascii="Arial" w:cs="Arial" w:eastAsia="Arial" w:hAnsi="Arial"/>
@@ -32991,7 +32327,7 @@
               </w:rPr>
               <w:t xml:space="preserve">Distribute card triangles and task cards. Say: 'This is a geometry detective task. Your card triangles hold the secret of ALL special angles. Work through the steps in order — do NOT skip to the calculator yet.' Allow </w:t>
             </w:r>
-            <w:del w:id="9440" w:author="Claude (AI) - proposed" w:date="2026-10-15T12:58:12Z">
+            <w:del w:id="9349" w:author="Claude (AI) - proposed" w:date="2026-10-15T13:01:05Z">
               <w:r>
                 <w:rPr>
                   <w:rFonts w:ascii="Arial" w:cs="Arial" w:eastAsia="Arial" w:hAnsi="Arial"/>
@@ -33006,7 +32342,7 @@
                 <w:delText xml:space="preserve">18</w:delText>
               </w:r>
             </w:del>
-            <w:ins w:id="9441" w:author="Claude (AI) - proposed" w:date="2026-10-15T12:58:12Z">
+            <w:ins w:id="9350" w:author="Claude (AI) - proposed" w:date="2026-10-15T13:01:05Z">
               <w:r>
                 <w:rPr>
                   <w:rFonts w:ascii="Arial" w:cs="Arial" w:eastAsia="Arial" w:hAnsi="Arial"/>
@@ -33034,7 +32370,7 @@
               </w:rPr>
               <w:t xml:space="preserve"> minutes for Steps 1–5. Circulate; at the </w:t>
             </w:r>
-            <w:del w:id="9442" w:author="Claude (AI) - proposed" w:date="2026-10-15T12:58:12Z">
+            <w:del w:id="9351" w:author="Claude (AI) - proposed" w:date="2026-10-15T13:01:05Z">
               <w:r>
                 <w:rPr>
                   <w:rFonts w:ascii="Arial" w:cs="Arial" w:eastAsia="Arial" w:hAnsi="Arial"/>
@@ -33049,7 +32385,7 @@
                 <w:delText xml:space="preserve">8</w:delText>
               </w:r>
             </w:del>
-            <w:ins w:id="9443" w:author="Claude (AI) - proposed" w:date="2026-10-15T12:58:12Z">
+            <w:ins w:id="9352" w:author="Claude (AI) - proposed" w:date="2026-10-15T13:01:05Z">
               <w:r>
                 <w:rPr>
                   <w:rFonts w:ascii="Arial" w:cs="Arial" w:eastAsia="Arial" w:hAnsi="Arial"/>
@@ -33077,7 +32413,7 @@
               </w:rPr>
               <w:t xml:space="preserve">-minute mark cold-call one group: 'Kamau, what did your group get for the altitude of the equilateral triangle? How did you get √3?' WAIT 12 seconds. If groups stall on √3, prompt: 'What theorem connects sides of a right triangle? Use it on the 30-60-90 triangle.' At the </w:t>
             </w:r>
-            <w:del w:id="9444" w:author="Claude (AI) - proposed" w:date="2026-10-15T12:58:12Z">
+            <w:del w:id="9353" w:author="Claude (AI) - proposed" w:date="2026-10-15T13:01:05Z">
               <w:r>
                 <w:rPr>
                   <w:rFonts w:ascii="Arial" w:cs="Arial" w:eastAsia="Arial" w:hAnsi="Arial"/>
@@ -33092,7 +32428,7 @@
                 <w:delText xml:space="preserve">14</w:delText>
               </w:r>
             </w:del>
-            <w:ins w:id="9445" w:author="Claude (AI) - proposed" w:date="2026-10-15T12:58:12Z">
+            <w:ins w:id="9354" w:author="Claude (AI) - proposed" w:date="2026-10-15T13:01:05Z">
               <w:r>
                 <w:rPr>
                   <w:rFonts w:ascii="Arial" w:cs="Arial" w:eastAsia="Arial" w:hAnsi="Arial"/>
@@ -33153,7 +32489,7 @@
               </w:rPr>
               <w:t xml:space="preserve">Manipulative-Based Derivation (Concrete → Abstract). Physical folding of the equilateral triangle makes the origin of the 30-60-90 ratios visible and memorable — learners SEE why sin 30° = 1/2 rather than memorising a fact. The predict–verify loop (prediction table → derivation → calculator confirmation → self-marking) creates metacognitive awareness of what was intuited correctly versus what needed formal derivation. Connecting tan θ = sin θ / cos θ algebraically confirms the identity discovered numerically in Lesson </w:t>
             </w:r>
-            <w:del w:id="9446" w:author="Claude (AI) - proposed" w:date="2026-10-15T12:58:12Z">
+            <w:del w:id="9355" w:author="Claude (AI) - proposed" w:date="2026-10-15T13:01:05Z">
               <w:r>
                 <w:rPr>
                   <w:rFonts w:ascii="Arial" w:cs="Arial" w:eastAsia="Arial" w:hAnsi="Arial"/>
@@ -33168,7 +32504,7 @@
                 <w:delText xml:space="preserve">7</w:delText>
               </w:r>
             </w:del>
-            <w:ins w:id="9447" w:author="Claude (AI) - proposed" w:date="2026-10-15T12:58:12Z">
+            <w:ins w:id="9356" w:author="Claude (AI) - proposed" w:date="2026-10-15T13:01:05Z">
               <w:r>
                 <w:rPr>
                   <w:rFonts w:ascii="Arial" w:cs="Arial" w:eastAsia="Arial" w:hAnsi="Arial"/>
@@ -33285,7 +32621,7 @@
             <w:pPr>
               <w:spacing w:after="20" w:before="0"/>
             </w:pPr>
-            <w:hyperlink w:history="1" r:id="rIdbso3ftnrd_s86gugye5dr">
+            <w:hyperlink w:history="1" r:id="rIdghjl6cbanr8xweettnzi8">
               <w:r>
                 <w:rPr>
                   <w:rFonts w:ascii="Arial" w:cs="Arial" w:eastAsia="Arial" w:hAnsi="Arial"/>
@@ -33318,7 +32654,7 @@
               <w:spacing w:after="10" w:before="0"/>
               <w:ind w:left="120"/>
             </w:pPr>
-            <w:hyperlink w:history="1" r:id="rIdudbpshupplzbckia6tjjz">
+            <w:hyperlink w:history="1" r:id="rIdde8148rmhzxpp2kpepfn1">
               <w:r>
                 <w:rPr>
                   <w:rFonts w:ascii="Arial" w:cs="Arial" w:eastAsia="Arial" w:hAnsi="Arial"/>
@@ -33363,7 +32699,7 @@
             <w:pPr>
               <w:spacing w:after="20" w:before="0"/>
             </w:pPr>
-            <w:hyperlink w:history="1" r:id="rId0_e2o2po7dqj49mjep8g5">
+            <w:hyperlink w:history="1" r:id="rIduxtozmr5-wccz6rarjxj_">
               <w:r>
                 <w:rPr>
                   <w:rFonts w:ascii="Arial" w:cs="Arial" w:eastAsia="Arial" w:hAnsi="Arial"/>
@@ -33412,7 +32748,7 @@
               <w:spacing w:after="10" w:before="0"/>
               <w:ind w:left="120"/>
             </w:pPr>
-            <w:hyperlink w:history="1" r:id="rIdwj6kbxyrm3ehnrr8kuswn">
+            <w:hyperlink w:history="1" r:id="rIdogzfdhcs1iiebbldh5yxv">
               <w:r>
                 <w:rPr>
                   <w:rFonts w:ascii="Arial" w:cs="Arial" w:eastAsia="Arial" w:hAnsi="Arial"/>
@@ -33457,7 +32793,7 @@
               </w:rPr>
               <w:t xml:space="preserve">Part A — Eldoret Builder Problem (Guided): The teacher projects or draws on the board: 'A builder in Eldoret is constructing a roof pitched at 60°. The horizontal span of the roof is 5 m (so the half-span, from wall to ridge, is 2.5 m). Calculate the length of one roof rafter (the sloping side) using exact values only.' Learners identify the right triangle (half-span = adjacent = 2.5 m, angle = 60°, rafter = hypotenuse). They write: cos 60° = adjacent / hypotenuse → ½ = 2.5 / rafter → rafter = 5 m. They also calculate the ridge height using tan 60° = height / 2.5 → √3 = height / 2.5 → height = 2.5√3 m ≈ 4.33 m. Part B — Paired Reading: Each pair reads a short 200-word article (printed on the task card) titled 'Special Angles in Kenyan Construction and Land Survey' which describes how Jua Kali artisans in Gikomba Market, Nairobi, use 45° and 60° angles in metalwork without calculators, and how surveyors in the Rift Valley use 30-60-90 geometry to mark land boundaries. After reading, pairs answer 3 questions: (1) Why are special angles useful to an artisan without a calculator? (2) A Gikomba welder makes a triangular brace at 30° to a 4 m horizontal beam — how long is the brace (hypotenuse)? (3) </w:t>
             </w:r>
-            <w:del w:id="9448" w:author="Claude (AI) - proposed" w:date="2026-10-15T12:58:12Z">
+            <w:del w:id="9357" w:author="Claude (AI) - proposed" w:date="2026-10-15T13:01:05Z">
               <w:r>
                 <w:rPr>
                   <w:rFonts w:ascii="Arial" w:cs="Arial" w:eastAsia="Arial" w:hAnsi="Arial"/>
@@ -33472,7 +32808,7 @@
                 <w:delText xml:space="preserve">Reconnect to the phenomenon: if the Kisumu mango-tree clinometer had read exactly 60° instead of 53°, and the shadow was still</w:delText>
               </w:r>
             </w:del>
-            <w:ins w:id="9449" w:author="Claude (AI) - proposed" w:date="2026-10-15T12:58:12Z">
+            <w:ins w:id="9358" w:author="Claude (AI) - proposed" w:date="2026-10-15T13:01:05Z">
               <w:r>
                 <w:rPr>
                   <w:rFonts w:ascii="Arial" w:cs="Arial" w:eastAsia="Arial" w:hAnsi="Arial"/>
@@ -33500,7 +32836,7 @@
               </w:rPr>
               <w:t xml:space="preserve"> 9.0 m</w:t>
             </w:r>
-            <w:del w:id="9450" w:author="Claude (AI) - proposed" w:date="2026-10-15T12:58:12Z">
+            <w:del w:id="9359" w:author="Claude (AI) - proposed" w:date="2026-10-15T13:01:05Z">
               <w:r>
                 <w:rPr>
                   <w:rFonts w:ascii="Arial" w:cs="Arial" w:eastAsia="Arial" w:hAnsi="Arial"/>
@@ -33515,7 +32851,7 @@
                 <w:delText xml:space="preserve">, what would the tree height be using an exact value?</w:delText>
               </w:r>
             </w:del>
-            <w:ins w:id="9451" w:author="Claude (AI) - proposed" w:date="2026-10-15T12:58:12Z">
+            <w:ins w:id="9360" w:author="Claude (AI) - proposed" w:date="2026-10-15T13:01:05Z">
               <w:r>
                 <w:rPr>
                   <w:rFonts w:ascii="Arial" w:cs="Arial" w:eastAsia="Arial" w:hAnsi="Arial"/>
@@ -33563,7 +32899,7 @@
               </w:rPr>
               <w:t xml:space="preserve">For Part A, say: 'No calculators. This is Eldoret — the builder has only a tape measure and this table you just derived. Sketch the right triangle first, label it, THEN choose your ratio.' Allow 6 minutes. Cold-call one learner to draw the triangle on the board: 'Wanjiku, come and label the sides for us.' WAIT 10 seconds. After she labels: 'Class, do you agree with how Wanjiku has identified opposite, adjacent, hypotenuse? Show thumbs up / thumbs down.' Correct any mislabelling before proceeding. Walk through the cos 60° step together, then release groups for tan 60° step independently (3 minutes). For Part B, say: 'Read carefully — look for the connection between what the artisan does and what you just derived.' After 8 minutes of paired reading and questions, cold-call 2 pairs for Part B Q3: 'Omondi, </w:t>
             </w:r>
-            <w:del w:id="9452" w:author="Claude (AI) - proposed" w:date="2026-10-15T12:58:12Z">
+            <w:del w:id="9361" w:author="Claude (AI) - proposed" w:date="2026-10-15T13:01:05Z">
               <w:r>
                 <w:rPr>
                   <w:rFonts w:ascii="Arial" w:cs="Arial" w:eastAsia="Arial" w:hAnsi="Arial"/>
@@ -33578,7 +32914,7 @@
                 <w:delText xml:space="preserve">what tree height</w:delText>
               </w:r>
             </w:del>
-            <w:ins w:id="9453" w:author="Claude (AI) - proposed" w:date="2026-10-15T12:58:12Z">
+            <w:ins w:id="9362" w:author="Claude (AI) - proposed" w:date="2026-10-15T13:01:05Z">
               <w:r>
                 <w:rPr>
                   <w:rFonts w:ascii="Arial" w:cs="Arial" w:eastAsia="Arial" w:hAnsi="Arial"/>
@@ -33606,7 +32942,7 @@
               </w:rPr>
               <w:t xml:space="preserve"> did you get</w:t>
             </w:r>
-            <w:ins w:id="9454" w:author="Claude (AI) - proposed" w:date="2026-10-15T12:58:12Z">
+            <w:ins w:id="9363" w:author="Claude (AI) - proposed" w:date="2026-10-15T13:01:05Z">
               <w:r>
                 <w:rPr>
                   <w:rFonts w:ascii="Arial" w:cs="Arial" w:eastAsia="Arial" w:hAnsi="Arial"/>
@@ -33634,7 +32970,7 @@
               </w:rPr>
               <w:t xml:space="preserve">? Show your working on the board.' WAIT 12 seconds. Confirm: tan </w:t>
             </w:r>
-            <w:del w:id="9455" w:author="Claude (AI) - proposed" w:date="2026-10-15T12:58:12Z">
+            <w:del w:id="9364" w:author="Claude (AI) - proposed" w:date="2026-10-15T13:01:05Z">
               <w:r>
                 <w:rPr>
                   <w:rFonts w:ascii="Arial" w:cs="Arial" w:eastAsia="Arial" w:hAnsi="Arial"/>
@@ -33649,7 +32985,7 @@
                 <w:delText xml:space="preserve">60° = h/9.0 → √3 = h/9.0 → h</w:delText>
               </w:r>
             </w:del>
-            <w:ins w:id="9456" w:author="Claude (AI) - proposed" w:date="2026-10-15T12:58:12Z">
+            <w:ins w:id="9365" w:author="Claude (AI) - proposed" w:date="2026-10-15T13:01:05Z">
               <w:r>
                 <w:rPr>
                   <w:rFonts w:ascii="Arial" w:cs="Arial" w:eastAsia="Arial" w:hAnsi="Arial"/>
@@ -33677,7 +33013,7 @@
               </w:rPr>
               <w:t xml:space="preserve"> = 9√3 </w:t>
             </w:r>
-            <w:del w:id="9457" w:author="Claude (AI) - proposed" w:date="2026-10-15T12:58:12Z">
+            <w:del w:id="9366" w:author="Claude (AI) - proposed" w:date="2026-10-15T13:01:05Z">
               <w:r>
                 <w:rPr>
                   <w:rFonts w:ascii="Arial" w:cs="Arial" w:eastAsia="Arial" w:hAnsi="Arial"/>
@@ -33692,7 +33028,7 @@
                 <w:delText xml:space="preserve">≈ 15.6 m</w:delText>
               </w:r>
             </w:del>
-            <w:ins w:id="9458" w:author="Claude (AI) - proposed" w:date="2026-10-15T12:58:12Z">
+            <w:ins w:id="9367" w:author="Claude (AI) - proposed" w:date="2026-10-15T13:01:05Z">
               <w:r>
                 <w:rPr>
                   <w:rFonts w:ascii="Arial" w:cs="Arial" w:eastAsia="Arial" w:hAnsi="Arial"/>
@@ -33720,7 +33056,7 @@
               </w:rPr>
               <w:t xml:space="preserve">. Say: 'Notice — </w:t>
             </w:r>
-            <w:del w:id="9459" w:author="Claude (AI) - proposed" w:date="2026-10-15T12:58:12Z">
+            <w:del w:id="9368" w:author="Claude (AI) - proposed" w:date="2026-10-15T13:01:05Z">
               <w:r>
                 <w:rPr>
                   <w:rFonts w:ascii="Arial" w:cs="Arial" w:eastAsia="Arial" w:hAnsi="Arial"/>
@@ -33735,7 +33071,7 @@
                 <w:delText xml:space="preserve">same method as in our Kisumu phenomenon, but now exact. The angle and the shadow length are all we need</w:delText>
               </w:r>
             </w:del>
-            <w:ins w:id="9460" w:author="Claude (AI) - proposed" w:date="2026-10-15T12:58:12Z">
+            <w:ins w:id="9369" w:author="Claude (AI) - proposed" w:date="2026-10-15T13:01:05Z">
               <w:r>
                 <w:rPr>
                   <w:rFonts w:ascii="Arial" w:cs="Arial" w:eastAsia="Arial" w:hAnsi="Arial"/>
@@ -33796,7 +33132,7 @@
               </w:rPr>
               <w:t xml:space="preserve">Context Transfer + Worked Example Analysis. Anchoring the exact-values skill in the Eldoret builder scenario and the Gikomba artisan reading makes the mathematics purposeful. The phenomenon reconnect question (Part B Q3) is a deliberate transfer task: learners must carry the SOH CAH TOA structure from Lessons 1–7</w:t>
             </w:r>
-            <w:del w:id="9461" w:author="Claude (AI) - proposed" w:date="2026-10-15T12:58:12Z">
+            <w:del w:id="9370" w:author="Claude (AI) - proposed" w:date="2026-10-15T13:01:05Z">
               <w:r>
                 <w:rPr>
                   <w:rFonts w:ascii="Arial" w:cs="Arial" w:eastAsia="Arial" w:hAnsi="Arial"/>
@@ -33811,7 +33147,7 @@
                 <w:delText xml:space="preserve">, substitute a special angle, and produce an exact answer</w:delText>
               </w:r>
             </w:del>
-            <w:ins w:id="9462" w:author="Claude (AI) - proposed" w:date="2026-10-15T12:58:12Z">
+            <w:ins w:id="9371" w:author="Claude (AI) - proposed" w:date="2026-10-15T13:01:05Z">
               <w:r>
                 <w:rPr>
                   <w:rFonts w:ascii="Arial" w:cs="Arial" w:eastAsia="Arial" w:hAnsi="Arial"/>
@@ -33872,7 +33208,7 @@
               </w:rPr>
               <w:t xml:space="preserve">Teacher collects paired answer sheets for Part B Q2 and Q3. Observable indicators: (1) Correct right-triangle sketch with labelled sides for Q2; (2) Working </w:t>
             </w:r>
-            <w:del w:id="9463" w:author="Claude (AI) - proposed" w:date="2026-10-15T12:58:12Z">
+            <w:del w:id="9372" w:author="Claude (AI) - proposed" w:date="2026-10-15T13:01:05Z">
               <w:r>
                 <w:rPr>
                   <w:rFonts w:ascii="Arial" w:cs="Arial" w:eastAsia="Arial" w:hAnsi="Arial"/>
@@ -33887,7 +33223,7 @@
                 <w:delText xml:space="preserve">shows cos 30° or sin 60° = ½ used correctly to give hypotenuse = 8 m for Q2 (note</w:delText>
               </w:r>
             </w:del>
-            <w:ins w:id="9464" w:author="Claude (AI) - proposed" w:date="2026-10-15T12:58:12Z">
+            <w:ins w:id="9373" w:author="Claude (AI) - proposed" w:date="2026-10-15T13:01:05Z">
               <w:r>
                 <w:rPr>
                   <w:rFonts w:ascii="Arial" w:cs="Arial" w:eastAsia="Arial" w:hAnsi="Arial"/>
@@ -33915,7 +33251,7 @@
               </w:rPr>
               <w:t xml:space="preserve">: hypotenuse = 4</w:t>
             </w:r>
-            <w:del w:id="9465" w:author="Claude (AI) - proposed" w:date="2026-10-15T12:58:12Z">
+            <w:del w:id="9374" w:author="Claude (AI) - proposed" w:date="2026-10-15T13:01:05Z">
               <w:r>
                 <w:rPr>
                   <w:rFonts w:ascii="Arial" w:cs="Arial" w:eastAsia="Arial" w:hAnsi="Arial"/>
@@ -33930,7 +33266,7 @@
                 <w:delText xml:space="preserve">/</w:delText>
               </w:r>
             </w:del>
-            <w:ins w:id="9466" w:author="Claude (AI) - proposed" w:date="2026-10-15T12:58:12Z">
+            <w:ins w:id="9375" w:author="Claude (AI) - proposed" w:date="2026-10-15T13:01:05Z">
               <w:r>
                 <w:rPr>
                   <w:rFonts w:ascii="Arial" w:cs="Arial" w:eastAsia="Arial" w:hAnsi="Arial"/>
@@ -33958,7 +33294,7 @@
               </w:rPr>
               <w:t xml:space="preserve">cos 30° = 4</w:t>
             </w:r>
-            <w:del w:id="9467" w:author="Claude (AI) - proposed" w:date="2026-10-15T12:58:12Z">
+            <w:del w:id="9376" w:author="Claude (AI) - proposed" w:date="2026-10-15T13:01:05Z">
               <w:r>
                 <w:rPr>
                   <w:rFonts w:ascii="Arial" w:cs="Arial" w:eastAsia="Arial" w:hAnsi="Arial"/>
@@ -33973,7 +33309,7 @@
                 <w:delText xml:space="preserve">/</w:delText>
               </w:r>
             </w:del>
-            <w:ins w:id="9468" w:author="Claude (AI) - proposed" w:date="2026-10-15T12:58:12Z">
+            <w:ins w:id="9377" w:author="Claude (AI) - proposed" w:date="2026-10-15T13:01:05Z">
               <w:r>
                 <w:rPr>
                   <w:rFonts w:ascii="Arial" w:cs="Arial" w:eastAsia="Arial" w:hAnsi="Arial"/>
@@ -34001,7 +33337,7 @@
               </w:rPr>
               <w:t xml:space="preserve">(√3/2) = 8/√3 = 8√3/3 </w:t>
             </w:r>
-            <w:del w:id="9469" w:author="Claude (AI) - proposed" w:date="2026-10-15T12:58:12Z">
+            <w:del w:id="9378" w:author="Claude (AI) - proposed" w:date="2026-10-15T13:01:05Z">
               <w:r>
                 <w:rPr>
                   <w:rFonts w:ascii="Arial" w:cs="Arial" w:eastAsia="Arial" w:hAnsi="Arial"/>
@@ -34016,7 +33352,7 @@
                 <w:delText xml:space="preserve">m, OR if using sin: sin 30°=opp/hyp so hyp = 4/</w:delText>
               </w:r>
             </w:del>
-            <w:ins w:id="9470" w:author="Claude (AI) - proposed" w:date="2026-10-15T12:58:12Z">
+            <w:ins w:id="9379" w:author="Claude (AI) - proposed" w:date="2026-10-15T13:01:05Z">
               <w:r>
                 <w:rPr>
                   <w:rFonts w:ascii="Arial" w:cs="Arial" w:eastAsia="Arial" w:hAnsi="Arial"/>
@@ -34044,7 +33380,7 @@
               </w:rPr>
               <w:t xml:space="preserve">sin 60° </w:t>
             </w:r>
-            <w:del w:id="9471" w:author="Claude (AI) - proposed" w:date="2026-10-15T12:58:12Z">
+            <w:del w:id="9380" w:author="Claude (AI) - proposed" w:date="2026-10-15T13:01:05Z">
               <w:r>
                 <w:rPr>
                   <w:rFonts w:ascii="Arial" w:cs="Arial" w:eastAsia="Arial" w:hAnsi="Arial"/>
@@ -34059,7 +33395,7 @@
                 <w:delText xml:space="preserve">— accept both approaches with correct working</w:delText>
               </w:r>
             </w:del>
-            <w:ins w:id="9472" w:author="Claude (AI) - proposed" w:date="2026-10-15T12:58:12Z">
+            <w:ins w:id="9381" w:author="Claude (AI) - proposed" w:date="2026-10-15T13:01:05Z">
               <w:r>
                 <w:rPr>
                   <w:rFonts w:ascii="Arial" w:cs="Arial" w:eastAsia="Arial" w:hAnsi="Arial"/>
@@ -34087,7 +33423,7 @@
               </w:rPr>
               <w:t xml:space="preserve">); (3) Q3 answer </w:t>
             </w:r>
-            <w:del w:id="9473" w:author="Claude (AI) - proposed" w:date="2026-10-15T12:58:12Z">
+            <w:del w:id="9382" w:author="Claude (AI) - proposed" w:date="2026-10-15T13:01:05Z">
               <w:r>
                 <w:rPr>
                   <w:rFonts w:ascii="Arial" w:cs="Arial" w:eastAsia="Arial" w:hAnsi="Arial"/>
@@ -34102,7 +33438,7 @@
                 <w:delText xml:space="preserve">of</w:delText>
               </w:r>
             </w:del>
-            <w:ins w:id="9474" w:author="Claude (AI) - proposed" w:date="2026-10-15T12:58:12Z">
+            <w:ins w:id="9383" w:author="Claude (AI) - proposed" w:date="2026-10-15T13:01:05Z">
               <w:r>
                 <w:rPr>
                   <w:rFonts w:ascii="Arial" w:cs="Arial" w:eastAsia="Arial" w:hAnsi="Arial"/>
@@ -34130,7 +33466,7 @@
               </w:rPr>
               <w:t xml:space="preserve"> 9√3 </w:t>
             </w:r>
-            <w:del w:id="9475" w:author="Claude (AI) - proposed" w:date="2026-10-15T12:58:12Z">
+            <w:del w:id="9384" w:author="Claude (AI) - proposed" w:date="2026-10-15T13:01:05Z">
               <w:r>
                 <w:rPr>
                   <w:rFonts w:ascii="Arial" w:cs="Arial" w:eastAsia="Arial" w:hAnsi="Arial"/>
@@ -34145,7 +33481,7 @@
                 <w:delText xml:space="preserve">m with tan 60°</w:delText>
               </w:r>
             </w:del>
-            <w:ins w:id="9476" w:author="Claude (AI) - proposed" w:date="2026-10-15T12:58:12Z">
+            <w:ins w:id="9385" w:author="Claude (AI) - proposed" w:date="2026-10-15T13:01:05Z">
               <w:r>
                 <w:rPr>
                   <w:rFonts w:ascii="Arial" w:cs="Arial" w:eastAsia="Arial" w:hAnsi="Arial"/>
@@ -34173,7 +33509,7 @@
               </w:rPr>
               <w:t xml:space="preserve"> = √3 </w:t>
             </w:r>
-            <w:del w:id="9477" w:author="Claude (AI) - proposed" w:date="2026-10-15T12:58:12Z">
+            <w:del w:id="9386" w:author="Claude (AI) - proposed" w:date="2026-10-15T13:01:05Z">
               <w:r>
                 <w:rPr>
                   <w:rFonts w:ascii="Arial" w:cs="Arial" w:eastAsia="Arial" w:hAnsi="Arial"/>
@@ -34188,7 +33524,7 @@
                 <w:delText xml:space="preserve">substituted explicitly</w:delText>
               </w:r>
             </w:del>
-            <w:ins w:id="9478" w:author="Claude (AI) - proposed" w:date="2026-10-15T12:58:12Z">
+            <w:ins w:id="9387" w:author="Claude (AI) - proposed" w:date="2026-10-15T13:01:05Z">
               <w:r>
                 <w:rPr>
                   <w:rFonts w:ascii="Arial" w:cs="Arial" w:eastAsia="Arial" w:hAnsi="Arial"/>
@@ -34223,7 +33559,7 @@
         <w:tc>
           <w:tcPr>
             <w:tcW w:type="dxa" w:w="1520"/>
-            <w:shd w:fill="F2F2F2" w:color="auto" w:val="clear"/>
+            <w:shd w:fill="FCE4D6" w:color="auto" w:val="clear"/>
             <w:tcMar>
               <w:top w:type="dxa" w:w="60"/>
               <w:left w:type="dxa" w:w="120"/>
@@ -34249,23 +33585,8 @@
                 <w:sz w:val="18"/>
                 <w:szCs w:val="18"/>
               </w:rPr>
-              <w:t xml:space="preserve">Driving Question Board</w:t>
-            </w:r>
-            <w:del w:id="9479" w:author="Claude (AI) - proposed" w:date="2026-10-15T12:58:12Z">
-              <w:r>
-                <w:rPr>
-                  <w:rFonts w:ascii="Arial" w:cs="Arial" w:eastAsia="Arial" w:hAnsi="Arial"/>
-                  <w:b/>
-                  <w:bCs/>
-                  <w:i w:val="false"/>
-                  <w:iCs w:val="false"/>
-                  <w:color w:val="000000"/>
-                  <w:sz w:val="18"/>
-                  <w:szCs w:val="18"/>
-                </w:rPr>
-                <w:delText xml:space="preserve"> (DQB) Creation</w:delText>
-              </w:r>
-            </w:del>
+              <w:t xml:space="preserve">Driving Question Board (DQB) Creation</w:t>
+            </w:r>
           </w:p>
           <w:p>
             <w:pPr>
@@ -34286,45 +33607,18 @@
           <w:p>
             <w:pPr>
               <w:spacing w:after="20" w:before="0"/>
-              <w:rPr>
-                <w:ins w:id="9481" w:author="Claude (AI) - proposed" w:date="2026-10-15T12:58:12Z"/>
-              </w:rPr>
-            </w:pPr>
-            <w:hyperlink w:history="1" r:id="rIdijt10rkk2xkzupdtfzjfe">
-              <w:ins w:id="9480" w:author="Claude (AI) - proposed" w:date="2026-10-15T12:58:12Z">
-                <w:r>
-                  <w:rPr>
-                    <w:rFonts w:ascii="Arial" w:cs="Arial" w:eastAsia="Arial" w:hAnsi="Arial"/>
-                    <w:color w:val="2E75B6"/>
-                    <w:sz w:val="16"/>
-                    <w:szCs w:val="16"/>
-                    <w:u w:val="single" w:color="2E75B6"/>
-                  </w:rPr>
-                  <w:t xml:space="preserve">Intro to the trigonometric ratios</w:t>
-                </w:r>
-              </w:ins>
-            </w:hyperlink>
-          </w:p>
-          <w:p>
-            <w:pPr>
-              <w:spacing w:after="20" w:before="0"/>
-              <w:rPr>
-                <w:del w:id="9483" w:author="Claude (AI) - proposed" w:date="2026-10-15T12:58:12Z"/>
-              </w:rPr>
-            </w:pPr>
-            <w:hyperlink w:history="1" r:id="rIddroqmpdzazbzpxpetwmry">
-              <w:del w:id="9482" w:author="Claude (AI) - proposed" w:date="2026-10-15T12:58:12Z">
-                <w:r>
-                  <w:rPr>
-                    <w:rFonts w:ascii="Arial" w:cs="Arial" w:eastAsia="Arial" w:hAnsi="Arial"/>
-                    <w:color w:val="2E75B6"/>
-                    <w:sz w:val="16"/>
-                    <w:szCs w:val="16"/>
-                    <w:u w:val="single" w:color="2E75B6"/>
-                  </w:rPr>
-                  <w:delText xml:space="preserve">Special right triangles proof (part 2) -dubbed(KY)</w:delText>
-                </w:r>
-              </w:del>
+            </w:pPr>
+            <w:hyperlink w:history="1" r:id="rIdtvtpqa62n6s624azccsj7">
+              <w:r>
+                <w:rPr>
+                  <w:rFonts w:ascii="Arial" w:cs="Arial" w:eastAsia="Arial" w:hAnsi="Arial"/>
+                  <w:color w:val="2E75B6"/>
+                  <w:sz w:val="16"/>
+                  <w:szCs w:val="16"/>
+                  <w:u w:val="single" w:color="2E75B6"/>
+                </w:rPr>
+                <w:t xml:space="preserve">Special right triangles proof (part 2) -dubbed(KY)</w:t>
+              </w:r>
             </w:hyperlink>
           </w:p>
           <w:p>
@@ -34347,7 +33641,7 @@
               <w:spacing w:after="10" w:before="0"/>
               <w:ind w:left="120"/>
             </w:pPr>
-            <w:hyperlink w:history="1" r:id="rIdz7tzizzrxocp7ygdxrbnv">
+            <w:hyperlink w:history="1" r:id="rIdyza4hzzo3yabguatvwjda">
               <w:r>
                 <w:rPr>
                   <w:rFonts w:ascii="Arial" w:cs="Arial" w:eastAsia="Arial" w:hAnsi="Arial"/>
@@ -34391,67 +33685,35 @@
           <w:p>
             <w:pPr>
               <w:spacing w:after="20" w:before="0"/>
-              <w:rPr>
-                <w:ins w:id="9485" w:author="Claude (AI) - proposed" w:date="2026-10-15T12:58:12Z"/>
-              </w:rPr>
-            </w:pPr>
-            <w:hyperlink w:history="1" r:id="rId3lgwkly63i9ydalyukqqv">
-              <w:ins w:id="9484" w:author="Claude (AI) - proposed" w:date="2026-10-15T12:58:12Z">
-                <w:r>
-                  <w:rPr>
-                    <w:rFonts w:ascii="Arial" w:cs="Arial" w:eastAsia="Arial" w:hAnsi="Arial"/>
-                    <w:color w:val="2E75B6"/>
-                    <w:sz w:val="16"/>
-                    <w:szCs w:val="16"/>
-                    <w:u w:val="single" w:color="2E75B6"/>
-                  </w:rPr>
-                  <w:t xml:space="preserve">Trig values of special angles</w:t>
-                </w:r>
-              </w:ins>
-            </w:hyperlink>
-          </w:p>
-          <w:p>
-            <w:pPr>
-              <w:spacing w:after="20" w:before="0"/>
-              <w:rPr>
-                <w:del w:id="9487" w:author="Claude (AI) - proposed" w:date="2026-10-15T12:58:12Z"/>
-              </w:rPr>
-            </w:pPr>
-            <w:hyperlink w:history="1" r:id="rIdstchosmq0myiwlrsx_sff">
-              <w:del w:id="9486" w:author="Claude (AI) - proposed" w:date="2026-10-15T12:58:12Z">
-                <w:r>
-                  <w:rPr>
-                    <w:rFonts w:ascii="Arial" w:cs="Arial" w:eastAsia="Arial" w:hAnsi="Arial"/>
-                    <w:color w:val="2E75B6"/>
-                    <w:sz w:val="16"/>
-                    <w:szCs w:val="16"/>
-                    <w:u w:val="single" w:color="2E75B6"/>
-                  </w:rPr>
-                  <w:delText xml:space="preserve">Trigonometric ratios in right triangles</w:delText>
-                </w:r>
-              </w:del>
-            </w:hyperlink>
-          </w:p>
-          <w:p>
-            <w:pPr>
-              <w:spacing w:after="20" w:before="0"/>
-              <w:rPr>
-                <w:del w:id="9489" w:author="Claude (AI) - proposed" w:date="2026-10-15T12:58:12Z"/>
-              </w:rPr>
-            </w:pPr>
-            <w:del w:id="9488" w:author="Claude (AI) - proposed" w:date="2026-10-15T12:58:12Z">
-              <w:r>
-                <w:rPr>
-                  <w:rFonts w:ascii="Arial" w:cs="Arial" w:eastAsia="Arial" w:hAnsi="Arial"/>
-                  <w:i/>
-                  <w:iCs/>
-                  <w:color w:val="595959"/>
+            </w:pPr>
+            <w:hyperlink w:history="1" r:id="rIdzvh3rjuzt9puwx3zc1boi">
+              <w:r>
+                <w:rPr>
+                  <w:rFonts w:ascii="Arial" w:cs="Arial" w:eastAsia="Arial" w:hAnsi="Arial"/>
+                  <w:color w:val="2E75B6"/>
                   <w:sz w:val="16"/>
                   <w:szCs w:val="16"/>
-                </w:rPr>
-                <w:delText xml:space="preserve">Related topic: not an exact match for this lesson.</w:delText>
-              </w:r>
-            </w:del>
+                  <w:u w:val="single" w:color="2E75B6"/>
+                </w:rPr>
+                <w:t xml:space="preserve">Trigonometric ratios in right triangles</w:t>
+              </w:r>
+            </w:hyperlink>
+          </w:p>
+          <w:p>
+            <w:pPr>
+              <w:spacing w:after="20" w:before="0"/>
+            </w:pPr>
+            <w:r>
+              <w:rPr>
+                <w:rFonts w:ascii="Arial" w:cs="Arial" w:eastAsia="Arial" w:hAnsi="Arial"/>
+                <w:i/>
+                <w:iCs/>
+                <w:color w:val="595959"/>
+                <w:sz w:val="16"/>
+                <w:szCs w:val="16"/>
+              </w:rPr>
+              <w:t xml:space="preserve">Related topic: not an exact match for this lesson.</w:t>
+            </w:r>
           </w:p>
           <w:p>
             <w:pPr>
@@ -34473,7 +33735,7 @@
               <w:spacing w:after="10" w:before="0"/>
               <w:ind w:left="120"/>
             </w:pPr>
-            <w:hyperlink w:history="1" r:id="rIdjnppxnhuddkvtn6fixar4">
+            <w:hyperlink w:history="1" r:id="rIdnaet6gggzuorxftnyoylk">
               <w:r>
                 <w:rPr>
                   <w:rFonts w:ascii="Arial" w:cs="Arial" w:eastAsia="Arial" w:hAnsi="Arial"/>
@@ -34551,7 +33813,7 @@
               </w:rPr>
               <w:t xml:space="preserve">Point to the DQB and say: 'In Lessons 1 through 7 we gathered evidence that a consistent angle–ratio relationship exists and that SOH CAH TOA lets us calculate heights. Today we added something new — exact values. What should go on our board?' Allow 4 minutes for sticky-note writing. As groups post notes, read one green note aloud: 'This group says __. Class, do you agree this is evidence that helps answer the driving question? Why?' WAIT 12 seconds. Cold-call one student who has not yet spoken this lesson: 'Njeri, where would you say we are on answering: how can an angle tell us the height of a tree?' WAIT 15 seconds. Summarise: 'We now have a complete toolkit for special angles. The driving question is nearly answered — but Lesson 9 </w:t>
             </w:r>
-            <w:del w:id="9490" w:author="Claude (AI) - proposed" w:date="2026-10-15T12:58:12Z">
+            <w:del w:id="9388" w:author="Claude (AI) - proposed" w:date="2026-10-15T13:01:05Z">
               <w:r>
                 <w:rPr>
                   <w:rFonts w:ascii="Arial" w:cs="Arial" w:eastAsia="Arial" w:hAnsi="Arial"/>
@@ -34566,7 +33828,7 @@
                 <w:delText xml:space="preserve">will test whether this works beyond special angles, at any angle, for any tree in Kenya</w:delText>
               </w:r>
             </w:del>
-            <w:ins w:id="9491" w:author="Claude (AI) - proposed" w:date="2026-10-15T12:58:12Z">
+            <w:ins w:id="9389" w:author="Claude (AI) - proposed" w:date="2026-10-15T13:01:05Z">
               <w:r>
                 <w:rPr>
                   <w:rFonts w:ascii="Arial" w:cs="Arial" w:eastAsia="Arial" w:hAnsi="Arial"/>
@@ -34716,7 +33978,7 @@
             <w:pPr>
               <w:spacing w:after="20" w:before="0"/>
             </w:pPr>
-            <w:hyperlink w:history="1" r:id="rIdetuyx-rdyrxb9ih1cjvn3">
+            <w:hyperlink w:history="1" r:id="rId69lzypstkx4qyoejxuq-e">
               <w:r>
                 <w:rPr>
                   <w:rFonts w:ascii="Arial" w:cs="Arial" w:eastAsia="Arial" w:hAnsi="Arial"/>
@@ -34749,7 +34011,7 @@
               <w:spacing w:after="10" w:before="0"/>
               <w:ind w:left="120"/>
             </w:pPr>
-            <w:hyperlink w:history="1" r:id="rIddwnmpe6d_u9en1hb9tq9w">
+            <w:hyperlink w:history="1" r:id="rIdry9nodm23pbm9-ywso8yo">
               <w:r>
                 <w:rPr>
                   <w:rFonts w:ascii="Arial" w:cs="Arial" w:eastAsia="Arial" w:hAnsi="Arial"/>
@@ -34794,7 +34056,7 @@
             <w:pPr>
               <w:spacing w:after="20" w:before="0"/>
             </w:pPr>
-            <w:hyperlink w:history="1" r:id="rIdbv2tsxsuapo5fqxhule5h">
+            <w:hyperlink w:history="1" r:id="rIduffriapr7yajohp_d5dbo">
               <w:r>
                 <w:rPr>
                   <w:rFonts w:ascii="Arial" w:cs="Arial" w:eastAsia="Arial" w:hAnsi="Arial"/>
@@ -34843,7 +34105,7 @@
               <w:spacing w:after="10" w:before="0"/>
               <w:ind w:left="120"/>
             </w:pPr>
-            <w:hyperlink w:history="1" r:id="rIdcwiwkret2iz00wjzml708">
+            <w:hyperlink w:history="1" r:id="rIdbffryjygnh7h5ohz468qe">
               <w:r>
                 <w:rPr>
                   <w:rFonts w:ascii="Arial" w:cs="Arial" w:eastAsia="Arial" w:hAnsi="Arial"/>
@@ -34921,7 +34183,7 @@
               </w:rPr>
               <w:t xml:space="preserve">Distribute Model Update Card 8. Say: 'Your model has grown across eight lessons. Today it gains its most powerful upgrade — exact values and the tan identity. Take 12 minutes to complete all four update steps.' Circulate; at 6 minutes prompt any group still on Step 1: 'Move to Step 2 — you can refine the table later.' At 10 minutes: 'Begin peer critique now.' During peer critique, stop one group sharing: 'Mwangi, what did your peer group say was missing from your model?' WAIT 10 seconds. After peer critique: 'Raise your hand if your model was initialled — good. If not, you have 2 minutes to add the missing element.' Close by saying: 'Your model is now a working reference tool. In Lesson 9 we </w:t>
             </w:r>
-            <w:del w:id="9492" w:author="Claude (AI) - proposed" w:date="2026-10-15T12:58:12Z">
+            <w:del w:id="9390" w:author="Claude (AI) - proposed" w:date="2026-10-15T13:01:05Z">
               <w:r>
                 <w:rPr>
                   <w:rFonts w:ascii="Arial" w:cs="Arial" w:eastAsia="Arial" w:hAnsi="Arial"/>
@@ -34936,7 +34198,7 @@
                 <w:delText xml:space="preserve">will test it against angles that are NOT special — does it still hold?</w:delText>
               </w:r>
             </w:del>
-            <w:ins w:id="9493" w:author="Claude (AI) - proposed" w:date="2026-10-15T12:58:12Z">
+            <w:ins w:id="9391" w:author="Claude (AI) - proposed" w:date="2026-10-15T13:01:05Z">
               <w:r>
                 <w:rPr>
                   <w:rFonts w:ascii="Arial" w:cs="Arial" w:eastAsia="Arial" w:hAnsi="Arial"/>
@@ -35125,7 +34387,7 @@
               </w:rPr>
               <w:t xml:space="preserve">After the lesson, consider the following questions: (1) During the card-triangle derivation, did all groups successfully fold the equilateral triangle and apply Pythagoras to find √3? If not, was the difficulty conceptual (Pythagoras) or procedural (the folding)? Plan a 5-minute Pythagoras review opener for Lesson 9 if needed. (2) In the Explain phase, how many learners correctly identified cos 60° (not sin 60°) as the ratio linking the rafter to the half-span? Mislabelling opposite/adjacent is a persistent error — note names of learners who made this error for targeted questioning in Lesson 9. (3) Did the DQB orange notes reveal any misconceptions about the scope of special angles (e.g., learners thinking ALL angles have exact values)? If so, use this as the Lesson 9 opening hook. (4) Were the peer critique conversations during model building substantive — did peers actually check the √ notation, or did they initial without scrutiny? Consider modelling one peer critique exchange explicitly at the start of the next model-building phase. (5) Overall: Is the class ready to </w:t>
             </w:r>
-            <w:del w:id="9494" w:author="Claude (AI) - proposed" w:date="2026-10-15T12:58:12Z">
+            <w:del w:id="9392" w:author="Claude (AI) - proposed" w:date="2026-10-15T13:01:05Z">
               <w:r>
                 <w:rPr>
                   <w:rFonts w:ascii="Arial" w:cs="Arial" w:eastAsia="Arial" w:hAnsi="Arial"/>
@@ -35140,7 +34402,7 @@
                 <w:delText xml:space="preserve">extend to non-special angles using tables and interpolation</w:delText>
               </w:r>
             </w:del>
-            <w:ins w:id="9495" w:author="Claude (AI) - proposed" w:date="2026-10-15T12:58:12Z">
+            <w:ins w:id="9393" w:author="Claude (AI) - proposed" w:date="2026-10-15T13:01:05Z">
               <w:r>
                 <w:rPr>
                   <w:rFonts w:ascii="Arial" w:cs="Arial" w:eastAsia="Arial" w:hAnsi="Arial"/>
@@ -35454,7 +34716,7 @@
         </w:rPr>
         <w:t xml:space="preserve">© 2026 SeaVuria and ARES. Aligned with KICD objectives. Developed by SeaVuria; technical implementation by ARES (with AI assistance from Claude). Licensed under </w:t>
       </w:r>
-      <w:hyperlink w:history="1" r:id="rIdhoc9o1snpkwamdi3z6qbq">
+      <w:hyperlink w:history="1" r:id="rIddf_8iklnpautmubhnwmeo">
         <w:r>
           <w:rPr>
             <w:rFonts w:ascii="Arial" w:cs="Arial" w:eastAsia="Arial" w:hAnsi="Arial"/>
@@ -35475,7 +34737,7 @@
         </w:rPr>
         <w:t xml:space="preserve"> (</w:t>
       </w:r>
-      <w:hyperlink w:history="1" r:id="rIdhjsiw6pa05eagulfklbyq">
+      <w:hyperlink w:history="1" r:id="rIddpmt8xlxymb4mfjgg5nov">
         <w:r>
           <w:rPr>
             <w:rFonts w:ascii="Arial" w:cs="Arial" w:eastAsia="Arial" w:hAnsi="Arial"/>
@@ -35552,7 +34814,7 @@
               </w:rPr>
               <w:t xml:space="preserve">LESSON 9 (</w:t>
             </w:r>
-            <w:del w:id="9496" w:author="Claude (AI) - proposed" w:date="2026-10-15T12:58:12Z">
+            <w:del w:id="9394" w:author="Claude (AI) - proposed" w:date="2026-10-15T13:01:05Z">
               <w:r>
                 <w:rPr>
                   <w:rFonts w:ascii="Arial" w:cs="Arial" w:eastAsia="Arial" w:hAnsi="Arial"/>
@@ -35567,7 +34829,7 @@
                 <w:delText xml:space="preserve">40</w:delText>
               </w:r>
             </w:del>
-            <w:ins w:id="9497" w:author="Claude (AI) - proposed" w:date="2026-10-15T12:58:12Z">
+            <w:ins w:id="9395" w:author="Claude (AI) - proposed" w:date="2026-10-15T13:01:05Z">
               <w:r>
                 <w:rPr>
                   <w:rFonts w:ascii="Arial" w:cs="Arial" w:eastAsia="Arial" w:hAnsi="Arial"/>
@@ -36039,7 +35301,7 @@
               </w:rPr>
               <w:t xml:space="preserve">How do we </w:t>
             </w:r>
-            <w:del w:id="9498" w:author="Claude (AI) - proposed" w:date="2026-10-15T12:58:12Z">
+            <w:del w:id="9396" w:author="Claude (AI) - proposed" w:date="2026-10-15T13:01:05Z">
               <w:r>
                 <w:rPr>
                   <w:rFonts w:ascii="Arial" w:cs="Arial" w:eastAsia="Arial" w:hAnsi="Arial"/>
@@ -36054,7 +35316,7 @@
                 <w:delText xml:space="preserve">apply trigonometric ratios in day-to-day activities</w:delText>
               </w:r>
             </w:del>
-            <w:ins w:id="9499" w:author="Claude (AI) - proposed" w:date="2026-10-15T12:58:12Z">
+            <w:ins w:id="9397" w:author="Claude (AI) - proposed" w:date="2026-10-15T13:01:05Z">
               <w:r>
                 <w:rPr>
                   <w:rFonts w:ascii="Arial" w:cs="Arial" w:eastAsia="Arial" w:hAnsi="Arial"/>
@@ -36601,7 +35863,7 @@
             <w:pPr>
               <w:spacing w:after="20" w:before="0"/>
             </w:pPr>
-            <w:hyperlink w:history="1" r:id="rIdbqvc-szdw07m2sh9cjw2s">
+            <w:hyperlink w:history="1" r:id="rIdratmlbnx0eb05tntjyqni">
               <w:r>
                 <w:rPr>
                   <w:rFonts w:ascii="Arial" w:cs="Arial" w:eastAsia="Arial" w:hAnsi="Arial"/>
@@ -36650,7 +35912,7 @@
               <w:spacing w:after="10" w:before="0"/>
               <w:ind w:left="120"/>
             </w:pPr>
-            <w:hyperlink w:history="1" r:id="rId7zcrzx13lzwvkttqexosw">
+            <w:hyperlink w:history="1" r:id="rIdpixw8tzwmwl7ltel0hszu">
               <w:r>
                 <w:rPr>
                   <w:rFonts w:ascii="Arial" w:cs="Arial" w:eastAsia="Arial" w:hAnsi="Arial"/>
@@ -36695,7 +35957,7 @@
             <w:pPr>
               <w:spacing w:after="20" w:before="0"/>
             </w:pPr>
-            <w:hyperlink w:history="1" r:id="rIdf-h0e0txnwed2kumg_zkg">
+            <w:hyperlink w:history="1" r:id="rIdx5fa1dkzyi2pec6oshubh">
               <w:r>
                 <w:rPr>
                   <w:rFonts w:ascii="Arial" w:cs="Arial" w:eastAsia="Arial" w:hAnsi="Arial"/>
@@ -36728,7 +35990,7 @@
               <w:spacing w:after="10" w:before="0"/>
               <w:ind w:left="120"/>
             </w:pPr>
-            <w:hyperlink w:history="1" r:id="rIdge0pcu3sijqgp5xkdrxpc">
+            <w:hyperlink w:history="1" r:id="rIdxbwa6uopsx6q2jrclgttx">
               <w:r>
                 <w:rPr>
                   <w:rFonts w:ascii="Arial" w:cs="Arial" w:eastAsia="Arial" w:hAnsi="Arial"/>
@@ -36773,7 +36035,7 @@
               </w:rPr>
               <w:t xml:space="preserve">Teacher projects or sketches two images side by side on the board: (A) a passenger looking UP at a </w:t>
             </w:r>
-            <w:del w:id="9500" w:author="Claude (AI) - proposed" w:date="2026-10-15T12:58:12Z">
+            <w:del w:id="9398" w:author="Claude (AI) - proposed" w:date="2026-10-15T13:01:05Z">
               <w:r>
                 <w:rPr>
                   <w:rFonts w:ascii="Arial" w:cs="Arial" w:eastAsia="Arial" w:hAnsi="Arial"/>
@@ -36788,7 +36050,7 @@
                 <w:delText xml:space="preserve">Kenya Airways plane</w:delText>
               </w:r>
             </w:del>
-            <w:ins w:id="9501" w:author="Claude (AI) - proposed" w:date="2026-10-15T12:58:12Z">
+            <w:ins w:id="9399" w:author="Claude (AI) - proposed" w:date="2026-10-15T13:01:05Z">
               <w:r>
                 <w:rPr>
                   <w:rFonts w:ascii="Arial" w:cs="Arial" w:eastAsia="Arial" w:hAnsi="Arial"/>
@@ -36915,7 +36177,7 @@
               </w:rPr>
               <w:t xml:space="preserve">Teacher scans written predictions as they circulate. Look for: Does the learner reference an angle AND a length (baseline)? Do any learners already distinguish between looking up and looking down?</w:t>
             </w:r>
-            <w:ins w:id="9502" w:author="Claude (AI) - proposed" w:date="2026-10-15T12:58:12Z">
+            <w:ins w:id="9400" w:author="Claude (AI) - proposed" w:date="2026-10-15T13:01:05Z">
               <w:r>
                 <w:rPr>
                   <w:rFonts w:ascii="Arial" w:cs="Arial" w:eastAsia="Arial" w:hAnsi="Arial"/>
@@ -36999,7 +36261,7 @@
             <w:pPr>
               <w:spacing w:after="20" w:before="0"/>
             </w:pPr>
-            <w:hyperlink w:history="1" r:id="rIdtwrttp3aplyvomdmbeafm">
+            <w:hyperlink w:history="1" r:id="rIdwsmzqqyi_ga4hpx_tjykg">
               <w:r>
                 <w:rPr>
                   <w:rFonts w:ascii="Arial" w:cs="Arial" w:eastAsia="Arial" w:hAnsi="Arial"/>
@@ -37048,7 +36310,7 @@
               <w:spacing w:after="10" w:before="0"/>
               <w:ind w:left="120"/>
             </w:pPr>
-            <w:hyperlink w:history="1" r:id="rIdinyuhklkilnnby2n064zh">
+            <w:hyperlink w:history="1" r:id="rIdh0w72nyhnyszcebvgxaih">
               <w:r>
                 <w:rPr>
                   <w:rFonts w:ascii="Arial" w:cs="Arial" w:eastAsia="Arial" w:hAnsi="Arial"/>
@@ -37093,7 +36355,7 @@
             <w:pPr>
               <w:spacing w:after="20" w:before="0"/>
             </w:pPr>
-            <w:hyperlink w:history="1" r:id="rIdcdbchgl6yoyehx58qwqsa">
+            <w:hyperlink w:history="1" r:id="rId2nu7k04dhq1dgwyvf-fdq">
               <w:r>
                 <w:rPr>
                   <w:rFonts w:ascii="Arial" w:cs="Arial" w:eastAsia="Arial" w:hAnsi="Arial"/>
@@ -37126,7 +36388,7 @@
               <w:spacing w:after="10" w:before="0"/>
               <w:ind w:left="120"/>
             </w:pPr>
-            <w:hyperlink w:history="1" r:id="rIdwxahqurlubrpci55c-iny">
+            <w:hyperlink w:history="1" r:id="rIdfre8gpg7_wq_df4z-qjqk">
               <w:r>
                 <w:rPr>
                   <w:rFonts w:ascii="Arial" w:cs="Arial" w:eastAsia="Arial" w:hAnsi="Arial"/>
@@ -37171,7 +36433,7 @@
               </w:rPr>
               <w:t xml:space="preserve">PART A — VIDEO AND READING (12 minutes). Learners watch a short video (approximately 4 minutes) showing a pilot on final approach to Wilson Airport, Nairobi. The video narrates: the standard glide-path angle is 3 degrees below horizontal. When the plane is 2 000 m horizontally from the runway threshold, how high is it? After the video, learners read a one-page illustrated excerpt (provided as a printed handout or displayed on screen) that defines: (i) angle of elevation — the angle measured upward from the horizontal to the line of sight toward a higher object, (ii) angle of depression — the angle measured downward from the horizontal to the line of sight toward a lower object, and (iii) that </w:t>
             </w:r>
-            <w:del w:id="9503" w:author="Claude (AI) - proposed" w:date="2026-10-15T12:58:12Z">
+            <w:del w:id="9401" w:author="Claude (AI) - proposed" w:date="2026-10-15T13:01:05Z">
               <w:r>
                 <w:rPr>
                   <w:rFonts w:ascii="Arial" w:cs="Arial" w:eastAsia="Arial" w:hAnsi="Arial"/>
@@ -37186,7 +36448,7 @@
                 <w:delText xml:space="preserve">these two angles are alternate interior angles and therefore equal in size when the observer and the object are at the same base level</w:delText>
               </w:r>
             </w:del>
-            <w:ins w:id="9504" w:author="Claude (AI) - proposed" w:date="2026-10-15T12:58:12Z">
+            <w:ins w:id="9402" w:author="Claude (AI) - proposed" w:date="2026-10-15T13:01:05Z">
               <w:r>
                 <w:rPr>
                   <w:rFonts w:ascii="Arial" w:cs="Arial" w:eastAsia="Arial" w:hAnsi="Arial"/>
@@ -37214,7 +36476,7 @@
               </w:rPr>
               <w:t xml:space="preserve">. The reading includes two labelled diagrams: a person looking up at a water tower in Nakuru (elevation) and a lifeguard at Mombasa beach looking down at a swimmer (depression). PART B — GUIDED WORKED EXAMPLES (8 minutes). Teacher works two examples on the board with full learner participation via cold-call: Example 1 (Elevation) — A student stands 15 m from the base of the school water tank. The angle of elevation to the top of the tank is </w:t>
             </w:r>
-            <w:del w:id="9505" w:author="Claude (AI) - proposed" w:date="2026-10-15T12:58:12Z">
+            <w:del w:id="9403" w:author="Claude (AI) - proposed" w:date="2026-10-15T13:01:05Z">
               <w:r>
                 <w:rPr>
                   <w:rFonts w:ascii="Arial" w:cs="Arial" w:eastAsia="Arial" w:hAnsi="Arial"/>
@@ -37229,7 +36491,7 @@
                 <w:delText xml:space="preserve">62</w:delText>
               </w:r>
             </w:del>
-            <w:ins w:id="9506" w:author="Claude (AI) - proposed" w:date="2026-10-15T12:58:12Z">
+            <w:ins w:id="9404" w:author="Claude (AI) - proposed" w:date="2026-10-15T13:01:05Z">
               <w:r>
                 <w:rPr>
                   <w:rFonts w:ascii="Arial" w:cs="Arial" w:eastAsia="Arial" w:hAnsi="Arial"/>
@@ -37257,7 +36519,7 @@
               </w:rPr>
               <w:t xml:space="preserve"> degrees. Find the height of the tank. Draw, label, write tan </w:t>
             </w:r>
-            <w:del w:id="9507" w:author="Claude (AI) - proposed" w:date="2026-10-15T12:58:12Z">
+            <w:del w:id="9405" w:author="Claude (AI) - proposed" w:date="2026-10-15T13:01:05Z">
               <w:r>
                 <w:rPr>
                   <w:rFonts w:ascii="Arial" w:cs="Arial" w:eastAsia="Arial" w:hAnsi="Arial"/>
@@ -37272,7 +36534,7 @@
                 <w:delText xml:space="preserve">62</w:delText>
               </w:r>
             </w:del>
-            <w:ins w:id="9508" w:author="Claude (AI) - proposed" w:date="2026-10-15T12:58:12Z">
+            <w:ins w:id="9406" w:author="Claude (AI) - proposed" w:date="2026-10-15T13:01:05Z">
               <w:r>
                 <w:rPr>
                   <w:rFonts w:ascii="Arial" w:cs="Arial" w:eastAsia="Arial" w:hAnsi="Arial"/>
@@ -37300,7 +36562,7 @@
               </w:rPr>
               <w:t xml:space="preserve"> degrees equals height divided by 15, solve: height equals 15 times tan </w:t>
             </w:r>
-            <w:del w:id="9509" w:author="Claude (AI) - proposed" w:date="2026-10-15T12:58:12Z">
+            <w:del w:id="9407" w:author="Claude (AI) - proposed" w:date="2026-10-15T13:01:05Z">
               <w:r>
                 <w:rPr>
                   <w:rFonts w:ascii="Arial" w:cs="Arial" w:eastAsia="Arial" w:hAnsi="Arial"/>
@@ -37315,7 +36577,7 @@
                 <w:delText xml:space="preserve">62</w:delText>
               </w:r>
             </w:del>
-            <w:ins w:id="9510" w:author="Claude (AI) - proposed" w:date="2026-10-15T12:58:12Z">
+            <w:ins w:id="9408" w:author="Claude (AI) - proposed" w:date="2026-10-15T13:01:05Z">
               <w:r>
                 <w:rPr>
                   <w:rFonts w:ascii="Arial" w:cs="Arial" w:eastAsia="Arial" w:hAnsi="Arial"/>
@@ -37343,7 +36605,7 @@
               </w:rPr>
               <w:t xml:space="preserve"> degrees equals 15 times </w:t>
             </w:r>
-            <w:del w:id="9511" w:author="Claude (AI) - proposed" w:date="2026-10-15T12:58:12Z">
+            <w:del w:id="9409" w:author="Claude (AI) - proposed" w:date="2026-10-15T13:01:05Z">
               <w:r>
                 <w:rPr>
                   <w:rFonts w:ascii="Arial" w:cs="Arial" w:eastAsia="Arial" w:hAnsi="Arial"/>
@@ -37358,7 +36620,7 @@
                 <w:delText xml:space="preserve">1.8807 equals 28.2</w:delText>
               </w:r>
             </w:del>
-            <w:ins w:id="9512" w:author="Claude (AI) - proposed" w:date="2026-10-15T12:58:12Z">
+            <w:ins w:id="9410" w:author="Claude (AI) - proposed" w:date="2026-10-15T13:01:05Z">
               <w:r>
                 <w:rPr>
                   <w:rFonts w:ascii="Arial" w:cs="Arial" w:eastAsia="Arial" w:hAnsi="Arial"/>
@@ -37386,7 +36648,7 @@
               </w:rPr>
               <w:t xml:space="preserve"> m. Example 2 (Depression) — A ranger at the top of a </w:t>
             </w:r>
-            <w:del w:id="9513" w:author="Claude (AI) - proposed" w:date="2026-10-15T12:58:12Z">
+            <w:del w:id="9411" w:author="Claude (AI) - proposed" w:date="2026-10-15T13:01:05Z">
               <w:r>
                 <w:rPr>
                   <w:rFonts w:ascii="Arial" w:cs="Arial" w:eastAsia="Arial" w:hAnsi="Arial"/>
@@ -37401,7 +36663,7 @@
                 <w:delText xml:space="preserve">40</w:delText>
               </w:r>
             </w:del>
-            <w:ins w:id="9514" w:author="Claude (AI) - proposed" w:date="2026-10-15T12:58:12Z">
+            <w:ins w:id="9412" w:author="Claude (AI) - proposed" w:date="2026-10-15T13:01:05Z">
               <w:r>
                 <w:rPr>
                   <w:rFonts w:ascii="Arial" w:cs="Arial" w:eastAsia="Arial" w:hAnsi="Arial"/>
@@ -37429,7 +36691,7 @@
               </w:rPr>
               <w:t xml:space="preserve"> m watch-tower at Maasai Mara spots a vehicle on the flat plain. The angle of depression is 28 degrees. How far is the vehicle from the base of the tower? Draw, label, write tan 28 degrees equals </w:t>
             </w:r>
-            <w:del w:id="9515" w:author="Claude (AI) - proposed" w:date="2026-10-15T12:58:12Z">
+            <w:del w:id="9413" w:author="Claude (AI) - proposed" w:date="2026-10-15T13:01:05Z">
               <w:r>
                 <w:rPr>
                   <w:rFonts w:ascii="Arial" w:cs="Arial" w:eastAsia="Arial" w:hAnsi="Arial"/>
@@ -37444,7 +36706,7 @@
                 <w:delText xml:space="preserve">40</w:delText>
               </w:r>
             </w:del>
-            <w:ins w:id="9516" w:author="Claude (AI) - proposed" w:date="2026-10-15T12:58:12Z">
+            <w:ins w:id="9414" w:author="Claude (AI) - proposed" w:date="2026-10-15T13:01:05Z">
               <w:r>
                 <w:rPr>
                   <w:rFonts w:ascii="Arial" w:cs="Arial" w:eastAsia="Arial" w:hAnsi="Arial"/>
@@ -37472,7 +36734,7 @@
               </w:rPr>
               <w:t xml:space="preserve"> divided by distance, solve: distance equals </w:t>
             </w:r>
-            <w:del w:id="9517" w:author="Claude (AI) - proposed" w:date="2026-10-15T12:58:12Z">
+            <w:del w:id="9415" w:author="Claude (AI) - proposed" w:date="2026-10-15T13:01:05Z">
               <w:r>
                 <w:rPr>
                   <w:rFonts w:ascii="Arial" w:cs="Arial" w:eastAsia="Arial" w:hAnsi="Arial"/>
@@ -37487,7 +36749,7 @@
                 <w:delText xml:space="preserve">40</w:delText>
               </w:r>
             </w:del>
-            <w:ins w:id="9518" w:author="Claude (AI) - proposed" w:date="2026-10-15T12:58:12Z">
+            <w:ins w:id="9416" w:author="Claude (AI) - proposed" w:date="2026-10-15T13:01:05Z">
               <w:r>
                 <w:rPr>
                   <w:rFonts w:ascii="Arial" w:cs="Arial" w:eastAsia="Arial" w:hAnsi="Arial"/>
@@ -37515,7 +36777,7 @@
               </w:rPr>
               <w:t xml:space="preserve"> divided by tan 28 degrees equals </w:t>
             </w:r>
-            <w:del w:id="9519" w:author="Claude (AI) - proposed" w:date="2026-10-15T12:58:12Z">
+            <w:del w:id="9417" w:author="Claude (AI) - proposed" w:date="2026-10-15T13:01:05Z">
               <w:r>
                 <w:rPr>
                   <w:rFonts w:ascii="Arial" w:cs="Arial" w:eastAsia="Arial" w:hAnsi="Arial"/>
@@ -37530,7 +36792,7 @@
                 <w:delText xml:space="preserve">40</w:delText>
               </w:r>
             </w:del>
-            <w:ins w:id="9520" w:author="Claude (AI) - proposed" w:date="2026-10-15T12:58:12Z">
+            <w:ins w:id="9418" w:author="Claude (AI) - proposed" w:date="2026-10-15T13:01:05Z">
               <w:r>
                 <w:rPr>
                   <w:rFonts w:ascii="Arial" w:cs="Arial" w:eastAsia="Arial" w:hAnsi="Arial"/>
@@ -37558,7 +36820,7 @@
               </w:rPr>
               <w:t xml:space="preserve"> divided by 0.5317 equals </w:t>
             </w:r>
-            <w:del w:id="9521" w:author="Claude (AI) - proposed" w:date="2026-10-15T12:58:12Z">
+            <w:del w:id="9419" w:author="Claude (AI) - proposed" w:date="2026-10-15T13:01:05Z">
               <w:r>
                 <w:rPr>
                   <w:rFonts w:ascii="Arial" w:cs="Arial" w:eastAsia="Arial" w:hAnsi="Arial"/>
@@ -37573,7 +36835,7 @@
                 <w:delText xml:space="preserve">75.2</w:delText>
               </w:r>
             </w:del>
-            <w:ins w:id="9522" w:author="Claude (AI) - proposed" w:date="2026-10-15T12:58:12Z">
+            <w:ins w:id="9420" w:author="Claude (AI) - proposed" w:date="2026-10-15T13:01:05Z">
               <w:r>
                 <w:rPr>
                   <w:rFonts w:ascii="Arial" w:cs="Arial" w:eastAsia="Arial" w:hAnsi="Arial"/>
@@ -37756,7 +37018,7 @@
             <w:pPr>
               <w:spacing w:after="20" w:before="0"/>
             </w:pPr>
-            <w:hyperlink w:history="1" r:id="rIdheqmhbuzuss300kw8mqte">
+            <w:hyperlink w:history="1" r:id="rIdaqmgbtmvwdgovxphobqcg">
               <w:r>
                 <w:rPr>
                   <w:rFonts w:ascii="Arial" w:cs="Arial" w:eastAsia="Arial" w:hAnsi="Arial"/>
@@ -37805,7 +37067,7 @@
               <w:spacing w:after="10" w:before="0"/>
               <w:ind w:left="120"/>
             </w:pPr>
-            <w:hyperlink w:history="1" r:id="rId8hwkmnhz0205n8ct0vicm">
+            <w:hyperlink w:history="1" r:id="rIdnrwjrf8vs5kdzd1rh9879">
               <w:r>
                 <w:rPr>
                   <w:rFonts w:ascii="Arial" w:cs="Arial" w:eastAsia="Arial" w:hAnsi="Arial"/>
@@ -37850,7 +37112,7 @@
             <w:pPr>
               <w:spacing w:after="20" w:before="0"/>
             </w:pPr>
-            <w:hyperlink w:history="1" r:id="rIdunsuxasmau8kb1wcbuxkq">
+            <w:hyperlink w:history="1" r:id="rId2tjmunz3nroox23x3lvse">
               <w:r>
                 <w:rPr>
                   <w:rFonts w:ascii="Arial" w:cs="Arial" w:eastAsia="Arial" w:hAnsi="Arial"/>
@@ -37883,7 +37145,7 @@
               <w:spacing w:after="10" w:before="0"/>
               <w:ind w:left="120"/>
             </w:pPr>
-            <w:hyperlink w:history="1" r:id="rIdlfsdltprwxr15cpy_idzl">
+            <w:hyperlink w:history="1" r:id="rIdn9o15x6ubv4-4yqlfisqj">
               <w:r>
                 <w:rPr>
                   <w:rFonts w:ascii="Arial" w:cs="Arial" w:eastAsia="Arial" w:hAnsi="Arial"/>
@@ -37928,7 +37190,7 @@
               </w:rPr>
               <w:t xml:space="preserve">OUTDOOR CLINOMETER ACTIVITY (approximately 12 minutes total, including transition). Groups of four </w:t>
             </w:r>
-            <w:del w:id="9523" w:author="Claude (AI) - proposed" w:date="2026-10-15T12:58:12Z">
+            <w:del w:id="9421" w:author="Claude (AI) - proposed" w:date="2026-10-15T13:01:05Z">
               <w:r>
                 <w:rPr>
                   <w:rFonts w:ascii="Arial" w:cs="Arial" w:eastAsia="Arial" w:hAnsi="Arial"/>
@@ -37943,7 +37205,7 @@
                 <w:delText xml:space="preserve">receive a pre-assembled clinometer</w:delText>
               </w:r>
             </w:del>
-            <w:ins w:id="9524" w:author="Claude (AI) - proposed" w:date="2026-10-15T12:58:12Z">
+            <w:ins w:id="9422" w:author="Claude (AI) - proposed" w:date="2026-10-15T13:01:05Z">
               <w:r>
                 <w:rPr>
                   <w:rFonts w:ascii="Arial" w:cs="Arial" w:eastAsia="Arial" w:hAnsi="Arial"/>
@@ -37971,7 +37233,7 @@
               </w:rPr>
               <w:t xml:space="preserve"> (a protractor taped to a 30 cm cardboard strip, with a straw taped along the straight edge and a plumb-line — a piece of string with a small stone — hanging from the centre hole of the protractor)</w:t>
             </w:r>
-            <w:ins w:id="9525" w:author="Claude (AI) - proposed" w:date="2026-10-15T12:58:12Z">
+            <w:ins w:id="9423" w:author="Claude (AI) - proposed" w:date="2026-10-15T13:01:05Z">
               <w:r>
                 <w:rPr>
                   <w:rFonts w:ascii="Arial" w:cs="Arial" w:eastAsia="Arial" w:hAnsi="Arial"/>
@@ -38032,7 +37294,7 @@
               </w:rPr>
               <w:t xml:space="preserve">Before going outside, teacher says: You are now going to do exactly what the student in Kisumu did — but instead of a shadow angle, you will measure the angle of elevation directly with a clinometer. The clinometer is your protractor turned into a field instrument. Demonstrate the clinometer technique for 60 seconds indoors: Hold it flat, look along the straw, let the plumb-line hang freely, read the angle. Then say: Two rules: do not point the straw at the sun. Stay within the school boundary. You have 8 minutes outdoors. When you return, every group writes both height estimates on the board. Transition takes 1 to 2 minutes. While outdoors, circulate to each group. Ask: What angle are you reading? Which side is the opposite? Which is the adjacent? </w:t>
             </w:r>
-            <w:ins w:id="9526" w:author="Claude (AI) - proposed" w:date="2026-10-15T12:58:12Z">
+            <w:ins w:id="9424" w:author="Claude (AI) - proposed" w:date="2026-10-15T13:01:05Z">
               <w:r>
                 <w:rPr>
                   <w:rFonts w:ascii="Arial" w:cs="Arial" w:eastAsia="Arial" w:hAnsi="Arial"/>
@@ -38060,7 +37322,7 @@
               </w:rPr>
               <w:t xml:space="preserve">Back indoors, facilitating the error discussion, teacher says: Look at the values on the board. They range from X to Y. Should they all be the same? Wait 5 seconds. What could cause the spread? After learners suggest reasons, teacher says: This is what scientists and engineers call measurement uncertainty — it is not failure, it is honesty about the limits of our tools. How might a professional surveyor reduce this error? Wait 8 seconds. Cold-call two students.</w:t>
             </w:r>
-            <w:ins w:id="9527" w:author="Claude (AI) - proposed" w:date="2026-10-15T12:58:12Z">
+            <w:ins w:id="9425" w:author="Claude (AI) - proposed" w:date="2026-10-15T13:01:05Z">
               <w:r>
                 <w:rPr>
                   <w:rFonts w:ascii="Arial" w:cs="Arial" w:eastAsia="Arial" w:hAnsi="Arial"/>
@@ -38148,7 +37410,7 @@
         <w:tc>
           <w:tcPr>
             <w:tcW w:type="dxa" w:w="1520"/>
-            <w:shd w:fill="F2F2F2" w:color="auto" w:val="clear"/>
+            <w:shd w:fill="FCE4D6" w:color="auto" w:val="clear"/>
             <w:tcMar>
               <w:top w:type="dxa" w:w="60"/>
               <w:left w:type="dxa" w:w="120"/>
@@ -38174,23 +37436,8 @@
                 <w:sz w:val="18"/>
                 <w:szCs w:val="18"/>
               </w:rPr>
-              <w:t xml:space="preserve">Driving Question Board</w:t>
-            </w:r>
-            <w:del w:id="9528" w:author="Claude (AI) - proposed" w:date="2026-10-15T12:58:12Z">
-              <w:r>
-                <w:rPr>
-                  <w:rFonts w:ascii="Arial" w:cs="Arial" w:eastAsia="Arial" w:hAnsi="Arial"/>
-                  <w:b/>
-                  <w:bCs/>
-                  <w:i w:val="false"/>
-                  <w:iCs w:val="false"/>
-                  <w:color w:val="000000"/>
-                  <w:sz w:val="18"/>
-                  <w:szCs w:val="18"/>
-                </w:rPr>
-                <w:delText xml:space="preserve"> (DQB) Creation</w:delText>
-              </w:r>
-            </w:del>
+              <w:t xml:space="preserve">Driving Question Board (DQB) Creation</w:t>
+            </w:r>
           </w:p>
           <w:p>
             <w:pPr>
@@ -38212,7 +37459,7 @@
             <w:pPr>
               <w:spacing w:after="20" w:before="0"/>
             </w:pPr>
-            <w:hyperlink w:history="1" r:id="rIdpiquea9a7wbtjbk2mibnj">
+            <w:hyperlink w:history="1" r:id="rIdcm-prlqrcmybbxknft5yx">
               <w:r>
                 <w:rPr>
                   <w:rFonts w:ascii="Arial" w:cs="Arial" w:eastAsia="Arial" w:hAnsi="Arial"/>
@@ -38261,7 +37508,7 @@
               <w:spacing w:after="10" w:before="0"/>
               <w:ind w:left="120"/>
             </w:pPr>
-            <w:hyperlink w:history="1" r:id="rIdsm24m-xi-qnerm21p9v5y">
+            <w:hyperlink w:history="1" r:id="rIdg2ku5zrnphxacu2uvy2cb">
               <w:r>
                 <w:rPr>
                   <w:rFonts w:ascii="Arial" w:cs="Arial" w:eastAsia="Arial" w:hAnsi="Arial"/>
@@ -38305,93 +37552,41 @@
           <w:p>
             <w:pPr>
               <w:spacing w:after="20" w:before="0"/>
-              <w:rPr>
-                <w:ins w:id="9530" w:author="Claude (AI) - proposed" w:date="2026-10-15T12:58:12Z"/>
-              </w:rPr>
-            </w:pPr>
-            <w:hyperlink w:history="1" r:id="rIdn3u_xhyaidf8dzu7fm8le">
-              <w:ins w:id="9529" w:author="Claude (AI) - proposed" w:date="2026-10-15T12:58:12Z">
-                <w:r>
-                  <w:rPr>
-                    <w:rFonts w:ascii="Arial" w:cs="Arial" w:eastAsia="Arial" w:hAnsi="Arial"/>
-                    <w:color w:val="2E75B6"/>
-                    <w:sz w:val="16"/>
-                    <w:szCs w:val="16"/>
-                    <w:u w:val="single" w:color="2E75B6"/>
-                  </w:rPr>
-                  <w:t xml:space="preserve">Right triangle trigonometry word problems</w:t>
-                </w:r>
-              </w:ins>
+            </w:pPr>
+            <w:hyperlink w:history="1" r:id="rIdnheipa62kufjpyizx6cl-">
+              <w:r>
+                <w:rPr>
+                  <w:rFonts w:ascii="Arial" w:cs="Arial" w:eastAsia="Arial" w:hAnsi="Arial"/>
+                  <w:color w:val="2E75B6"/>
+                  <w:sz w:val="16"/>
+                  <w:szCs w:val="16"/>
+                  <w:u w:val="single" w:color="2E75B6"/>
+                </w:rPr>
+                <w:t xml:space="preserve">Angles of Elevation and Depression Practice</w:t>
+              </w:r>
             </w:hyperlink>
           </w:p>
           <w:p>
             <w:pPr>
               <w:spacing w:after="10" w:before="0"/>
               <w:ind w:left="120"/>
-              <w:rPr>
-                <w:ins w:id="9532" w:author="Claude (AI) - proposed" w:date="2026-10-15T12:58:12Z"/>
-              </w:rPr>
-            </w:pPr>
-            <w:ins w:id="9531" w:author="Claude (AI) - proposed" w:date="2026-10-15T12:58:12Z">
-              <w:r>
-                <w:rPr>
-                  <w:rFonts w:ascii="Arial" w:cs="Arial" w:eastAsia="Arial" w:hAnsi="Arial"/>
-                  <w:color w:val="595959"/>
-                  <w:sz w:val="14"/>
-                  <w:szCs w:val="14"/>
-                </w:rPr>
-                <w:t xml:space="preserve">Source: Khan Academy (English - US curriculum)</w:t>
-              </w:r>
-            </w:ins>
-          </w:p>
-          <w:p>
-            <w:pPr>
-              <w:spacing w:after="20" w:before="0"/>
-              <w:rPr>
-                <w:del w:id="9534" w:author="Claude (AI) - proposed" w:date="2026-10-15T12:58:12Z"/>
-              </w:rPr>
-            </w:pPr>
-            <w:hyperlink w:history="1" r:id="rIdhkcasruubptgw4d_brsij">
-              <w:del w:id="9533" w:author="Claude (AI) - proposed" w:date="2026-10-15T12:58:12Z">
-                <w:r>
-                  <w:rPr>
-                    <w:rFonts w:ascii="Arial" w:cs="Arial" w:eastAsia="Arial" w:hAnsi="Arial"/>
-                    <w:color w:val="2E75B6"/>
-                    <w:sz w:val="16"/>
-                    <w:szCs w:val="16"/>
-                    <w:u w:val="single" w:color="2E75B6"/>
-                  </w:rPr>
-                  <w:delText xml:space="preserve">Angles of Elevation and Depression Practice</w:delText>
-                </w:r>
-              </w:del>
-            </w:hyperlink>
+            </w:pPr>
+            <w:r>
+              <w:rPr>
+                <w:rFonts w:ascii="Arial" w:cs="Arial" w:eastAsia="Arial" w:hAnsi="Arial"/>
+                <w:color w:val="595959"/>
+                <w:sz w:val="14"/>
+                <w:szCs w:val="14"/>
+              </w:rPr>
+              <w:t xml:space="preserve">Source: CK-12</w:t>
+            </w:r>
           </w:p>
           <w:p>
             <w:pPr>
               <w:spacing w:after="10" w:before="0"/>
               <w:ind w:left="120"/>
-              <w:rPr>
-                <w:del w:id="9536" w:author="Claude (AI) - proposed" w:date="2026-10-15T12:58:12Z"/>
-              </w:rPr>
-            </w:pPr>
-            <w:del w:id="9535" w:author="Claude (AI) - proposed" w:date="2026-10-15T12:58:12Z">
-              <w:r>
-                <w:rPr>
-                  <w:rFonts w:ascii="Arial" w:cs="Arial" w:eastAsia="Arial" w:hAnsi="Arial"/>
-                  <w:color w:val="595959"/>
-                  <w:sz w:val="14"/>
-                  <w:szCs w:val="14"/>
-                </w:rPr>
-                <w:delText xml:space="preserve">Source: CK-12</w:delText>
-              </w:r>
-            </w:del>
-          </w:p>
-          <w:p>
-            <w:pPr>
-              <w:spacing w:after="10" w:before="0"/>
-              <w:ind w:left="120"/>
-            </w:pPr>
-            <w:hyperlink w:history="1" r:id="rIderlihxuzkytwwnge3jos-">
+            </w:pPr>
+            <w:hyperlink w:history="1" r:id="rIdgzdz5po0hhjb27nqfusdm">
               <w:r>
                 <w:rPr>
                   <w:rFonts w:ascii="Arial" w:cs="Arial" w:eastAsia="Arial" w:hAnsi="Arial"/>
@@ -38436,7 +37631,7 @@
               </w:rPr>
               <w:t xml:space="preserve">Each group receives two sticky notes of different colours. On the first (green), they write new evidence added to our answer of the driving question: We can find the height of any object — tree, tank, flagpole, or aircraft — using the angle of elevation from a known horizontal distance and the tangent ratio. On the second (orange), they write one remaining question or limitation: e.g., What if the ground is not flat? What if we cannot measure the baseline directly? What if we are on a hill? Groups post their sticky notes on the DQB in the Lesson 9 column. Teacher reads three green notes aloud and asks the class: Compare this new evidence with what we added in Lesson 4 when we first used tangent on the mango tree. What is new today? Expected responses: today we measured the angle ourselves rather than being given it; today we used the angle of elevation rather than the sun angle; today we also met the angle of depression. Teacher then reads two orange notes and says: These are exactly the kinds of questions professional surveyors in Kenya ask. </w:t>
             </w:r>
-            <w:del w:id="9537" w:author="Claude (AI) - proposed" w:date="2026-10-15T12:58:12Z">
+            <w:del w:id="9426" w:author="Claude (AI) - proposed" w:date="2026-10-15T13:01:05Z">
               <w:r>
                 <w:rPr>
                   <w:rFonts w:ascii="Arial" w:cs="Arial" w:eastAsia="Arial" w:hAnsi="Arial"/>
@@ -38451,7 +37646,7 @@
                 <w:delText xml:space="preserve">We will begin to address them in Lesson 10</w:delText>
               </w:r>
             </w:del>
-            <w:ins w:id="9538" w:author="Claude (AI) - proposed" w:date="2026-10-15T12:58:12Z">
+            <w:ins w:id="9427" w:author="Claude (AI) - proposed" w:date="2026-10-15T13:01:05Z">
               <w:r>
                 <w:rPr>
                   <w:rFonts w:ascii="Arial" w:cs="Arial" w:eastAsia="Arial" w:hAnsi="Arial"/>
@@ -38634,7 +37829,7 @@
             <w:pPr>
               <w:spacing w:after="20" w:before="0"/>
             </w:pPr>
-            <w:hyperlink w:history="1" r:id="rIdllltwl3dy9gwlmchhhueu">
+            <w:hyperlink w:history="1" r:id="rId3sbjj4i2yfvqkqs7aptbb">
               <w:r>
                 <w:rPr>
                   <w:rFonts w:ascii="Arial" w:cs="Arial" w:eastAsia="Arial" w:hAnsi="Arial"/>
@@ -38683,7 +37878,7 @@
               <w:spacing w:after="10" w:before="0"/>
               <w:ind w:left="120"/>
             </w:pPr>
-            <w:hyperlink w:history="1" r:id="rId7ravqdsz7zh7y4hb-nbja">
+            <w:hyperlink w:history="1" r:id="rIdgbukk0fpne9rcsrdsij8g">
               <w:r>
                 <w:rPr>
                   <w:rFonts w:ascii="Arial" w:cs="Arial" w:eastAsia="Arial" w:hAnsi="Arial"/>
@@ -38728,7 +37923,7 @@
             <w:pPr>
               <w:spacing w:after="20" w:before="0"/>
             </w:pPr>
-            <w:hyperlink w:history="1" r:id="rId9oggpwrfclkureqwjsoju">
+            <w:hyperlink w:history="1" r:id="rIdso7zgecao3xy7lcvv9wlh">
               <w:r>
                 <w:rPr>
                   <w:rFonts w:ascii="Arial" w:cs="Arial" w:eastAsia="Arial" w:hAnsi="Arial"/>
@@ -38761,7 +37956,7 @@
               <w:spacing w:after="10" w:before="0"/>
               <w:ind w:left="120"/>
             </w:pPr>
-            <w:hyperlink w:history="1" r:id="rIdew6ds-fpacyk5ludkodxr">
+            <w:hyperlink w:history="1" r:id="rIdb6zyr_hry5jbipe3vgtqe">
               <w:r>
                 <w:rPr>
                   <w:rFonts w:ascii="Arial" w:cs="Arial" w:eastAsia="Arial" w:hAnsi="Arial"/>
@@ -39286,7 +38481,7 @@
         </w:rPr>
         <w:t xml:space="preserve">© 2026 SeaVuria and ARES. Aligned with KICD objectives. Developed by SeaVuria; technical implementation by ARES (with AI assistance from Claude). Licensed under </w:t>
       </w:r>
-      <w:hyperlink w:history="1" r:id="rIdjvhnp_qytaftft9y9gbjp">
+      <w:hyperlink w:history="1" r:id="rIdmduhjpw7v6ahjgz77_3d9">
         <w:r>
           <w:rPr>
             <w:rFonts w:ascii="Arial" w:cs="Arial" w:eastAsia="Arial" w:hAnsi="Arial"/>
@@ -39307,7 +38502,7 @@
         </w:rPr>
         <w:t xml:space="preserve"> (</w:t>
       </w:r>
-      <w:hyperlink w:history="1" r:id="rIduyxcx5lkbgmrsrorbz11u">
+      <w:hyperlink w:history="1" r:id="rIdxqpgt0rsuetlszo52zckl">
         <w:r>
           <w:rPr>
             <w:rFonts w:ascii="Arial" w:cs="Arial" w:eastAsia="Arial" w:hAnsi="Arial"/>
@@ -39624,7 +38819,7 @@
               </w:rPr>
               <w:t xml:space="preserve">Learners demonstrate that trigonometric ratios (sin, cos</w:t>
             </w:r>
-            <w:del w:id="9539" w:author="Claude (AI) - proposed" w:date="2026-10-15T12:58:12Z">
+            <w:del w:id="9428" w:author="Claude (AI) - proposed" w:date="2026-10-15T13:01:05Z">
               <w:r>
                 <w:rPr>
                   <w:rFonts w:ascii="Arial" w:cs="Arial" w:eastAsia="Arial" w:hAnsi="Arial"/>
@@ -39639,7 +38834,7 @@
                 <w:delText xml:space="preserve">, tan and their reciprocals</w:delText>
               </w:r>
             </w:del>
-            <w:ins w:id="9540" w:author="Claude (AI) - proposed" w:date="2026-10-15T12:58:12Z">
+            <w:ins w:id="9429" w:author="Claude (AI) - proposed" w:date="2026-10-15T13:01:05Z">
               <w:r>
                 <w:rPr>
                   <w:rFonts w:ascii="Arial" w:cs="Arial" w:eastAsia="Arial" w:hAnsi="Arial"/>
@@ -39667,7 +38862,7 @@
               </w:rPr>
               <w:t xml:space="preserve">) for acute angles define consistent relationships between angles and side lengths in right-angled triangles using SOH CAH TOA, that special angles (0°, 30°, 45°, 60°, 90°) yield exact, memorable ratios derived from 30-60-90 and 45-45-90 triangles, and that complementary-angle identities (sin θ = cos(90°−θ)) link </w:t>
             </w:r>
-            <w:del w:id="9541" w:author="Claude (AI) - proposed" w:date="2026-10-15T12:58:12Z">
+            <w:del w:id="9430" w:author="Claude (AI) - proposed" w:date="2026-10-15T13:01:05Z">
               <w:r>
                 <w:rPr>
                   <w:rFonts w:ascii="Arial" w:cs="Arial" w:eastAsia="Arial" w:hAnsi="Arial"/>
@@ -39682,7 +38877,7 @@
                 <w:delText xml:space="preserve">all six</w:delText>
               </w:r>
             </w:del>
-            <w:ins w:id="9542" w:author="Claude (AI) - proposed" w:date="2026-10-15T12:58:12Z">
+            <w:ins w:id="9431" w:author="Claude (AI) - proposed" w:date="2026-10-15T13:01:05Z">
               <w:r>
                 <w:rPr>
                   <w:rFonts w:ascii="Arial" w:cs="Arial" w:eastAsia="Arial" w:hAnsi="Arial"/>
@@ -39901,10 +39096,10 @@
               <w:spacing w:after="40" w:before="0"/>
               <w:jc w:val="left"/>
               <w:rPr>
-                <w:ins w:id="9544" w:author="Claude (AI) - proposed" w:date="2026-10-15T12:58:12Z"/>
-              </w:rPr>
-            </w:pPr>
-            <w:ins w:id="9543" w:author="Claude (AI) - proposed" w:date="2026-10-15T12:58:12Z">
+                <w:ins w:id="9433" w:author="Claude (AI) - proposed" w:date="2026-10-15T13:01:05Z"/>
+              </w:rPr>
+            </w:pPr>
+            <w:ins w:id="9432" w:author="Claude (AI) - proposed" w:date="2026-10-15T13:01:05Z">
               <w:r>
                 <w:rPr>
                   <w:rFonts w:ascii="Arial" w:cs="Arial" w:eastAsia="Arial" w:hAnsi="Arial"/>
@@ -39926,10 +39121,10 @@
               <w:spacing w:after="40" w:before="0"/>
               <w:jc w:val="left"/>
               <w:rPr>
-                <w:del w:id="9546" w:author="Claude (AI) - proposed" w:date="2026-10-15T12:58:12Z"/>
-              </w:rPr>
-            </w:pPr>
-            <w:del w:id="9545" w:author="Claude (AI) - proposed" w:date="2026-10-15T12:58:12Z">
+                <w:del w:id="9435" w:author="Claude (AI) - proposed" w:date="2026-10-15T13:01:05Z"/>
+              </w:rPr>
+            </w:pPr>
+            <w:del w:id="9434" w:author="Claude (AI) - proposed" w:date="2026-10-15T13:01:05Z">
               <w:r>
                 <w:rPr>
                   <w:rFonts w:ascii="Arial" w:cs="Arial" w:eastAsia="Arial" w:hAnsi="Arial"/>
@@ -40012,7 +39207,7 @@
               </w:rPr>
               <w:t xml:space="preserve">This is the culminating lesson of the unit. Learners bring together every concept — SOH CAH TOA, special angles</w:t>
             </w:r>
-            <w:del w:id="9547" w:author="Claude (AI) - proposed" w:date="2026-10-15T12:58:12Z">
+            <w:del w:id="9436" w:author="Claude (AI) - proposed" w:date="2026-10-15T13:01:05Z">
               <w:r>
                 <w:rPr>
                   <w:rFonts w:ascii="Arial" w:cs="Arial" w:eastAsia="Arial" w:hAnsi="Arial"/>
@@ -40203,7 +39398,7 @@
               </w:rPr>
               <w:t xml:space="preserve">Lesson 10 is the unit's Final Explanation lesson. In the Predict phase learners revisit their very first shadow-and-tree predictions from Lesson 1 and articulate what they now believe — and why. In the Observe phase groups rotate through three rich Kenyan application stations (Kisumu plot survey, Kericho telecom mast, Wilson Airport glide path), gathering evidence by solving and cross-checking multi-step trigonometry problems. In the Explain phase each group presents one station solution and the class co-constructs the complete SOH CAH TOA → special angles → </w:t>
             </w:r>
-            <w:del w:id="9548" w:author="Claude (AI) - proposed" w:date="2026-10-15T12:58:12Z">
+            <w:del w:id="9437" w:author="Claude (AI) - proposed" w:date="2026-10-15T13:01:05Z">
               <w:r>
                 <w:rPr>
                   <w:rFonts w:ascii="Arial" w:cs="Arial" w:eastAsia="Arial" w:hAnsi="Arial"/>
@@ -40231,7 +39426,7 @@
               </w:rPr>
               <w:t xml:space="preserve">complementary-identities chain that answers the driving question. The DQB phase closes every prediction and question card posted across all ten lessons. Finally, in the Model Building phase each learner submits an individually annotated final model diagram — a right-angled triangle labelled with </w:t>
             </w:r>
-            <w:del w:id="9549" w:author="Claude (AI) - proposed" w:date="2026-10-15T12:58:12Z">
+            <w:del w:id="9438" w:author="Claude (AI) - proposed" w:date="2026-10-15T13:01:05Z">
               <w:r>
                 <w:rPr>
                   <w:rFonts w:ascii="Arial" w:cs="Arial" w:eastAsia="Arial" w:hAnsi="Arial"/>
@@ -40246,7 +39441,7 @@
                 <w:delText xml:space="preserve">all six ratios</w:delText>
               </w:r>
             </w:del>
-            <w:ins w:id="9550" w:author="Claude (AI) - proposed" w:date="2026-10-15T12:58:12Z">
+            <w:ins w:id="9439" w:author="Claude (AI) - proposed" w:date="2026-10-15T13:01:05Z">
               <w:r>
                 <w:rPr>
                   <w:rFonts w:ascii="Arial" w:cs="Arial" w:eastAsia="Arial" w:hAnsi="Arial"/>
@@ -40562,7 +39757,7 @@
             <w:pPr>
               <w:spacing w:after="20" w:before="0"/>
             </w:pPr>
-            <w:hyperlink w:history="1" r:id="rIdla73d8hnfsygyyvvc3e3e">
+            <w:hyperlink w:history="1" r:id="rIdyw7xmkes7ihqnbu0t_yn9">
               <w:r>
                 <w:rPr>
                   <w:rFonts w:ascii="Arial" w:cs="Arial" w:eastAsia="Arial" w:hAnsi="Arial"/>
@@ -40595,7 +39790,7 @@
               <w:spacing w:after="10" w:before="0"/>
               <w:ind w:left="120"/>
             </w:pPr>
-            <w:hyperlink w:history="1" r:id="rId_3ierp4rhtoczmmyugzrf">
+            <w:hyperlink w:history="1" r:id="rId1gfiqyfcnmtxmzww8wadh">
               <w:r>
                 <w:rPr>
                   <w:rFonts w:ascii="Arial" w:cs="Arial" w:eastAsia="Arial" w:hAnsi="Arial"/>
@@ -40640,7 +39835,7 @@
             <w:pPr>
               <w:spacing w:after="20" w:before="0"/>
             </w:pPr>
-            <w:hyperlink w:history="1" r:id="rIdy872qpak1nzfnrq4bqdhy">
+            <w:hyperlink w:history="1" r:id="rIdizf5ub3o1eyhgy9zbkc70">
               <w:r>
                 <w:rPr>
                   <w:rFonts w:ascii="Arial" w:cs="Arial" w:eastAsia="Arial" w:hAnsi="Arial"/>
@@ -40673,7 +39868,7 @@
               <w:spacing w:after="10" w:before="0"/>
               <w:ind w:left="120"/>
             </w:pPr>
-            <w:hyperlink w:history="1" r:id="rId5s-8yzl-999ygj1zv8xab">
+            <w:hyperlink w:history="1" r:id="rIdxl84w4gnp1iuoq2kj7yzg">
               <w:r>
                 <w:rPr>
                   <w:rFonts w:ascii="Arial" w:cs="Arial" w:eastAsia="Arial" w:hAnsi="Arial"/>
@@ -40873,7 +40068,7 @@
             <w:pPr>
               <w:spacing w:after="20" w:before="0"/>
             </w:pPr>
-            <w:hyperlink w:history="1" r:id="rId3vnw9kqvlyonlwk3pgisk">
+            <w:hyperlink w:history="1" r:id="rIdcw96dsi2dsrgsmnezxprj">
               <w:r>
                 <w:rPr>
                   <w:rFonts w:ascii="Arial" w:cs="Arial" w:eastAsia="Arial" w:hAnsi="Arial"/>
@@ -40906,7 +40101,7 @@
               <w:spacing w:after="10" w:before="0"/>
               <w:ind w:left="120"/>
             </w:pPr>
-            <w:hyperlink w:history="1" r:id="rIdwtwly1qavfctzoupllzxd">
+            <w:hyperlink w:history="1" r:id="rId7v-j-bpfiqlmppnhyozpa">
               <w:r>
                 <w:rPr>
                   <w:rFonts w:ascii="Arial" w:cs="Arial" w:eastAsia="Arial" w:hAnsi="Arial"/>
@@ -40951,7 +40146,7 @@
             <w:pPr>
               <w:spacing w:after="20" w:before="0"/>
             </w:pPr>
-            <w:hyperlink w:history="1" r:id="rIdsfundseh4c7dd_n821_kp">
+            <w:hyperlink w:history="1" r:id="rId-9hlntq9yajmbwzdaza1u">
               <w:r>
                 <w:rPr>
                   <w:rFonts w:ascii="Arial" w:cs="Arial" w:eastAsia="Arial" w:hAnsi="Arial"/>
@@ -40984,7 +40179,7 @@
               <w:spacing w:after="10" w:before="0"/>
               <w:ind w:left="120"/>
             </w:pPr>
-            <w:hyperlink w:history="1" r:id="rIdj4ugsingj66zl8bkcydvs">
+            <w:hyperlink w:history="1" r:id="rIduwbnvqrfefsv-un_o79ss">
               <w:r>
                 <w:rPr>
                   <w:rFonts w:ascii="Arial" w:cs="Arial" w:eastAsia="Arial" w:hAnsi="Arial"/>
@@ -41029,7 +40224,7 @@
               </w:rPr>
               <w:t xml:space="preserve">Groups of four rotate through three problem stations (</w:t>
             </w:r>
-            <w:del w:id="9551" w:author="Claude (AI) - proposed" w:date="2026-10-15T12:58:12Z">
+            <w:del w:id="9440" w:author="Claude (AI) - proposed" w:date="2026-10-15T13:01:05Z">
               <w:r>
                 <w:rPr>
                   <w:rFonts w:ascii="Arial" w:cs="Arial" w:eastAsia="Arial" w:hAnsi="Arial"/>
@@ -41044,7 +40239,7 @@
                 <w:delText xml:space="preserve">12</w:delText>
               </w:r>
             </w:del>
-            <w:ins w:id="9552" w:author="Claude (AI) - proposed" w:date="2026-10-15T12:58:12Z">
+            <w:ins w:id="9441" w:author="Claude (AI) - proposed" w:date="2026-10-15T13:01:05Z">
               <w:r>
                 <w:rPr>
                   <w:rFonts w:ascii="Arial" w:cs="Arial" w:eastAsia="Arial" w:hAnsi="Arial"/>
@@ -41112,7 +40307,7 @@
               </w:rPr>
               <w:t xml:space="preserve">Station A — Kisumu Plot Survey (Green card): A land surveyor in Kisumu needs to find the width of a rectangular plot whose diagonal boundary fence runs at 37° to the longer side. The diagonal measures 48 m. Sub-questions: (i) Identify which trigonometric ratio links the 37° angle, the diagonal (hypotenuse), and the shorter side (opposite). (ii) Calculate the shorter side to 1 d.p. (iii) </w:t>
             </w:r>
-            <w:del w:id="9553" w:author="Claude (AI) - proposed" w:date="2026-10-15T12:58:12Z">
+            <w:del w:id="9442" w:author="Claude (AI) - proposed" w:date="2026-10-15T13:01:05Z">
               <w:r>
                 <w:rPr>
                   <w:rFonts w:ascii="Arial" w:cs="Arial" w:eastAsia="Arial" w:hAnsi="Arial"/>
@@ -41127,7 +40322,7 @@
                 <w:delText xml:space="preserve">Verify using</w:delText>
               </w:r>
             </w:del>
-            <w:ins w:id="9554" w:author="Claude (AI) - proposed" w:date="2026-10-15T12:58:12Z">
+            <w:ins w:id="9443" w:author="Claude (AI) - proposed" w:date="2026-10-15T13:01:05Z">
               <w:r>
                 <w:rPr>
                   <w:rFonts w:ascii="Arial" w:cs="Arial" w:eastAsia="Arial" w:hAnsi="Arial"/>
@@ -41155,7 +40350,7 @@
               </w:rPr>
               <w:t xml:space="preserve"> Pythagoras' theorem</w:t>
             </w:r>
-            <w:ins w:id="9555" w:author="Claude (AI) - proposed" w:date="2026-10-15T12:58:12Z">
+            <w:ins w:id="9444" w:author="Claude (AI) - proposed" w:date="2026-10-15T13:01:05Z">
               <w:r>
                 <w:rPr>
                   <w:rFonts w:ascii="Arial" w:cs="Arial" w:eastAsia="Arial" w:hAnsi="Arial"/>
@@ -41263,7 +40458,7 @@
               </w:rPr>
               <w:t xml:space="preserve">Station C — Wilson Airport Glide Path (Blue card): Aircraft approaching Wilson Airport in Nairobi descend on a glide path of 3°. A pilot is at an altitude of 300 m when she begins her final approach. Sub-questions: (i) Use sin 3° (tables or calculator) to find the slant distance the aircraft travels from that altitude to touchdown. (ii) Use cos 3° to find the horizontal ground distance. (iii) The </w:t>
             </w:r>
-            <w:del w:id="9556" w:author="Claude (AI) - proposed" w:date="2026-10-15T12:58:12Z">
+            <w:del w:id="9445" w:author="Claude (AI) - proposed" w:date="2026-10-15T13:01:05Z">
               <w:r>
                 <w:rPr>
                   <w:rFonts w:ascii="Arial" w:cs="Arial" w:eastAsia="Arial" w:hAnsi="Arial"/>
@@ -41291,7 +40486,7 @@
               </w:rPr>
               <w:t xml:space="preserve">angle of elevation from the </w:t>
             </w:r>
-            <w:del w:id="9557" w:author="Claude (AI) - proposed" w:date="2026-10-15T12:58:12Z">
+            <w:del w:id="9446" w:author="Claude (AI) - proposed" w:date="2026-10-15T13:01:05Z">
               <w:r>
                 <w:rPr>
                   <w:rFonts w:ascii="Arial" w:cs="Arial" w:eastAsia="Arial" w:hAnsi="Arial"/>
@@ -41306,7 +40501,7 @@
                 <w:delText xml:space="preserve">threshold of the runway</w:delText>
               </w:r>
             </w:del>
-            <w:ins w:id="9558" w:author="Claude (AI) - proposed" w:date="2026-10-15T12:58:12Z">
+            <w:ins w:id="9447" w:author="Claude (AI) - proposed" w:date="2026-10-15T13:01:05Z">
               <w:r>
                 <w:rPr>
                   <w:rFonts w:ascii="Arial" w:cs="Arial" w:eastAsia="Arial" w:hAnsi="Arial"/>
@@ -41334,7 +40529,7 @@
               </w:rPr>
               <w:t xml:space="preserve"> to the aircraft is </w:t>
             </w:r>
-            <w:del w:id="9559" w:author="Claude (AI) - proposed" w:date="2026-10-15T12:58:12Z">
+            <w:del w:id="9448" w:author="Claude (AI) - proposed" w:date="2026-10-15T13:01:05Z">
               <w:r>
                 <w:rPr>
                   <w:rFonts w:ascii="Arial" w:cs="Arial" w:eastAsia="Arial" w:hAnsi="Arial"/>
@@ -41349,7 +40544,7 @@
                 <w:delText xml:space="preserve">87°. Explain why this makes sense using the complementary angle identity</w:delText>
               </w:r>
             </w:del>
-            <w:ins w:id="9560" w:author="Claude (AI) - proposed" w:date="2026-10-15T12:58:12Z">
+            <w:ins w:id="9449" w:author="Claude (AI) - proposed" w:date="2026-10-15T13:01:05Z">
               <w:r>
                 <w:rPr>
                   <w:rFonts w:ascii="Arial" w:cs="Arial" w:eastAsia="Arial" w:hAnsi="Arial"/>
@@ -41377,7 +40572,7 @@
               </w:rPr>
               <w:t xml:space="preserve"> sin θ = cos(90°−θ)</w:t>
             </w:r>
-            <w:ins w:id="9561" w:author="Claude (AI) - proposed" w:date="2026-10-15T12:58:12Z">
+            <w:ins w:id="9450" w:author="Claude (AI) - proposed" w:date="2026-10-15T13:01:05Z">
               <w:r>
                 <w:rPr>
                   <w:rFonts w:ascii="Arial" w:cs="Arial" w:eastAsia="Arial" w:hAnsi="Arial"/>
@@ -41478,7 +40673,7 @@
               </w:rPr>
               <w:t xml:space="preserve">Before releasing groups say: 'Each station is a real Kenyan context. Your job is not just to get a number — it is to show the reasoning chain: identify the ratio, set up the equation, solve, and verify or interpret. All four group members must be able to explain the solution.' Assign groups to starting stations (use pre-assigned colour cards). Set a visible </w:t>
             </w:r>
-            <w:del w:id="9562" w:author="Claude (AI) - proposed" w:date="2026-10-15T12:58:12Z">
+            <w:del w:id="9451" w:author="Claude (AI) - proposed" w:date="2026-10-15T13:01:05Z">
               <w:r>
                 <w:rPr>
                   <w:rFonts w:ascii="Arial" w:cs="Arial" w:eastAsia="Arial" w:hAnsi="Arial"/>
@@ -41493,7 +40688,7 @@
                 <w:delText xml:space="preserve">12</w:delText>
               </w:r>
             </w:del>
-            <w:ins w:id="9563" w:author="Claude (AI) - proposed" w:date="2026-10-15T12:58:12Z">
+            <w:ins w:id="9452" w:author="Claude (AI) - proposed" w:date="2026-10-15T13:01:05Z">
               <w:r>
                 <w:rPr>
                   <w:rFonts w:ascii="Arial" w:cs="Arial" w:eastAsia="Arial" w:hAnsi="Arial"/>
@@ -41521,7 +40716,7 @@
               </w:rPr>
               <w:t xml:space="preserve">-minute timer. At the </w:t>
             </w:r>
-            <w:del w:id="9564" w:author="Claude (AI) - proposed" w:date="2026-10-15T12:58:12Z">
+            <w:del w:id="9453" w:author="Claude (AI) - proposed" w:date="2026-10-15T13:01:05Z">
               <w:r>
                 <w:rPr>
                   <w:rFonts w:ascii="Arial" w:cs="Arial" w:eastAsia="Arial" w:hAnsi="Arial"/>
@@ -41536,7 +40731,7 @@
                 <w:delText xml:space="preserve">11</w:delText>
               </w:r>
             </w:del>
-            <w:ins w:id="9565" w:author="Claude (AI) - proposed" w:date="2026-10-15T12:58:12Z">
+            <w:ins w:id="9454" w:author="Claude (AI) - proposed" w:date="2026-10-15T13:01:05Z">
               <w:r>
                 <w:rPr>
                   <w:rFonts w:ascii="Arial" w:cs="Arial" w:eastAsia="Arial" w:hAnsi="Arial"/>
@@ -41564,7 +40759,7 @@
               </w:rPr>
               <w:t xml:space="preserve">-minute mark say: 'One minute — make sure every member can explain your solution.' Sound a soft signal for transitions. During rotations, circulate and listen for: (a) correct ratio identification, (b) correct substitution, (c) use of exact values at Station B, (d) complementary angle reasoning at Station C. At Station B, probe with: 'Why can we use √3 exactly instead of a decimal? What does that tell us about special angles?' Allow 10 seconds WAIT TIME before accepting responses. At Station C, probe: 'The pilot's angle </w:t>
             </w:r>
-            <w:ins w:id="9566" w:author="Claude (AI) - proposed" w:date="2026-10-15T12:58:12Z">
+            <w:ins w:id="9455" w:author="Claude (AI) - proposed" w:date="2026-10-15T13:01:05Z">
               <w:r>
                 <w:rPr>
                   <w:rFonts w:ascii="Arial" w:cs="Arial" w:eastAsia="Arial" w:hAnsi="Arial"/>
@@ -41592,7 +40787,7 @@
               </w:rPr>
               <w:t xml:space="preserve">is 3°</w:t>
             </w:r>
-            <w:del w:id="9567" w:author="Claude (AI) - proposed" w:date="2026-10-15T12:58:12Z">
+            <w:del w:id="9456" w:author="Claude (AI) - proposed" w:date="2026-10-15T13:01:05Z">
               <w:r>
                 <w:rPr>
                   <w:rFonts w:ascii="Arial" w:cs="Arial" w:eastAsia="Arial" w:hAnsi="Arial"/>
@@ -41607,7 +40802,7 @@
                 <w:delText xml:space="preserve"> and the co-pilot says 87°. Where did</w:delText>
               </w:r>
             </w:del>
-            <w:ins w:id="9568" w:author="Claude (AI) - proposed" w:date="2026-10-15T12:58:12Z">
+            <w:ins w:id="9457" w:author="Claude (AI) - proposed" w:date="2026-10-15T13:01:05Z">
               <w:r>
                 <w:rPr>
                   <w:rFonts w:ascii="Arial" w:cs="Arial" w:eastAsia="Arial" w:hAnsi="Arial"/>
@@ -41635,7 +40830,7 @@
               </w:rPr>
               <w:t xml:space="preserve"> 87° come from</w:t>
             </w:r>
-            <w:ins w:id="9569" w:author="Claude (AI) - proposed" w:date="2026-10-15T12:58:12Z">
+            <w:ins w:id="9458" w:author="Claude (AI) - proposed" w:date="2026-10-15T13:01:05Z">
               <w:r>
                 <w:rPr>
                   <w:rFonts w:ascii="Arial" w:cs="Arial" w:eastAsia="Arial" w:hAnsi="Arial"/>
@@ -41729,7 +40924,7 @@
               </w:rPr>
               <w:t xml:space="preserve">Observable indicators: (1) Group Answer Sheets show a labelled diagram, a correctly written ratio equation (e.g., tan 60° = h/30), and a numerical answer with units at each station. (2) </w:t>
             </w:r>
-            <w:del w:id="9570" w:author="Claude (AI) - proposed" w:date="2026-10-15T12:58:12Z">
+            <w:del w:id="9459" w:author="Claude (AI) - proposed" w:date="2026-10-15T13:01:05Z">
               <w:r>
                 <w:rPr>
                   <w:rFonts w:ascii="Arial" w:cs="Arial" w:eastAsia="Arial" w:hAnsi="Arial"/>
@@ -41744,7 +40939,7 @@
                 <w:delText xml:space="preserve">At Station B, learners write '</w:delText>
               </w:r>
             </w:del>
-            <w:ins w:id="9571" w:author="Claude (AI) - proposed" w:date="2026-10-15T12:58:12Z">
+            <w:ins w:id="9460" w:author="Claude (AI) - proposed" w:date="2026-10-15T13:01:05Z">
               <w:r>
                 <w:rPr>
                   <w:rFonts w:ascii="Arial" w:cs="Arial" w:eastAsia="Arial" w:hAnsi="Arial"/>
@@ -41772,7 +40967,7 @@
               </w:rPr>
               <w:t xml:space="preserve">30√3 m</w:t>
             </w:r>
-            <w:del w:id="9572" w:author="Claude (AI) - proposed" w:date="2026-10-15T12:58:12Z">
+            <w:del w:id="9461" w:author="Claude (AI) - proposed" w:date="2026-10-15T13:01:05Z">
               <w:r>
                 <w:rPr>
                   <w:rFonts w:ascii="Arial" w:cs="Arial" w:eastAsia="Arial" w:hAnsi="Arial"/>
@@ -41787,7 +40982,7 @@
                 <w:delText xml:space="preserve">' or '</w:delText>
               </w:r>
             </w:del>
-            <w:ins w:id="9573" w:author="Claude (AI) - proposed" w:date="2026-10-15T12:58:12Z">
+            <w:ins w:id="9462" w:author="Claude (AI) - proposed" w:date="2026-10-15T13:01:05Z">
               <w:r>
                 <w:rPr>
                   <w:rFonts w:ascii="Arial" w:cs="Arial" w:eastAsia="Arial" w:hAnsi="Arial"/>
@@ -41815,7 +41010,7 @@
               </w:rPr>
               <w:t xml:space="preserve">51.96 m</w:t>
             </w:r>
-            <w:del w:id="9574" w:author="Claude (AI) - proposed" w:date="2026-10-15T12:58:12Z">
+            <w:del w:id="9463" w:author="Claude (AI) - proposed" w:date="2026-10-15T13:01:05Z">
               <w:r>
                 <w:rPr>
                   <w:rFonts w:ascii="Arial" w:cs="Arial" w:eastAsia="Arial" w:hAnsi="Arial"/>
@@ -41830,7 +41025,7 @@
                 <w:delText xml:space="preserve">' — </w:delText>
               </w:r>
             </w:del>
-            <w:ins w:id="9575" w:author="Claude (AI) - proposed" w:date="2026-10-15T12:58:12Z">
+            <w:ins w:id="9464" w:author="Claude (AI) - proposed" w:date="2026-10-15T13:01:05Z">
               <w:r>
                 <w:rPr>
                   <w:rFonts w:ascii="Arial" w:cs="Arial" w:eastAsia="Arial" w:hAnsi="Arial"/>
@@ -41858,7 +41053,7 @@
               </w:rPr>
               <w:t xml:space="preserve">either is acceptable but exact form is preferred</w:t>
             </w:r>
-            <w:ins w:id="9576" w:author="Claude (AI) - proposed" w:date="2026-10-15T12:58:12Z">
+            <w:ins w:id="9465" w:author="Claude (AI) - proposed" w:date="2026-10-15T13:01:05Z">
               <w:r>
                 <w:rPr>
                   <w:rFonts w:ascii="Arial" w:cs="Arial" w:eastAsia="Arial" w:hAnsi="Arial"/>
@@ -41942,7 +41137,7 @@
             <w:pPr>
               <w:spacing w:after="20" w:before="0"/>
             </w:pPr>
-            <w:hyperlink w:history="1" r:id="rIdvybikscn_cuhwqvuw6kvz">
+            <w:hyperlink w:history="1" r:id="rIdysoquxqd2qwsqxh5ikakr">
               <w:r>
                 <w:rPr>
                   <w:rFonts w:ascii="Arial" w:cs="Arial" w:eastAsia="Arial" w:hAnsi="Arial"/>
@@ -41991,7 +41186,7 @@
               <w:spacing w:after="10" w:before="0"/>
               <w:ind w:left="120"/>
             </w:pPr>
-            <w:hyperlink w:history="1" r:id="rIds7hoqe29jykwmwhbviuz8">
+            <w:hyperlink w:history="1" r:id="rIdbl4m0qlmuig4slfzc6akh">
               <w:r>
                 <w:rPr>
                   <w:rFonts w:ascii="Arial" w:cs="Arial" w:eastAsia="Arial" w:hAnsi="Arial"/>
@@ -42036,7 +41231,7 @@
             <w:pPr>
               <w:spacing w:after="20" w:before="0"/>
             </w:pPr>
-            <w:hyperlink w:history="1" r:id="rIdx-6sfdy90df2ognn6cb5_">
+            <w:hyperlink w:history="1" r:id="rId9klxpuikpjn9uu3k6vuxy">
               <w:r>
                 <w:rPr>
                   <w:rFonts w:ascii="Arial" w:cs="Arial" w:eastAsia="Arial" w:hAnsi="Arial"/>
@@ -42069,7 +41264,7 @@
               <w:spacing w:after="10" w:before="0"/>
               <w:ind w:left="120"/>
             </w:pPr>
-            <w:hyperlink w:history="1" r:id="rIdanxb5h4cc_okrgmxndx9q">
+            <w:hyperlink w:history="1" r:id="rIdvsnbmjwtvjhdiwd0db8xn">
               <w:r>
                 <w:rPr>
                   <w:rFonts w:ascii="Arial" w:cs="Arial" w:eastAsia="Arial" w:hAnsi="Arial"/>
@@ -42114,7 +41309,7 @@
               </w:rPr>
               <w:t xml:space="preserve">Each group presents one assigned station solution (</w:t>
             </w:r>
-            <w:del w:id="9577" w:author="Claude (AI) - proposed" w:date="2026-10-15T12:58:12Z">
+            <w:del w:id="9466" w:author="Claude (AI) - proposed" w:date="2026-10-15T13:01:05Z">
               <w:r>
                 <w:rPr>
                   <w:rFonts w:ascii="Arial" w:cs="Arial" w:eastAsia="Arial" w:hAnsi="Arial"/>
@@ -42129,7 +41324,7 @@
                 <w:delText xml:space="preserve">5</w:delText>
               </w:r>
             </w:del>
-            <w:ins w:id="9578" w:author="Claude (AI) - proposed" w:date="2026-10-15T12:58:12Z">
+            <w:ins w:id="9467" w:author="Claude (AI) - proposed" w:date="2026-10-15T13:01:05Z">
               <w:r>
                 <w:rPr>
                   <w:rFonts w:ascii="Arial" w:cs="Arial" w:eastAsia="Arial" w:hAnsi="Arial"/>
@@ -42157,7 +41352,7 @@
               </w:rPr>
               <w:t xml:space="preserve"> minutes per group</w:t>
             </w:r>
-            <w:del w:id="9579" w:author="Claude (AI) - proposed" w:date="2026-10-15T12:58:12Z">
+            <w:del w:id="9468" w:author="Claude (AI) - proposed" w:date="2026-10-15T13:01:05Z">
               <w:r>
                 <w:rPr>
                   <w:rFonts w:ascii="Arial" w:cs="Arial" w:eastAsia="Arial" w:hAnsi="Arial"/>
@@ -42172,7 +41367,7 @@
                 <w:delText xml:space="preserve">, 15</w:delText>
               </w:r>
             </w:del>
-            <w:ins w:id="9580" w:author="Claude (AI) - proposed" w:date="2026-10-15T12:58:12Z">
+            <w:ins w:id="9469" w:author="Claude (AI) - proposed" w:date="2026-10-15T13:01:05Z">
               <w:r>
                 <w:rPr>
                   <w:rFonts w:ascii="Arial" w:cs="Arial" w:eastAsia="Arial" w:hAnsi="Arial"/>
@@ -42200,7 +41395,7 @@
               </w:rPr>
               <w:t xml:space="preserve"> minutes total). Presenters write their triangle diagram and calculation on the board; the class listens and completes a 'Gallery Critique' slip — one thing correct, one question or extension. After all three presentations, the teacher facilitates a whole-class synthesis: learners co-construct a 'Trigonometry Concept Map' on the board that shows SOH CAH TOA at the centre, branching to special angles (30°, 45°, 60°), </w:t>
             </w:r>
-            <w:del w:id="9581" w:author="Claude (AI) - proposed" w:date="2026-10-15T12:58:12Z">
+            <w:del w:id="9470" w:author="Claude (AI) - proposed" w:date="2026-10-15T13:01:05Z">
               <w:r>
                 <w:rPr>
                   <w:rFonts w:ascii="Arial" w:cs="Arial" w:eastAsia="Arial" w:hAnsi="Arial"/>
@@ -42334,7 +41529,7 @@
         <w:tc>
           <w:tcPr>
             <w:tcW w:type="dxa" w:w="1520"/>
-            <w:shd w:fill="F2F2F2" w:color="auto" w:val="clear"/>
+            <w:shd w:fill="FCE4D6" w:color="auto" w:val="clear"/>
             <w:tcMar>
               <w:top w:type="dxa" w:w="60"/>
               <w:left w:type="dxa" w:w="120"/>
@@ -42360,23 +41555,8 @@
                 <w:sz w:val="18"/>
                 <w:szCs w:val="18"/>
               </w:rPr>
-              <w:t xml:space="preserve">Driving Question Board</w:t>
-            </w:r>
-            <w:del w:id="9582" w:author="Claude (AI) - proposed" w:date="2026-10-15T12:58:12Z">
-              <w:r>
-                <w:rPr>
-                  <w:rFonts w:ascii="Arial" w:cs="Arial" w:eastAsia="Arial" w:hAnsi="Arial"/>
-                  <w:b/>
-                  <w:bCs/>
-                  <w:i w:val="false"/>
-                  <w:iCs w:val="false"/>
-                  <w:color w:val="000000"/>
-                  <w:sz w:val="18"/>
-                  <w:szCs w:val="18"/>
-                </w:rPr>
-                <w:delText xml:space="preserve"> (DQB) Creation</w:delText>
-              </w:r>
-            </w:del>
+              <w:t xml:space="preserve">Driving Question Board (DQB) Creation</w:t>
+            </w:r>
           </w:p>
           <w:p>
             <w:pPr>
@@ -42397,67 +41577,35 @@
           <w:p>
             <w:pPr>
               <w:spacing w:after="20" w:before="0"/>
-              <w:rPr>
-                <w:ins w:id="9584" w:author="Claude (AI) - proposed" w:date="2026-10-15T12:58:12Z"/>
-              </w:rPr>
-            </w:pPr>
-            <w:hyperlink w:history="1" r:id="rIdscslby-z0v2fh6lymmuwg">
-              <w:ins w:id="9583" w:author="Claude (AI) - proposed" w:date="2026-10-15T12:58:12Z">
-                <w:r>
-                  <w:rPr>
-                    <w:rFonts w:ascii="Arial" w:cs="Arial" w:eastAsia="Arial" w:hAnsi="Arial"/>
-                    <w:color w:val="2E75B6"/>
-                    <w:sz w:val="16"/>
-                    <w:szCs w:val="16"/>
-                    <w:u w:val="single" w:color="2E75B6"/>
-                  </w:rPr>
-                  <w:t xml:space="preserve">Finding reciprocal trig ratios</w:t>
-                </w:r>
-              </w:ins>
-            </w:hyperlink>
-          </w:p>
-          <w:p>
-            <w:pPr>
-              <w:spacing w:after="20" w:before="0"/>
-              <w:rPr>
-                <w:del w:id="9586" w:author="Claude (AI) - proposed" w:date="2026-10-15T12:58:12Z"/>
-              </w:rPr>
-            </w:pPr>
-            <w:hyperlink w:history="1" r:id="rIdce0binbr0h0fucj-tivqi">
-              <w:del w:id="9585" w:author="Claude (AI) - proposed" w:date="2026-10-15T12:58:12Z">
-                <w:r>
-                  <w:rPr>
-                    <w:rFonts w:ascii="Arial" w:cs="Arial" w:eastAsia="Arial" w:hAnsi="Arial"/>
-                    <w:color w:val="2E75B6"/>
-                    <w:sz w:val="16"/>
-                    <w:szCs w:val="16"/>
-                    <w:u w:val="single" w:color="2E75B6"/>
-                  </w:rPr>
-                  <w:delText xml:space="preserve">Intro to the trigonometric ratios</w:delText>
-                </w:r>
-              </w:del>
-            </w:hyperlink>
-          </w:p>
-          <w:p>
-            <w:pPr>
-              <w:spacing w:after="20" w:before="0"/>
-              <w:rPr>
-                <w:del w:id="9588" w:author="Claude (AI) - proposed" w:date="2026-10-15T12:58:12Z"/>
-              </w:rPr>
-            </w:pPr>
-            <w:del w:id="9587" w:author="Claude (AI) - proposed" w:date="2026-10-15T12:58:12Z">
-              <w:r>
-                <w:rPr>
-                  <w:rFonts w:ascii="Arial" w:cs="Arial" w:eastAsia="Arial" w:hAnsi="Arial"/>
-                  <w:i/>
-                  <w:iCs/>
-                  <w:color w:val="595959"/>
+            </w:pPr>
+            <w:hyperlink w:history="1" r:id="rIdraa2wqu0knilqdejsh8qh">
+              <w:r>
+                <w:rPr>
+                  <w:rFonts w:ascii="Arial" w:cs="Arial" w:eastAsia="Arial" w:hAnsi="Arial"/>
+                  <w:color w:val="2E75B6"/>
                   <w:sz w:val="16"/>
                   <w:szCs w:val="16"/>
-                </w:rPr>
-                <w:delText xml:space="preserve">Related topic: not an exact match for this lesson.</w:delText>
-              </w:r>
-            </w:del>
+                  <w:u w:val="single" w:color="2E75B6"/>
+                </w:rPr>
+                <w:t xml:space="preserve">Intro to the trigonometric ratios</w:t>
+              </w:r>
+            </w:hyperlink>
+          </w:p>
+          <w:p>
+            <w:pPr>
+              <w:spacing w:after="20" w:before="0"/>
+            </w:pPr>
+            <w:r>
+              <w:rPr>
+                <w:rFonts w:ascii="Arial" w:cs="Arial" w:eastAsia="Arial" w:hAnsi="Arial"/>
+                <w:i/>
+                <w:iCs/>
+                <w:color w:val="595959"/>
+                <w:sz w:val="16"/>
+                <w:szCs w:val="16"/>
+              </w:rPr>
+              <w:t xml:space="preserve">Related topic: not an exact match for this lesson.</w:t>
+            </w:r>
           </w:p>
           <w:p>
             <w:pPr>
@@ -42471,38 +41619,7 @@
                 <w:sz w:val="14"/>
                 <w:szCs w:val="14"/>
               </w:rPr>
-              <w:t xml:space="preserve">Source: Khan Academy (</w:t>
-            </w:r>
-            <w:del w:id="9589" w:author="Claude (AI) - proposed" w:date="2026-10-15T12:58:12Z">
-              <w:r>
-                <w:rPr>
-                  <w:rFonts w:ascii="Arial" w:cs="Arial" w:eastAsia="Arial" w:hAnsi="Arial"/>
-                  <w:color w:val="595959"/>
-                  <w:sz w:val="14"/>
-                  <w:szCs w:val="14"/>
-                </w:rPr>
-                <w:delText xml:space="preserve">Kiswahili</w:delText>
-              </w:r>
-            </w:del>
-            <w:ins w:id="9590" w:author="Claude (AI) - proposed" w:date="2026-10-15T12:58:12Z">
-              <w:r>
-                <w:rPr>
-                  <w:rFonts w:ascii="Arial" w:cs="Arial" w:eastAsia="Arial" w:hAnsi="Arial"/>
-                  <w:color w:val="595959"/>
-                  <w:sz w:val="14"/>
-                  <w:szCs w:val="14"/>
-                </w:rPr>
-                <w:t xml:space="preserve">English - US curriculum</w:t>
-              </w:r>
-            </w:ins>
-            <w:r>
-              <w:rPr>
-                <w:rFonts w:ascii="Arial" w:cs="Arial" w:eastAsia="Arial" w:hAnsi="Arial"/>
-                <w:color w:val="595959"/>
-                <w:sz w:val="14"/>
-                <w:szCs w:val="14"/>
-              </w:rPr>
-              <w:t xml:space="preserve">)</w:t>
+              <w:t xml:space="preserve">Source: Khan Academy (Kiswahili)</w:t>
             </w:r>
           </w:p>
           <w:p>
@@ -42510,7 +41627,7 @@
               <w:spacing w:after="10" w:before="0"/>
               <w:ind w:left="120"/>
             </w:pPr>
-            <w:hyperlink w:history="1" r:id="rIddr5_cvnab21gsyn6pl5wf">
+            <w:hyperlink w:history="1" r:id="rIdcwmc2jl_ujgojt97vgrao">
               <w:r>
                 <w:rPr>
                   <w:rFonts w:ascii="Arial" w:cs="Arial" w:eastAsia="Arial" w:hAnsi="Arial"/>
@@ -42555,7 +41672,7 @@
             <w:pPr>
               <w:spacing w:after="20" w:before="0"/>
             </w:pPr>
-            <w:hyperlink w:history="1" r:id="rIduqbblw_v_uyzff8mgfgxf">
+            <w:hyperlink w:history="1" r:id="rIdmpib_7svyshary86ogmxl">
               <w:r>
                 <w:rPr>
                   <w:rFonts w:ascii="Arial" w:cs="Arial" w:eastAsia="Arial" w:hAnsi="Arial"/>
@@ -42588,7 +41705,7 @@
               <w:spacing w:after="10" w:before="0"/>
               <w:ind w:left="120"/>
             </w:pPr>
-            <w:hyperlink w:history="1" r:id="rIdfdp6u6edfc6_-vyo9qmmd">
+            <w:hyperlink w:history="1" r:id="rIdjfalueqwksx40lb0jtkkj">
               <w:r>
                 <w:rPr>
                   <w:rFonts w:ascii="Arial" w:cs="Arial" w:eastAsia="Arial" w:hAnsi="Arial"/>
@@ -42633,7 +41750,7 @@
               </w:rPr>
               <w:t xml:space="preserve">The full Driving Question Board — accumulated across all 10 lessons — is displayed. Cards are organised into four colour-coded columns: Predictions (Lesson 1), Questions (Lessons 1–9), Evidence (Lessons 2–9), and Claims (ongoing). Working in pairs, learners receive a printed DQB Summary Sheet listing every card's text. They spend </w:t>
             </w:r>
-            <w:del w:id="9591" w:author="Claude (AI) - proposed" w:date="2026-10-15T12:58:12Z">
+            <w:del w:id="9471" w:author="Claude (AI) - proposed" w:date="2026-10-15T13:01:05Z">
               <w:r>
                 <w:rPr>
                   <w:rFonts w:ascii="Arial" w:cs="Arial" w:eastAsia="Arial" w:hAnsi="Arial"/>
@@ -42648,7 +41765,7 @@
                 <w:delText xml:space="preserve">8</w:delText>
               </w:r>
             </w:del>
-            <w:ins w:id="9592" w:author="Claude (AI) - proposed" w:date="2026-10-15T12:58:12Z">
+            <w:ins w:id="9472" w:author="Claude (AI) - proposed" w:date="2026-10-15T13:01:05Z">
               <w:r>
                 <w:rPr>
                   <w:rFonts w:ascii="Arial" w:cs="Arial" w:eastAsia="Arial" w:hAnsi="Arial"/>
@@ -42709,7 +41826,7 @@
               </w:rPr>
               <w:t xml:space="preserve">Uncover the full DQB (all cards visible). Say: 'This board tells the story of our learning across 10 lessons. Every question you ever asked, every prediction you ever made — it is all here.' Give pairs the DQB Summary Sheet. Say: 'In </w:t>
             </w:r>
-            <w:del w:id="9593" w:author="Claude (AI) - proposed" w:date="2026-10-15T12:58:12Z">
+            <w:del w:id="9473" w:author="Claude (AI) - proposed" w:date="2026-10-15T13:01:05Z">
               <w:r>
                 <w:rPr>
                   <w:rFonts w:ascii="Arial" w:cs="Arial" w:eastAsia="Arial" w:hAnsi="Arial"/>
@@ -42724,7 +41841,7 @@
                 <w:delText xml:space="preserve">8</w:delText>
               </w:r>
             </w:del>
-            <w:ins w:id="9594" w:author="Claude (AI) - proposed" w:date="2026-10-15T12:58:12Z">
+            <w:ins w:id="9474" w:author="Claude (AI) - proposed" w:date="2026-10-15T13:01:05Z">
               <w:r>
                 <w:rPr>
                   <w:rFonts w:ascii="Arial" w:cs="Arial" w:eastAsia="Arial" w:hAnsi="Arial"/>
@@ -42752,7 +41869,7 @@
               </w:rPr>
               <w:t xml:space="preserve"> minutes, stamp every card. Be honest — if something is still unclear to you, mark it with a question mark. That is not failure; that is intellectual honesty.' After </w:t>
             </w:r>
-            <w:del w:id="9595" w:author="Claude (AI) - proposed" w:date="2026-10-15T12:58:12Z">
+            <w:del w:id="9475" w:author="Claude (AI) - proposed" w:date="2026-10-15T13:01:05Z">
               <w:r>
                 <w:rPr>
                   <w:rFonts w:ascii="Arial" w:cs="Arial" w:eastAsia="Arial" w:hAnsi="Arial"/>
@@ -42767,7 +41884,7 @@
                 <w:delText xml:space="preserve">8</w:delText>
               </w:r>
             </w:del>
-            <w:ins w:id="9596" w:author="Claude (AI) - proposed" w:date="2026-10-15T12:58:12Z">
+            <w:ins w:id="9476" w:author="Claude (AI) - proposed" w:date="2026-10-15T13:01:05Z">
               <w:r>
                 <w:rPr>
                   <w:rFonts w:ascii="Arial" w:cs="Arial" w:eastAsia="Arial" w:hAnsi="Arial"/>
@@ -42861,7 +41978,7 @@
               </w:rPr>
               <w:t xml:space="preserve">Observable indicators: (1) Every pair's DQB Summary Sheet is fully stamped — no blank cards. (2) Disagreements between pairs are resolved by citing a specific lesson's evidence (e.g., 'In Lesson </w:t>
             </w:r>
-            <w:del w:id="9597" w:author="Claude (AI) - proposed" w:date="2026-10-15T12:58:12Z">
+            <w:del w:id="9477" w:author="Claude (AI) - proposed" w:date="2026-10-15T13:01:05Z">
               <w:r>
                 <w:rPr>
                   <w:rFonts w:ascii="Arial" w:cs="Arial" w:eastAsia="Arial" w:hAnsi="Arial"/>
@@ -42876,7 +41993,7 @@
                 <w:delText xml:space="preserve">4 we found that</w:delText>
               </w:r>
             </w:del>
-            <w:ins w:id="9598" w:author="Claude (AI) - proposed" w:date="2026-10-15T12:58:12Z">
+            <w:ins w:id="9478" w:author="Claude (AI) - proposed" w:date="2026-10-15T13:01:05Z">
               <w:r>
                 <w:rPr>
                   <w:rFonts w:ascii="Arial" w:cs="Arial" w:eastAsia="Arial" w:hAnsi="Arial"/>
@@ -42904,7 +42021,7 @@
               </w:rPr>
               <w:t xml:space="preserve"> sin 30° = </w:t>
             </w:r>
-            <w:del w:id="9599" w:author="Claude (AI) - proposed" w:date="2026-10-15T12:58:12Z">
+            <w:del w:id="9479" w:author="Claude (AI) - proposed" w:date="2026-10-15T13:01:05Z">
               <w:r>
                 <w:rPr>
                   <w:rFonts w:ascii="Arial" w:cs="Arial" w:eastAsia="Arial" w:hAnsi="Arial"/>
@@ -42919,7 +42036,7 @@
                 <w:delText xml:space="preserve">0.5</w:delText>
               </w:r>
             </w:del>
-            <w:ins w:id="9600" w:author="Claude (AI) - proposed" w:date="2026-10-15T12:58:12Z">
+            <w:ins w:id="9480" w:author="Claude (AI) - proposed" w:date="2026-10-15T13:01:05Z">
               <w:r>
                 <w:rPr>
                   <w:rFonts w:ascii="Arial" w:cs="Arial" w:eastAsia="Arial" w:hAnsi="Arial"/>
@@ -43003,7 +42120,7 @@
             <w:pPr>
               <w:spacing w:after="20" w:before="0"/>
             </w:pPr>
-            <w:hyperlink w:history="1" r:id="rIdj0zmxxzkhvulngkos-jrs">
+            <w:hyperlink w:history="1" r:id="rIdylrszmlvtc_zkid9l8vme">
               <w:r>
                 <w:rPr>
                   <w:rFonts w:ascii="Arial" w:cs="Arial" w:eastAsia="Arial" w:hAnsi="Arial"/>
@@ -43052,7 +42169,7 @@
               <w:spacing w:after="10" w:before="0"/>
               <w:ind w:left="120"/>
             </w:pPr>
-            <w:hyperlink w:history="1" r:id="rIdt40gc7-z63e9sv6ovodot">
+            <w:hyperlink w:history="1" r:id="rId6xxtwai5r6_hm1czu7x_e">
               <w:r>
                 <w:rPr>
                   <w:rFonts w:ascii="Arial" w:cs="Arial" w:eastAsia="Arial" w:hAnsi="Arial"/>
@@ -43097,7 +42214,7 @@
             <w:pPr>
               <w:spacing w:after="20" w:before="0"/>
             </w:pPr>
-            <w:hyperlink w:history="1" r:id="rIdztxu6ocqh4_knfqijqlin">
+            <w:hyperlink w:history="1" r:id="rIddamwaxbxx_dkxidh_qvvf">
               <w:r>
                 <w:rPr>
                   <w:rFonts w:ascii="Arial" w:cs="Arial" w:eastAsia="Arial" w:hAnsi="Arial"/>
@@ -43146,7 +42263,7 @@
               <w:spacing w:after="10" w:before="0"/>
               <w:ind w:left="120"/>
             </w:pPr>
-            <w:hyperlink w:history="1" r:id="rIdlxvrhqgo4z9eisa7aucbe">
+            <w:hyperlink w:history="1" r:id="rIdvgxibkuh5ziosgqf6uwgp">
               <w:r>
                 <w:rPr>
                   <w:rFonts w:ascii="Arial" w:cs="Arial" w:eastAsia="Arial" w:hAnsi="Arial"/>
@@ -43191,7 +42308,7 @@
               </w:rPr>
               <w:t xml:space="preserve">Each learner works individually to produce their Final Annotated Model — a revision and completion of the model they have updated across all 10 lessons. The model must include: (1) A large right-angled triangle labelled with θ, Opposite, Adjacent, Hypotenuse. (2) </w:t>
             </w:r>
-            <w:del w:id="9601" w:author="Claude (AI) - proposed" w:date="2026-10-15T12:58:12Z">
+            <w:del w:id="9481" w:author="Claude (AI) - proposed" w:date="2026-10-15T13:01:05Z">
               <w:r>
                 <w:rPr>
                   <w:rFonts w:ascii="Arial" w:cs="Arial" w:eastAsia="Arial" w:hAnsi="Arial"/>
@@ -43206,7 +42323,7 @@
                 <w:delText xml:space="preserve">All six trigonometric ratios</w:delText>
               </w:r>
             </w:del>
-            <w:ins w:id="9602" w:author="Claude (AI) - proposed" w:date="2026-10-15T12:58:12Z">
+            <w:ins w:id="9482" w:author="Claude (AI) - proposed" w:date="2026-10-15T13:01:05Z">
               <w:r>
                 <w:rPr>
                   <w:rFonts w:ascii="Arial" w:cs="Arial" w:eastAsia="Arial" w:hAnsi="Arial"/>
@@ -43234,7 +42351,7 @@
               </w:rPr>
               <w:t xml:space="preserve"> written as fractions beside the triangle. (3) A special-angles table (0°, 30°, 45°, 60°, 90°) for sin, cos, tan. (4) The complementary identity sin θ = cos(90°−θ) written and illustrated with one example. (5) The original mango-tree data (Achieng: height 1.6 m, shadow 1.2 m; tree shadow 9.0 m; angle 53°) worked through using at least two distinct methods, with answers circled. (6) Three labelled arrows — one pointing to the Kisumu plot, one to the Kericho mast, one to the Wilson Airport glide path — each annotated with the ratio used and why. (7) A 'Final Explanation' box at the bottom answering the driving question in 2–3 sentences. Learners spend </w:t>
             </w:r>
-            <w:del w:id="9603" w:author="Claude (AI) - proposed" w:date="2026-10-15T12:58:12Z">
+            <w:del w:id="9483" w:author="Claude (AI) - proposed" w:date="2026-10-15T13:01:05Z">
               <w:r>
                 <w:rPr>
                   <w:rFonts w:ascii="Arial" w:cs="Arial" w:eastAsia="Arial" w:hAnsi="Arial"/>
@@ -43249,7 +42366,7 @@
                 <w:delText xml:space="preserve">15</w:delText>
               </w:r>
             </w:del>
-            <w:ins w:id="9604" w:author="Claude (AI) - proposed" w:date="2026-10-15T12:58:12Z">
+            <w:ins w:id="9484" w:author="Claude (AI) - proposed" w:date="2026-10-15T13:01:05Z">
               <w:r>
                 <w:rPr>
                   <w:rFonts w:ascii="Arial" w:cs="Arial" w:eastAsia="Arial" w:hAnsi="Arial"/>
@@ -43310,7 +42427,7 @@
               </w:rPr>
               <w:t xml:space="preserve">Distribute blank A3 paper (or learners use their last journal page). Say: 'This is your final model — the most important piece of mathematics you will produce in this unit. It should be something you could show a friend in Mombasa or a farmer in the Rift Valley and use it to explain how trigonometry works in the real world.' Display the seven required components as a checklist on the board. Say: 'You have </w:t>
             </w:r>
-            <w:del w:id="9605" w:author="Claude (AI) - proposed" w:date="2026-10-15T12:58:12Z">
+            <w:del w:id="9485" w:author="Claude (AI) - proposed" w:date="2026-10-15T13:01:05Z">
               <w:r>
                 <w:rPr>
                   <w:rFonts w:ascii="Arial" w:cs="Arial" w:eastAsia="Arial" w:hAnsi="Arial"/>
@@ -43325,7 +42442,7 @@
                 <w:delText xml:space="preserve">15</w:delText>
               </w:r>
             </w:del>
-            <w:ins w:id="9606" w:author="Claude (AI) - proposed" w:date="2026-10-15T12:58:12Z">
+            <w:ins w:id="9486" w:author="Claude (AI) - proposed" w:date="2026-10-15T13:01:05Z">
               <w:r>
                 <w:rPr>
                   <w:rFonts w:ascii="Arial" w:cs="Arial" w:eastAsia="Arial" w:hAnsi="Arial"/>
@@ -43353,7 +42470,7 @@
               </w:rPr>
               <w:t xml:space="preserve"> minutes. Work in silence — this is individual. I will be circulating and I may ask you to explain any part of your model to me verbally.' Circulate every 2 minutes. When you see a learner struggling with the mango-tree calculation, crouch to their level and ask quietly: 'Which sides do you know? Which ratio connects them?' — do not give the answer. When you see a strong model, ask the learner: 'Can you add one more thing that would make this model useful to someone who has never studied trigonometry?' At the </w:t>
             </w:r>
-            <w:del w:id="9607" w:author="Claude (AI) - proposed" w:date="2026-10-15T12:58:12Z">
+            <w:del w:id="9487" w:author="Claude (AI) - proposed" w:date="2026-10-15T13:01:05Z">
               <w:r>
                 <w:rPr>
                   <w:rFonts w:ascii="Arial" w:cs="Arial" w:eastAsia="Arial" w:hAnsi="Arial"/>
@@ -43368,7 +42485,7 @@
                 <w:delText xml:space="preserve">13</w:delText>
               </w:r>
             </w:del>
-            <w:ins w:id="9608" w:author="Claude (AI) - proposed" w:date="2026-10-15T12:58:12Z">
+            <w:ins w:id="9488" w:author="Claude (AI) - proposed" w:date="2026-10-15T13:01:05Z">
               <w:r>
                 <w:rPr>
                   <w:rFonts w:ascii="Arial" w:cs="Arial" w:eastAsia="Arial" w:hAnsi="Arial"/>
@@ -43396,7 +42513,7 @@
               </w:rPr>
               <w:t xml:space="preserve">-minute mark say: 'Two minutes — make sure your Final Explanation box is complete and your mango-tree answers are circled.' At </w:t>
             </w:r>
-            <w:del w:id="9609" w:author="Claude (AI) - proposed" w:date="2026-10-15T12:58:12Z">
+            <w:del w:id="9489" w:author="Claude (AI) - proposed" w:date="2026-10-15T13:01:05Z">
               <w:r>
                 <w:rPr>
                   <w:rFonts w:ascii="Arial" w:cs="Arial" w:eastAsia="Arial" w:hAnsi="Arial"/>
@@ -43411,7 +42528,7 @@
                 <w:delText xml:space="preserve">15</w:delText>
               </w:r>
             </w:del>
-            <w:ins w:id="9610" w:author="Claude (AI) - proposed" w:date="2026-10-15T12:58:12Z">
+            <w:ins w:id="9490" w:author="Claude (AI) - proposed" w:date="2026-10-15T13:01:05Z">
               <w:r>
                 <w:rPr>
                   <w:rFonts w:ascii="Arial" w:cs="Arial" w:eastAsia="Arial" w:hAnsi="Arial"/>
@@ -43439,7 +42556,7 @@
               </w:rPr>
               <w:t xml:space="preserve"> minutes say: 'Pause. Take out your Lesson 1 model sketch. Hold them side by side. On a sticky note, write exactly three differences — be specific and mathematical. Attach it to your final model.' Collect all final models</w:t>
             </w:r>
-            <w:ins w:id="9611" w:author="Claude (AI) - proposed" w:date="2026-10-15T12:58:12Z">
+            <w:ins w:id="9491" w:author="Claude (AI) - proposed" w:date="2026-10-15T13:01:05Z">
               <w:r>
                 <w:rPr>
                   <w:rFonts w:ascii="Arial" w:cs="Arial" w:eastAsia="Arial" w:hAnsi="Arial"/>
@@ -43533,7 +42650,7 @@
               </w:rPr>
               <w:t xml:space="preserve">Observable indicators: (1) The final model contains all seven required components — teacher uses the checklist to score each submission (0–7 points) and returns with written feedback within one lesson. (2) The 'Final Explanation' box uses the words 'ratio', 'right-angled triangle', 'angle', and 'height' in a coherent argument — vague answers ('trigonometry helps us') are flagged for verbal follow-up. (3) The sticky note names three specific mathematical differences (e.g., 'In Lesson 1 I did not know what tan meant; now I know tan θ = opposite/adjacent') — non-specific differences ('I know more now') are returned with the prompt 'Give me the mathematics.' (4) The mango-tree calculation shows at least two correctly labelled methods with matching numerical answers (tree height ≈ 12.0 m from </w:t>
             </w:r>
-            <w:ins w:id="9612" w:author="Claude (AI) - proposed" w:date="2026-10-15T12:58:12Z">
+            <w:ins w:id="9492" w:author="Claude (AI) - proposed" w:date="2026-10-15T13:01:05Z">
               <w:r>
                 <w:rPr>
                   <w:rFonts w:ascii="Arial" w:cs="Arial" w:eastAsia="Arial" w:hAnsi="Arial"/>
@@ -43561,7 +42678,7 @@
               </w:rPr>
               <w:t xml:space="preserve">shadow ratio; ≈ </w:t>
             </w:r>
-            <w:del w:id="9613" w:author="Claude (AI) - proposed" w:date="2026-10-15T12:58:12Z">
+            <w:del w:id="9493" w:author="Claude (AI) - proposed" w:date="2026-10-15T13:01:05Z">
               <w:r>
                 <w:rPr>
                   <w:rFonts w:ascii="Arial" w:cs="Arial" w:eastAsia="Arial" w:hAnsi="Arial"/>
@@ -43576,7 +42693,7 @@
                 <w:delText xml:space="preserve">12.0 m from </w:delText>
               </w:r>
             </w:del>
-            <w:ins w:id="9614" w:author="Claude (AI) - proposed" w:date="2026-10-15T12:58:12Z">
+            <w:ins w:id="9494" w:author="Claude (AI) - proposed" w:date="2026-10-15T13:01:05Z">
               <w:r>
                 <w:rPr>
                   <w:rFonts w:ascii="Arial" w:cs="Arial" w:eastAsia="Arial" w:hAnsi="Arial"/>
@@ -43604,7 +42721,7 @@
               </w:rPr>
               <w:t xml:space="preserve">tan 53°</w:t>
             </w:r>
-            <w:del w:id="9615" w:author="Claude (AI) - proposed" w:date="2026-10-15T12:58:12Z">
+            <w:del w:id="9495" w:author="Claude (AI) - proposed" w:date="2026-10-15T13:01:05Z">
               <w:r>
                 <w:rPr>
                   <w:rFonts w:ascii="Arial" w:cs="Arial" w:eastAsia="Arial" w:hAnsi="Arial"/>
@@ -43619,7 +42736,7 @@
                 <w:delText xml:space="preserve"> × 9.0 m</w:delText>
               </w:r>
             </w:del>
-            <w:ins w:id="9616" w:author="Claude (AI) - proposed" w:date="2026-10-15T12:58:12Z">
+            <w:ins w:id="9496" w:author="Claude (AI) - proposed" w:date="2026-10-15T13:01:05Z">
               <w:r>
                 <w:rPr>
                   <w:rFonts w:ascii="Arial" w:cs="Arial" w:eastAsia="Arial" w:hAnsi="Arial"/>
@@ -43940,7 +43057,7 @@
               </w:rPr>
               <w:t xml:space="preserve">Students learned that trigonometric ratios (sin, cos</w:t>
             </w:r>
-            <w:del w:id="9617" w:author="Claude (AI) - proposed" w:date="2026-10-15T12:58:12Z">
+            <w:del w:id="9497" w:author="Claude (AI) - proposed" w:date="2026-10-15T13:01:05Z">
               <w:r>
                 <w:rPr>
                   <w:rFonts w:ascii="Arial" w:cs="Arial" w:eastAsia="Arial" w:hAnsi="Arial"/>
@@ -43955,7 +43072,7 @@
                 <w:delText xml:space="preserve">, tan and their reciprocals cosec, sec, cot</w:delText>
               </w:r>
             </w:del>
-            <w:ins w:id="9618" w:author="Claude (AI) - proposed" w:date="2026-10-15T12:58:12Z">
+            <w:ins w:id="9498" w:author="Claude (AI) - proposed" w:date="2026-10-15T13:01:05Z">
               <w:r>
                 <w:rPr>
                   <w:rFonts w:ascii="Arial" w:cs="Arial" w:eastAsia="Arial" w:hAnsi="Arial"/>
@@ -44071,7 +43188,7 @@
         </w:rPr>
         <w:t xml:space="preserve">© 2026 SeaVuria and ARES. Aligned with KICD objectives. Developed by SeaVuria; technical implementation by ARES (with AI assistance from Claude). Licensed under </w:t>
       </w:r>
-      <w:hyperlink w:history="1" r:id="rId4dortls-kp01p0mgmctdt">
+      <w:hyperlink w:history="1" r:id="rIdxinfhd-3xngwtmgraf2da">
         <w:r>
           <w:rPr>
             <w:rFonts w:ascii="Arial" w:cs="Arial" w:eastAsia="Arial" w:hAnsi="Arial"/>
@@ -44092,7 +43209,7 @@
         </w:rPr>
         <w:t xml:space="preserve"> (</w:t>
       </w:r>
-      <w:hyperlink w:history="1" r:id="rIdbmveis3a2dbomqpxzhuwc">
+      <w:hyperlink w:history="1" r:id="rId_-usbn-enrck2l1yomuu_">
         <w:r>
           <w:rPr>
             <w:rFonts w:ascii="Arial" w:cs="Arial" w:eastAsia="Arial" w:hAnsi="Arial"/>

--- a/data/revised_2026-10_full/tracked/v2/Maths/SS3.1_Trigonometry_I/Mathematics_Trigonometry_I_CBE_LessonSequence_TRACKED.docx
+++ b/data/revised_2026-10_full/tracked/v2/Maths/SS3.1_Trigonometry_I/Mathematics_Trigonometry_I_CBE_LessonSequence_TRACKED.docx
@@ -427,10 +427,10 @@
               <w:spacing w:after="40" w:before="0"/>
               <w:jc w:val="left"/>
               <w:rPr>
-                <w:ins w:id="9002" w:author="Claude (AI) - proposed" w:date="2026-10-15T13:01:05Z"/>
-              </w:rPr>
-            </w:pPr>
-            <w:ins w:id="9001" w:author="Claude (AI) - proposed" w:date="2026-10-15T13:01:05Z">
+                <w:ins w:id="9002" w:author="Claude (AI) - proposed" w:date="2026-10-18T00:31:21Z"/>
+              </w:rPr>
+            </w:pPr>
+            <w:ins w:id="9001" w:author="Claude (AI) - proposed" w:date="2026-10-18T00:31:21Z">
               <w:r>
                 <w:rPr>
                   <w:rFonts w:ascii="Arial" w:cs="Arial" w:eastAsia="Arial" w:hAnsi="Arial"/>
@@ -452,10 +452,10 @@
               <w:spacing w:after="40" w:before="0"/>
               <w:jc w:val="left"/>
               <w:rPr>
-                <w:del w:id="9004" w:author="Claude (AI) - proposed" w:date="2026-10-15T13:01:05Z"/>
-              </w:rPr>
-            </w:pPr>
-            <w:del w:id="9003" w:author="Claude (AI) - proposed" w:date="2026-10-15T13:01:05Z">
+                <w:del w:id="9004" w:author="Claude (AI) - proposed" w:date="2026-10-18T00:31:21Z"/>
+              </w:rPr>
+            </w:pPr>
+            <w:del w:id="9003" w:author="Claude (AI) - proposed" w:date="2026-10-18T00:31:21Z">
               <w:r>
                 <w:rPr>
                   <w:rFonts w:ascii="Arial" w:cs="Arial" w:eastAsia="Arial" w:hAnsi="Arial"/>
@@ -525,10 +525,10 @@
               <w:ind w:left="360" w:hanging="180"/>
               <w:jc w:val="left"/>
               <w:rPr>
-                <w:del w:id="9006" w:author="Claude (AI) - proposed" w:date="2026-10-15T13:01:05Z"/>
-              </w:rPr>
-            </w:pPr>
-            <w:del w:id="9005" w:author="Claude (AI) - proposed" w:date="2026-10-15T13:01:05Z">
+                <w:del w:id="9006" w:author="Claude (AI) - proposed" w:date="2026-10-18T00:31:21Z"/>
+              </w:rPr>
+            </w:pPr>
+            <w:del w:id="9005" w:author="Claude (AI) - proposed" w:date="2026-10-18T00:31:21Z">
               <w:r>
                 <w:rPr>
                   <w:rFonts w:ascii="Arial" w:cs="Arial" w:eastAsia="Arial" w:hAnsi="Arial"/>
@@ -550,10 +550,10 @@
               <w:ind w:left="360" w:hanging="180"/>
               <w:jc w:val="left"/>
               <w:rPr>
-                <w:del w:id="9008" w:author="Claude (AI) - proposed" w:date="2026-10-15T13:01:05Z"/>
-              </w:rPr>
-            </w:pPr>
-            <w:del w:id="9007" w:author="Claude (AI) - proposed" w:date="2026-10-15T13:01:05Z">
+                <w:del w:id="9008" w:author="Claude (AI) - proposed" w:date="2026-10-18T00:31:21Z"/>
+              </w:rPr>
+            </w:pPr>
+            <w:del w:id="9007" w:author="Claude (AI) - proposed" w:date="2026-10-18T00:31:21Z">
               <w:r>
                 <w:rPr>
                   <w:rFonts w:ascii="Arial" w:cs="Arial" w:eastAsia="Arial" w:hAnsi="Arial"/>
@@ -575,10 +575,10 @@
               <w:ind w:left="360" w:hanging="180"/>
               <w:jc w:val="left"/>
               <w:rPr>
-                <w:del w:id="9010" w:author="Claude (AI) - proposed" w:date="2026-10-15T13:01:05Z"/>
-              </w:rPr>
-            </w:pPr>
-            <w:del w:id="9009" w:author="Claude (AI) - proposed" w:date="2026-10-15T13:01:05Z">
+                <w:del w:id="9010" w:author="Claude (AI) - proposed" w:date="2026-10-18T00:31:21Z"/>
+              </w:rPr>
+            </w:pPr>
+            <w:del w:id="9009" w:author="Claude (AI) - proposed" w:date="2026-10-18T00:31:21Z">
               <w:r>
                 <w:rPr>
                   <w:rFonts w:ascii="Arial" w:cs="Arial" w:eastAsia="Arial" w:hAnsi="Arial"/>
@@ -600,10 +600,10 @@
               <w:ind w:left="360" w:hanging="180"/>
               <w:jc w:val="left"/>
               <w:rPr>
-                <w:del w:id="9012" w:author="Claude (AI) - proposed" w:date="2026-10-15T13:01:05Z"/>
-              </w:rPr>
-            </w:pPr>
-            <w:del w:id="9011" w:author="Claude (AI) - proposed" w:date="2026-10-15T13:01:05Z">
+                <w:del w:id="9012" w:author="Claude (AI) - proposed" w:date="2026-10-18T00:31:21Z"/>
+              </w:rPr>
+            </w:pPr>
+            <w:del w:id="9011" w:author="Claude (AI) - proposed" w:date="2026-10-18T00:31:21Z">
               <w:r>
                 <w:rPr>
                   <w:rFonts w:ascii="Arial" w:cs="Arial" w:eastAsia="Arial" w:hAnsi="Arial"/>
@@ -625,10 +625,10 @@
               <w:ind w:left="360" w:hanging="180"/>
               <w:jc w:val="left"/>
               <w:rPr>
-                <w:del w:id="9014" w:author="Claude (AI) - proposed" w:date="2026-10-15T13:01:05Z"/>
-              </w:rPr>
-            </w:pPr>
-            <w:del w:id="9013" w:author="Claude (AI) - proposed" w:date="2026-10-15T13:01:05Z">
+                <w:del w:id="9014" w:author="Claude (AI) - proposed" w:date="2026-10-18T00:31:21Z"/>
+              </w:rPr>
+            </w:pPr>
+            <w:del w:id="9013" w:author="Claude (AI) - proposed" w:date="2026-10-18T00:31:21Z">
               <w:r>
                 <w:rPr>
                   <w:rFonts w:ascii="Arial" w:cs="Arial" w:eastAsia="Arial" w:hAnsi="Arial"/>
@@ -650,10 +650,10 @@
               <w:ind w:left="360" w:hanging="180"/>
               <w:jc w:val="left"/>
               <w:rPr>
-                <w:del w:id="9016" w:author="Claude (AI) - proposed" w:date="2026-10-15T13:01:05Z"/>
-              </w:rPr>
-            </w:pPr>
-            <w:del w:id="9015" w:author="Claude (AI) - proposed" w:date="2026-10-15T13:01:05Z">
+                <w:del w:id="9016" w:author="Claude (AI) - proposed" w:date="2026-10-18T00:31:21Z"/>
+              </w:rPr>
+            </w:pPr>
+            <w:del w:id="9015" w:author="Claude (AI) - proposed" w:date="2026-10-18T00:31:21Z">
               <w:r>
                 <w:rPr>
                   <w:rFonts w:ascii="Arial" w:cs="Arial" w:eastAsia="Arial" w:hAnsi="Arial"/>
@@ -688,7 +688,7 @@
               </w:rPr>
               <w:t xml:space="preserve">–  Trigonometric ratios of </w:t>
             </w:r>
-            <w:del w:id="9017" w:author="Claude (AI) - proposed" w:date="2026-10-15T13:01:05Z">
+            <w:del w:id="9017" w:author="Claude (AI) - proposed" w:date="2026-10-18T00:31:21Z">
               <w:r>
                 <w:rPr>
                   <w:rFonts w:ascii="Arial" w:cs="Arial" w:eastAsia="Arial" w:hAnsi="Arial"/>
@@ -703,7 +703,7 @@
                 <w:delText xml:space="preserve">complementary angles (sin θ = cos(90° − θ))</w:delText>
               </w:r>
             </w:del>
-            <w:ins w:id="9018" w:author="Claude (AI) - proposed" w:date="2026-10-15T13:01:05Z">
+            <w:ins w:id="9018" w:author="Claude (AI) - proposed" w:date="2026-10-18T00:31:21Z">
               <w:r>
                 <w:rPr>
                   <w:rFonts w:ascii="Arial" w:cs="Arial" w:eastAsia="Arial" w:hAnsi="Arial"/>
@@ -725,10 +725,10 @@
               <w:ind w:left="360" w:hanging="180"/>
               <w:jc w:val="left"/>
               <w:rPr>
-                <w:ins w:id="9020" w:author="Claude (AI) - proposed" w:date="2026-10-15T13:01:05Z"/>
-              </w:rPr>
-            </w:pPr>
-            <w:ins w:id="9019" w:author="Claude (AI) - proposed" w:date="2026-10-15T13:01:05Z">
+                <w:ins w:id="9020" w:author="Claude (AI) - proposed" w:date="2026-10-18T00:31:21Z"/>
+              </w:rPr>
+            </w:pPr>
+            <w:ins w:id="9019" w:author="Claude (AI) - proposed" w:date="2026-10-18T00:31:21Z">
               <w:r>
                 <w:rPr>
                   <w:rFonts w:ascii="Arial" w:cs="Arial" w:eastAsia="Arial" w:hAnsi="Arial"/>
@@ -750,10 +750,10 @@
               <w:ind w:left="360" w:hanging="180"/>
               <w:jc w:val="left"/>
               <w:rPr>
-                <w:ins w:id="9022" w:author="Claude (AI) - proposed" w:date="2026-10-15T13:01:05Z"/>
-              </w:rPr>
-            </w:pPr>
-            <w:ins w:id="9021" w:author="Claude (AI) - proposed" w:date="2026-10-15T13:01:05Z">
+                <w:ins w:id="9022" w:author="Claude (AI) - proposed" w:date="2026-10-18T00:31:21Z"/>
+              </w:rPr>
+            </w:pPr>
+            <w:ins w:id="9021" w:author="Claude (AI) - proposed" w:date="2026-10-18T00:31:21Z">
               <w:r>
                 <w:rPr>
                   <w:rFonts w:ascii="Arial" w:cs="Arial" w:eastAsia="Arial" w:hAnsi="Arial"/>
@@ -775,10 +775,10 @@
               <w:ind w:left="360" w:hanging="180"/>
               <w:jc w:val="left"/>
               <w:rPr>
-                <w:del w:id="9024" w:author="Claude (AI) - proposed" w:date="2026-10-15T13:01:05Z"/>
-              </w:rPr>
-            </w:pPr>
-            <w:del w:id="9023" w:author="Claude (AI) - proposed" w:date="2026-10-15T13:01:05Z">
+                <w:del w:id="9024" w:author="Claude (AI) - proposed" w:date="2026-10-18T00:31:21Z"/>
+              </w:rPr>
+            </w:pPr>
+            <w:del w:id="9023" w:author="Claude (AI) - proposed" w:date="2026-10-18T00:31:21Z">
               <w:r>
                 <w:rPr>
                   <w:rFonts w:ascii="Arial" w:cs="Arial" w:eastAsia="Arial" w:hAnsi="Arial"/>
@@ -800,10 +800,10 @@
               <w:ind w:left="360" w:hanging="180"/>
               <w:jc w:val="left"/>
               <w:rPr>
-                <w:del w:id="9026" w:author="Claude (AI) - proposed" w:date="2026-10-15T13:01:05Z"/>
-              </w:rPr>
-            </w:pPr>
-            <w:del w:id="9025" w:author="Claude (AI) - proposed" w:date="2026-10-15T13:01:05Z">
+                <w:del w:id="9026" w:author="Claude (AI) - proposed" w:date="2026-10-18T00:31:21Z"/>
+              </w:rPr>
+            </w:pPr>
+            <w:del w:id="9025" w:author="Claude (AI) - proposed" w:date="2026-10-18T00:31:21Z">
               <w:r>
                 <w:rPr>
                   <w:rFonts w:ascii="Arial" w:cs="Arial" w:eastAsia="Arial" w:hAnsi="Arial"/>
@@ -825,7 +825,7 @@
               <w:ind w:left="360" w:hanging="180"/>
               <w:jc w:val="left"/>
             </w:pPr>
-            <w:del w:id="9027" w:author="Claude (AI) - proposed" w:date="2026-10-15T13:01:05Z">
+            <w:del w:id="9027" w:author="Claude (AI) - proposed" w:date="2026-10-18T00:31:21Z">
               <w:r>
                 <w:rPr>
                   <w:rFonts w:ascii="Arial" w:cs="Arial" w:eastAsia="Arial" w:hAnsi="Arial"/>
@@ -840,7 +840,7 @@
                 <w:delText xml:space="preserve">–  Application of trigonometry in real-life situations (heights, distances, surveying)</w:delText>
               </w:r>
             </w:del>
-            <w:ins w:id="9028" w:author="Claude (AI) - proposed" w:date="2026-10-15T13:01:05Z">
+            <w:ins w:id="9028" w:author="Claude (AI) - proposed" w:date="2026-10-18T00:31:21Z">
               <w:r>
                 <w:rPr>
                   <w:rFonts w:ascii="Arial" w:cs="Arial" w:eastAsia="Arial" w:hAnsi="Arial"/>
@@ -923,7 +923,7 @@
               </w:rPr>
               <w:t xml:space="preserve">By the end of the sub</w:t>
             </w:r>
-            <w:del w:id="9029" w:author="Claude (AI) - proposed" w:date="2026-10-15T13:01:05Z">
+            <w:del w:id="9029" w:author="Claude (AI) - proposed" w:date="2026-10-18T00:31:21Z">
               <w:r>
                 <w:rPr>
                   <w:rFonts w:ascii="Arial" w:cs="Arial" w:eastAsia="Arial" w:hAnsi="Arial"/>
@@ -938,7 +938,7 @@
                 <w:delText xml:space="preserve">-</w:delText>
               </w:r>
             </w:del>
-            <w:ins w:id="9030" w:author="Claude (AI) - proposed" w:date="2026-10-15T13:01:05Z">
+            <w:ins w:id="9030" w:author="Claude (AI) - proposed" w:date="2026-10-18T00:31:21Z">
               <w:r>
                 <w:rPr>
                   <w:rFonts w:ascii="Arial" w:cs="Arial" w:eastAsia="Arial" w:hAnsi="Arial"/>
@@ -973,10 +973,10 @@
               <w:spacing w:after="40" w:before="0"/>
               <w:jc w:val="left"/>
               <w:rPr>
-                <w:del w:id="9032" w:author="Claude (AI) - proposed" w:date="2026-10-15T13:01:05Z"/>
-              </w:rPr>
-            </w:pPr>
-            <w:del w:id="9031" w:author="Claude (AI) - proposed" w:date="2026-10-15T13:01:05Z">
+                <w:del w:id="9032" w:author="Claude (AI) - proposed" w:date="2026-10-18T00:31:21Z"/>
+              </w:rPr>
+            </w:pPr>
+            <w:del w:id="9031" w:author="Claude (AI) - proposed" w:date="2026-10-18T00:31:21Z">
               <w:r>
                 <w:rPr>
                   <w:rFonts w:ascii="Arial" w:cs="Arial" w:eastAsia="Arial" w:hAnsi="Arial"/>
@@ -998,7 +998,7 @@
               <w:spacing w:after="40" w:before="0"/>
               <w:jc w:val="left"/>
             </w:pPr>
-            <w:del w:id="9033" w:author="Claude (AI) - proposed" w:date="2026-10-15T13:01:05Z">
+            <w:del w:id="9033" w:author="Claude (AI) - proposed" w:date="2026-10-18T00:31:21Z">
               <w:r>
                 <w:rPr>
                   <w:rFonts w:ascii="Arial" w:cs="Arial" w:eastAsia="Arial" w:hAnsi="Arial"/>
@@ -1013,7 +1013,7 @@
                 <w:delText xml:space="preserve">b</w:delText>
               </w:r>
             </w:del>
-            <w:ins w:id="9034" w:author="Claude (AI) - proposed" w:date="2026-10-15T13:01:05Z">
+            <w:ins w:id="9034" w:author="Claude (AI) - proposed" w:date="2026-10-18T00:31:21Z">
               <w:r>
                 <w:rPr>
                   <w:rFonts w:ascii="Arial" w:cs="Arial" w:eastAsia="Arial" w:hAnsi="Arial"/>
@@ -1041,7 +1041,7 @@
               </w:rPr>
               <w:t xml:space="preserve">) determine trigonometric ratios of acute angles </w:t>
             </w:r>
-            <w:del w:id="9035" w:author="Claude (AI) - proposed" w:date="2026-10-15T13:01:05Z">
+            <w:del w:id="9035" w:author="Claude (AI) - proposed" w:date="2026-10-18T00:31:21Z">
               <w:r>
                 <w:rPr>
                   <w:rFonts w:ascii="Arial" w:cs="Arial" w:eastAsia="Arial" w:hAnsi="Arial"/>
@@ -1056,7 +1056,7 @@
                 <w:delText xml:space="preserve">using mathematical tables</w:delText>
               </w:r>
             </w:del>
-            <w:ins w:id="9036" w:author="Claude (AI) - proposed" w:date="2026-10-15T13:01:05Z">
+            <w:ins w:id="9036" w:author="Claude (AI) - proposed" w:date="2026-10-18T00:31:21Z">
               <w:r>
                 <w:rPr>
                   <w:rFonts w:ascii="Arial" w:cs="Arial" w:eastAsia="Arial" w:hAnsi="Arial"/>
@@ -1091,10 +1091,10 @@
               <w:spacing w:after="40" w:before="0"/>
               <w:jc w:val="left"/>
               <w:rPr>
-                <w:ins w:id="9038" w:author="Claude (AI) - proposed" w:date="2026-10-15T13:01:05Z"/>
-              </w:rPr>
-            </w:pPr>
-            <w:ins w:id="9037" w:author="Claude (AI) - proposed" w:date="2026-10-15T13:01:05Z">
+                <w:ins w:id="9038" w:author="Claude (AI) - proposed" w:date="2026-10-18T00:31:21Z"/>
+              </w:rPr>
+            </w:pPr>
+            <w:ins w:id="9037" w:author="Claude (AI) - proposed" w:date="2026-10-18T00:31:21Z">
               <w:r>
                 <w:rPr>
                   <w:rFonts w:ascii="Arial" w:cs="Arial" w:eastAsia="Arial" w:hAnsi="Arial"/>
@@ -1116,10 +1116,10 @@
               <w:spacing w:after="40" w:before="0"/>
               <w:jc w:val="left"/>
               <w:rPr>
-                <w:del w:id="9040" w:author="Claude (AI) - proposed" w:date="2026-10-15T13:01:05Z"/>
-              </w:rPr>
-            </w:pPr>
-            <w:del w:id="9039" w:author="Claude (AI) - proposed" w:date="2026-10-15T13:01:05Z">
+                <w:del w:id="9040" w:author="Claude (AI) - proposed" w:date="2026-10-18T00:31:21Z"/>
+              </w:rPr>
+            </w:pPr>
+            <w:del w:id="9039" w:author="Claude (AI) - proposed" w:date="2026-10-18T00:31:21Z">
               <w:r>
                 <w:rPr>
                   <w:rFonts w:ascii="Arial" w:cs="Arial" w:eastAsia="Arial" w:hAnsi="Arial"/>
@@ -1141,7 +1141,7 @@
               <w:spacing w:after="40" w:before="0"/>
               <w:jc w:val="left"/>
             </w:pPr>
-            <w:del w:id="9041" w:author="Claude (AI) - proposed" w:date="2026-10-15T13:01:05Z">
+            <w:del w:id="9041" w:author="Claude (AI) - proposed" w:date="2026-10-18T00:31:21Z">
               <w:r>
                 <w:rPr>
                   <w:rFonts w:ascii="Arial" w:cs="Arial" w:eastAsia="Arial" w:hAnsi="Arial"/>
@@ -1156,7 +1156,7 @@
                 <w:delText xml:space="preserve">d) establish the relationship between</w:delText>
               </w:r>
             </w:del>
-            <w:ins w:id="9042" w:author="Claude (AI) - proposed" w:date="2026-10-15T13:01:05Z">
+            <w:ins w:id="9042" w:author="Claude (AI) - proposed" w:date="2026-10-18T00:31:21Z">
               <w:r>
                 <w:rPr>
                   <w:rFonts w:ascii="Arial" w:cs="Arial" w:eastAsia="Arial" w:hAnsi="Arial"/>
@@ -1184,7 +1184,7 @@
               </w:rPr>
               <w:t xml:space="preserve"> sine, cosine and tangent of acute angles</w:t>
             </w:r>
-            <w:del w:id="9043" w:author="Claude (AI) - proposed" w:date="2026-10-15T13:01:05Z">
+            <w:del w:id="9043" w:author="Claude (AI) - proposed" w:date="2026-10-18T00:31:21Z">
               <w:r>
                 <w:rPr>
                   <w:rFonts w:ascii="Arial" w:cs="Arial" w:eastAsia="Arial" w:hAnsi="Arial"/>
@@ -1219,10 +1219,10 @@
               <w:spacing w:after="40" w:before="0"/>
               <w:jc w:val="left"/>
               <w:rPr>
-                <w:del w:id="9045" w:author="Claude (AI) - proposed" w:date="2026-10-15T13:01:05Z"/>
-              </w:rPr>
-            </w:pPr>
-            <w:del w:id="9044" w:author="Claude (AI) - proposed" w:date="2026-10-15T13:01:05Z">
+                <w:del w:id="9045" w:author="Claude (AI) - proposed" w:date="2026-10-18T00:31:21Z"/>
+              </w:rPr>
+            </w:pPr>
+            <w:del w:id="9044" w:author="Claude (AI) - proposed" w:date="2026-10-18T00:31:21Z">
               <w:r>
                 <w:rPr>
                   <w:rFonts w:ascii="Arial" w:cs="Arial" w:eastAsia="Arial" w:hAnsi="Arial"/>
@@ -1244,7 +1244,7 @@
               <w:spacing w:after="40" w:before="0"/>
               <w:jc w:val="left"/>
             </w:pPr>
-            <w:del w:id="9046" w:author="Claude (AI) - proposed" w:date="2026-10-15T13:01:05Z">
+            <w:del w:id="9046" w:author="Claude (AI) - proposed" w:date="2026-10-18T00:31:21Z">
               <w:r>
                 <w:rPr>
                   <w:rFonts w:ascii="Arial" w:cs="Arial" w:eastAsia="Arial" w:hAnsi="Arial"/>
@@ -1259,7 +1259,7 @@
                 <w:delText xml:space="preserve">f) derive and recall exact trigonometric ratios for special angles (0°,</w:delText>
               </w:r>
             </w:del>
-            <w:ins w:id="9047" w:author="Claude (AI) - proposed" w:date="2026-10-15T13:01:05Z">
+            <w:ins w:id="9047" w:author="Claude (AI) - proposed" w:date="2026-10-18T00:31:21Z">
               <w:r>
                 <w:rPr>
                   <w:rFonts w:ascii="Arial" w:cs="Arial" w:eastAsia="Arial" w:hAnsi="Arial"/>
@@ -1287,7 +1287,7 @@
               </w:rPr>
               <w:t xml:space="preserve"> 30°, 45°, 60°</w:t>
             </w:r>
-            <w:del w:id="9048" w:author="Claude (AI) - proposed" w:date="2026-10-15T13:01:05Z">
+            <w:del w:id="9048" w:author="Claude (AI) - proposed" w:date="2026-10-18T00:31:21Z">
               <w:r>
                 <w:rPr>
                   <w:rFonts w:ascii="Arial" w:cs="Arial" w:eastAsia="Arial" w:hAnsi="Arial"/>
@@ -1302,7 +1302,7 @@
                 <w:delText xml:space="preserve">, 90°)</w:delText>
               </w:r>
             </w:del>
-            <w:ins w:id="9049" w:author="Claude (AI) - proposed" w:date="2026-10-15T13:01:05Z">
+            <w:ins w:id="9049" w:author="Claude (AI) - proposed" w:date="2026-10-18T00:31:21Z">
               <w:r>
                 <w:rPr>
                   <w:rFonts w:ascii="Arial" w:cs="Arial" w:eastAsia="Arial" w:hAnsi="Arial"/>
@@ -1337,10 +1337,10 @@
               <w:spacing w:after="40" w:before="0"/>
               <w:jc w:val="left"/>
               <w:rPr>
-                <w:del w:id="9051" w:author="Claude (AI) - proposed" w:date="2026-10-15T13:01:05Z"/>
-              </w:rPr>
-            </w:pPr>
-            <w:del w:id="9050" w:author="Claude (AI) - proposed" w:date="2026-10-15T13:01:05Z">
+                <w:del w:id="9051" w:author="Claude (AI) - proposed" w:date="2026-10-18T00:31:21Z"/>
+              </w:rPr>
+            </w:pPr>
+            <w:del w:id="9050" w:author="Claude (AI) - proposed" w:date="2026-10-18T00:31:21Z">
               <w:r>
                 <w:rPr>
                   <w:rFonts w:ascii="Arial" w:cs="Arial" w:eastAsia="Arial" w:hAnsi="Arial"/>
@@ -1362,7 +1362,7 @@
               <w:spacing w:after="40" w:before="0"/>
               <w:jc w:val="left"/>
             </w:pPr>
-            <w:del w:id="9052" w:author="Claude (AI) - proposed" w:date="2026-10-15T13:01:05Z">
+            <w:del w:id="9052" w:author="Claude (AI) - proposed" w:date="2026-10-18T00:31:21Z">
               <w:r>
                 <w:rPr>
                   <w:rFonts w:ascii="Arial" w:cs="Arial" w:eastAsia="Arial" w:hAnsi="Arial"/>
@@ -1377,7 +1377,7 @@
                 <w:delText xml:space="preserve">h</w:delText>
               </w:r>
             </w:del>
-            <w:ins w:id="9053" w:author="Claude (AI) - proposed" w:date="2026-10-15T13:01:05Z">
+            <w:ins w:id="9053" w:author="Claude (AI) - proposed" w:date="2026-10-18T00:31:21Z">
               <w:r>
                 <w:rPr>
                   <w:rFonts w:ascii="Arial" w:cs="Arial" w:eastAsia="Arial" w:hAnsi="Arial"/>
@@ -1405,7 +1405,7 @@
               </w:rPr>
               <w:t xml:space="preserve">) apply trigonometric ratios to </w:t>
             </w:r>
-            <w:del w:id="9054" w:author="Claude (AI) - proposed" w:date="2026-10-15T13:01:05Z">
+            <w:del w:id="9054" w:author="Claude (AI) - proposed" w:date="2026-10-18T00:31:21Z">
               <w:r>
                 <w:rPr>
                   <w:rFonts w:ascii="Arial" w:cs="Arial" w:eastAsia="Arial" w:hAnsi="Arial"/>
@@ -1420,7 +1420,7 @@
                 <w:delText xml:space="preserve">solve problems involving heights and distances in real-life Kenyan contexts</w:delText>
               </w:r>
             </w:del>
-            <w:ins w:id="9055" w:author="Claude (AI) - proposed" w:date="2026-10-15T13:01:05Z">
+            <w:ins w:id="9055" w:author="Claude (AI) - proposed" w:date="2026-10-18T00:31:21Z">
               <w:r>
                 <w:rPr>
                   <w:rFonts w:ascii="Arial" w:cs="Arial" w:eastAsia="Arial" w:hAnsi="Arial"/>
@@ -1455,10 +1455,10 @@
               <w:spacing w:after="40" w:before="0"/>
               <w:jc w:val="left"/>
               <w:rPr>
-                <w:ins w:id="9057" w:author="Claude (AI) - proposed" w:date="2026-10-15T13:01:05Z"/>
-              </w:rPr>
-            </w:pPr>
-            <w:ins w:id="9056" w:author="Claude (AI) - proposed" w:date="2026-10-15T13:01:05Z">
+                <w:ins w:id="9057" w:author="Claude (AI) - proposed" w:date="2026-10-18T00:31:21Z"/>
+              </w:rPr>
+            </w:pPr>
+            <w:ins w:id="9056" w:author="Claude (AI) - proposed" w:date="2026-10-18T00:31:21Z">
               <w:r>
                 <w:rPr>
                   <w:rFonts w:ascii="Arial" w:cs="Arial" w:eastAsia="Arial" w:hAnsi="Arial"/>
@@ -1480,10 +1480,10 @@
               <w:spacing w:after="40" w:before="0"/>
               <w:jc w:val="left"/>
               <w:rPr>
-                <w:ins w:id="9059" w:author="Claude (AI) - proposed" w:date="2026-10-15T13:01:05Z"/>
-              </w:rPr>
-            </w:pPr>
-            <w:ins w:id="9058" w:author="Claude (AI) - proposed" w:date="2026-10-15T13:01:05Z">
+                <w:ins w:id="9059" w:author="Claude (AI) - proposed" w:date="2026-10-18T00:31:21Z"/>
+              </w:rPr>
+            </w:pPr>
+            <w:ins w:id="9058" w:author="Claude (AI) - proposed" w:date="2026-10-18T00:31:21Z">
               <w:r>
                 <w:rPr>
                   <w:rFonts w:ascii="Arial" w:cs="Arial" w:eastAsia="Arial" w:hAnsi="Arial"/>
@@ -1505,10 +1505,10 @@
               <w:spacing w:after="40" w:before="0"/>
               <w:jc w:val="left"/>
               <w:rPr>
-                <w:ins w:id="9061" w:author="Claude (AI) - proposed" w:date="2026-10-15T13:01:05Z"/>
-              </w:rPr>
-            </w:pPr>
-            <w:ins w:id="9060" w:author="Claude (AI) - proposed" w:date="2026-10-15T13:01:05Z">
+                <w:ins w:id="9061" w:author="Claude (AI) - proposed" w:date="2026-10-18T00:31:21Z"/>
+              </w:rPr>
+            </w:pPr>
+            <w:ins w:id="9060" w:author="Claude (AI) - proposed" w:date="2026-10-18T00:31:21Z">
               <w:r>
                 <w:rPr>
                   <w:rFonts w:ascii="Arial" w:cs="Arial" w:eastAsia="Arial" w:hAnsi="Arial"/>
@@ -1530,10 +1530,10 @@
               <w:spacing w:after="40" w:before="0"/>
               <w:jc w:val="left"/>
               <w:rPr>
-                <w:del w:id="9063" w:author="Claude (AI) - proposed" w:date="2026-10-15T13:01:05Z"/>
-              </w:rPr>
-            </w:pPr>
-            <w:del w:id="9062" w:author="Claude (AI) - proposed" w:date="2026-10-15T13:01:05Z">
+                <w:del w:id="9063" w:author="Claude (AI) - proposed" w:date="2026-10-18T00:31:21Z"/>
+              </w:rPr>
+            </w:pPr>
+            <w:del w:id="9062" w:author="Claude (AI) - proposed" w:date="2026-10-18T00:31:21Z">
               <w:r>
                 <w:rPr>
                   <w:rFonts w:ascii="Arial" w:cs="Arial" w:eastAsia="Arial" w:hAnsi="Arial"/>
@@ -1603,10 +1603,10 @@
               <w:ind w:left="360" w:hanging="180"/>
               <w:jc w:val="left"/>
               <w:rPr>
-                <w:ins w:id="9065" w:author="Claude (AI) - proposed" w:date="2026-10-15T13:01:05Z"/>
-              </w:rPr>
-            </w:pPr>
-            <w:ins w:id="9064" w:author="Claude (AI) - proposed" w:date="2026-10-15T13:01:05Z">
+                <w:ins w:id="9065" w:author="Claude (AI) - proposed" w:date="2026-10-18T00:31:21Z"/>
+              </w:rPr>
+            </w:pPr>
+            <w:ins w:id="9064" w:author="Claude (AI) - proposed" w:date="2026-10-18T00:31:21Z">
               <w:r>
                 <w:rPr>
                   <w:rFonts w:ascii="Arial" w:cs="Arial" w:eastAsia="Arial" w:hAnsi="Arial"/>
@@ -1628,10 +1628,10 @@
               <w:ind w:left="360" w:hanging="180"/>
               <w:jc w:val="left"/>
               <w:rPr>
-                <w:ins w:id="9067" w:author="Claude (AI) - proposed" w:date="2026-10-15T13:01:05Z"/>
-              </w:rPr>
-            </w:pPr>
-            <w:ins w:id="9066" w:author="Claude (AI) - proposed" w:date="2026-10-15T13:01:05Z">
+                <w:ins w:id="9067" w:author="Claude (AI) - proposed" w:date="2026-10-18T00:31:21Z"/>
+              </w:rPr>
+            </w:pPr>
+            <w:ins w:id="9066" w:author="Claude (AI) - proposed" w:date="2026-10-18T00:31:21Z">
               <w:r>
                 <w:rPr>
                   <w:rFonts w:ascii="Arial" w:cs="Arial" w:eastAsia="Arial" w:hAnsi="Arial"/>
@@ -1653,10 +1653,10 @@
               <w:ind w:left="360" w:hanging="180"/>
               <w:jc w:val="left"/>
               <w:rPr>
-                <w:ins w:id="9069" w:author="Claude (AI) - proposed" w:date="2026-10-15T13:01:05Z"/>
-              </w:rPr>
-            </w:pPr>
-            <w:ins w:id="9068" w:author="Claude (AI) - proposed" w:date="2026-10-15T13:01:05Z">
+                <w:ins w:id="9069" w:author="Claude (AI) - proposed" w:date="2026-10-18T00:31:21Z"/>
+              </w:rPr>
+            </w:pPr>
+            <w:ins w:id="9068" w:author="Claude (AI) - proposed" w:date="2026-10-18T00:31:21Z">
               <w:r>
                 <w:rPr>
                   <w:rFonts w:ascii="Arial" w:cs="Arial" w:eastAsia="Arial" w:hAnsi="Arial"/>
@@ -1678,10 +1678,10 @@
               <w:spacing w:after="40" w:before="0"/>
               <w:jc w:val="left"/>
               <w:rPr>
-                <w:ins w:id="9071" w:author="Claude (AI) - proposed" w:date="2026-10-15T13:01:05Z"/>
-              </w:rPr>
-            </w:pPr>
-            <w:ins w:id="9070" w:author="Claude (AI) - proposed" w:date="2026-10-15T13:01:05Z">
+                <w:ins w:id="9071" w:author="Claude (AI) - proposed" w:date="2026-10-18T00:31:21Z"/>
+              </w:rPr>
+            </w:pPr>
+            <w:ins w:id="9070" w:author="Claude (AI) - proposed" w:date="2026-10-18T00:31:21Z">
               <w:r>
                 <w:rPr>
                   <w:rFonts w:ascii="Arial" w:cs="Arial" w:eastAsia="Arial" w:hAnsi="Arial"/>
@@ -1703,10 +1703,10 @@
               <w:ind w:left="360" w:hanging="180"/>
               <w:jc w:val="left"/>
               <w:rPr>
-                <w:del w:id="9073" w:author="Claude (AI) - proposed" w:date="2026-10-15T13:01:05Z"/>
-              </w:rPr>
-            </w:pPr>
-            <w:del w:id="9072" w:author="Claude (AI) - proposed" w:date="2026-10-15T13:01:05Z">
+                <w:del w:id="9073" w:author="Claude (AI) - proposed" w:date="2026-10-18T00:31:21Z"/>
+              </w:rPr>
+            </w:pPr>
+            <w:del w:id="9072" w:author="Claude (AI) - proposed" w:date="2026-10-18T00:31:21Z">
               <w:r>
                 <w:rPr>
                   <w:rFonts w:ascii="Arial" w:cs="Arial" w:eastAsia="Arial" w:hAnsi="Arial"/>
@@ -1728,10 +1728,10 @@
               <w:ind w:left="360" w:hanging="180"/>
               <w:jc w:val="left"/>
               <w:rPr>
-                <w:del w:id="9075" w:author="Claude (AI) - proposed" w:date="2026-10-15T13:01:05Z"/>
-              </w:rPr>
-            </w:pPr>
-            <w:del w:id="9074" w:author="Claude (AI) - proposed" w:date="2026-10-15T13:01:05Z">
+                <w:del w:id="9075" w:author="Claude (AI) - proposed" w:date="2026-10-18T00:31:21Z"/>
+              </w:rPr>
+            </w:pPr>
+            <w:del w:id="9074" w:author="Claude (AI) - proposed" w:date="2026-10-18T00:31:21Z">
               <w:r>
                 <w:rPr>
                   <w:rFonts w:ascii="Arial" w:cs="Arial" w:eastAsia="Arial" w:hAnsi="Arial"/>
@@ -1753,10 +1753,10 @@
               <w:ind w:left="360" w:hanging="180"/>
               <w:jc w:val="left"/>
               <w:rPr>
-                <w:del w:id="9077" w:author="Claude (AI) - proposed" w:date="2026-10-15T13:01:05Z"/>
-              </w:rPr>
-            </w:pPr>
-            <w:del w:id="9076" w:author="Claude (AI) - proposed" w:date="2026-10-15T13:01:05Z">
+                <w:del w:id="9077" w:author="Claude (AI) - proposed" w:date="2026-10-18T00:31:21Z"/>
+              </w:rPr>
+            </w:pPr>
+            <w:del w:id="9076" w:author="Claude (AI) - proposed" w:date="2026-10-18T00:31:21Z">
               <w:r>
                 <w:rPr>
                   <w:rFonts w:ascii="Arial" w:cs="Arial" w:eastAsia="Arial" w:hAnsi="Arial"/>
@@ -1778,10 +1778,10 @@
               <w:ind w:left="360" w:hanging="180"/>
               <w:jc w:val="left"/>
               <w:rPr>
-                <w:del w:id="9079" w:author="Claude (AI) - proposed" w:date="2026-10-15T13:01:05Z"/>
-              </w:rPr>
-            </w:pPr>
-            <w:del w:id="9078" w:author="Claude (AI) - proposed" w:date="2026-10-15T13:01:05Z">
+                <w:del w:id="9079" w:author="Claude (AI) - proposed" w:date="2026-10-18T00:31:21Z"/>
+              </w:rPr>
+            </w:pPr>
+            <w:del w:id="9078" w:author="Claude (AI) - proposed" w:date="2026-10-18T00:31:21Z">
               <w:r>
                 <w:rPr>
                   <w:rFonts w:ascii="Arial" w:cs="Arial" w:eastAsia="Arial" w:hAnsi="Arial"/>
@@ -1803,10 +1803,10 @@
               <w:ind w:left="360" w:hanging="180"/>
               <w:jc w:val="left"/>
               <w:rPr>
-                <w:del w:id="9081" w:author="Claude (AI) - proposed" w:date="2026-10-15T13:01:05Z"/>
-              </w:rPr>
-            </w:pPr>
-            <w:del w:id="9080" w:author="Claude (AI) - proposed" w:date="2026-10-15T13:01:05Z">
+                <w:del w:id="9081" w:author="Claude (AI) - proposed" w:date="2026-10-18T00:31:21Z"/>
+              </w:rPr>
+            </w:pPr>
+            <w:del w:id="9080" w:author="Claude (AI) - proposed" w:date="2026-10-18T00:31:21Z">
               <w:r>
                 <w:rPr>
                   <w:rFonts w:ascii="Arial" w:cs="Arial" w:eastAsia="Arial" w:hAnsi="Arial"/>
@@ -1876,10 +1876,10 @@
               <w:ind w:left="360" w:hanging="180"/>
               <w:jc w:val="left"/>
               <w:rPr>
-                <w:ins w:id="9083" w:author="Claude (AI) - proposed" w:date="2026-10-15T13:01:05Z"/>
-              </w:rPr>
-            </w:pPr>
-            <w:ins w:id="9082" w:author="Claude (AI) - proposed" w:date="2026-10-15T13:01:05Z">
+                <w:ins w:id="9083" w:author="Claude (AI) - proposed" w:date="2026-10-18T00:31:21Z"/>
+              </w:rPr>
+            </w:pPr>
+            <w:ins w:id="9082" w:author="Claude (AI) - proposed" w:date="2026-10-18T00:31:21Z">
               <w:r>
                 <w:rPr>
                   <w:rFonts w:ascii="Arial" w:cs="Arial" w:eastAsia="Arial" w:hAnsi="Arial"/>
@@ -1901,10 +1901,10 @@
               <w:ind w:left="360" w:hanging="180"/>
               <w:jc w:val="left"/>
               <w:rPr>
-                <w:ins w:id="9085" w:author="Claude (AI) - proposed" w:date="2026-10-15T13:01:05Z"/>
-              </w:rPr>
-            </w:pPr>
-            <w:ins w:id="9084" w:author="Claude (AI) - proposed" w:date="2026-10-15T13:01:05Z">
+                <w:ins w:id="9085" w:author="Claude (AI) - proposed" w:date="2026-10-18T00:31:21Z"/>
+              </w:rPr>
+            </w:pPr>
+            <w:ins w:id="9084" w:author="Claude (AI) - proposed" w:date="2026-10-18T00:31:21Z">
               <w:r>
                 <w:rPr>
                   <w:rFonts w:ascii="Arial" w:cs="Arial" w:eastAsia="Arial" w:hAnsi="Arial"/>
@@ -1926,10 +1926,10 @@
               <w:spacing w:after="40" w:before="0"/>
               <w:jc w:val="left"/>
               <w:rPr>
-                <w:ins w:id="9087" w:author="Claude (AI) - proposed" w:date="2026-10-15T13:01:05Z"/>
-              </w:rPr>
-            </w:pPr>
-            <w:ins w:id="9086" w:author="Claude (AI) - proposed" w:date="2026-10-15T13:01:05Z">
+                <w:ins w:id="9087" w:author="Claude (AI) - proposed" w:date="2026-10-18T00:31:21Z"/>
+              </w:rPr>
+            </w:pPr>
+            <w:ins w:id="9086" w:author="Claude (AI) - proposed" w:date="2026-10-18T00:31:21Z">
               <w:r>
                 <w:rPr>
                   <w:rFonts w:ascii="Arial" w:cs="Arial" w:eastAsia="Arial" w:hAnsi="Arial"/>
@@ -1951,10 +1951,10 @@
               <w:ind w:left="360" w:hanging="180"/>
               <w:jc w:val="left"/>
               <w:rPr>
-                <w:del w:id="9089" w:author="Claude (AI) - proposed" w:date="2026-10-15T13:01:05Z"/>
-              </w:rPr>
-            </w:pPr>
-            <w:del w:id="9088" w:author="Claude (AI) - proposed" w:date="2026-10-15T13:01:05Z">
+                <w:del w:id="9089" w:author="Claude (AI) - proposed" w:date="2026-10-18T00:31:21Z"/>
+              </w:rPr>
+            </w:pPr>
+            <w:del w:id="9088" w:author="Claude (AI) - proposed" w:date="2026-10-18T00:31:21Z">
               <w:r>
                 <w:rPr>
                   <w:rFonts w:ascii="Arial" w:cs="Arial" w:eastAsia="Arial" w:hAnsi="Arial"/>
@@ -1976,10 +1976,10 @@
               <w:ind w:left="360" w:hanging="180"/>
               <w:jc w:val="left"/>
               <w:rPr>
-                <w:del w:id="9091" w:author="Claude (AI) - proposed" w:date="2026-10-15T13:01:05Z"/>
-              </w:rPr>
-            </w:pPr>
-            <w:del w:id="9090" w:author="Claude (AI) - proposed" w:date="2026-10-15T13:01:05Z">
+                <w:del w:id="9091" w:author="Claude (AI) - proposed" w:date="2026-10-18T00:31:21Z"/>
+              </w:rPr>
+            </w:pPr>
+            <w:del w:id="9090" w:author="Claude (AI) - proposed" w:date="2026-10-18T00:31:21Z">
               <w:r>
                 <w:rPr>
                   <w:rFonts w:ascii="Arial" w:cs="Arial" w:eastAsia="Arial" w:hAnsi="Arial"/>
@@ -2001,10 +2001,10 @@
               <w:ind w:left="360" w:hanging="180"/>
               <w:jc w:val="left"/>
               <w:rPr>
-                <w:del w:id="9093" w:author="Claude (AI) - proposed" w:date="2026-10-15T13:01:05Z"/>
-              </w:rPr>
-            </w:pPr>
-            <w:del w:id="9092" w:author="Claude (AI) - proposed" w:date="2026-10-15T13:01:05Z">
+                <w:del w:id="9093" w:author="Claude (AI) - proposed" w:date="2026-10-18T00:31:21Z"/>
+              </w:rPr>
+            </w:pPr>
+            <w:del w:id="9092" w:author="Claude (AI) - proposed" w:date="2026-10-18T00:31:21Z">
               <w:r>
                 <w:rPr>
                   <w:rFonts w:ascii="Arial" w:cs="Arial" w:eastAsia="Arial" w:hAnsi="Arial"/>
@@ -2026,10 +2026,10 @@
               <w:ind w:left="360" w:hanging="180"/>
               <w:jc w:val="left"/>
               <w:rPr>
-                <w:del w:id="9095" w:author="Claude (AI) - proposed" w:date="2026-10-15T13:01:05Z"/>
-              </w:rPr>
-            </w:pPr>
-            <w:del w:id="9094" w:author="Claude (AI) - proposed" w:date="2026-10-15T13:01:05Z">
+                <w:del w:id="9095" w:author="Claude (AI) - proposed" w:date="2026-10-18T00:31:21Z"/>
+              </w:rPr>
+            </w:pPr>
+            <w:del w:id="9094" w:author="Claude (AI) - proposed" w:date="2026-10-18T00:31:21Z">
               <w:r>
                 <w:rPr>
                   <w:rFonts w:ascii="Arial" w:cs="Arial" w:eastAsia="Arial" w:hAnsi="Arial"/>
@@ -2051,10 +2051,10 @@
               <w:ind w:left="360" w:hanging="180"/>
               <w:jc w:val="left"/>
               <w:rPr>
-                <w:del w:id="9097" w:author="Claude (AI) - proposed" w:date="2026-10-15T13:01:05Z"/>
-              </w:rPr>
-            </w:pPr>
-            <w:del w:id="9096" w:author="Claude (AI) - proposed" w:date="2026-10-15T13:01:05Z">
+                <w:del w:id="9097" w:author="Claude (AI) - proposed" w:date="2026-10-18T00:31:21Z"/>
+              </w:rPr>
+            </w:pPr>
+            <w:del w:id="9096" w:author="Claude (AI) - proposed" w:date="2026-10-18T00:31:21Z">
               <w:r>
                 <w:rPr>
                   <w:rFonts w:ascii="Arial" w:cs="Arial" w:eastAsia="Arial" w:hAnsi="Arial"/>
@@ -2272,10 +2272,10 @@
               <w:ind w:left="360" w:hanging="180"/>
               <w:jc w:val="left"/>
               <w:rPr>
-                <w:ins w:id="9099" w:author="Claude (AI) - proposed" w:date="2026-10-15T13:01:05Z"/>
-              </w:rPr>
-            </w:pPr>
-            <w:ins w:id="9098" w:author="Claude (AI) - proposed" w:date="2026-10-15T13:01:05Z">
+                <w:ins w:id="9099" w:author="Claude (AI) - proposed" w:date="2026-10-18T00:31:21Z"/>
+              </w:rPr>
+            </w:pPr>
+            <w:ins w:id="9098" w:author="Claude (AI) - proposed" w:date="2026-10-18T00:31:21Z">
               <w:r>
                 <w:rPr>
                   <w:rFonts w:ascii="Arial" w:cs="Arial" w:eastAsia="Arial" w:hAnsi="Arial"/>
@@ -2297,10 +2297,10 @@
               <w:ind w:left="360" w:hanging="180"/>
               <w:jc w:val="left"/>
               <w:rPr>
-                <w:ins w:id="9101" w:author="Claude (AI) - proposed" w:date="2026-10-15T13:01:05Z"/>
-              </w:rPr>
-            </w:pPr>
-            <w:ins w:id="9100" w:author="Claude (AI) - proposed" w:date="2026-10-15T13:01:05Z">
+                <w:ins w:id="9101" w:author="Claude (AI) - proposed" w:date="2026-10-18T00:31:21Z"/>
+              </w:rPr>
+            </w:pPr>
+            <w:ins w:id="9100" w:author="Claude (AI) - proposed" w:date="2026-10-18T00:31:21Z">
               <w:r>
                 <w:rPr>
                   <w:rFonts w:ascii="Arial" w:cs="Arial" w:eastAsia="Arial" w:hAnsi="Arial"/>
@@ -2322,10 +2322,10 @@
               <w:ind w:left="360" w:hanging="180"/>
               <w:jc w:val="left"/>
               <w:rPr>
-                <w:del w:id="9103" w:author="Claude (AI) - proposed" w:date="2026-10-15T13:01:05Z"/>
-              </w:rPr>
-            </w:pPr>
-            <w:del w:id="9102" w:author="Claude (AI) - proposed" w:date="2026-10-15T13:01:05Z">
+                <w:del w:id="9103" w:author="Claude (AI) - proposed" w:date="2026-10-18T00:31:21Z"/>
+              </w:rPr>
+            </w:pPr>
+            <w:del w:id="9102" w:author="Claude (AI) - proposed" w:date="2026-10-18T00:31:21Z">
               <w:r>
                 <w:rPr>
                   <w:rFonts w:ascii="Arial" w:cs="Arial" w:eastAsia="Arial" w:hAnsi="Arial"/>
@@ -2347,10 +2347,10 @@
               <w:ind w:left="360" w:hanging="180"/>
               <w:jc w:val="left"/>
               <w:rPr>
-                <w:del w:id="9105" w:author="Claude (AI) - proposed" w:date="2026-10-15T13:01:05Z"/>
-              </w:rPr>
-            </w:pPr>
-            <w:del w:id="9104" w:author="Claude (AI) - proposed" w:date="2026-10-15T13:01:05Z">
+                <w:del w:id="9105" w:author="Claude (AI) - proposed" w:date="2026-10-18T00:31:21Z"/>
+              </w:rPr>
+            </w:pPr>
+            <w:del w:id="9104" w:author="Claude (AI) - proposed" w:date="2026-10-18T00:31:21Z">
               <w:r>
                 <w:rPr>
                   <w:rFonts w:ascii="Arial" w:cs="Arial" w:eastAsia="Arial" w:hAnsi="Arial"/>
@@ -2372,10 +2372,10 @@
               <w:ind w:left="360" w:hanging="180"/>
               <w:jc w:val="left"/>
               <w:rPr>
-                <w:del w:id="9107" w:author="Claude (AI) - proposed" w:date="2026-10-15T13:01:05Z"/>
-              </w:rPr>
-            </w:pPr>
-            <w:del w:id="9106" w:author="Claude (AI) - proposed" w:date="2026-10-15T13:01:05Z">
+                <w:del w:id="9107" w:author="Claude (AI) - proposed" w:date="2026-10-18T00:31:21Z"/>
+              </w:rPr>
+            </w:pPr>
+            <w:del w:id="9106" w:author="Claude (AI) - proposed" w:date="2026-10-18T00:31:21Z">
               <w:r>
                 <w:rPr>
                   <w:rFonts w:ascii="Arial" w:cs="Arial" w:eastAsia="Arial" w:hAnsi="Arial"/>
@@ -2397,10 +2397,10 @@
               <w:ind w:left="360" w:hanging="180"/>
               <w:jc w:val="left"/>
               <w:rPr>
-                <w:del w:id="9109" w:author="Claude (AI) - proposed" w:date="2026-10-15T13:01:05Z"/>
-              </w:rPr>
-            </w:pPr>
-            <w:del w:id="9108" w:author="Claude (AI) - proposed" w:date="2026-10-15T13:01:05Z">
+                <w:del w:id="9109" w:author="Claude (AI) - proposed" w:date="2026-10-18T00:31:21Z"/>
+              </w:rPr>
+            </w:pPr>
+            <w:del w:id="9108" w:author="Claude (AI) - proposed" w:date="2026-10-18T00:31:21Z">
               <w:r>
                 <w:rPr>
                   <w:rFonts w:ascii="Arial" w:cs="Arial" w:eastAsia="Arial" w:hAnsi="Arial"/>
@@ -2766,10 +2766,10 @@
               <w:spacing w:after="40" w:before="0"/>
               <w:jc w:val="left"/>
               <w:rPr>
-                <w:ins w:id="9111" w:author="Claude (AI) - proposed" w:date="2026-10-15T13:01:05Z"/>
-              </w:rPr>
-            </w:pPr>
-            <w:ins w:id="9110" w:author="Claude (AI) - proposed" w:date="2026-10-15T13:01:05Z">
+                <w:ins w:id="9111" w:author="Claude (AI) - proposed" w:date="2026-10-18T00:31:21Z"/>
+              </w:rPr>
+            </w:pPr>
+            <w:ins w:id="9110" w:author="Claude (AI) - proposed" w:date="2026-10-18T00:31:21Z">
               <w:r>
                 <w:rPr>
                   <w:rFonts w:ascii="Arial" w:cs="Arial" w:eastAsia="Arial" w:hAnsi="Arial"/>
@@ -2791,7 +2791,7 @@
               <w:spacing w:after="40" w:before="0"/>
               <w:jc w:val="left"/>
             </w:pPr>
-            <w:del w:id="9112" w:author="Claude (AI) - proposed" w:date="2026-10-15T13:01:05Z">
+            <w:del w:id="9112" w:author="Claude (AI) - proposed" w:date="2026-10-18T00:31:21Z">
               <w:r>
                 <w:rPr>
                   <w:rFonts w:ascii="Arial" w:cs="Arial" w:eastAsia="Arial" w:hAnsi="Arial"/>
@@ -2806,7 +2806,7 @@
                 <w:delText xml:space="preserve">1</w:delText>
               </w:r>
             </w:del>
-            <w:ins w:id="9113" w:author="Claude (AI) - proposed" w:date="2026-10-15T13:01:05Z">
+            <w:ins w:id="9113" w:author="Claude (AI) - proposed" w:date="2026-10-18T00:31:21Z">
               <w:r>
                 <w:rPr>
                   <w:rFonts w:ascii="Arial" w:cs="Arial" w:eastAsia="Arial" w:hAnsi="Arial"/>
@@ -2834,7 +2834,7 @@
               </w:rPr>
               <w:t xml:space="preserve">. How do we </w:t>
             </w:r>
-            <w:del w:id="9114" w:author="Claude (AI) - proposed" w:date="2026-10-15T13:01:05Z">
+            <w:del w:id="9114" w:author="Claude (AI) - proposed" w:date="2026-10-18T00:31:21Z">
               <w:r>
                 <w:rPr>
                   <w:rFonts w:ascii="Arial" w:cs="Arial" w:eastAsia="Arial" w:hAnsi="Arial"/>
@@ -2849,7 +2849,7 @@
                 <w:delText xml:space="preserve">apply trigonometric ratios in day-to-day activities</w:delText>
               </w:r>
             </w:del>
-            <w:ins w:id="9115" w:author="Claude (AI) - proposed" w:date="2026-10-15T13:01:05Z">
+            <w:ins w:id="9115" w:author="Claude (AI) - proposed" w:date="2026-10-18T00:31:21Z">
               <w:r>
                 <w:rPr>
                   <w:rFonts w:ascii="Arial" w:cs="Arial" w:eastAsia="Arial" w:hAnsi="Arial"/>
@@ -2884,10 +2884,10 @@
               <w:spacing w:after="40" w:before="0"/>
               <w:jc w:val="left"/>
               <w:rPr>
-                <w:del w:id="9117" w:author="Claude (AI) - proposed" w:date="2026-10-15T13:01:05Z"/>
-              </w:rPr>
-            </w:pPr>
-            <w:del w:id="9116" w:author="Claude (AI) - proposed" w:date="2026-10-15T13:01:05Z">
+                <w:del w:id="9117" w:author="Claude (AI) - proposed" w:date="2026-10-18T00:31:21Z"/>
+              </w:rPr>
+            </w:pPr>
+            <w:del w:id="9116" w:author="Claude (AI) - proposed" w:date="2026-10-18T00:31:21Z">
               <w:r>
                 <w:rPr>
                   <w:rFonts w:ascii="Arial" w:cs="Arial" w:eastAsia="Arial" w:hAnsi="Arial"/>
@@ -3158,7 +3158,7 @@
               </w:rPr>
               <w:t xml:space="preserve">Lesson 3 — Cosine of an Acute Angle: Guided reading on cosine of an acute angle. Learners read cosine values from tables, compare with sine values, and begin noticing a complementary pattern. Pairs solve </w:t>
             </w:r>
-            <w:del w:id="9118" w:author="Claude (AI) - proposed" w:date="2026-10-15T13:01:05Z">
+            <w:del w:id="9118" w:author="Claude (AI) - proposed" w:date="2026-10-18T00:31:21Z">
               <w:r>
                 <w:rPr>
                   <w:rFonts w:ascii="Arial" w:cs="Arial" w:eastAsia="Arial" w:hAnsi="Arial"/>
@@ -3173,7 +3173,7 @@
                 <w:delText xml:space="preserve">five structured problems</w:delText>
               </w:r>
             </w:del>
-            <w:ins w:id="9119" w:author="Claude (AI) - proposed" w:date="2026-10-15T13:01:05Z">
+            <w:ins w:id="9119" w:author="Claude (AI) - proposed" w:date="2026-10-18T00:31:21Z">
               <w:r>
                 <w:rPr>
                   <w:rFonts w:ascii="Arial" w:cs="Arial" w:eastAsia="Arial" w:hAnsi="Arial"/>
@@ -3731,7 +3731,7 @@
         </w:rPr>
         <w:t xml:space="preserve">© 2026 SeaVuria and ARES. This work is licensed under a </w:t>
       </w:r>
-      <w:hyperlink w:history="1" r:id="rIdmrcgke7rsmes7fq8orlhi">
+      <w:hyperlink w:history="1" r:id="rId1swkhnqdd-dhahbhfdude">
         <w:r>
           <w:rPr>
             <w:rFonts w:ascii="Arial" w:cs="Arial" w:eastAsia="Arial" w:hAnsi="Arial"/>
@@ -3751,7 +3751,7 @@
         </w:rPr>
         <w:t xml:space="preserve"> (</w:t>
       </w:r>
-      <w:hyperlink w:history="1" r:id="rIdxj0sjt-jgu3yvtkqyiatj">
+      <w:hyperlink w:history="1" r:id="rId2sy7i6d1t03xzbe0hxlz8">
         <w:r>
           <w:rPr>
             <w:rFonts w:ascii="Arial" w:cs="Arial" w:eastAsia="Arial" w:hAnsi="Arial"/>
@@ -3771,7 +3771,7 @@
         </w:rPr>
         <w:t xml:space="preserve">). To view a copy of this license, visit </w:t>
       </w:r>
-      <w:hyperlink w:history="1" r:id="rIdw5fnm-xh0sw_57squnjtf">
+      <w:hyperlink w:history="1" r:id="rId0s_2fy_m34uj9lq5qb9wo">
         <w:r>
           <w:rPr>
             <w:rFonts w:ascii="Arial" w:cs="Arial" w:eastAsia="Arial" w:hAnsi="Arial"/>
@@ -4278,10 +4278,10 @@
               <w:spacing w:after="40" w:before="0"/>
               <w:jc w:val="left"/>
               <w:rPr>
-                <w:ins w:id="9121" w:author="Claude (AI) - proposed" w:date="2026-10-15T13:01:05Z"/>
-              </w:rPr>
-            </w:pPr>
-            <w:ins w:id="9120" w:author="Claude (AI) - proposed" w:date="2026-10-15T13:01:05Z">
+                <w:ins w:id="9121" w:author="Claude (AI) - proposed" w:date="2026-10-18T00:31:21Z"/>
+              </w:rPr>
+            </w:pPr>
+            <w:ins w:id="9120" w:author="Claude (AI) - proposed" w:date="2026-10-18T00:31:21Z">
               <w:r>
                 <w:rPr>
                   <w:rFonts w:ascii="Arial" w:cs="Arial" w:eastAsia="Arial" w:hAnsi="Arial"/>
@@ -4303,10 +4303,10 @@
               <w:spacing w:after="40" w:before="0"/>
               <w:jc w:val="left"/>
               <w:rPr>
-                <w:del w:id="9123" w:author="Claude (AI) - proposed" w:date="2026-10-15T13:01:05Z"/>
-              </w:rPr>
-            </w:pPr>
-            <w:del w:id="9122" w:author="Claude (AI) - proposed" w:date="2026-10-15T13:01:05Z">
+                <w:del w:id="9123" w:author="Claude (AI) - proposed" w:date="2026-10-18T00:31:21Z"/>
+              </w:rPr>
+            </w:pPr>
+            <w:del w:id="9122" w:author="Claude (AI) - proposed" w:date="2026-10-18T00:31:21Z">
               <w:r>
                 <w:rPr>
                   <w:rFonts w:ascii="Arial" w:cs="Arial" w:eastAsia="Arial" w:hAnsi="Arial"/>
@@ -4552,7 +4552,7 @@
               </w:rPr>
               <w:t xml:space="preserve">The teacher presents the mango-tree shadow scenario set in Kisumu: a student of height 1.6 m casts a 1.2 m shadow while a nearby mango tree casts a 9.0 m shadow, and a classmate measures the sun-ray angle as approximately 53 degrees using a homemade clinometer. Learners first predict in groups how an angle measured with a protractor could reveal the height of a real tree, posting sticky-note predictions on the newly opened Driving Question Board. Groups then draw three right-angled triangles of different sizes but sharing one chosen acute angle, measure all three sides, and compute the three side ratios, discovering the ratios are constant across all triangle sizes. The teacher formally names these ratios sine, cosine, and tangent and connects them back to the phenomenon, leaving the full calculation for Lesson 4.</w:t>
             </w:r>
-            <w:ins w:id="9124" w:author="Claude (AI) - proposed" w:date="2026-10-15T13:01:05Z">
+            <w:ins w:id="9124" w:author="Claude (AI) - proposed" w:date="2026-10-18T00:31:21Z">
               <w:r>
                 <w:rPr>
                   <w:rFonts w:ascii="Arial" w:cs="Arial" w:eastAsia="Arial" w:hAnsi="Arial"/>
@@ -4855,7 +4855,7 @@
             <w:pPr>
               <w:spacing w:after="20" w:before="0"/>
             </w:pPr>
-            <w:hyperlink w:history="1" r:id="rIdz1fzphjwzaetoiuwuofrr">
+            <w:hyperlink w:history="1" r:id="rIdg5no7aa5bdct_4t0w3ju5">
               <w:r>
                 <w:rPr>
                   <w:rFonts w:ascii="Arial" w:cs="Arial" w:eastAsia="Arial" w:hAnsi="Arial"/>
@@ -4888,7 +4888,7 @@
               <w:spacing w:after="10" w:before="0"/>
               <w:ind w:left="120"/>
             </w:pPr>
-            <w:hyperlink w:history="1" r:id="rIdhvlfqx9bxfdalmlv1_tgu">
+            <w:hyperlink w:history="1" r:id="rIdlqj78y18ts-iaoh4criw3">
               <w:r>
                 <w:rPr>
                   <w:rFonts w:ascii="Arial" w:cs="Arial" w:eastAsia="Arial" w:hAnsi="Arial"/>
@@ -4933,7 +4933,7 @@
             <w:pPr>
               <w:spacing w:after="20" w:before="0"/>
             </w:pPr>
-            <w:hyperlink w:history="1" r:id="rIdepds1urkpou2v_zeqduow">
+            <w:hyperlink w:history="1" r:id="rId16de4llfncunnvacwnu9u">
               <w:r>
                 <w:rPr>
                   <w:rFonts w:ascii="Arial" w:cs="Arial" w:eastAsia="Arial" w:hAnsi="Arial"/>
@@ -4966,7 +4966,7 @@
               <w:spacing w:after="10" w:before="0"/>
               <w:ind w:left="120"/>
             </w:pPr>
-            <w:hyperlink w:history="1" r:id="rIdxtte7iyafau-nkpuun96h">
+            <w:hyperlink w:history="1" r:id="rId42w7ikb4yjdnmnish69dx">
               <w:r>
                 <w:rPr>
                   <w:rFonts w:ascii="Arial" w:cs="Arial" w:eastAsia="Arial" w:hAnsi="Arial"/>
@@ -5166,7 +5166,7 @@
             <w:pPr>
               <w:spacing w:after="20" w:before="0"/>
             </w:pPr>
-            <w:hyperlink w:history="1" r:id="rId8rj62oil1hmmvtosl0ke0">
+            <w:hyperlink w:history="1" r:id="rIdotexhipmdbfjykyrqylcw">
               <w:r>
                 <w:rPr>
                   <w:rFonts w:ascii="Arial" w:cs="Arial" w:eastAsia="Arial" w:hAnsi="Arial"/>
@@ -5199,7 +5199,7 @@
               <w:spacing w:after="10" w:before="0"/>
               <w:ind w:left="120"/>
             </w:pPr>
-            <w:hyperlink w:history="1" r:id="rIdxl9anoibkho-cgd3ulgll">
+            <w:hyperlink w:history="1" r:id="rIdoumnxfp7ftn1mwen_vlhi">
               <w:r>
                 <w:rPr>
                   <w:rFonts w:ascii="Arial" w:cs="Arial" w:eastAsia="Arial" w:hAnsi="Arial"/>
@@ -5244,7 +5244,7 @@
             <w:pPr>
               <w:spacing w:after="20" w:before="0"/>
             </w:pPr>
-            <w:hyperlink w:history="1" r:id="rIdvh6n-etpczqyixkumh9lp">
+            <w:hyperlink w:history="1" r:id="rIdsqne7younvwdw5vbgfxf1">
               <w:r>
                 <w:rPr>
                   <w:rFonts w:ascii="Arial" w:cs="Arial" w:eastAsia="Arial" w:hAnsi="Arial"/>
@@ -5277,7 +5277,7 @@
               <w:spacing w:after="10" w:before="0"/>
               <w:ind w:left="120"/>
             </w:pPr>
-            <w:hyperlink w:history="1" r:id="rId0bc3ojniku2k1-u8tj2ec">
+            <w:hyperlink w:history="1" r:id="rId8nsmcgjx6nddl22m-dj8n">
               <w:r>
                 <w:rPr>
                   <w:rFonts w:ascii="Arial" w:cs="Arial" w:eastAsia="Arial" w:hAnsi="Arial"/>
@@ -5355,7 +5355,7 @@
               </w:rPr>
               <w:t xml:space="preserve">Teacher models drawing one triangle on the board, narrating each step: I am placing my protractor at the bottom-left corner and marking 40 degrees. I draw my base along the bottom. At the right end of the base I draw a perpendicular line going straight up — that is my opposite side. Then I connect the top of that line back to my starting point — that is my hypotenuse. Teacher labels the sides clearly. Teacher then says: Now it is your turn. You choose your angle. </w:t>
             </w:r>
-            <w:del w:id="9125" w:author="Claude (AI) - proposed" w:date="2026-10-15T13:01:05Z">
+            <w:del w:id="9125" w:author="Claude (AI) - proposed" w:date="2026-10-18T00:31:21Z">
               <w:r>
                 <w:rPr>
                   <w:rFonts w:ascii="Arial" w:cs="Arial" w:eastAsia="Arial" w:hAnsi="Arial"/>
@@ -5370,7 +5370,7 @@
                 <w:delText xml:space="preserve">Draw all three</w:delText>
               </w:r>
             </w:del>
-            <w:ins w:id="9126" w:author="Claude (AI) - proposed" w:date="2026-10-15T13:01:05Z">
+            <w:ins w:id="9126" w:author="Claude (AI) - proposed" w:date="2026-10-18T00:31:21Z">
               <w:r>
                 <w:rPr>
                   <w:rFonts w:ascii="Arial" w:cs="Arial" w:eastAsia="Arial" w:hAnsi="Arial"/>
@@ -5398,7 +5398,7 @@
               </w:rPr>
               <w:t xml:space="preserve"> triangles on the same sheet </w:t>
             </w:r>
-            <w:del w:id="9127" w:author="Claude (AI) - proposed" w:date="2026-10-15T13:01:05Z">
+            <w:del w:id="9127" w:author="Claude (AI) - proposed" w:date="2026-10-18T00:31:21Z">
               <w:r>
                 <w:rPr>
                   <w:rFonts w:ascii="Arial" w:cs="Arial" w:eastAsia="Arial" w:hAnsi="Arial"/>
@@ -5413,7 +5413,7 @@
                 <w:delText xml:space="preserve">of paper</w:delText>
               </w:r>
             </w:del>
-            <w:ins w:id="9128" w:author="Claude (AI) - proposed" w:date="2026-10-15T13:01:05Z">
+            <w:ins w:id="9128" w:author="Claude (AI) - proposed" w:date="2026-10-18T00:31:21Z">
               <w:r>
                 <w:rPr>
                   <w:rFonts w:ascii="Arial" w:cs="Arial" w:eastAsia="Arial" w:hAnsi="Arial"/>
@@ -5441,7 +5441,7 @@
               </w:rPr>
               <w:t xml:space="preserve">. Measure every side carefully. Record your values in the table. You have </w:t>
             </w:r>
-            <w:del w:id="9129" w:author="Claude (AI) - proposed" w:date="2026-10-15T13:01:05Z">
+            <w:del w:id="9129" w:author="Claude (AI) - proposed" w:date="2026-10-18T00:31:21Z">
               <w:r>
                 <w:rPr>
                   <w:rFonts w:ascii="Arial" w:cs="Arial" w:eastAsia="Arial" w:hAnsi="Arial"/>
@@ -5456,7 +5456,7 @@
                 <w:delText xml:space="preserve">seven</w:delText>
               </w:r>
             </w:del>
-            <w:ins w:id="9130" w:author="Claude (AI) - proposed" w:date="2026-10-15T13:01:05Z">
+            <w:ins w:id="9130" w:author="Claude (AI) - proposed" w:date="2026-10-18T00:31:21Z">
               <w:r>
                 <w:rPr>
                   <w:rFonts w:ascii="Arial" w:cs="Arial" w:eastAsia="Arial" w:hAnsi="Arial"/>
@@ -5484,7 +5484,7 @@
               </w:rPr>
               <w:t xml:space="preserve"> minutes. [WAIT TIME: </w:t>
             </w:r>
-            <w:del w:id="9131" w:author="Claude (AI) - proposed" w:date="2026-10-15T13:01:05Z">
+            <w:del w:id="9131" w:author="Claude (AI) - proposed" w:date="2026-10-18T00:31:21Z">
               <w:r>
                 <w:rPr>
                   <w:rFonts w:ascii="Arial" w:cs="Arial" w:eastAsia="Arial" w:hAnsi="Arial"/>
@@ -5499,7 +5499,7 @@
                 <w:delText xml:space="preserve">7</w:delText>
               </w:r>
             </w:del>
-            <w:ins w:id="9132" w:author="Claude (AI) - proposed" w:date="2026-10-15T13:01:05Z">
+            <w:ins w:id="9132" w:author="Claude (AI) - proposed" w:date="2026-10-18T00:31:21Z">
               <w:r>
                 <w:rPr>
                   <w:rFonts w:ascii="Arial" w:cs="Arial" w:eastAsia="Arial" w:hAnsi="Arial"/>
@@ -5527,7 +5527,7 @@
               </w:rPr>
               <w:t xml:space="preserve"> minutes — teacher circulates, checking that triangles genuinely share the same angle and that labelling is correct. Teacher corrects protractor misuse quietly at individual groups without whole-class interruption.] If a group finishes early, teacher prompts: Look at your three triangles. Do you notice anything interesting about the measurements?</w:t>
             </w:r>
-            <w:ins w:id="9133" w:author="Claude (AI) - proposed" w:date="2026-10-15T13:01:05Z">
+            <w:ins w:id="9133" w:author="Claude (AI) - proposed" w:date="2026-10-18T00:31:21Z">
               <w:r>
                 <w:rPr>
                   <w:rFonts w:ascii="Arial" w:cs="Arial" w:eastAsia="Arial" w:hAnsi="Arial"/>
@@ -5664,7 +5664,7 @@
             <w:pPr>
               <w:spacing w:after="20" w:before="0"/>
             </w:pPr>
-            <w:hyperlink w:history="1" r:id="rIdg_5pdw8xgb0ptwula58wr">
+            <w:hyperlink w:history="1" r:id="rIdgmhajqq0_7xgzlvvy6x5w">
               <w:r>
                 <w:rPr>
                   <w:rFonts w:ascii="Arial" w:cs="Arial" w:eastAsia="Arial" w:hAnsi="Arial"/>
@@ -5697,7 +5697,7 @@
               <w:spacing w:after="10" w:before="0"/>
               <w:ind w:left="120"/>
             </w:pPr>
-            <w:hyperlink w:history="1" r:id="rId8nomoi8_ovm5lart45nua">
+            <w:hyperlink w:history="1" r:id="rIdawh-n-2x5lvw9nvg78rje">
               <w:r>
                 <w:rPr>
                   <w:rFonts w:ascii="Arial" w:cs="Arial" w:eastAsia="Arial" w:hAnsi="Arial"/>
@@ -5742,7 +5742,7 @@
             <w:pPr>
               <w:spacing w:after="20" w:before="0"/>
             </w:pPr>
-            <w:hyperlink w:history="1" r:id="rIdnpw8whinngzj3ctvgri7r">
+            <w:hyperlink w:history="1" r:id="rId_c94mclhqz6m1uxaxgp66">
               <w:r>
                 <w:rPr>
                   <w:rFonts w:ascii="Arial" w:cs="Arial" w:eastAsia="Arial" w:hAnsi="Arial"/>
@@ -5791,7 +5791,7 @@
               <w:spacing w:after="10" w:before="0"/>
               <w:ind w:left="120"/>
             </w:pPr>
-            <w:hyperlink w:history="1" r:id="rIdgw9irndgs2paxpuxzpaeo">
+            <w:hyperlink w:history="1" r:id="rIdtp5eg8vr421ztodi2of5e">
               <w:r>
                 <w:rPr>
                   <w:rFonts w:ascii="Arial" w:cs="Arial" w:eastAsia="Arial" w:hAnsi="Arial"/>
@@ -5836,7 +5836,7 @@
               </w:rPr>
               <w:t xml:space="preserve">Learners add three new columns to their table: opposite divided by hypotenuse, adjacent divided by hypotenuse, and opposite divided by adjacent. </w:t>
             </w:r>
-            <w:del w:id="9134" w:author="Claude (AI) - proposed" w:date="2026-10-15T13:01:05Z">
+            <w:del w:id="9134" w:author="Claude (AI) - proposed" w:date="2026-10-18T00:31:21Z">
               <w:r>
                 <w:rPr>
                   <w:rFonts w:ascii="Arial" w:cs="Arial" w:eastAsia="Arial" w:hAnsi="Arial"/>
@@ -5851,7 +5851,7 @@
                 <w:delText xml:space="preserve">They compute each ratio as a decimal</w:delText>
               </w:r>
             </w:del>
-            <w:ins w:id="9135" w:author="Claude (AI) - proposed" w:date="2026-10-15T13:01:05Z">
+            <w:ins w:id="9135" w:author="Claude (AI) - proposed" w:date="2026-10-18T00:31:21Z">
               <w:r>
                 <w:rPr>
                   <w:rFonts w:ascii="Arial" w:cs="Arial" w:eastAsia="Arial" w:hAnsi="Arial"/>
@@ -5879,7 +5879,7 @@
               </w:rPr>
               <w:t xml:space="preserve"> to two decimal places</w:t>
             </w:r>
-            <w:del w:id="9136" w:author="Claude (AI) - proposed" w:date="2026-10-15T13:01:05Z">
+            <w:del w:id="9136" w:author="Claude (AI) - proposed" w:date="2026-10-18T00:31:21Z">
               <w:r>
                 <w:rPr>
                   <w:rFonts w:ascii="Arial" w:cs="Arial" w:eastAsia="Arial" w:hAnsi="Arial"/>
@@ -5894,7 +5894,7 @@
                 <w:delText xml:space="preserve"> for all three triangles</w:delText>
               </w:r>
             </w:del>
-            <w:ins w:id="9137" w:author="Claude (AI) - proposed" w:date="2026-10-15T13:01:05Z">
+            <w:ins w:id="9137" w:author="Claude (AI) - proposed" w:date="2026-10-18T00:31:21Z">
               <w:r>
                 <w:rPr>
                   <w:rFonts w:ascii="Arial" w:cs="Arial" w:eastAsia="Arial" w:hAnsi="Arial"/>
@@ -6077,7 +6077,7 @@
             <w:pPr>
               <w:spacing w:after="20" w:before="0"/>
             </w:pPr>
-            <w:hyperlink w:history="1" r:id="rIdgk1m7p0eribwi11n0_dxk">
+            <w:hyperlink w:history="1" r:id="rId2a_a0zvjnhktb725ir8qx">
               <w:r>
                 <w:rPr>
                   <w:rFonts w:ascii="Arial" w:cs="Arial" w:eastAsia="Arial" w:hAnsi="Arial"/>
@@ -6110,7 +6110,7 @@
               <w:spacing w:after="10" w:before="0"/>
               <w:ind w:left="120"/>
             </w:pPr>
-            <w:hyperlink w:history="1" r:id="rIdtttfok4bp-tv-jnoc7zae">
+            <w:hyperlink w:history="1" r:id="rIdpyouqgazmt09rrtrkin5d">
               <w:r>
                 <w:rPr>
                   <w:rFonts w:ascii="Arial" w:cs="Arial" w:eastAsia="Arial" w:hAnsi="Arial"/>
@@ -6155,7 +6155,7 @@
             <w:pPr>
               <w:spacing w:after="20" w:before="0"/>
             </w:pPr>
-            <w:hyperlink w:history="1" r:id="rId7ztvwvj2ezk_r1u1dmka7">
+            <w:hyperlink w:history="1" r:id="rId6fxelpfxlfne5hmq4sglk">
               <w:r>
                 <w:rPr>
                   <w:rFonts w:ascii="Arial" w:cs="Arial" w:eastAsia="Arial" w:hAnsi="Arial"/>
@@ -6204,7 +6204,7 @@
               <w:spacing w:after="10" w:before="0"/>
               <w:ind w:left="120"/>
             </w:pPr>
-            <w:hyperlink w:history="1" r:id="rId6z-fqdz_ivmymhyczlxoj">
+            <w:hyperlink w:history="1" r:id="rIdbromg36gzsr8_-alux_qe">
               <w:r>
                 <w:rPr>
                   <w:rFonts w:ascii="Arial" w:cs="Arial" w:eastAsia="Arial" w:hAnsi="Arial"/>
@@ -6404,7 +6404,7 @@
             <w:pPr>
               <w:spacing w:after="20" w:before="0"/>
             </w:pPr>
-            <w:hyperlink w:history="1" r:id="rIdbfblqgjj16lowhl0yg_bg">
+            <w:hyperlink w:history="1" r:id="rIdxc0ny024lebivslsfew7p">
               <w:r>
                 <w:rPr>
                   <w:rFonts w:ascii="Arial" w:cs="Arial" w:eastAsia="Arial" w:hAnsi="Arial"/>
@@ -6437,7 +6437,7 @@
               <w:spacing w:after="10" w:before="0"/>
               <w:ind w:left="120"/>
             </w:pPr>
-            <w:hyperlink w:history="1" r:id="rIdebugjbm5njdrpsk-_gsfm">
+            <w:hyperlink w:history="1" r:id="rId_seyjrvazmtvxo1lcdota">
               <w:r>
                 <w:rPr>
                   <w:rFonts w:ascii="Arial" w:cs="Arial" w:eastAsia="Arial" w:hAnsi="Arial"/>
@@ -6482,7 +6482,7 @@
             <w:pPr>
               <w:spacing w:after="20" w:before="0"/>
             </w:pPr>
-            <w:hyperlink w:history="1" r:id="rId1kawd-z4k8bmuqr9irqn7">
+            <w:hyperlink w:history="1" r:id="rId7puolcsgwh0l-oa7xu3r3">
               <w:r>
                 <w:rPr>
                   <w:rFonts w:ascii="Arial" w:cs="Arial" w:eastAsia="Arial" w:hAnsi="Arial"/>
@@ -6531,7 +6531,7 @@
               <w:spacing w:after="10" w:before="0"/>
               <w:ind w:left="120"/>
             </w:pPr>
-            <w:hyperlink w:history="1" r:id="rIdwiscuhqgffueglzkb323z">
+            <w:hyperlink w:history="1" r:id="rIdxq4urzwtzbo1hfz9zf8vp">
               <w:r>
                 <w:rPr>
                   <w:rFonts w:ascii="Arial" w:cs="Arial" w:eastAsia="Arial" w:hAnsi="Arial"/>
@@ -7056,7 +7056,7 @@
         </w:rPr>
         <w:t xml:space="preserve">© 2026 SeaVuria and ARES. Aligned with KICD objectives. Developed by SeaVuria; technical implementation by ARES (with AI assistance from Claude). Licensed under </w:t>
       </w:r>
-      <w:hyperlink w:history="1" r:id="rId2lpwjhdh_bcdy5jyvumst">
+      <w:hyperlink w:history="1" r:id="rIdqfwax6rmoixzmokulakep">
         <w:r>
           <w:rPr>
             <w:rFonts w:ascii="Arial" w:cs="Arial" w:eastAsia="Arial" w:hAnsi="Arial"/>
@@ -7077,7 +7077,7 @@
         </w:rPr>
         <w:t xml:space="preserve"> (</w:t>
       </w:r>
-      <w:hyperlink w:history="1" r:id="rIdzwv8fmaxa7a_povhwimbe">
+      <w:hyperlink w:history="1" r:id="rIdjgwfzanddcnflgrycqecm">
         <w:r>
           <w:rPr>
             <w:rFonts w:ascii="Arial" w:cs="Arial" w:eastAsia="Arial" w:hAnsi="Arial"/>
@@ -7462,7 +7462,7 @@
               </w:rPr>
               <w:t xml:space="preserve">By the end of the lesson, the learner should be able to: (a) use mathematical tables accurately to look up sine values for acute angles; (b) verify sine values obtained from tables against measurements made on triangles drawn in Lesson 1; (c) apply the sine ratio to </w:t>
             </w:r>
-            <w:del w:id="9138" w:author="Claude (AI) - proposed" w:date="2026-10-15T13:01:05Z">
+            <w:del w:id="9138" w:author="Claude (AI) - proposed" w:date="2026-10-18T00:31:21Z">
               <w:r>
                 <w:rPr>
                   <w:rFonts w:ascii="Arial" w:cs="Arial" w:eastAsia="Arial" w:hAnsi="Arial"/>
@@ -7477,7 +7477,7 @@
                 <w:delText xml:space="preserve">estimate</w:delText>
               </w:r>
             </w:del>
-            <w:ins w:id="9139" w:author="Claude (AI) - proposed" w:date="2026-10-15T13:01:05Z">
+            <w:ins w:id="9139" w:author="Claude (AI) - proposed" w:date="2026-10-18T00:31:21Z">
               <w:r>
                 <w:rPr>
                   <w:rFonts w:ascii="Arial" w:cs="Arial" w:eastAsia="Arial" w:hAnsi="Arial"/>
@@ -7505,7 +7505,7 @@
               </w:rPr>
               <w:t xml:space="preserve"> heights in real contexts such as the </w:t>
             </w:r>
-            <w:del w:id="9140" w:author="Claude (AI) - proposed" w:date="2026-10-15T13:01:05Z">
+            <w:del w:id="9140" w:author="Claude (AI) - proposed" w:date="2026-10-18T00:31:21Z">
               <w:r>
                 <w:rPr>
                   <w:rFonts w:ascii="Arial" w:cs="Arial" w:eastAsia="Arial" w:hAnsi="Arial"/>
@@ -7520,7 +7520,7 @@
                 <w:delText xml:space="preserve">mango tree shadow problem</w:delText>
               </w:r>
             </w:del>
-            <w:ins w:id="9141" w:author="Claude (AI) - proposed" w:date="2026-10-15T13:01:05Z">
+            <w:ins w:id="9141" w:author="Claude (AI) - proposed" w:date="2026-10-18T00:31:21Z">
               <w:r>
                 <w:rPr>
                   <w:rFonts w:ascii="Arial" w:cs="Arial" w:eastAsia="Arial" w:hAnsi="Arial"/>
@@ -7671,10 +7671,10 @@
               <w:spacing w:after="40" w:before="0"/>
               <w:jc w:val="left"/>
               <w:rPr>
-                <w:ins w:id="9143" w:author="Claude (AI) - proposed" w:date="2026-10-15T13:01:05Z"/>
-              </w:rPr>
-            </w:pPr>
-            <w:ins w:id="9142" w:author="Claude (AI) - proposed" w:date="2026-10-15T13:01:05Z">
+                <w:ins w:id="9143" w:author="Claude (AI) - proposed" w:date="2026-10-18T00:31:21Z"/>
+              </w:rPr>
+            </w:pPr>
+            <w:ins w:id="9142" w:author="Claude (AI) - proposed" w:date="2026-10-18T00:31:21Z">
               <w:r>
                 <w:rPr>
                   <w:rFonts w:ascii="Arial" w:cs="Arial" w:eastAsia="Arial" w:hAnsi="Arial"/>
@@ -7696,10 +7696,10 @@
               <w:spacing w:after="40" w:before="0"/>
               <w:jc w:val="left"/>
               <w:rPr>
-                <w:del w:id="9145" w:author="Claude (AI) - proposed" w:date="2026-10-15T13:01:05Z"/>
-              </w:rPr>
-            </w:pPr>
-            <w:del w:id="9144" w:author="Claude (AI) - proposed" w:date="2026-10-15T13:01:05Z">
+                <w:del w:id="9145" w:author="Claude (AI) - proposed" w:date="2026-10-18T00:31:21Z"/>
+              </w:rPr>
+            </w:pPr>
+            <w:del w:id="9144" w:author="Claude (AI) - proposed" w:date="2026-10-18T00:31:21Z">
               <w:r>
                 <w:rPr>
                   <w:rFonts w:ascii="Arial" w:cs="Arial" w:eastAsia="Arial" w:hAnsi="Arial"/>
@@ -7782,7 +7782,7 @@
               </w:rPr>
               <w:t xml:space="preserve">In Lesson 1 learners measured sides of right-angled triangles and computed the ratio opposite ÷ hypotenuse for several angles, noticing the ratio stayed the same regardless of triangle size. In Lesson 2 they discover that this consistent ratio has a name — sine — and that mathematicians have pre-computed it for every angle in mathematical tables. By reading those tables and matching the values to their own Lesson 1 measurements, learners gather crucial evidence that sin θ = opposite/hypotenuse is a universal, angle-only relationship. This advances the driving question: if sin 53° is always 0.7986, then </w:t>
             </w:r>
-            <w:del w:id="9146" w:author="Claude (AI) - proposed" w:date="2026-10-15T13:01:05Z">
+            <w:del w:id="9146" w:author="Claude (AI) - proposed" w:date="2026-10-18T00:31:21Z">
               <w:r>
                 <w:rPr>
                   <w:rFonts w:ascii="Arial" w:cs="Arial" w:eastAsia="Arial" w:hAnsi="Arial"/>
@@ -7797,7 +7797,7 @@
                 <w:delText xml:space="preserve">once you know the sun makes a 53° angle with the ground, you can calculate the mango tree's height from nothing but</w:delText>
               </w:r>
             </w:del>
-            <w:ins w:id="9147" w:author="Claude (AI) - proposed" w:date="2026-10-15T13:01:05Z">
+            <w:ins w:id="9147" w:author="Claude (AI) - proposed" w:date="2026-10-18T00:31:21Z">
               <w:r>
                 <w:rPr>
                   <w:rFonts w:ascii="Arial" w:cs="Arial" w:eastAsia="Arial" w:hAnsi="Arial"/>
@@ -7825,7 +7825,7 @@
               </w:rPr>
               <w:t xml:space="preserve"> the shadow length </w:t>
             </w:r>
-            <w:del w:id="9148" w:author="Claude (AI) - proposed" w:date="2026-10-15T13:01:05Z">
+            <w:del w:id="9148" w:author="Claude (AI) - proposed" w:date="2026-10-18T00:31:21Z">
               <w:r>
                 <w:rPr>
                   <w:rFonts w:ascii="Arial" w:cs="Arial" w:eastAsia="Arial" w:hAnsi="Arial"/>
@@ -7840,7 +7840,7 @@
                 <w:delText xml:space="preserve">— no climbing required</w:delText>
               </w:r>
             </w:del>
-            <w:ins w:id="9149" w:author="Claude (AI) - proposed" w:date="2026-10-15T13:01:05Z">
+            <w:ins w:id="9149" w:author="Claude (AI) - proposed" w:date="2026-10-18T00:31:21Z">
               <w:r>
                 <w:rPr>
                   <w:rFonts w:ascii="Arial" w:cs="Arial" w:eastAsia="Arial" w:hAnsi="Arial"/>
@@ -8319,7 +8319,7 @@
             <w:pPr>
               <w:spacing w:after="20" w:before="0"/>
             </w:pPr>
-            <w:hyperlink w:history="1" r:id="rIdlwlattlzmnagrt2uis5kd">
+            <w:hyperlink w:history="1" r:id="rIdxprjfejwwfeonnvcjiu3s">
               <w:r>
                 <w:rPr>
                   <w:rFonts w:ascii="Arial" w:cs="Arial" w:eastAsia="Arial" w:hAnsi="Arial"/>
@@ -8352,7 +8352,7 @@
               <w:spacing w:after="10" w:before="0"/>
               <w:ind w:left="120"/>
             </w:pPr>
-            <w:hyperlink w:history="1" r:id="rIdbk1lu0gj1khniupx-wsxa">
+            <w:hyperlink w:history="1" r:id="rIdx-cm_opipk5uekxywkbpa">
               <w:r>
                 <w:rPr>
                   <w:rFonts w:ascii="Arial" w:cs="Arial" w:eastAsia="Arial" w:hAnsi="Arial"/>
@@ -8397,7 +8397,7 @@
             <w:pPr>
               <w:spacing w:after="20" w:before="0"/>
             </w:pPr>
-            <w:hyperlink w:history="1" r:id="rId0c3ocn7ifemdqekigcixq">
+            <w:hyperlink w:history="1" r:id="rIdmdlpndjyjzgv0-3moukly">
               <w:r>
                 <w:rPr>
                   <w:rFonts w:ascii="Arial" w:cs="Arial" w:eastAsia="Arial" w:hAnsi="Arial"/>
@@ -8430,7 +8430,7 @@
               <w:spacing w:after="10" w:before="0"/>
               <w:ind w:left="120"/>
             </w:pPr>
-            <w:hyperlink w:history="1" r:id="rIdsnlmsgwhsfabknsdgnacx">
+            <w:hyperlink w:history="1" r:id="rIdqcpksmwck0kkwq27mhrcf">
               <w:r>
                 <w:rPr>
                   <w:rFonts w:ascii="Arial" w:cs="Arial" w:eastAsia="Arial" w:hAnsi="Arial"/>
@@ -8630,7 +8630,7 @@
             <w:pPr>
               <w:spacing w:after="20" w:before="0"/>
             </w:pPr>
-            <w:hyperlink w:history="1" r:id="rId9wsaqxd3sqgetloskbrti">
+            <w:hyperlink w:history="1" r:id="rIdiastviheftfi2oodg3exm">
               <w:r>
                 <w:rPr>
                   <w:rFonts w:ascii="Arial" w:cs="Arial" w:eastAsia="Arial" w:hAnsi="Arial"/>
@@ -8663,7 +8663,7 @@
               <w:spacing w:after="10" w:before="0"/>
               <w:ind w:left="120"/>
             </w:pPr>
-            <w:hyperlink w:history="1" r:id="rIdcs_qqbwlv0vx8ryjpiu1s">
+            <w:hyperlink w:history="1" r:id="rIdeb9tqz2ges6qd8h9xfcje">
               <w:r>
                 <w:rPr>
                   <w:rFonts w:ascii="Arial" w:cs="Arial" w:eastAsia="Arial" w:hAnsi="Arial"/>
@@ -8708,7 +8708,7 @@
             <w:pPr>
               <w:spacing w:after="20" w:before="0"/>
             </w:pPr>
-            <w:hyperlink w:history="1" r:id="rIdwvbfllwsn_iy-p8fwe-ee">
+            <w:hyperlink w:history="1" r:id="rId8owl5y6qpbccmdzlvea3m">
               <w:r>
                 <w:rPr>
                   <w:rFonts w:ascii="Arial" w:cs="Arial" w:eastAsia="Arial" w:hAnsi="Arial"/>
@@ -8741,7 +8741,7 @@
               <w:spacing w:after="10" w:before="0"/>
               <w:ind w:left="120"/>
             </w:pPr>
-            <w:hyperlink w:history="1" r:id="rIdlw6e5jwm_spicmm6fk4se">
+            <w:hyperlink w:history="1" r:id="rIds6zv2saf4xdntmndfxhc0">
               <w:r>
                 <w:rPr>
                   <w:rFonts w:ascii="Arial" w:cs="Arial" w:eastAsia="Arial" w:hAnsi="Arial"/>
@@ -8786,7 +8786,7 @@
               </w:rPr>
               <w:t xml:space="preserve">Learners watch a 6–8 minute video introducing the sine ratio: its definition (sin θ = Opposite/Hypotenuse), its notation, and a worked example showing that two right-angled triangles with the same 40° angle but different sizes yield the same sine value (approximately 0.6428). The video includes a Kenyan context — a surveyor in the Rift Valley measuring the angle of elevation to a hill. After the video, learners immediately open their mathematical tables to the sine pages. Working in pairs, they complete a structured table-reading activity: they are given a list of 8 angles (20°, 30°, 37°, 45°, 53°, 60°, 72°, 90°) and must record the sine value from the tables for each. For </w:t>
             </w:r>
-            <w:del w:id="9150" w:author="Claude (AI) - proposed" w:date="2026-10-15T13:01:05Z">
+            <w:del w:id="9150" w:author="Claude (AI) - proposed" w:date="2026-10-18T00:31:21Z">
               <w:r>
                 <w:rPr>
                   <w:rFonts w:ascii="Arial" w:cs="Arial" w:eastAsia="Arial" w:hAnsi="Arial"/>
@@ -8801,7 +8801,7 @@
                 <w:delText xml:space="preserve">53° and one angle of their choice from Lesson 1</w:delText>
               </w:r>
             </w:del>
-            <w:ins w:id="9151" w:author="Claude (AI) - proposed" w:date="2026-10-15T13:01:05Z">
+            <w:ins w:id="9151" w:author="Claude (AI) - proposed" w:date="2026-10-18T00:31:21Z">
               <w:r>
                 <w:rPr>
                   <w:rFonts w:ascii="Arial" w:cs="Arial" w:eastAsia="Arial" w:hAnsi="Arial"/>
@@ -8829,7 +8829,7 @@
               </w:rPr>
               <w:t xml:space="preserve">, they also retrieve the ratio</w:t>
             </w:r>
-            <w:ins w:id="9152" w:author="Claude (AI) - proposed" w:date="2026-10-15T13:01:05Z">
+            <w:ins w:id="9152" w:author="Claude (AI) - proposed" w:date="2026-10-18T00:31:21Z">
               <w:r>
                 <w:rPr>
                   <w:rFonts w:ascii="Arial" w:cs="Arial" w:eastAsia="Arial" w:hAnsi="Arial"/>
@@ -8890,7 +8890,7 @@
               </w:rPr>
               <w:t xml:space="preserve">Before playing the video say: 'As you watch, write down: (1) the definition of sine, (2) one thing that surprises you.' Play the video. After the video, give the instruction: 'Open your mathematical tables to the sine section. I will give you 4 minutes to find all 8 sine values on your worksheet. Start now.' [Circulate, observe table-navigation strategies.] After 4 minutes, begin cold-call table-reading drill — minimum 6 students: Cold-call Student 4: 'Kamau, what is sin 20°? Tell me exactly which column and row you used.' [Wait 10 seconds.] Cold-call Student 5: 'Nafula, what is sin 37°? Did anyone get a different value?' [Wait 10 seconds.] Cold-call Student 6: 'Mwangi, what is </w:t>
             </w:r>
-            <w:del w:id="9153" w:author="Claude (AI) - proposed" w:date="2026-10-15T13:01:05Z">
+            <w:del w:id="9153" w:author="Claude (AI) - proposed" w:date="2026-10-18T00:31:21Z">
               <w:r>
                 <w:rPr>
                   <w:rFonts w:ascii="Arial" w:cs="Arial" w:eastAsia="Arial" w:hAnsi="Arial"/>
@@ -8905,7 +8905,7 @@
                 <w:delText xml:space="preserve">sin 53°</w:delText>
               </w:r>
             </w:del>
-            <w:ins w:id="9154" w:author="Claude (AI) - proposed" w:date="2026-10-15T13:01:05Z">
+            <w:ins w:id="9154" w:author="Claude (AI) - proposed" w:date="2026-10-18T00:31:21Z">
               <w:r>
                 <w:rPr>
                   <w:rFonts w:ascii="Arial" w:cs="Arial" w:eastAsia="Arial" w:hAnsi="Arial"/>
@@ -8933,7 +8933,7 @@
               </w:rPr>
               <w:t xml:space="preserve">? Now look at the ratio </w:t>
             </w:r>
-            <w:del w:id="9155" w:author="Claude (AI) - proposed" w:date="2026-10-15T13:01:05Z">
+            <w:del w:id="9155" w:author="Claude (AI) - proposed" w:date="2026-10-18T00:31:21Z">
               <w:r>
                 <w:rPr>
                   <w:rFonts w:ascii="Arial" w:cs="Arial" w:eastAsia="Arial" w:hAnsi="Arial"/>
@@ -8948,7 +8948,7 @@
                 <w:delText xml:space="preserve">you measured for your 53° triangle in Lesson 1</w:delText>
               </w:r>
             </w:del>
-            <w:ins w:id="9156" w:author="Claude (AI) - proposed" w:date="2026-10-15T13:01:05Z">
+            <w:ins w:id="9156" w:author="Claude (AI) - proposed" w:date="2026-10-18T00:31:21Z">
               <w:r>
                 <w:rPr>
                   <w:rFonts w:ascii="Arial" w:cs="Arial" w:eastAsia="Arial" w:hAnsi="Arial"/>
@@ -9042,7 +9042,7 @@
               </w:rPr>
               <w:t xml:space="preserve">Observable indicators: (1) Each pair's worksheet shows 8 correctly located sine values with the column/row reference noted. (2) For </w:t>
             </w:r>
-            <w:del w:id="9157" w:author="Claude (AI) - proposed" w:date="2026-10-15T13:01:05Z">
+            <w:del w:id="9157" w:author="Claude (AI) - proposed" w:date="2026-10-18T00:31:21Z">
               <w:r>
                 <w:rPr>
                   <w:rFonts w:ascii="Arial" w:cs="Arial" w:eastAsia="Arial" w:hAnsi="Arial"/>
@@ -9057,7 +9057,7 @@
                 <w:delText xml:space="preserve">sin 53°</w:delText>
               </w:r>
             </w:del>
-            <w:ins w:id="9158" w:author="Claude (AI) - proposed" w:date="2026-10-15T13:01:05Z">
+            <w:ins w:id="9158" w:author="Claude (AI) - proposed" w:date="2026-10-18T00:31:21Z">
               <w:r>
                 <w:rPr>
                   <w:rFonts w:ascii="Arial" w:cs="Arial" w:eastAsia="Arial" w:hAnsi="Arial"/>
@@ -9085,7 +9085,7 @@
               </w:rPr>
               <w:t xml:space="preserve">, learners can articulate that their </w:t>
             </w:r>
-            <w:del w:id="9159" w:author="Claude (AI) - proposed" w:date="2026-10-15T13:01:05Z">
+            <w:del w:id="9159" w:author="Claude (AI) - proposed" w:date="2026-10-18T00:31:21Z">
               <w:r>
                 <w:rPr>
                   <w:rFonts w:ascii="Arial" w:cs="Arial" w:eastAsia="Arial" w:hAnsi="Arial"/>
@@ -9100,7 +9100,7 @@
                 <w:delText xml:space="preserve">Lesson 1 measured ratio (≈ 0.80)</w:delText>
               </w:r>
             </w:del>
-            <w:ins w:id="9160" w:author="Claude (AI) - proposed" w:date="2026-10-15T13:01:05Z">
+            <w:ins w:id="9160" w:author="Claude (AI) - proposed" w:date="2026-10-18T00:31:21Z">
               <w:r>
                 <w:rPr>
                   <w:rFonts w:ascii="Arial" w:cs="Arial" w:eastAsia="Arial" w:hAnsi="Arial"/>
@@ -9128,7 +9128,7 @@
               </w:rPr>
               <w:t xml:space="preserve"> matches the table value </w:t>
             </w:r>
-            <w:del w:id="9161" w:author="Claude (AI) - proposed" w:date="2026-10-15T13:01:05Z">
+            <w:del w:id="9161" w:author="Claude (AI) - proposed" w:date="2026-10-18T00:31:21Z">
               <w:r>
                 <w:rPr>
                   <w:rFonts w:ascii="Arial" w:cs="Arial" w:eastAsia="Arial" w:hAnsi="Arial"/>
@@ -9156,7 +9156,7 @@
               </w:rPr>
               <w:t xml:space="preserve">within measurement error</w:t>
             </w:r>
-            <w:ins w:id="9162" w:author="Claude (AI) - proposed" w:date="2026-10-15T13:01:05Z">
+            <w:ins w:id="9162" w:author="Claude (AI) - proposed" w:date="2026-10-18T00:31:21Z">
               <w:r>
                 <w:rPr>
                   <w:rFonts w:ascii="Arial" w:cs="Arial" w:eastAsia="Arial" w:hAnsi="Arial"/>
@@ -9240,7 +9240,7 @@
             <w:pPr>
               <w:spacing w:after="20" w:before="0"/>
             </w:pPr>
-            <w:hyperlink w:history="1" r:id="rId7jm8f3abv7h51aswsxtxn">
+            <w:hyperlink w:history="1" r:id="rIdi-0t45omhkkmd2lfupzbs">
               <w:r>
                 <w:rPr>
                   <w:rFonts w:ascii="Arial" w:cs="Arial" w:eastAsia="Arial" w:hAnsi="Arial"/>
@@ -9273,7 +9273,7 @@
               <w:spacing w:after="10" w:before="0"/>
               <w:ind w:left="120"/>
             </w:pPr>
-            <w:hyperlink w:history="1" r:id="rIdovsj4vpeht36sfyaitjfr">
+            <w:hyperlink w:history="1" r:id="rId0-shgbhyt8bwpqjx-saah">
               <w:r>
                 <w:rPr>
                   <w:rFonts w:ascii="Arial" w:cs="Arial" w:eastAsia="Arial" w:hAnsi="Arial"/>
@@ -9318,7 +9318,7 @@
             <w:pPr>
               <w:spacing w:after="20" w:before="0"/>
             </w:pPr>
-            <w:hyperlink w:history="1" r:id="rIducbbkym_yxgtqdyabhnza">
+            <w:hyperlink w:history="1" r:id="rIdwhr_8rdu9t4o4vwenb-pu">
               <w:r>
                 <w:rPr>
                   <w:rFonts w:ascii="Arial" w:cs="Arial" w:eastAsia="Arial" w:hAnsi="Arial"/>
@@ -9367,7 +9367,7 @@
               <w:spacing w:after="10" w:before="0"/>
               <w:ind w:left="120"/>
             </w:pPr>
-            <w:hyperlink w:history="1" r:id="rIdlzlg0h6aeejypqcd4q3ng">
+            <w:hyperlink w:history="1" r:id="rIdd92voitjwo8gnnbmdwgqk">
               <w:r>
                 <w:rPr>
                   <w:rFonts w:ascii="Arial" w:cs="Arial" w:eastAsia="Arial" w:hAnsi="Arial"/>
@@ -9412,7 +9412,7 @@
               </w:rPr>
               <w:t xml:space="preserve">Learners work in groups of four to complete a sensemaking task: they are given three right-angled triangles of different sizes, all with a 37° angle, with the opposite and hypotenuse sides labelled in centimetres (small: 3 cm and 5 cm; medium: 6 cm and 10 cm; large: 9 cm and 15 cm). They calculate opposite/hypotenuse for each and compare to sin 37° from their tables. They then write a group explanation in their own words: 'Why does the ratio stay the same even as the triangle grows?' Groups share their explanations; the teacher guides learners to connect this to the concept of similar triangles (linked to prior learning). The teacher then </w:t>
             </w:r>
-            <w:del w:id="9163" w:author="Claude (AI) - proposed" w:date="2026-10-15T13:01:05Z">
+            <w:del w:id="9163" w:author="Claude (AI) - proposed" w:date="2026-10-18T00:31:21Z">
               <w:r>
                 <w:rPr>
                   <w:rFonts w:ascii="Arial" w:cs="Arial" w:eastAsia="Arial" w:hAnsi="Arial"/>
@@ -9427,7 +9427,7 @@
                 <w:delText xml:space="preserve">models applying</w:delText>
               </w:r>
             </w:del>
-            <w:ins w:id="9164" w:author="Claude (AI) - proposed" w:date="2026-10-15T13:01:05Z">
+            <w:ins w:id="9164" w:author="Claude (AI) - proposed" w:date="2026-10-18T00:31:21Z">
               <w:r>
                 <w:rPr>
                   <w:rFonts w:ascii="Arial" w:cs="Arial" w:eastAsia="Arial" w:hAnsi="Arial"/>
@@ -9455,7 +9455,7 @@
               </w:rPr>
               <w:t xml:space="preserve"> sin 53° = 0.7986 </w:t>
             </w:r>
-            <w:del w:id="9165" w:author="Claude (AI) - proposed" w:date="2026-10-15T13:01:05Z">
+            <w:del w:id="9165" w:author="Claude (AI) - proposed" w:date="2026-10-18T00:31:21Z">
               <w:r>
                 <w:rPr>
                   <w:rFonts w:ascii="Arial" w:cs="Arial" w:eastAsia="Arial" w:hAnsi="Arial"/>
@@ -9470,7 +9470,7 @@
                 <w:delText xml:space="preserve">to solve the mango tree problem: if the shadow is 9.0 m and the angle of elevation is 53°, what is the hypotenuse (sun-ray length)? From that, what is the tree height? Learners</w:delText>
               </w:r>
             </w:del>
-            <w:ins w:id="9166" w:author="Claude (AI) - proposed" w:date="2026-10-15T13:01:05Z">
+            <w:ins w:id="9166" w:author="Claude (AI) - proposed" w:date="2026-10-18T00:31:21Z">
               <w:r>
                 <w:rPr>
                   <w:rFonts w:ascii="Arial" w:cs="Arial" w:eastAsia="Arial" w:hAnsi="Arial"/>
@@ -9498,7 +9498,7 @@
               </w:rPr>
               <w:t xml:space="preserve"> solve a parallel problem </w:t>
             </w:r>
-            <w:ins w:id="9167" w:author="Claude (AI) - proposed" w:date="2026-10-15T13:01:05Z">
+            <w:ins w:id="9167" w:author="Claude (AI) - proposed" w:date="2026-10-18T00:31:21Z">
               <w:r>
                 <w:rPr>
                   <w:rFonts w:ascii="Arial" w:cs="Arial" w:eastAsia="Arial" w:hAnsi="Arial"/>
@@ -9526,7 +9526,7 @@
               </w:rPr>
               <w:t xml:space="preserve">individually: a </w:t>
             </w:r>
-            <w:del w:id="9168" w:author="Claude (AI) - proposed" w:date="2026-10-15T13:01:05Z">
+            <w:del w:id="9168" w:author="Claude (AI) - proposed" w:date="2026-10-18T00:31:21Z">
               <w:r>
                 <w:rPr>
                   <w:rFonts w:ascii="Arial" w:cs="Arial" w:eastAsia="Arial" w:hAnsi="Arial"/>
@@ -9541,7 +9541,7 @@
                 <w:delText xml:space="preserve">mobile phone mast in Nakuru casts a shadow of 12 m when the sun's elevation angle is 40°. Find the height of the mast using</w:delText>
               </w:r>
             </w:del>
-            <w:ins w:id="9169" w:author="Claude (AI) - proposed" w:date="2026-10-15T13:01:05Z">
+            <w:ins w:id="9169" w:author="Claude (AI) - proposed" w:date="2026-10-18T00:31:21Z">
               <w:r>
                 <w:rPr>
                   <w:rFonts w:ascii="Arial" w:cs="Arial" w:eastAsia="Arial" w:hAnsi="Arial"/>
@@ -9602,7 +9602,7 @@
               </w:rPr>
               <w:t xml:space="preserve">Distribute the three-triangle handout and say: 'In your group, compute opposite divided by hypotenuse for each triangle and compare to your table value for sin 37°. You have 5 minutes. Nominate a scribe and a speaker.' [Circulate, prompt groups with: 'What do you notice about your three ratios? Can you explain WHY they are the same using what you know about similar triangles?'] After 5 minutes, take group reports: 'Group 2 — what did you find? Use the word SIMILAR in your explanation.' [Wait 10 seconds.] Affirm correct use of similar triangles language. Then model the mango tree calculation on the board step-by-step: 'sin 53° = opposite / hypotenuse → 0.7986 = tree height / sun-ray length. But wait — we know the shadow, not the sun-ray</w:t>
             </w:r>
-            <w:ins w:id="9170" w:author="Claude (AI) - proposed" w:date="2026-10-15T13:01:05Z">
+            <w:ins w:id="9170" w:author="Claude (AI) - proposed" w:date="2026-10-18T00:31:21Z">
               <w:r>
                 <w:rPr>
                   <w:rFonts w:ascii="Arial" w:cs="Arial" w:eastAsia="Arial" w:hAnsi="Arial"/>
@@ -9630,7 +9630,7 @@
               </w:rPr>
               <w:t xml:space="preserve">. Which ratio </w:t>
             </w:r>
-            <w:del w:id="9171" w:author="Claude (AI) - proposed" w:date="2026-10-15T13:01:05Z">
+            <w:del w:id="9171" w:author="Claude (AI) - proposed" w:date="2026-10-18T00:31:21Z">
               <w:r>
                 <w:rPr>
                   <w:rFonts w:ascii="Arial" w:cs="Arial" w:eastAsia="Arial" w:hAnsi="Arial"/>
@@ -9645,7 +9645,7 @@
                 <w:delText xml:space="preserve">connects opposite and adjacent? We will explore that in Lesson 3. For now, let's use what we do know.' Guide learners to set up: shadow/hypotenuse = cos 53° [preview only — </w:delText>
               </w:r>
             </w:del>
-            <w:ins w:id="9172" w:author="Claude (AI) - proposed" w:date="2026-10-15T13:01:05Z">
+            <w:ins w:id="9172" w:author="Claude (AI) - proposed" w:date="2026-10-18T00:31:21Z">
               <w:r>
                 <w:rPr>
                   <w:rFonts w:ascii="Arial" w:cs="Arial" w:eastAsia="Arial" w:hAnsi="Arial"/>
@@ -9673,7 +9673,7 @@
               </w:rPr>
               <w:t xml:space="preserve">do not teach cosine </w:t>
             </w:r>
-            <w:del w:id="9173" w:author="Claude (AI) - proposed" w:date="2026-10-15T13:01:05Z">
+            <w:del w:id="9173" w:author="Claude (AI) - proposed" w:date="2026-10-18T00:31:21Z">
               <w:r>
                 <w:rPr>
                   <w:rFonts w:ascii="Arial" w:cs="Arial" w:eastAsia="Arial" w:hAnsi="Arial"/>
@@ -9688,7 +9688,7 @@
                 <w:delText xml:space="preserve">yet]</w:delText>
               </w:r>
             </w:del>
-            <w:ins w:id="9174" w:author="Claude (AI) - proposed" w:date="2026-10-15T13:01:05Z">
+            <w:ins w:id="9174" w:author="Claude (AI) - proposed" w:date="2026-10-18T00:31:21Z">
               <w:r>
                 <w:rPr>
                   <w:rFonts w:ascii="Arial" w:cs="Arial" w:eastAsia="Arial" w:hAnsi="Arial"/>
@@ -9716,7 +9716,7 @@
               </w:rPr>
               <w:t xml:space="preserve">. Then pivot to the </w:t>
             </w:r>
-            <w:del w:id="9175" w:author="Claude (AI) - proposed" w:date="2026-10-15T13:01:05Z">
+            <w:del w:id="9175" w:author="Claude (AI) - proposed" w:date="2026-10-18T00:31:21Z">
               <w:r>
                 <w:rPr>
                   <w:rFonts w:ascii="Arial" w:cs="Arial" w:eastAsia="Arial" w:hAnsi="Arial"/>
@@ -9731,7 +9731,7 @@
                 <w:delText xml:space="preserve">Nakuru mast problem</w:delText>
               </w:r>
             </w:del>
-            <w:ins w:id="9176" w:author="Claude (AI) - proposed" w:date="2026-10-15T13:01:05Z">
+            <w:ins w:id="9176" w:author="Claude (AI) - proposed" w:date="2026-10-18T00:31:21Z">
               <w:r>
                 <w:rPr>
                   <w:rFonts w:ascii="Arial" w:cs="Arial" w:eastAsia="Arial" w:hAnsi="Arial"/>
@@ -9759,7 +9759,7 @@
               </w:rPr>
               <w:t xml:space="preserve"> and circulate while learners solve individually. Cold-call Student 10: 'Kiptoo, walk us through your setup for the </w:t>
             </w:r>
-            <w:del w:id="9177" w:author="Claude (AI) - proposed" w:date="2026-10-15T13:01:05Z">
+            <w:del w:id="9177" w:author="Claude (AI) - proposed" w:date="2026-10-18T00:31:21Z">
               <w:r>
                 <w:rPr>
                   <w:rFonts w:ascii="Arial" w:cs="Arial" w:eastAsia="Arial" w:hAnsi="Arial"/>
@@ -9774,7 +9774,7 @@
                 <w:delText xml:space="preserve">Nakuru mast</w:delText>
               </w:r>
             </w:del>
-            <w:ins w:id="9178" w:author="Claude (AI) - proposed" w:date="2026-10-15T13:01:05Z">
+            <w:ins w:id="9178" w:author="Claude (AI) - proposed" w:date="2026-10-18T00:31:21Z">
               <w:r>
                 <w:rPr>
                   <w:rFonts w:ascii="Arial" w:cs="Arial" w:eastAsia="Arial" w:hAnsi="Arial"/>
@@ -9868,7 +9868,7 @@
               </w:rPr>
               <w:t xml:space="preserve">Observable indicators: (1) Every group's written explanation includes a reference to 'similar triangles' or 'same shape, different size.' (2) In individual work, at least 80% of learners correctly write the sine equation (sin 40° = height / </w:t>
             </w:r>
-            <w:del w:id="9179" w:author="Claude (AI) - proposed" w:date="2026-10-15T13:01:05Z">
+            <w:del w:id="9179" w:author="Claude (AI) - proposed" w:date="2026-10-18T00:31:21Z">
               <w:r>
                 <w:rPr>
                   <w:rFonts w:ascii="Arial" w:cs="Arial" w:eastAsia="Arial" w:hAnsi="Arial"/>
@@ -9883,7 +9883,7 @@
                 <w:delText xml:space="preserve">hypotenuse</w:delText>
               </w:r>
             </w:del>
-            <w:ins w:id="9180" w:author="Claude (AI) - proposed" w:date="2026-10-15T13:01:05Z">
+            <w:ins w:id="9180" w:author="Claude (AI) - proposed" w:date="2026-10-18T00:31:21Z">
               <w:r>
                 <w:rPr>
                   <w:rFonts w:ascii="Arial" w:cs="Arial" w:eastAsia="Arial" w:hAnsi="Arial"/>
@@ -9911,7 +9911,7 @@
               </w:rPr>
               <w:t xml:space="preserve">) before attempting to solve</w:t>
             </w:r>
-            <w:ins w:id="9181" w:author="Claude (AI) - proposed" w:date="2026-10-15T13:01:05Z">
+            <w:ins w:id="9181" w:author="Claude (AI) - proposed" w:date="2026-10-18T00:31:21Z">
               <w:r>
                 <w:rPr>
                   <w:rFonts w:ascii="Arial" w:cs="Arial" w:eastAsia="Arial" w:hAnsi="Arial"/>
@@ -9995,7 +9995,7 @@
             <w:pPr>
               <w:spacing w:after="20" w:before="0"/>
             </w:pPr>
-            <w:hyperlink w:history="1" r:id="rIdke_q2mqqk6gm8li56z2lx">
+            <w:hyperlink w:history="1" r:id="rIdlhz8rfejcy8b7dr37jziw">
               <w:r>
                 <w:rPr>
                   <w:rFonts w:ascii="Arial" w:cs="Arial" w:eastAsia="Arial" w:hAnsi="Arial"/>
@@ -10028,7 +10028,7 @@
               <w:spacing w:after="10" w:before="0"/>
               <w:ind w:left="120"/>
             </w:pPr>
-            <w:hyperlink w:history="1" r:id="rIdnewuqg41i8ftjizqwsqzo">
+            <w:hyperlink w:history="1" r:id="rIdm5ipz3zqztw0bkhvagpou">
               <w:r>
                 <w:rPr>
                   <w:rFonts w:ascii="Arial" w:cs="Arial" w:eastAsia="Arial" w:hAnsi="Arial"/>
@@ -10073,7 +10073,7 @@
             <w:pPr>
               <w:spacing w:after="20" w:before="0"/>
             </w:pPr>
-            <w:hyperlink w:history="1" r:id="rId54dntvjvhuq8vwqrqrori">
+            <w:hyperlink w:history="1" r:id="rId8w-vt0yzabs7bwihznekx">
               <w:r>
                 <w:rPr>
                   <w:rFonts w:ascii="Arial" w:cs="Arial" w:eastAsia="Arial" w:hAnsi="Arial"/>
@@ -10122,7 +10122,7 @@
               <w:spacing w:after="10" w:before="0"/>
               <w:ind w:left="120"/>
             </w:pPr>
-            <w:hyperlink w:history="1" r:id="rId6j2bnvxwycnlvsc0w9_zz">
+            <w:hyperlink w:history="1" r:id="rIdrgl371yg1fni2vvjoxmp8">
               <w:r>
                 <w:rPr>
                   <w:rFonts w:ascii="Arial" w:cs="Arial" w:eastAsia="Arial" w:hAnsi="Arial"/>
@@ -10322,7 +10322,7 @@
             <w:pPr>
               <w:spacing w:after="20" w:before="0"/>
             </w:pPr>
-            <w:hyperlink w:history="1" r:id="rIdtwu4rfc0hwtshj3upkace">
+            <w:hyperlink w:history="1" r:id="rIdtizok5trrfdchyl9jlg5w">
               <w:r>
                 <w:rPr>
                   <w:rFonts w:ascii="Arial" w:cs="Arial" w:eastAsia="Arial" w:hAnsi="Arial"/>
@@ -10371,7 +10371,7 @@
               <w:spacing w:after="10" w:before="0"/>
               <w:ind w:left="120"/>
             </w:pPr>
-            <w:hyperlink w:history="1" r:id="rIdroswqd_lays0ttzp8fhxr">
+            <w:hyperlink w:history="1" r:id="rId0dykr9xxb_l8ldlq6fmci">
               <w:r>
                 <w:rPr>
                   <w:rFonts w:ascii="Arial" w:cs="Arial" w:eastAsia="Arial" w:hAnsi="Arial"/>
@@ -10416,7 +10416,7 @@
             <w:pPr>
               <w:spacing w:after="20" w:before="0"/>
             </w:pPr>
-            <w:hyperlink w:history="1" r:id="rId2mkjfulqtqybvq42_yxt2">
+            <w:hyperlink w:history="1" r:id="rIdlo1y9u_ekc8de7plmdycj">
               <w:r>
                 <w:rPr>
                   <w:rFonts w:ascii="Arial" w:cs="Arial" w:eastAsia="Arial" w:hAnsi="Arial"/>
@@ -10465,7 +10465,7 @@
               <w:spacing w:after="10" w:before="0"/>
               <w:ind w:left="120"/>
             </w:pPr>
-            <w:hyperlink w:history="1" r:id="rIdzrdkazjsizblkarmm4qby">
+            <w:hyperlink w:history="1" r:id="rIdx6h-z_ce6tbam22akreps">
               <w:r>
                 <w:rPr>
                   <w:rFonts w:ascii="Arial" w:cs="Arial" w:eastAsia="Arial" w:hAnsi="Arial"/>
@@ -10704,7 +10704,7 @@
               </w:rPr>
               <w:t xml:space="preserve">After the lesson, reflect on the following questions: (1) During the cold-call table-reading drill, which learners struggled to navigate the sine tables — did they have difficulty with rows vs. columns, or with decimal place value? Plan a 3-minute re-teaching moment at the start of Lesson 3 if more than 3 learners showed this difficulty. (2) Did learners' explanations in Phase 3 explicitly reference similar triangles, or did they simply state the ratio 'happened to be the same'? If the similar-triangles connection was weak, consider adding a brief visual proof in Lesson 3's opening. (3) Review the 'Still Wondering' sticky notes from the DQB: are learners asking about the shadow-to-height ratio (which requires cosine/tangent)? Use their own questions as the opening hook for Lesson 3. (4) Were the Lesson 1 measured ratios close enough to the sine table values to build confidence? If many learners found large discrepancies, this is a measurement-precision issue — address it by discussing significant figures before Lesson 3's cosine work. (5) Did the </w:t>
             </w:r>
-            <w:del w:id="9182" w:author="Claude (AI) - proposed" w:date="2026-10-15T13:01:05Z">
+            <w:del w:id="9182" w:author="Claude (AI) - proposed" w:date="2026-10-18T00:31:21Z">
               <w:r>
                 <w:rPr>
                   <w:rFonts w:ascii="Arial" w:cs="Arial" w:eastAsia="Arial" w:hAnsi="Arial"/>
@@ -10719,7 +10719,7 @@
                 <w:delText xml:space="preserve">Nakuru mast</w:delText>
               </w:r>
             </w:del>
-            <w:ins w:id="9183" w:author="Claude (AI) - proposed" w:date="2026-10-15T13:01:05Z">
+            <w:ins w:id="9183" w:author="Claude (AI) - proposed" w:date="2026-10-18T00:31:21Z">
               <w:r>
                 <w:rPr>
                   <w:rFonts w:ascii="Arial" w:cs="Arial" w:eastAsia="Arial" w:hAnsi="Arial"/>
@@ -11033,7 +11033,7 @@
         </w:rPr>
         <w:t xml:space="preserve">© 2026 SeaVuria and ARES. Aligned with KICD objectives. Developed by SeaVuria; technical implementation by ARES (with AI assistance from Claude). Licensed under </w:t>
       </w:r>
-      <w:hyperlink w:history="1" r:id="rId2uehi9mfulp4dwpltyg9g">
+      <w:hyperlink w:history="1" r:id="rIde9xpm6p4etsq0rumszuzw">
         <w:r>
           <w:rPr>
             <w:rFonts w:ascii="Arial" w:cs="Arial" w:eastAsia="Arial" w:hAnsi="Arial"/>
@@ -11054,7 +11054,7 @@
         </w:rPr>
         <w:t xml:space="preserve"> (</w:t>
       </w:r>
-      <w:hyperlink w:history="1" r:id="rIdptkwxkoytinpgynovyxmv">
+      <w:hyperlink w:history="1" r:id="rIdudayuhycz8lqgatrxrex3">
         <w:r>
           <w:rPr>
             <w:rFonts w:ascii="Arial" w:cs="Arial" w:eastAsia="Arial" w:hAnsi="Arial"/>
@@ -11562,10 +11562,10 @@
               <w:spacing w:after="40" w:before="0"/>
               <w:jc w:val="left"/>
               <w:rPr>
-                <w:ins w:id="9185" w:author="Claude (AI) - proposed" w:date="2026-10-15T13:01:05Z"/>
-              </w:rPr>
-            </w:pPr>
-            <w:ins w:id="9184" w:author="Claude (AI) - proposed" w:date="2026-10-15T13:01:05Z">
+                <w:ins w:id="9185" w:author="Claude (AI) - proposed" w:date="2026-10-18T00:31:21Z"/>
+              </w:rPr>
+            </w:pPr>
+            <w:ins w:id="9184" w:author="Claude (AI) - proposed" w:date="2026-10-18T00:31:21Z">
               <w:r>
                 <w:rPr>
                   <w:rFonts w:ascii="Arial" w:cs="Arial" w:eastAsia="Arial" w:hAnsi="Arial"/>
@@ -11587,10 +11587,10 @@
               <w:spacing w:after="40" w:before="0"/>
               <w:jc w:val="left"/>
               <w:rPr>
-                <w:del w:id="9187" w:author="Claude (AI) - proposed" w:date="2026-10-15T13:01:05Z"/>
-              </w:rPr>
-            </w:pPr>
-            <w:del w:id="9186" w:author="Claude (AI) - proposed" w:date="2026-10-15T13:01:05Z">
+                <w:del w:id="9187" w:author="Claude (AI) - proposed" w:date="2026-10-18T00:31:21Z"/>
+              </w:rPr>
+            </w:pPr>
+            <w:del w:id="9186" w:author="Claude (AI) - proposed" w:date="2026-10-18T00:31:21Z">
               <w:r>
                 <w:rPr>
                   <w:rFonts w:ascii="Arial" w:cs="Arial" w:eastAsia="Arial" w:hAnsi="Arial"/>
@@ -11836,7 +11836,7 @@
               </w:rPr>
               <w:t xml:space="preserve">Learners begin with a guided reading excerpt about the cosine ratio in the context of a wheelchair ramp at a Nakuru hospital. They predict what cos 53 degrees will be relative to sin 53 degrees by sketching the mango-tree right-angled triangle and labelling adjacent and opposite sides. Through a structured table-reading activity they discover cosine values for a range of angles, compare them with sine values, and notice that cos theta for a given angle equals sin of the complementary angle — a pattern they record as a question without yet proving it. Pairs then solve </w:t>
             </w:r>
-            <w:del w:id="9188" w:author="Claude (AI) - proposed" w:date="2026-10-15T13:01:05Z">
+            <w:del w:id="9188" w:author="Claude (AI) - proposed" w:date="2026-10-18T00:31:21Z">
               <w:r>
                 <w:rPr>
                   <w:rFonts w:ascii="Arial" w:cs="Arial" w:eastAsia="Arial" w:hAnsi="Arial"/>
@@ -11851,7 +11851,7 @@
                 <w:delText xml:space="preserve">five</w:delText>
               </w:r>
             </w:del>
-            <w:ins w:id="9189" w:author="Claude (AI) - proposed" w:date="2026-10-15T13:01:05Z">
+            <w:ins w:id="9189" w:author="Claude (AI) - proposed" w:date="2026-10-18T00:31:21Z">
               <w:r>
                 <w:rPr>
                   <w:rFonts w:ascii="Arial" w:cs="Arial" w:eastAsia="Arial" w:hAnsi="Arial"/>
@@ -11879,7 +11879,7 @@
               </w:rPr>
               <w:t xml:space="preserve"> structured problems involving Kenyan contexts</w:t>
             </w:r>
-            <w:ins w:id="9190" w:author="Claude (AI) - proposed" w:date="2026-10-15T13:01:05Z">
+            <w:ins w:id="9190" w:author="Claude (AI) - proposed" w:date="2026-10-18T00:31:21Z">
               <w:r>
                 <w:rPr>
                   <w:rFonts w:ascii="Arial" w:cs="Arial" w:eastAsia="Arial" w:hAnsi="Arial"/>
@@ -12195,7 +12195,7 @@
             <w:pPr>
               <w:spacing w:after="20" w:before="0"/>
             </w:pPr>
-            <w:hyperlink w:history="1" r:id="rIdbi5ygrtj784gsyi71pvuh">
+            <w:hyperlink w:history="1" r:id="rIdtrxwlg0eja8whduvozc41">
               <w:r>
                 <w:rPr>
                   <w:rFonts w:ascii="Arial" w:cs="Arial" w:eastAsia="Arial" w:hAnsi="Arial"/>
@@ -12228,7 +12228,7 @@
               <w:spacing w:after="10" w:before="0"/>
               <w:ind w:left="120"/>
             </w:pPr>
-            <w:hyperlink w:history="1" r:id="rIdtrl5txep4mzguoptudmmr">
+            <w:hyperlink w:history="1" r:id="rId-vc_hm3typarlcxdkvnz8">
               <w:r>
                 <w:rPr>
                   <w:rFonts w:ascii="Arial" w:cs="Arial" w:eastAsia="Arial" w:hAnsi="Arial"/>
@@ -12273,7 +12273,7 @@
             <w:pPr>
               <w:spacing w:after="20" w:before="0"/>
             </w:pPr>
-            <w:hyperlink w:history="1" r:id="rIdbtgtya9pcn-f4svnhpjdl">
+            <w:hyperlink w:history="1" r:id="rId_vkzwuw1daop61rjctjd5">
               <w:r>
                 <w:rPr>
                   <w:rFonts w:ascii="Arial" w:cs="Arial" w:eastAsia="Arial" w:hAnsi="Arial"/>
@@ -12306,7 +12306,7 @@
               <w:spacing w:after="10" w:before="0"/>
               <w:ind w:left="120"/>
             </w:pPr>
-            <w:hyperlink w:history="1" r:id="rId3nvu0v2zz4uxnmn8dq-f-">
+            <w:hyperlink w:history="1" r:id="rIdysbzq66pi9ha38sgitugi">
               <w:r>
                 <w:rPr>
                   <w:rFonts w:ascii="Arial" w:cs="Arial" w:eastAsia="Arial" w:hAnsi="Arial"/>
@@ -12506,7 +12506,7 @@
             <w:pPr>
               <w:spacing w:after="20" w:before="0"/>
             </w:pPr>
-            <w:hyperlink w:history="1" r:id="rIdoorne_iaxugqxbobbkx9f">
+            <w:hyperlink w:history="1" r:id="rIdjwxiqx3pfht1v75fkbf_e">
               <w:r>
                 <w:rPr>
                   <w:rFonts w:ascii="Arial" w:cs="Arial" w:eastAsia="Arial" w:hAnsi="Arial"/>
@@ -12539,7 +12539,7 @@
               <w:spacing w:after="10" w:before="0"/>
               <w:ind w:left="120"/>
             </w:pPr>
-            <w:hyperlink w:history="1" r:id="rIdgimyxmrfndyfkkzygahc0">
+            <w:hyperlink w:history="1" r:id="rIdunqftldrxdvrmikvq1igj">
               <w:r>
                 <w:rPr>
                   <w:rFonts w:ascii="Arial" w:cs="Arial" w:eastAsia="Arial" w:hAnsi="Arial"/>
@@ -12584,7 +12584,7 @@
             <w:pPr>
               <w:spacing w:after="20" w:before="0"/>
             </w:pPr>
-            <w:hyperlink w:history="1" r:id="rId4aj79jgeyegn0mdt3rw1p">
+            <w:hyperlink w:history="1" r:id="rIdt5hbjy2gobogso1isrgga">
               <w:r>
                 <w:rPr>
                   <w:rFonts w:ascii="Arial" w:cs="Arial" w:eastAsia="Arial" w:hAnsi="Arial"/>
@@ -12617,7 +12617,7 @@
               <w:spacing w:after="10" w:before="0"/>
               <w:ind w:left="120"/>
             </w:pPr>
-            <w:hyperlink w:history="1" r:id="rIdx72c9yjrwjhy1xhfwvjr7">
+            <w:hyperlink w:history="1" r:id="rIdf5vtotf5rvu0iif18twd6">
               <w:r>
                 <w:rPr>
                   <w:rFonts w:ascii="Arial" w:cs="Arial" w:eastAsia="Arial" w:hAnsi="Arial"/>
@@ -12662,7 +12662,7 @@
               </w:rPr>
               <w:t xml:space="preserve">Learners complete a guided reading of a one-page excerpt (prepared by the teacher or taken from the KICD-approved textbook) about a ramp built at a Nakuru County Referral Hospital to allow wheelchair access. The ramp rises 0.9 m over a horizontal distance of 1.2 m and the ramp surface (hypotenuse) is 1.5 m. The excerpt defines the cosine of the angle of inclination as adjacent divided by hypotenuse, i.e., 1.2 divided by 1.5 = 0.8, and names the angle theta. After reading, learners open mathematical tables to the cosine pages and complete a structured table-reading worksheet: they find cos values for 10, 20, 30, 37, 45, 53, 60, 70, 80 degrees and record them alongside the sine values </w:t>
             </w:r>
-            <w:del w:id="9191" w:author="Claude (AI) - proposed" w:date="2026-10-15T13:01:05Z">
+            <w:del w:id="9191" w:author="Claude (AI) - proposed" w:date="2026-10-18T00:31:21Z">
               <w:r>
                 <w:rPr>
                   <w:rFonts w:ascii="Arial" w:cs="Arial" w:eastAsia="Arial" w:hAnsi="Arial"/>
@@ -12677,7 +12677,7 @@
                 <w:delText xml:space="preserve">they already recorded in Lesson 2</w:delText>
               </w:r>
             </w:del>
-            <w:ins w:id="9192" w:author="Claude (AI) - proposed" w:date="2026-10-15T13:01:05Z">
+            <w:ins w:id="9192" w:author="Claude (AI) - proposed" w:date="2026-10-18T00:31:21Z">
               <w:r>
                 <w:rPr>
                   <w:rFonts w:ascii="Arial" w:cs="Arial" w:eastAsia="Arial" w:hAnsi="Arial"/>
@@ -12738,7 +12738,7 @@
               </w:rPr>
               <w:t xml:space="preserve">Teacher circulates and reads the excerpt aloud once with the class to model fluent reading of mathematical text. Then says: Now open your mathematical tables to the cosine section. The layout is the same as the sine section — I want complete silence for </w:t>
             </w:r>
-            <w:del w:id="9193" w:author="Claude (AI) - proposed" w:date="2026-10-15T13:01:05Z">
+            <w:del w:id="9193" w:author="Claude (AI) - proposed" w:date="2026-10-18T00:31:21Z">
               <w:r>
                 <w:rPr>
                   <w:rFonts w:ascii="Arial" w:cs="Arial" w:eastAsia="Arial" w:hAnsi="Arial"/>
@@ -12753,7 +12753,7 @@
                 <w:delText xml:space="preserve">5</w:delText>
               </w:r>
             </w:del>
-            <w:ins w:id="9194" w:author="Claude (AI) - proposed" w:date="2026-10-15T13:01:05Z">
+            <w:ins w:id="9194" w:author="Claude (AI) - proposed" w:date="2026-10-18T00:31:21Z">
               <w:r>
                 <w:rPr>
                   <w:rFonts w:ascii="Arial" w:cs="Arial" w:eastAsia="Arial" w:hAnsi="Arial"/>
@@ -12781,7 +12781,7 @@
               </w:rPr>
               <w:t xml:space="preserve"> minutes while you find each value and write it in your table. WAIT </w:t>
             </w:r>
-            <w:del w:id="9195" w:author="Claude (AI) - proposed" w:date="2026-10-15T13:01:05Z">
+            <w:del w:id="9195" w:author="Claude (AI) - proposed" w:date="2026-10-18T00:31:21Z">
               <w:r>
                 <w:rPr>
                   <w:rFonts w:ascii="Arial" w:cs="Arial" w:eastAsia="Arial" w:hAnsi="Arial"/>
@@ -12796,7 +12796,7 @@
                 <w:delText xml:space="preserve">5</w:delText>
               </w:r>
             </w:del>
-            <w:ins w:id="9196" w:author="Claude (AI) - proposed" w:date="2026-10-15T13:01:05Z">
+            <w:ins w:id="9196" w:author="Claude (AI) - proposed" w:date="2026-10-18T00:31:21Z">
               <w:r>
                 <w:rPr>
                   <w:rFonts w:ascii="Arial" w:cs="Arial" w:eastAsia="Arial" w:hAnsi="Arial"/>
@@ -12824,7 +12824,7 @@
               </w:rPr>
               <w:t xml:space="preserve"> minutes, circulating to check table-reading technique. If a learner is struggling, teacher points to the correct row and column silently. After </w:t>
             </w:r>
-            <w:del w:id="9197" w:author="Claude (AI) - proposed" w:date="2026-10-15T13:01:05Z">
+            <w:del w:id="9197" w:author="Claude (AI) - proposed" w:date="2026-10-18T00:31:21Z">
               <w:r>
                 <w:rPr>
                   <w:rFonts w:ascii="Arial" w:cs="Arial" w:eastAsia="Arial" w:hAnsi="Arial"/>
@@ -12839,7 +12839,7 @@
                 <w:delText xml:space="preserve">5</w:delText>
               </w:r>
             </w:del>
-            <w:ins w:id="9198" w:author="Claude (AI) - proposed" w:date="2026-10-15T13:01:05Z">
+            <w:ins w:id="9198" w:author="Claude (AI) - proposed" w:date="2026-10-18T00:31:21Z">
               <w:r>
                 <w:rPr>
                   <w:rFonts w:ascii="Arial" w:cs="Arial" w:eastAsia="Arial" w:hAnsi="Arial"/>
@@ -12867,7 +12867,7 @@
               </w:rPr>
               <w:t xml:space="preserve"> minutes: Compare your cosine column with your sine column. Answer the two observation questions on your worksheet. You have </w:t>
             </w:r>
-            <w:del w:id="9199" w:author="Claude (AI) - proposed" w:date="2026-10-15T13:01:05Z">
+            <w:del w:id="9199" w:author="Claude (AI) - proposed" w:date="2026-10-18T00:31:21Z">
               <w:r>
                 <w:rPr>
                   <w:rFonts w:ascii="Arial" w:cs="Arial" w:eastAsia="Arial" w:hAnsi="Arial"/>
@@ -12882,7 +12882,7 @@
                 <w:delText xml:space="preserve">3</w:delText>
               </w:r>
             </w:del>
-            <w:ins w:id="9200" w:author="Claude (AI) - proposed" w:date="2026-10-15T13:01:05Z">
+            <w:ins w:id="9200" w:author="Claude (AI) - proposed" w:date="2026-10-18T00:31:21Z">
               <w:r>
                 <w:rPr>
                   <w:rFonts w:ascii="Arial" w:cs="Arial" w:eastAsia="Arial" w:hAnsi="Arial"/>
@@ -12910,7 +12910,7 @@
               </w:rPr>
               <w:t xml:space="preserve"> minutes. WAIT </w:t>
             </w:r>
-            <w:del w:id="9201" w:author="Claude (AI) - proposed" w:date="2026-10-15T13:01:05Z">
+            <w:del w:id="9201" w:author="Claude (AI) - proposed" w:date="2026-10-18T00:31:21Z">
               <w:r>
                 <w:rPr>
                   <w:rFonts w:ascii="Arial" w:cs="Arial" w:eastAsia="Arial" w:hAnsi="Arial"/>
@@ -12925,7 +12925,7 @@
                 <w:delText xml:space="preserve">3</w:delText>
               </w:r>
             </w:del>
-            <w:ins w:id="9202" w:author="Claude (AI) - proposed" w:date="2026-10-15T13:01:05Z">
+            <w:ins w:id="9202" w:author="Claude (AI) - proposed" w:date="2026-10-18T00:31:21Z">
               <w:r>
                 <w:rPr>
                   <w:rFonts w:ascii="Arial" w:cs="Arial" w:eastAsia="Arial" w:hAnsi="Arial"/>
@@ -13075,7 +13075,7 @@
             <w:pPr>
               <w:spacing w:after="20" w:before="0"/>
             </w:pPr>
-            <w:hyperlink w:history="1" r:id="rId0oye_oruxsoeark1eodh1">
+            <w:hyperlink w:history="1" r:id="rIdhbjywbiyw6ewp4ri-xps4">
               <w:r>
                 <w:rPr>
                   <w:rFonts w:ascii="Arial" w:cs="Arial" w:eastAsia="Arial" w:hAnsi="Arial"/>
@@ -13108,7 +13108,7 @@
               <w:spacing w:after="10" w:before="0"/>
               <w:ind w:left="120"/>
             </w:pPr>
-            <w:hyperlink w:history="1" r:id="rIdvwxl2_tdznpseoumlulvt">
+            <w:hyperlink w:history="1" r:id="rIdozibhp545riagtfezwejf">
               <w:r>
                 <w:rPr>
                   <w:rFonts w:ascii="Arial" w:cs="Arial" w:eastAsia="Arial" w:hAnsi="Arial"/>
@@ -13153,7 +13153,7 @@
             <w:pPr>
               <w:spacing w:after="20" w:before="0"/>
             </w:pPr>
-            <w:hyperlink w:history="1" r:id="rIdqscp6f3wwriumnmtxohli">
+            <w:hyperlink w:history="1" r:id="rIdottpvu6gkt2yaybo8couv">
               <w:r>
                 <w:rPr>
                   <w:rFonts w:ascii="Arial" w:cs="Arial" w:eastAsia="Arial" w:hAnsi="Arial"/>
@@ -13202,7 +13202,7 @@
               <w:spacing w:after="10" w:before="0"/>
               <w:ind w:left="120"/>
             </w:pPr>
-            <w:hyperlink w:history="1" r:id="rIdxb9x0nb9y_csbtnpi8wfm">
+            <w:hyperlink w:history="1" r:id="rIduhxcaayvi1rvbh3oe4xwm">
               <w:r>
                 <w:rPr>
                   <w:rFonts w:ascii="Arial" w:cs="Arial" w:eastAsia="Arial" w:hAnsi="Arial"/>
@@ -13247,7 +13247,7 @@
               </w:rPr>
               <w:t xml:space="preserve">Teacher formally defines cosine and then sets pairs to work on </w:t>
             </w:r>
-            <w:del w:id="9203" w:author="Claude (AI) - proposed" w:date="2026-10-15T13:01:05Z">
+            <w:del w:id="9203" w:author="Claude (AI) - proposed" w:date="2026-10-18T00:31:21Z">
               <w:r>
                 <w:rPr>
                   <w:rFonts w:ascii="Arial" w:cs="Arial" w:eastAsia="Arial" w:hAnsi="Arial"/>
@@ -13262,7 +13262,7 @@
                 <w:delText xml:space="preserve">five structured problems</w:delText>
               </w:r>
             </w:del>
-            <w:ins w:id="9204" w:author="Claude (AI) - proposed" w:date="2026-10-15T13:01:05Z">
+            <w:ins w:id="9204" w:author="Claude (AI) - proposed" w:date="2026-10-18T00:31:21Z">
               <w:r>
                 <w:rPr>
                   <w:rFonts w:ascii="Arial" w:cs="Arial" w:eastAsia="Arial" w:hAnsi="Arial"/>
@@ -13290,7 +13290,7 @@
               </w:rPr>
               <w:t xml:space="preserve">. Problem contexts: (1) A wheelchair ramp at Nakuru County Referral Hospital makes an angle of 12 degrees with the ground. The ramp surface is 4.0 m long. Find the horizontal distance (cos 12 degrees times 4.0). (2) A </w:t>
             </w:r>
-            <w:del w:id="9205" w:author="Claude (AI) - proposed" w:date="2026-10-15T13:01:05Z">
+            <w:del w:id="9205" w:author="Claude (AI) - proposed" w:date="2026-10-18T00:31:21Z">
               <w:r>
                 <w:rPr>
                   <w:rFonts w:ascii="Arial" w:cs="Arial" w:eastAsia="Arial" w:hAnsi="Arial"/>
@@ -13305,7 +13305,7 @@
                 <w:delText xml:space="preserve">telecommunications</w:delText>
               </w:r>
             </w:del>
-            <w:ins w:id="9206" w:author="Claude (AI) - proposed" w:date="2026-10-15T13:01:05Z">
+            <w:ins w:id="9206" w:author="Claude (AI) - proposed" w:date="2026-10-18T00:31:21Z">
               <w:r>
                 <w:rPr>
                   <w:rFonts w:ascii="Arial" w:cs="Arial" w:eastAsia="Arial" w:hAnsi="Arial"/>
@@ -13333,7 +13333,7 @@
               </w:rPr>
               <w:t xml:space="preserve"> cable runs from the top of a</w:t>
             </w:r>
-            <w:del w:id="9207" w:author="Claude (AI) - proposed" w:date="2026-10-15T13:01:05Z">
+            <w:del w:id="9207" w:author="Claude (AI) - proposed" w:date="2026-10-18T00:31:21Z">
               <w:r>
                 <w:rPr>
                   <w:rFonts w:ascii="Arial" w:cs="Arial" w:eastAsia="Arial" w:hAnsi="Arial"/>
@@ -13361,7 +13361,7 @@
               </w:rPr>
               <w:t xml:space="preserve"> pole in Kisumu to a point on the ground</w:t>
             </w:r>
-            <w:ins w:id="9208" w:author="Claude (AI) - proposed" w:date="2026-10-15T13:01:05Z">
+            <w:ins w:id="9208" w:author="Claude (AI) - proposed" w:date="2026-10-18T00:31:21Z">
               <w:r>
                 <w:rPr>
                   <w:rFonts w:ascii="Arial" w:cs="Arial" w:eastAsia="Arial" w:hAnsi="Arial"/>
@@ -13389,7 +13389,7 @@
               </w:rPr>
               <w:t xml:space="preserve">, making an angle of 40 degrees with the ground. Find the length of the cable (the hypotenuse) using the adjacent side (10 m) and cos 40 degrees</w:t>
             </w:r>
-            <w:del w:id="9209" w:author="Claude (AI) - proposed" w:date="2026-10-15T13:01:05Z">
+            <w:del w:id="9209" w:author="Claude (AI) - proposed" w:date="2026-10-18T00:31:21Z">
               <w:r>
                 <w:rPr>
                   <w:rFonts w:ascii="Arial" w:cs="Arial" w:eastAsia="Arial" w:hAnsi="Arial"/>
@@ -13404,7 +13404,7 @@
                 <w:delText xml:space="preserve"> — learners</w:delText>
               </w:r>
             </w:del>
-            <w:ins w:id="9210" w:author="Claude (AI) - proposed" w:date="2026-10-15T13:01:05Z">
+            <w:ins w:id="9210" w:author="Claude (AI) - proposed" w:date="2026-10-18T00:31:21Z">
               <w:r>
                 <w:rPr>
                   <w:rFonts w:ascii="Arial" w:cs="Arial" w:eastAsia="Arial" w:hAnsi="Arial"/>
@@ -13432,7 +13432,7 @@
               </w:rPr>
               <w:t xml:space="preserve"> must recognise that </w:t>
             </w:r>
-            <w:del w:id="9211" w:author="Claude (AI) - proposed" w:date="2026-10-15T13:01:05Z">
+            <w:del w:id="9211" w:author="Claude (AI) - proposed" w:date="2026-10-18T00:31:21Z">
               <w:r>
                 <w:rPr>
                   <w:rFonts w:ascii="Arial" w:cs="Arial" w:eastAsia="Arial" w:hAnsi="Arial"/>
@@ -13447,7 +13447,7 @@
                 <w:delText xml:space="preserve">10 m is the adjacent side</w:delText>
               </w:r>
             </w:del>
-            <w:ins w:id="9212" w:author="Claude (AI) - proposed" w:date="2026-10-15T13:01:05Z">
+            <w:ins w:id="9212" w:author="Claude (AI) - proposed" w:date="2026-10-18T00:31:21Z">
               <w:r>
                 <w:rPr>
                   <w:rFonts w:ascii="Arial" w:cs="Arial" w:eastAsia="Arial" w:hAnsi="Arial"/>
@@ -13475,7 +13475,7 @@
               </w:rPr>
               <w:t xml:space="preserve"> to the 40-degree angle</w:t>
             </w:r>
-            <w:del w:id="9213" w:author="Claude (AI) - proposed" w:date="2026-10-15T13:01:05Z">
+            <w:del w:id="9213" w:author="Claude (AI) - proposed" w:date="2026-10-18T00:31:21Z">
               <w:r>
                 <w:rPr>
                   <w:rFonts w:ascii="Arial" w:cs="Arial" w:eastAsia="Arial" w:hAnsi="Arial"/>
@@ -13536,7 +13536,7 @@
               </w:rPr>
               <w:t xml:space="preserve">Teacher writes on the board: cos theta = adjacent divided by hypotenuse, and says: Cosine is the ratio of the side that RUNS ALONGSIDE the angle — the adjacent side — to the hypotenuse. It is constant for a given angle regardless of triangle size, exactly as sine was. Now with your partner, tackle </w:t>
             </w:r>
-            <w:del w:id="9214" w:author="Claude (AI) - proposed" w:date="2026-10-15T13:01:05Z">
+            <w:del w:id="9214" w:author="Claude (AI) - proposed" w:date="2026-10-18T00:31:21Z">
               <w:r>
                 <w:rPr>
                   <w:rFonts w:ascii="Arial" w:cs="Arial" w:eastAsia="Arial" w:hAnsi="Arial"/>
@@ -13551,7 +13551,7 @@
                 <w:delText xml:space="preserve">the five problems</w:delText>
               </w:r>
             </w:del>
-            <w:ins w:id="9215" w:author="Claude (AI) - proposed" w:date="2026-10-15T13:01:05Z">
+            <w:ins w:id="9215" w:author="Claude (AI) - proposed" w:date="2026-10-18T00:31:21Z">
               <w:r>
                 <w:rPr>
                   <w:rFonts w:ascii="Arial" w:cs="Arial" w:eastAsia="Arial" w:hAnsi="Arial"/>
@@ -13579,7 +13579,7 @@
               </w:rPr>
               <w:t xml:space="preserve"> on your worksheet</w:t>
             </w:r>
-            <w:ins w:id="9216" w:author="Claude (AI) - proposed" w:date="2026-10-15T13:01:05Z">
+            <w:ins w:id="9216" w:author="Claude (AI) - proposed" w:date="2026-10-18T00:31:21Z">
               <w:r>
                 <w:rPr>
                   <w:rFonts w:ascii="Arial" w:cs="Arial" w:eastAsia="Arial" w:hAnsi="Arial"/>
@@ -13607,7 +13607,7 @@
               </w:rPr>
               <w:t xml:space="preserve">. Draw the triangle FIRST — do not write an equation until you have drawn and labelled. WAIT 10 minutes for pair work, circulating actively. At the 5-minute mark, pause the class: Cold-call one pair to draw Problem 2 triangle on the board. Ask the class: Is the 10 m side the opposite or adjacent to the 40-degree angle? </w:t>
             </w:r>
-            <w:ins w:id="9217" w:author="Claude (AI) - proposed" w:date="2026-10-15T13:01:05Z">
+            <w:ins w:id="9217" w:author="Claude (AI) - proposed" w:date="2026-10-18T00:31:21Z">
               <w:r>
                 <w:rPr>
                   <w:rFonts w:ascii="Arial" w:cs="Arial" w:eastAsia="Arial" w:hAnsi="Arial"/>
@@ -13635,7 +13635,7 @@
               </w:rPr>
               <w:t xml:space="preserve">WAIT 20 seconds. Resolve any disagreement. Resume pair work for 5 more minutes. Teacher selects one pair to present Problem </w:t>
             </w:r>
-            <w:del w:id="9218" w:author="Claude (AI) - proposed" w:date="2026-10-15T13:01:05Z">
+            <w:del w:id="9218" w:author="Claude (AI) - proposed" w:date="2026-10-18T00:31:21Z">
               <w:r>
                 <w:rPr>
                   <w:rFonts w:ascii="Arial" w:cs="Arial" w:eastAsia="Arial" w:hAnsi="Arial"/>
@@ -13650,7 +13650,7 @@
                 <w:delText xml:space="preserve">4</w:delText>
               </w:r>
             </w:del>
-            <w:ins w:id="9219" w:author="Claude (AI) - proposed" w:date="2026-10-15T13:01:05Z">
+            <w:ins w:id="9219" w:author="Claude (AI) - proposed" w:date="2026-10-18T00:31:21Z">
               <w:r>
                 <w:rPr>
                   <w:rFonts w:ascii="Arial" w:cs="Arial" w:eastAsia="Arial" w:hAnsi="Arial"/>
@@ -13744,7 +13744,7 @@
               </w:rPr>
               <w:t xml:space="preserve">Teacher uses a clipboard checklist: for each pair, note whether (a) triangles are drawn and correctly labelled before equations are written, (b) the cosine equation is correctly set up (cos theta = adj/hyp), (c) table values are read correctly to 4 decimal places, and (d) arithmetic is carried through correctly. </w:t>
             </w:r>
-            <w:ins w:id="9220" w:author="Claude (AI) - proposed" w:date="2026-10-15T13:01:05Z">
+            <w:ins w:id="9220" w:author="Claude (AI) - proposed" w:date="2026-10-18T00:31:21Z">
               <w:r>
                 <w:rPr>
                   <w:rFonts w:ascii="Arial" w:cs="Arial" w:eastAsia="Arial" w:hAnsi="Arial"/>
@@ -13828,7 +13828,7 @@
             <w:pPr>
               <w:spacing w:after="20" w:before="0"/>
             </w:pPr>
-            <w:hyperlink w:history="1" r:id="rIdmaxrxfdrwah1-zbjmaub_">
+            <w:hyperlink w:history="1" r:id="rIdnnyfqfu4cujcndkwgbzkm">
               <w:r>
                 <w:rPr>
                   <w:rFonts w:ascii="Arial" w:cs="Arial" w:eastAsia="Arial" w:hAnsi="Arial"/>
@@ -13861,7 +13861,7 @@
               <w:spacing w:after="10" w:before="0"/>
               <w:ind w:left="120"/>
             </w:pPr>
-            <w:hyperlink w:history="1" r:id="rIdaibbcsqciwzveng7ltndy">
+            <w:hyperlink w:history="1" r:id="rIdvkqythipimagmjjx4t7kt">
               <w:r>
                 <w:rPr>
                   <w:rFonts w:ascii="Arial" w:cs="Arial" w:eastAsia="Arial" w:hAnsi="Arial"/>
@@ -13906,7 +13906,7 @@
             <w:pPr>
               <w:spacing w:after="20" w:before="0"/>
             </w:pPr>
-            <w:hyperlink w:history="1" r:id="rIdbeeg5f0radia3hwilttnq">
+            <w:hyperlink w:history="1" r:id="rIdfgmnikavmkjdhr2owbbxk">
               <w:r>
                 <w:rPr>
                   <w:rFonts w:ascii="Arial" w:cs="Arial" w:eastAsia="Arial" w:hAnsi="Arial"/>
@@ -13955,7 +13955,7 @@
               <w:spacing w:after="10" w:before="0"/>
               <w:ind w:left="120"/>
             </w:pPr>
-            <w:hyperlink w:history="1" r:id="rIdq8msci8g7fftaa5ck99jr">
+            <w:hyperlink w:history="1" r:id="rId0m2xvpa-mpoym7tpyxzty">
               <w:r>
                 <w:rPr>
                   <w:rFonts w:ascii="Arial" w:cs="Arial" w:eastAsia="Arial" w:hAnsi="Arial"/>
@@ -14033,7 +14033,7 @@
               </w:rPr>
               <w:t xml:space="preserve">Teacher distributes sticky notes (yellow for new questions, green for new evidence — </w:t>
             </w:r>
-            <w:del w:id="9221" w:author="Claude (AI) - proposed" w:date="2026-10-15T13:01:05Z">
+            <w:del w:id="9221" w:author="Claude (AI) - proposed" w:date="2026-10-18T00:31:21Z">
               <w:r>
                 <w:rPr>
                   <w:rFonts w:ascii="Arial" w:cs="Arial" w:eastAsia="Arial" w:hAnsi="Arial"/>
@@ -14048,7 +14048,7 @@
                 <w:delText xml:space="preserve">a colour code established in Lesson 1</w:delText>
               </w:r>
             </w:del>
-            <w:ins w:id="9222" w:author="Claude (AI) - proposed" w:date="2026-10-15T13:01:05Z">
+            <w:ins w:id="9222" w:author="Claude (AI) - proposed" w:date="2026-10-18T00:31:21Z">
               <w:r>
                 <w:rPr>
                   <w:rFonts w:ascii="Arial" w:cs="Arial" w:eastAsia="Arial" w:hAnsi="Arial"/>
@@ -14198,7 +14198,7 @@
             <w:pPr>
               <w:spacing w:after="20" w:before="0"/>
             </w:pPr>
-            <w:hyperlink w:history="1" r:id="rIdaagshyprzcb6o2kwkwo4p">
+            <w:hyperlink w:history="1" r:id="rId4q3xe9y5wshqkzlf72bsg">
               <w:r>
                 <w:rPr>
                   <w:rFonts w:ascii="Arial" w:cs="Arial" w:eastAsia="Arial" w:hAnsi="Arial"/>
@@ -14231,7 +14231,7 @@
               <w:spacing w:after="10" w:before="0"/>
               <w:ind w:left="120"/>
             </w:pPr>
-            <w:hyperlink w:history="1" r:id="rIdva5o_kv0ztgztl99abuce">
+            <w:hyperlink w:history="1" r:id="rIdh4pcyfmjgl4ypounkm5hg">
               <w:r>
                 <w:rPr>
                   <w:rFonts w:ascii="Arial" w:cs="Arial" w:eastAsia="Arial" w:hAnsi="Arial"/>
@@ -14276,7 +14276,7 @@
             <w:pPr>
               <w:spacing w:after="20" w:before="0"/>
             </w:pPr>
-            <w:hyperlink w:history="1" r:id="rIdtnvvglids0opmbm5qinbt">
+            <w:hyperlink w:history="1" r:id="rId7xbd-zofvbltxcvvzwx_c">
               <w:r>
                 <w:rPr>
                   <w:rFonts w:ascii="Arial" w:cs="Arial" w:eastAsia="Arial" w:hAnsi="Arial"/>
@@ -14325,7 +14325,7 @@
               <w:spacing w:after="10" w:before="0"/>
               <w:ind w:left="120"/>
             </w:pPr>
-            <w:hyperlink w:history="1" r:id="rIdl0wxilbnvkyrgeu1yay72">
+            <w:hyperlink w:history="1" r:id="rIdf_bfmedkyrphoi0pnqbs3">
               <w:r>
                 <w:rPr>
                   <w:rFonts w:ascii="Arial" w:cs="Arial" w:eastAsia="Arial" w:hAnsi="Arial"/>
@@ -14370,7 +14370,7 @@
               </w:rPr>
               <w:t xml:space="preserve">Learners return to the cumulative annotated right-angled triangle diagram begun in Lesson 1 and extended in Lesson 2. In their exercise books they add the following to the mango-tree triangle diagram: (1) A label on the adjacent side (9.0 m shadow) with the notation adj. (2) The cosine definition box: cos theta = adj divided by hyp, with the calculated value cos 53 degrees approximately 0.6018. (3) A two-column comparison table (sine column from Lesson 2, cosine column from today) for angles 30, 45, 53, 60. (4) An arrow and question mark connecting the sin 53 degrees row to the cos 37 degrees row with the note: pattern to investigate. They also write one sentence completing the stem: In the mango-tree triangle, cosine tells us... Learners who finish early calculate the length of the sun-ray hypotenuse using cos 53 degrees and the 9.0 m adjacent shadow length, </w:t>
             </w:r>
-            <w:del w:id="9223" w:author="Claude (AI) - proposed" w:date="2026-10-15T13:01:05Z">
+            <w:del w:id="9223" w:author="Claude (AI) - proposed" w:date="2026-10-18T00:31:21Z">
               <w:r>
                 <w:rPr>
                   <w:rFonts w:ascii="Arial" w:cs="Arial" w:eastAsia="Arial" w:hAnsi="Arial"/>
@@ -14385,7 +14385,7 @@
                 <w:delText xml:space="preserve">checking it against the value obtained from sine in Lesson 2.</w:delText>
               </w:r>
             </w:del>
-            <w:ins w:id="9224" w:author="Claude (AI) - proposed" w:date="2026-10-15T13:01:05Z">
+            <w:ins w:id="9224" w:author="Claude (AI) - proposed" w:date="2026-10-18T00:31:21Z">
               <w:r>
                 <w:rPr>
                   <w:rFonts w:ascii="Arial" w:cs="Arial" w:eastAsia="Arial" w:hAnsi="Arial"/>
@@ -14433,7 +14433,7 @@
               </w:rPr>
               <w:t xml:space="preserve">Teacher says: Update your triangle diagram now. Add the adjacent label, the cosine definition box, the comparison table, and your pattern arrow. You have 4 minutes. WAIT 4 minutes. Circulate and stamp or initial three to five diagrams as a spot-check. Say to the class: Notice that your diagram now has two definition boxes — sine and cosine. Next lesson we add a third, and the three together will crack the mango-tree problem open completely. For those who finish early: use cos 53 degrees and the 9.0 m shadow to find the sun-ray length. </w:t>
             </w:r>
-            <w:del w:id="9225" w:author="Claude (AI) - proposed" w:date="2026-10-15T13:01:05Z">
+            <w:del w:id="9225" w:author="Claude (AI) - proposed" w:date="2026-10-18T00:31:21Z">
               <w:r>
                 <w:rPr>
                   <w:rFonts w:ascii="Arial" w:cs="Arial" w:eastAsia="Arial" w:hAnsi="Arial"/>
@@ -14448,7 +14448,7 @@
                 <w:delText xml:space="preserve">Does that length match what you calculated using sine in Lesson 2? If it does not, find the error</w:delText>
               </w:r>
             </w:del>
-            <w:ins w:id="9226" w:author="Claude (AI) - proposed" w:date="2026-10-15T13:01:05Z">
+            <w:ins w:id="9226" w:author="Claude (AI) - proposed" w:date="2026-10-18T00:31:21Z">
               <w:r>
                 <w:rPr>
                   <w:rFonts w:ascii="Arial" w:cs="Arial" w:eastAsia="Arial" w:hAnsi="Arial"/>
@@ -14509,7 +14509,7 @@
               </w:rPr>
               <w:t xml:space="preserve">Updating the same cumulative diagram each lesson builds a physical artefact of the learners knowledge growth. Asking learners to use cosine to find the sun-ray length and cross-check with the sine result from Lesson 2 </w:t>
             </w:r>
-            <w:del w:id="9227" w:author="Claude (AI) - proposed" w:date="2026-10-15T13:01:05Z">
+            <w:del w:id="9227" w:author="Claude (AI) - proposed" w:date="2026-10-18T00:31:21Z">
               <w:r>
                 <w:rPr>
                   <w:rFonts w:ascii="Arial" w:cs="Arial" w:eastAsia="Arial" w:hAnsi="Arial"/>
@@ -14524,7 +14524,7 @@
                 <w:delText xml:space="preserve">is a coherence check — both approaches must give the same hypotenuse, reinforcing that</w:delText>
               </w:r>
             </w:del>
-            <w:ins w:id="9228" w:author="Claude (AI) - proposed" w:date="2026-10-15T13:01:05Z">
+            <w:ins w:id="9228" w:author="Claude (AI) - proposed" w:date="2026-10-18T00:31:21Z">
               <w:r>
                 <w:rPr>
                   <w:rFonts w:ascii="Arial" w:cs="Arial" w:eastAsia="Arial" w:hAnsi="Arial"/>
@@ -14552,7 +14552,7 @@
               </w:rPr>
               <w:t xml:space="preserve"> sine and cosine</w:t>
             </w:r>
-            <w:del w:id="9229" w:author="Claude (AI) - proposed" w:date="2026-10-15T13:01:05Z">
+            <w:del w:id="9229" w:author="Claude (AI) - proposed" w:date="2026-10-18T00:31:21Z">
               <w:r>
                 <w:rPr>
                   <w:rFonts w:ascii="Arial" w:cs="Arial" w:eastAsia="Arial" w:hAnsi="Arial"/>
@@ -14580,7 +14580,7 @@
               </w:rPr>
               <w:t xml:space="preserve"> describing the same triangle</w:t>
             </w:r>
-            <w:del w:id="9230" w:author="Claude (AI) - proposed" w:date="2026-10-15T13:01:05Z">
+            <w:del w:id="9230" w:author="Claude (AI) - proposed" w:date="2026-10-18T00:31:21Z">
               <w:r>
                 <w:rPr>
                   <w:rFonts w:ascii="Arial" w:cs="Arial" w:eastAsia="Arial" w:hAnsi="Arial"/>
@@ -14595,7 +14595,7 @@
                 <w:delText xml:space="preserve">. This foreshadows the Pythagorean and complementary relationships to be formalised in Lessons 6 and 7</w:delText>
               </w:r>
             </w:del>
-            <w:ins w:id="9231" w:author="Claude (AI) - proposed" w:date="2026-10-15T13:01:05Z">
+            <w:ins w:id="9231" w:author="Claude (AI) - proposed" w:date="2026-10-18T00:31:21Z">
               <w:r>
                 <w:rPr>
                   <w:rFonts w:ascii="Arial" w:cs="Arial" w:eastAsia="Arial" w:hAnsi="Arial"/>
@@ -14656,7 +14656,7 @@
               </w:rPr>
               <w:t xml:space="preserve">Teacher collects or photographs two or three diagrams to review after class. Criteria: (a) adjacent side correctly labelled on the 9.0 m shadow leg, (b) cosine definition box correctly written, (c) comparison table populated with reasonable 4-decimal values from tables, (d) pattern arrow present. The extension calculation should yield </w:t>
             </w:r>
-            <w:del w:id="9232" w:author="Claude (AI) - proposed" w:date="2026-10-15T13:01:05Z">
+            <w:del w:id="9232" w:author="Claude (AI) - proposed" w:date="2026-10-18T00:31:21Z">
               <w:r>
                 <w:rPr>
                   <w:rFonts w:ascii="Arial" w:cs="Arial" w:eastAsia="Arial" w:hAnsi="Arial"/>
@@ -14671,7 +14671,7 @@
                 <w:delText xml:space="preserve">hypotenuse approximately equal to</w:delText>
               </w:r>
             </w:del>
-            <w:ins w:id="9233" w:author="Claude (AI) - proposed" w:date="2026-10-15T13:01:05Z">
+            <w:ins w:id="9233" w:author="Claude (AI) - proposed" w:date="2026-10-18T00:31:21Z">
               <w:r>
                 <w:rPr>
                   <w:rFonts w:ascii="Arial" w:cs="Arial" w:eastAsia="Arial" w:hAnsi="Arial"/>
@@ -14699,7 +14699,7 @@
               </w:rPr>
               <w:t xml:space="preserve"> 9.0 divided by 0.6018</w:t>
             </w:r>
-            <w:del w:id="9234" w:author="Claude (AI) - proposed" w:date="2026-10-15T13:01:05Z">
+            <w:del w:id="9234" w:author="Claude (AI) - proposed" w:date="2026-10-18T00:31:21Z">
               <w:r>
                 <w:rPr>
                   <w:rFonts w:ascii="Arial" w:cs="Arial" w:eastAsia="Arial" w:hAnsi="Arial"/>
@@ -14714,7 +14714,7 @@
                 <w:delText xml:space="preserve"> which is</w:delText>
               </w:r>
             </w:del>
-            <w:ins w:id="9235" w:author="Claude (AI) - proposed" w:date="2026-10-15T13:01:05Z">
+            <w:ins w:id="9235" w:author="Claude (AI) - proposed" w:date="2026-10-18T00:31:21Z">
               <w:r>
                 <w:rPr>
                   <w:rFonts w:ascii="Arial" w:cs="Arial" w:eastAsia="Arial" w:hAnsi="Arial"/>
@@ -14742,7 +14742,7 @@
               </w:rPr>
               <w:t xml:space="preserve"> approximately 14.96 m</w:t>
             </w:r>
-            <w:del w:id="9236" w:author="Claude (AI) - proposed" w:date="2026-10-15T13:01:05Z">
+            <w:del w:id="9236" w:author="Claude (AI) - proposed" w:date="2026-10-18T00:31:21Z">
               <w:r>
                 <w:rPr>
                   <w:rFonts w:ascii="Arial" w:cs="Arial" w:eastAsia="Arial" w:hAnsi="Arial"/>
@@ -14757,7 +14757,7 @@
                 <w:delText xml:space="preserve">, consistent with 1.6 divided by</w:delText>
               </w:r>
             </w:del>
-            <w:ins w:id="9237" w:author="Claude (AI) - proposed" w:date="2026-10-15T13:01:05Z">
+            <w:ins w:id="9237" w:author="Claude (AI) - proposed" w:date="2026-10-18T00:31:21Z">
               <w:r>
                 <w:rPr>
                   <w:rFonts w:ascii="Arial" w:cs="Arial" w:eastAsia="Arial" w:hAnsi="Arial"/>
@@ -14785,7 +14785,7 @@
               </w:rPr>
               <w:t xml:space="preserve"> sin 53 degrees </w:t>
             </w:r>
-            <w:del w:id="9238" w:author="Claude (AI) - proposed" w:date="2026-10-15T13:01:05Z">
+            <w:del w:id="9238" w:author="Claude (AI) - proposed" w:date="2026-10-18T00:31:21Z">
               <w:r>
                 <w:rPr>
                   <w:rFonts w:ascii="Arial" w:cs="Arial" w:eastAsia="Arial" w:hAnsi="Arial"/>
@@ -14800,7 +14800,7 @@
                 <w:delText xml:space="preserve">from Lesson 2 (approximately 14.96 m if the tree height was calculated as approximately</w:delText>
               </w:r>
             </w:del>
-            <w:ins w:id="9239" w:author="Claude (AI) - proposed" w:date="2026-10-15T13:01:05Z">
+            <w:ins w:id="9239" w:author="Claude (AI) - proposed" w:date="2026-10-18T00:31:21Z">
               <w:r>
                 <w:rPr>
                   <w:rFonts w:ascii="Arial" w:cs="Arial" w:eastAsia="Arial" w:hAnsi="Arial"/>
@@ -14828,7 +14828,7 @@
               </w:rPr>
               <w:t xml:space="preserve"> 11.95 m</w:t>
             </w:r>
-            <w:del w:id="9240" w:author="Claude (AI) - proposed" w:date="2026-10-15T13:01:05Z">
+            <w:del w:id="9240" w:author="Claude (AI) - proposed" w:date="2026-10-18T00:31:21Z">
               <w:r>
                 <w:rPr>
                   <w:rFonts w:ascii="Arial" w:cs="Arial" w:eastAsia="Arial" w:hAnsi="Arial"/>
@@ -14843,7 +14843,7 @@
                 <w:delText xml:space="preserve"> and used as opposite)</w:delText>
               </w:r>
             </w:del>
-            <w:ins w:id="9241" w:author="Claude (AI) - proposed" w:date="2026-10-15T13:01:05Z">
+            <w:ins w:id="9241" w:author="Claude (AI) - proposed" w:date="2026-10-18T00:31:21Z">
               <w:r>
                 <w:rPr>
                   <w:rFonts w:ascii="Arial" w:cs="Arial" w:eastAsia="Arial" w:hAnsi="Arial"/>
@@ -14871,7 +14871,7 @@
               </w:rPr>
               <w:t xml:space="preserve">. Teacher notes any </w:t>
             </w:r>
-            <w:del w:id="9242" w:author="Claude (AI) - proposed" w:date="2026-10-15T13:01:05Z">
+            <w:del w:id="9242" w:author="Claude (AI) - proposed" w:date="2026-10-18T00:31:21Z">
               <w:r>
                 <w:rPr>
                   <w:rFonts w:ascii="Arial" w:cs="Arial" w:eastAsia="Arial" w:hAnsi="Arial"/>
@@ -14886,7 +14886,7 @@
                 <w:delText xml:space="preserve">discrepancy</w:delText>
               </w:r>
             </w:del>
-            <w:ins w:id="9243" w:author="Claude (AI) - proposed" w:date="2026-10-15T13:01:05Z">
+            <w:ins w:id="9243" w:author="Claude (AI) - proposed" w:date="2026-10-18T00:31:21Z">
               <w:r>
                 <w:rPr>
                   <w:rFonts w:ascii="Arial" w:cs="Arial" w:eastAsia="Arial" w:hAnsi="Arial"/>
@@ -15295,7 +15295,7 @@
         </w:rPr>
         <w:t xml:space="preserve">© 2026 SeaVuria and ARES. Aligned with KICD objectives. Developed by SeaVuria; technical implementation by ARES (with AI assistance from Claude). Licensed under </w:t>
       </w:r>
-      <w:hyperlink w:history="1" r:id="rIdkmn53j49s3j3z1itevwkd">
+      <w:hyperlink w:history="1" r:id="rIdx5axiceu5qwpk9hdgbpjt">
         <w:r>
           <w:rPr>
             <w:rFonts w:ascii="Arial" w:cs="Arial" w:eastAsia="Arial" w:hAnsi="Arial"/>
@@ -15316,7 +15316,7 @@
         </w:rPr>
         <w:t xml:space="preserve"> (</w:t>
       </w:r>
-      <w:hyperlink w:history="1" r:id="rIdxu9y1ib59wr02hxrf9fkc">
+      <w:hyperlink w:history="1" r:id="rIdira_hl9drjcqhy2d9lzz-">
         <w:r>
           <w:rPr>
             <w:rFonts w:ascii="Arial" w:cs="Arial" w:eastAsia="Arial" w:hAnsi="Arial"/>
@@ -15824,10 +15824,10 @@
               <w:spacing w:after="40" w:before="0"/>
               <w:jc w:val="left"/>
               <w:rPr>
-                <w:ins w:id="9245" w:author="Claude (AI) - proposed" w:date="2026-10-15T13:01:05Z"/>
-              </w:rPr>
-            </w:pPr>
-            <w:ins w:id="9244" w:author="Claude (AI) - proposed" w:date="2026-10-15T13:01:05Z">
+                <w:ins w:id="9245" w:author="Claude (AI) - proposed" w:date="2026-10-18T00:31:21Z"/>
+              </w:rPr>
+            </w:pPr>
+            <w:ins w:id="9244" w:author="Claude (AI) - proposed" w:date="2026-10-18T00:31:21Z">
               <w:r>
                 <w:rPr>
                   <w:rFonts w:ascii="Arial" w:cs="Arial" w:eastAsia="Arial" w:hAnsi="Arial"/>
@@ -15849,10 +15849,10 @@
               <w:spacing w:after="40" w:before="0"/>
               <w:jc w:val="left"/>
               <w:rPr>
-                <w:del w:id="9247" w:author="Claude (AI) - proposed" w:date="2026-10-15T13:01:05Z"/>
-              </w:rPr>
-            </w:pPr>
-            <w:del w:id="9246" w:author="Claude (AI) - proposed" w:date="2026-10-15T13:01:05Z">
+                <w:del w:id="9247" w:author="Claude (AI) - proposed" w:date="2026-10-18T00:31:21Z"/>
+              </w:rPr>
+            </w:pPr>
+            <w:del w:id="9246" w:author="Claude (AI) - proposed" w:date="2026-10-18T00:31:21Z">
               <w:r>
                 <w:rPr>
                   <w:rFonts w:ascii="Arial" w:cs="Arial" w:eastAsia="Arial" w:hAnsi="Arial"/>
@@ -16386,7 +16386,7 @@
             <w:pPr>
               <w:spacing w:after="20" w:before="0"/>
             </w:pPr>
-            <w:hyperlink w:history="1" r:id="rIdkcftqyniwten5bk3ft2xx">
+            <w:hyperlink w:history="1" r:id="rIdzancdrxoiudneett9ih1z">
               <w:r>
                 <w:rPr>
                   <w:rFonts w:ascii="Arial" w:cs="Arial" w:eastAsia="Arial" w:hAnsi="Arial"/>
@@ -16419,7 +16419,7 @@
               <w:spacing w:after="10" w:before="0"/>
               <w:ind w:left="120"/>
             </w:pPr>
-            <w:hyperlink w:history="1" r:id="rId3bb46p9wdhbdhipsshlpw">
+            <w:hyperlink w:history="1" r:id="rIdtinikis4y_qzum48g4xxs">
               <w:r>
                 <w:rPr>
                   <w:rFonts w:ascii="Arial" w:cs="Arial" w:eastAsia="Arial" w:hAnsi="Arial"/>
@@ -16464,7 +16464,7 @@
             <w:pPr>
               <w:spacing w:after="20" w:before="0"/>
             </w:pPr>
-            <w:hyperlink w:history="1" r:id="rIdp725rppfk3pqbs8dqlu7o">
+            <w:hyperlink w:history="1" r:id="rIdwujpxda7ykaezwszdsal-">
               <w:r>
                 <w:rPr>
                   <w:rFonts w:ascii="Arial" w:cs="Arial" w:eastAsia="Arial" w:hAnsi="Arial"/>
@@ -16497,7 +16497,7 @@
               <w:spacing w:after="10" w:before="0"/>
               <w:ind w:left="120"/>
             </w:pPr>
-            <w:hyperlink w:history="1" r:id="rIde1v7gsk-atnhziyewf9ei">
+            <w:hyperlink w:history="1" r:id="rIdgvh5efshrhpp2e3maktn0">
               <w:r>
                 <w:rPr>
                   <w:rFonts w:ascii="Arial" w:cs="Arial" w:eastAsia="Arial" w:hAnsi="Arial"/>
@@ -16697,7 +16697,7 @@
             <w:pPr>
               <w:spacing w:after="20" w:before="0"/>
             </w:pPr>
-            <w:hyperlink w:history="1" r:id="rIdrf2p9y9af4ioedtzidlx2">
+            <w:hyperlink w:history="1" r:id="rIdd9_-s4hkd6yhtzuztzjwx">
               <w:r>
                 <w:rPr>
                   <w:rFonts w:ascii="Arial" w:cs="Arial" w:eastAsia="Arial" w:hAnsi="Arial"/>
@@ -16730,7 +16730,7 @@
               <w:spacing w:after="10" w:before="0"/>
               <w:ind w:left="120"/>
             </w:pPr>
-            <w:hyperlink w:history="1" r:id="rIdbrdhbljonq1afvxwmp0jz">
+            <w:hyperlink w:history="1" r:id="rIdpbrk_fgjetm2_1tkqfzq1">
               <w:r>
                 <w:rPr>
                   <w:rFonts w:ascii="Arial" w:cs="Arial" w:eastAsia="Arial" w:hAnsi="Arial"/>
@@ -16775,7 +16775,7 @@
             <w:pPr>
               <w:spacing w:after="20" w:before="0"/>
             </w:pPr>
-            <w:hyperlink w:history="1" r:id="rId4nlf5oer-esysxqmptc4g">
+            <w:hyperlink w:history="1" r:id="rIdfgxmawmup5myjdp8pkcrr">
               <w:r>
                 <w:rPr>
                   <w:rFonts w:ascii="Arial" w:cs="Arial" w:eastAsia="Arial" w:hAnsi="Arial"/>
@@ -16808,7 +16808,7 @@
               <w:spacing w:after="10" w:before="0"/>
               <w:ind w:left="120"/>
             </w:pPr>
-            <w:hyperlink w:history="1" r:id="rIdy-qbw2qltvi6-nrjsmdgf">
+            <w:hyperlink w:history="1" r:id="rId4_5ngmfa9ub53hvmse79y">
               <w:r>
                 <w:rPr>
                   <w:rFonts w:ascii="Arial" w:cs="Arial" w:eastAsia="Arial" w:hAnsi="Arial"/>
@@ -16926,7 +16926,7 @@
               </w:rPr>
               <w:t xml:space="preserve">PART A: Write the derivation step-by-step on the board using large, clearly labelled fractions. At each cancellation step, pause and ask: 'What happens to the H in the numerator and the H in the denominator? Tell your partner in one word.' WAIT TIME 10 seconds. Cold-call 2 learners. After completing the derivation say: 'This is not a coincidence — it follows directly from the definitions we built in Lessons 1 </w:t>
             </w:r>
-            <w:del w:id="9248" w:author="Claude (AI) - proposed" w:date="2026-10-15T13:01:05Z">
+            <w:del w:id="9248" w:author="Claude (AI) - proposed" w:date="2026-10-18T00:31:21Z">
               <w:r>
                 <w:rPr>
                   <w:rFonts w:ascii="Arial" w:cs="Arial" w:eastAsia="Arial" w:hAnsi="Arial"/>
@@ -16941,7 +16941,7 @@
                 <w:delText xml:space="preserve">and 2</w:delText>
               </w:r>
             </w:del>
-            <w:ins w:id="9249" w:author="Claude (AI) - proposed" w:date="2026-10-15T13:01:05Z">
+            <w:ins w:id="9249" w:author="Claude (AI) - proposed" w:date="2026-10-18T00:31:21Z">
               <w:r>
                 <w:rPr>
                   <w:rFonts w:ascii="Arial" w:cs="Arial" w:eastAsia="Arial" w:hAnsi="Arial"/>
@@ -17131,7 +17131,7 @@
             <w:pPr>
               <w:spacing w:after="20" w:before="0"/>
             </w:pPr>
-            <w:hyperlink w:history="1" r:id="rIdfstdmcurb5px5dqzusghj">
+            <w:hyperlink w:history="1" r:id="rIdeahl-8lqrgk2frlsux88a">
               <w:r>
                 <w:rPr>
                   <w:rFonts w:ascii="Arial" w:cs="Arial" w:eastAsia="Arial" w:hAnsi="Arial"/>
@@ -17180,7 +17180,7 @@
               <w:spacing w:after="10" w:before="0"/>
               <w:ind w:left="120"/>
             </w:pPr>
-            <w:hyperlink w:history="1" r:id="rId_xwg_6hi4mkflxfrcxhai">
+            <w:hyperlink w:history="1" r:id="rIdghgzytjp2atmqjn8tuuh0">
               <w:r>
                 <w:rPr>
                   <w:rFonts w:ascii="Arial" w:cs="Arial" w:eastAsia="Arial" w:hAnsi="Arial"/>
@@ -17225,7 +17225,7 @@
             <w:pPr>
               <w:spacing w:after="20" w:before="0"/>
             </w:pPr>
-            <w:hyperlink w:history="1" r:id="rId7ko6tjbhfjyktgl84xphv">
+            <w:hyperlink w:history="1" r:id="rIdrt0bdq5eeikf39w3rqb-l">
               <w:r>
                 <w:rPr>
                   <w:rFonts w:ascii="Arial" w:cs="Arial" w:eastAsia="Arial" w:hAnsi="Arial"/>
@@ -17258,7 +17258,7 @@
               <w:spacing w:after="10" w:before="0"/>
               <w:ind w:left="120"/>
             </w:pPr>
-            <w:hyperlink w:history="1" r:id="rIdbexmajtw1d-2soqhzxnl7">
+            <w:hyperlink w:history="1" r:id="rIdotytsbs4zxiso58lvmzfu">
               <w:r>
                 <w:rPr>
                   <w:rFonts w:ascii="Arial" w:cs="Arial" w:eastAsia="Arial" w:hAnsi="Arial"/>
@@ -17618,7 +17618,7 @@
             <w:pPr>
               <w:spacing w:after="20" w:before="0"/>
             </w:pPr>
-            <w:hyperlink w:history="1" r:id="rIdcpwtys3j8jfzhbsrudql1">
+            <w:hyperlink w:history="1" r:id="rId6pzkb3wsnsuelpiruc_te">
               <w:r>
                 <w:rPr>
                   <w:rFonts w:ascii="Arial" w:cs="Arial" w:eastAsia="Arial" w:hAnsi="Arial"/>
@@ -17667,7 +17667,7 @@
               <w:spacing w:after="10" w:before="0"/>
               <w:ind w:left="120"/>
             </w:pPr>
-            <w:hyperlink w:history="1" r:id="rIdqgydmdgu77r_drsxlnkhh">
+            <w:hyperlink w:history="1" r:id="rIdpa1zjm1guldizzrxfx8xz">
               <w:r>
                 <w:rPr>
                   <w:rFonts w:ascii="Arial" w:cs="Arial" w:eastAsia="Arial" w:hAnsi="Arial"/>
@@ -17712,7 +17712,7 @@
             <w:pPr>
               <w:spacing w:after="20" w:before="0"/>
             </w:pPr>
-            <w:hyperlink w:history="1" r:id="rIdgogkwpt6-gvcdcabjfmji">
+            <w:hyperlink w:history="1" r:id="rId8b0strqxfhlek2ksy_ugr">
               <w:r>
                 <w:rPr>
                   <w:rFonts w:ascii="Arial" w:cs="Arial" w:eastAsia="Arial" w:hAnsi="Arial"/>
@@ -17745,7 +17745,7 @@
               <w:spacing w:after="10" w:before="0"/>
               <w:ind w:left="120"/>
             </w:pPr>
-            <w:hyperlink w:history="1" r:id="rIdxoufqdspfgm4oko3n4lla">
+            <w:hyperlink w:history="1" r:id="rId9dnhy80tzccn4nxg46bnz">
               <w:r>
                 <w:rPr>
                   <w:rFonts w:ascii="Arial" w:cs="Arial" w:eastAsia="Arial" w:hAnsi="Arial"/>
@@ -17945,7 +17945,7 @@
             <w:pPr>
               <w:spacing w:after="20" w:before="0"/>
             </w:pPr>
-            <w:hyperlink w:history="1" r:id="rIddmhz5hbdnqose6njivx7g">
+            <w:hyperlink w:history="1" r:id="rIdw0yimlvsya1z4nqaqxdle">
               <w:r>
                 <w:rPr>
                   <w:rFonts w:ascii="Arial" w:cs="Arial" w:eastAsia="Arial" w:hAnsi="Arial"/>
@@ -17994,7 +17994,7 @@
               <w:spacing w:after="10" w:before="0"/>
               <w:ind w:left="120"/>
             </w:pPr>
-            <w:hyperlink w:history="1" r:id="rIdwconbtbzvo1qccyhfxfge">
+            <w:hyperlink w:history="1" r:id="rIdnomtrcld4euxdxgqim27n">
               <w:r>
                 <w:rPr>
                   <w:rFonts w:ascii="Arial" w:cs="Arial" w:eastAsia="Arial" w:hAnsi="Arial"/>
@@ -18039,7 +18039,7 @@
             <w:pPr>
               <w:spacing w:after="20" w:before="0"/>
             </w:pPr>
-            <w:hyperlink w:history="1" r:id="rIdsrqp7favdcf2jigjlqwn0">
+            <w:hyperlink w:history="1" r:id="rIduwkhh0sf9xajlt2hk5olj">
               <w:r>
                 <w:rPr>
                   <w:rFonts w:ascii="Arial" w:cs="Arial" w:eastAsia="Arial" w:hAnsi="Arial"/>
@@ -18088,7 +18088,7 @@
               <w:spacing w:after="10" w:before="0"/>
               <w:ind w:left="120"/>
             </w:pPr>
-            <w:hyperlink w:history="1" r:id="rIdsj880ck0knisqgady3pap">
+            <w:hyperlink w:history="1" r:id="rIdrzaohg9_adu3itndk2oon">
               <w:r>
                 <w:rPr>
                   <w:rFonts w:ascii="Arial" w:cs="Arial" w:eastAsia="Arial" w:hAnsi="Arial"/>
@@ -18199,7 +18199,7 @@
               </w:rPr>
               <w:t xml:space="preserve">Cumulative Annotated Model Revision (NGSS Practice 2: Developing and Using Models). By returning to the same diagram each lesson and adding new layers, learners build a coherent, growing representation rather than isolated lesson-by-lesson notes. The 'Ratio Web' annotation makes the algebraic identity visible as a structural relationship, not just a formula — supporting KICD's emphasis on conceptual understanding over rote memorisation.</w:t>
             </w:r>
-            <w:ins w:id="9250" w:author="Claude (AI) - proposed" w:date="2026-10-15T13:01:05Z">
+            <w:ins w:id="9250" w:author="Claude (AI) - proposed" w:date="2026-10-18T00:31:21Z">
               <w:r>
                 <w:rPr>
                   <w:rFonts w:ascii="Arial" w:cs="Arial" w:eastAsia="Arial" w:hAnsi="Arial"/>
@@ -18628,7 +18628,7 @@
         </w:rPr>
         <w:t xml:space="preserve">© 2026 SeaVuria and ARES. Aligned with KICD objectives. Developed by SeaVuria; technical implementation by ARES (with AI assistance from Claude). Licensed under </w:t>
       </w:r>
-      <w:hyperlink w:history="1" r:id="rIdl0zjvmoq9_nezalzg_cek">
+      <w:hyperlink w:history="1" r:id="rIdpsh7ay9cgknlm1uochuw3">
         <w:r>
           <w:rPr>
             <w:rFonts w:ascii="Arial" w:cs="Arial" w:eastAsia="Arial" w:hAnsi="Arial"/>
@@ -18649,7 +18649,7 @@
         </w:rPr>
         <w:t xml:space="preserve"> (</w:t>
       </w:r>
-      <w:hyperlink w:history="1" r:id="rIdyoxowbttm2lsl69ywghrr">
+      <w:hyperlink w:history="1" r:id="rId5gfw5iombljbe6s82dcpn">
         <w:r>
           <w:rPr>
             <w:rFonts w:ascii="Arial" w:cs="Arial" w:eastAsia="Arial" w:hAnsi="Arial"/>
@@ -19157,10 +19157,10 @@
               <w:spacing w:after="40" w:before="0"/>
               <w:jc w:val="left"/>
               <w:rPr>
-                <w:ins w:id="9252" w:author="Claude (AI) - proposed" w:date="2026-10-15T13:01:05Z"/>
-              </w:rPr>
-            </w:pPr>
-            <w:ins w:id="9251" w:author="Claude (AI) - proposed" w:date="2026-10-15T13:01:05Z">
+                <w:ins w:id="9252" w:author="Claude (AI) - proposed" w:date="2026-10-18T00:31:21Z"/>
+              </w:rPr>
+            </w:pPr>
+            <w:ins w:id="9251" w:author="Claude (AI) - proposed" w:date="2026-10-18T00:31:21Z">
               <w:r>
                 <w:rPr>
                   <w:rFonts w:ascii="Arial" w:cs="Arial" w:eastAsia="Arial" w:hAnsi="Arial"/>
@@ -19182,10 +19182,10 @@
               <w:spacing w:after="40" w:before="0"/>
               <w:jc w:val="left"/>
               <w:rPr>
-                <w:del w:id="9254" w:author="Claude (AI) - proposed" w:date="2026-10-15T13:01:05Z"/>
-              </w:rPr>
-            </w:pPr>
-            <w:del w:id="9253" w:author="Claude (AI) - proposed" w:date="2026-10-15T13:01:05Z">
+                <w:del w:id="9254" w:author="Claude (AI) - proposed" w:date="2026-10-18T00:31:21Z"/>
+              </w:rPr>
+            </w:pPr>
+            <w:del w:id="9253" w:author="Claude (AI) - proposed" w:date="2026-10-18T00:31:21Z">
               <w:r>
                 <w:rPr>
                   <w:rFonts w:ascii="Arial" w:cs="Arial" w:eastAsia="Arial" w:hAnsi="Arial"/>
@@ -19268,7 +19268,7 @@
               </w:rPr>
               <w:t xml:space="preserve">By Lesson 5 the class has defined </w:t>
             </w:r>
-            <w:ins w:id="9255" w:author="Claude (AI) - proposed" w:date="2026-10-15T13:01:05Z">
+            <w:ins w:id="9255" w:author="Claude (AI) - proposed" w:date="2026-10-18T00:31:21Z">
               <w:r>
                 <w:rPr>
                   <w:rFonts w:ascii="Arial" w:cs="Arial" w:eastAsia="Arial" w:hAnsi="Arial"/>
@@ -19296,7 +19296,7 @@
               </w:rPr>
               <w:t xml:space="preserve">SOH CAH TOA</w:t>
             </w:r>
-            <w:del w:id="9256" w:author="Claude (AI) - proposed" w:date="2026-10-15T13:01:05Z">
+            <w:del w:id="9256" w:author="Claude (AI) - proposed" w:date="2026-10-18T00:31:21Z">
               <w:r>
                 <w:rPr>
                   <w:rFonts w:ascii="Arial" w:cs="Arial" w:eastAsia="Arial" w:hAnsi="Arial"/>
@@ -19311,7 +19311,7 @@
                 <w:delText xml:space="preserve">, derived special-angle ratios from 30-60-90 and 45-45-90 triangles, and confirmed that similar triangles give consistent ratios</w:delText>
               </w:r>
             </w:del>
-            <w:ins w:id="9257" w:author="Claude (AI) - proposed" w:date="2026-10-15T13:01:05Z">
+            <w:ins w:id="9257" w:author="Claude (AI) - proposed" w:date="2026-10-18T00:31:21Z">
               <w:r>
                 <w:rPr>
                   <w:rFonts w:ascii="Arial" w:cs="Arial" w:eastAsia="Arial" w:hAnsi="Arial"/>
@@ -19790,7 +19790,7 @@
             <w:pPr>
               <w:spacing w:after="20" w:before="0"/>
             </w:pPr>
-            <w:hyperlink w:history="1" r:id="rIdlxzlqefsilb7cf91phcuz">
+            <w:hyperlink w:history="1" r:id="rIdjgfyuy2gc22wqkxkotvep">
               <w:r>
                 <w:rPr>
                   <w:rFonts w:ascii="Arial" w:cs="Arial" w:eastAsia="Arial" w:hAnsi="Arial"/>
@@ -19823,7 +19823,7 @@
               <w:spacing w:after="10" w:before="0"/>
               <w:ind w:left="120"/>
             </w:pPr>
-            <w:hyperlink w:history="1" r:id="rIdghhvk0is7bcm2nsd_tnw9">
+            <w:hyperlink w:history="1" r:id="rId9fm7nsbqopku-qlsazyzr">
               <w:r>
                 <w:rPr>
                   <w:rFonts w:ascii="Arial" w:cs="Arial" w:eastAsia="Arial" w:hAnsi="Arial"/>
@@ -19868,7 +19868,7 @@
             <w:pPr>
               <w:spacing w:after="20" w:before="0"/>
             </w:pPr>
-            <w:hyperlink w:history="1" r:id="rIdom37aiyn4x7ytvdqozlyn">
+            <w:hyperlink w:history="1" r:id="rIdmvwwts-_dbjzun_duugl2">
               <w:r>
                 <w:rPr>
                   <w:rFonts w:ascii="Arial" w:cs="Arial" w:eastAsia="Arial" w:hAnsi="Arial"/>
@@ -19901,7 +19901,7 @@
               <w:spacing w:after="10" w:before="0"/>
               <w:ind w:left="120"/>
             </w:pPr>
-            <w:hyperlink w:history="1" r:id="rIdeu18mrzwvih39ixdph8ne">
+            <w:hyperlink w:history="1" r:id="rIdps1858bvbnpbzagaei3h9">
               <w:r>
                 <w:rPr>
                   <w:rFonts w:ascii="Arial" w:cs="Arial" w:eastAsia="Arial" w:hAnsi="Arial"/>
@@ -20012,7 +20012,7 @@
               </w:rPr>
               <w:t xml:space="preserve">Individual prediction writing followed by Think-Pair-Share. This strategy activates prior knowledge from Lessons 1–4 (hand-drawn triangles, SOH CAH TOA, </w:t>
             </w:r>
-            <w:del w:id="9258" w:author="Claude (AI) - proposed" w:date="2026-10-15T13:01:05Z">
+            <w:del w:id="9258" w:author="Claude (AI) - proposed" w:date="2026-10-18T00:31:21Z">
               <w:r>
                 <w:rPr>
                   <w:rFonts w:ascii="Arial" w:cs="Arial" w:eastAsia="Arial" w:hAnsi="Arial"/>
@@ -20027,7 +20027,7 @@
                 <w:delText xml:space="preserve">special angles</w:delText>
               </w:r>
             </w:del>
-            <w:ins w:id="9259" w:author="Claude (AI) - proposed" w:date="2026-10-15T13:01:05Z">
+            <w:ins w:id="9259" w:author="Claude (AI) - proposed" w:date="2026-10-18T00:31:21Z">
               <w:r>
                 <w:rPr>
                   <w:rFonts w:ascii="Arial" w:cs="Arial" w:eastAsia="Arial" w:hAnsi="Arial"/>
@@ -20144,7 +20144,7 @@
             <w:pPr>
               <w:spacing w:after="20" w:before="0"/>
             </w:pPr>
-            <w:hyperlink w:history="1" r:id="rIdemi2xsmewzcb1ry8j1cza">
+            <w:hyperlink w:history="1" r:id="rIde_jblgxu5k7vnpvvbrkyf">
               <w:r>
                 <w:rPr>
                   <w:rFonts w:ascii="Arial" w:cs="Arial" w:eastAsia="Arial" w:hAnsi="Arial"/>
@@ -20177,7 +20177,7 @@
               <w:spacing w:after="10" w:before="0"/>
               <w:ind w:left="120"/>
             </w:pPr>
-            <w:hyperlink w:history="1" r:id="rIdcflhxczokyvxmjmxwy3o2">
+            <w:hyperlink w:history="1" r:id="rIdxnwf3cjd2_exlrbx866ha">
               <w:r>
                 <w:rPr>
                   <w:rFonts w:ascii="Arial" w:cs="Arial" w:eastAsia="Arial" w:hAnsi="Arial"/>
@@ -20222,7 +20222,7 @@
             <w:pPr>
               <w:spacing w:after="20" w:before="0"/>
             </w:pPr>
-            <w:hyperlink w:history="1" r:id="rIdsqh_5_uzlxndzjaebvull">
+            <w:hyperlink w:history="1" r:id="rIdg7xsy5hufjfpzolexq35r">
               <w:r>
                 <w:rPr>
                   <w:rFonts w:ascii="Arial" w:cs="Arial" w:eastAsia="Arial" w:hAnsi="Arial"/>
@@ -20255,7 +20255,7 @@
               <w:spacing w:after="10" w:before="0"/>
               <w:ind w:left="120"/>
             </w:pPr>
-            <w:hyperlink w:history="1" r:id="rId6tg5uupgcspqhr_plsxwi">
+            <w:hyperlink w:history="1" r:id="rIdzjwjpdg8dunejem3gapfu">
               <w:r>
                 <w:rPr>
                   <w:rFonts w:ascii="Arial" w:cs="Arial" w:eastAsia="Arial" w:hAnsi="Arial"/>
@@ -20455,7 +20455,7 @@
             <w:pPr>
               <w:spacing w:after="20" w:before="0"/>
             </w:pPr>
-            <w:hyperlink w:history="1" r:id="rIdf9b5lwrxz15envou9lia-">
+            <w:hyperlink w:history="1" r:id="rIdquiibhcx09bdp2-kowjh-">
               <w:r>
                 <w:rPr>
                   <w:rFonts w:ascii="Arial" w:cs="Arial" w:eastAsia="Arial" w:hAnsi="Arial"/>
@@ -20488,7 +20488,7 @@
               <w:spacing w:after="10" w:before="0"/>
               <w:ind w:left="120"/>
             </w:pPr>
-            <w:hyperlink w:history="1" r:id="rIdxpnwhe7lyobwd-azub86z">
+            <w:hyperlink w:history="1" r:id="rIdqjs3kizt3gafzsyyklu5c">
               <w:r>
                 <w:rPr>
                   <w:rFonts w:ascii="Arial" w:cs="Arial" w:eastAsia="Arial" w:hAnsi="Arial"/>
@@ -20533,7 +20533,7 @@
             <w:pPr>
               <w:spacing w:after="20" w:before="0"/>
             </w:pPr>
-            <w:hyperlink w:history="1" r:id="rIdqfgdixvcuvminbbkws-bp">
+            <w:hyperlink w:history="1" r:id="rId4lyg5e9akrwbxqnw1_khd">
               <w:r>
                 <w:rPr>
                   <w:rFonts w:ascii="Arial" w:cs="Arial" w:eastAsia="Arial" w:hAnsi="Arial"/>
@@ -20566,7 +20566,7 @@
               <w:spacing w:after="10" w:before="0"/>
               <w:ind w:left="120"/>
             </w:pPr>
-            <w:hyperlink w:history="1" r:id="rIdscee7ca2pluwewbi5t9jw">
+            <w:hyperlink w:history="1" r:id="rIdq61t8mn852fy4pacqp8zf">
               <w:r>
                 <w:rPr>
                   <w:rFonts w:ascii="Arial" w:cs="Arial" w:eastAsia="Arial" w:hAnsi="Arial"/>
@@ -20611,7 +20611,7 @@
               </w:rPr>
               <w:t xml:space="preserve">Learners now carry out the 'Percentage Error Investigation' — the integrity-linked sensemaking activity. Each learner retrieves their Lesson 1 hand-drawn triangle worksheet and finds the </w:t>
             </w:r>
-            <w:ins w:id="9260" w:author="Claude (AI) - proposed" w:date="2026-10-15T13:01:05Z">
+            <w:ins w:id="9260" w:author="Claude (AI) - proposed" w:date="2026-10-18T00:31:21Z">
               <w:r>
                 <w:rPr>
                   <w:rFonts w:ascii="Arial" w:cs="Arial" w:eastAsia="Arial" w:hAnsi="Arial"/>
@@ -20639,7 +20639,7 @@
               </w:rPr>
               <w:t xml:space="preserve">ratio they recorded for </w:t>
             </w:r>
-            <w:del w:id="9261" w:author="Claude (AI) - proposed" w:date="2026-10-15T13:01:05Z">
+            <w:del w:id="9261" w:author="Claude (AI) - proposed" w:date="2026-10-18T00:31:21Z">
               <w:r>
                 <w:rPr>
                   <w:rFonts w:ascii="Arial" w:cs="Arial" w:eastAsia="Arial" w:hAnsi="Arial"/>
@@ -20654,7 +20654,7 @@
                 <w:delText xml:space="preserve">tan 53° (or the closest angle they measured)</w:delText>
               </w:r>
             </w:del>
-            <w:ins w:id="9262" w:author="Claude (AI) - proposed" w:date="2026-10-15T13:01:05Z">
+            <w:ins w:id="9262" w:author="Claude (AI) - proposed" w:date="2026-10-18T00:31:21Z">
               <w:r>
                 <w:rPr>
                   <w:rFonts w:ascii="Arial" w:cs="Arial" w:eastAsia="Arial" w:hAnsi="Arial"/>
@@ -20682,7 +20682,7 @@
               </w:rPr>
               <w:t xml:space="preserve">. They apply the percentage error formula: Percentage Error = |Calculator Value − Hand-drawn Value| ÷ Calculator Value × 100%. Learners record their individual percentage error and then the teacher collects a class data set by asking each </w:t>
             </w:r>
-            <w:del w:id="9263" w:author="Claude (AI) - proposed" w:date="2026-10-15T13:01:05Z">
+            <w:del w:id="9263" w:author="Claude (AI) - proposed" w:date="2026-10-18T00:31:21Z">
               <w:r>
                 <w:rPr>
                   <w:rFonts w:ascii="Arial" w:cs="Arial" w:eastAsia="Arial" w:hAnsi="Arial"/>
@@ -20697,7 +20697,7 @@
                 <w:delText xml:space="preserve">learner to call out their percentage error</w:delText>
               </w:r>
             </w:del>
-            <w:ins w:id="9264" w:author="Claude (AI) - proposed" w:date="2026-10-15T13:01:05Z">
+            <w:ins w:id="9264" w:author="Claude (AI) - proposed" w:date="2026-10-18T00:31:21Z">
               <w:r>
                 <w:rPr>
                   <w:rFonts w:ascii="Arial" w:cs="Arial" w:eastAsia="Arial" w:hAnsi="Arial"/>
@@ -20725,7 +20725,7 @@
               </w:rPr>
               <w:t xml:space="preserve"> while a class frequency tally is built on the board. Groups then discuss: 'Why do different students have different percentage errors? What does this tell us about hand-drawn measurement versus the calculator?' Each group writes a two-sentence group explanation on a sticky note or ARES text card. The class reads out the sticky notes and the teacher facilitates a whole-class discussion to arrive at the shared explanation: the calculator uses a mathematically exact definition of the trigonometric function (</w:t>
             </w:r>
-            <w:del w:id="9265" w:author="Claude (AI) - proposed" w:date="2026-10-15T13:01:05Z">
+            <w:del w:id="9265" w:author="Claude (AI) - proposed" w:date="2026-10-18T00:31:21Z">
               <w:r>
                 <w:rPr>
                   <w:rFonts w:ascii="Arial" w:cs="Arial" w:eastAsia="Arial" w:hAnsi="Arial"/>
@@ -20740,7 +20740,7 @@
                 <w:delText xml:space="preserve">ultimately rooted in the unit circle</w:delText>
               </w:r>
             </w:del>
-            <w:ins w:id="9266" w:author="Claude (AI) - proposed" w:date="2026-10-15T13:01:05Z">
+            <w:ins w:id="9266" w:author="Claude (AI) - proposed" w:date="2026-10-18T00:31:21Z">
               <w:r>
                 <w:rPr>
                   <w:rFonts w:ascii="Arial" w:cs="Arial" w:eastAsia="Arial" w:hAnsi="Arial"/>
@@ -20801,7 +20801,7 @@
               </w:rPr>
               <w:t xml:space="preserve">Say: 'Get out your Lesson 1 triangle worksheet. Find </w:t>
             </w:r>
-            <w:del w:id="9267" w:author="Claude (AI) - proposed" w:date="2026-10-15T13:01:05Z">
+            <w:del w:id="9267" w:author="Claude (AI) - proposed" w:date="2026-10-18T00:31:21Z">
               <w:r>
                 <w:rPr>
                   <w:rFonts w:ascii="Arial" w:cs="Arial" w:eastAsia="Arial" w:hAnsi="Arial"/>
@@ -20816,7 +20816,7 @@
                 <w:delText xml:space="preserve">your measured value for tan 53° or the tangent of the angle closest to 53°. Write it</w:delText>
               </w:r>
             </w:del>
-            <w:ins w:id="9268" w:author="Claude (AI) - proposed" w:date="2026-10-15T13:01:05Z">
+            <w:ins w:id="9268" w:author="Claude (AI) - proposed" w:date="2026-10-18T00:31:21Z">
               <w:r>
                 <w:rPr>
                   <w:rFonts w:ascii="Arial" w:cs="Arial" w:eastAsia="Arial" w:hAnsi="Arial"/>
@@ -20844,7 +20844,7 @@
               </w:rPr>
               <w:t xml:space="preserve"> at the top of a new page.' Give 2 minutes. Then say: 'Now I want you to be completely honest. Use this formula' — write on board: 'Percentage Error = |Calculator − Yours| ÷ Calculator × 100%' — 'Calculate YOUR percentage error. Do not change your Lesson 1 value. Integrity means reporting what you actually measured.' Allow 4 minutes. Then say: 'I am going to go around the </w:t>
             </w:r>
-            <w:del w:id="9269" w:author="Claude (AI) - proposed" w:date="2026-10-15T13:01:05Z">
+            <w:del w:id="9269" w:author="Claude (AI) - proposed" w:date="2026-10-18T00:31:21Z">
               <w:r>
                 <w:rPr>
                   <w:rFonts w:ascii="Arial" w:cs="Arial" w:eastAsia="Arial" w:hAnsi="Arial"/>
@@ -20859,7 +20859,7 @@
                 <w:delText xml:space="preserve">room</w:delText>
               </w:r>
             </w:del>
-            <w:ins w:id="9270" w:author="Claude (AI) - proposed" w:date="2026-10-15T13:01:05Z">
+            <w:ins w:id="9270" w:author="Claude (AI) - proposed" w:date="2026-10-18T00:31:21Z">
               <w:r>
                 <w:rPr>
                   <w:rFonts w:ascii="Arial" w:cs="Arial" w:eastAsia="Arial" w:hAnsi="Arial"/>
@@ -20887,7 +20887,7 @@
               </w:rPr>
               <w:t xml:space="preserve">. When I point to </w:t>
             </w:r>
-            <w:del w:id="9271" w:author="Claude (AI) - proposed" w:date="2026-10-15T13:01:05Z">
+            <w:del w:id="9271" w:author="Claude (AI) - proposed" w:date="2026-10-18T00:31:21Z">
               <w:r>
                 <w:rPr>
                   <w:rFonts w:ascii="Arial" w:cs="Arial" w:eastAsia="Arial" w:hAnsi="Arial"/>
@@ -20902,7 +20902,7 @@
                 <w:delText xml:space="preserve">you</w:delText>
               </w:r>
             </w:del>
-            <w:ins w:id="9272" w:author="Claude (AI) - proposed" w:date="2026-10-15T13:01:05Z">
+            <w:ins w:id="9272" w:author="Claude (AI) - proposed" w:date="2026-10-18T00:31:21Z">
               <w:r>
                 <w:rPr>
                   <w:rFonts w:ascii="Arial" w:cs="Arial" w:eastAsia="Arial" w:hAnsi="Arial"/>
@@ -20930,7 +20930,7 @@
               </w:rPr>
               <w:t xml:space="preserve">, call out </w:t>
             </w:r>
-            <w:del w:id="9273" w:author="Claude (AI) - proposed" w:date="2026-10-15T13:01:05Z">
+            <w:del w:id="9273" w:author="Claude (AI) - proposed" w:date="2026-10-18T00:31:21Z">
               <w:r>
                 <w:rPr>
                   <w:rFonts w:ascii="Arial" w:cs="Arial" w:eastAsia="Arial" w:hAnsi="Arial"/>
@@ -20945,7 +20945,7 @@
                 <w:delText xml:space="preserve">your</w:delText>
               </w:r>
             </w:del>
-            <w:ins w:id="9274" w:author="Claude (AI) - proposed" w:date="2026-10-15T13:01:05Z">
+            <w:ins w:id="9274" w:author="Claude (AI) - proposed" w:date="2026-10-18T00:31:21Z">
               <w:r>
                 <w:rPr>
                   <w:rFonts w:ascii="Arial" w:cs="Arial" w:eastAsia="Arial" w:hAnsi="Arial"/>
@@ -20973,7 +20973,7 @@
               </w:rPr>
               <w:t xml:space="preserve"> percentage error — just the </w:t>
             </w:r>
-            <w:del w:id="9275" w:author="Claude (AI) - proposed" w:date="2026-10-15T13:01:05Z">
+            <w:del w:id="9275" w:author="Claude (AI) - proposed" w:date="2026-10-18T00:31:21Z">
               <w:r>
                 <w:rPr>
                   <w:rFonts w:ascii="Arial" w:cs="Arial" w:eastAsia="Arial" w:hAnsi="Arial"/>
@@ -20988,7 +20988,7 @@
                 <w:delText xml:space="preserve">number</w:delText>
               </w:r>
             </w:del>
-            <w:ins w:id="9276" w:author="Claude (AI) - proposed" w:date="2026-10-15T13:01:05Z">
+            <w:ins w:id="9276" w:author="Claude (AI) - proposed" w:date="2026-10-18T00:31:21Z">
               <w:r>
                 <w:rPr>
                   <w:rFonts w:ascii="Arial" w:cs="Arial" w:eastAsia="Arial" w:hAnsi="Arial"/>
@@ -21016,7 +21016,7 @@
               </w:rPr>
               <w:t xml:space="preserve">. I will tally on the board.' Record a frequency distribution on the board (e.g., 0–2%, 2–5%, 5–10%, &gt;10%). After collecting data from all </w:t>
             </w:r>
-            <w:del w:id="9277" w:author="Claude (AI) - proposed" w:date="2026-10-15T13:01:05Z">
+            <w:del w:id="9277" w:author="Claude (AI) - proposed" w:date="2026-10-18T00:31:21Z">
               <w:r>
                 <w:rPr>
                   <w:rFonts w:ascii="Arial" w:cs="Arial" w:eastAsia="Arial" w:hAnsi="Arial"/>
@@ -21031,7 +21031,7 @@
                 <w:delText xml:space="preserve">learners</w:delText>
               </w:r>
             </w:del>
-            <w:ins w:id="9278" w:author="Claude (AI) - proposed" w:date="2026-10-15T13:01:05Z">
+            <w:ins w:id="9278" w:author="Claude (AI) - proposed" w:date="2026-10-18T00:31:21Z">
               <w:r>
                 <w:rPr>
                   <w:rFonts w:ascii="Arial" w:cs="Arial" w:eastAsia="Arial" w:hAnsi="Arial"/>
@@ -21181,7 +21181,7 @@
             <w:pPr>
               <w:spacing w:after="20" w:before="0"/>
             </w:pPr>
-            <w:hyperlink w:history="1" r:id="rId7simtg-x1nrbq-elynzyt">
+            <w:hyperlink w:history="1" r:id="rIdjptyjlpgu3lutpbnjo2je">
               <w:r>
                 <w:rPr>
                   <w:rFonts w:ascii="Arial" w:cs="Arial" w:eastAsia="Arial" w:hAnsi="Arial"/>
@@ -21214,7 +21214,7 @@
               <w:spacing w:after="10" w:before="0"/>
               <w:ind w:left="120"/>
             </w:pPr>
-            <w:hyperlink w:history="1" r:id="rId82hp_v6hulthpeupnoqjl">
+            <w:hyperlink w:history="1" r:id="rIdta9fhriuvgnxa9vcpso6n">
               <w:r>
                 <w:rPr>
                   <w:rFonts w:ascii="Arial" w:cs="Arial" w:eastAsia="Arial" w:hAnsi="Arial"/>
@@ -21259,7 +21259,7 @@
             <w:pPr>
               <w:spacing w:after="20" w:before="0"/>
             </w:pPr>
-            <w:hyperlink w:history="1" r:id="rIdzrgeb8xlxvloqonqrd7fi">
+            <w:hyperlink w:history="1" r:id="rIdjzwey00onatxwb06smco6">
               <w:r>
                 <w:rPr>
                   <w:rFonts w:ascii="Arial" w:cs="Arial" w:eastAsia="Arial" w:hAnsi="Arial"/>
@@ -21292,7 +21292,7 @@
               <w:spacing w:after="10" w:before="0"/>
               <w:ind w:left="120"/>
             </w:pPr>
-            <w:hyperlink w:history="1" r:id="rIdmq8hrj6ssy2m8w0uwnzyt">
+            <w:hyperlink w:history="1" r:id="rIdgjh9hgarlih34urok4pbh">
               <w:r>
                 <w:rPr>
                   <w:rFonts w:ascii="Arial" w:cs="Arial" w:eastAsia="Arial" w:hAnsi="Arial"/>
@@ -21370,7 +21370,7 @@
               </w:rPr>
               <w:t xml:space="preserve">Say: 'It is time to update our Driving Question Board. Every group needs to add at least two cards in the next 5 minutes — one precision note and one new question your investigation raised today.' Distribute sticky notes or direct learners to the ARES DQB tool. Circulate and prompt groups who are stuck: 'What surprised you most today?' or 'What does the calculator NOT tell you that you still need to figure out?' After 5 minutes, read out each group's precision note, pausing to say: 'Do we all agree with this note? Thumbs up if yes, sideways if unsure.' For any 'sideways' thumbs, ask: 'What would you add or change?' Then read the new questions. Say: 'These are excellent questions. Look at your question — 'What if the ground is not flat, like a slope in the Rift Valley?' We will </w:t>
             </w:r>
-            <w:del w:id="9279" w:author="Claude (AI) - proposed" w:date="2026-10-15T13:01:05Z">
+            <w:del w:id="9279" w:author="Claude (AI) - proposed" w:date="2026-10-18T00:31:21Z">
               <w:r>
                 <w:rPr>
                   <w:rFonts w:ascii="Arial" w:cs="Arial" w:eastAsia="Arial" w:hAnsi="Arial"/>
@@ -21385,7 +21385,7 @@
                 <w:delText xml:space="preserve">come back to that</w:delText>
               </w:r>
             </w:del>
-            <w:ins w:id="9280" w:author="Claude (AI) - proposed" w:date="2026-10-15T13:01:05Z">
+            <w:ins w:id="9280" w:author="Claude (AI) - proposed" w:date="2026-10-18T00:31:21Z">
               <w:r>
                 <w:rPr>
                   <w:rFonts w:ascii="Arial" w:cs="Arial" w:eastAsia="Arial" w:hAnsi="Arial"/>
@@ -21413,7 +21413,7 @@
               </w:rPr>
               <w:t xml:space="preserve"> when we study angles of elevation and depression</w:t>
             </w:r>
-            <w:ins w:id="9281" w:author="Claude (AI) - proposed" w:date="2026-10-15T13:01:05Z">
+            <w:ins w:id="9281" w:author="Claude (AI) - proposed" w:date="2026-10-18T00:31:21Z">
               <w:r>
                 <w:rPr>
                   <w:rFonts w:ascii="Arial" w:cs="Arial" w:eastAsia="Arial" w:hAnsi="Arial"/>
@@ -21563,7 +21563,7 @@
             <w:pPr>
               <w:spacing w:after="20" w:before="0"/>
             </w:pPr>
-            <w:hyperlink w:history="1" r:id="rIdry3l5dhlw55tsc2fjrsom">
+            <w:hyperlink w:history="1" r:id="rIdsspwqan8fo0psmzmrlviq">
               <w:r>
                 <w:rPr>
                   <w:rFonts w:ascii="Arial" w:cs="Arial" w:eastAsia="Arial" w:hAnsi="Arial"/>
@@ -21596,7 +21596,7 @@
               <w:spacing w:after="10" w:before="0"/>
               <w:ind w:left="120"/>
             </w:pPr>
-            <w:hyperlink w:history="1" r:id="rIdwg2pbgumkcttrrdxeqz-u">
+            <w:hyperlink w:history="1" r:id="rIdoekhrjdnvp9hxsmqfbhfm">
               <w:r>
                 <w:rPr>
                   <w:rFonts w:ascii="Arial" w:cs="Arial" w:eastAsia="Arial" w:hAnsi="Arial"/>
@@ -21641,7 +21641,7 @@
             <w:pPr>
               <w:spacing w:after="20" w:before="0"/>
             </w:pPr>
-            <w:hyperlink w:history="1" r:id="rIdu_ipegmsvoskvh8cxymu6">
+            <w:hyperlink w:history="1" r:id="rIdcyp7pb2oau6ixn9-dxk2l">
               <w:r>
                 <w:rPr>
                   <w:rFonts w:ascii="Arial" w:cs="Arial" w:eastAsia="Arial" w:hAnsi="Arial"/>
@@ -21674,7 +21674,7 @@
               <w:spacing w:after="10" w:before="0"/>
               <w:ind w:left="120"/>
             </w:pPr>
-            <w:hyperlink w:history="1" r:id="rIdwpvfhvgdknvarwdr1uc02">
+            <w:hyperlink w:history="1" r:id="rIdkjfmyrd4bpt_xuzeixvxm">
               <w:r>
                 <w:rPr>
                   <w:rFonts w:ascii="Arial" w:cs="Arial" w:eastAsia="Arial" w:hAnsi="Arial"/>
@@ -22299,7 +22299,7 @@
         </w:rPr>
         <w:t xml:space="preserve">© 2026 SeaVuria and ARES. Aligned with KICD objectives. Developed by SeaVuria; technical implementation by ARES (with AI assistance from Claude). Licensed under </w:t>
       </w:r>
-      <w:hyperlink w:history="1" r:id="rIdhsdaak7uwugbujdbz8mvx">
+      <w:hyperlink w:history="1" r:id="rIdrtbspcb0lhlhskiimam3g">
         <w:r>
           <w:rPr>
             <w:rFonts w:ascii="Arial" w:cs="Arial" w:eastAsia="Arial" w:hAnsi="Arial"/>
@@ -22320,7 +22320,7 @@
         </w:rPr>
         <w:t xml:space="preserve"> (</w:t>
       </w:r>
-      <w:hyperlink w:history="1" r:id="rIdn4yq20ghia10tpl53sa5f">
+      <w:hyperlink w:history="1" r:id="rIdyusv7tom8idlkiaak_upd">
         <w:r>
           <w:rPr>
             <w:rFonts w:ascii="Arial" w:cs="Arial" w:eastAsia="Arial" w:hAnsi="Arial"/>
@@ -22828,10 +22828,10 @@
               <w:spacing w:after="40" w:before="0"/>
               <w:jc w:val="left"/>
               <w:rPr>
-                <w:ins w:id="9283" w:author="Claude (AI) - proposed" w:date="2026-10-15T13:01:05Z"/>
-              </w:rPr>
-            </w:pPr>
-            <w:ins w:id="9282" w:author="Claude (AI) - proposed" w:date="2026-10-15T13:01:05Z">
+                <w:ins w:id="9283" w:author="Claude (AI) - proposed" w:date="2026-10-18T00:31:21Z"/>
+              </w:rPr>
+            </w:pPr>
+            <w:ins w:id="9282" w:author="Claude (AI) - proposed" w:date="2026-10-18T00:31:21Z">
               <w:r>
                 <w:rPr>
                   <w:rFonts w:ascii="Arial" w:cs="Arial" w:eastAsia="Arial" w:hAnsi="Arial"/>
@@ -22853,10 +22853,10 @@
               <w:spacing w:after="40" w:before="0"/>
               <w:jc w:val="left"/>
               <w:rPr>
-                <w:del w:id="9285" w:author="Claude (AI) - proposed" w:date="2026-10-15T13:01:05Z"/>
-              </w:rPr>
-            </w:pPr>
-            <w:del w:id="9284" w:author="Claude (AI) - proposed" w:date="2026-10-15T13:01:05Z">
+                <w:del w:id="9285" w:author="Claude (AI) - proposed" w:date="2026-10-18T00:31:21Z"/>
+              </w:rPr>
+            </w:pPr>
+            <w:del w:id="9284" w:author="Claude (AI) - proposed" w:date="2026-10-18T00:31:21Z">
               <w:r>
                 <w:rPr>
                   <w:rFonts w:ascii="Arial" w:cs="Arial" w:eastAsia="Arial" w:hAnsi="Arial"/>
@@ -22939,7 +22939,7 @@
               </w:rPr>
               <w:t xml:space="preserve">In Lessons 1–5, learners defined SOH CAH TOA, evaluated the ratios with tables and calculators, and used them to calculate tree heights from shadow lengths and clinometer readings. Lesson 6 deepens that understanding: learners discover that the sine of the sun's elevation angle equals the cosine of </w:t>
             </w:r>
-            <w:del w:id="9286" w:author="Claude (AI) - proposed" w:date="2026-10-15T13:01:05Z">
+            <w:del w:id="9286" w:author="Claude (AI) - proposed" w:date="2026-10-18T00:31:21Z">
               <w:r>
                 <w:rPr>
                   <w:rFonts w:ascii="Arial" w:cs="Arial" w:eastAsia="Arial" w:hAnsi="Arial"/>
@@ -22954,7 +22954,7 @@
                 <w:delText xml:space="preserve">the complementary depression angle</w:delText>
               </w:r>
             </w:del>
-            <w:ins w:id="9287" w:author="Claude (AI) - proposed" w:date="2026-10-15T13:01:05Z">
+            <w:ins w:id="9287" w:author="Claude (AI) - proposed" w:date="2026-10-18T00:31:21Z">
               <w:r>
                 <w:rPr>
                   <w:rFonts w:ascii="Arial" w:cs="Arial" w:eastAsia="Arial" w:hAnsi="Arial"/>
@@ -23433,7 +23433,7 @@
             <w:pPr>
               <w:spacing w:after="20" w:before="0"/>
             </w:pPr>
-            <w:hyperlink w:history="1" r:id="rIdu2ggiwdz8p79x0ug_fkgn">
+            <w:hyperlink w:history="1" r:id="rIddtmosvrcd5-iltmyqs9w5">
               <w:r>
                 <w:rPr>
                   <w:rFonts w:ascii="Arial" w:cs="Arial" w:eastAsia="Arial" w:hAnsi="Arial"/>
@@ -23466,7 +23466,7 @@
               <w:spacing w:after="10" w:before="0"/>
               <w:ind w:left="120"/>
             </w:pPr>
-            <w:hyperlink w:history="1" r:id="rIdavdjblk6lggpskmvxrpcz">
+            <w:hyperlink w:history="1" r:id="rIdvzauv71kuh9r4l5z73o3b">
               <w:r>
                 <w:rPr>
                   <w:rFonts w:ascii="Arial" w:cs="Arial" w:eastAsia="Arial" w:hAnsi="Arial"/>
@@ -23511,7 +23511,7 @@
             <w:pPr>
               <w:spacing w:after="20" w:before="0"/>
             </w:pPr>
-            <w:hyperlink w:history="1" r:id="rId8lcitcej00lgajt-rmqh2">
+            <w:hyperlink w:history="1" r:id="rIdqv7lvq4dtxvn3jyvwjri8">
               <w:r>
                 <w:rPr>
                   <w:rFonts w:ascii="Arial" w:cs="Arial" w:eastAsia="Arial" w:hAnsi="Arial"/>
@@ -23544,7 +23544,7 @@
               <w:spacing w:after="10" w:before="0"/>
               <w:ind w:left="120"/>
             </w:pPr>
-            <w:hyperlink w:history="1" r:id="rIdkvxbhbijfn-ak2t6ow1bk">
+            <w:hyperlink w:history="1" r:id="rIdypv6sr1v_rwuimr2twp8k">
               <w:r>
                 <w:rPr>
                   <w:rFonts w:ascii="Arial" w:cs="Arial" w:eastAsia="Arial" w:hAnsi="Arial"/>
@@ -23744,7 +23744,7 @@
             <w:pPr>
               <w:spacing w:after="20" w:before="0"/>
             </w:pPr>
-            <w:hyperlink w:history="1" r:id="rIdaantjjrftjsvqafj8uub-">
+            <w:hyperlink w:history="1" r:id="rIdm0_8z7jhi9ana5xrtnkzi">
               <w:r>
                 <w:rPr>
                   <w:rFonts w:ascii="Arial" w:cs="Arial" w:eastAsia="Arial" w:hAnsi="Arial"/>
@@ -23777,7 +23777,7 @@
               <w:spacing w:after="10" w:before="0"/>
               <w:ind w:left="120"/>
             </w:pPr>
-            <w:hyperlink w:history="1" r:id="rIdnfhisxemky2eh9wyk-4qq">
+            <w:hyperlink w:history="1" r:id="rIdtk_-see0ybwkjfcl-9lhg">
               <w:r>
                 <w:rPr>
                   <w:rFonts w:ascii="Arial" w:cs="Arial" w:eastAsia="Arial" w:hAnsi="Arial"/>
@@ -23822,7 +23822,7 @@
             <w:pPr>
               <w:spacing w:after="20" w:before="0"/>
             </w:pPr>
-            <w:hyperlink w:history="1" r:id="rIdnbgccjlimsxxnmgnrv_bo">
+            <w:hyperlink w:history="1" r:id="rIdvlekwp0lqlixq7wi7xbaj">
               <w:r>
                 <w:rPr>
                   <w:rFonts w:ascii="Arial" w:cs="Arial" w:eastAsia="Arial" w:hAnsi="Arial"/>
@@ -23855,7 +23855,7 @@
               <w:spacing w:after="10" w:before="0"/>
               <w:ind w:left="120"/>
             </w:pPr>
-            <w:hyperlink w:history="1" r:id="rIdyvmy7dddaxfx848or3vak">
+            <w:hyperlink w:history="1" r:id="rIdqkl8gldjwlexeaiwxc5hu">
               <w:r>
                 <w:rPr>
                   <w:rFonts w:ascii="Arial" w:cs="Arial" w:eastAsia="Arial" w:hAnsi="Arial"/>
@@ -23980,7 +23980,7 @@
               </w:rPr>
               <w:t xml:space="preserve">PART C — Table-Comparison Task (12 min, pairs): Each pair completes a structured table with columns: θ, (90°−θ), sin θ (from tables or calculator), cos(90°−θ), and 'Are they equal?' Angle pairs used: (30°, 60°), (45°, 45°), (53°, 37°), (20°, 70°), (15°, 75°). Learners use their </w:t>
             </w:r>
-            <w:del w:id="9288" w:author="Claude (AI) - proposed" w:date="2026-10-15T13:01:05Z">
+            <w:del w:id="9288" w:author="Claude (AI) - proposed" w:date="2026-10-18T00:31:21Z">
               <w:r>
                 <w:rPr>
                   <w:rFonts w:ascii="Arial" w:cs="Arial" w:eastAsia="Arial" w:hAnsi="Arial"/>
@@ -23995,7 +23995,7 @@
                 <w:delText xml:space="preserve">special-angles</w:delText>
               </w:r>
             </w:del>
-            <w:ins w:id="9289" w:author="Claude (AI) - proposed" w:date="2026-10-15T13:01:05Z">
+            <w:ins w:id="9289" w:author="Claude (AI) - proposed" w:date="2026-10-18T00:31:21Z">
               <w:r>
                 <w:rPr>
                   <w:rFonts w:ascii="Arial" w:cs="Arial" w:eastAsia="Arial" w:hAnsi="Arial"/>
@@ -24023,7 +24023,7 @@
               </w:rPr>
               <w:t xml:space="preserve"> tables from Lessons </w:t>
             </w:r>
-            <w:del w:id="9290" w:author="Claude (AI) - proposed" w:date="2026-10-15T13:01:05Z">
+            <w:del w:id="9290" w:author="Claude (AI) - proposed" w:date="2026-10-18T00:31:21Z">
               <w:r>
                 <w:rPr>
                   <w:rFonts w:ascii="Arial" w:cs="Arial" w:eastAsia="Arial" w:hAnsi="Arial"/>
@@ -24038,7 +24038,7 @@
                 <w:delText xml:space="preserve">4–5 for the first three rows and</w:delText>
               </w:r>
             </w:del>
-            <w:ins w:id="9291" w:author="Claude (AI) - proposed" w:date="2026-10-15T13:01:05Z">
+            <w:ins w:id="9291" w:author="Claude (AI) - proposed" w:date="2026-10-18T00:31:21Z">
               <w:r>
                 <w:rPr>
                   <w:rFonts w:ascii="Arial" w:cs="Arial" w:eastAsia="Arial" w:hAnsi="Arial"/>
@@ -24066,7 +24066,7 @@
               </w:rPr>
               <w:t xml:space="preserve"> a calculator (or ARES tool) </w:t>
             </w:r>
-            <w:del w:id="9292" w:author="Claude (AI) - proposed" w:date="2026-10-15T13:01:05Z">
+            <w:del w:id="9292" w:author="Claude (AI) - proposed" w:date="2026-10-18T00:31:21Z">
               <w:r>
                 <w:rPr>
                   <w:rFonts w:ascii="Arial" w:cs="Arial" w:eastAsia="Arial" w:hAnsi="Arial"/>
@@ -24081,7 +24081,7 @@
                 <w:delText xml:space="preserve">for the last two</w:delText>
               </w:r>
             </w:del>
-            <w:ins w:id="9293" w:author="Claude (AI) - proposed" w:date="2026-10-15T13:01:05Z">
+            <w:ins w:id="9293" w:author="Claude (AI) - proposed" w:date="2026-10-18T00:31:21Z">
               <w:r>
                 <w:rPr>
                   <w:rFonts w:ascii="Arial" w:cs="Arial" w:eastAsia="Arial" w:hAnsi="Arial"/>
@@ -24222,7 +24222,7 @@
               </w:rPr>
               <w:t xml:space="preserve">Distribute / display the table task. Say: 'Work in pairs. Use your </w:t>
             </w:r>
-            <w:del w:id="9294" w:author="Claude (AI) - proposed" w:date="2026-10-15T13:01:05Z">
+            <w:del w:id="9294" w:author="Claude (AI) - proposed" w:date="2026-10-18T00:31:21Z">
               <w:r>
                 <w:rPr>
                   <w:rFonts w:ascii="Arial" w:cs="Arial" w:eastAsia="Arial" w:hAnsi="Arial"/>
@@ -24237,7 +24237,7 @@
                 <w:delText xml:space="preserve">special-angles</w:delText>
               </w:r>
             </w:del>
-            <w:ins w:id="9295" w:author="Claude (AI) - proposed" w:date="2026-10-15T13:01:05Z">
+            <w:ins w:id="9295" w:author="Claude (AI) - proposed" w:date="2026-10-18T00:31:21Z">
               <w:r>
                 <w:rPr>
                   <w:rFonts w:ascii="Arial" w:cs="Arial" w:eastAsia="Arial" w:hAnsi="Arial"/>
@@ -24265,7 +24265,7 @@
               </w:rPr>
               <w:t xml:space="preserve"> tables from Lessons </w:t>
             </w:r>
-            <w:del w:id="9296" w:author="Claude (AI) - proposed" w:date="2026-10-15T13:01:05Z">
+            <w:del w:id="9296" w:author="Claude (AI) - proposed" w:date="2026-10-18T00:31:21Z">
               <w:r>
                 <w:rPr>
                   <w:rFonts w:ascii="Arial" w:cs="Arial" w:eastAsia="Arial" w:hAnsi="Arial"/>
@@ -24280,7 +24280,7 @@
                 <w:delText xml:space="preserve">4 and 5</w:delText>
               </w:r>
             </w:del>
-            <w:ins w:id="9297" w:author="Claude (AI) - proposed" w:date="2026-10-15T13:01:05Z">
+            <w:ins w:id="9297" w:author="Claude (AI) - proposed" w:date="2026-10-18T00:31:21Z">
               <w:r>
                 <w:rPr>
                   <w:rFonts w:ascii="Arial" w:cs="Arial" w:eastAsia="Arial" w:hAnsi="Arial"/>
@@ -24430,7 +24430,7 @@
             <w:pPr>
               <w:spacing w:after="20" w:before="0"/>
             </w:pPr>
-            <w:hyperlink w:history="1" r:id="rIdcupqucp7d62rd3qwlzg_w">
+            <w:hyperlink w:history="1" r:id="rIdfjrsgjhvaj5nygwuqirb4">
               <w:r>
                 <w:rPr>
                   <w:rFonts w:ascii="Arial" w:cs="Arial" w:eastAsia="Arial" w:hAnsi="Arial"/>
@@ -24463,7 +24463,7 @@
               <w:spacing w:after="10" w:before="0"/>
               <w:ind w:left="120"/>
             </w:pPr>
-            <w:hyperlink w:history="1" r:id="rIdu8jqubtc0mmcjfbqysiqy">
+            <w:hyperlink w:history="1" r:id="rId1jci8ebsakkiupc8us5z2">
               <w:r>
                 <w:rPr>
                   <w:rFonts w:ascii="Arial" w:cs="Arial" w:eastAsia="Arial" w:hAnsi="Arial"/>
@@ -24508,7 +24508,7 @@
             <w:pPr>
               <w:spacing w:after="20" w:before="0"/>
             </w:pPr>
-            <w:hyperlink w:history="1" r:id="rIdhqvvostvlvpqr2dou52ha">
+            <w:hyperlink w:history="1" r:id="rIdvp6hz0irhvzzfenazfq1d">
               <w:r>
                 <w:rPr>
                   <w:rFonts w:ascii="Arial" w:cs="Arial" w:eastAsia="Arial" w:hAnsi="Arial"/>
@@ -24541,7 +24541,7 @@
               <w:spacing w:after="10" w:before="0"/>
               <w:ind w:left="120"/>
             </w:pPr>
-            <w:hyperlink w:history="1" r:id="rIdqg6aigpebqgx8_jbrtq5g">
+            <w:hyperlink w:history="1" r:id="rIdght-1ehsezf4esz76tvkd">
               <w:r>
                 <w:rPr>
                   <w:rFonts w:ascii="Arial" w:cs="Arial" w:eastAsia="Arial" w:hAnsi="Arial"/>
@@ -24901,7 +24901,7 @@
             <w:pPr>
               <w:spacing w:after="20" w:before="0"/>
             </w:pPr>
-            <w:hyperlink w:history="1" r:id="rIdj3g1pbptadokgzlcacg3y">
+            <w:hyperlink w:history="1" r:id="rIdl9bkteu7q4jemn6ylcz57">
               <w:r>
                 <w:rPr>
                   <w:rFonts w:ascii="Arial" w:cs="Arial" w:eastAsia="Arial" w:hAnsi="Arial"/>
@@ -24934,7 +24934,7 @@
               <w:spacing w:after="10" w:before="0"/>
               <w:ind w:left="120"/>
             </w:pPr>
-            <w:hyperlink w:history="1" r:id="rId5818jdqflniabqlktscrr">
+            <w:hyperlink w:history="1" r:id="rIdykw9wwyytkzpz1jgztlh-">
               <w:r>
                 <w:rPr>
                   <w:rFonts w:ascii="Arial" w:cs="Arial" w:eastAsia="Arial" w:hAnsi="Arial"/>
@@ -24979,7 +24979,7 @@
             <w:pPr>
               <w:spacing w:after="20" w:before="0"/>
             </w:pPr>
-            <w:hyperlink w:history="1" r:id="rIdbwyrfhneez4kw5lzjzvew">
+            <w:hyperlink w:history="1" r:id="rIdcbkkker0dpkmgwlq2p4wq">
               <w:r>
                 <w:rPr>
                   <w:rFonts w:ascii="Arial" w:cs="Arial" w:eastAsia="Arial" w:hAnsi="Arial"/>
@@ -25012,7 +25012,7 @@
               <w:spacing w:after="10" w:before="0"/>
               <w:ind w:left="120"/>
             </w:pPr>
-            <w:hyperlink w:history="1" r:id="rIde0zizolm6ajrwsncq7bh2">
+            <w:hyperlink w:history="1" r:id="rIduybacp7m4szxtarawexd1">
               <w:r>
                 <w:rPr>
                   <w:rFonts w:ascii="Arial" w:cs="Arial" w:eastAsia="Arial" w:hAnsi="Arial"/>
@@ -25057,7 +25057,7 @@
               </w:rPr>
               <w:t xml:space="preserve">Learners return to the class Driving Question Board — a large chart or ARES collaborative board that has been updated after each lesson. Each learner receives a sticky note (or types into the ARES DQB tool). They respond to two prompts: (1) EVIDENCE ADDED TODAY: 'Write one sentence describing the new mathematical relationship you discovered.' (2) NEW QUESTION RAISED: 'Write one question this lesson made you curious about — especially thinking about the tile-cutter's 45° angle teased at the end of class.' Learners post their notes under the columns 'What we now know' and 'What we still wonder.' The teacher reads 4 notes aloud (2 from each column) to the class and explicitly updates the class answer to the driving question: 'How can an angle tell you the height of a tree?' with the new insight: 'Because </w:t>
             </w:r>
-            <w:del w:id="9298" w:author="Claude (AI) - proposed" w:date="2026-10-15T13:01:05Z">
+            <w:del w:id="9298" w:author="Claude (AI) - proposed" w:date="2026-10-18T00:31:21Z">
               <w:r>
                 <w:rPr>
                   <w:rFonts w:ascii="Arial" w:cs="Arial" w:eastAsia="Arial" w:hAnsi="Arial"/>
@@ -25072,7 +25072,7 @@
                 <w:delText xml:space="preserve">sine and cosine of complementary angles are equal, a surveyor only needs one clinometer reading — either the elevation angle OR its complement — to compute the tree height</w:delText>
               </w:r>
             </w:del>
-            <w:ins w:id="9299" w:author="Claude (AI) - proposed" w:date="2026-10-15T13:01:05Z">
+            <w:ins w:id="9299" w:author="Claude (AI) - proposed" w:date="2026-10-18T00:31:21Z">
               <w:r>
                 <w:rPr>
                   <w:rFonts w:ascii="Arial" w:cs="Arial" w:eastAsia="Arial" w:hAnsi="Arial"/>
@@ -25255,7 +25255,7 @@
             <w:pPr>
               <w:spacing w:after="20" w:before="0"/>
             </w:pPr>
-            <w:hyperlink w:history="1" r:id="rIdjpnla834fp-q4hs9xpj0g">
+            <w:hyperlink w:history="1" r:id="rIdpovrnqbt3tll-nhyprtwr">
               <w:r>
                 <w:rPr>
                   <w:rFonts w:ascii="Arial" w:cs="Arial" w:eastAsia="Arial" w:hAnsi="Arial"/>
@@ -25288,7 +25288,7 @@
               <w:spacing w:after="10" w:before="0"/>
               <w:ind w:left="120"/>
             </w:pPr>
-            <w:hyperlink w:history="1" r:id="rIddlla-dg8d0fgzdxhxsuip">
+            <w:hyperlink w:history="1" r:id="rIdhvrr8pj8uvufqpim03qgv">
               <w:r>
                 <w:rPr>
                   <w:rFonts w:ascii="Arial" w:cs="Arial" w:eastAsia="Arial" w:hAnsi="Arial"/>
@@ -25333,7 +25333,7 @@
             <w:pPr>
               <w:spacing w:after="20" w:before="0"/>
             </w:pPr>
-            <w:hyperlink w:history="1" r:id="rId2pthsgydpnmtt4rj162jh">
+            <w:hyperlink w:history="1" r:id="rId4uo25umjymnm7lfu6naxn">
               <w:r>
                 <w:rPr>
                   <w:rFonts w:ascii="Arial" w:cs="Arial" w:eastAsia="Arial" w:hAnsi="Arial"/>
@@ -25366,7 +25366,7 @@
               <w:spacing w:after="10" w:before="0"/>
               <w:ind w:left="120"/>
             </w:pPr>
-            <w:hyperlink w:history="1" r:id="rIdznbb4fqsvo984arg97xql">
+            <w:hyperlink w:history="1" r:id="rIdslfeergscyprhdgasuvo4">
               <w:r>
                 <w:rPr>
                   <w:rFonts w:ascii="Arial" w:cs="Arial" w:eastAsia="Arial" w:hAnsi="Arial"/>
@@ -26071,7 +26071,7 @@
               </w:rPr>
               <w:t xml:space="preserve">The complementary-angle identity means that a surveyor (or a student in Kisumu) </w:t>
             </w:r>
-            <w:del w:id="9300" w:author="Claude (AI) - proposed" w:date="2026-10-15T13:01:05Z">
+            <w:del w:id="9300" w:author="Claude (AI) - proposed" w:date="2026-10-18T00:31:21Z">
               <w:r>
                 <w:rPr>
                   <w:rFonts w:ascii="Arial" w:cs="Arial" w:eastAsia="Arial" w:hAnsi="Arial"/>
@@ -26086,7 +26086,7 @@
                 <w:delText xml:space="preserve">only needs one clinometer reading — the sun's elevation angle θ — to calculate the tree height, because</w:delText>
               </w:r>
             </w:del>
-            <w:ins w:id="9301" w:author="Claude (AI) - proposed" w:date="2026-10-15T13:01:05Z">
+            <w:ins w:id="9301" w:author="Claude (AI) - proposed" w:date="2026-10-18T00:31:21Z">
               <w:r>
                 <w:rPr>
                   <w:rFonts w:ascii="Arial" w:cs="Arial" w:eastAsia="Arial" w:hAnsi="Arial"/>
@@ -26114,7 +26114,7 @@
               </w:rPr>
               <w:t xml:space="preserve"> sin θ and cos(90° − θ) </w:t>
             </w:r>
-            <w:del w:id="9302" w:author="Claude (AI) - proposed" w:date="2026-10-15T13:01:05Z">
+            <w:del w:id="9302" w:author="Claude (AI) - proposed" w:date="2026-10-18T00:31:21Z">
               <w:r>
                 <w:rPr>
                   <w:rFonts w:ascii="Arial" w:cs="Arial" w:eastAsia="Arial" w:hAnsi="Arial"/>
@@ -26129,7 +26129,7 @@
                 <w:delText xml:space="preserve">reference</w:delText>
               </w:r>
             </w:del>
-            <w:ins w:id="9303" w:author="Claude (AI) - proposed" w:date="2026-10-15T13:01:05Z">
+            <w:ins w:id="9303" w:author="Claude (AI) - proposed" w:date="2026-10-18T00:31:21Z">
               <w:r>
                 <w:rPr>
                   <w:rFonts w:ascii="Arial" w:cs="Arial" w:eastAsia="Arial" w:hAnsi="Arial"/>
@@ -26157,7 +26157,7 @@
               </w:rPr>
               <w:t xml:space="preserve"> the same ratio of sides in the same triangle</w:t>
             </w:r>
-            <w:ins w:id="9304" w:author="Claude (AI) - proposed" w:date="2026-10-15T13:01:05Z">
+            <w:ins w:id="9304" w:author="Claude (AI) - proposed" w:date="2026-10-18T00:31:21Z">
               <w:r>
                 <w:rPr>
                   <w:rFonts w:ascii="Arial" w:cs="Arial" w:eastAsia="Arial" w:hAnsi="Arial"/>
@@ -26205,7 +26205,7 @@
         </w:rPr>
         <w:t xml:space="preserve">© 2026 SeaVuria and ARES. Aligned with KICD objectives. Developed by SeaVuria; technical implementation by ARES (with AI assistance from Claude). Licensed under </w:t>
       </w:r>
-      <w:hyperlink w:history="1" r:id="rId7fzawywjkbb-rp6ijrrea">
+      <w:hyperlink w:history="1" r:id="rId8xaw2rnyviv6zxeajxvrr">
         <w:r>
           <w:rPr>
             <w:rFonts w:ascii="Arial" w:cs="Arial" w:eastAsia="Arial" w:hAnsi="Arial"/>
@@ -26226,7 +26226,7 @@
         </w:rPr>
         <w:t xml:space="preserve"> (</w:t>
       </w:r>
-      <w:hyperlink w:history="1" r:id="rIdwr8kqj5d-yv1kh-ysi_ka">
+      <w:hyperlink w:history="1" r:id="rIdfy_mhckol9jvxig5-s1bn">
         <w:r>
           <w:rPr>
             <w:rFonts w:ascii="Arial" w:cs="Arial" w:eastAsia="Arial" w:hAnsi="Arial"/>
@@ -26734,10 +26734,10 @@
               <w:spacing w:after="40" w:before="0"/>
               <w:jc w:val="left"/>
               <w:rPr>
-                <w:ins w:id="9306" w:author="Claude (AI) - proposed" w:date="2026-10-15T13:01:05Z"/>
-              </w:rPr>
-            </w:pPr>
-            <w:ins w:id="9305" w:author="Claude (AI) - proposed" w:date="2026-10-15T13:01:05Z">
+                <w:ins w:id="9306" w:author="Claude (AI) - proposed" w:date="2026-10-18T00:31:21Z"/>
+              </w:rPr>
+            </w:pPr>
+            <w:ins w:id="9305" w:author="Claude (AI) - proposed" w:date="2026-10-18T00:31:21Z">
               <w:r>
                 <w:rPr>
                   <w:rFonts w:ascii="Arial" w:cs="Arial" w:eastAsia="Arial" w:hAnsi="Arial"/>
@@ -26759,10 +26759,10 @@
               <w:spacing w:after="40" w:before="0"/>
               <w:jc w:val="left"/>
               <w:rPr>
-                <w:del w:id="9308" w:author="Claude (AI) - proposed" w:date="2026-10-15T13:01:05Z"/>
-              </w:rPr>
-            </w:pPr>
-            <w:del w:id="9307" w:author="Claude (AI) - proposed" w:date="2026-10-15T13:01:05Z">
+                <w:del w:id="9308" w:author="Claude (AI) - proposed" w:date="2026-10-18T00:31:21Z"/>
+              </w:rPr>
+            </w:pPr>
+            <w:del w:id="9307" w:author="Claude (AI) - proposed" w:date="2026-10-18T00:31:21Z">
               <w:r>
                 <w:rPr>
                   <w:rFonts w:ascii="Arial" w:cs="Arial" w:eastAsia="Arial" w:hAnsi="Arial"/>
@@ -27296,7 +27296,7 @@
             <w:pPr>
               <w:spacing w:after="20" w:before="0"/>
             </w:pPr>
-            <w:hyperlink w:history="1" r:id="rIdwnzckxeyfsouhb8-kdzdm">
+            <w:hyperlink w:history="1" r:id="rId1acsglka_fqi2u7rdiupp">
               <w:r>
                 <w:rPr>
                   <w:rFonts w:ascii="Arial" w:cs="Arial" w:eastAsia="Arial" w:hAnsi="Arial"/>
@@ -27329,7 +27329,7 @@
               <w:spacing w:after="10" w:before="0"/>
               <w:ind w:left="120"/>
             </w:pPr>
-            <w:hyperlink w:history="1" r:id="rIdgdkk4qihknk2xuixyjyvq">
+            <w:hyperlink w:history="1" r:id="rId8fdxovgchm_jwlx0vb2nk">
               <w:r>
                 <w:rPr>
                   <w:rFonts w:ascii="Arial" w:cs="Arial" w:eastAsia="Arial" w:hAnsi="Arial"/>
@@ -27374,7 +27374,7 @@
             <w:pPr>
               <w:spacing w:after="20" w:before="0"/>
             </w:pPr>
-            <w:hyperlink w:history="1" r:id="rIdpmmr8sjmdnatpmk64whae">
+            <w:hyperlink w:history="1" r:id="rIdsh23dylkryreymzhq9i4g">
               <w:r>
                 <w:rPr>
                   <w:rFonts w:ascii="Arial" w:cs="Arial" w:eastAsia="Arial" w:hAnsi="Arial"/>
@@ -27407,7 +27407,7 @@
               <w:spacing w:after="10" w:before="0"/>
               <w:ind w:left="120"/>
             </w:pPr>
-            <w:hyperlink w:history="1" r:id="rIddevxb8ug5hbx0a2ddfamg">
+            <w:hyperlink w:history="1" r:id="rIdjql9nbpntw8e97pioqj9s">
               <w:r>
                 <w:rPr>
                   <w:rFonts w:ascii="Arial" w:cs="Arial" w:eastAsia="Arial" w:hAnsi="Arial"/>
@@ -27607,7 +27607,7 @@
             <w:pPr>
               <w:spacing w:after="20" w:before="0"/>
             </w:pPr>
-            <w:hyperlink w:history="1" r:id="rIdah-uonyo5683thbd8kzey">
+            <w:hyperlink w:history="1" r:id="rIdotdzuupckrtb5mvwkv-th">
               <w:r>
                 <w:rPr>
                   <w:rFonts w:ascii="Arial" w:cs="Arial" w:eastAsia="Arial" w:hAnsi="Arial"/>
@@ -27640,7 +27640,7 @@
               <w:spacing w:after="10" w:before="0"/>
               <w:ind w:left="120"/>
             </w:pPr>
-            <w:hyperlink w:history="1" r:id="rIdr2qikia2lwbey8h5gbqkz">
+            <w:hyperlink w:history="1" r:id="rIddeeqvimd20qnr8qpwxe-r">
               <w:r>
                 <w:rPr>
                   <w:rFonts w:ascii="Arial" w:cs="Arial" w:eastAsia="Arial" w:hAnsi="Arial"/>
@@ -27685,7 +27685,7 @@
             <w:pPr>
               <w:spacing w:after="20" w:before="0"/>
             </w:pPr>
-            <w:hyperlink w:history="1" r:id="rIde1zrqvuccjroqx8mtjwp-">
+            <w:hyperlink w:history="1" r:id="rIdu3q_2c_vqrejacte0wqpi">
               <w:r>
                 <w:rPr>
                   <w:rFonts w:ascii="Arial" w:cs="Arial" w:eastAsia="Arial" w:hAnsi="Arial"/>
@@ -27718,7 +27718,7 @@
               <w:spacing w:after="10" w:before="0"/>
               <w:ind w:left="120"/>
             </w:pPr>
-            <w:hyperlink w:history="1" r:id="rIdp3vjcrpwk3-70j-lm7rcs">
+            <w:hyperlink w:history="1" r:id="rId0ramwgp57kkxytqt7cdko">
               <w:r>
                 <w:rPr>
                   <w:rFonts w:ascii="Arial" w:cs="Arial" w:eastAsia="Arial" w:hAnsi="Arial"/>
@@ -27956,7 +27956,7 @@
               </w:rPr>
               <w:t xml:space="preserve">Distribute materials and worksheet. Say: 'You have 18 minutes for the two constructions. Read each step carefully before drawing. Every group member must do their own construction — you can compare, but each book must have both triangles.' Circulate continuously. At 5 min, check Construction 1 progress: 'Has everyone dropped the perpendicular from A? What theorem will you use to find its length?' (Wait 10 seconds.) Cold-call 2 groups for their answer before moving on. At 12 min, check Construction 2: 'What is the hypotenuse of your 45-45-90 triangle? Leave it in surd form.' (Wait 12 seconds.) Cold-call 3 groups. At 18 min, pause all groups: 'Pens down. Let's watch the video — keep your worksheet beside you and tick off each value as you see it confirmed.' Play the video. After video: 'Open the reading on ARES. Circle any value in the table that your construction already found. Put a question mark next to anything new — especially 0° and 90°.' Give 3 minutes for annotation.</w:t>
             </w:r>
-            <w:ins w:id="9309" w:author="Claude (AI) - proposed" w:date="2026-10-15T13:01:05Z">
+            <w:ins w:id="9309" w:author="Claude (AI) - proposed" w:date="2026-10-18T00:31:21Z">
               <w:r>
                 <w:rPr>
                   <w:rFonts w:ascii="Arial" w:cs="Arial" w:eastAsia="Arial" w:hAnsi="Arial"/>
@@ -28093,7 +28093,7 @@
             <w:pPr>
               <w:spacing w:after="20" w:before="0"/>
             </w:pPr>
-            <w:hyperlink w:history="1" r:id="rIdank_eqaerkmxe07ss2vvt">
+            <w:hyperlink w:history="1" r:id="rIdwowubk5yohxbdgadwaq5f">
               <w:r>
                 <w:rPr>
                   <w:rFonts w:ascii="Arial" w:cs="Arial" w:eastAsia="Arial" w:hAnsi="Arial"/>
@@ -28126,7 +28126,7 @@
               <w:spacing w:after="10" w:before="0"/>
               <w:ind w:left="120"/>
             </w:pPr>
-            <w:hyperlink w:history="1" r:id="rIdxohck08is-htvtsq-mytd">
+            <w:hyperlink w:history="1" r:id="rIdx5uvuczldmdxtbogj4fcx">
               <w:r>
                 <w:rPr>
                   <w:rFonts w:ascii="Arial" w:cs="Arial" w:eastAsia="Arial" w:hAnsi="Arial"/>
@@ -28171,7 +28171,7 @@
             <w:pPr>
               <w:spacing w:after="20" w:before="0"/>
             </w:pPr>
-            <w:hyperlink w:history="1" r:id="rIdb-ae-ilmopgx7vl2bpoxn">
+            <w:hyperlink w:history="1" r:id="rIddqfto2mtl8kvhat7yybj5">
               <w:r>
                 <w:rPr>
                   <w:rFonts w:ascii="Arial" w:cs="Arial" w:eastAsia="Arial" w:hAnsi="Arial"/>
@@ -28204,7 +28204,7 @@
               <w:spacing w:after="10" w:before="0"/>
               <w:ind w:left="120"/>
             </w:pPr>
-            <w:hyperlink w:history="1" r:id="rIdmp0tduszezsynnt17ltgf">
+            <w:hyperlink w:history="1" r:id="rIds-efsjrnlrllvc0b817xf">
               <w:r>
                 <w:rPr>
                   <w:rFonts w:ascii="Arial" w:cs="Arial" w:eastAsia="Arial" w:hAnsi="Arial"/>
@@ -28289,7 +28289,7 @@
               </w:rPr>
               <w:t xml:space="preserve">PART B — Pattern Spotting (5 min): Learners examine the completed table and answer three guided questions on their worksheet: (i) What do you notice about sin 30° and cos 60°? (ii) </w:t>
             </w:r>
-            <w:del w:id="9310" w:author="Claude (AI) - proposed" w:date="2026-10-15T13:01:05Z">
+            <w:del w:id="9310" w:author="Claude (AI) - proposed" w:date="2026-10-18T00:31:21Z">
               <w:r>
                 <w:rPr>
                   <w:rFonts w:ascii="Arial" w:cs="Arial" w:eastAsia="Arial" w:hAnsi="Arial"/>
@@ -28304,7 +28304,7 @@
                 <w:delText xml:space="preserve">What is the relationship between</w:delText>
               </w:r>
             </w:del>
-            <w:ins w:id="9311" w:author="Claude (AI) - proposed" w:date="2026-10-15T13:01:05Z">
+            <w:ins w:id="9311" w:author="Claude (AI) - proposed" w:date="2026-10-18T00:31:21Z">
               <w:r>
                 <w:rPr>
                   <w:rFonts w:ascii="Arial" w:cs="Arial" w:eastAsia="Arial" w:hAnsi="Arial"/>
@@ -28332,7 +28332,7 @@
               </w:rPr>
               <w:t xml:space="preserve"> sin θ and cos(90° − θ) </w:t>
             </w:r>
-            <w:del w:id="9312" w:author="Claude (AI) - proposed" w:date="2026-10-15T13:01:05Z">
+            <w:del w:id="9312" w:author="Claude (AI) - proposed" w:date="2026-10-18T00:31:21Z">
               <w:r>
                 <w:rPr>
                   <w:rFonts w:ascii="Arial" w:cs="Arial" w:eastAsia="Arial" w:hAnsi="Arial"/>
@@ -28347,7 +28347,7 @@
                 <w:delText xml:space="preserve">for any special angle</w:delText>
               </w:r>
             </w:del>
-            <w:ins w:id="9313" w:author="Claude (AI) - proposed" w:date="2026-10-15T13:01:05Z">
+            <w:ins w:id="9313" w:author="Claude (AI) - proposed" w:date="2026-10-18T00:31:21Z">
               <w:r>
                 <w:rPr>
                   <w:rFonts w:ascii="Arial" w:cs="Arial" w:eastAsia="Arial" w:hAnsi="Arial"/>
@@ -28448,7 +28448,7 @@
               </w:rPr>
               <w:t xml:space="preserve">Write on the board: 'Shadow = 9.0 m. Sun angle = 60°. Height = ?' Say: 'Using only what you derived today — no calculator for the trig part — find the exact height. You may use a calculator only to multiply at the end. 3 minutes, individual work.' (Set timer.) After 3 min, cold-call 3 learners: 'Zawadi, walk us through your working.' 'Mwangi, did you get the same answer? Where did you differ?' 'Fatuma, is 9√3 metres an exact answer or an approximation? Explain.' (Wait 12 seconds after each question.) Then say: 'Now look at your full table. Compare sin 30° and cos 60°. What do you notice? Discuss with your partner — 90 seconds.' Cold-call 2 pairs. Guide to the complementary angle relationship: 'sin θ = cos(90° − θ). This is not a coincidence — it comes directly from the geometry of our triangle. Why?' (Wait 15 seconds.) For tan 90°: '</w:t>
             </w:r>
-            <w:del w:id="9314" w:author="Claude (AI) - proposed" w:date="2026-10-15T13:01:05Z">
+            <w:del w:id="9314" w:author="Claude (AI) - proposed" w:date="2026-10-18T00:31:21Z">
               <w:r>
                 <w:rPr>
                   <w:rFonts w:ascii="Arial" w:cs="Arial" w:eastAsia="Arial" w:hAnsi="Arial"/>
@@ -28463,7 +28463,7 @@
                 <w:delText xml:space="preserve">In our equilateral triangle construction</w:delText>
               </w:r>
             </w:del>
-            <w:ins w:id="9315" w:author="Claude (AI) - proposed" w:date="2026-10-15T13:01:05Z">
+            <w:ins w:id="9315" w:author="Claude (AI) - proposed" w:date="2026-10-18T00:31:21Z">
               <w:r>
                 <w:rPr>
                   <w:rFonts w:ascii="Arial" w:cs="Arial" w:eastAsia="Arial" w:hAnsi="Arial"/>
@@ -28491,7 +28491,7 @@
               </w:rPr>
               <w:t xml:space="preserve">, what happens to the </w:t>
             </w:r>
-            <w:del w:id="9316" w:author="Claude (AI) - proposed" w:date="2026-10-15T13:01:05Z">
+            <w:del w:id="9316" w:author="Claude (AI) - proposed" w:date="2026-10-18T00:31:21Z">
               <w:r>
                 <w:rPr>
                   <w:rFonts w:ascii="Arial" w:cs="Arial" w:eastAsia="Arial" w:hAnsi="Arial"/>
@@ -28506,7 +28506,7 @@
                 <w:delText xml:space="preserve">Opposite side as the angle approaches 90°? What about the Adjacent</w:delText>
               </w:r>
             </w:del>
-            <w:ins w:id="9317" w:author="Claude (AI) - proposed" w:date="2026-10-15T13:01:05Z">
+            <w:ins w:id="9317" w:author="Claude (AI) - proposed" w:date="2026-10-18T00:31:21Z">
               <w:r>
                 <w:rPr>
                   <w:rFonts w:ascii="Arial" w:cs="Arial" w:eastAsia="Arial" w:hAnsi="Arial"/>
@@ -28656,7 +28656,7 @@
             <w:pPr>
               <w:spacing w:after="20" w:before="0"/>
             </w:pPr>
-            <w:hyperlink w:history="1" r:id="rIdotifoqhiwbalom4rr21sw">
+            <w:hyperlink w:history="1" r:id="rIdbaunynp7cron6og9bwxko">
               <w:r>
                 <w:rPr>
                   <w:rFonts w:ascii="Arial" w:cs="Arial" w:eastAsia="Arial" w:hAnsi="Arial"/>
@@ -28689,7 +28689,7 @@
               <w:spacing w:after="10" w:before="0"/>
               <w:ind w:left="120"/>
             </w:pPr>
-            <w:hyperlink w:history="1" r:id="rId0pwmshlvjuo2eukx2ro4f">
+            <w:hyperlink w:history="1" r:id="rId12v7cj-ei4lruloctrmk4">
               <w:r>
                 <w:rPr>
                   <w:rFonts w:ascii="Arial" w:cs="Arial" w:eastAsia="Arial" w:hAnsi="Arial"/>
@@ -28734,7 +28734,7 @@
             <w:pPr>
               <w:spacing w:after="20" w:before="0"/>
             </w:pPr>
-            <w:hyperlink w:history="1" r:id="rIdpcy1ltp0-87o_qs2ggzni">
+            <w:hyperlink w:history="1" r:id="rIdvzyt4tkvlmo2z_ccqnqpq">
               <w:r>
                 <w:rPr>
                   <w:rFonts w:ascii="Arial" w:cs="Arial" w:eastAsia="Arial" w:hAnsi="Arial"/>
@@ -28767,7 +28767,7 @@
               <w:spacing w:after="10" w:before="0"/>
               <w:ind w:left="120"/>
             </w:pPr>
-            <w:hyperlink w:history="1" r:id="rIdgqje-dzr0ynx_dlynpt_9">
+            <w:hyperlink w:history="1" r:id="rIdr06md29hfervz2kyyoiex">
               <w:r>
                 <w:rPr>
                   <w:rFonts w:ascii="Arial" w:cs="Arial" w:eastAsia="Arial" w:hAnsi="Arial"/>
@@ -28967,7 +28967,7 @@
             <w:pPr>
               <w:spacing w:after="20" w:before="0"/>
             </w:pPr>
-            <w:hyperlink w:history="1" r:id="rIdbkpmds-vi8gj6ctz5q8cw">
+            <w:hyperlink w:history="1" r:id="rIdyiu1z7im7t_tvwog_lkkg">
               <w:r>
                 <w:rPr>
                   <w:rFonts w:ascii="Arial" w:cs="Arial" w:eastAsia="Arial" w:hAnsi="Arial"/>
@@ -29000,7 +29000,7 @@
               <w:spacing w:after="10" w:before="0"/>
               <w:ind w:left="120"/>
             </w:pPr>
-            <w:hyperlink w:history="1" r:id="rIdwlicjvv9jluyqdnojwrgu">
+            <w:hyperlink w:history="1" r:id="rIdkrbk9l2xefe-hcayzakpy">
               <w:r>
                 <w:rPr>
                   <w:rFonts w:ascii="Arial" w:cs="Arial" w:eastAsia="Arial" w:hAnsi="Arial"/>
@@ -29045,7 +29045,7 @@
             <w:pPr>
               <w:spacing w:after="20" w:before="0"/>
             </w:pPr>
-            <w:hyperlink w:history="1" r:id="rId2ftudtjcqdhogjzaqtbux">
+            <w:hyperlink w:history="1" r:id="rId7yehng7wkdk5kyykmz7gk">
               <w:r>
                 <w:rPr>
                   <w:rFonts w:ascii="Arial" w:cs="Arial" w:eastAsia="Arial" w:hAnsi="Arial"/>
@@ -29078,7 +29078,7 @@
               <w:spacing w:after="10" w:before="0"/>
               <w:ind w:left="120"/>
             </w:pPr>
-            <w:hyperlink w:history="1" r:id="rIdzaqfpdmcz6ohuda4gqvyv">
+            <w:hyperlink w:history="1" r:id="rIdtcb9u1zd6vsamlwyxcsvp">
               <w:r>
                 <w:rPr>
                   <w:rFonts w:ascii="Arial" w:cs="Arial" w:eastAsia="Arial" w:hAnsi="Arial"/>
@@ -29236,7 +29236,7 @@
               </w:rPr>
               <w:t xml:space="preserve">Say: 'Open your cumulative model from Lesson 1. You have 10 minutes to add the exact-values branch. The table on the board is your guide — complete it in your model using the exact surd values you derived today.' (Write the table shell on the board with the first row completed as a model.) Set a 10-minute timer. Circulate. After 8 min: 'Two more minutes — make sure you have written at least one new wondering question on a sticky note for our DQB.' At 10 min: 'Pens down. Two volunteers to share their wondering question.' Cold-call 2 learners. Post their sticky notes on the DQB 'Questions We Still Have' column. Close: 'Every time we update this model, we get closer to fully answering our driving question. In Lesson 8, we will </w:t>
             </w:r>
-            <w:del w:id="9318" w:author="Claude (AI) - proposed" w:date="2026-10-15T13:01:05Z">
+            <w:del w:id="9318" w:author="Claude (AI) - proposed" w:date="2026-10-18T00:31:21Z">
               <w:r>
                 <w:rPr>
                   <w:rFonts w:ascii="Arial" w:cs="Arial" w:eastAsia="Arial" w:hAnsi="Arial"/>
@@ -29251,7 +29251,7 @@
                 <w:delText xml:space="preserve">look at the relationship between complementary angles more deeply</w:delText>
               </w:r>
             </w:del>
-            <w:ins w:id="9319" w:author="Claude (AI) - proposed" w:date="2026-10-15T13:01:05Z">
+            <w:ins w:id="9319" w:author="Claude (AI) - proposed" w:date="2026-10-18T00:31:21Z">
               <w:r>
                 <w:rPr>
                   <w:rFonts w:ascii="Arial" w:cs="Arial" w:eastAsia="Arial" w:hAnsi="Arial"/>
@@ -29279,7 +29279,7 @@
               </w:rPr>
               <w:t xml:space="preserve"> — your wondering questions today will </w:t>
             </w:r>
-            <w:del w:id="9320" w:author="Claude (AI) - proposed" w:date="2026-10-15T13:01:05Z">
+            <w:del w:id="9320" w:author="Claude (AI) - proposed" w:date="2026-10-18T00:31:21Z">
               <w:r>
                 <w:rPr>
                   <w:rFonts w:ascii="Arial" w:cs="Arial" w:eastAsia="Arial" w:hAnsi="Arial"/>
@@ -29294,7 +29294,7 @@
                 <w:delText xml:space="preserve">guide us there</w:delText>
               </w:r>
             </w:del>
-            <w:ins w:id="9321" w:author="Claude (AI) - proposed" w:date="2026-10-15T13:01:05Z">
+            <w:ins w:id="9321" w:author="Claude (AI) - proposed" w:date="2026-10-18T00:31:21Z">
               <w:r>
                 <w:rPr>
                   <w:rFonts w:ascii="Arial" w:cs="Arial" w:eastAsia="Arial" w:hAnsi="Arial"/>
@@ -29962,7 +29962,7 @@
               </w:rPr>
               <w:t xml:space="preserve">After the lesson, reflect on the following questions: (1) Did learners complete both geometric constructions correctly within the 18-minute window? If not, which construction caused the most difficulty — the equilateral triangle (30-60-90) or the isosceles right-angled triangle (45-45-90) — and what scaffolding will you provide at the start of Lesson 8? (2) How many passport cards posted on the DQB contained exact surd values rather than decimals? If fewer than 70% of groups achieved this, plan a 5-minute 'exact vs. approximate' mini-lesson at the start of Lesson 8. (3) Did the Kisumu mango-tree anchor successfully motivate the derivation, or did learners ask 'why does it matter if it's exact?' — if so, prepare a stronger real-world precision argument (e.g., engineering tolerances for a Nairobi bridge). (4) Which learners' wondering questions showed the deepest thinking, and how can their questions shape the </w:t>
             </w:r>
-            <w:del w:id="9322" w:author="Claude (AI) - proposed" w:date="2026-10-15T13:01:05Z">
+            <w:del w:id="9322" w:author="Claude (AI) - proposed" w:date="2026-10-18T00:31:21Z">
               <w:r>
                 <w:rPr>
                   <w:rFonts w:ascii="Arial" w:cs="Arial" w:eastAsia="Arial" w:hAnsi="Arial"/>
@@ -29977,7 +29977,7 @@
                 <w:delText xml:space="preserve">inquiry direction of Lesson 8 on complementary-angle relationships</w:delText>
               </w:r>
             </w:del>
-            <w:ins w:id="9323" w:author="Claude (AI) - proposed" w:date="2026-10-15T13:01:05Z">
+            <w:ins w:id="9323" w:author="Claude (AI) - proposed" w:date="2026-10-18T00:31:21Z">
               <w:r>
                 <w:rPr>
                   <w:rFonts w:ascii="Arial" w:cs="Arial" w:eastAsia="Arial" w:hAnsi="Arial"/>
@@ -30291,7 +30291,7 @@
         </w:rPr>
         <w:t xml:space="preserve">© 2026 SeaVuria and ARES. Aligned with KICD objectives. Developed by SeaVuria; technical implementation by ARES (with AI assistance from Claude). Licensed under </w:t>
       </w:r>
-      <w:hyperlink w:history="1" r:id="rIdqym1uc1e-xk0o1ejefjop">
+      <w:hyperlink w:history="1" r:id="rIdqwi5ypy0tdwiemrc6drgy">
         <w:r>
           <w:rPr>
             <w:rFonts w:ascii="Arial" w:cs="Arial" w:eastAsia="Arial" w:hAnsi="Arial"/>
@@ -30312,7 +30312,7 @@
         </w:rPr>
         <w:t xml:space="preserve"> (</w:t>
       </w:r>
-      <w:hyperlink w:history="1" r:id="rIdrf6y6ludxsxtglrv1ebbn">
+      <w:hyperlink w:history="1" r:id="rIdqi0knnn0n5kn0zywhht3j">
         <w:r>
           <w:rPr>
             <w:rFonts w:ascii="Arial" w:cs="Arial" w:eastAsia="Arial" w:hAnsi="Arial"/>
@@ -30820,10 +30820,10 @@
               <w:spacing w:after="40" w:before="0"/>
               <w:jc w:val="left"/>
               <w:rPr>
-                <w:ins w:id="9325" w:author="Claude (AI) - proposed" w:date="2026-10-15T13:01:05Z"/>
-              </w:rPr>
-            </w:pPr>
-            <w:ins w:id="9324" w:author="Claude (AI) - proposed" w:date="2026-10-15T13:01:05Z">
+                <w:ins w:id="9325" w:author="Claude (AI) - proposed" w:date="2026-10-18T00:31:21Z"/>
+              </w:rPr>
+            </w:pPr>
+            <w:ins w:id="9324" w:author="Claude (AI) - proposed" w:date="2026-10-18T00:31:21Z">
               <w:r>
                 <w:rPr>
                   <w:rFonts w:ascii="Arial" w:cs="Arial" w:eastAsia="Arial" w:hAnsi="Arial"/>
@@ -30845,10 +30845,10 @@
               <w:spacing w:after="40" w:before="0"/>
               <w:jc w:val="left"/>
               <w:rPr>
-                <w:del w:id="9327" w:author="Claude (AI) - proposed" w:date="2026-10-15T13:01:05Z"/>
-              </w:rPr>
-            </w:pPr>
-            <w:del w:id="9326" w:author="Claude (AI) - proposed" w:date="2026-10-15T13:01:05Z">
+                <w:del w:id="9327" w:author="Claude (AI) - proposed" w:date="2026-10-18T00:31:21Z"/>
+              </w:rPr>
+            </w:pPr>
+            <w:del w:id="9326" w:author="Claude (AI) - proposed" w:date="2026-10-18T00:31:21Z">
               <w:r>
                 <w:rPr>
                   <w:rFonts w:ascii="Arial" w:cs="Arial" w:eastAsia="Arial" w:hAnsi="Arial"/>
@@ -30931,7 +30931,7 @@
               </w:rPr>
               <w:t xml:space="preserve">In Lessons 1–7 the class established SOH CAH TOA, explored similar triangles, and used calculators/tables to find ratios for arbitrary angles. </w:t>
             </w:r>
-            <w:del w:id="9328" w:author="Claude (AI) - proposed" w:date="2026-10-15T13:01:05Z">
+            <w:del w:id="9328" w:author="Claude (AI) - proposed" w:date="2026-10-18T00:31:21Z">
               <w:r>
                 <w:rPr>
                   <w:rFonts w:ascii="Arial" w:cs="Arial" w:eastAsia="Arial" w:hAnsi="Arial"/>
@@ -30946,7 +30946,7 @@
                 <w:delText xml:space="preserve">Now, in Lesson 8, they discover that</w:delText>
               </w:r>
             </w:del>
-            <w:ins w:id="9329" w:author="Claude (AI) - proposed" w:date="2026-10-15T13:01:05Z">
+            <w:ins w:id="9329" w:author="Claude (AI) - proposed" w:date="2026-10-18T00:31:21Z">
               <w:r>
                 <w:rPr>
                   <w:rFonts w:ascii="Arial" w:cs="Arial" w:eastAsia="Arial" w:hAnsi="Arial"/>
@@ -30974,7 +30974,7 @@
               </w:rPr>
               <w:t xml:space="preserve"> for five special angles</w:t>
             </w:r>
-            <w:del w:id="9330" w:author="Claude (AI) - proposed" w:date="2026-10-15T13:01:05Z">
+            <w:del w:id="9330" w:author="Claude (AI) - proposed" w:date="2026-10-18T00:31:21Z">
               <w:r>
                 <w:rPr>
                   <w:rFonts w:ascii="Arial" w:cs="Arial" w:eastAsia="Arial" w:hAnsi="Arial"/>
@@ -30989,7 +30989,7 @@
                 <w:delText xml:space="preserve"> the ratios are exact — no approximation needed</w:delText>
               </w:r>
             </w:del>
-            <w:ins w:id="9331" w:author="Claude (AI) - proposed" w:date="2026-10-15T13:01:05Z">
+            <w:ins w:id="9331" w:author="Claude (AI) - proposed" w:date="2026-10-18T00:31:21Z">
               <w:r>
                 <w:rPr>
                   <w:rFonts w:ascii="Arial" w:cs="Arial" w:eastAsia="Arial" w:hAnsi="Arial"/>
@@ -31180,7 +31180,7 @@
               </w:rPr>
               <w:t xml:space="preserve">Lesson 8 of 10 in the evidence-gathering sequence. Learners begin by </w:t>
             </w:r>
-            <w:del w:id="9332" w:author="Claude (AI) - proposed" w:date="2026-10-15T13:01:05Z">
+            <w:del w:id="9332" w:author="Claude (AI) - proposed" w:date="2026-10-18T00:31:21Z">
               <w:r>
                 <w:rPr>
                   <w:rFonts w:ascii="Arial" w:cs="Arial" w:eastAsia="Arial" w:hAnsi="Arial"/>
@@ -31195,7 +31195,7 @@
                 <w:delText xml:space="preserve">predicting</w:delText>
               </w:r>
             </w:del>
-            <w:ins w:id="9333" w:author="Claude (AI) - proposed" w:date="2026-10-15T13:01:05Z">
+            <w:ins w:id="9333" w:author="Claude (AI) - proposed" w:date="2026-10-18T00:31:21Z">
               <w:r>
                 <w:rPr>
                   <w:rFonts w:ascii="Arial" w:cs="Arial" w:eastAsia="Arial" w:hAnsi="Arial"/>
@@ -31223,7 +31223,7 @@
               </w:rPr>
               <w:t xml:space="preserve"> exact ratio values </w:t>
             </w:r>
-            <w:del w:id="9334" w:author="Claude (AI) - proposed" w:date="2026-10-15T13:01:05Z">
+            <w:del w:id="9334" w:author="Claude (AI) - proposed" w:date="2026-10-18T00:31:21Z">
               <w:r>
                 <w:rPr>
                   <w:rFonts w:ascii="Arial" w:cs="Arial" w:eastAsia="Arial" w:hAnsi="Arial"/>
@@ -31238,7 +31238,7 @@
                 <w:delText xml:space="preserve">for 30°, 45°, and 60° using symmetry and prior knowledge of equilateral and isosceles right triangles</w:delText>
               </w:r>
             </w:del>
-            <w:ins w:id="9335" w:author="Claude (AI) - proposed" w:date="2026-10-15T13:01:05Z">
+            <w:ins w:id="9335" w:author="Claude (AI) - proposed" w:date="2026-10-18T00:31:21Z">
               <w:r>
                 <w:rPr>
                   <w:rFonts w:ascii="Arial" w:cs="Arial" w:eastAsia="Arial" w:hAnsi="Arial"/>
@@ -31266,7 +31266,7 @@
               </w:rPr>
               <w:t xml:space="preserve">. They then </w:t>
             </w:r>
-            <w:del w:id="9336" w:author="Claude (AI) - proposed" w:date="2026-10-15T13:01:05Z">
+            <w:del w:id="9336" w:author="Claude (AI) - proposed" w:date="2026-10-18T00:31:21Z">
               <w:r>
                 <w:rPr>
                   <w:rFonts w:ascii="Arial" w:cs="Arial" w:eastAsia="Arial" w:hAnsi="Arial"/>
@@ -31281,7 +31281,7 @@
                 <w:delText xml:space="preserve">derive the exact values through a structured card-triangle activity</w:delText>
               </w:r>
             </w:del>
-            <w:ins w:id="9337" w:author="Claude (AI) - proposed" w:date="2026-10-15T13:01:05Z">
+            <w:ins w:id="9337" w:author="Claude (AI) - proposed" w:date="2026-10-18T00:31:21Z">
               <w:r>
                 <w:rPr>
                   <w:rFonts w:ascii="Arial" w:cs="Arial" w:eastAsia="Arial" w:hAnsi="Arial"/>
@@ -31597,7 +31597,7 @@
             <w:pPr>
               <w:spacing w:after="20" w:before="0"/>
             </w:pPr>
-            <w:hyperlink w:history="1" r:id="rIdud12hml1nppmjnx2tkeyk">
+            <w:hyperlink w:history="1" r:id="rId9ttm2i0cxgnss2hvnbjw9">
               <w:r>
                 <w:rPr>
                   <w:rFonts w:ascii="Arial" w:cs="Arial" w:eastAsia="Arial" w:hAnsi="Arial"/>
@@ -31630,7 +31630,7 @@
               <w:spacing w:after="10" w:before="0"/>
               <w:ind w:left="120"/>
             </w:pPr>
-            <w:hyperlink w:history="1" r:id="rIdxjz71nh2a3uyo1qp_9wrq">
+            <w:hyperlink w:history="1" r:id="rIdofvxbfiqe9ezyw3fj0ic1">
               <w:r>
                 <w:rPr>
                   <w:rFonts w:ascii="Arial" w:cs="Arial" w:eastAsia="Arial" w:hAnsi="Arial"/>
@@ -31675,7 +31675,7 @@
             <w:pPr>
               <w:spacing w:after="20" w:before="0"/>
             </w:pPr>
-            <w:hyperlink w:history="1" r:id="rIdjuh1kf2u4hgnbpkmpwjqh">
+            <w:hyperlink w:history="1" r:id="rId1cq89d_taemng9znpnjfe">
               <w:r>
                 <w:rPr>
                   <w:rFonts w:ascii="Arial" w:cs="Arial" w:eastAsia="Arial" w:hAnsi="Arial"/>
@@ -31708,7 +31708,7 @@
               <w:spacing w:after="10" w:before="0"/>
               <w:ind w:left="120"/>
             </w:pPr>
-            <w:hyperlink w:history="1" r:id="rIdvdboxjf0kqw3onjvhfz5g">
+            <w:hyperlink w:history="1" r:id="rIdhhxd_0ib66ez9iqqk958h">
               <w:r>
                 <w:rPr>
                   <w:rFonts w:ascii="Arial" w:cs="Arial" w:eastAsia="Arial" w:hAnsi="Arial"/>
@@ -31753,7 +31753,7 @@
               </w:rPr>
               <w:t xml:space="preserve">Each learner receives a blank 3-column table with headers: Angle | sin | cos | tan. They individually fill in their BEST GUESS for 0°, 30°, 45°, 60°, 90° — </w:t>
             </w:r>
-            <w:del w:id="9338" w:author="Claude (AI) - proposed" w:date="2026-10-15T13:01:05Z">
+            <w:del w:id="9338" w:author="Claude (AI) - proposed" w:date="2026-10-18T00:31:21Z">
               <w:r>
                 <w:rPr>
                   <w:rFonts w:ascii="Arial" w:cs="Arial" w:eastAsia="Arial" w:hAnsi="Arial"/>
@@ -31768,7 +31768,7 @@
                 <w:delText xml:space="preserve">using only memory, symmetry reasoning, or any prior knowledge</w:delText>
               </w:r>
             </w:del>
-            <w:ins w:id="9339" w:author="Claude (AI) - proposed" w:date="2026-10-15T13:01:05Z">
+            <w:ins w:id="9339" w:author="Claude (AI) - proposed" w:date="2026-10-18T00:31:21Z">
               <w:r>
                 <w:rPr>
                   <w:rFonts w:ascii="Arial" w:cs="Arial" w:eastAsia="Arial" w:hAnsi="Arial"/>
@@ -31849,7 +31849,7 @@
               <w:spacing w:after="40" w:before="0"/>
               <w:jc w:val="left"/>
             </w:pPr>
-            <w:del w:id="9340" w:author="Claude (AI) - proposed" w:date="2026-10-15T13:01:05Z">
+            <w:del w:id="9340" w:author="Claude (AI) - proposed" w:date="2026-10-18T00:31:21Z">
               <w:r>
                 <w:rPr>
                   <w:rFonts w:ascii="Arial" w:cs="Arial" w:eastAsia="Arial" w:hAnsi="Arial"/>
@@ -31864,7 +31864,7 @@
                 <w:delText xml:space="preserve">Activation of Prior Knowledge</w:delText>
               </w:r>
             </w:del>
-            <w:ins w:id="9341" w:author="Claude (AI) - proposed" w:date="2026-10-15T13:01:05Z">
+            <w:ins w:id="9341" w:author="Claude (AI) - proposed" w:date="2026-10-18T00:31:21Z">
               <w:r>
                 <w:rPr>
                   <w:rFonts w:ascii="Arial" w:cs="Arial" w:eastAsia="Arial" w:hAnsi="Arial"/>
@@ -31892,7 +31892,7 @@
               </w:rPr>
               <w:t xml:space="preserve"> + Prediction Journal. Learners </w:t>
             </w:r>
-            <w:del w:id="9342" w:author="Claude (AI) - proposed" w:date="2026-10-15T13:01:05Z">
+            <w:del w:id="9342" w:author="Claude (AI) - proposed" w:date="2026-10-18T00:31:21Z">
               <w:r>
                 <w:rPr>
                   <w:rFonts w:ascii="Arial" w:cs="Arial" w:eastAsia="Arial" w:hAnsi="Arial"/>
@@ -31907,7 +31907,7 @@
                 <w:delText xml:space="preserve">surface informal geometric intuitions</w:delText>
               </w:r>
             </w:del>
-            <w:ins w:id="9343" w:author="Claude (AI) - proposed" w:date="2026-10-15T13:01:05Z">
+            <w:ins w:id="9343" w:author="Claude (AI) - proposed" w:date="2026-10-18T00:31:21Z">
               <w:r>
                 <w:rPr>
                   <w:rFonts w:ascii="Arial" w:cs="Arial" w:eastAsia="Arial" w:hAnsi="Arial"/>
@@ -31935,7 +31935,7 @@
               </w:rPr>
               <w:t xml:space="preserve"> (e.g., 'at 45° the triangle </w:t>
             </w:r>
-            <w:del w:id="9344" w:author="Claude (AI) - proposed" w:date="2026-10-15T13:01:05Z">
+            <w:del w:id="9344" w:author="Claude (AI) - proposed" w:date="2026-10-18T00:31:21Z">
               <w:r>
                 <w:rPr>
                   <w:rFonts w:ascii="Arial" w:cs="Arial" w:eastAsia="Arial" w:hAnsi="Arial"/>
@@ -31950,7 +31950,7 @@
                 <w:delText xml:space="preserve">looks</w:delText>
               </w:r>
             </w:del>
-            <w:ins w:id="9345" w:author="Claude (AI) - proposed" w:date="2026-10-15T13:01:05Z">
+            <w:ins w:id="9345" w:author="Claude (AI) - proposed" w:date="2026-10-18T00:31:21Z">
               <w:r>
                 <w:rPr>
                   <w:rFonts w:ascii="Arial" w:cs="Arial" w:eastAsia="Arial" w:hAnsi="Arial"/>
@@ -31978,7 +31978,7 @@
               </w:rPr>
               <w:t xml:space="preserve"> symmetric so sin = cos') before </w:t>
             </w:r>
-            <w:del w:id="9346" w:author="Claude (AI) - proposed" w:date="2026-10-15T13:01:05Z">
+            <w:del w:id="9346" w:author="Claude (AI) - proposed" w:date="2026-10-18T00:31:21Z">
               <w:r>
                 <w:rPr>
                   <w:rFonts w:ascii="Arial" w:cs="Arial" w:eastAsia="Arial" w:hAnsi="Arial"/>
@@ -31993,7 +31993,7 @@
                 <w:delText xml:space="preserve">formal derivation</w:delText>
               </w:r>
             </w:del>
-            <w:ins w:id="9347" w:author="Claude (AI) - proposed" w:date="2026-10-15T13:01:05Z">
+            <w:ins w:id="9347" w:author="Claude (AI) - proposed" w:date="2026-10-18T00:31:21Z">
               <w:r>
                 <w:rPr>
                   <w:rFonts w:ascii="Arial" w:cs="Arial" w:eastAsia="Arial" w:hAnsi="Arial"/>
@@ -32110,7 +32110,7 @@
             <w:pPr>
               <w:spacing w:after="20" w:before="0"/>
             </w:pPr>
-            <w:hyperlink w:history="1" r:id="rId4a4hmxzro7lpt9z0fhwnz">
+            <w:hyperlink w:history="1" r:id="rIdkig91ehwefaakxbmovnml">
               <w:r>
                 <w:rPr>
                   <w:rFonts w:ascii="Arial" w:cs="Arial" w:eastAsia="Arial" w:hAnsi="Arial"/>
@@ -32143,7 +32143,7 @@
               <w:spacing w:after="10" w:before="0"/>
               <w:ind w:left="120"/>
             </w:pPr>
-            <w:hyperlink w:history="1" r:id="rIdhxz7rwqjvoylqi8onb8kn">
+            <w:hyperlink w:history="1" r:id="rIdtxoyeeznfi5t7qctxamla">
               <w:r>
                 <w:rPr>
                   <w:rFonts w:ascii="Arial" w:cs="Arial" w:eastAsia="Arial" w:hAnsi="Arial"/>
@@ -32188,7 +32188,7 @@
             <w:pPr>
               <w:spacing w:after="20" w:before="0"/>
             </w:pPr>
-            <w:hyperlink w:history="1" r:id="rIddbttrmd7fozwevjxvaw3s">
+            <w:hyperlink w:history="1" r:id="rIdhei42p55qzuepntjtyniz">
               <w:r>
                 <w:rPr>
                   <w:rFonts w:ascii="Arial" w:cs="Arial" w:eastAsia="Arial" w:hAnsi="Arial"/>
@@ -32221,7 +32221,7 @@
               <w:spacing w:after="10" w:before="0"/>
               <w:ind w:left="120"/>
             </w:pPr>
-            <w:hyperlink w:history="1" r:id="rIdfnw1thbtwlsid7hohumwk">
+            <w:hyperlink w:history="1" r:id="rIdy6f7wc1qzgxdiqj6r-3aa">
               <w:r>
                 <w:rPr>
                   <w:rFonts w:ascii="Arial" w:cs="Arial" w:eastAsia="Arial" w:hAnsi="Arial"/>
@@ -32266,7 +32266,7 @@
               </w:rPr>
               <w:t xml:space="preserve">Groups of 4 receive two pre-cut card triangles</w:t>
             </w:r>
-            <w:ins w:id="9348" w:author="Claude (AI) - proposed" w:date="2026-10-15T13:01:05Z">
+            <w:ins w:id="9348" w:author="Claude (AI) - proposed" w:date="2026-10-18T00:31:21Z">
               <w:r>
                 <w:rPr>
                   <w:rFonts w:ascii="Arial" w:cs="Arial" w:eastAsia="Arial" w:hAnsi="Arial"/>
@@ -32327,7 +32327,7 @@
               </w:rPr>
               <w:t xml:space="preserve">Distribute card triangles and task cards. Say: 'This is a geometry detective task. Your card triangles hold the secret of ALL special angles. Work through the steps in order — do NOT skip to the calculator yet.' Allow </w:t>
             </w:r>
-            <w:del w:id="9349" w:author="Claude (AI) - proposed" w:date="2026-10-15T13:01:05Z">
+            <w:del w:id="9349" w:author="Claude (AI) - proposed" w:date="2026-10-18T00:31:21Z">
               <w:r>
                 <w:rPr>
                   <w:rFonts w:ascii="Arial" w:cs="Arial" w:eastAsia="Arial" w:hAnsi="Arial"/>
@@ -32342,7 +32342,7 @@
                 <w:delText xml:space="preserve">18</w:delText>
               </w:r>
             </w:del>
-            <w:ins w:id="9350" w:author="Claude (AI) - proposed" w:date="2026-10-15T13:01:05Z">
+            <w:ins w:id="9350" w:author="Claude (AI) - proposed" w:date="2026-10-18T00:31:21Z">
               <w:r>
                 <w:rPr>
                   <w:rFonts w:ascii="Arial" w:cs="Arial" w:eastAsia="Arial" w:hAnsi="Arial"/>
@@ -32370,7 +32370,7 @@
               </w:rPr>
               <w:t xml:space="preserve"> minutes for Steps 1–5. Circulate; at the </w:t>
             </w:r>
-            <w:del w:id="9351" w:author="Claude (AI) - proposed" w:date="2026-10-15T13:01:05Z">
+            <w:del w:id="9351" w:author="Claude (AI) - proposed" w:date="2026-10-18T00:31:21Z">
               <w:r>
                 <w:rPr>
                   <w:rFonts w:ascii="Arial" w:cs="Arial" w:eastAsia="Arial" w:hAnsi="Arial"/>
@@ -32385,7 +32385,7 @@
                 <w:delText xml:space="preserve">8</w:delText>
               </w:r>
             </w:del>
-            <w:ins w:id="9352" w:author="Claude (AI) - proposed" w:date="2026-10-15T13:01:05Z">
+            <w:ins w:id="9352" w:author="Claude (AI) - proposed" w:date="2026-10-18T00:31:21Z">
               <w:r>
                 <w:rPr>
                   <w:rFonts w:ascii="Arial" w:cs="Arial" w:eastAsia="Arial" w:hAnsi="Arial"/>
@@ -32413,7 +32413,7 @@
               </w:rPr>
               <w:t xml:space="preserve">-minute mark cold-call one group: 'Kamau, what did your group get for the altitude of the equilateral triangle? How did you get √3?' WAIT 12 seconds. If groups stall on √3, prompt: 'What theorem connects sides of a right triangle? Use it on the 30-60-90 triangle.' At the </w:t>
             </w:r>
-            <w:del w:id="9353" w:author="Claude (AI) - proposed" w:date="2026-10-15T13:01:05Z">
+            <w:del w:id="9353" w:author="Claude (AI) - proposed" w:date="2026-10-18T00:31:21Z">
               <w:r>
                 <w:rPr>
                   <w:rFonts w:ascii="Arial" w:cs="Arial" w:eastAsia="Arial" w:hAnsi="Arial"/>
@@ -32428,7 +32428,7 @@
                 <w:delText xml:space="preserve">14</w:delText>
               </w:r>
             </w:del>
-            <w:ins w:id="9354" w:author="Claude (AI) - proposed" w:date="2026-10-15T13:01:05Z">
+            <w:ins w:id="9354" w:author="Claude (AI) - proposed" w:date="2026-10-18T00:31:21Z">
               <w:r>
                 <w:rPr>
                   <w:rFonts w:ascii="Arial" w:cs="Arial" w:eastAsia="Arial" w:hAnsi="Arial"/>
@@ -32489,7 +32489,7 @@
               </w:rPr>
               <w:t xml:space="preserve">Manipulative-Based Derivation (Concrete → Abstract). Physical folding of the equilateral triangle makes the origin of the 30-60-90 ratios visible and memorable — learners SEE why sin 30° = 1/2 rather than memorising a fact. The predict–verify loop (prediction table → derivation → calculator confirmation → self-marking) creates metacognitive awareness of what was intuited correctly versus what needed formal derivation. Connecting tan θ = sin θ / cos θ algebraically confirms the identity discovered numerically in Lesson </w:t>
             </w:r>
-            <w:del w:id="9355" w:author="Claude (AI) - proposed" w:date="2026-10-15T13:01:05Z">
+            <w:del w:id="9355" w:author="Claude (AI) - proposed" w:date="2026-10-18T00:31:21Z">
               <w:r>
                 <w:rPr>
                   <w:rFonts w:ascii="Arial" w:cs="Arial" w:eastAsia="Arial" w:hAnsi="Arial"/>
@@ -32504,7 +32504,7 @@
                 <w:delText xml:space="preserve">7</w:delText>
               </w:r>
             </w:del>
-            <w:ins w:id="9356" w:author="Claude (AI) - proposed" w:date="2026-10-15T13:01:05Z">
+            <w:ins w:id="9356" w:author="Claude (AI) - proposed" w:date="2026-10-18T00:31:21Z">
               <w:r>
                 <w:rPr>
                   <w:rFonts w:ascii="Arial" w:cs="Arial" w:eastAsia="Arial" w:hAnsi="Arial"/>
@@ -32621,7 +32621,7 @@
             <w:pPr>
               <w:spacing w:after="20" w:before="0"/>
             </w:pPr>
-            <w:hyperlink w:history="1" r:id="rIdghjl6cbanr8xweettnzi8">
+            <w:hyperlink w:history="1" r:id="rIdpul5zyt9semgttc4wfk29">
               <w:r>
                 <w:rPr>
                   <w:rFonts w:ascii="Arial" w:cs="Arial" w:eastAsia="Arial" w:hAnsi="Arial"/>
@@ -32654,7 +32654,7 @@
               <w:spacing w:after="10" w:before="0"/>
               <w:ind w:left="120"/>
             </w:pPr>
-            <w:hyperlink w:history="1" r:id="rIdde8148rmhzxpp2kpepfn1">
+            <w:hyperlink w:history="1" r:id="rId6byuh2y_r5ir2kdwrqgnr">
               <w:r>
                 <w:rPr>
                   <w:rFonts w:ascii="Arial" w:cs="Arial" w:eastAsia="Arial" w:hAnsi="Arial"/>
@@ -32699,7 +32699,7 @@
             <w:pPr>
               <w:spacing w:after="20" w:before="0"/>
             </w:pPr>
-            <w:hyperlink w:history="1" r:id="rIduxtozmr5-wccz6rarjxj_">
+            <w:hyperlink w:history="1" r:id="rIdsww5yimcccfbrur_8x4vx">
               <w:r>
                 <w:rPr>
                   <w:rFonts w:ascii="Arial" w:cs="Arial" w:eastAsia="Arial" w:hAnsi="Arial"/>
@@ -32748,7 +32748,7 @@
               <w:spacing w:after="10" w:before="0"/>
               <w:ind w:left="120"/>
             </w:pPr>
-            <w:hyperlink w:history="1" r:id="rIdogzfdhcs1iiebbldh5yxv">
+            <w:hyperlink w:history="1" r:id="rIdnxa2p7vtgq4nopvzpw6hx">
               <w:r>
                 <w:rPr>
                   <w:rFonts w:ascii="Arial" w:cs="Arial" w:eastAsia="Arial" w:hAnsi="Arial"/>
@@ -32793,7 +32793,7 @@
               </w:rPr>
               <w:t xml:space="preserve">Part A — Eldoret Builder Problem (Guided): The teacher projects or draws on the board: 'A builder in Eldoret is constructing a roof pitched at 60°. The horizontal span of the roof is 5 m (so the half-span, from wall to ridge, is 2.5 m). Calculate the length of one roof rafter (the sloping side) using exact values only.' Learners identify the right triangle (half-span = adjacent = 2.5 m, angle = 60°, rafter = hypotenuse). They write: cos 60° = adjacent / hypotenuse → ½ = 2.5 / rafter → rafter = 5 m. They also calculate the ridge height using tan 60° = height / 2.5 → √3 = height / 2.5 → height = 2.5√3 m ≈ 4.33 m. Part B — Paired Reading: Each pair reads a short 200-word article (printed on the task card) titled 'Special Angles in Kenyan Construction and Land Survey' which describes how Jua Kali artisans in Gikomba Market, Nairobi, use 45° and 60° angles in metalwork without calculators, and how surveyors in the Rift Valley use 30-60-90 geometry to mark land boundaries. After reading, pairs answer 3 questions: (1) Why are special angles useful to an artisan without a calculator? (2) A Gikomba welder makes a triangular brace at 30° to a 4 m horizontal beam — how long is the brace (hypotenuse)? (3) </w:t>
             </w:r>
-            <w:del w:id="9357" w:author="Claude (AI) - proposed" w:date="2026-10-15T13:01:05Z">
+            <w:del w:id="9357" w:author="Claude (AI) - proposed" w:date="2026-10-18T00:31:21Z">
               <w:r>
                 <w:rPr>
                   <w:rFonts w:ascii="Arial" w:cs="Arial" w:eastAsia="Arial" w:hAnsi="Arial"/>
@@ -32808,7 +32808,7 @@
                 <w:delText xml:space="preserve">Reconnect to the phenomenon: if the Kisumu mango-tree clinometer had read exactly 60° instead of 53°, and the shadow was still</w:delText>
               </w:r>
             </w:del>
-            <w:ins w:id="9358" w:author="Claude (AI) - proposed" w:date="2026-10-15T13:01:05Z">
+            <w:ins w:id="9358" w:author="Claude (AI) - proposed" w:date="2026-10-18T00:31:21Z">
               <w:r>
                 <w:rPr>
                   <w:rFonts w:ascii="Arial" w:cs="Arial" w:eastAsia="Arial" w:hAnsi="Arial"/>
@@ -32836,7 +32836,7 @@
               </w:rPr>
               <w:t xml:space="preserve"> 9.0 m</w:t>
             </w:r>
-            <w:del w:id="9359" w:author="Claude (AI) - proposed" w:date="2026-10-15T13:01:05Z">
+            <w:del w:id="9359" w:author="Claude (AI) - proposed" w:date="2026-10-18T00:31:21Z">
               <w:r>
                 <w:rPr>
                   <w:rFonts w:ascii="Arial" w:cs="Arial" w:eastAsia="Arial" w:hAnsi="Arial"/>
@@ -32851,7 +32851,7 @@
                 <w:delText xml:space="preserve">, what would the tree height be using an exact value?</w:delText>
               </w:r>
             </w:del>
-            <w:ins w:id="9360" w:author="Claude (AI) - proposed" w:date="2026-10-15T13:01:05Z">
+            <w:ins w:id="9360" w:author="Claude (AI) - proposed" w:date="2026-10-18T00:31:21Z">
               <w:r>
                 <w:rPr>
                   <w:rFonts w:ascii="Arial" w:cs="Arial" w:eastAsia="Arial" w:hAnsi="Arial"/>
@@ -32899,7 +32899,7 @@
               </w:rPr>
               <w:t xml:space="preserve">For Part A, say: 'No calculators. This is Eldoret — the builder has only a tape measure and this table you just derived. Sketch the right triangle first, label it, THEN choose your ratio.' Allow 6 minutes. Cold-call one learner to draw the triangle on the board: 'Wanjiku, come and label the sides for us.' WAIT 10 seconds. After she labels: 'Class, do you agree with how Wanjiku has identified opposite, adjacent, hypotenuse? Show thumbs up / thumbs down.' Correct any mislabelling before proceeding. Walk through the cos 60° step together, then release groups for tan 60° step independently (3 minutes). For Part B, say: 'Read carefully — look for the connection between what the artisan does and what you just derived.' After 8 minutes of paired reading and questions, cold-call 2 pairs for Part B Q3: 'Omondi, </w:t>
             </w:r>
-            <w:del w:id="9361" w:author="Claude (AI) - proposed" w:date="2026-10-15T13:01:05Z">
+            <w:del w:id="9361" w:author="Claude (AI) - proposed" w:date="2026-10-18T00:31:21Z">
               <w:r>
                 <w:rPr>
                   <w:rFonts w:ascii="Arial" w:cs="Arial" w:eastAsia="Arial" w:hAnsi="Arial"/>
@@ -32914,7 +32914,7 @@
                 <w:delText xml:space="preserve">what tree height</w:delText>
               </w:r>
             </w:del>
-            <w:ins w:id="9362" w:author="Claude (AI) - proposed" w:date="2026-10-15T13:01:05Z">
+            <w:ins w:id="9362" w:author="Claude (AI) - proposed" w:date="2026-10-18T00:31:21Z">
               <w:r>
                 <w:rPr>
                   <w:rFonts w:ascii="Arial" w:cs="Arial" w:eastAsia="Arial" w:hAnsi="Arial"/>
@@ -32942,7 +32942,7 @@
               </w:rPr>
               <w:t xml:space="preserve"> did you get</w:t>
             </w:r>
-            <w:ins w:id="9363" w:author="Claude (AI) - proposed" w:date="2026-10-15T13:01:05Z">
+            <w:ins w:id="9363" w:author="Claude (AI) - proposed" w:date="2026-10-18T00:31:21Z">
               <w:r>
                 <w:rPr>
                   <w:rFonts w:ascii="Arial" w:cs="Arial" w:eastAsia="Arial" w:hAnsi="Arial"/>
@@ -32970,7 +32970,7 @@
               </w:rPr>
               <w:t xml:space="preserve">? Show your working on the board.' WAIT 12 seconds. Confirm: tan </w:t>
             </w:r>
-            <w:del w:id="9364" w:author="Claude (AI) - proposed" w:date="2026-10-15T13:01:05Z">
+            <w:del w:id="9364" w:author="Claude (AI) - proposed" w:date="2026-10-18T00:31:21Z">
               <w:r>
                 <w:rPr>
                   <w:rFonts w:ascii="Arial" w:cs="Arial" w:eastAsia="Arial" w:hAnsi="Arial"/>
@@ -32985,7 +32985,7 @@
                 <w:delText xml:space="preserve">60° = h/9.0 → √3 = h/9.0 → h</w:delText>
               </w:r>
             </w:del>
-            <w:ins w:id="9365" w:author="Claude (AI) - proposed" w:date="2026-10-15T13:01:05Z">
+            <w:ins w:id="9365" w:author="Claude (AI) - proposed" w:date="2026-10-18T00:31:21Z">
               <w:r>
                 <w:rPr>
                   <w:rFonts w:ascii="Arial" w:cs="Arial" w:eastAsia="Arial" w:hAnsi="Arial"/>
@@ -33013,7 +33013,7 @@
               </w:rPr>
               <w:t xml:space="preserve"> = 9√3 </w:t>
             </w:r>
-            <w:del w:id="9366" w:author="Claude (AI) - proposed" w:date="2026-10-15T13:01:05Z">
+            <w:del w:id="9366" w:author="Claude (AI) - proposed" w:date="2026-10-18T00:31:21Z">
               <w:r>
                 <w:rPr>
                   <w:rFonts w:ascii="Arial" w:cs="Arial" w:eastAsia="Arial" w:hAnsi="Arial"/>
@@ -33028,7 +33028,7 @@
                 <w:delText xml:space="preserve">≈ 15.6 m</w:delText>
               </w:r>
             </w:del>
-            <w:ins w:id="9367" w:author="Claude (AI) - proposed" w:date="2026-10-15T13:01:05Z">
+            <w:ins w:id="9367" w:author="Claude (AI) - proposed" w:date="2026-10-18T00:31:21Z">
               <w:r>
                 <w:rPr>
                   <w:rFonts w:ascii="Arial" w:cs="Arial" w:eastAsia="Arial" w:hAnsi="Arial"/>
@@ -33056,7 +33056,7 @@
               </w:rPr>
               <w:t xml:space="preserve">. Say: 'Notice — </w:t>
             </w:r>
-            <w:del w:id="9368" w:author="Claude (AI) - proposed" w:date="2026-10-15T13:01:05Z">
+            <w:del w:id="9368" w:author="Claude (AI) - proposed" w:date="2026-10-18T00:31:21Z">
               <w:r>
                 <w:rPr>
                   <w:rFonts w:ascii="Arial" w:cs="Arial" w:eastAsia="Arial" w:hAnsi="Arial"/>
@@ -33071,7 +33071,7 @@
                 <w:delText xml:space="preserve">same method as in our Kisumu phenomenon, but now exact. The angle and the shadow length are all we need</w:delText>
               </w:r>
             </w:del>
-            <w:ins w:id="9369" w:author="Claude (AI) - proposed" w:date="2026-10-15T13:01:05Z">
+            <w:ins w:id="9369" w:author="Claude (AI) - proposed" w:date="2026-10-18T00:31:21Z">
               <w:r>
                 <w:rPr>
                   <w:rFonts w:ascii="Arial" w:cs="Arial" w:eastAsia="Arial" w:hAnsi="Arial"/>
@@ -33132,7 +33132,7 @@
               </w:rPr>
               <w:t xml:space="preserve">Context Transfer + Worked Example Analysis. Anchoring the exact-values skill in the Eldoret builder scenario and the Gikomba artisan reading makes the mathematics purposeful. The phenomenon reconnect question (Part B Q3) is a deliberate transfer task: learners must carry the SOH CAH TOA structure from Lessons 1–7</w:t>
             </w:r>
-            <w:del w:id="9370" w:author="Claude (AI) - proposed" w:date="2026-10-15T13:01:05Z">
+            <w:del w:id="9370" w:author="Claude (AI) - proposed" w:date="2026-10-18T00:31:21Z">
               <w:r>
                 <w:rPr>
                   <w:rFonts w:ascii="Arial" w:cs="Arial" w:eastAsia="Arial" w:hAnsi="Arial"/>
@@ -33147,7 +33147,7 @@
                 <w:delText xml:space="preserve">, substitute a special angle, and produce an exact answer</w:delText>
               </w:r>
             </w:del>
-            <w:ins w:id="9371" w:author="Claude (AI) - proposed" w:date="2026-10-15T13:01:05Z">
+            <w:ins w:id="9371" w:author="Claude (AI) - proposed" w:date="2026-10-18T00:31:21Z">
               <w:r>
                 <w:rPr>
                   <w:rFonts w:ascii="Arial" w:cs="Arial" w:eastAsia="Arial" w:hAnsi="Arial"/>
@@ -33208,7 +33208,7 @@
               </w:rPr>
               <w:t xml:space="preserve">Teacher collects paired answer sheets for Part B Q2 and Q3. Observable indicators: (1) Correct right-triangle sketch with labelled sides for Q2; (2) Working </w:t>
             </w:r>
-            <w:del w:id="9372" w:author="Claude (AI) - proposed" w:date="2026-10-15T13:01:05Z">
+            <w:del w:id="9372" w:author="Claude (AI) - proposed" w:date="2026-10-18T00:31:21Z">
               <w:r>
                 <w:rPr>
                   <w:rFonts w:ascii="Arial" w:cs="Arial" w:eastAsia="Arial" w:hAnsi="Arial"/>
@@ -33223,7 +33223,7 @@
                 <w:delText xml:space="preserve">shows cos 30° or sin 60° = ½ used correctly to give hypotenuse = 8 m for Q2 (note</w:delText>
               </w:r>
             </w:del>
-            <w:ins w:id="9373" w:author="Claude (AI) - proposed" w:date="2026-10-15T13:01:05Z">
+            <w:ins w:id="9373" w:author="Claude (AI) - proposed" w:date="2026-10-18T00:31:21Z">
               <w:r>
                 <w:rPr>
                   <w:rFonts w:ascii="Arial" w:cs="Arial" w:eastAsia="Arial" w:hAnsi="Arial"/>
@@ -33251,7 +33251,7 @@
               </w:rPr>
               <w:t xml:space="preserve">: hypotenuse = 4</w:t>
             </w:r>
-            <w:del w:id="9374" w:author="Claude (AI) - proposed" w:date="2026-10-15T13:01:05Z">
+            <w:del w:id="9374" w:author="Claude (AI) - proposed" w:date="2026-10-18T00:31:21Z">
               <w:r>
                 <w:rPr>
                   <w:rFonts w:ascii="Arial" w:cs="Arial" w:eastAsia="Arial" w:hAnsi="Arial"/>
@@ -33266,7 +33266,7 @@
                 <w:delText xml:space="preserve">/</w:delText>
               </w:r>
             </w:del>
-            <w:ins w:id="9375" w:author="Claude (AI) - proposed" w:date="2026-10-15T13:01:05Z">
+            <w:ins w:id="9375" w:author="Claude (AI) - proposed" w:date="2026-10-18T00:31:21Z">
               <w:r>
                 <w:rPr>
                   <w:rFonts w:ascii="Arial" w:cs="Arial" w:eastAsia="Arial" w:hAnsi="Arial"/>
@@ -33294,7 +33294,7 @@
               </w:rPr>
               <w:t xml:space="preserve">cos 30° = 4</w:t>
             </w:r>
-            <w:del w:id="9376" w:author="Claude (AI) - proposed" w:date="2026-10-15T13:01:05Z">
+            <w:del w:id="9376" w:author="Claude (AI) - proposed" w:date="2026-10-18T00:31:21Z">
               <w:r>
                 <w:rPr>
                   <w:rFonts w:ascii="Arial" w:cs="Arial" w:eastAsia="Arial" w:hAnsi="Arial"/>
@@ -33309,7 +33309,7 @@
                 <w:delText xml:space="preserve">/</w:delText>
               </w:r>
             </w:del>
-            <w:ins w:id="9377" w:author="Claude (AI) - proposed" w:date="2026-10-15T13:01:05Z">
+            <w:ins w:id="9377" w:author="Claude (AI) - proposed" w:date="2026-10-18T00:31:21Z">
               <w:r>
                 <w:rPr>
                   <w:rFonts w:ascii="Arial" w:cs="Arial" w:eastAsia="Arial" w:hAnsi="Arial"/>
@@ -33337,7 +33337,7 @@
               </w:rPr>
               <w:t xml:space="preserve">(√3/2) = 8/√3 = 8√3/3 </w:t>
             </w:r>
-            <w:del w:id="9378" w:author="Claude (AI) - proposed" w:date="2026-10-15T13:01:05Z">
+            <w:del w:id="9378" w:author="Claude (AI) - proposed" w:date="2026-10-18T00:31:21Z">
               <w:r>
                 <w:rPr>
                   <w:rFonts w:ascii="Arial" w:cs="Arial" w:eastAsia="Arial" w:hAnsi="Arial"/>
@@ -33352,7 +33352,7 @@
                 <w:delText xml:space="preserve">m, OR if using sin: sin 30°=opp/hyp so hyp = 4/</w:delText>
               </w:r>
             </w:del>
-            <w:ins w:id="9379" w:author="Claude (AI) - proposed" w:date="2026-10-15T13:01:05Z">
+            <w:ins w:id="9379" w:author="Claude (AI) - proposed" w:date="2026-10-18T00:31:21Z">
               <w:r>
                 <w:rPr>
                   <w:rFonts w:ascii="Arial" w:cs="Arial" w:eastAsia="Arial" w:hAnsi="Arial"/>
@@ -33380,7 +33380,7 @@
               </w:rPr>
               <w:t xml:space="preserve">sin 60° </w:t>
             </w:r>
-            <w:del w:id="9380" w:author="Claude (AI) - proposed" w:date="2026-10-15T13:01:05Z">
+            <w:del w:id="9380" w:author="Claude (AI) - proposed" w:date="2026-10-18T00:31:21Z">
               <w:r>
                 <w:rPr>
                   <w:rFonts w:ascii="Arial" w:cs="Arial" w:eastAsia="Arial" w:hAnsi="Arial"/>
@@ -33395,7 +33395,7 @@
                 <w:delText xml:space="preserve">— accept both approaches with correct working</w:delText>
               </w:r>
             </w:del>
-            <w:ins w:id="9381" w:author="Claude (AI) - proposed" w:date="2026-10-15T13:01:05Z">
+            <w:ins w:id="9381" w:author="Claude (AI) - proposed" w:date="2026-10-18T00:31:21Z">
               <w:r>
                 <w:rPr>
                   <w:rFonts w:ascii="Arial" w:cs="Arial" w:eastAsia="Arial" w:hAnsi="Arial"/>
@@ -33423,7 +33423,7 @@
               </w:rPr>
               <w:t xml:space="preserve">); (3) Q3 answer </w:t>
             </w:r>
-            <w:del w:id="9382" w:author="Claude (AI) - proposed" w:date="2026-10-15T13:01:05Z">
+            <w:del w:id="9382" w:author="Claude (AI) - proposed" w:date="2026-10-18T00:31:21Z">
               <w:r>
                 <w:rPr>
                   <w:rFonts w:ascii="Arial" w:cs="Arial" w:eastAsia="Arial" w:hAnsi="Arial"/>
@@ -33438,7 +33438,7 @@
                 <w:delText xml:space="preserve">of</w:delText>
               </w:r>
             </w:del>
-            <w:ins w:id="9383" w:author="Claude (AI) - proposed" w:date="2026-10-15T13:01:05Z">
+            <w:ins w:id="9383" w:author="Claude (AI) - proposed" w:date="2026-10-18T00:31:21Z">
               <w:r>
                 <w:rPr>
                   <w:rFonts w:ascii="Arial" w:cs="Arial" w:eastAsia="Arial" w:hAnsi="Arial"/>
@@ -33466,7 +33466,7 @@
               </w:rPr>
               <w:t xml:space="preserve"> 9√3 </w:t>
             </w:r>
-            <w:del w:id="9384" w:author="Claude (AI) - proposed" w:date="2026-10-15T13:01:05Z">
+            <w:del w:id="9384" w:author="Claude (AI) - proposed" w:date="2026-10-18T00:31:21Z">
               <w:r>
                 <w:rPr>
                   <w:rFonts w:ascii="Arial" w:cs="Arial" w:eastAsia="Arial" w:hAnsi="Arial"/>
@@ -33481,7 +33481,7 @@
                 <w:delText xml:space="preserve">m with tan 60°</w:delText>
               </w:r>
             </w:del>
-            <w:ins w:id="9385" w:author="Claude (AI) - proposed" w:date="2026-10-15T13:01:05Z">
+            <w:ins w:id="9385" w:author="Claude (AI) - proposed" w:date="2026-10-18T00:31:21Z">
               <w:r>
                 <w:rPr>
                   <w:rFonts w:ascii="Arial" w:cs="Arial" w:eastAsia="Arial" w:hAnsi="Arial"/>
@@ -33509,7 +33509,7 @@
               </w:rPr>
               <w:t xml:space="preserve"> = √3 </w:t>
             </w:r>
-            <w:del w:id="9386" w:author="Claude (AI) - proposed" w:date="2026-10-15T13:01:05Z">
+            <w:del w:id="9386" w:author="Claude (AI) - proposed" w:date="2026-10-18T00:31:21Z">
               <w:r>
                 <w:rPr>
                   <w:rFonts w:ascii="Arial" w:cs="Arial" w:eastAsia="Arial" w:hAnsi="Arial"/>
@@ -33524,7 +33524,7 @@
                 <w:delText xml:space="preserve">substituted explicitly</w:delText>
               </w:r>
             </w:del>
-            <w:ins w:id="9387" w:author="Claude (AI) - proposed" w:date="2026-10-15T13:01:05Z">
+            <w:ins w:id="9387" w:author="Claude (AI) - proposed" w:date="2026-10-18T00:31:21Z">
               <w:r>
                 <w:rPr>
                   <w:rFonts w:ascii="Arial" w:cs="Arial" w:eastAsia="Arial" w:hAnsi="Arial"/>
@@ -33608,7 +33608,7 @@
             <w:pPr>
               <w:spacing w:after="20" w:before="0"/>
             </w:pPr>
-            <w:hyperlink w:history="1" r:id="rIdtvtpqa62n6s624azccsj7">
+            <w:hyperlink w:history="1" r:id="rIdh0uzshkri6u--oxelmqps">
               <w:r>
                 <w:rPr>
                   <w:rFonts w:ascii="Arial" w:cs="Arial" w:eastAsia="Arial" w:hAnsi="Arial"/>
@@ -33641,7 +33641,7 @@
               <w:spacing w:after="10" w:before="0"/>
               <w:ind w:left="120"/>
             </w:pPr>
-            <w:hyperlink w:history="1" r:id="rIdyza4hzzo3yabguatvwjda">
+            <w:hyperlink w:history="1" r:id="rIddk3ns_xftrxu5ya0h27kz">
               <w:r>
                 <w:rPr>
                   <w:rFonts w:ascii="Arial" w:cs="Arial" w:eastAsia="Arial" w:hAnsi="Arial"/>
@@ -33686,7 +33686,7 @@
             <w:pPr>
               <w:spacing w:after="20" w:before="0"/>
             </w:pPr>
-            <w:hyperlink w:history="1" r:id="rIdzvh3rjuzt9puwx3zc1boi">
+            <w:hyperlink w:history="1" r:id="rId4x4y0r7hk9eh37cqlxoy6">
               <w:r>
                 <w:rPr>
                   <w:rFonts w:ascii="Arial" w:cs="Arial" w:eastAsia="Arial" w:hAnsi="Arial"/>
@@ -33735,7 +33735,7 @@
               <w:spacing w:after="10" w:before="0"/>
               <w:ind w:left="120"/>
             </w:pPr>
-            <w:hyperlink w:history="1" r:id="rIdnaet6gggzuorxftnyoylk">
+            <w:hyperlink w:history="1" r:id="rIddrunkgqwcsyxprbrfuh6d">
               <w:r>
                 <w:rPr>
                   <w:rFonts w:ascii="Arial" w:cs="Arial" w:eastAsia="Arial" w:hAnsi="Arial"/>
@@ -33813,7 +33813,7 @@
               </w:rPr>
               <w:t xml:space="preserve">Point to the DQB and say: 'In Lessons 1 through 7 we gathered evidence that a consistent angle–ratio relationship exists and that SOH CAH TOA lets us calculate heights. Today we added something new — exact values. What should go on our board?' Allow 4 minutes for sticky-note writing. As groups post notes, read one green note aloud: 'This group says __. Class, do you agree this is evidence that helps answer the driving question? Why?' WAIT 12 seconds. Cold-call one student who has not yet spoken this lesson: 'Njeri, where would you say we are on answering: how can an angle tell us the height of a tree?' WAIT 15 seconds. Summarise: 'We now have a complete toolkit for special angles. The driving question is nearly answered — but Lesson 9 </w:t>
             </w:r>
-            <w:del w:id="9388" w:author="Claude (AI) - proposed" w:date="2026-10-15T13:01:05Z">
+            <w:del w:id="9388" w:author="Claude (AI) - proposed" w:date="2026-10-18T00:31:21Z">
               <w:r>
                 <w:rPr>
                   <w:rFonts w:ascii="Arial" w:cs="Arial" w:eastAsia="Arial" w:hAnsi="Arial"/>
@@ -33828,7 +33828,7 @@
                 <w:delText xml:space="preserve">will test whether this works beyond special angles, at any angle, for any tree in Kenya</w:delText>
               </w:r>
             </w:del>
-            <w:ins w:id="9389" w:author="Claude (AI) - proposed" w:date="2026-10-15T13:01:05Z">
+            <w:ins w:id="9389" w:author="Claude (AI) - proposed" w:date="2026-10-18T00:31:21Z">
               <w:r>
                 <w:rPr>
                   <w:rFonts w:ascii="Arial" w:cs="Arial" w:eastAsia="Arial" w:hAnsi="Arial"/>
@@ -33978,7 +33978,7 @@
             <w:pPr>
               <w:spacing w:after="20" w:before="0"/>
             </w:pPr>
-            <w:hyperlink w:history="1" r:id="rId69lzypstkx4qyoejxuq-e">
+            <w:hyperlink w:history="1" r:id="rId89rcevakh-humtoun5lg1">
               <w:r>
                 <w:rPr>
                   <w:rFonts w:ascii="Arial" w:cs="Arial" w:eastAsia="Arial" w:hAnsi="Arial"/>
@@ -34011,7 +34011,7 @@
               <w:spacing w:after="10" w:before="0"/>
               <w:ind w:left="120"/>
             </w:pPr>
-            <w:hyperlink w:history="1" r:id="rIdry9nodm23pbm9-ywso8yo">
+            <w:hyperlink w:history="1" r:id="rIdpehrsziicdkej4dpm5rxn">
               <w:r>
                 <w:rPr>
                   <w:rFonts w:ascii="Arial" w:cs="Arial" w:eastAsia="Arial" w:hAnsi="Arial"/>
@@ -34056,7 +34056,7 @@
             <w:pPr>
               <w:spacing w:after="20" w:before="0"/>
             </w:pPr>
-            <w:hyperlink w:history="1" r:id="rIduffriapr7yajohp_d5dbo">
+            <w:hyperlink w:history="1" r:id="rIddouxrhwffvj0aimf2anp7">
               <w:r>
                 <w:rPr>
                   <w:rFonts w:ascii="Arial" w:cs="Arial" w:eastAsia="Arial" w:hAnsi="Arial"/>
@@ -34105,7 +34105,7 @@
               <w:spacing w:after="10" w:before="0"/>
               <w:ind w:left="120"/>
             </w:pPr>
-            <w:hyperlink w:history="1" r:id="rIdbffryjygnh7h5ohz468qe">
+            <w:hyperlink w:history="1" r:id="rIdqu9c3-fc1tgaps9e0ngs0">
               <w:r>
                 <w:rPr>
                   <w:rFonts w:ascii="Arial" w:cs="Arial" w:eastAsia="Arial" w:hAnsi="Arial"/>
@@ -34183,7 +34183,7 @@
               </w:rPr>
               <w:t xml:space="preserve">Distribute Model Update Card 8. Say: 'Your model has grown across eight lessons. Today it gains its most powerful upgrade — exact values and the tan identity. Take 12 minutes to complete all four update steps.' Circulate; at 6 minutes prompt any group still on Step 1: 'Move to Step 2 — you can refine the table later.' At 10 minutes: 'Begin peer critique now.' During peer critique, stop one group sharing: 'Mwangi, what did your peer group say was missing from your model?' WAIT 10 seconds. After peer critique: 'Raise your hand if your model was initialled — good. If not, you have 2 minutes to add the missing element.' Close by saying: 'Your model is now a working reference tool. In Lesson 9 we </w:t>
             </w:r>
-            <w:del w:id="9390" w:author="Claude (AI) - proposed" w:date="2026-10-15T13:01:05Z">
+            <w:del w:id="9390" w:author="Claude (AI) - proposed" w:date="2026-10-18T00:31:21Z">
               <w:r>
                 <w:rPr>
                   <w:rFonts w:ascii="Arial" w:cs="Arial" w:eastAsia="Arial" w:hAnsi="Arial"/>
@@ -34198,7 +34198,7 @@
                 <w:delText xml:space="preserve">will test it against angles that are NOT special — does it still hold?</w:delText>
               </w:r>
             </w:del>
-            <w:ins w:id="9391" w:author="Claude (AI) - proposed" w:date="2026-10-15T13:01:05Z">
+            <w:ins w:id="9391" w:author="Claude (AI) - proposed" w:date="2026-10-18T00:31:21Z">
               <w:r>
                 <w:rPr>
                   <w:rFonts w:ascii="Arial" w:cs="Arial" w:eastAsia="Arial" w:hAnsi="Arial"/>
@@ -34387,7 +34387,7 @@
               </w:rPr>
               <w:t xml:space="preserve">After the lesson, consider the following questions: (1) During the card-triangle derivation, did all groups successfully fold the equilateral triangle and apply Pythagoras to find √3? If not, was the difficulty conceptual (Pythagoras) or procedural (the folding)? Plan a 5-minute Pythagoras review opener for Lesson 9 if needed. (2) In the Explain phase, how many learners correctly identified cos 60° (not sin 60°) as the ratio linking the rafter to the half-span? Mislabelling opposite/adjacent is a persistent error — note names of learners who made this error for targeted questioning in Lesson 9. (3) Did the DQB orange notes reveal any misconceptions about the scope of special angles (e.g., learners thinking ALL angles have exact values)? If so, use this as the Lesson 9 opening hook. (4) Were the peer critique conversations during model building substantive — did peers actually check the √ notation, or did they initial without scrutiny? Consider modelling one peer critique exchange explicitly at the start of the next model-building phase. (5) Overall: Is the class ready to </w:t>
             </w:r>
-            <w:del w:id="9392" w:author="Claude (AI) - proposed" w:date="2026-10-15T13:01:05Z">
+            <w:del w:id="9392" w:author="Claude (AI) - proposed" w:date="2026-10-18T00:31:21Z">
               <w:r>
                 <w:rPr>
                   <w:rFonts w:ascii="Arial" w:cs="Arial" w:eastAsia="Arial" w:hAnsi="Arial"/>
@@ -34402,7 +34402,7 @@
                 <w:delText xml:space="preserve">extend to non-special angles using tables and interpolation</w:delText>
               </w:r>
             </w:del>
-            <w:ins w:id="9393" w:author="Claude (AI) - proposed" w:date="2026-10-15T13:01:05Z">
+            <w:ins w:id="9393" w:author="Claude (AI) - proposed" w:date="2026-10-18T00:31:21Z">
               <w:r>
                 <w:rPr>
                   <w:rFonts w:ascii="Arial" w:cs="Arial" w:eastAsia="Arial" w:hAnsi="Arial"/>
@@ -34716,7 +34716,7 @@
         </w:rPr>
         <w:t xml:space="preserve">© 2026 SeaVuria and ARES. Aligned with KICD objectives. Developed by SeaVuria; technical implementation by ARES (with AI assistance from Claude). Licensed under </w:t>
       </w:r>
-      <w:hyperlink w:history="1" r:id="rIddf_8iklnpautmubhnwmeo">
+      <w:hyperlink w:history="1" r:id="rIdnjlq-nuwtyslhqz8it2ti">
         <w:r>
           <w:rPr>
             <w:rFonts w:ascii="Arial" w:cs="Arial" w:eastAsia="Arial" w:hAnsi="Arial"/>
@@ -34737,7 +34737,7 @@
         </w:rPr>
         <w:t xml:space="preserve"> (</w:t>
       </w:r>
-      <w:hyperlink w:history="1" r:id="rIddpmt8xlxymb4mfjgg5nov">
+      <w:hyperlink w:history="1" r:id="rIdpomuec9qusy2drhchz-rv">
         <w:r>
           <w:rPr>
             <w:rFonts w:ascii="Arial" w:cs="Arial" w:eastAsia="Arial" w:hAnsi="Arial"/>
@@ -34814,7 +34814,7 @@
               </w:rPr>
               <w:t xml:space="preserve">LESSON 9 (</w:t>
             </w:r>
-            <w:del w:id="9394" w:author="Claude (AI) - proposed" w:date="2026-10-15T13:01:05Z">
+            <w:del w:id="9394" w:author="Claude (AI) - proposed" w:date="2026-10-18T00:31:21Z">
               <w:r>
                 <w:rPr>
                   <w:rFonts w:ascii="Arial" w:cs="Arial" w:eastAsia="Arial" w:hAnsi="Arial"/>
@@ -34829,7 +34829,7 @@
                 <w:delText xml:space="preserve">40</w:delText>
               </w:r>
             </w:del>
-            <w:ins w:id="9395" w:author="Claude (AI) - proposed" w:date="2026-10-15T13:01:05Z">
+            <w:ins w:id="9395" w:author="Claude (AI) - proposed" w:date="2026-10-18T00:31:21Z">
               <w:r>
                 <w:rPr>
                   <w:rFonts w:ascii="Arial" w:cs="Arial" w:eastAsia="Arial" w:hAnsi="Arial"/>
@@ -35301,7 +35301,7 @@
               </w:rPr>
               <w:t xml:space="preserve">How do we </w:t>
             </w:r>
-            <w:del w:id="9396" w:author="Claude (AI) - proposed" w:date="2026-10-15T13:01:05Z">
+            <w:del w:id="9396" w:author="Claude (AI) - proposed" w:date="2026-10-18T00:31:21Z">
               <w:r>
                 <w:rPr>
                   <w:rFonts w:ascii="Arial" w:cs="Arial" w:eastAsia="Arial" w:hAnsi="Arial"/>
@@ -35316,7 +35316,7 @@
                 <w:delText xml:space="preserve">apply trigonometric ratios in day-to-day activities</w:delText>
               </w:r>
             </w:del>
-            <w:ins w:id="9397" w:author="Claude (AI) - proposed" w:date="2026-10-15T13:01:05Z">
+            <w:ins w:id="9397" w:author="Claude (AI) - proposed" w:date="2026-10-18T00:31:21Z">
               <w:r>
                 <w:rPr>
                   <w:rFonts w:ascii="Arial" w:cs="Arial" w:eastAsia="Arial" w:hAnsi="Arial"/>
@@ -35863,7 +35863,7 @@
             <w:pPr>
               <w:spacing w:after="20" w:before="0"/>
             </w:pPr>
-            <w:hyperlink w:history="1" r:id="rIdratmlbnx0eb05tntjyqni">
+            <w:hyperlink w:history="1" r:id="rIda-fpcpxn3zw7o9p5jrirf">
               <w:r>
                 <w:rPr>
                   <w:rFonts w:ascii="Arial" w:cs="Arial" w:eastAsia="Arial" w:hAnsi="Arial"/>
@@ -35912,7 +35912,7 @@
               <w:spacing w:after="10" w:before="0"/>
               <w:ind w:left="120"/>
             </w:pPr>
-            <w:hyperlink w:history="1" r:id="rIdpixw8tzwmwl7ltel0hszu">
+            <w:hyperlink w:history="1" r:id="rIdxr7lgylxpi7qginxbwwqa">
               <w:r>
                 <w:rPr>
                   <w:rFonts w:ascii="Arial" w:cs="Arial" w:eastAsia="Arial" w:hAnsi="Arial"/>
@@ -35957,7 +35957,7 @@
             <w:pPr>
               <w:spacing w:after="20" w:before="0"/>
             </w:pPr>
-            <w:hyperlink w:history="1" r:id="rIdx5fa1dkzyi2pec6oshubh">
+            <w:hyperlink w:history="1" r:id="rIdrl5sgqxxu0syjff1a0q7-">
               <w:r>
                 <w:rPr>
                   <w:rFonts w:ascii="Arial" w:cs="Arial" w:eastAsia="Arial" w:hAnsi="Arial"/>
@@ -35990,7 +35990,7 @@
               <w:spacing w:after="10" w:before="0"/>
               <w:ind w:left="120"/>
             </w:pPr>
-            <w:hyperlink w:history="1" r:id="rIdxbwa6uopsx6q2jrclgttx">
+            <w:hyperlink w:history="1" r:id="rIdx6wdnkryve506zupy0xlj">
               <w:r>
                 <w:rPr>
                   <w:rFonts w:ascii="Arial" w:cs="Arial" w:eastAsia="Arial" w:hAnsi="Arial"/>
@@ -36035,7 +36035,7 @@
               </w:rPr>
               <w:t xml:space="preserve">Teacher projects or sketches two images side by side on the board: (A) a passenger looking UP at a </w:t>
             </w:r>
-            <w:del w:id="9398" w:author="Claude (AI) - proposed" w:date="2026-10-15T13:01:05Z">
+            <w:del w:id="9398" w:author="Claude (AI) - proposed" w:date="2026-10-18T00:31:21Z">
               <w:r>
                 <w:rPr>
                   <w:rFonts w:ascii="Arial" w:cs="Arial" w:eastAsia="Arial" w:hAnsi="Arial"/>
@@ -36050,7 +36050,7 @@
                 <w:delText xml:space="preserve">Kenya Airways plane</w:delText>
               </w:r>
             </w:del>
-            <w:ins w:id="9399" w:author="Claude (AI) - proposed" w:date="2026-10-15T13:01:05Z">
+            <w:ins w:id="9399" w:author="Claude (AI) - proposed" w:date="2026-10-18T00:31:21Z">
               <w:r>
                 <w:rPr>
                   <w:rFonts w:ascii="Arial" w:cs="Arial" w:eastAsia="Arial" w:hAnsi="Arial"/>
@@ -36177,7 +36177,7 @@
               </w:rPr>
               <w:t xml:space="preserve">Teacher scans written predictions as they circulate. Look for: Does the learner reference an angle AND a length (baseline)? Do any learners already distinguish between looking up and looking down?</w:t>
             </w:r>
-            <w:ins w:id="9400" w:author="Claude (AI) - proposed" w:date="2026-10-15T13:01:05Z">
+            <w:ins w:id="9400" w:author="Claude (AI) - proposed" w:date="2026-10-18T00:31:21Z">
               <w:r>
                 <w:rPr>
                   <w:rFonts w:ascii="Arial" w:cs="Arial" w:eastAsia="Arial" w:hAnsi="Arial"/>
@@ -36261,7 +36261,7 @@
             <w:pPr>
               <w:spacing w:after="20" w:before="0"/>
             </w:pPr>
-            <w:hyperlink w:history="1" r:id="rIdwsmzqqyi_ga4hpx_tjykg">
+            <w:hyperlink w:history="1" r:id="rIdhtfp99pn057mk8vqhqluo">
               <w:r>
                 <w:rPr>
                   <w:rFonts w:ascii="Arial" w:cs="Arial" w:eastAsia="Arial" w:hAnsi="Arial"/>
@@ -36310,7 +36310,7 @@
               <w:spacing w:after="10" w:before="0"/>
               <w:ind w:left="120"/>
             </w:pPr>
-            <w:hyperlink w:history="1" r:id="rIdh0w72nyhnyszcebvgxaih">
+            <w:hyperlink w:history="1" r:id="rIdnvipmi7cqhpv3j7brg8_n">
               <w:r>
                 <w:rPr>
                   <w:rFonts w:ascii="Arial" w:cs="Arial" w:eastAsia="Arial" w:hAnsi="Arial"/>
@@ -36355,7 +36355,7 @@
             <w:pPr>
               <w:spacing w:after="20" w:before="0"/>
             </w:pPr>
-            <w:hyperlink w:history="1" r:id="rId2nu7k04dhq1dgwyvf-fdq">
+            <w:hyperlink w:history="1" r:id="rIdzunyvttqlzlglalchce5x">
               <w:r>
                 <w:rPr>
                   <w:rFonts w:ascii="Arial" w:cs="Arial" w:eastAsia="Arial" w:hAnsi="Arial"/>
@@ -36388,7 +36388,7 @@
               <w:spacing w:after="10" w:before="0"/>
               <w:ind w:left="120"/>
             </w:pPr>
-            <w:hyperlink w:history="1" r:id="rIdfre8gpg7_wq_df4z-qjqk">
+            <w:hyperlink w:history="1" r:id="rIdcmydncn0k-7h8o19tz8t7">
               <w:r>
                 <w:rPr>
                   <w:rFonts w:ascii="Arial" w:cs="Arial" w:eastAsia="Arial" w:hAnsi="Arial"/>
@@ -36433,7 +36433,7 @@
               </w:rPr>
               <w:t xml:space="preserve">PART A — VIDEO AND READING (12 minutes). Learners watch a short video (approximately 4 minutes) showing a pilot on final approach to Wilson Airport, Nairobi. The video narrates: the standard glide-path angle is 3 degrees below horizontal. When the plane is 2 000 m horizontally from the runway threshold, how high is it? After the video, learners read a one-page illustrated excerpt (provided as a printed handout or displayed on screen) that defines: (i) angle of elevation — the angle measured upward from the horizontal to the line of sight toward a higher object, (ii) angle of depression — the angle measured downward from the horizontal to the line of sight toward a lower object, and (iii) that </w:t>
             </w:r>
-            <w:del w:id="9401" w:author="Claude (AI) - proposed" w:date="2026-10-15T13:01:05Z">
+            <w:del w:id="9401" w:author="Claude (AI) - proposed" w:date="2026-10-18T00:31:21Z">
               <w:r>
                 <w:rPr>
                   <w:rFonts w:ascii="Arial" w:cs="Arial" w:eastAsia="Arial" w:hAnsi="Arial"/>
@@ -36448,7 +36448,7 @@
                 <w:delText xml:space="preserve">these two angles are alternate interior angles and therefore equal in size when the observer and the object are at the same base level</w:delText>
               </w:r>
             </w:del>
-            <w:ins w:id="9402" w:author="Claude (AI) - proposed" w:date="2026-10-15T13:01:05Z">
+            <w:ins w:id="9402" w:author="Claude (AI) - proposed" w:date="2026-10-18T00:31:21Z">
               <w:r>
                 <w:rPr>
                   <w:rFonts w:ascii="Arial" w:cs="Arial" w:eastAsia="Arial" w:hAnsi="Arial"/>
@@ -36476,7 +36476,7 @@
               </w:rPr>
               <w:t xml:space="preserve">. The reading includes two labelled diagrams: a person looking up at a water tower in Nakuru (elevation) and a lifeguard at Mombasa beach looking down at a swimmer (depression). PART B — GUIDED WORKED EXAMPLES (8 minutes). Teacher works two examples on the board with full learner participation via cold-call: Example 1 (Elevation) — A student stands 15 m from the base of the school water tank. The angle of elevation to the top of the tank is </w:t>
             </w:r>
-            <w:del w:id="9403" w:author="Claude (AI) - proposed" w:date="2026-10-15T13:01:05Z">
+            <w:del w:id="9403" w:author="Claude (AI) - proposed" w:date="2026-10-18T00:31:21Z">
               <w:r>
                 <w:rPr>
                   <w:rFonts w:ascii="Arial" w:cs="Arial" w:eastAsia="Arial" w:hAnsi="Arial"/>
@@ -36491,7 +36491,7 @@
                 <w:delText xml:space="preserve">62</w:delText>
               </w:r>
             </w:del>
-            <w:ins w:id="9404" w:author="Claude (AI) - proposed" w:date="2026-10-15T13:01:05Z">
+            <w:ins w:id="9404" w:author="Claude (AI) - proposed" w:date="2026-10-18T00:31:21Z">
               <w:r>
                 <w:rPr>
                   <w:rFonts w:ascii="Arial" w:cs="Arial" w:eastAsia="Arial" w:hAnsi="Arial"/>
@@ -36519,7 +36519,7 @@
               </w:rPr>
               <w:t xml:space="preserve"> degrees. Find the height of the tank. Draw, label, write tan </w:t>
             </w:r>
-            <w:del w:id="9405" w:author="Claude (AI) - proposed" w:date="2026-10-15T13:01:05Z">
+            <w:del w:id="9405" w:author="Claude (AI) - proposed" w:date="2026-10-18T00:31:21Z">
               <w:r>
                 <w:rPr>
                   <w:rFonts w:ascii="Arial" w:cs="Arial" w:eastAsia="Arial" w:hAnsi="Arial"/>
@@ -36534,7 +36534,7 @@
                 <w:delText xml:space="preserve">62</w:delText>
               </w:r>
             </w:del>
-            <w:ins w:id="9406" w:author="Claude (AI) - proposed" w:date="2026-10-15T13:01:05Z">
+            <w:ins w:id="9406" w:author="Claude (AI) - proposed" w:date="2026-10-18T00:31:21Z">
               <w:r>
                 <w:rPr>
                   <w:rFonts w:ascii="Arial" w:cs="Arial" w:eastAsia="Arial" w:hAnsi="Arial"/>
@@ -36562,7 +36562,7 @@
               </w:rPr>
               <w:t xml:space="preserve"> degrees equals height divided by 15, solve: height equals 15 times tan </w:t>
             </w:r>
-            <w:del w:id="9407" w:author="Claude (AI) - proposed" w:date="2026-10-15T13:01:05Z">
+            <w:del w:id="9407" w:author="Claude (AI) - proposed" w:date="2026-10-18T00:31:21Z">
               <w:r>
                 <w:rPr>
                   <w:rFonts w:ascii="Arial" w:cs="Arial" w:eastAsia="Arial" w:hAnsi="Arial"/>
@@ -36577,7 +36577,7 @@
                 <w:delText xml:space="preserve">62</w:delText>
               </w:r>
             </w:del>
-            <w:ins w:id="9408" w:author="Claude (AI) - proposed" w:date="2026-10-15T13:01:05Z">
+            <w:ins w:id="9408" w:author="Claude (AI) - proposed" w:date="2026-10-18T00:31:21Z">
               <w:r>
                 <w:rPr>
                   <w:rFonts w:ascii="Arial" w:cs="Arial" w:eastAsia="Arial" w:hAnsi="Arial"/>
@@ -36605,7 +36605,7 @@
               </w:rPr>
               <w:t xml:space="preserve"> degrees equals 15 times </w:t>
             </w:r>
-            <w:del w:id="9409" w:author="Claude (AI) - proposed" w:date="2026-10-15T13:01:05Z">
+            <w:del w:id="9409" w:author="Claude (AI) - proposed" w:date="2026-10-18T00:31:21Z">
               <w:r>
                 <w:rPr>
                   <w:rFonts w:ascii="Arial" w:cs="Arial" w:eastAsia="Arial" w:hAnsi="Arial"/>
@@ -36620,7 +36620,7 @@
                 <w:delText xml:space="preserve">1.8807 equals 28.2</w:delText>
               </w:r>
             </w:del>
-            <w:ins w:id="9410" w:author="Claude (AI) - proposed" w:date="2026-10-15T13:01:05Z">
+            <w:ins w:id="9410" w:author="Claude (AI) - proposed" w:date="2026-10-18T00:31:21Z">
               <w:r>
                 <w:rPr>
                   <w:rFonts w:ascii="Arial" w:cs="Arial" w:eastAsia="Arial" w:hAnsi="Arial"/>
@@ -36648,7 +36648,7 @@
               </w:rPr>
               <w:t xml:space="preserve"> m. Example 2 (Depression) — A ranger at the top of a </w:t>
             </w:r>
-            <w:del w:id="9411" w:author="Claude (AI) - proposed" w:date="2026-10-15T13:01:05Z">
+            <w:del w:id="9411" w:author="Claude (AI) - proposed" w:date="2026-10-18T00:31:21Z">
               <w:r>
                 <w:rPr>
                   <w:rFonts w:ascii="Arial" w:cs="Arial" w:eastAsia="Arial" w:hAnsi="Arial"/>
@@ -36663,7 +36663,7 @@
                 <w:delText xml:space="preserve">40</w:delText>
               </w:r>
             </w:del>
-            <w:ins w:id="9412" w:author="Claude (AI) - proposed" w:date="2026-10-15T13:01:05Z">
+            <w:ins w:id="9412" w:author="Claude (AI) - proposed" w:date="2026-10-18T00:31:21Z">
               <w:r>
                 <w:rPr>
                   <w:rFonts w:ascii="Arial" w:cs="Arial" w:eastAsia="Arial" w:hAnsi="Arial"/>
@@ -36691,7 +36691,7 @@
               </w:rPr>
               <w:t xml:space="preserve"> m watch-tower at Maasai Mara spots a vehicle on the flat plain. The angle of depression is 28 degrees. How far is the vehicle from the base of the tower? Draw, label, write tan 28 degrees equals </w:t>
             </w:r>
-            <w:del w:id="9413" w:author="Claude (AI) - proposed" w:date="2026-10-15T13:01:05Z">
+            <w:del w:id="9413" w:author="Claude (AI) - proposed" w:date="2026-10-18T00:31:21Z">
               <w:r>
                 <w:rPr>
                   <w:rFonts w:ascii="Arial" w:cs="Arial" w:eastAsia="Arial" w:hAnsi="Arial"/>
@@ -36706,7 +36706,7 @@
                 <w:delText xml:space="preserve">40</w:delText>
               </w:r>
             </w:del>
-            <w:ins w:id="9414" w:author="Claude (AI) - proposed" w:date="2026-10-15T13:01:05Z">
+            <w:ins w:id="9414" w:author="Claude (AI) - proposed" w:date="2026-10-18T00:31:21Z">
               <w:r>
                 <w:rPr>
                   <w:rFonts w:ascii="Arial" w:cs="Arial" w:eastAsia="Arial" w:hAnsi="Arial"/>
@@ -36734,7 +36734,7 @@
               </w:rPr>
               <w:t xml:space="preserve"> divided by distance, solve: distance equals </w:t>
             </w:r>
-            <w:del w:id="9415" w:author="Claude (AI) - proposed" w:date="2026-10-15T13:01:05Z">
+            <w:del w:id="9415" w:author="Claude (AI) - proposed" w:date="2026-10-18T00:31:21Z">
               <w:r>
                 <w:rPr>
                   <w:rFonts w:ascii="Arial" w:cs="Arial" w:eastAsia="Arial" w:hAnsi="Arial"/>
@@ -36749,7 +36749,7 @@
                 <w:delText xml:space="preserve">40</w:delText>
               </w:r>
             </w:del>
-            <w:ins w:id="9416" w:author="Claude (AI) - proposed" w:date="2026-10-15T13:01:05Z">
+            <w:ins w:id="9416" w:author="Claude (AI) - proposed" w:date="2026-10-18T00:31:21Z">
               <w:r>
                 <w:rPr>
                   <w:rFonts w:ascii="Arial" w:cs="Arial" w:eastAsia="Arial" w:hAnsi="Arial"/>
@@ -36777,7 +36777,7 @@
               </w:rPr>
               <w:t xml:space="preserve"> divided by tan 28 degrees equals </w:t>
             </w:r>
-            <w:del w:id="9417" w:author="Claude (AI) - proposed" w:date="2026-10-15T13:01:05Z">
+            <w:del w:id="9417" w:author="Claude (AI) - proposed" w:date="2026-10-18T00:31:21Z">
               <w:r>
                 <w:rPr>
                   <w:rFonts w:ascii="Arial" w:cs="Arial" w:eastAsia="Arial" w:hAnsi="Arial"/>
@@ -36792,7 +36792,7 @@
                 <w:delText xml:space="preserve">40</w:delText>
               </w:r>
             </w:del>
-            <w:ins w:id="9418" w:author="Claude (AI) - proposed" w:date="2026-10-15T13:01:05Z">
+            <w:ins w:id="9418" w:author="Claude (AI) - proposed" w:date="2026-10-18T00:31:21Z">
               <w:r>
                 <w:rPr>
                   <w:rFonts w:ascii="Arial" w:cs="Arial" w:eastAsia="Arial" w:hAnsi="Arial"/>
@@ -36820,7 +36820,7 @@
               </w:rPr>
               <w:t xml:space="preserve"> divided by 0.5317 equals </w:t>
             </w:r>
-            <w:del w:id="9419" w:author="Claude (AI) - proposed" w:date="2026-10-15T13:01:05Z">
+            <w:del w:id="9419" w:author="Claude (AI) - proposed" w:date="2026-10-18T00:31:21Z">
               <w:r>
                 <w:rPr>
                   <w:rFonts w:ascii="Arial" w:cs="Arial" w:eastAsia="Arial" w:hAnsi="Arial"/>
@@ -36835,7 +36835,7 @@
                 <w:delText xml:space="preserve">75.2</w:delText>
               </w:r>
             </w:del>
-            <w:ins w:id="9420" w:author="Claude (AI) - proposed" w:date="2026-10-15T13:01:05Z">
+            <w:ins w:id="9420" w:author="Claude (AI) - proposed" w:date="2026-10-18T00:31:21Z">
               <w:r>
                 <w:rPr>
                   <w:rFonts w:ascii="Arial" w:cs="Arial" w:eastAsia="Arial" w:hAnsi="Arial"/>
@@ -37018,7 +37018,7 @@
             <w:pPr>
               <w:spacing w:after="20" w:before="0"/>
             </w:pPr>
-            <w:hyperlink w:history="1" r:id="rIdaqmgbtmvwdgovxphobqcg">
+            <w:hyperlink w:history="1" r:id="rIdkzyfbpawd1_9z3w9alyq9">
               <w:r>
                 <w:rPr>
                   <w:rFonts w:ascii="Arial" w:cs="Arial" w:eastAsia="Arial" w:hAnsi="Arial"/>
@@ -37067,7 +37067,7 @@
               <w:spacing w:after="10" w:before="0"/>
               <w:ind w:left="120"/>
             </w:pPr>
-            <w:hyperlink w:history="1" r:id="rIdnrwjrf8vs5kdzd1rh9879">
+            <w:hyperlink w:history="1" r:id="rIdoy1vx8cklwkb0ptyitagh">
               <w:r>
                 <w:rPr>
                   <w:rFonts w:ascii="Arial" w:cs="Arial" w:eastAsia="Arial" w:hAnsi="Arial"/>
@@ -37112,7 +37112,7 @@
             <w:pPr>
               <w:spacing w:after="20" w:before="0"/>
             </w:pPr>
-            <w:hyperlink w:history="1" r:id="rId2tjmunz3nroox23x3lvse">
+            <w:hyperlink w:history="1" r:id="rIddeekrwqdtj0tb4f4me5x1">
               <w:r>
                 <w:rPr>
                   <w:rFonts w:ascii="Arial" w:cs="Arial" w:eastAsia="Arial" w:hAnsi="Arial"/>
@@ -37145,7 +37145,7 @@
               <w:spacing w:after="10" w:before="0"/>
               <w:ind w:left="120"/>
             </w:pPr>
-            <w:hyperlink w:history="1" r:id="rIdn9o15x6ubv4-4yqlfisqj">
+            <w:hyperlink w:history="1" r:id="rIdjqgf0zvdwenybanat_wy1">
               <w:r>
                 <w:rPr>
                   <w:rFonts w:ascii="Arial" w:cs="Arial" w:eastAsia="Arial" w:hAnsi="Arial"/>
@@ -37190,7 +37190,7 @@
               </w:rPr>
               <w:t xml:space="preserve">OUTDOOR CLINOMETER ACTIVITY (approximately 12 minutes total, including transition). Groups of four </w:t>
             </w:r>
-            <w:del w:id="9421" w:author="Claude (AI) - proposed" w:date="2026-10-15T13:01:05Z">
+            <w:del w:id="9421" w:author="Claude (AI) - proposed" w:date="2026-10-18T00:31:21Z">
               <w:r>
                 <w:rPr>
                   <w:rFonts w:ascii="Arial" w:cs="Arial" w:eastAsia="Arial" w:hAnsi="Arial"/>
@@ -37205,7 +37205,7 @@
                 <w:delText xml:space="preserve">receive a pre-assembled clinometer</w:delText>
               </w:r>
             </w:del>
-            <w:ins w:id="9422" w:author="Claude (AI) - proposed" w:date="2026-10-15T13:01:05Z">
+            <w:ins w:id="9422" w:author="Claude (AI) - proposed" w:date="2026-10-18T00:31:21Z">
               <w:r>
                 <w:rPr>
                   <w:rFonts w:ascii="Arial" w:cs="Arial" w:eastAsia="Arial" w:hAnsi="Arial"/>
@@ -37233,7 +37233,7 @@
               </w:rPr>
               <w:t xml:space="preserve"> (a protractor taped to a 30 cm cardboard strip, with a straw taped along the straight edge and a plumb-line — a piece of string with a small stone — hanging from the centre hole of the protractor)</w:t>
             </w:r>
-            <w:ins w:id="9423" w:author="Claude (AI) - proposed" w:date="2026-10-15T13:01:05Z">
+            <w:ins w:id="9423" w:author="Claude (AI) - proposed" w:date="2026-10-18T00:31:21Z">
               <w:r>
                 <w:rPr>
                   <w:rFonts w:ascii="Arial" w:cs="Arial" w:eastAsia="Arial" w:hAnsi="Arial"/>
@@ -37294,7 +37294,7 @@
               </w:rPr>
               <w:t xml:space="preserve">Before going outside, teacher says: You are now going to do exactly what the student in Kisumu did — but instead of a shadow angle, you will measure the angle of elevation directly with a clinometer. The clinometer is your protractor turned into a field instrument. Demonstrate the clinometer technique for 60 seconds indoors: Hold it flat, look along the straw, let the plumb-line hang freely, read the angle. Then say: Two rules: do not point the straw at the sun. Stay within the school boundary. You have 8 minutes outdoors. When you return, every group writes both height estimates on the board. Transition takes 1 to 2 minutes. While outdoors, circulate to each group. Ask: What angle are you reading? Which side is the opposite? Which is the adjacent? </w:t>
             </w:r>
-            <w:ins w:id="9424" w:author="Claude (AI) - proposed" w:date="2026-10-15T13:01:05Z">
+            <w:ins w:id="9424" w:author="Claude (AI) - proposed" w:date="2026-10-18T00:31:21Z">
               <w:r>
                 <w:rPr>
                   <w:rFonts w:ascii="Arial" w:cs="Arial" w:eastAsia="Arial" w:hAnsi="Arial"/>
@@ -37322,7 +37322,7 @@
               </w:rPr>
               <w:t xml:space="preserve">Back indoors, facilitating the error discussion, teacher says: Look at the values on the board. They range from X to Y. Should they all be the same? Wait 5 seconds. What could cause the spread? After learners suggest reasons, teacher says: This is what scientists and engineers call measurement uncertainty — it is not failure, it is honesty about the limits of our tools. How might a professional surveyor reduce this error? Wait 8 seconds. Cold-call two students.</w:t>
             </w:r>
-            <w:ins w:id="9425" w:author="Claude (AI) - proposed" w:date="2026-10-15T13:01:05Z">
+            <w:ins w:id="9425" w:author="Claude (AI) - proposed" w:date="2026-10-18T00:31:21Z">
               <w:r>
                 <w:rPr>
                   <w:rFonts w:ascii="Arial" w:cs="Arial" w:eastAsia="Arial" w:hAnsi="Arial"/>
@@ -37459,7 +37459,7 @@
             <w:pPr>
               <w:spacing w:after="20" w:before="0"/>
             </w:pPr>
-            <w:hyperlink w:history="1" r:id="rIdcm-prlqrcmybbxknft5yx">
+            <w:hyperlink w:history="1" r:id="rIdttdm59v_vlrzhzi_7w1nu">
               <w:r>
                 <w:rPr>
                   <w:rFonts w:ascii="Arial" w:cs="Arial" w:eastAsia="Arial" w:hAnsi="Arial"/>
@@ -37508,7 +37508,7 @@
               <w:spacing w:after="10" w:before="0"/>
               <w:ind w:left="120"/>
             </w:pPr>
-            <w:hyperlink w:history="1" r:id="rIdg2ku5zrnphxacu2uvy2cb">
+            <w:hyperlink w:history="1" r:id="rIdi-i9cxohlnkcct178jn5g">
               <w:r>
                 <w:rPr>
                   <w:rFonts w:ascii="Arial" w:cs="Arial" w:eastAsia="Arial" w:hAnsi="Arial"/>
@@ -37553,7 +37553,7 @@
             <w:pPr>
               <w:spacing w:after="20" w:before="0"/>
             </w:pPr>
-            <w:hyperlink w:history="1" r:id="rIdnheipa62kufjpyizx6cl-">
+            <w:hyperlink w:history="1" r:id="rIdiqxfcbtnnawu4iyz2tnbn">
               <w:r>
                 <w:rPr>
                   <w:rFonts w:ascii="Arial" w:cs="Arial" w:eastAsia="Arial" w:hAnsi="Arial"/>
@@ -37586,7 +37586,7 @@
               <w:spacing w:after="10" w:before="0"/>
               <w:ind w:left="120"/>
             </w:pPr>
-            <w:hyperlink w:history="1" r:id="rIdgzdz5po0hhjb27nqfusdm">
+            <w:hyperlink w:history="1" r:id="rId83k50a9kp-kbqe749f8h_">
               <w:r>
                 <w:rPr>
                   <w:rFonts w:ascii="Arial" w:cs="Arial" w:eastAsia="Arial" w:hAnsi="Arial"/>
@@ -37631,7 +37631,7 @@
               </w:rPr>
               <w:t xml:space="preserve">Each group receives two sticky notes of different colours. On the first (green), they write new evidence added to our answer of the driving question: We can find the height of any object — tree, tank, flagpole, or aircraft — using the angle of elevation from a known horizontal distance and the tangent ratio. On the second (orange), they write one remaining question or limitation: e.g., What if the ground is not flat? What if we cannot measure the baseline directly? What if we are on a hill? Groups post their sticky notes on the DQB in the Lesson 9 column. Teacher reads three green notes aloud and asks the class: Compare this new evidence with what we added in Lesson 4 when we first used tangent on the mango tree. What is new today? Expected responses: today we measured the angle ourselves rather than being given it; today we used the angle of elevation rather than the sun angle; today we also met the angle of depression. Teacher then reads two orange notes and says: These are exactly the kinds of questions professional surveyors in Kenya ask. </w:t>
             </w:r>
-            <w:del w:id="9426" w:author="Claude (AI) - proposed" w:date="2026-10-15T13:01:05Z">
+            <w:del w:id="9426" w:author="Claude (AI) - proposed" w:date="2026-10-18T00:31:21Z">
               <w:r>
                 <w:rPr>
                   <w:rFonts w:ascii="Arial" w:cs="Arial" w:eastAsia="Arial" w:hAnsi="Arial"/>
@@ -37646,7 +37646,7 @@
                 <w:delText xml:space="preserve">We will begin to address them in Lesson 10</w:delText>
               </w:r>
             </w:del>
-            <w:ins w:id="9427" w:author="Claude (AI) - proposed" w:date="2026-10-15T13:01:05Z">
+            <w:ins w:id="9427" w:author="Claude (AI) - proposed" w:date="2026-10-18T00:31:21Z">
               <w:r>
                 <w:rPr>
                   <w:rFonts w:ascii="Arial" w:cs="Arial" w:eastAsia="Arial" w:hAnsi="Arial"/>
@@ -37829,7 +37829,7 @@
             <w:pPr>
               <w:spacing w:after="20" w:before="0"/>
             </w:pPr>
-            <w:hyperlink w:history="1" r:id="rId3sbjj4i2yfvqkqs7aptbb">
+            <w:hyperlink w:history="1" r:id="rId3h4rntghegqs2yppdlbee">
               <w:r>
                 <w:rPr>
                   <w:rFonts w:ascii="Arial" w:cs="Arial" w:eastAsia="Arial" w:hAnsi="Arial"/>
@@ -37878,7 +37878,7 @@
               <w:spacing w:after="10" w:before="0"/>
               <w:ind w:left="120"/>
             </w:pPr>
-            <w:hyperlink w:history="1" r:id="rIdgbukk0fpne9rcsrdsij8g">
+            <w:hyperlink w:history="1" r:id="rId8kncnizwthkysrzybdxva">
               <w:r>
                 <w:rPr>
                   <w:rFonts w:ascii="Arial" w:cs="Arial" w:eastAsia="Arial" w:hAnsi="Arial"/>
@@ -37923,7 +37923,7 @@
             <w:pPr>
               <w:spacing w:after="20" w:before="0"/>
             </w:pPr>
-            <w:hyperlink w:history="1" r:id="rIdso7zgecao3xy7lcvv9wlh">
+            <w:hyperlink w:history="1" r:id="rIdr7is1m6oo0o34tjpv0haf">
               <w:r>
                 <w:rPr>
                   <w:rFonts w:ascii="Arial" w:cs="Arial" w:eastAsia="Arial" w:hAnsi="Arial"/>
@@ -37956,7 +37956,7 @@
               <w:spacing w:after="10" w:before="0"/>
               <w:ind w:left="120"/>
             </w:pPr>
-            <w:hyperlink w:history="1" r:id="rIdb6zyr_hry5jbipe3vgtqe">
+            <w:hyperlink w:history="1" r:id="rIdd8ogmujhiwkyhm_dywm0v">
               <w:r>
                 <w:rPr>
                   <w:rFonts w:ascii="Arial" w:cs="Arial" w:eastAsia="Arial" w:hAnsi="Arial"/>
@@ -38481,7 +38481,7 @@
         </w:rPr>
         <w:t xml:space="preserve">© 2026 SeaVuria and ARES. Aligned with KICD objectives. Developed by SeaVuria; technical implementation by ARES (with AI assistance from Claude). Licensed under </w:t>
       </w:r>
-      <w:hyperlink w:history="1" r:id="rIdmduhjpw7v6ahjgz77_3d9">
+      <w:hyperlink w:history="1" r:id="rIdv80elakhg9oxmous3ipo0">
         <w:r>
           <w:rPr>
             <w:rFonts w:ascii="Arial" w:cs="Arial" w:eastAsia="Arial" w:hAnsi="Arial"/>
@@ -38502,7 +38502,7 @@
         </w:rPr>
         <w:t xml:space="preserve"> (</w:t>
       </w:r>
-      <w:hyperlink w:history="1" r:id="rIdxqpgt0rsuetlszo52zckl">
+      <w:hyperlink w:history="1" r:id="rIdw86stl92fwxf1skiddcwc">
         <w:r>
           <w:rPr>
             <w:rFonts w:ascii="Arial" w:cs="Arial" w:eastAsia="Arial" w:hAnsi="Arial"/>
@@ -38819,7 +38819,7 @@
               </w:rPr>
               <w:t xml:space="preserve">Learners demonstrate that trigonometric ratios (sin, cos</w:t>
             </w:r>
-            <w:del w:id="9428" w:author="Claude (AI) - proposed" w:date="2026-10-15T13:01:05Z">
+            <w:del w:id="9428" w:author="Claude (AI) - proposed" w:date="2026-10-18T00:31:21Z">
               <w:r>
                 <w:rPr>
                   <w:rFonts w:ascii="Arial" w:cs="Arial" w:eastAsia="Arial" w:hAnsi="Arial"/>
@@ -38834,7 +38834,7 @@
                 <w:delText xml:space="preserve">, tan and their reciprocals</w:delText>
               </w:r>
             </w:del>
-            <w:ins w:id="9429" w:author="Claude (AI) - proposed" w:date="2026-10-15T13:01:05Z">
+            <w:ins w:id="9429" w:author="Claude (AI) - proposed" w:date="2026-10-18T00:31:21Z">
               <w:r>
                 <w:rPr>
                   <w:rFonts w:ascii="Arial" w:cs="Arial" w:eastAsia="Arial" w:hAnsi="Arial"/>
@@ -38862,7 +38862,7 @@
               </w:rPr>
               <w:t xml:space="preserve">) for acute angles define consistent relationships between angles and side lengths in right-angled triangles using SOH CAH TOA, that special angles (0°, 30°, 45°, 60°, 90°) yield exact, memorable ratios derived from 30-60-90 and 45-45-90 triangles, and that complementary-angle identities (sin θ = cos(90°−θ)) link </w:t>
             </w:r>
-            <w:del w:id="9430" w:author="Claude (AI) - proposed" w:date="2026-10-15T13:01:05Z">
+            <w:del w:id="9430" w:author="Claude (AI) - proposed" w:date="2026-10-18T00:31:21Z">
               <w:r>
                 <w:rPr>
                   <w:rFonts w:ascii="Arial" w:cs="Arial" w:eastAsia="Arial" w:hAnsi="Arial"/>
@@ -38877,7 +38877,7 @@
                 <w:delText xml:space="preserve">all six</w:delText>
               </w:r>
             </w:del>
-            <w:ins w:id="9431" w:author="Claude (AI) - proposed" w:date="2026-10-15T13:01:05Z">
+            <w:ins w:id="9431" w:author="Claude (AI) - proposed" w:date="2026-10-18T00:31:21Z">
               <w:r>
                 <w:rPr>
                   <w:rFonts w:ascii="Arial" w:cs="Arial" w:eastAsia="Arial" w:hAnsi="Arial"/>
@@ -39096,10 +39096,10 @@
               <w:spacing w:after="40" w:before="0"/>
               <w:jc w:val="left"/>
               <w:rPr>
-                <w:ins w:id="9433" w:author="Claude (AI) - proposed" w:date="2026-10-15T13:01:05Z"/>
-              </w:rPr>
-            </w:pPr>
-            <w:ins w:id="9432" w:author="Claude (AI) - proposed" w:date="2026-10-15T13:01:05Z">
+                <w:ins w:id="9433" w:author="Claude (AI) - proposed" w:date="2026-10-18T00:31:21Z"/>
+              </w:rPr>
+            </w:pPr>
+            <w:ins w:id="9432" w:author="Claude (AI) - proposed" w:date="2026-10-18T00:31:21Z">
               <w:r>
                 <w:rPr>
                   <w:rFonts w:ascii="Arial" w:cs="Arial" w:eastAsia="Arial" w:hAnsi="Arial"/>
@@ -39121,10 +39121,10 @@
               <w:spacing w:after="40" w:before="0"/>
               <w:jc w:val="left"/>
               <w:rPr>
-                <w:del w:id="9435" w:author="Claude (AI) - proposed" w:date="2026-10-15T13:01:05Z"/>
-              </w:rPr>
-            </w:pPr>
-            <w:del w:id="9434" w:author="Claude (AI) - proposed" w:date="2026-10-15T13:01:05Z">
+                <w:del w:id="9435" w:author="Claude (AI) - proposed" w:date="2026-10-18T00:31:21Z"/>
+              </w:rPr>
+            </w:pPr>
+            <w:del w:id="9434" w:author="Claude (AI) - proposed" w:date="2026-10-18T00:31:21Z">
               <w:r>
                 <w:rPr>
                   <w:rFonts w:ascii="Arial" w:cs="Arial" w:eastAsia="Arial" w:hAnsi="Arial"/>
@@ -39207,7 +39207,7 @@
               </w:rPr>
               <w:t xml:space="preserve">This is the culminating lesson of the unit. Learners bring together every concept — SOH CAH TOA, special angles</w:t>
             </w:r>
-            <w:del w:id="9436" w:author="Claude (AI) - proposed" w:date="2026-10-15T13:01:05Z">
+            <w:del w:id="9436" w:author="Claude (AI) - proposed" w:date="2026-10-18T00:31:21Z">
               <w:r>
                 <w:rPr>
                   <w:rFonts w:ascii="Arial" w:cs="Arial" w:eastAsia="Arial" w:hAnsi="Arial"/>
@@ -39398,7 +39398,7 @@
               </w:rPr>
               <w:t xml:space="preserve">Lesson 10 is the unit's Final Explanation lesson. In the Predict phase learners revisit their very first shadow-and-tree predictions from Lesson 1 and articulate what they now believe — and why. In the Observe phase groups rotate through three rich Kenyan application stations (Kisumu plot survey, Kericho telecom mast, Wilson Airport glide path), gathering evidence by solving and cross-checking multi-step trigonometry problems. In the Explain phase each group presents one station solution and the class co-constructs the complete SOH CAH TOA → special angles → </w:t>
             </w:r>
-            <w:del w:id="9437" w:author="Claude (AI) - proposed" w:date="2026-10-15T13:01:05Z">
+            <w:del w:id="9437" w:author="Claude (AI) - proposed" w:date="2026-10-18T00:31:21Z">
               <w:r>
                 <w:rPr>
                   <w:rFonts w:ascii="Arial" w:cs="Arial" w:eastAsia="Arial" w:hAnsi="Arial"/>
@@ -39426,7 +39426,7 @@
               </w:rPr>
               <w:t xml:space="preserve">complementary-identities chain that answers the driving question. The DQB phase closes every prediction and question card posted across all ten lessons. Finally, in the Model Building phase each learner submits an individually annotated final model diagram — a right-angled triangle labelled with </w:t>
             </w:r>
-            <w:del w:id="9438" w:author="Claude (AI) - proposed" w:date="2026-10-15T13:01:05Z">
+            <w:del w:id="9438" w:author="Claude (AI) - proposed" w:date="2026-10-18T00:31:21Z">
               <w:r>
                 <w:rPr>
                   <w:rFonts w:ascii="Arial" w:cs="Arial" w:eastAsia="Arial" w:hAnsi="Arial"/>
@@ -39441,7 +39441,7 @@
                 <w:delText xml:space="preserve">all six ratios</w:delText>
               </w:r>
             </w:del>
-            <w:ins w:id="9439" w:author="Claude (AI) - proposed" w:date="2026-10-15T13:01:05Z">
+            <w:ins w:id="9439" w:author="Claude (AI) - proposed" w:date="2026-10-18T00:31:21Z">
               <w:r>
                 <w:rPr>
                   <w:rFonts w:ascii="Arial" w:cs="Arial" w:eastAsia="Arial" w:hAnsi="Arial"/>
@@ -39757,7 +39757,7 @@
             <w:pPr>
               <w:spacing w:after="20" w:before="0"/>
             </w:pPr>
-            <w:hyperlink w:history="1" r:id="rIdyw7xmkes7ihqnbu0t_yn9">
+            <w:hyperlink w:history="1" r:id="rIdomj13wk68eygymk5hpusg">
               <w:r>
                 <w:rPr>
                   <w:rFonts w:ascii="Arial" w:cs="Arial" w:eastAsia="Arial" w:hAnsi="Arial"/>
@@ -39790,7 +39790,7 @@
               <w:spacing w:after="10" w:before="0"/>
               <w:ind w:left="120"/>
             </w:pPr>
-            <w:hyperlink w:history="1" r:id="rId1gfiqyfcnmtxmzww8wadh">
+            <w:hyperlink w:history="1" r:id="rIdmreix5oo3jh0my5nxkvut">
               <w:r>
                 <w:rPr>
                   <w:rFonts w:ascii="Arial" w:cs="Arial" w:eastAsia="Arial" w:hAnsi="Arial"/>
@@ -39835,7 +39835,7 @@
             <w:pPr>
               <w:spacing w:after="20" w:before="0"/>
             </w:pPr>
-            <w:hyperlink w:history="1" r:id="rIdizf5ub3o1eyhgy9zbkc70">
+            <w:hyperlink w:history="1" r:id="rIdbefc31aopy3yhcpiixomg">
               <w:r>
                 <w:rPr>
                   <w:rFonts w:ascii="Arial" w:cs="Arial" w:eastAsia="Arial" w:hAnsi="Arial"/>
@@ -39868,7 +39868,7 @@
               <w:spacing w:after="10" w:before="0"/>
               <w:ind w:left="120"/>
             </w:pPr>
-            <w:hyperlink w:history="1" r:id="rIdxl84w4gnp1iuoq2kj7yzg">
+            <w:hyperlink w:history="1" r:id="rId2dddo-zybt3a3coplksm3">
               <w:r>
                 <w:rPr>
                   <w:rFonts w:ascii="Arial" w:cs="Arial" w:eastAsia="Arial" w:hAnsi="Arial"/>
@@ -40068,7 +40068,7 @@
             <w:pPr>
               <w:spacing w:after="20" w:before="0"/>
             </w:pPr>
-            <w:hyperlink w:history="1" r:id="rIdcw96dsi2dsrgsmnezxprj">
+            <w:hyperlink w:history="1" r:id="rIdlqtceu_ozgelhmvhfmrny">
               <w:r>
                 <w:rPr>
                   <w:rFonts w:ascii="Arial" w:cs="Arial" w:eastAsia="Arial" w:hAnsi="Arial"/>
@@ -40101,7 +40101,7 @@
               <w:spacing w:after="10" w:before="0"/>
               <w:ind w:left="120"/>
             </w:pPr>
-            <w:hyperlink w:history="1" r:id="rId7v-j-bpfiqlmppnhyozpa">
+            <w:hyperlink w:history="1" r:id="rIdisrngsh_innmrhvyxzl04">
               <w:r>
                 <w:rPr>
                   <w:rFonts w:ascii="Arial" w:cs="Arial" w:eastAsia="Arial" w:hAnsi="Arial"/>
@@ -40146,7 +40146,7 @@
             <w:pPr>
               <w:spacing w:after="20" w:before="0"/>
             </w:pPr>
-            <w:hyperlink w:history="1" r:id="rId-9hlntq9yajmbwzdaza1u">
+            <w:hyperlink w:history="1" r:id="rIdg7vnpepn0szimfxmr84bi">
               <w:r>
                 <w:rPr>
                   <w:rFonts w:ascii="Arial" w:cs="Arial" w:eastAsia="Arial" w:hAnsi="Arial"/>
@@ -40179,7 +40179,7 @@
               <w:spacing w:after="10" w:before="0"/>
               <w:ind w:left="120"/>
             </w:pPr>
-            <w:hyperlink w:history="1" r:id="rIduwbnvqrfefsv-un_o79ss">
+            <w:hyperlink w:history="1" r:id="rIdqx7gs9rvlmkda-2ad_mcy">
               <w:r>
                 <w:rPr>
                   <w:rFonts w:ascii="Arial" w:cs="Arial" w:eastAsia="Arial" w:hAnsi="Arial"/>
@@ -40224,7 +40224,7 @@
               </w:rPr>
               <w:t xml:space="preserve">Groups of four rotate through three problem stations (</w:t>
             </w:r>
-            <w:del w:id="9440" w:author="Claude (AI) - proposed" w:date="2026-10-15T13:01:05Z">
+            <w:del w:id="9440" w:author="Claude (AI) - proposed" w:date="2026-10-18T00:31:21Z">
               <w:r>
                 <w:rPr>
                   <w:rFonts w:ascii="Arial" w:cs="Arial" w:eastAsia="Arial" w:hAnsi="Arial"/>
@@ -40239,7 +40239,7 @@
                 <w:delText xml:space="preserve">12</w:delText>
               </w:r>
             </w:del>
-            <w:ins w:id="9441" w:author="Claude (AI) - proposed" w:date="2026-10-15T13:01:05Z">
+            <w:ins w:id="9441" w:author="Claude (AI) - proposed" w:date="2026-10-18T00:31:21Z">
               <w:r>
                 <w:rPr>
                   <w:rFonts w:ascii="Arial" w:cs="Arial" w:eastAsia="Arial" w:hAnsi="Arial"/>
@@ -40307,7 +40307,7 @@
               </w:rPr>
               <w:t xml:space="preserve">Station A — Kisumu Plot Survey (Green card): A land surveyor in Kisumu needs to find the width of a rectangular plot whose diagonal boundary fence runs at 37° to the longer side. The diagonal measures 48 m. Sub-questions: (i) Identify which trigonometric ratio links the 37° angle, the diagonal (hypotenuse), and the shorter side (opposite). (ii) Calculate the shorter side to 1 d.p. (iii) </w:t>
             </w:r>
-            <w:del w:id="9442" w:author="Claude (AI) - proposed" w:date="2026-10-15T13:01:05Z">
+            <w:del w:id="9442" w:author="Claude (AI) - proposed" w:date="2026-10-18T00:31:21Z">
               <w:r>
                 <w:rPr>
                   <w:rFonts w:ascii="Arial" w:cs="Arial" w:eastAsia="Arial" w:hAnsi="Arial"/>
@@ -40322,7 +40322,7 @@
                 <w:delText xml:space="preserve">Verify using</w:delText>
               </w:r>
             </w:del>
-            <w:ins w:id="9443" w:author="Claude (AI) - proposed" w:date="2026-10-15T13:01:05Z">
+            <w:ins w:id="9443" w:author="Claude (AI) - proposed" w:date="2026-10-18T00:31:21Z">
               <w:r>
                 <w:rPr>
                   <w:rFonts w:ascii="Arial" w:cs="Arial" w:eastAsia="Arial" w:hAnsi="Arial"/>
@@ -40350,7 +40350,7 @@
               </w:rPr>
               <w:t xml:space="preserve"> Pythagoras' theorem</w:t>
             </w:r>
-            <w:ins w:id="9444" w:author="Claude (AI) - proposed" w:date="2026-10-15T13:01:05Z">
+            <w:ins w:id="9444" w:author="Claude (AI) - proposed" w:date="2026-10-18T00:31:21Z">
               <w:r>
                 <w:rPr>
                   <w:rFonts w:ascii="Arial" w:cs="Arial" w:eastAsia="Arial" w:hAnsi="Arial"/>
@@ -40458,7 +40458,7 @@
               </w:rPr>
               <w:t xml:space="preserve">Station C — Wilson Airport Glide Path (Blue card): Aircraft approaching Wilson Airport in Nairobi descend on a glide path of 3°. A pilot is at an altitude of 300 m when she begins her final approach. Sub-questions: (i) Use sin 3° (tables or calculator) to find the slant distance the aircraft travels from that altitude to touchdown. (ii) Use cos 3° to find the horizontal ground distance. (iii) The </w:t>
             </w:r>
-            <w:del w:id="9445" w:author="Claude (AI) - proposed" w:date="2026-10-15T13:01:05Z">
+            <w:del w:id="9445" w:author="Claude (AI) - proposed" w:date="2026-10-18T00:31:21Z">
               <w:r>
                 <w:rPr>
                   <w:rFonts w:ascii="Arial" w:cs="Arial" w:eastAsia="Arial" w:hAnsi="Arial"/>
@@ -40486,7 +40486,7 @@
               </w:rPr>
               <w:t xml:space="preserve">angle of elevation from the </w:t>
             </w:r>
-            <w:del w:id="9446" w:author="Claude (AI) - proposed" w:date="2026-10-15T13:01:05Z">
+            <w:del w:id="9446" w:author="Claude (AI) - proposed" w:date="2026-10-18T00:31:21Z">
               <w:r>
                 <w:rPr>
                   <w:rFonts w:ascii="Arial" w:cs="Arial" w:eastAsia="Arial" w:hAnsi="Arial"/>
@@ -40501,7 +40501,7 @@
                 <w:delText xml:space="preserve">threshold of the runway</w:delText>
               </w:r>
             </w:del>
-            <w:ins w:id="9447" w:author="Claude (AI) - proposed" w:date="2026-10-15T13:01:05Z">
+            <w:ins w:id="9447" w:author="Claude (AI) - proposed" w:date="2026-10-18T00:31:21Z">
               <w:r>
                 <w:rPr>
                   <w:rFonts w:ascii="Arial" w:cs="Arial" w:eastAsia="Arial" w:hAnsi="Arial"/>
@@ -40529,7 +40529,7 @@
               </w:rPr>
               <w:t xml:space="preserve"> to the aircraft is </w:t>
             </w:r>
-            <w:del w:id="9448" w:author="Claude (AI) - proposed" w:date="2026-10-15T13:01:05Z">
+            <w:del w:id="9448" w:author="Claude (AI) - proposed" w:date="2026-10-18T00:31:21Z">
               <w:r>
                 <w:rPr>
                   <w:rFonts w:ascii="Arial" w:cs="Arial" w:eastAsia="Arial" w:hAnsi="Arial"/>
@@ -40544,7 +40544,7 @@
                 <w:delText xml:space="preserve">87°. Explain why this makes sense using the complementary angle identity</w:delText>
               </w:r>
             </w:del>
-            <w:ins w:id="9449" w:author="Claude (AI) - proposed" w:date="2026-10-15T13:01:05Z">
+            <w:ins w:id="9449" w:author="Claude (AI) - proposed" w:date="2026-10-18T00:31:21Z">
               <w:r>
                 <w:rPr>
                   <w:rFonts w:ascii="Arial" w:cs="Arial" w:eastAsia="Arial" w:hAnsi="Arial"/>
@@ -40572,7 +40572,7 @@
               </w:rPr>
               <w:t xml:space="preserve"> sin θ = cos(90°−θ)</w:t>
             </w:r>
-            <w:ins w:id="9450" w:author="Claude (AI) - proposed" w:date="2026-10-15T13:01:05Z">
+            <w:ins w:id="9450" w:author="Claude (AI) - proposed" w:date="2026-10-18T00:31:21Z">
               <w:r>
                 <w:rPr>
                   <w:rFonts w:ascii="Arial" w:cs="Arial" w:eastAsia="Arial" w:hAnsi="Arial"/>
@@ -40673,7 +40673,7 @@
               </w:rPr>
               <w:t xml:space="preserve">Before releasing groups say: 'Each station is a real Kenyan context. Your job is not just to get a number — it is to show the reasoning chain: identify the ratio, set up the equation, solve, and verify or interpret. All four group members must be able to explain the solution.' Assign groups to starting stations (use pre-assigned colour cards). Set a visible </w:t>
             </w:r>
-            <w:del w:id="9451" w:author="Claude (AI) - proposed" w:date="2026-10-15T13:01:05Z">
+            <w:del w:id="9451" w:author="Claude (AI) - proposed" w:date="2026-10-18T00:31:21Z">
               <w:r>
                 <w:rPr>
                   <w:rFonts w:ascii="Arial" w:cs="Arial" w:eastAsia="Arial" w:hAnsi="Arial"/>
@@ -40688,7 +40688,7 @@
                 <w:delText xml:space="preserve">12</w:delText>
               </w:r>
             </w:del>
-            <w:ins w:id="9452" w:author="Claude (AI) - proposed" w:date="2026-10-15T13:01:05Z">
+            <w:ins w:id="9452" w:author="Claude (AI) - proposed" w:date="2026-10-18T00:31:21Z">
               <w:r>
                 <w:rPr>
                   <w:rFonts w:ascii="Arial" w:cs="Arial" w:eastAsia="Arial" w:hAnsi="Arial"/>
@@ -40716,7 +40716,7 @@
               </w:rPr>
               <w:t xml:space="preserve">-minute timer. At the </w:t>
             </w:r>
-            <w:del w:id="9453" w:author="Claude (AI) - proposed" w:date="2026-10-15T13:01:05Z">
+            <w:del w:id="9453" w:author="Claude (AI) - proposed" w:date="2026-10-18T00:31:21Z">
               <w:r>
                 <w:rPr>
                   <w:rFonts w:ascii="Arial" w:cs="Arial" w:eastAsia="Arial" w:hAnsi="Arial"/>
@@ -40731,7 +40731,7 @@
                 <w:delText xml:space="preserve">11</w:delText>
               </w:r>
             </w:del>
-            <w:ins w:id="9454" w:author="Claude (AI) - proposed" w:date="2026-10-15T13:01:05Z">
+            <w:ins w:id="9454" w:author="Claude (AI) - proposed" w:date="2026-10-18T00:31:21Z">
               <w:r>
                 <w:rPr>
                   <w:rFonts w:ascii="Arial" w:cs="Arial" w:eastAsia="Arial" w:hAnsi="Arial"/>
@@ -40759,7 +40759,7 @@
               </w:rPr>
               <w:t xml:space="preserve">-minute mark say: 'One minute — make sure every member can explain your solution.' Sound a soft signal for transitions. During rotations, circulate and listen for: (a) correct ratio identification, (b) correct substitution, (c) use of exact values at Station B, (d) complementary angle reasoning at Station C. At Station B, probe with: 'Why can we use √3 exactly instead of a decimal? What does that tell us about special angles?' Allow 10 seconds WAIT TIME before accepting responses. At Station C, probe: 'The pilot's angle </w:t>
             </w:r>
-            <w:ins w:id="9455" w:author="Claude (AI) - proposed" w:date="2026-10-15T13:01:05Z">
+            <w:ins w:id="9455" w:author="Claude (AI) - proposed" w:date="2026-10-18T00:31:21Z">
               <w:r>
                 <w:rPr>
                   <w:rFonts w:ascii="Arial" w:cs="Arial" w:eastAsia="Arial" w:hAnsi="Arial"/>
@@ -40787,7 +40787,7 @@
               </w:rPr>
               <w:t xml:space="preserve">is 3°</w:t>
             </w:r>
-            <w:del w:id="9456" w:author="Claude (AI) - proposed" w:date="2026-10-15T13:01:05Z">
+            <w:del w:id="9456" w:author="Claude (AI) - proposed" w:date="2026-10-18T00:31:21Z">
               <w:r>
                 <w:rPr>
                   <w:rFonts w:ascii="Arial" w:cs="Arial" w:eastAsia="Arial" w:hAnsi="Arial"/>
@@ -40802,7 +40802,7 @@
                 <w:delText xml:space="preserve"> and the co-pilot says 87°. Where did</w:delText>
               </w:r>
             </w:del>
-            <w:ins w:id="9457" w:author="Claude (AI) - proposed" w:date="2026-10-15T13:01:05Z">
+            <w:ins w:id="9457" w:author="Claude (AI) - proposed" w:date="2026-10-18T00:31:21Z">
               <w:r>
                 <w:rPr>
                   <w:rFonts w:ascii="Arial" w:cs="Arial" w:eastAsia="Arial" w:hAnsi="Arial"/>
@@ -40830,7 +40830,7 @@
               </w:rPr>
               <w:t xml:space="preserve"> 87° come from</w:t>
             </w:r>
-            <w:ins w:id="9458" w:author="Claude (AI) - proposed" w:date="2026-10-15T13:01:05Z">
+            <w:ins w:id="9458" w:author="Claude (AI) - proposed" w:date="2026-10-18T00:31:21Z">
               <w:r>
                 <w:rPr>
                   <w:rFonts w:ascii="Arial" w:cs="Arial" w:eastAsia="Arial" w:hAnsi="Arial"/>
@@ -40924,7 +40924,7 @@
               </w:rPr>
               <w:t xml:space="preserve">Observable indicators: (1) Group Answer Sheets show a labelled diagram, a correctly written ratio equation (e.g., tan 60° = h/30), and a numerical answer with units at each station. (2) </w:t>
             </w:r>
-            <w:del w:id="9459" w:author="Claude (AI) - proposed" w:date="2026-10-15T13:01:05Z">
+            <w:del w:id="9459" w:author="Claude (AI) - proposed" w:date="2026-10-18T00:31:21Z">
               <w:r>
                 <w:rPr>
                   <w:rFonts w:ascii="Arial" w:cs="Arial" w:eastAsia="Arial" w:hAnsi="Arial"/>
@@ -40939,7 +40939,7 @@
                 <w:delText xml:space="preserve">At Station B, learners write '</w:delText>
               </w:r>
             </w:del>
-            <w:ins w:id="9460" w:author="Claude (AI) - proposed" w:date="2026-10-15T13:01:05Z">
+            <w:ins w:id="9460" w:author="Claude (AI) - proposed" w:date="2026-10-18T00:31:21Z">
               <w:r>
                 <w:rPr>
                   <w:rFonts w:ascii="Arial" w:cs="Arial" w:eastAsia="Arial" w:hAnsi="Arial"/>
@@ -40967,7 +40967,7 @@
               </w:rPr>
               <w:t xml:space="preserve">30√3 m</w:t>
             </w:r>
-            <w:del w:id="9461" w:author="Claude (AI) - proposed" w:date="2026-10-15T13:01:05Z">
+            <w:del w:id="9461" w:author="Claude (AI) - proposed" w:date="2026-10-18T00:31:21Z">
               <w:r>
                 <w:rPr>
                   <w:rFonts w:ascii="Arial" w:cs="Arial" w:eastAsia="Arial" w:hAnsi="Arial"/>
@@ -40982,7 +40982,7 @@
                 <w:delText xml:space="preserve">' or '</w:delText>
               </w:r>
             </w:del>
-            <w:ins w:id="9462" w:author="Claude (AI) - proposed" w:date="2026-10-15T13:01:05Z">
+            <w:ins w:id="9462" w:author="Claude (AI) - proposed" w:date="2026-10-18T00:31:21Z">
               <w:r>
                 <w:rPr>
                   <w:rFonts w:ascii="Arial" w:cs="Arial" w:eastAsia="Arial" w:hAnsi="Arial"/>
@@ -41010,7 +41010,7 @@
               </w:rPr>
               <w:t xml:space="preserve">51.96 m</w:t>
             </w:r>
-            <w:del w:id="9463" w:author="Claude (AI) - proposed" w:date="2026-10-15T13:01:05Z">
+            <w:del w:id="9463" w:author="Claude (AI) - proposed" w:date="2026-10-18T00:31:21Z">
               <w:r>
                 <w:rPr>
                   <w:rFonts w:ascii="Arial" w:cs="Arial" w:eastAsia="Arial" w:hAnsi="Arial"/>
@@ -41025,7 +41025,7 @@
                 <w:delText xml:space="preserve">' — </w:delText>
               </w:r>
             </w:del>
-            <w:ins w:id="9464" w:author="Claude (AI) - proposed" w:date="2026-10-15T13:01:05Z">
+            <w:ins w:id="9464" w:author="Claude (AI) - proposed" w:date="2026-10-18T00:31:21Z">
               <w:r>
                 <w:rPr>
                   <w:rFonts w:ascii="Arial" w:cs="Arial" w:eastAsia="Arial" w:hAnsi="Arial"/>
@@ -41053,7 +41053,7 @@
               </w:rPr>
               <w:t xml:space="preserve">either is acceptable but exact form is preferred</w:t>
             </w:r>
-            <w:ins w:id="9465" w:author="Claude (AI) - proposed" w:date="2026-10-15T13:01:05Z">
+            <w:ins w:id="9465" w:author="Claude (AI) - proposed" w:date="2026-10-18T00:31:21Z">
               <w:r>
                 <w:rPr>
                   <w:rFonts w:ascii="Arial" w:cs="Arial" w:eastAsia="Arial" w:hAnsi="Arial"/>
@@ -41137,7 +41137,7 @@
             <w:pPr>
               <w:spacing w:after="20" w:before="0"/>
             </w:pPr>
-            <w:hyperlink w:history="1" r:id="rIdysoquxqd2qwsqxh5ikakr">
+            <w:hyperlink w:history="1" r:id="rIdtiseghvddbuh69von6kw2">
               <w:r>
                 <w:rPr>
                   <w:rFonts w:ascii="Arial" w:cs="Arial" w:eastAsia="Arial" w:hAnsi="Arial"/>
@@ -41186,7 +41186,7 @@
               <w:spacing w:after="10" w:before="0"/>
               <w:ind w:left="120"/>
             </w:pPr>
-            <w:hyperlink w:history="1" r:id="rIdbl4m0qlmuig4slfzc6akh">
+            <w:hyperlink w:history="1" r:id="rIdffwp2lluey-accg-up_sv">
               <w:r>
                 <w:rPr>
                   <w:rFonts w:ascii="Arial" w:cs="Arial" w:eastAsia="Arial" w:hAnsi="Arial"/>
@@ -41231,7 +41231,7 @@
             <w:pPr>
               <w:spacing w:after="20" w:before="0"/>
             </w:pPr>
-            <w:hyperlink w:history="1" r:id="rId9klxpuikpjn9uu3k6vuxy">
+            <w:hyperlink w:history="1" r:id="rIdbdd08qwqwxpe2zz0pjz45">
               <w:r>
                 <w:rPr>
                   <w:rFonts w:ascii="Arial" w:cs="Arial" w:eastAsia="Arial" w:hAnsi="Arial"/>
@@ -41264,7 +41264,7 @@
               <w:spacing w:after="10" w:before="0"/>
               <w:ind w:left="120"/>
             </w:pPr>
-            <w:hyperlink w:history="1" r:id="rIdvsnbmjwtvjhdiwd0db8xn">
+            <w:hyperlink w:history="1" r:id="rIdixqjhzbumc6l4ofsotzvm">
               <w:r>
                 <w:rPr>
                   <w:rFonts w:ascii="Arial" w:cs="Arial" w:eastAsia="Arial" w:hAnsi="Arial"/>
@@ -41309,7 +41309,7 @@
               </w:rPr>
               <w:t xml:space="preserve">Each group presents one assigned station solution (</w:t>
             </w:r>
-            <w:del w:id="9466" w:author="Claude (AI) - proposed" w:date="2026-10-15T13:01:05Z">
+            <w:del w:id="9466" w:author="Claude (AI) - proposed" w:date="2026-10-18T00:31:21Z">
               <w:r>
                 <w:rPr>
                   <w:rFonts w:ascii="Arial" w:cs="Arial" w:eastAsia="Arial" w:hAnsi="Arial"/>
@@ -41324,7 +41324,7 @@
                 <w:delText xml:space="preserve">5</w:delText>
               </w:r>
             </w:del>
-            <w:ins w:id="9467" w:author="Claude (AI) - proposed" w:date="2026-10-15T13:01:05Z">
+            <w:ins w:id="9467" w:author="Claude (AI) - proposed" w:date="2026-10-18T00:31:21Z">
               <w:r>
                 <w:rPr>
                   <w:rFonts w:ascii="Arial" w:cs="Arial" w:eastAsia="Arial" w:hAnsi="Arial"/>
@@ -41352,7 +41352,7 @@
               </w:rPr>
               <w:t xml:space="preserve"> minutes per group</w:t>
             </w:r>
-            <w:del w:id="9468" w:author="Claude (AI) - proposed" w:date="2026-10-15T13:01:05Z">
+            <w:del w:id="9468" w:author="Claude (AI) - proposed" w:date="2026-10-18T00:31:21Z">
               <w:r>
                 <w:rPr>
                   <w:rFonts w:ascii="Arial" w:cs="Arial" w:eastAsia="Arial" w:hAnsi="Arial"/>
@@ -41367,7 +41367,7 @@
                 <w:delText xml:space="preserve">, 15</w:delText>
               </w:r>
             </w:del>
-            <w:ins w:id="9469" w:author="Claude (AI) - proposed" w:date="2026-10-15T13:01:05Z">
+            <w:ins w:id="9469" w:author="Claude (AI) - proposed" w:date="2026-10-18T00:31:21Z">
               <w:r>
                 <w:rPr>
                   <w:rFonts w:ascii="Arial" w:cs="Arial" w:eastAsia="Arial" w:hAnsi="Arial"/>
@@ -41395,7 +41395,7 @@
               </w:rPr>
               <w:t xml:space="preserve"> minutes total). Presenters write their triangle diagram and calculation on the board; the class listens and completes a 'Gallery Critique' slip — one thing correct, one question or extension. After all three presentations, the teacher facilitates a whole-class synthesis: learners co-construct a 'Trigonometry Concept Map' on the board that shows SOH CAH TOA at the centre, branching to special angles (30°, 45°, 60°), </w:t>
             </w:r>
-            <w:del w:id="9470" w:author="Claude (AI) - proposed" w:date="2026-10-15T13:01:05Z">
+            <w:del w:id="9470" w:author="Claude (AI) - proposed" w:date="2026-10-18T00:31:21Z">
               <w:r>
                 <w:rPr>
                   <w:rFonts w:ascii="Arial" w:cs="Arial" w:eastAsia="Arial" w:hAnsi="Arial"/>
@@ -41578,7 +41578,7 @@
             <w:pPr>
               <w:spacing w:after="20" w:before="0"/>
             </w:pPr>
-            <w:hyperlink w:history="1" r:id="rIdraa2wqu0knilqdejsh8qh">
+            <w:hyperlink w:history="1" r:id="rIdhmjfqebnlcskfp-tpq3fg">
               <w:r>
                 <w:rPr>
                   <w:rFonts w:ascii="Arial" w:cs="Arial" w:eastAsia="Arial" w:hAnsi="Arial"/>
@@ -41627,7 +41627,7 @@
               <w:spacing w:after="10" w:before="0"/>
               <w:ind w:left="120"/>
             </w:pPr>
-            <w:hyperlink w:history="1" r:id="rIdcwmc2jl_ujgojt97vgrao">
+            <w:hyperlink w:history="1" r:id="rIdrfhwgwi5qivbckvks2oui">
               <w:r>
                 <w:rPr>
                   <w:rFonts w:ascii="Arial" w:cs="Arial" w:eastAsia="Arial" w:hAnsi="Arial"/>
@@ -41672,7 +41672,7 @@
             <w:pPr>
               <w:spacing w:after="20" w:before="0"/>
             </w:pPr>
-            <w:hyperlink w:history="1" r:id="rIdmpib_7svyshary86ogmxl">
+            <w:hyperlink w:history="1" r:id="rId4bseqem2bxvgltaqdbh6m">
               <w:r>
                 <w:rPr>
                   <w:rFonts w:ascii="Arial" w:cs="Arial" w:eastAsia="Arial" w:hAnsi="Arial"/>
@@ -41705,7 +41705,7 @@
               <w:spacing w:after="10" w:before="0"/>
               <w:ind w:left="120"/>
             </w:pPr>
-            <w:hyperlink w:history="1" r:id="rIdjfalueqwksx40lb0jtkkj">
+            <w:hyperlink w:history="1" r:id="rId-heqwj-cejuchgdg5dtzi">
               <w:r>
                 <w:rPr>
                   <w:rFonts w:ascii="Arial" w:cs="Arial" w:eastAsia="Arial" w:hAnsi="Arial"/>
@@ -41750,7 +41750,7 @@
               </w:rPr>
               <w:t xml:space="preserve">The full Driving Question Board — accumulated across all 10 lessons — is displayed. Cards are organised into four colour-coded columns: Predictions (Lesson 1), Questions (Lessons 1–9), Evidence (Lessons 2–9), and Claims (ongoing). Working in pairs, learners receive a printed DQB Summary Sheet listing every card's text. They spend </w:t>
             </w:r>
-            <w:del w:id="9471" w:author="Claude (AI) - proposed" w:date="2026-10-15T13:01:05Z">
+            <w:del w:id="9471" w:author="Claude (AI) - proposed" w:date="2026-10-18T00:31:21Z">
               <w:r>
                 <w:rPr>
                   <w:rFonts w:ascii="Arial" w:cs="Arial" w:eastAsia="Arial" w:hAnsi="Arial"/>
@@ -41765,7 +41765,7 @@
                 <w:delText xml:space="preserve">8</w:delText>
               </w:r>
             </w:del>
-            <w:ins w:id="9472" w:author="Claude (AI) - proposed" w:date="2026-10-15T13:01:05Z">
+            <w:ins w:id="9472" w:author="Claude (AI) - proposed" w:date="2026-10-18T00:31:21Z">
               <w:r>
                 <w:rPr>
                   <w:rFonts w:ascii="Arial" w:cs="Arial" w:eastAsia="Arial" w:hAnsi="Arial"/>
@@ -41826,7 +41826,7 @@
               </w:rPr>
               <w:t xml:space="preserve">Uncover the full DQB (all cards visible). Say: 'This board tells the story of our learning across 10 lessons. Every question you ever asked, every prediction you ever made — it is all here.' Give pairs the DQB Summary Sheet. Say: 'In </w:t>
             </w:r>
-            <w:del w:id="9473" w:author="Claude (AI) - proposed" w:date="2026-10-15T13:01:05Z">
+            <w:del w:id="9473" w:author="Claude (AI) - proposed" w:date="2026-10-18T00:31:21Z">
               <w:r>
                 <w:rPr>
                   <w:rFonts w:ascii="Arial" w:cs="Arial" w:eastAsia="Arial" w:hAnsi="Arial"/>
@@ -41841,7 +41841,7 @@
                 <w:delText xml:space="preserve">8</w:delText>
               </w:r>
             </w:del>
-            <w:ins w:id="9474" w:author="Claude (AI) - proposed" w:date="2026-10-15T13:01:05Z">
+            <w:ins w:id="9474" w:author="Claude (AI) - proposed" w:date="2026-10-18T00:31:21Z">
               <w:r>
                 <w:rPr>
                   <w:rFonts w:ascii="Arial" w:cs="Arial" w:eastAsia="Arial" w:hAnsi="Arial"/>
@@ -41869,7 +41869,7 @@
               </w:rPr>
               <w:t xml:space="preserve"> minutes, stamp every card. Be honest — if something is still unclear to you, mark it with a question mark. That is not failure; that is intellectual honesty.' After </w:t>
             </w:r>
-            <w:del w:id="9475" w:author="Claude (AI) - proposed" w:date="2026-10-15T13:01:05Z">
+            <w:del w:id="9475" w:author="Claude (AI) - proposed" w:date="2026-10-18T00:31:21Z">
               <w:r>
                 <w:rPr>
                   <w:rFonts w:ascii="Arial" w:cs="Arial" w:eastAsia="Arial" w:hAnsi="Arial"/>
@@ -41884,7 +41884,7 @@
                 <w:delText xml:space="preserve">8</w:delText>
               </w:r>
             </w:del>
-            <w:ins w:id="9476" w:author="Claude (AI) - proposed" w:date="2026-10-15T13:01:05Z">
+            <w:ins w:id="9476" w:author="Claude (AI) - proposed" w:date="2026-10-18T00:31:21Z">
               <w:r>
                 <w:rPr>
                   <w:rFonts w:ascii="Arial" w:cs="Arial" w:eastAsia="Arial" w:hAnsi="Arial"/>
@@ -41978,7 +41978,7 @@
               </w:rPr>
               <w:t xml:space="preserve">Observable indicators: (1) Every pair's DQB Summary Sheet is fully stamped — no blank cards. (2) Disagreements between pairs are resolved by citing a specific lesson's evidence (e.g., 'In Lesson </w:t>
             </w:r>
-            <w:del w:id="9477" w:author="Claude (AI) - proposed" w:date="2026-10-15T13:01:05Z">
+            <w:del w:id="9477" w:author="Claude (AI) - proposed" w:date="2026-10-18T00:31:21Z">
               <w:r>
                 <w:rPr>
                   <w:rFonts w:ascii="Arial" w:cs="Arial" w:eastAsia="Arial" w:hAnsi="Arial"/>
@@ -41993,7 +41993,7 @@
                 <w:delText xml:space="preserve">4 we found that</w:delText>
               </w:r>
             </w:del>
-            <w:ins w:id="9478" w:author="Claude (AI) - proposed" w:date="2026-10-15T13:01:05Z">
+            <w:ins w:id="9478" w:author="Claude (AI) - proposed" w:date="2026-10-18T00:31:21Z">
               <w:r>
                 <w:rPr>
                   <w:rFonts w:ascii="Arial" w:cs="Arial" w:eastAsia="Arial" w:hAnsi="Arial"/>
@@ -42021,7 +42021,7 @@
               </w:rPr>
               <w:t xml:space="preserve"> sin 30° = </w:t>
             </w:r>
-            <w:del w:id="9479" w:author="Claude (AI) - proposed" w:date="2026-10-15T13:01:05Z">
+            <w:del w:id="9479" w:author="Claude (AI) - proposed" w:date="2026-10-18T00:31:21Z">
               <w:r>
                 <w:rPr>
                   <w:rFonts w:ascii="Arial" w:cs="Arial" w:eastAsia="Arial" w:hAnsi="Arial"/>
@@ -42036,7 +42036,7 @@
                 <w:delText xml:space="preserve">0.5</w:delText>
               </w:r>
             </w:del>
-            <w:ins w:id="9480" w:author="Claude (AI) - proposed" w:date="2026-10-15T13:01:05Z">
+            <w:ins w:id="9480" w:author="Claude (AI) - proposed" w:date="2026-10-18T00:31:21Z">
               <w:r>
                 <w:rPr>
                   <w:rFonts w:ascii="Arial" w:cs="Arial" w:eastAsia="Arial" w:hAnsi="Arial"/>
@@ -42120,7 +42120,7 @@
             <w:pPr>
               <w:spacing w:after="20" w:before="0"/>
             </w:pPr>
-            <w:hyperlink w:history="1" r:id="rIdylrszmlvtc_zkid9l8vme">
+            <w:hyperlink w:history="1" r:id="rIdygxd9axb03hjrkpubzxzj">
               <w:r>
                 <w:rPr>
                   <w:rFonts w:ascii="Arial" w:cs="Arial" w:eastAsia="Arial" w:hAnsi="Arial"/>
@@ -42169,7 +42169,7 @@
               <w:spacing w:after="10" w:before="0"/>
               <w:ind w:left="120"/>
             </w:pPr>
-            <w:hyperlink w:history="1" r:id="rId6xxtwai5r6_hm1czu7x_e">
+            <w:hyperlink w:history="1" r:id="rIdpqjov0krl7fgrzp0zk_ei">
               <w:r>
                 <w:rPr>
                   <w:rFonts w:ascii="Arial" w:cs="Arial" w:eastAsia="Arial" w:hAnsi="Arial"/>
@@ -42214,7 +42214,7 @@
             <w:pPr>
               <w:spacing w:after="20" w:before="0"/>
             </w:pPr>
-            <w:hyperlink w:history="1" r:id="rIddamwaxbxx_dkxidh_qvvf">
+            <w:hyperlink w:history="1" r:id="rIdxnxpyungfdhmj-k28iqim">
               <w:r>
                 <w:rPr>
                   <w:rFonts w:ascii="Arial" w:cs="Arial" w:eastAsia="Arial" w:hAnsi="Arial"/>
@@ -42263,7 +42263,7 @@
               <w:spacing w:after="10" w:before="0"/>
               <w:ind w:left="120"/>
             </w:pPr>
-            <w:hyperlink w:history="1" r:id="rIdvgxibkuh5ziosgqf6uwgp">
+            <w:hyperlink w:history="1" r:id="rIdytlmjvnvieqxu6dbvfsqt">
               <w:r>
                 <w:rPr>
                   <w:rFonts w:ascii="Arial" w:cs="Arial" w:eastAsia="Arial" w:hAnsi="Arial"/>
@@ -42308,7 +42308,7 @@
               </w:rPr>
               <w:t xml:space="preserve">Each learner works individually to produce their Final Annotated Model — a revision and completion of the model they have updated across all 10 lessons. The model must include: (1) A large right-angled triangle labelled with θ, Opposite, Adjacent, Hypotenuse. (2) </w:t>
             </w:r>
-            <w:del w:id="9481" w:author="Claude (AI) - proposed" w:date="2026-10-15T13:01:05Z">
+            <w:del w:id="9481" w:author="Claude (AI) - proposed" w:date="2026-10-18T00:31:21Z">
               <w:r>
                 <w:rPr>
                   <w:rFonts w:ascii="Arial" w:cs="Arial" w:eastAsia="Arial" w:hAnsi="Arial"/>
@@ -42323,7 +42323,7 @@
                 <w:delText xml:space="preserve">All six trigonometric ratios</w:delText>
               </w:r>
             </w:del>
-            <w:ins w:id="9482" w:author="Claude (AI) - proposed" w:date="2026-10-15T13:01:05Z">
+            <w:ins w:id="9482" w:author="Claude (AI) - proposed" w:date="2026-10-18T00:31:21Z">
               <w:r>
                 <w:rPr>
                   <w:rFonts w:ascii="Arial" w:cs="Arial" w:eastAsia="Arial" w:hAnsi="Arial"/>
@@ -42351,7 +42351,7 @@
               </w:rPr>
               <w:t xml:space="preserve"> written as fractions beside the triangle. (3) A special-angles table (0°, 30°, 45°, 60°, 90°) for sin, cos, tan. (4) The complementary identity sin θ = cos(90°−θ) written and illustrated with one example. (5) The original mango-tree data (Achieng: height 1.6 m, shadow 1.2 m; tree shadow 9.0 m; angle 53°) worked through using at least two distinct methods, with answers circled. (6) Three labelled arrows — one pointing to the Kisumu plot, one to the Kericho mast, one to the Wilson Airport glide path — each annotated with the ratio used and why. (7) A 'Final Explanation' box at the bottom answering the driving question in 2–3 sentences. Learners spend </w:t>
             </w:r>
-            <w:del w:id="9483" w:author="Claude (AI) - proposed" w:date="2026-10-15T13:01:05Z">
+            <w:del w:id="9483" w:author="Claude (AI) - proposed" w:date="2026-10-18T00:31:21Z">
               <w:r>
                 <w:rPr>
                   <w:rFonts w:ascii="Arial" w:cs="Arial" w:eastAsia="Arial" w:hAnsi="Arial"/>
@@ -42366,7 +42366,7 @@
                 <w:delText xml:space="preserve">15</w:delText>
               </w:r>
             </w:del>
-            <w:ins w:id="9484" w:author="Claude (AI) - proposed" w:date="2026-10-15T13:01:05Z">
+            <w:ins w:id="9484" w:author="Claude (AI) - proposed" w:date="2026-10-18T00:31:21Z">
               <w:r>
                 <w:rPr>
                   <w:rFonts w:ascii="Arial" w:cs="Arial" w:eastAsia="Arial" w:hAnsi="Arial"/>
@@ -42427,7 +42427,7 @@
               </w:rPr>
               <w:t xml:space="preserve">Distribute blank A3 paper (or learners use their last journal page). Say: 'This is your final model — the most important piece of mathematics you will produce in this unit. It should be something you could show a friend in Mombasa or a farmer in the Rift Valley and use it to explain how trigonometry works in the real world.' Display the seven required components as a checklist on the board. Say: 'You have </w:t>
             </w:r>
-            <w:del w:id="9485" w:author="Claude (AI) - proposed" w:date="2026-10-15T13:01:05Z">
+            <w:del w:id="9485" w:author="Claude (AI) - proposed" w:date="2026-10-18T00:31:21Z">
               <w:r>
                 <w:rPr>
                   <w:rFonts w:ascii="Arial" w:cs="Arial" w:eastAsia="Arial" w:hAnsi="Arial"/>
@@ -42442,7 +42442,7 @@
                 <w:delText xml:space="preserve">15</w:delText>
               </w:r>
             </w:del>
-            <w:ins w:id="9486" w:author="Claude (AI) - proposed" w:date="2026-10-15T13:01:05Z">
+            <w:ins w:id="9486" w:author="Claude (AI) - proposed" w:date="2026-10-18T00:31:21Z">
               <w:r>
                 <w:rPr>
                   <w:rFonts w:ascii="Arial" w:cs="Arial" w:eastAsia="Arial" w:hAnsi="Arial"/>
@@ -42470,7 +42470,7 @@
               </w:rPr>
               <w:t xml:space="preserve"> minutes. Work in silence — this is individual. I will be circulating and I may ask you to explain any part of your model to me verbally.' Circulate every 2 minutes. When you see a learner struggling with the mango-tree calculation, crouch to their level and ask quietly: 'Which sides do you know? Which ratio connects them?' — do not give the answer. When you see a strong model, ask the learner: 'Can you add one more thing that would make this model useful to someone who has never studied trigonometry?' At the </w:t>
             </w:r>
-            <w:del w:id="9487" w:author="Claude (AI) - proposed" w:date="2026-10-15T13:01:05Z">
+            <w:del w:id="9487" w:author="Claude (AI) - proposed" w:date="2026-10-18T00:31:21Z">
               <w:r>
                 <w:rPr>
                   <w:rFonts w:ascii="Arial" w:cs="Arial" w:eastAsia="Arial" w:hAnsi="Arial"/>
@@ -42485,7 +42485,7 @@
                 <w:delText xml:space="preserve">13</w:delText>
               </w:r>
             </w:del>
-            <w:ins w:id="9488" w:author="Claude (AI) - proposed" w:date="2026-10-15T13:01:05Z">
+            <w:ins w:id="9488" w:author="Claude (AI) - proposed" w:date="2026-10-18T00:31:21Z">
               <w:r>
                 <w:rPr>
                   <w:rFonts w:ascii="Arial" w:cs="Arial" w:eastAsia="Arial" w:hAnsi="Arial"/>
@@ -42513,7 +42513,7 @@
               </w:rPr>
               <w:t xml:space="preserve">-minute mark say: 'Two minutes — make sure your Final Explanation box is complete and your mango-tree answers are circled.' At </w:t>
             </w:r>
-            <w:del w:id="9489" w:author="Claude (AI) - proposed" w:date="2026-10-15T13:01:05Z">
+            <w:del w:id="9489" w:author="Claude (AI) - proposed" w:date="2026-10-18T00:31:21Z">
               <w:r>
                 <w:rPr>
                   <w:rFonts w:ascii="Arial" w:cs="Arial" w:eastAsia="Arial" w:hAnsi="Arial"/>
@@ -42528,7 +42528,7 @@
                 <w:delText xml:space="preserve">15</w:delText>
               </w:r>
             </w:del>
-            <w:ins w:id="9490" w:author="Claude (AI) - proposed" w:date="2026-10-15T13:01:05Z">
+            <w:ins w:id="9490" w:author="Claude (AI) - proposed" w:date="2026-10-18T00:31:21Z">
               <w:r>
                 <w:rPr>
                   <w:rFonts w:ascii="Arial" w:cs="Arial" w:eastAsia="Arial" w:hAnsi="Arial"/>
@@ -42556,7 +42556,7 @@
               </w:rPr>
               <w:t xml:space="preserve"> minutes say: 'Pause. Take out your Lesson 1 model sketch. Hold them side by side. On a sticky note, write exactly three differences — be specific and mathematical. Attach it to your final model.' Collect all final models</w:t>
             </w:r>
-            <w:ins w:id="9491" w:author="Claude (AI) - proposed" w:date="2026-10-15T13:01:05Z">
+            <w:ins w:id="9491" w:author="Claude (AI) - proposed" w:date="2026-10-18T00:31:21Z">
               <w:r>
                 <w:rPr>
                   <w:rFonts w:ascii="Arial" w:cs="Arial" w:eastAsia="Arial" w:hAnsi="Arial"/>
@@ -42650,7 +42650,7 @@
               </w:rPr>
               <w:t xml:space="preserve">Observable indicators: (1) The final model contains all seven required components — teacher uses the checklist to score each submission (0–7 points) and returns with written feedback within one lesson. (2) The 'Final Explanation' box uses the words 'ratio', 'right-angled triangle', 'angle', and 'height' in a coherent argument — vague answers ('trigonometry helps us') are flagged for verbal follow-up. (3) The sticky note names three specific mathematical differences (e.g., 'In Lesson 1 I did not know what tan meant; now I know tan θ = opposite/adjacent') — non-specific differences ('I know more now') are returned with the prompt 'Give me the mathematics.' (4) The mango-tree calculation shows at least two correctly labelled methods with matching numerical answers (tree height ≈ 12.0 m from </w:t>
             </w:r>
-            <w:ins w:id="9492" w:author="Claude (AI) - proposed" w:date="2026-10-15T13:01:05Z">
+            <w:ins w:id="9492" w:author="Claude (AI) - proposed" w:date="2026-10-18T00:31:21Z">
               <w:r>
                 <w:rPr>
                   <w:rFonts w:ascii="Arial" w:cs="Arial" w:eastAsia="Arial" w:hAnsi="Arial"/>
@@ -42678,7 +42678,7 @@
               </w:rPr>
               <w:t xml:space="preserve">shadow ratio; ≈ </w:t>
             </w:r>
-            <w:del w:id="9493" w:author="Claude (AI) - proposed" w:date="2026-10-15T13:01:05Z">
+            <w:del w:id="9493" w:author="Claude (AI) - proposed" w:date="2026-10-18T00:31:21Z">
               <w:r>
                 <w:rPr>
                   <w:rFonts w:ascii="Arial" w:cs="Arial" w:eastAsia="Arial" w:hAnsi="Arial"/>
@@ -42693,7 +42693,7 @@
                 <w:delText xml:space="preserve">12.0 m from </w:delText>
               </w:r>
             </w:del>
-            <w:ins w:id="9494" w:author="Claude (AI) - proposed" w:date="2026-10-15T13:01:05Z">
+            <w:ins w:id="9494" w:author="Claude (AI) - proposed" w:date="2026-10-18T00:31:21Z">
               <w:r>
                 <w:rPr>
                   <w:rFonts w:ascii="Arial" w:cs="Arial" w:eastAsia="Arial" w:hAnsi="Arial"/>
@@ -42721,7 +42721,7 @@
               </w:rPr>
               <w:t xml:space="preserve">tan 53°</w:t>
             </w:r>
-            <w:del w:id="9495" w:author="Claude (AI) - proposed" w:date="2026-10-15T13:01:05Z">
+            <w:del w:id="9495" w:author="Claude (AI) - proposed" w:date="2026-10-18T00:31:21Z">
               <w:r>
                 <w:rPr>
                   <w:rFonts w:ascii="Arial" w:cs="Arial" w:eastAsia="Arial" w:hAnsi="Arial"/>
@@ -42736,7 +42736,7 @@
                 <w:delText xml:space="preserve"> × 9.0 m</w:delText>
               </w:r>
             </w:del>
-            <w:ins w:id="9496" w:author="Claude (AI) - proposed" w:date="2026-10-15T13:01:05Z">
+            <w:ins w:id="9496" w:author="Claude (AI) - proposed" w:date="2026-10-18T00:31:21Z">
               <w:r>
                 <w:rPr>
                   <w:rFonts w:ascii="Arial" w:cs="Arial" w:eastAsia="Arial" w:hAnsi="Arial"/>
@@ -43057,7 +43057,7 @@
               </w:rPr>
               <w:t xml:space="preserve">Students learned that trigonometric ratios (sin, cos</w:t>
             </w:r>
-            <w:del w:id="9497" w:author="Claude (AI) - proposed" w:date="2026-10-15T13:01:05Z">
+            <w:del w:id="9497" w:author="Claude (AI) - proposed" w:date="2026-10-18T00:31:21Z">
               <w:r>
                 <w:rPr>
                   <w:rFonts w:ascii="Arial" w:cs="Arial" w:eastAsia="Arial" w:hAnsi="Arial"/>
@@ -43072,7 +43072,7 @@
                 <w:delText xml:space="preserve">, tan and their reciprocals cosec, sec, cot</w:delText>
               </w:r>
             </w:del>
-            <w:ins w:id="9498" w:author="Claude (AI) - proposed" w:date="2026-10-15T13:01:05Z">
+            <w:ins w:id="9498" w:author="Claude (AI) - proposed" w:date="2026-10-18T00:31:21Z">
               <w:r>
                 <w:rPr>
                   <w:rFonts w:ascii="Arial" w:cs="Arial" w:eastAsia="Arial" w:hAnsi="Arial"/>
@@ -43188,7 +43188,7 @@
         </w:rPr>
         <w:t xml:space="preserve">© 2026 SeaVuria and ARES. Aligned with KICD objectives. Developed by SeaVuria; technical implementation by ARES (with AI assistance from Claude). Licensed under </w:t>
       </w:r>
-      <w:hyperlink w:history="1" r:id="rIdxinfhd-3xngwtmgraf2da">
+      <w:hyperlink w:history="1" r:id="rIdgwkqqa3n1zxzolobknoje">
         <w:r>
           <w:rPr>
             <w:rFonts w:ascii="Arial" w:cs="Arial" w:eastAsia="Arial" w:hAnsi="Arial"/>
@@ -43209,7 +43209,7 @@
         </w:rPr>
         <w:t xml:space="preserve"> (</w:t>
       </w:r>
-      <w:hyperlink w:history="1" r:id="rId_-usbn-enrck2l1yomuu_">
+      <w:hyperlink w:history="1" r:id="rIduix7ni0rx5qgwgd-bnj83">
         <w:r>
           <w:rPr>
             <w:rFonts w:ascii="Arial" w:cs="Arial" w:eastAsia="Arial" w:hAnsi="Arial"/>
